--- a/paper/molecular_informatics_submission.docx
+++ b/paper/molecular_informatics_submission.docx
@@ -4432,7 +4432,7 @@
         <w:pStyle w:val="TableCaption"/>
       </w:pPr>
       <w:r>
-        <w:t xml:space="preserve">Spearman correlations between median rankings by definition family.</w:t>
+        <w:t xml:space="preserve">Table 1. Spearman correlations between median rankings by definition family.</w:t>
       </w:r>
       <w:r>
         <w:t xml:space="preserve"> </w:t>
@@ -4480,7 +4480,7 @@
         <w:tblStyle w:val="Table"/>
         <w:tblW w:type="auto" w:w="0"/>
         <w:tblLook w:firstRow="1" w:lastRow="0" w:firstColumn="0" w:lastColumn="0" w:noHBand="0" w:noVBand="0" w:val="0020"/>
-        <w:tblCaption w:val="Spearman correlations between median rankings by definition family. Upper triangle: Davis (n=68). Lower triangle: Klaeger (n=222)."/>
+        <w:tblCaption w:val="Table 1. Spearman correlations between median rankings by definition family. Upper triangle: Davis (n=68). Lower triangle: Klaeger (n=222)."/>
       </w:tblPr>
       <w:tblGrid>
         <w:gridCol w:w="1584"/>
@@ -4937,7 +4937,7 @@
         <w:pStyle w:val="ImageCaption"/>
       </w:pPr>
       <w:r>
-        <w:t xml:space="preserve">Best predictor of rank instability within each definition family</w:t>
+        <w:t xml:space="preserve">Figure 1. Best predictor of rank instability within each definition family</w:t>
       </w:r>
       <w:r>
         <w:t xml:space="preserve"> </w:t>
@@ -5680,7 +5680,7 @@
         <w:pStyle w:val="TableCaption"/>
       </w:pPr>
       <w:r>
-        <w:t xml:space="preserve">Spearman correlations between binding profile features and</w:t>
+        <w:t xml:space="preserve">Table 2. Spearman correlations between binding profile features and</w:t>
       </w:r>
       <w:r>
         <w:t xml:space="preserve"> </w:t>
@@ -5780,7 +5780,7 @@
         <w:tblStyle w:val="Table"/>
         <w:tblW w:type="auto" w:w="0"/>
         <w:tblLook w:firstRow="1" w:lastRow="0" w:firstColumn="0" w:lastColumn="0" w:noHBand="0" w:noVBand="0" w:val="0020"/>
-        <w:tblCaption w:val="Spearman correlations between binding profile features and within-family rank instability on the Klaeger dataset (n=206 active drugs). Significance: * p&lt;0.05, ** p&lt;0.01, *** p&lt;0.001."/>
+        <w:tblCaption w:val="Table 2. Spearman correlations between binding profile features and within-family rank instability on the Klaeger dataset (n=206 active drugs). Significance: * p&lt;0.05, ** p&lt;0.01, *** p&lt;0.001."/>
       </w:tblPr>
       <w:tblGrid>
         <w:gridCol w:w="1584"/>
@@ -6831,7 +6831,7 @@
         <w:pStyle w:val="ImageCaption"/>
       </w:pPr>
       <w:r>
-        <w:t xml:space="preserve">Representative binding profiles illustrating the three instability types.</w:t>
+        <w:t xml:space="preserve">Figure 2. Representative binding profiles illustrating the three instability types.</w:t>
       </w:r>
       <w:r>
         <w:t xml:space="preserve"> </w:t>
@@ -8835,7 +8835,7 @@
         <w:pStyle w:val="ImageCaption"/>
       </w:pPr>
       <w:r>
-        <w:t xml:space="preserve">Mean Spearman correlation between rankings computed on random</w:t>
+        <w:t xml:space="preserve">Figure 3. Mean Spearman correlation between rankings computed on random</w:t>
       </w:r>
       <w:r>
         <w:t xml:space="preserve"> </w:t>
@@ -11032,7 +11032,7 @@
         <w:pStyle w:val="TableCaption"/>
       </w:pPr>
       <w:r>
-        <w:t xml:space="preserve">Satisfaction of desiderata by existing selectivity definitions.</w:t>
+        <w:t xml:space="preserve">Table 3. Satisfaction of desiderata by existing selectivity definitions.</w:t>
       </w:r>
       <w:r>
         <w:t xml:space="preserve"> </w:t>
@@ -11082,7 +11082,7 @@
         <w:tblStyle w:val="Table"/>
         <w:tblW w:type="auto" w:w="0"/>
         <w:tblLook w:firstRow="1" w:lastRow="0" w:firstColumn="0" w:lastColumn="0" w:noHBand="0" w:noVBand="0" w:val="0020"/>
-        <w:tblCaption w:val="Satisfaction of desiderata by existing selectivity definitions. \checkmark: satisfied by construction. \sim: partially satisfied or satisfied under additional assumptions. \times: violated in general."/>
+        <w:tblCaption w:val="Table 3. Satisfaction of desiderata by existing selectivity definitions. \checkmark: satisfied by construction. \sim: partially satisfied or satisfied under additional assumptions. \times: violated in general."/>
       </w:tblPr>
       <w:tblGrid>
         <w:gridCol w:w="1584"/>

--- a/paper/molecular_informatics_submission.docx
+++ b/paper/molecular_informatics_submission.docx
@@ -186,7 +186,7 @@
         <w:t xml:space="preserve">satisfy; no existing definition satisfies all four simultaneously.</w:t>
       </w:r>
     </w:p>
-    <w:bookmarkStart w:id="9" w:name="sec:intro"/>
+    <w:bookmarkStart w:id="10" w:name="introduction"/>
     <w:p>
       <w:pPr>
         <w:pStyle w:val="Heading1"/>
@@ -198,6 +198,63 @@
     <w:p>
       <w:pPr>
         <w:pStyle w:val="FirstParagraph"/>
+      </w:pPr>
+      <w:r>
+        <w:rPr>
+          <w:b/>
+          <w:bCs/>
+        </w:rPr>
+        <w:t xml:space="preserve">Author:</w:t>
+      </w:r>
+      <w:r>
+        <w:t xml:space="preserve"> </w:t>
+      </w:r>
+      <w:r>
+        <w:t xml:space="preserve">Polina Vinogradova, Input Output Global, Singapore.</w:t>
+      </w:r>
+      <w:r>
+        <w:t xml:space="preserve"> </w:t>
+      </w:r>
+      <w:r>
+        <w:rPr>
+          <w:b/>
+          <w:bCs/>
+        </w:rPr>
+        <w:t xml:space="preserve">Email:</w:t>
+      </w:r>
+      <w:r>
+        <w:t xml:space="preserve"> </w:t>
+      </w:r>
+      <w:r>
+        <w:t xml:space="preserve">polina.vino@gmail.com.</w:t>
+      </w:r>
+      <w:r>
+        <w:t xml:space="preserve"> </w:t>
+      </w:r>
+      <w:r>
+        <w:rPr>
+          <w:b/>
+          <w:bCs/>
+        </w:rPr>
+        <w:t xml:space="preserve">ORCID:</w:t>
+      </w:r>
+      <w:r>
+        <w:t xml:space="preserve"> </w:t>
+      </w:r>
+      <w:r>
+        <w:t xml:space="preserve">0000-0003-3271-3841.</w:t>
+      </w:r>
+    </w:p>
+    <w:p>
+      <w:pPr>
+        <w:pStyle w:val="BodyText"/>
+      </w:pPr>
+      <w:bookmarkStart w:id="9" w:name="sec:intro"/>
+      <w:bookmarkEnd w:id="9"/>
+    </w:p>
+    <w:p>
+      <w:pPr>
+        <w:pStyle w:val="BodyText"/>
       </w:pPr>
       <w:r>
         <w:t xml:space="preserve">Kinase inhibitors are among the most intensely investigated compound classes</w:t>
@@ -916,8 +973,8 @@
         <w:t xml:space="preserve">functions.</w:t>
       </w:r>
     </w:p>
-    <w:bookmarkEnd w:id="9"/>
-    <w:bookmarkStart w:id="12" w:name="sec:related"/>
+    <w:bookmarkEnd w:id="10"/>
+    <w:bookmarkStart w:id="13" w:name="sec:related"/>
     <w:p>
       <w:pPr>
         <w:pStyle w:val="Heading1"/>
@@ -926,7 +983,7 @@
         <w:t xml:space="preserve">Related Work</w:t>
       </w:r>
     </w:p>
-    <w:bookmarkStart w:id="10" w:name="sec:related:metrics"/>
+    <w:bookmarkStart w:id="11" w:name="sec:related:metrics"/>
     <w:p>
       <w:pPr>
         <w:pStyle w:val="Heading2"/>
@@ -1265,8 +1322,8 @@
         <w:t xml:space="preserve">The present work addresses both gaps.</w:t>
       </w:r>
     </w:p>
-    <w:bookmarkEnd w:id="10"/>
-    <w:bookmarkStart w:id="11" w:name="sec:related:axiomatic"/>
+    <w:bookmarkEnd w:id="11"/>
+    <w:bookmarkStart w:id="12" w:name="sec:related:axiomatic"/>
     <w:p>
       <w:pPr>
         <w:pStyle w:val="Heading2"/>
@@ -1617,9 +1674,9 @@
         <w:t xml:space="preserve">future formal axiomatization.</w:t>
       </w:r>
     </w:p>
-    <w:bookmarkEnd w:id="11"/>
     <w:bookmarkEnd w:id="12"/>
-    <w:bookmarkStart w:id="17" w:name="sec:methods"/>
+    <w:bookmarkEnd w:id="13"/>
+    <w:bookmarkStart w:id="18" w:name="sec:methods"/>
     <w:p>
       <w:pPr>
         <w:pStyle w:val="Heading1"/>
@@ -1628,7 +1685,7 @@
         <w:t xml:space="preserve">Methods</w:t>
       </w:r>
     </w:p>
-    <w:bookmarkStart w:id="13" w:name="sec:methods:data"/>
+    <w:bookmarkStart w:id="14" w:name="sec:methods:data"/>
     <w:p>
       <w:pPr>
         <w:pStyle w:val="Heading2"/>
@@ -2300,8 +2357,8 @@
         <w:t xml:space="preserve">reflecting the more stringent detection threshold of the chemoproteomic assay.</w:t>
       </w:r>
     </w:p>
-    <w:bookmarkEnd w:id="13"/>
-    <w:bookmarkStart w:id="14" w:name="sec:methods:defs"/>
+    <w:bookmarkEnd w:id="14"/>
+    <w:bookmarkStart w:id="15" w:name="sec:methods:defs"/>
     <w:p>
       <w:pPr>
         <w:pStyle w:val="Heading2"/>
@@ -3783,8 +3840,8 @@
         <w:t xml:space="preserve">Higher values indicate greater selectivity.</w:t>
       </w:r>
     </w:p>
-    <w:bookmarkEnd w:id="14"/>
-    <w:bookmarkStart w:id="15" w:name="sec:methods:stability"/>
+    <w:bookmarkEnd w:id="15"/>
+    <w:bookmarkStart w:id="16" w:name="sec:methods:stability"/>
     <w:p>
       <w:pPr>
         <w:pStyle w:val="Heading2"/>
@@ -4086,8 +4143,8 @@
         <w:t xml:space="preserve">[21–23]</w:t>
       </w:r>
     </w:p>
-    <w:bookmarkEnd w:id="15"/>
-    <w:bookmarkStart w:id="16" w:name="sec:methods:outcomes"/>
+    <w:bookmarkEnd w:id="16"/>
+    <w:bookmarkStart w:id="17" w:name="sec:methods:outcomes"/>
     <w:p>
       <w:pPr>
         <w:pStyle w:val="Heading2"/>
@@ -4212,9 +4269,9 @@
         <w:t xml:space="preserve">assessed using Spearman correlation across drugs with available data.</w:t>
       </w:r>
     </w:p>
-    <w:bookmarkEnd w:id="16"/>
     <w:bookmarkEnd w:id="17"/>
-    <w:bookmarkStart w:id="39" w:name="sec:results"/>
+    <w:bookmarkEnd w:id="18"/>
+    <w:bookmarkStart w:id="40" w:name="sec:results"/>
     <w:p>
       <w:pPr>
         <w:pStyle w:val="Heading1"/>
@@ -4223,7 +4280,7 @@
         <w:t xml:space="preserve">Results</w:t>
       </w:r>
     </w:p>
-    <w:bookmarkStart w:id="19" w:name="sec:results:families"/>
+    <w:bookmarkStart w:id="20" w:name="sec:results:families"/>
     <w:p>
       <w:pPr>
         <w:pStyle w:val="Heading2"/>
@@ -4426,7 +4483,7 @@
         <w:t xml:space="preserve">.</w:t>
       </w:r>
     </w:p>
-    <w:bookmarkStart w:id="18" w:name="tab:correlations"/>
+    <w:bookmarkStart w:id="19" w:name="tab:correlations"/>
     <w:p>
       <w:pPr>
         <w:pStyle w:val="TableCaption"/>
@@ -4799,7 +4856,7 @@
         </w:tc>
       </w:tr>
     </w:tbl>
-    <w:bookmarkEnd w:id="18"/>
+    <w:bookmarkEnd w:id="19"/>
     <w:p>
       <w:pPr>
         <w:pStyle w:val="BodyText"/>
@@ -4874,8 +4931,8 @@
         <w:t xml:space="preserve">(activity distributed across many targets).</w:t>
       </w:r>
     </w:p>
-    <w:bookmarkEnd w:id="19"/>
-    <w:bookmarkStart w:id="26" w:name="X407cca15bdde686e5bbf06b870ccd8ee8d81a52"/>
+    <w:bookmarkEnd w:id="20"/>
+    <w:bookmarkStart w:id="27" w:name="X407cca15bdde686e5bbf06b870ccd8ee8d81a52"/>
     <w:p>
       <w:pPr>
         <w:pStyle w:val="Heading2"/>
@@ -4884,7 +4941,7 @@
         <w:t xml:space="preserve">Rank Instability Is Structured and Predictable</w:t>
       </w:r>
     </w:p>
-    <w:bookmarkStart w:id="23" w:name="fig:instability"/>
+    <w:bookmarkStart w:id="24" w:name="fig:instability"/>
     <w:p>
       <w:pPr>
         <w:pStyle w:val="CaptionedFigure"/>
@@ -4894,18 +4951,18 @@
           <wp:inline>
             <wp:extent cx="4533900" cy="1130624"/>
             <wp:effectExtent b="0" l="0" r="0" t="0"/>
-            <wp:docPr descr="" title="" id="21" name="Picture"/>
+            <wp:docPr descr="" title="" id="22" name="Picture"/>
             <a:graphic>
               <a:graphicData uri="http://schemas.openxmlformats.org/drawingml/2006/picture">
                 <pic:pic>
                   <pic:nvPicPr>
-                    <pic:cNvPr descr="figures/instability_by_family.png" id="22" name="Picture"/>
+                    <pic:cNvPr descr="figures/instability_by_family.png" id="23" name="Picture"/>
                     <pic:cNvPicPr>
                       <a:picLocks noChangeArrowheads="1" noChangeAspect="1"/>
                     </pic:cNvPicPr>
                   </pic:nvPicPr>
                   <pic:blipFill>
-                    <a:blip r:embed="rId20"/>
+                    <a:blip r:embed="rId21"/>
                     <a:stretch>
                       <a:fillRect/>
                     </a:stretch>
@@ -5021,13 +5078,13 @@
         <w:t xml:space="preserve">of the active affinity distribution.</w:t>
       </w:r>
     </w:p>
-    <w:bookmarkEnd w:id="23"/>
+    <w:bookmarkEnd w:id="24"/>
     <w:p>
       <w:pPr>
         <w:pStyle w:val="BodyText"/>
       </w:pPr>
-      <w:bookmarkStart w:id="24" w:name="sec:results:instability"/>
-      <w:bookmarkEnd w:id="24"/>
+      <w:bookmarkStart w:id="25" w:name="sec:results:instability"/>
+      <w:bookmarkEnd w:id="25"/>
     </w:p>
     <w:p>
       <w:pPr>
@@ -5674,7 +5731,7 @@
         <w:t xml:space="preserve">relative to the threshold rather than by intrinsic profile shape.</w:t>
       </w:r>
     </w:p>
-    <w:bookmarkStart w:id="25" w:name="tab:predictors"/>
+    <w:bookmarkStart w:id="26" w:name="tab:predictors"/>
     <w:p>
       <w:pPr>
         <w:pStyle w:val="TableCaption"/>
@@ -6767,9 +6824,9 @@
         </w:tc>
       </w:tr>
     </w:tbl>
-    <w:bookmarkEnd w:id="25"/>
     <w:bookmarkEnd w:id="26"/>
-    <w:bookmarkStart w:id="32" w:name="X68735c2df90b804286b45acb5adfd4c5f45277c"/>
+    <w:bookmarkEnd w:id="27"/>
+    <w:bookmarkStart w:id="33" w:name="X68735c2df90b804286b45acb5adfd4c5f45277c"/>
     <w:p>
       <w:pPr>
         <w:pStyle w:val="Heading2"/>
@@ -6778,7 +6835,7 @@
         <w:t xml:space="preserve">Three Mechanistically Distinct Sources of Instability</w:t>
       </w:r>
     </w:p>
-    <w:bookmarkStart w:id="30" w:name="fig:profiles"/>
+    <w:bookmarkStart w:id="31" w:name="fig:profiles"/>
     <w:p>
       <w:pPr>
         <w:pStyle w:val="CaptionedFigure"/>
@@ -6788,18 +6845,18 @@
           <wp:inline>
             <wp:extent cx="4533900" cy="1179138"/>
             <wp:effectExtent b="0" l="0" r="0" t="0"/>
-            <wp:docPr descr="" title="" id="28" name="Picture"/>
+            <wp:docPr descr="" title="" id="29" name="Picture"/>
             <a:graphic>
               <a:graphicData uri="http://schemas.openxmlformats.org/drawingml/2006/picture">
                 <pic:pic>
                   <pic:nvPicPr>
-                    <pic:cNvPr descr="figures/binding_profiles.png" id="29" name="Picture"/>
+                    <pic:cNvPr descr="figures/binding_profiles.png" id="30" name="Picture"/>
                     <pic:cNvPicPr>
                       <a:picLocks noChangeArrowheads="1" noChangeAspect="1"/>
                     </pic:cNvPicPr>
                   </pic:nvPicPr>
                   <pic:blipFill>
-                    <a:blip r:embed="rId27"/>
+                    <a:blip r:embed="rId28"/>
                     <a:stretch>
                       <a:fillRect/>
                     </a:stretch>
@@ -7024,13 +7081,13 @@
         <w:t xml:space="preserve">assay floor.</w:t>
       </w:r>
     </w:p>
-    <w:bookmarkEnd w:id="30"/>
+    <w:bookmarkEnd w:id="31"/>
     <w:p>
       <w:pPr>
         <w:pStyle w:val="BodyText"/>
       </w:pPr>
-      <w:bookmarkStart w:id="31" w:name="sec:results:taxonomy"/>
-      <w:bookmarkEnd w:id="31"/>
+      <w:bookmarkStart w:id="32" w:name="sec:results:taxonomy"/>
+      <w:bookmarkEnd w:id="32"/>
     </w:p>
     <w:p>
       <w:pPr>
@@ -7995,8 +8052,8 @@
         <w:t xml:space="preserve">despite — or rather because of — high promiscuity.</w:t>
       </w:r>
     </w:p>
-    <w:bookmarkEnd w:id="32"/>
-    <w:bookmarkStart w:id="33" w:name="sec:results:outcomes"/>
+    <w:bookmarkEnd w:id="33"/>
+    <w:bookmarkStart w:id="34" w:name="sec:results:outcomes"/>
     <w:p>
       <w:pPr>
         <w:pStyle w:val="Heading2"/>
@@ -8277,8 +8334,8 @@
         <w:t xml:space="preserve">studied here.</w:t>
       </w:r>
     </w:p>
-    <w:bookmarkEnd w:id="33"/>
-    <w:bookmarkStart w:id="38" w:name="sec:results:panelsize"/>
+    <w:bookmarkEnd w:id="34"/>
+    <w:bookmarkStart w:id="39" w:name="sec:results:panelsize"/>
     <w:p>
       <w:pPr>
         <w:pStyle w:val="Heading2"/>
@@ -8782,7 +8839,7 @@
         <w:t xml:space="preserve">and reinforces D2 (bounded gap sensitivity) as a necessary desideratum.</w:t>
       </w:r>
     </w:p>
-    <w:bookmarkStart w:id="37" w:name="fig:panelsize"/>
+    <w:bookmarkStart w:id="38" w:name="fig:panelsize"/>
     <w:p>
       <w:pPr>
         <w:pStyle w:val="CaptionedFigure"/>
@@ -8792,18 +8849,18 @@
           <wp:inline>
             <wp:extent cx="4000500" cy="2469903"/>
             <wp:effectExtent b="0" l="0" r="0" t="0"/>
-            <wp:docPr descr="" title="" id="35" name="Picture"/>
+            <wp:docPr descr="" title="" id="36" name="Picture"/>
             <a:graphic>
               <a:graphicData uri="http://schemas.openxmlformats.org/drawingml/2006/picture">
                 <pic:pic>
                   <pic:nvPicPr>
-                    <pic:cNvPr descr="figures/panel_size_stability.png" id="36" name="Picture"/>
+                    <pic:cNvPr descr="figures/panel_size_stability.png" id="37" name="Picture"/>
                     <pic:cNvPicPr>
                       <a:picLocks noChangeArrowheads="1" noChangeAspect="1"/>
                     </pic:cNvPicPr>
                   </pic:nvPicPr>
                   <pic:blipFill>
-                    <a:blip r:embed="rId34"/>
+                    <a:blip r:embed="rId35"/>
                     <a:stretch>
                       <a:fillRect/>
                     </a:stretch>
@@ -8949,10 +9006,10 @@
         <w:t xml:space="preserve">at any practically used panel size.</w:t>
       </w:r>
     </w:p>
-    <w:bookmarkEnd w:id="37"/>
     <w:bookmarkEnd w:id="38"/>
     <w:bookmarkEnd w:id="39"/>
-    <w:bookmarkStart w:id="45" w:name="sec:desiderata"/>
+    <w:bookmarkEnd w:id="40"/>
+    <w:bookmarkStart w:id="46" w:name="sec:desiderata"/>
     <w:p>
       <w:pPr>
         <w:pStyle w:val="Heading1"/>
@@ -9260,7 +9317,7 @@
         <w:t xml:space="preserve">-scores.</w:t>
       </w:r>
     </w:p>
-    <w:bookmarkStart w:id="40" w:name="d1-reliability-threshold."/>
+    <w:bookmarkStart w:id="41" w:name="d1-reliability-threshold."/>
     <w:p>
       <w:pPr>
         <w:pStyle w:val="Heading4"/>
@@ -9512,8 +9569,8 @@
         <w:t xml:space="preserve">sub-micromolar binding, treating detection floor values as informative.</w:t>
       </w:r>
     </w:p>
-    <w:bookmarkEnd w:id="40"/>
-    <w:bookmarkStart w:id="41" w:name="d2-bounded-gap-sensitivity."/>
+    <w:bookmarkEnd w:id="41"/>
+    <w:bookmarkStart w:id="42" w:name="d2-bounded-gap-sensitivity."/>
     <w:p>
       <w:pPr>
         <w:pStyle w:val="Heading4"/>
@@ -10068,8 +10125,8 @@
         <w:t xml:space="preserve">this property because they do not privilege any single pairwise comparison.</w:t>
       </w:r>
     </w:p>
-    <w:bookmarkEnd w:id="41"/>
-    <w:bookmarkStart w:id="42" w:name="d3-distributional-consistency."/>
+    <w:bookmarkEnd w:id="42"/>
+    <w:bookmarkStart w:id="43" w:name="d3-distributional-consistency."/>
     <w:p>
       <w:pPr>
         <w:pStyle w:val="Heading4"/>
@@ -10601,8 +10658,8 @@
         <w:t xml:space="preserve">reasonable neighborhood, which existing implementations do not guarantee.</w:t>
       </w:r>
     </w:p>
-    <w:bookmarkEnd w:id="42"/>
-    <w:bookmarkStart w:id="44" w:name="Xfa395bfc7f57b26bc6db33f24618a71aa662a1d"/>
+    <w:bookmarkEnd w:id="43"/>
+    <w:bookmarkStart w:id="45" w:name="Xfa395bfc7f57b26bc6db33f24618a71aa662a1d"/>
     <w:p>
       <w:pPr>
         <w:pStyle w:val="Heading4"/>
@@ -11026,7 +11083,7 @@
         <w:t xml:space="preserve">targets of a formal axiomatization.</w:t>
       </w:r>
     </w:p>
-    <w:bookmarkStart w:id="43" w:name="tab:desiderata"/>
+    <w:bookmarkStart w:id="44" w:name="tab:desiderata"/>
     <w:p>
       <w:pPr>
         <w:pStyle w:val="TableCaption"/>
@@ -11485,10 +11542,10 @@
         </w:tc>
       </w:tr>
     </w:tbl>
-    <w:bookmarkEnd w:id="43"/>
     <w:bookmarkEnd w:id="44"/>
     <w:bookmarkEnd w:id="45"/>
-    <w:bookmarkStart w:id="51" w:name="sec:discussion"/>
+    <w:bookmarkEnd w:id="46"/>
+    <w:bookmarkStart w:id="52" w:name="sec:discussion"/>
     <w:p>
       <w:pPr>
         <w:pStyle w:val="Heading1"/>
@@ -11596,7 +11653,7 @@
         <w:t xml:space="preserve">materially affects the outcome.</w:t>
       </w:r>
     </w:p>
-    <w:bookmarkStart w:id="46" w:name="X5b87559a6c76d4faeea8d0d24aa5e07da6a4ac8"/>
+    <w:bookmarkStart w:id="47" w:name="X5b87559a6c76d4faeea8d0d24aa5e07da6a4ac8"/>
     <w:p>
       <w:pPr>
         <w:pStyle w:val="Heading2"/>
@@ -11717,8 +11774,8 @@
         <w:t xml:space="preserve">this question precise enough that it can be answered formally.</w:t>
       </w:r>
     </w:p>
-    <w:bookmarkEnd w:id="46"/>
-    <w:bookmarkStart w:id="47" w:name="X072d385851efccb7b10eae7a092318f59024522"/>
+    <w:bookmarkEnd w:id="47"/>
+    <w:bookmarkStart w:id="48" w:name="X072d385851efccb7b10eae7a092318f59024522"/>
     <w:p>
       <w:pPr>
         <w:pStyle w:val="Heading2"/>
@@ -11911,8 +11968,8 @@
         <w:t xml:space="preserve">trivially because they do not use a distributional baseline at all.</w:t>
       </w:r>
     </w:p>
-    <w:bookmarkEnd w:id="47"/>
-    <w:bookmarkStart w:id="48" w:name="practical-recommendations"/>
+    <w:bookmarkEnd w:id="48"/>
+    <w:bookmarkStart w:id="49" w:name="practical-recommendations"/>
     <w:p>
       <w:pPr>
         <w:pStyle w:val="Heading2"/>
@@ -12078,8 +12135,8 @@
         <w:t xml:space="preserve">distribution-based measures without acknowledging the conceptual distinction.</w:t>
       </w:r>
     </w:p>
-    <w:bookmarkEnd w:id="48"/>
-    <w:bookmarkStart w:id="49" w:name="limitations"/>
+    <w:bookmarkEnd w:id="49"/>
+    <w:bookmarkStart w:id="50" w:name="limitations"/>
     <w:p>
       <w:pPr>
         <w:pStyle w:val="Heading2"/>
@@ -12276,8 +12333,8 @@
         <w:t xml:space="preserve">desideratum–definition pair is left for future work.</w:t>
       </w:r>
     </w:p>
-    <w:bookmarkEnd w:id="49"/>
-    <w:bookmarkStart w:id="50" w:name="relation-to-formal-methods"/>
+    <w:bookmarkEnd w:id="50"/>
+    <w:bookmarkStart w:id="51" w:name="relation-to-formal-methods"/>
     <w:p>
       <w:pPr>
         <w:pStyle w:val="Heading2"/>
@@ -12416,9 +12473,9 @@
         <w:t xml:space="preserve">[18]</w:t>
       </w:r>
     </w:p>
-    <w:bookmarkEnd w:id="50"/>
     <w:bookmarkEnd w:id="51"/>
-    <w:bookmarkStart w:id="52" w:name="sec:conclusion"/>
+    <w:bookmarkEnd w:id="52"/>
+    <w:bookmarkStart w:id="53" w:name="sec:conclusion"/>
     <w:p>
       <w:pPr>
         <w:pStyle w:val="Heading1"/>
@@ -12551,8 +12608,8 @@
         <w:t xml:space="preserve">formal program.</w:t>
       </w:r>
     </w:p>
-    <w:bookmarkEnd w:id="52"/>
-    <w:bookmarkStart w:id="53" w:name="acknowledgements"/>
+    <w:bookmarkEnd w:id="53"/>
+    <w:bookmarkStart w:id="54" w:name="acknowledgements"/>
     <w:p>
       <w:pPr>
         <w:pStyle w:val="Heading1"/>
@@ -12647,8 +12704,8 @@
         <w:t xml:space="preserve">to Anthropic or any third party.</w:t>
       </w:r>
     </w:p>
-    <w:bookmarkEnd w:id="53"/>
-    <w:bookmarkStart w:id="55" w:name="supporting-information"/>
+    <w:bookmarkEnd w:id="54"/>
+    <w:bookmarkStart w:id="56" w:name="supporting-information"/>
     <w:p>
       <w:pPr>
         <w:pStyle w:val="Heading1"/>
@@ -12667,7 +12724,7 @@
       <w:r>
         <w:t xml:space="preserve"> </w:t>
       </w:r>
-      <w:hyperlink r:id="rId54">
+      <w:hyperlink r:id="rId55">
         <w:r>
           <w:rPr>
             <w:rStyle w:val="Hyperlink"/>
@@ -12679,8 +12736,8 @@
         <w:t xml:space="preserve">.</w:t>
       </w:r>
     </w:p>
-    <w:bookmarkEnd w:id="55"/>
-    <w:bookmarkStart w:id="105" w:name="data-and-software-availability"/>
+    <w:bookmarkEnd w:id="56"/>
+    <w:bookmarkStart w:id="106" w:name="data-and-software-availability"/>
     <w:p>
       <w:pPr>
         <w:pStyle w:val="Heading1"/>
@@ -12705,7 +12762,7 @@
       <w:r>
         <w:t xml:space="preserve"> </w:t>
       </w:r>
-      <w:hyperlink r:id="rId56">
+      <w:hyperlink r:id="rId57">
         <w:r>
           <w:rPr>
             <w:rStyle w:val="Hyperlink"/>
@@ -12731,7 +12788,7 @@
       <w:r>
         <w:t xml:space="preserve"> </w:t>
       </w:r>
-      <w:hyperlink r:id="rId57">
+      <w:hyperlink r:id="rId58">
         <w:r>
           <w:rPr>
             <w:rStyle w:val="Hyperlink"/>
@@ -12757,7 +12814,7 @@
       <w:r>
         <w:t xml:space="preserve"> </w:t>
       </w:r>
-      <w:hyperlink r:id="rId58">
+      <w:hyperlink r:id="rId59">
         <w:r>
           <w:rPr>
             <w:rStyle w:val="Hyperlink"/>
@@ -12787,8 +12844,8 @@
         <w:t xml:space="preserve">publicly available data and code.</w:t>
       </w:r>
     </w:p>
-    <w:bookmarkStart w:id="104" w:name="refs"/>
-    <w:bookmarkStart w:id="60" w:name="ref-Roskoski2024"/>
+    <w:bookmarkStart w:id="105" w:name="refs"/>
+    <w:bookmarkStart w:id="61" w:name="ref-Roskoski2024"/>
     <w:p>
       <w:pPr>
         <w:pStyle w:val="Bibliography"/>
@@ -12808,7 +12865,7 @@
       <w:r>
         <w:t xml:space="preserve"> </w:t>
       </w:r>
-      <w:hyperlink r:id="rId59">
+      <w:hyperlink r:id="rId60">
         <w:r>
           <w:rPr>
             <w:rStyle w:val="Hyperlink"/>
@@ -12854,8 +12911,8 @@
         <w:t xml:space="preserve">200:107059.</w:t>
       </w:r>
     </w:p>
-    <w:bookmarkEnd w:id="60"/>
-    <w:bookmarkStart w:id="62" w:name="ref-Manning2002"/>
+    <w:bookmarkEnd w:id="61"/>
+    <w:bookmarkStart w:id="63" w:name="ref-Manning2002"/>
     <w:p>
       <w:pPr>
         <w:pStyle w:val="Bibliography"/>
@@ -12875,7 +12932,7 @@
       <w:r>
         <w:t xml:space="preserve"> </w:t>
       </w:r>
-      <w:hyperlink r:id="rId61">
+      <w:hyperlink r:id="rId62">
         <w:r>
           <w:rPr>
             <w:rStyle w:val="Hyperlink"/>
@@ -12903,8 +12960,8 @@
         <w:t xml:space="preserve">298:1912–1934.</w:t>
       </w:r>
     </w:p>
-    <w:bookmarkEnd w:id="62"/>
-    <w:bookmarkStart w:id="64" w:name="ref-Bhullar2018"/>
+    <w:bookmarkEnd w:id="63"/>
+    <w:bookmarkStart w:id="65" w:name="ref-Bhullar2018"/>
     <w:p>
       <w:pPr>
         <w:pStyle w:val="Bibliography"/>
@@ -12924,7 +12981,7 @@
       <w:r>
         <w:t xml:space="preserve"> </w:t>
       </w:r>
-      <w:hyperlink r:id="rId63">
+      <w:hyperlink r:id="rId64">
         <w:r>
           <w:rPr>
             <w:rStyle w:val="Hyperlink"/>
@@ -12952,8 +13009,8 @@
         <w:t xml:space="preserve">17:48.</w:t>
       </w:r>
     </w:p>
-    <w:bookmarkEnd w:id="64"/>
-    <w:bookmarkStart w:id="66" w:name="ref-Karaman2008"/>
+    <w:bookmarkEnd w:id="65"/>
+    <w:bookmarkStart w:id="67" w:name="ref-Karaman2008"/>
     <w:p>
       <w:pPr>
         <w:pStyle w:val="Bibliography"/>
@@ -12973,7 +13030,7 @@
       <w:r>
         <w:t xml:space="preserve"> </w:t>
       </w:r>
-      <w:hyperlink r:id="rId65">
+      <w:hyperlink r:id="rId66">
         <w:r>
           <w:rPr>
             <w:rStyle w:val="Hyperlink"/>
@@ -13001,8 +13058,8 @@
         <w:t xml:space="preserve">26:127–132.</w:t>
       </w:r>
     </w:p>
-    <w:bookmarkEnd w:id="66"/>
-    <w:bookmarkStart w:id="68" w:name="ref-Uitdehaag2011"/>
+    <w:bookmarkEnd w:id="67"/>
+    <w:bookmarkStart w:id="69" w:name="ref-Uitdehaag2011"/>
     <w:p>
       <w:pPr>
         <w:pStyle w:val="Bibliography"/>
@@ -13022,7 +13079,7 @@
       <w:r>
         <w:t xml:space="preserve"> </w:t>
       </w:r>
-      <w:hyperlink r:id="rId67">
+      <w:hyperlink r:id="rId68">
         <w:r>
           <w:rPr>
             <w:rStyle w:val="Hyperlink"/>
@@ -13050,8 +13107,8 @@
         <w:t xml:space="preserve">12:94.</w:t>
       </w:r>
     </w:p>
-    <w:bookmarkEnd w:id="68"/>
-    <w:bookmarkStart w:id="70" w:name="ref-Graczyk2010"/>
+    <w:bookmarkEnd w:id="69"/>
+    <w:bookmarkStart w:id="71" w:name="ref-Graczyk2010"/>
     <w:p>
       <w:pPr>
         <w:pStyle w:val="Bibliography"/>
@@ -13071,7 +13128,7 @@
       <w:r>
         <w:t xml:space="preserve"> </w:t>
       </w:r>
-      <w:hyperlink r:id="rId69">
+      <w:hyperlink r:id="rId70">
         <w:r>
           <w:rPr>
             <w:rStyle w:val="Hyperlink"/>
@@ -13099,8 +13156,8 @@
         <w:t xml:space="preserve">50:5773–5779.</w:t>
       </w:r>
     </w:p>
-    <w:bookmarkEnd w:id="70"/>
-    <w:bookmarkStart w:id="71" w:name="ref-Klaeger2017"/>
+    <w:bookmarkEnd w:id="71"/>
+    <w:bookmarkStart w:id="72" w:name="ref-Klaeger2017"/>
     <w:p>
       <w:pPr>
         <w:pStyle w:val="Bibliography"/>
@@ -13120,7 +13177,7 @@
       <w:r>
         <w:t xml:space="preserve"> </w:t>
       </w:r>
-      <w:hyperlink r:id="rId57">
+      <w:hyperlink r:id="rId58">
         <w:r>
           <w:rPr>
             <w:rStyle w:val="Hyperlink"/>
@@ -13148,8 +13205,8 @@
         <w:t xml:space="preserve">358:eaan4368.</w:t>
       </w:r>
     </w:p>
-    <w:bookmarkEnd w:id="71"/>
-    <w:bookmarkStart w:id="73" w:name="ref-Bosc2017"/>
+    <w:bookmarkEnd w:id="72"/>
+    <w:bookmarkStart w:id="74" w:name="ref-Bosc2017"/>
     <w:p>
       <w:pPr>
         <w:pStyle w:val="Bibliography"/>
@@ -13169,7 +13226,7 @@
       <w:r>
         <w:t xml:space="preserve"> </w:t>
       </w:r>
-      <w:hyperlink r:id="rId72">
+      <w:hyperlink r:id="rId73">
         <w:r>
           <w:rPr>
             <w:rStyle w:val="Hyperlink"/>
@@ -13197,8 +13254,8 @@
         <w:t xml:space="preserve">18:17.</w:t>
       </w:r>
     </w:p>
-    <w:bookmarkEnd w:id="73"/>
-    <w:bookmarkStart w:id="75" w:name="ref-KInhibition2018"/>
+    <w:bookmarkEnd w:id="74"/>
+    <w:bookmarkStart w:id="76" w:name="ref-KInhibition2018"/>
     <w:p>
       <w:pPr>
         <w:pStyle w:val="Bibliography"/>
@@ -13218,7 +13275,7 @@
       <w:r>
         <w:t xml:space="preserve"> </w:t>
       </w:r>
-      <w:hyperlink r:id="rId74">
+      <w:hyperlink r:id="rId75">
         <w:r>
           <w:rPr>
             <w:rStyle w:val="Hyperlink"/>
@@ -13252,8 +13309,8 @@
         <w:t xml:space="preserve">8:29–37.</w:t>
       </w:r>
     </w:p>
-    <w:bookmarkEnd w:id="75"/>
-    <w:bookmarkStart w:id="77" w:name="ref-Shannon1948"/>
+    <w:bookmarkEnd w:id="76"/>
+    <w:bookmarkStart w:id="78" w:name="ref-Shannon1948"/>
     <w:p>
       <w:pPr>
         <w:pStyle w:val="Bibliography"/>
@@ -13273,7 +13330,7 @@
       <w:r>
         <w:t xml:space="preserve"> </w:t>
       </w:r>
-      <w:hyperlink r:id="rId76">
+      <w:hyperlink r:id="rId77">
         <w:r>
           <w:rPr>
             <w:rStyle w:val="Hyperlink"/>
@@ -13301,8 +13358,8 @@
         <w:t xml:space="preserve">27:379–423.</w:t>
       </w:r>
     </w:p>
-    <w:bookmarkEnd w:id="77"/>
-    <w:bookmarkStart w:id="78" w:name="ref-Arrow1951"/>
+    <w:bookmarkEnd w:id="78"/>
+    <w:bookmarkStart w:id="79" w:name="ref-Arrow1951"/>
     <w:p>
       <w:pPr>
         <w:pStyle w:val="Bibliography"/>
@@ -13320,8 +13377,8 @@
         <w:t xml:space="preserve">Arrow KJ Social choice and individual values. Wiley, New York,.</w:t>
       </w:r>
     </w:p>
-    <w:bookmarkEnd w:id="78"/>
-    <w:bookmarkStart w:id="80" w:name="ref-Bajorath2018"/>
+    <w:bookmarkEnd w:id="79"/>
+    <w:bookmarkStart w:id="81" w:name="ref-Bajorath2018"/>
     <w:p>
       <w:pPr>
         <w:pStyle w:val="Bibliography"/>
@@ -13341,7 +13398,7 @@
       <w:r>
         <w:t xml:space="preserve"> </w:t>
       </w:r>
-      <w:hyperlink r:id="rId79">
+      <w:hyperlink r:id="rId80">
         <w:r>
           <w:rPr>
             <w:rStyle w:val="Hyperlink"/>
@@ -13369,8 +13426,8 @@
         <w:t xml:space="preserve">3:17196–17206.</w:t>
       </w:r>
     </w:p>
-    <w:bookmarkEnd w:id="80"/>
-    <w:bookmarkStart w:id="81" w:name="ref-Khinchin1957"/>
+    <w:bookmarkEnd w:id="81"/>
+    <w:bookmarkStart w:id="82" w:name="ref-Khinchin1957"/>
     <w:p>
       <w:pPr>
         <w:pStyle w:val="Bibliography"/>
@@ -13388,8 +13445,8 @@
         <w:t xml:space="preserve">Khinchin AYa Mathematical foundations of information theory. Dover, New York,.</w:t>
       </w:r>
     </w:p>
-    <w:bookmarkEnd w:id="81"/>
-    <w:bookmarkStart w:id="83" w:name="ref-Pavillidis2022"/>
+    <w:bookmarkEnd w:id="82"/>
+    <w:bookmarkStart w:id="84" w:name="ref-Pavillidis2022"/>
     <w:p>
       <w:pPr>
         <w:pStyle w:val="Bibliography"/>
@@ -13409,7 +13466,7 @@
       <w:r>
         <w:t xml:space="preserve"> </w:t>
       </w:r>
-      <w:hyperlink r:id="rId82">
+      <w:hyperlink r:id="rId83">
         <w:r>
           <w:rPr>
             <w:rStyle w:val="Hyperlink"/>
@@ -13437,8 +13494,8 @@
         <w:t xml:space="preserve">36:43.</w:t>
       </w:r>
     </w:p>
-    <w:bookmarkEnd w:id="83"/>
-    <w:bookmarkStart w:id="85" w:name="ref-Cardelli2004"/>
+    <w:bookmarkEnd w:id="84"/>
+    <w:bookmarkStart w:id="86" w:name="ref-Cardelli2004"/>
     <w:p>
       <w:pPr>
         <w:pStyle w:val="Bibliography"/>
@@ -13458,7 +13515,7 @@
       <w:r>
         <w:t xml:space="preserve"> </w:t>
       </w:r>
-      <w:hyperlink r:id="rId84">
+      <w:hyperlink r:id="rId85">
         <w:r>
           <w:rPr>
             <w:rStyle w:val="Hyperlink"/>
@@ -13486,8 +13543,8 @@
         <w:t xml:space="preserve">3082:257–278.</w:t>
       </w:r>
     </w:p>
-    <w:bookmarkEnd w:id="85"/>
-    <w:bookmarkStart w:id="87" w:name="ref-Beaconcalculus2019"/>
+    <w:bookmarkEnd w:id="86"/>
+    <w:bookmarkStart w:id="88" w:name="ref-Beaconcalculus2019"/>
     <w:p>
       <w:pPr>
         <w:pStyle w:val="Bibliography"/>
@@ -13507,7 +13564,7 @@
       <w:r>
         <w:t xml:space="preserve"> </w:t>
       </w:r>
-      <w:hyperlink r:id="rId86">
+      <w:hyperlink r:id="rId87">
         <w:r>
           <w:rPr>
             <w:rStyle w:val="Hyperlink"/>
@@ -13535,8 +13592,8 @@
         <w:t xml:space="preserve">16:e1007646.</w:t>
       </w:r>
     </w:p>
-    <w:bookmarkEnd w:id="87"/>
-    <w:bookmarkStart w:id="89" w:name="ref-Kennedy1994"/>
+    <w:bookmarkEnd w:id="88"/>
+    <w:bookmarkStart w:id="90" w:name="ref-Kennedy1994"/>
     <w:p>
       <w:pPr>
         <w:pStyle w:val="Bibliography"/>
@@ -13556,7 +13613,7 @@
       <w:r>
         <w:t xml:space="preserve"> </w:t>
       </w:r>
-      <w:hyperlink r:id="rId88">
+      <w:hyperlink r:id="rId89">
         <w:r>
           <w:rPr>
             <w:rStyle w:val="Hyperlink"/>
@@ -13568,8 +13625,8 @@
         <w:t xml:space="preserve">. Springer,.</w:t>
       </w:r>
     </w:p>
-    <w:bookmarkEnd w:id="89"/>
-    <w:bookmarkStart w:id="91" w:name="ref-Lean4Mathlib"/>
+    <w:bookmarkEnd w:id="90"/>
+    <w:bookmarkStart w:id="92" w:name="ref-Lean4Mathlib"/>
     <w:p>
       <w:pPr>
         <w:pStyle w:val="Bibliography"/>
@@ -13589,7 +13646,7 @@
       <w:r>
         <w:t xml:space="preserve"> </w:t>
       </w:r>
-      <w:hyperlink r:id="rId90">
+      <w:hyperlink r:id="rId91">
         <w:r>
           <w:rPr>
             <w:rStyle w:val="Hyperlink"/>
@@ -13601,8 +13658,8 @@
         <w:t xml:space="preserve">.</w:t>
       </w:r>
     </w:p>
-    <w:bookmarkEnd w:id="91"/>
-    <w:bookmarkStart w:id="93" w:name="ref-Davis2011"/>
+    <w:bookmarkEnd w:id="92"/>
+    <w:bookmarkStart w:id="94" w:name="ref-Davis2011"/>
     <w:p>
       <w:pPr>
         <w:pStyle w:val="Bibliography"/>
@@ -13622,7 +13679,7 @@
       <w:r>
         <w:t xml:space="preserve"> </w:t>
       </w:r>
-      <w:hyperlink r:id="rId92">
+      <w:hyperlink r:id="rId93">
         <w:r>
           <w:rPr>
             <w:rStyle w:val="Hyperlink"/>
@@ -13650,8 +13707,8 @@
         <w:t xml:space="preserve">29:1046–1051.</w:t>
       </w:r>
     </w:p>
-    <w:bookmarkEnd w:id="93"/>
-    <w:bookmarkStart w:id="95" w:name="ref-DeepDTA"/>
+    <w:bookmarkEnd w:id="94"/>
+    <w:bookmarkStart w:id="96" w:name="ref-DeepDTA"/>
     <w:p>
       <w:pPr>
         <w:pStyle w:val="Bibliography"/>
@@ -13671,7 +13728,7 @@
       <w:r>
         <w:t xml:space="preserve"> </w:t>
       </w:r>
-      <w:hyperlink r:id="rId94">
+      <w:hyperlink r:id="rId95">
         <w:r>
           <w:rPr>
             <w:rStyle w:val="Hyperlink"/>
@@ -13705,8 +13762,8 @@
         <w:t xml:space="preserve">34:i821–i829.</w:t>
       </w:r>
     </w:p>
-    <w:bookmarkEnd w:id="95"/>
-    <w:bookmarkStart w:id="97" w:name="ref-NumPy"/>
+    <w:bookmarkEnd w:id="96"/>
+    <w:bookmarkStart w:id="98" w:name="ref-NumPy"/>
     <w:p>
       <w:pPr>
         <w:pStyle w:val="Bibliography"/>
@@ -13726,7 +13783,7 @@
       <w:r>
         <w:t xml:space="preserve"> </w:t>
       </w:r>
-      <w:hyperlink r:id="rId96">
+      <w:hyperlink r:id="rId97">
         <w:r>
           <w:rPr>
             <w:rStyle w:val="Hyperlink"/>
@@ -13766,8 +13823,8 @@
         <w:t xml:space="preserve">585:357–362.</w:t>
       </w:r>
     </w:p>
-    <w:bookmarkEnd w:id="97"/>
-    <w:bookmarkStart w:id="99" w:name="ref-pandas"/>
+    <w:bookmarkEnd w:id="98"/>
+    <w:bookmarkStart w:id="100" w:name="ref-pandas"/>
     <w:p>
       <w:pPr>
         <w:pStyle w:val="Bibliography"/>
@@ -13787,7 +13844,7 @@
       <w:r>
         <w:t xml:space="preserve"> </w:t>
       </w:r>
-      <w:hyperlink r:id="rId98">
+      <w:hyperlink r:id="rId99">
         <w:r>
           <w:rPr>
             <w:rStyle w:val="Hyperlink"/>
@@ -13811,8 +13868,8 @@
         <w:t xml:space="preserve">.</w:t>
       </w:r>
     </w:p>
-    <w:bookmarkEnd w:id="99"/>
-    <w:bookmarkStart w:id="101" w:name="ref-SciPy"/>
+    <w:bookmarkEnd w:id="100"/>
+    <w:bookmarkStart w:id="102" w:name="ref-SciPy"/>
     <w:p>
       <w:pPr>
         <w:pStyle w:val="Bibliography"/>
@@ -13832,7 +13889,7 @@
       <w:r>
         <w:t xml:space="preserve"> </w:t>
       </w:r>
-      <w:hyperlink r:id="rId100">
+      <w:hyperlink r:id="rId101">
         <w:r>
           <w:rPr>
             <w:rStyle w:val="Hyperlink"/>
@@ -13884,8 +13941,8 @@
         <w:t xml:space="preserve">17:261–272.</w:t>
       </w:r>
     </w:p>
-    <w:bookmarkEnd w:id="101"/>
-    <w:bookmarkStart w:id="103" w:name="ref-IUPAC2001"/>
+    <w:bookmarkEnd w:id="102"/>
+    <w:bookmarkStart w:id="104" w:name="ref-IUPAC2001"/>
     <w:p>
       <w:pPr>
         <w:pStyle w:val="Bibliography"/>
@@ -13905,7 +13962,7 @@
       <w:r>
         <w:t xml:space="preserve"> </w:t>
       </w:r>
-      <w:hyperlink r:id="rId102">
+      <w:hyperlink r:id="rId103">
         <w:r>
           <w:rPr>
             <w:rStyle w:val="Hyperlink"/>
@@ -13933,9 +13990,9 @@
         <w:t xml:space="preserve">73:1381–1386.</w:t>
       </w:r>
     </w:p>
-    <w:bookmarkEnd w:id="103"/>
     <w:bookmarkEnd w:id="104"/>
     <w:bookmarkEnd w:id="105"/>
+    <w:bookmarkEnd w:id="106"/>
     <w:sectPr>
       <w:footnotePr>
         <w:numRestart w:val="eachSect"/>

--- a/paper/molecular_informatics_submission.docx
+++ b/paper/molecular_informatics_submission.docx
@@ -226,7 +226,7 @@
         <w:t xml:space="preserve"> </w:t>
       </w:r>
       <w:r>
-        <w:t xml:space="preserve">polina.vino@gmail.com.</w:t>
+        <w:t xml:space="preserve">polina.vinogradova@iohk.io.</w:t>
       </w:r>
       <w:r>
         <w:t xml:space="preserve"> </w:t>

--- a/paper/molecular_informatics_submission.docx
+++ b/paper/molecular_informatics_submission.docx
@@ -5268,6 +5268,23 @@
       </w:r>
       <w:r>
         <w:t xml:space="preserve">gap) is the strongest predictor of instability</w:t>
+      </w:r>
+      <w:r>
+        <w:t xml:space="preserve"> </w:t>
+      </w:r>
+      <w:r>
+        <w:t xml:space="preserve">(Figure </w:t>
+      </w:r>
+      <w:hyperlink w:anchor="fig:instability">
+        <w:r>
+          <w:rPr>
+            <w:rStyle w:val="Hyperlink"/>
+          </w:rPr>
+          <w:t xml:space="preserve">1</w:t>
+        </w:r>
+      </w:hyperlink>
+      <w:r>
+        <w:t xml:space="preserve">)</w:t>
       </w:r>
       <w:r>
         <w:t xml:space="preserve"> </w:t>
@@ -7100,7 +7117,24 @@
         <w:t xml:space="preserve"> </w:t>
       </w:r>
       <w:r>
-        <w:t xml:space="preserve">reveals three structurally distinct sources of rank instability, each</w:t>
+        <w:t xml:space="preserve">reveals three structurally distinct sources of rank instability</w:t>
+      </w:r>
+      <w:r>
+        <w:t xml:space="preserve"> </w:t>
+      </w:r>
+      <w:r>
+        <w:t xml:space="preserve">(Figure </w:t>
+      </w:r>
+      <w:hyperlink w:anchor="fig:profiles">
+        <w:r>
+          <w:rPr>
+            <w:rStyle w:val="Hyperlink"/>
+          </w:rPr>
+          <w:t xml:space="preserve">2</w:t>
+        </w:r>
+      </w:hyperlink>
+      <w:r>
+        <w:t xml:space="preserve">), each</w:t>
       </w:r>
       <w:r>
         <w:t xml:space="preserve"> </w:t>

--- a/paper/molecular_informatics_submission.docx
+++ b/paper/molecular_informatics_submission.docx
@@ -49,65 +49,31 @@
         <w:t xml:space="preserve"> </w:t>
       </w:r>
       <w:r>
-        <w:t xml:space="preserve">— S-score, selectivity entropy, Gini coefficient, and ratio-based measures —</w:t>
-      </w:r>
-      <w:r>
-        <w:t xml:space="preserve"> </w:t>
-      </w:r>
-      <w:r>
-        <w:t xml:space="preserve">applied interchangeably without justification.</w:t>
-      </w:r>
-      <w:r>
-        <w:t xml:space="preserve"> </w:t>
-      </w:r>
-      <w:r>
-        <w:t xml:space="preserve">Across four profiling datasets spanning three assay technologies (Davis,</w:t>
-      </w:r>
-      <w:r>
-        <w:t xml:space="preserve"> </w:t>
-      </w:r>
-      <w:r>
-        <w:t xml:space="preserve">Klaeger, Anastassiadis, and Metz; 68–704 compounds each), we show these</w:t>
-      </w:r>
-      <w:r>
-        <w:t xml:space="preserve"> </w:t>
-      </w:r>
-      <w:r>
-        <w:t xml:space="preserve">definitions cluster into two families measuring fundamentally different</w:t>
-      </w:r>
-      <w:r>
-        <w:t xml:space="preserve"> </w:t>
-      </w:r>
-      <w:r>
-        <w:t xml:space="preserve">properties (cross-family</w:t>
-      </w:r>
-      <w:r>
-        <w:t xml:space="preserve"> </w:t>
-      </w:r>
-      <m:oMath>
-        <m:r>
-          <m:t>r</m:t>
-        </m:r>
-        <m:r>
-          <m:rPr>
-            <m:sty m:val="p"/>
-          </m:rPr>
-          <m:t>=</m:t>
-        </m:r>
-        <m:r>
-          <m:t>0.14</m:t>
-        </m:r>
-      </m:oMath>
-      <w:r>
-        <w:t xml:space="preserve">–</w:t>
-      </w:r>
-      <m:oMath>
-        <m:r>
-          <m:t>0.62</m:t>
-        </m:r>
-      </m:oMath>
-      <w:r>
-        <w:t xml:space="preserve">) and that rank instability is</w:t>
+        <w:t xml:space="preserve">– S-score, selectivity entropy, Gini coefficient, and ratio-based measures,</w:t>
+      </w:r>
+      <w:r>
+        <w:t xml:space="preserve"> </w:t>
+      </w:r>
+      <w:r>
+        <w:t xml:space="preserve">which are applied interchangeably without justification.</w:t>
+      </w:r>
+      <w:r>
+        <w:t xml:space="preserve"> </w:t>
+      </w:r>
+      <w:r>
+        <w:t xml:space="preserve">Across four profiling datasets spanning three assay technologies (68-704</w:t>
+      </w:r>
+      <w:r>
+        <w:t xml:space="preserve"> </w:t>
+      </w:r>
+      <w:r>
+        <w:t xml:space="preserve">compounds each), we show these definitions cluster into two families measuring</w:t>
+      </w:r>
+      <w:r>
+        <w:t xml:space="preserve"> </w:t>
+      </w:r>
+      <w:r>
+        <w:t xml:space="preserve">different properties (cross-family r = 0.14-0.62), and that rank instability is</w:t>
       </w:r>
       <w:r>
         <w:t xml:space="preserve"> </w:t>
@@ -119,91 +85,37 @@
         <w:t xml:space="preserve"> </w:t>
       </w:r>
       <w:r>
-        <w:t xml:space="preserve">Three instability sources are identified: definitional noise below the detection</w:t>
-      </w:r>
-      <w:r>
-        <w:t xml:space="preserve"> </w:t>
-      </w:r>
-      <w:r>
-        <w:t xml:space="preserve">threshold, ratio-specific instability from near-tied top targets, and</w:t>
-      </w:r>
-      <w:r>
-        <w:t xml:space="preserve"> </w:t>
-      </w:r>
-      <w:r>
-        <w:t xml:space="preserve">distribution-ratio disagreement for promiscuous compounds with a dominant target.</w:t>
-      </w:r>
-      <w:r>
-        <w:t xml:space="preserve"> </w:t>
-      </w:r>
-      <w:r>
-        <w:t xml:space="preserve">Ratio-based rankings are unreliable at any practically used panel size;</w:t>
-      </w:r>
-      <w:r>
-        <w:t xml:space="preserve"> </w:t>
-      </w:r>
-      <w:r>
-        <w:t xml:space="preserve">entropy-based rankings stabilize at approximately 110 kinases.</w:t>
-      </w:r>
-      <w:r>
-        <w:t xml:space="preserve"> </w:t>
-      </w:r>
-      <w:r>
-        <w:t xml:space="preserve">We derive four required properties that any well-formed selectivity measure</w:t>
-      </w:r>
-      <w:r>
-        <w:t xml:space="preserve"> </w:t>
-      </w:r>
-      <w:r>
-        <w:t xml:space="preserve">should satisfy; no existing definition satisfies all four simultaneously.</w:t>
-      </w:r>
-    </w:p>
-    <w:p>
-      <w:pPr>
-        <w:pStyle w:val="FirstParagraph"/>
-      </w:pPr>
-      <w:r>
-        <w:rPr>
-          <w:b/>
-          <w:bCs/>
-        </w:rPr>
-        <w:t xml:space="preserve">Polina Vinogradova</w:t>
-      </w:r>
-      <w:r>
-        <w:br/>
-      </w:r>
-      <w:r>
-        <w:t xml:space="preserve">Input Output Global, Singapore</w:t>
-      </w:r>
-      <w:r>
-        <w:br/>
-      </w:r>
-      <w:r>
-        <w:t xml:space="preserve">Email: polina.vinogradova@iohk.io ORCID: 0000-0003-3271-3841</w:t>
-      </w:r>
-    </w:p>
-    <w:p>
-      <w:pPr>
-        <w:pStyle w:val="BodyText"/>
-      </w:pPr>
-      <w:r>
-        <w:rPr>
-          <w:b/>
-          <w:bCs/>
-        </w:rPr>
-        <w:t xml:space="preserve">Keywords:</w:t>
-      </w:r>
-      <w:r>
-        <w:t xml:space="preserve"> </w:t>
-      </w:r>
-      <w:r>
-        <w:t xml:space="preserve">kinase inhibitor selectivity, selectivity metrics,</w:t>
-      </w:r>
-      <w:r>
-        <w:t xml:space="preserve"> </w:t>
-      </w:r>
-      <w:r>
-        <w:t xml:space="preserve">binding affinity, axiomatic analysis, drug discovery, cheminformatics</w:t>
+        <w:t xml:space="preserve">We trace instability to three sources: definitional noise below the detection</w:t>
+      </w:r>
+      <w:r>
+        <w:t xml:space="preserve"> </w:t>
+      </w:r>
+      <w:r>
+        <w:t xml:space="preserve">threshold, near-tied top targets, and distribution-ratio disagreement for</w:t>
+      </w:r>
+      <w:r>
+        <w:t xml:space="preserve"> </w:t>
+      </w:r>
+      <w:r>
+        <w:t xml:space="preserve">promiscuous compounds with a dominant target.</w:t>
+      </w:r>
+      <w:r>
+        <w:t xml:space="preserve"> </w:t>
+      </w:r>
+      <w:r>
+        <w:t xml:space="preserve">We derive four properties that any well-formed selectivity measure should</w:t>
+      </w:r>
+      <w:r>
+        <w:t xml:space="preserve"> </w:t>
+      </w:r>
+      <w:r>
+        <w:t xml:space="preserve">satisfy, show that no existing definition satisfies all four, and propose a</w:t>
+      </w:r>
+      <w:r>
+        <w:t xml:space="preserve"> </w:t>
+      </w:r>
+      <w:r>
+        <w:t xml:space="preserve">measure that does and recovers its full-panel ranking from about half a panel.</w:t>
       </w:r>
     </w:p>
     <w:bookmarkStart w:id="9" w:name="sec:intro"/>
@@ -241,7 +153,7 @@
         <w:t xml:space="preserve"> </w:t>
       </w:r>
       <w:r>
-        <w:t xml:space="preserve">Because the human kinome comprises more than 500 proteins sharing a</w:t>
+        <w:t xml:space="preserve">Because the human kinome is comprised of more than 500 proteins sharing a</w:t>
       </w:r>
       <w:r>
         <w:t xml:space="preserve"> </w:t>
@@ -268,37 +180,22 @@
         <w:t xml:space="preserve"> </w:t>
       </w:r>
       <w:r>
-        <w:t xml:space="preserve">Selectivity — the degree to which a compound’s binding activity is</w:t>
-      </w:r>
-      <w:r>
-        <w:t xml:space="preserve"> </w:t>
-      </w:r>
-      <w:r>
-        <w:t xml:space="preserve">concentrated on intended rather than off-target kinases — is a primary</w:t>
-      </w:r>
-      <w:r>
-        <w:t xml:space="preserve"> </w:t>
-      </w:r>
-      <w:r>
-        <w:t xml:space="preserve">criterion in lead optimization and a key determinant of the therapeutic window</w:t>
-      </w:r>
-      <w:r>
-        <w:t xml:space="preserve"> </w:t>
-      </w:r>
-      <w:r>
-        <w:t xml:space="preserve">of approved drugs.</w:t>
-      </w:r>
-      <w:r>
-        <w:t xml:space="preserve">(</w:t>
-      </w:r>
-      <w:r>
-        <w:t xml:space="preserve">Bhullar et al.</w:t>
-      </w:r>
-      <w:r>
-        <w:t xml:space="preserve"> </w:t>
-      </w:r>
-      <w:r>
-        <w:t xml:space="preserve">2018)</w:t>
+        <w:t xml:space="preserve">Selectivity is a primary</w:t>
+      </w:r>
+      <w:r>
+        <w:t xml:space="preserve"> </w:t>
+      </w:r>
+      <w:r>
+        <w:t xml:space="preserve">criterion in lead optimization and a key determinant in the drug approval</w:t>
+      </w:r>
+      <w:r>
+        <w:t xml:space="preserve"> </w:t>
+      </w:r>
+      <w:r>
+        <w:t xml:space="preserve">process.</w:t>
+      </w:r>
+      <w:r>
+        <w:t xml:space="preserve">(Bhullar et al. 2018)</w:t>
       </w:r>
     </w:p>
     <w:p>
@@ -306,7 +203,7 @@
         <w:pStyle w:val="BodyText"/>
       </w:pPr>
       <w:r>
-        <w:t xml:space="preserve">Despite its importance, selectivity is not formally defined.</w:t>
+        <w:t xml:space="preserve">Despite its importance, no single consistent definition of selectivity exists.</w:t>
       </w:r>
       <w:r>
         <w:t xml:space="preserve"> </w:t>
@@ -384,7 +281,7 @@
         <w:t xml:space="preserve"> </w:t>
       </w:r>
       <w:r>
-        <w:t xml:space="preserve">systematic justification, and their parameter values — the activity threshold</w:t>
+        <w:t xml:space="preserve">systematic justification, and their parameter values (the activity threshold</w:t>
       </w:r>
       <w:r>
         <w:t xml:space="preserve"> </w:t>
@@ -396,7 +293,7 @@
         <w:t xml:space="preserve"> </w:t>
       </w:r>
       <w:r>
-        <w:t xml:space="preserve">off-target in ratio-based measures — are chosen by convention rather than</w:t>
+        <w:t xml:space="preserve">off-target in ratio-based measures) are chosen by convention rather than</w:t>
       </w:r>
       <w:r>
         <w:t xml:space="preserve"> </w:t>
@@ -464,13 +361,22 @@
         <w:t xml:space="preserve"> </w:t>
       </w:r>
       <w:r>
-        <w:t xml:space="preserve">However, the structural sources of this disagreement — which binding profile</w:t>
-      </w:r>
-      <w:r>
-        <w:t xml:space="preserve"> </w:t>
-      </w:r>
-      <w:r>
-        <w:t xml:space="preserve">properties determine when definitions agree or conflict, and why — have not</w:t>
+        <w:t xml:space="preserve">However, the structural sources of this disagreement, such as</w:t>
+      </w:r>
+      <w:r>
+        <w:t xml:space="preserve"> </w:t>
+      </w:r>
+      <w:r>
+        <w:t xml:space="preserve">“which binding profile</w:t>
+      </w:r>
+      <w:r>
+        <w:t xml:space="preserve"> </w:t>
+      </w:r>
+      <w:r>
+        <w:t xml:space="preserve">properties determine when definitions agree or conflict, and why?”</w:t>
+      </w:r>
+      <w:r>
+        <w:t xml:space="preserve">, have not</w:t>
       </w:r>
       <w:r>
         <w:t xml:space="preserve"> </w:t>
@@ -508,55 +414,19 @@
         <w:t xml:space="preserve"> </w:t>
       </w:r>
       <w:r>
-        <w:t xml:space="preserve">definitional choice is unknown.</w:t>
-      </w:r>
-      <w:r>
-        <w:t xml:space="preserve"> </w:t>
-      </w:r>
-      <w:r>
-        <w:t xml:space="preserve">When a compound is described as</w:t>
-      </w:r>
-      <w:r>
-        <w:t xml:space="preserve"> </w:t>
-      </w:r>
-      <w:r>
-        <w:t xml:space="preserve">“selective”</w:t>
-      </w:r>
-      <w:r>
-        <w:t xml:space="preserve"> </w:t>
-      </w:r>
-      <w:r>
-        <w:t xml:space="preserve">in the literature, the claim is</w:t>
-      </w:r>
-      <w:r>
-        <w:t xml:space="preserve"> </w:t>
-      </w:r>
-      <w:r>
-        <w:t xml:space="preserve">implicitly conditioned on a specific definition and parameterization that is</w:t>
-      </w:r>
-      <w:r>
-        <w:t xml:space="preserve"> </w:t>
-      </w:r>
-      <w:r>
-        <w:t xml:space="preserve">rarely stated explicitly and almost never justified.</w:t>
-      </w:r>
-      <w:r>
-        <w:t xml:space="preserve"> </w:t>
-      </w:r>
-      <w:r>
-        <w:t xml:space="preserve">This situation is analogous to measuring temperature with instruments whose</w:t>
-      </w:r>
-      <w:r>
-        <w:t xml:space="preserve"> </w:t>
-      </w:r>
-      <w:r>
-        <w:t xml:space="preserve">scales have not been calibrated to a common reference: the measurements are</w:t>
-      </w:r>
-      <w:r>
-        <w:t xml:space="preserve"> </w:t>
-      </w:r>
-      <w:r>
-        <w:t xml:space="preserve">internally consistent but not directly comparable.</w:t>
+        <w:t xml:space="preserve">definitional choice is unknown. The lack of consistency across</w:t>
+      </w:r>
+      <w:r>
+        <w:t xml:space="preserve"> </w:t>
+      </w:r>
+      <w:r>
+        <w:t xml:space="preserve">applications of selectivity definitions for different compounds makes</w:t>
+      </w:r>
+      <w:r>
+        <w:t xml:space="preserve"> </w:t>
+      </w:r>
+      <w:r>
+        <w:t xml:space="preserve">comparison very challenging.</w:t>
       </w:r>
     </w:p>
     <w:p>
@@ -564,73 +434,70 @@
         <w:pStyle w:val="BodyText"/>
       </w:pPr>
       <w:r>
-        <w:t xml:space="preserve">Counterintuitively, we find that the compounds most resistant to</w:t>
-      </w:r>
-      <w:r>
-        <w:t xml:space="preserve"> </w:t>
-      </w:r>
-      <w:r>
-        <w:t xml:space="preserve">definitional disagreement are not the most selective but the most promiscuous:</w:t>
-      </w:r>
-      <w:r>
-        <w:t xml:space="preserve"> </w:t>
-      </w:r>
-      <w:r>
-        <w:t xml:space="preserve">compounds that bind nearly the entire profiled kinome receive consistent</w:t>
-      </w:r>
-      <w:r>
-        <w:t xml:space="preserve"> </w:t>
-      </w:r>
-      <w:r>
-        <w:t xml:space="preserve">rankings regardless of which definition is applied, because all definitions</w:t>
-      </w:r>
-      <w:r>
-        <w:t xml:space="preserve"> </w:t>
-      </w:r>
-      <w:r>
-        <w:t xml:space="preserve">agree they are non-selective.</w:t>
-      </w:r>
-      <w:r>
-        <w:t xml:space="preserve"> </w:t>
-      </w:r>
-      <w:r>
-        <w:t xml:space="preserve">It is compounds at intermediate promiscuity — those with one dominant target</w:t>
-      </w:r>
-      <w:r>
-        <w:t xml:space="preserve"> </w:t>
-      </w:r>
-      <w:r>
-        <w:t xml:space="preserve">and several moderate off-targets, or those with near-identical affinities for</w:t>
-      </w:r>
-      <w:r>
-        <w:t xml:space="preserve"> </w:t>
-      </w:r>
-      <w:r>
-        <w:t xml:space="preserve">their top two targets — that receive contradictory rankings depending on</w:t>
-      </w:r>
-      <w:r>
-        <w:t xml:space="preserve"> </w:t>
-      </w:r>
-      <w:r>
-        <w:t xml:space="preserve">which definition is chosen.</w:t>
-      </w:r>
-      <w:r>
-        <w:t xml:space="preserve"> </w:t>
-      </w:r>
-      <w:r>
-        <w:t xml:space="preserve">This observation points to a deeper problem: the definitions are not merely</w:t>
-      </w:r>
-      <w:r>
-        <w:t xml:space="preserve"> </w:t>
-      </w:r>
-      <w:r>
-        <w:t xml:space="preserve">different operationalizations of the same concept, but answers to genuinely</w:t>
-      </w:r>
-      <w:r>
-        <w:t xml:space="preserve"> </w:t>
-      </w:r>
-      <w:r>
-        <w:t xml:space="preserve">different questions about binding profiles.</w:t>
+        <w:t xml:space="preserve">Our analyses suggest that existing selectivity definitions are, in some cases,</w:t>
+      </w:r>
+      <w:r>
+        <w:t xml:space="preserve"> </w:t>
+      </w:r>
+      <w:r>
+        <w:t xml:space="preserve">measuring entirely different qualities of binding profiles, and therefore</w:t>
+      </w:r>
+      <w:r>
+        <w:t xml:space="preserve"> </w:t>
+      </w:r>
+      <w:r>
+        <w:t xml:space="preserve">cannot be easily converted from one to another.</w:t>
+      </w:r>
+      <w:r>
+        <w:t xml:space="preserve"> </w:t>
+      </w:r>
+      <w:r>
+        <w:t xml:space="preserve">In information theory, Shannon</w:t>
+      </w:r>
+      <w:r>
+        <w:t xml:space="preserve">(Shannon 1948)</w:t>
+      </w:r>
+      <w:r>
+        <w:t xml:space="preserve"> </w:t>
+      </w:r>
+      <w:r>
+        <w:t xml:space="preserve">settled which function should</w:t>
+      </w:r>
+      <w:r>
+        <w:t xml:space="preserve"> </w:t>
+      </w:r>
+      <w:r>
+        <w:t xml:space="preserve">measure uncertainty by writing down a few properties a sensible measure must</w:t>
+      </w:r>
+      <w:r>
+        <w:t xml:space="preserve"> </w:t>
+      </w:r>
+      <w:r>
+        <w:t xml:space="preserve">have (e.g, that it should be maximal when all outcomes are equally</w:t>
+      </w:r>
+      <w:r>
+        <w:t xml:space="preserve"> </w:t>
+      </w:r>
+      <w:r>
+        <w:t xml:space="preserve">likely) and showing that only entropy satisfies them. In this work,</w:t>
+      </w:r>
+      <w:r>
+        <w:t xml:space="preserve"> </w:t>
+      </w:r>
+      <w:r>
+        <w:t xml:space="preserve">we follow the first step of this precedent: we characterize how the</w:t>
+      </w:r>
+      <w:r>
+        <w:t xml:space="preserve"> </w:t>
+      </w:r>
+      <w:r>
+        <w:t xml:space="preserve">competing measures actually behave, then state the properties a good measure</w:t>
+      </w:r>
+      <w:r>
+        <w:t xml:space="preserve"> </w:t>
+      </w:r>
+      <w:r>
+        <w:t xml:space="preserve">should have.</w:t>
       </w:r>
     </w:p>
     <w:p>
@@ -638,90 +505,36 @@
         <w:pStyle w:val="BodyText"/>
       </w:pPr>
       <w:r>
-        <w:t xml:space="preserve">This suggests a way forward that has worked in other fields where several</w:t>
-      </w:r>
-      <w:r>
-        <w:t xml:space="preserve"> </w:t>
-      </w:r>
-      <w:r>
-        <w:t xml:space="preserve">competing measures coexisted.</w:t>
-      </w:r>
-      <w:r>
-        <w:t xml:space="preserve"> </w:t>
-      </w:r>
-      <w:r>
-        <w:t xml:space="preserve">In information theory, Shannon</w:t>
-      </w:r>
-      <w:r>
-        <w:t xml:space="preserve">(Shannon 1948)</w:t>
-      </w:r>
-      <w:r>
-        <w:t xml:space="preserve"> </w:t>
-      </w:r>
-      <w:r>
-        <w:t xml:space="preserve">settled which function should</w:t>
-      </w:r>
-      <w:r>
-        <w:t xml:space="preserve"> </w:t>
-      </w:r>
-      <w:r>
-        <w:t xml:space="preserve">measure uncertainty by writing down a few properties a sensible measure must</w:t>
-      </w:r>
-      <w:r>
-        <w:t xml:space="preserve"> </w:t>
-      </w:r>
-      <w:r>
-        <w:t xml:space="preserve">have (for example, that it should be maximal when all outcomes are equally</w:t>
-      </w:r>
-      <w:r>
-        <w:t xml:space="preserve"> </w:t>
-      </w:r>
-      <w:r>
-        <w:t xml:space="preserve">likely) and showing that only entropy satisfies them.</w:t>
-      </w:r>
-      <w:r>
-        <w:t xml:space="preserve"> </w:t>
-      </w:r>
-      <w:r>
-        <w:t xml:space="preserve">The first step in that approach is always the same: characterize how the</w:t>
-      </w:r>
-      <w:r>
-        <w:t xml:space="preserve"> </w:t>
-      </w:r>
-      <w:r>
-        <w:t xml:space="preserve">competing measures actually behave, then state the properties a good measure</w:t>
-      </w:r>
-      <w:r>
-        <w:t xml:space="preserve"> </w:t>
-      </w:r>
-      <w:r>
-        <w:t xml:space="preserve">should have.</w:t>
+        <w:t xml:space="preserve">We use four large profiling datasets for kinase inhibitor selectivity</w:t>
+      </w:r>
+      <w:r>
+        <w:t xml:space="preserve"> </w:t>
+      </w:r>
+      <w:r>
+        <w:t xml:space="preserve">that span three assay technologies in our characterization.</w:t>
+      </w:r>
+      <w:r>
+        <w:t xml:space="preserve"> </w:t>
+      </w:r>
+      <w:r>
+        <w:t xml:space="preserve">In service of the overarching goal of developing a principled, standardized</w:t>
+      </w:r>
+      <w:r>
+        <w:t xml:space="preserve"> </w:t>
+      </w:r>
+      <w:r>
+        <w:t xml:space="preserve">formula for defining selectivity, our contributions are as follows:</w:t>
       </w:r>
     </w:p>
     <w:p>
       <w:pPr>
-        <w:pStyle w:val="BodyText"/>
+        <w:numPr>
+          <w:ilvl w:val="0"/>
+          <w:numId w:val="1001"/>
+        </w:numPr>
       </w:pPr>
       <w:r>
-        <w:t xml:space="preserve">This paper takes that first step for kinase inhibitor selectivity, using four</w:t>
-      </w:r>
-      <w:r>
-        <w:t xml:space="preserve"> </w:t>
-      </w:r>
-      <w:r>
-        <w:t xml:space="preserve">large profiling datasets that span three assay technologies.</w:t>
-      </w:r>
-      <w:r>
-        <w:t xml:space="preserve"> </w:t>
-      </w:r>
-      <w:r>
-        <w:t xml:space="preserve">Its contributions are as follows.</w:t>
-      </w:r>
-      <w:r>
-        <w:t xml:space="preserve"> </w:t>
-      </w:r>
-      <w:r>
-        <w:t xml:space="preserve">First, we show that existing definitions cluster into two families —</w:t>
+        <w:t xml:space="preserve">we show that existing definitions cluster into two families:</w:t>
       </w:r>
       <w:r>
         <w:t xml:space="preserve"> </w:t>
@@ -733,7 +546,7 @@
         <w:t xml:space="preserve"> </w:t>
       </w:r>
       <w:r>
-        <w:t xml:space="preserve">variants) — that correlate weakly with one another across all four datasets</w:t>
+        <w:t xml:space="preserve">variants), which correlate weakly with one another across all four datasets</w:t>
       </w:r>
       <w:r>
         <w:t xml:space="preserve"> </w:t>
@@ -767,19 +580,24 @@
         </m:r>
       </m:oMath>
       <w:r>
-        <w:t xml:space="preserve">) and measure fundamentally different</w:t>
-      </w:r>
-      <w:r>
-        <w:t xml:space="preserve"> </w:t>
-      </w:r>
-      <w:r>
-        <w:t xml:space="preserve">properties of binding profiles.</w:t>
-      </w:r>
-      <w:r>
-        <w:t xml:space="preserve"> </w:t>
-      </w:r>
-      <w:r>
-        <w:t xml:space="preserve">Second, we identify three sources of instability: definitional noise for</w:t>
+        <w:t xml:space="preserve">) and measure distinct</w:t>
+      </w:r>
+      <w:r>
+        <w:t xml:space="preserve"> </w:t>
+      </w:r>
+      <w:r>
+        <w:t xml:space="preserve">properties of binding profiles;</w:t>
+      </w:r>
+    </w:p>
+    <w:p>
+      <w:pPr>
+        <w:numPr>
+          <w:ilvl w:val="0"/>
+          <w:numId w:val="1001"/>
+        </w:numPr>
+      </w:pPr>
+      <w:r>
+        <w:t xml:space="preserve">we identify three sources of instability: definitional noise for</w:t>
       </w:r>
       <w:r>
         <w:t xml:space="preserve"> </w:t>
@@ -797,31 +615,59 @@
         <w:t xml:space="preserve"> </w:t>
       </w:r>
       <w:r>
-        <w:t xml:space="preserve">compounds with one dominant target and broad moderate off-target activity.</w:t>
-      </w:r>
-      <w:r>
-        <w:t xml:space="preserve"> </w:t>
-      </w:r>
-      <w:r>
-        <w:t xml:space="preserve">Third, we propose four required properties — a reliability threshold condition,</w:t>
-      </w:r>
-      <w:r>
-        <w:t xml:space="preserve"> </w:t>
-      </w:r>
-      <w:r>
-        <w:t xml:space="preserve">bounded gap sensitivity, distributional consistency, and monotonicity under</w:t>
-      </w:r>
-      <w:r>
-        <w:t xml:space="preserve"> </w:t>
-      </w:r>
-      <w:r>
-        <w:t xml:space="preserve">weak off-target addition — and show that no existing definition satisfies</w:t>
-      </w:r>
-      <w:r>
-        <w:t xml:space="preserve"> </w:t>
-      </w:r>
-      <w:r>
-        <w:t xml:space="preserve">all four simultaneously.</w:t>
+        <w:t xml:space="preserve">compounds with one dominant target and broad moderate off-target activity;</w:t>
+      </w:r>
+    </w:p>
+    <w:p>
+      <w:pPr>
+        <w:numPr>
+          <w:ilvl w:val="0"/>
+          <w:numId w:val="1001"/>
+        </w:numPr>
+      </w:pPr>
+      <w:r>
+        <w:t xml:space="preserve">we propose four required properties: (D1) a reliability threshold condition,</w:t>
+      </w:r>
+      <w:r>
+        <w:t xml:space="preserve"> </w:t>
+      </w:r>
+      <w:r>
+        <w:t xml:space="preserve">(D2) bounded gap sensitivity, (D3) distributional consistency, (D4) and monotonicity under</w:t>
+      </w:r>
+      <w:r>
+        <w:t xml:space="preserve"> </w:t>
+      </w:r>
+      <w:r>
+        <w:t xml:space="preserve">weak off-target addition. We then show that no existing definition satisfies</w:t>
+      </w:r>
+      <w:r>
+        <w:t xml:space="preserve"> </w:t>
+      </w:r>
+      <w:r>
+        <w:t xml:space="preserve">all four simultaneously;</w:t>
+      </w:r>
+    </w:p>
+    <w:p>
+      <w:pPr>
+        <w:numPr>
+          <w:ilvl w:val="0"/>
+          <w:numId w:val="1001"/>
+        </w:numPr>
+      </w:pPr>
+      <w:r>
+        <w:t xml:space="preserve">we propose a candidate measure: a gated, smooth-baseline</w:t>
+      </w:r>
+      <w:r>
+        <w:t xml:space="preserve"> </w:t>
+      </w:r>
+      <w:r>
+        <w:t xml:space="preserve">effective-target-number that satisfies all four properties and recovers its</w:t>
+      </w:r>
+      <w:r>
+        <w:t xml:space="preserve"> </w:t>
+      </w:r>
+      <w:r>
+        <w:t xml:space="preserve">full-panel ranking from roughly half a typical panel.</w:t>
       </w:r>
     </w:p>
     <w:bookmarkEnd w:id="9"/>
@@ -917,7 +763,7 @@
         <w:t xml:space="preserve"> </w:t>
       </w:r>
       <w:r>
-        <w:t xml:space="preserve">computes its Shannon entropy; low entropy indicates activity concentrated on</w:t>
+        <w:t xml:space="preserve">computes its Shannon entropy. Low entropy indicates activity concentrated on</w:t>
       </w:r>
       <w:r>
         <w:t xml:space="preserve"> </w:t>
@@ -950,7 +796,7 @@
         <w:t xml:space="preserve"> </w:t>
       </w:r>
       <w:r>
-        <w:t xml:space="preserve">distribution; a value near 1 indicates activity concentrated on few kinases and</w:t>
+        <w:t xml:space="preserve">distribution. A value near 1 indicates activity concentrated on few kinases and</w:t>
       </w:r>
       <w:r>
         <w:t xml:space="preserve"> </w:t>
@@ -1013,13 +859,13 @@
         <w:t xml:space="preserve"> </w:t>
       </w:r>
       <w:r>
-        <w:t xml:space="preserve">subsequently proposed two further metrics —</w:t>
-      </w:r>
-      <w:r>
-        <w:t xml:space="preserve"> </w:t>
-      </w:r>
-      <w:r>
-        <w:t xml:space="preserve">the window score and ranking score — and performed a comparative analysis of</w:t>
+        <w:t xml:space="preserve">subsequently proposed two further metrics:</w:t>
+      </w:r>
+      <w:r>
+        <w:t xml:space="preserve"> </w:t>
+      </w:r>
+      <w:r>
+        <w:t xml:space="preserve">the window score and ranking score. They performed a comparative analysis of</w:t>
       </w:r>
       <w:r>
         <w:t xml:space="preserve"> </w:t>
@@ -1043,7 +889,19 @@
         <w:t xml:space="preserve"> </w:t>
       </w:r>
       <w:r>
-        <w:t xml:space="preserve">conditions are not satisfied.</w:t>
+        <w:t xml:space="preserve">conditions are not satisfied. For example, ratio-based scores are undefined</w:t>
+      </w:r>
+      <w:r>
+        <w:t xml:space="preserve"> </w:t>
+      </w:r>
+      <w:r>
+        <w:t xml:space="preserve">for a compound with no kinase above the activity threshold, since there is then</w:t>
+      </w:r>
+      <w:r>
+        <w:t xml:space="preserve"> </w:t>
+      </w:r>
+      <w:r>
+        <w:t xml:space="preserve">no primary target or off-target to compare.</w:t>
       </w:r>
     </w:p>
     <w:p>
@@ -1078,7 +936,7 @@
         <w:t xml:space="preserve"> </w:t>
       </w:r>
       <w:r>
-        <w:t xml:space="preserve">same compounds, finding broad consistency between the two sources but noting</w:t>
+        <w:t xml:space="preserve">same compounds. They found broad consistency between the two sources but noted</w:t>
       </w:r>
       <w:r>
         <w:t xml:space="preserve"> </w:t>
@@ -1239,19 +1097,43 @@
         <w:t xml:space="preserve"> </w:t>
       </w:r>
       <w:r>
-        <w:t xml:space="preserve">normalized binding profiles but provides no analogous axiomatic justification;</w:t>
-      </w:r>
-      <w:r>
-        <w:t xml:space="preserve"> </w:t>
-      </w:r>
-      <w:r>
-        <w:t xml:space="preserve">it is not known whether it is the unique function satisfying reasonable</w:t>
-      </w:r>
-      <w:r>
-        <w:t xml:space="preserve"> </w:t>
-      </w:r>
-      <w:r>
-        <w:t xml:space="preserve">selectivity-specific properties, or one of many equivalent alternatives.</w:t>
+        <w:t xml:space="preserve">normalized binding profiles but provides no analogous axiomatic justification.</w:t>
+      </w:r>
+      <w:r>
+        <w:t xml:space="preserve"> </w:t>
+      </w:r>
+      <w:r>
+        <w:t xml:space="preserve">The axioms that single out Shannon entropy, such as maximality on the uniform</w:t>
+      </w:r>
+      <w:r>
+        <w:t xml:space="preserve"> </w:t>
+      </w:r>
+      <w:r>
+        <w:t xml:space="preserve">distribution and additivity over independent subsystems, characterize a measure</w:t>
+      </w:r>
+      <w:r>
+        <w:t xml:space="preserve"> </w:t>
+      </w:r>
+      <w:r>
+        <w:t xml:space="preserve">of uncertainty rather than a measure of selectivity.</w:t>
+      </w:r>
+      <w:r>
+        <w:t xml:space="preserve"> </w:t>
+      </w:r>
+      <w:r>
+        <w:t xml:space="preserve">It is therefore not known whether the selectivity entropy is the unique function</w:t>
+      </w:r>
+      <w:r>
+        <w:t xml:space="preserve"> </w:t>
+      </w:r>
+      <w:r>
+        <w:t xml:space="preserve">satisfying reasonable selectivity-specific properties, or one of many equivalent</w:t>
+      </w:r>
+      <w:r>
+        <w:t xml:space="preserve"> </w:t>
+      </w:r>
+      <w:r>
+        <w:t xml:space="preserve">alternatives.</w:t>
       </w:r>
     </w:p>
     <w:p>
@@ -1325,13 +1207,13 @@
         <w:t xml:space="preserve"> </w:t>
       </w:r>
       <w:r>
-        <w:t xml:space="preserve">discovery — the problem of identifying true facts from conflicting reports of</w:t>
-      </w:r>
-      <w:r>
-        <w:t xml:space="preserve"> </w:t>
-      </w:r>
-      <w:r>
-        <w:t xml:space="preserve">unknown reliability — posing it as a social choice problem, formulating</w:t>
+        <w:t xml:space="preserve">discovery, i.e. the problem of identifying true facts from conflicting reports of</w:t>
+      </w:r>
+      <w:r>
+        <w:t xml:space="preserve"> </w:t>
+      </w:r>
+      <w:r>
+        <w:t xml:space="preserve">unknown reliability, posing it as a social choice problem, formulating</w:t>
       </w:r>
       <w:r>
         <w:t xml:space="preserve"> </w:t>
@@ -1575,21 +1457,36 @@
         <w:t xml:space="preserve"> </w:t>
       </w:r>
       <w:r>
-        <w:t xml:space="preserve">Pairs for which no binding was detected at the screening concentration of</w:t>
-      </w:r>
-      <w:r>
-        <w:t xml:space="preserve"> </w:t>
-      </w:r>
-      <w:r>
-        <w:t xml:space="preserve">10 </w:t>
-      </w:r>
-      <m:oMath>
-        <m:r>
-          <m:t>μ</m:t>
-        </m:r>
-      </m:oMath>
-      <w:r>
-        <w:t xml:space="preserve">M were assigned</w:t>
+        <w:t xml:space="preserve">The resulting affinity matrix is complete (</w:t>
+      </w:r>
+      <m:oMath>
+        <m:r>
+          <m:t>68</m:t>
+        </m:r>
+        <m:r>
+          <m:rPr>
+            <m:sty m:val="p"/>
+          </m:rPr>
+          <m:t>×</m:t>
+        </m:r>
+        <m:r>
+          <m:t>433</m:t>
+        </m:r>
+      </m:oMath>
+      <w:r>
+        <w:t xml:space="preserve">, 29</w:t>
+      </w:r>
+      <w:r>
+        <w:t xml:space="preserve">,</w:t>
+      </w:r>
+      <w:r>
+        <w:t xml:space="preserve">444 entries).</w:t>
+      </w:r>
+      <w:r>
+        <w:t xml:space="preserve"> </w:t>
+      </w:r>
+      <w:r>
+        <w:t xml:space="preserve">with all non-binding pairs assigned the detection-floor value</w:t>
       </w:r>
       <w:r>
         <w:t xml:space="preserve"> </w:t>
@@ -1624,7 +1521,10 @@
         </m:r>
       </m:oMath>
       <w:r>
-        <w:t xml:space="preserve">, corresponding to a</w:t>
+        <w:t xml:space="preserve"> </w:t>
+      </w:r>
+      <w:r>
+        <w:t xml:space="preserve">(corresponding to a</w:t>
       </w:r>
       <w:r>
         <w:t xml:space="preserve"> </w:t>
@@ -1647,83 +1547,7 @@
         <w:t xml:space="preserve"> </w:t>
       </w:r>
       <w:r>
-        <w:t xml:space="preserve">of</w:t>
-      </w:r>
-      <w:r>
-        <w:t xml:space="preserve"> </w:t>
-      </w:r>
-      <w:r>
-        <w:t xml:space="preserve">1 mM, which represents the detection floor of the assay.</w:t>
-      </w:r>
-      <w:r>
-        <w:t xml:space="preserve"> </w:t>
-      </w:r>
-      <w:r>
-        <w:t xml:space="preserve">The resulting affinity matrix is complete (</w:t>
-      </w:r>
-      <m:oMath>
-        <m:r>
-          <m:t>68</m:t>
-        </m:r>
-        <m:r>
-          <m:rPr>
-            <m:sty m:val="p"/>
-          </m:rPr>
-          <m:t>×</m:t>
-        </m:r>
-        <m:r>
-          <m:t>433</m:t>
-        </m:r>
-      </m:oMath>
-      <w:r>
-        <w:t xml:space="preserve">, 29</w:t>
-      </w:r>
-      <w:r>
-        <w:t xml:space="preserve">,</w:t>
-      </w:r>
-      <w:r>
-        <w:t xml:space="preserve">444 entries),</w:t>
-      </w:r>
-      <w:r>
-        <w:t xml:space="preserve"> </w:t>
-      </w:r>
-      <w:r>
-        <w:t xml:space="preserve">with all non-binding pairs assigned the detection-floor value</w:t>
-      </w:r>
-      <w:r>
-        <w:t xml:space="preserve"> </w:t>
-      </w:r>
-      <m:oMath>
-        <m:r>
-          <m:rPr>
-            <m:sty m:val="p"/>
-          </m:rPr>
-          <m:t>p</m:t>
-        </m:r>
-        <m:sSub>
-          <m:e>
-            <m:r>
-              <m:t>K</m:t>
-            </m:r>
-          </m:e>
-          <m:sub>
-            <m:r>
-              <m:t>d</m:t>
-            </m:r>
-          </m:sub>
-        </m:sSub>
-        <m:r>
-          <m:rPr>
-            <m:sty m:val="p"/>
-          </m:rPr>
-          <m:t>=</m:t>
-        </m:r>
-        <m:r>
-          <m:t>5.0</m:t>
-        </m:r>
-      </m:oMath>
-      <w:r>
-        <w:t xml:space="preserve">.</w:t>
+        <w:t xml:space="preserve">of 1 mM).</w:t>
       </w:r>
       <w:r>
         <w:t xml:space="preserve"> </w:t>
@@ -2036,7 +1860,19 @@
         <w:t xml:space="preserve"> </w:t>
       </w:r>
       <w:r>
-        <w:t xml:space="preserve">Davis and 3.6% for Klaeger, reflecting the more stringent detection threshold</w:t>
+        <w:t xml:space="preserve">Davis and 3.6% for Klaeger, and are recorded at the background value</w:t>
+      </w:r>
+      <w:r>
+        <w:t xml:space="preserve"> </w:t>
+      </w:r>
+      <w:r>
+        <w:t xml:space="preserve">whenever weak interactions fall below the limit of detection.</w:t>
+      </w:r>
+      <w:r>
+        <w:t xml:space="preserve"> </w:t>
+      </w:r>
+      <w:r>
+        <w:t xml:space="preserve">These reflect the more stringent detection threshold</w:t>
       </w:r>
       <w:r>
         <w:t xml:space="preserve"> </w:t>
@@ -2158,7 +1994,7 @@
         </m:r>
       </m:oMath>
       <w:r>
-        <w:t xml:space="preserve">; higher values denote stronger inhibition), with the</w:t>
+        <w:t xml:space="preserve">, where higher values denote stronger inhibition), with the</w:t>
       </w:r>
       <w:r>
         <w:t xml:space="preserve"> </w:t>
@@ -2222,13 +2058,19 @@
         <w:t xml:space="preserve"> </w:t>
       </w:r>
       <w:r>
-        <w:t xml:space="preserve">affinities — the same</w:t>
-      </w:r>
-      <w:r>
-        <w:t xml:space="preserve"> </w:t>
-      </w:r>
-      <w:r>
-        <w:t xml:space="preserve">negative-log scale as</w:t>
+        <w:t xml:space="preserve">affinities for a large</w:t>
+      </w:r>
+      <w:r>
+        <w:t xml:space="preserve"> </w:t>
+      </w:r>
+      <w:r>
+        <w:t xml:space="preserve">medicinal-chemistry</w:t>
+      </w:r>
+      <w:r>
+        <w:t xml:space="preserve"> </w:t>
+      </w:r>
+      <w:r>
+        <w:t xml:space="preserve">campaign using the same negative-log scale as</w:t>
       </w:r>
       <w:r>
         <w:t xml:space="preserve"> </w:t>
@@ -2254,16 +2096,13 @@
         </m:sSub>
       </m:oMath>
       <w:r>
-        <w:t xml:space="preserve"> </w:t>
-      </w:r>
-      <w:r>
-        <w:t xml:space="preserve">— for a large medicinal-chemistry</w:t>
-      </w:r>
-      <w:r>
-        <w:t xml:space="preserve"> </w:t>
-      </w:r>
-      <w:r>
-        <w:t xml:space="preserve">campaign; we restricted it to the 704 compounds profiled against at least 50 of</w:t>
+        <w:t xml:space="preserve">. We restricted</w:t>
+      </w:r>
+      <w:r>
+        <w:t xml:space="preserve"> </w:t>
+      </w:r>
+      <w:r>
+        <w:t xml:space="preserve">it to the 704 compounds profiled against at least 50 of</w:t>
       </w:r>
       <w:r>
         <w:t xml:space="preserve"> </w:t>
@@ -2337,7 +2176,7 @@
         <w:t xml:space="preserve"> </w:t>
       </w:r>
       <w:r>
-        <w:t xml:space="preserve">Because each selectivity definition is computed on the native readout of its</w:t>
+        <w:t xml:space="preserve">Each selectivity definition is computed on the native readout of its</w:t>
       </w:r>
       <w:r>
         <w:t xml:space="preserve"> </w:t>
@@ -2349,13 +2188,13 @@
         <w:t xml:space="preserve"> </w:t>
       </w:r>
       <w:r>
-        <w:t xml:space="preserve">instability — both invariant to a common monotone rescaling within a dataset</w:t>
-      </w:r>
-      <w:r>
-        <w:t xml:space="preserve"> </w:t>
-      </w:r>
-      <w:r>
-        <w:t xml:space="preserve">— the definitions remain directly comparable across datasets.</w:t>
+        <w:t xml:space="preserve">instability, which are both invariant to a common monotone rescaling within a dataset.</w:t>
+      </w:r>
+      <w:r>
+        <w:t xml:space="preserve"> </w:t>
+      </w:r>
+      <w:r>
+        <w:t xml:space="preserve">For this reason, the definitions remain directly comparable across datasets.</w:t>
       </w:r>
       <w:r>
         <w:t xml:space="preserve"> </w:t>
@@ -2390,19 +2229,19 @@
         <w:t xml:space="preserve"> </w:t>
       </w:r>
       <w:r>
-        <w:t xml:space="preserve">datasets the parameter sweeps</w:t>
-      </w:r>
-      <w:r>
-        <w:t xml:space="preserve"> </w:t>
-      </w:r>
-      <w:r>
-        <w:t xml:space="preserve">were shifted to the corresponding scale (S-score thresholds and entropy/Gini</w:t>
-      </w:r>
-      <w:r>
-        <w:t xml:space="preserve"> </w:t>
-      </w:r>
-      <w:r>
-        <w:t xml:space="preserve">baselines spanning each dataset’s active range; reference off-targets</w:t>
+        <w:t xml:space="preserve">datasets, the S-score threshold and</w:t>
+      </w:r>
+      <w:r>
+        <w:t xml:space="preserve"> </w:t>
+      </w:r>
+      <w:r>
+        <w:t xml:space="preserve">entropy/Gini baseline grids were shifted to span each dataset’s active range,</w:t>
+      </w:r>
+      <w:r>
+        <w:t xml:space="preserve"> </w:t>
+      </w:r>
+      <w:r>
+        <w:t xml:space="preserve">while the ratio off-target index</w:t>
       </w:r>
       <w:r>
         <w:t xml:space="preserve"> </w:t>
@@ -2458,7 +2297,13 @@
         <w:t xml:space="preserve"> </w:t>
       </w:r>
       <w:r>
-        <w:t xml:space="preserve">as before).</w:t>
+        <w:t xml:space="preserve">was left unchanged</w:t>
+      </w:r>
+      <w:r>
+        <w:t xml:space="preserve"> </w:t>
+      </w:r>
+      <w:r>
+        <w:t xml:space="preserve">(it indexes ranked off-targets and so needs no rescaling).</w:t>
       </w:r>
     </w:p>
     <w:p>
@@ -2466,7 +2311,7 @@
         <w:pStyle w:val="BodyText"/>
       </w:pPr>
       <w:r>
-        <w:t xml:space="preserve">We did not include two further datasets named by a reviewer.</w:t>
+        <w:t xml:space="preserve">We excluded two additional candidate datasets.</w:t>
       </w:r>
       <w:r>
         <w:t xml:space="preserve"> </w:t>
@@ -2493,7 +2338,7 @@
         <w:t xml:space="preserve"> </w:t>
       </w:r>
       <w:r>
-        <w:t xml:space="preserve">and its raw data are not openly redistributable; including it would add a</w:t>
+        <w:t xml:space="preserve">and its raw data are not openly redistributable. Including it would add a</w:t>
       </w:r>
       <w:r>
         <w:t xml:space="preserve"> </w:t>
@@ -2526,7 +2371,7 @@
         <w:t xml:space="preserve"> </w:t>
       </w:r>
       <w:r>
-        <w:t xml:space="preserve">platform; a ranking-stability analysis requires many compounds to produce a</w:t>
+        <w:t xml:space="preserve">platform. A ranking-stability analysis requires many compounds to produce a</w:t>
       </w:r>
       <w:r>
         <w:t xml:space="preserve"> </w:t>
@@ -2550,7 +2395,7 @@
         <w:pStyle w:val="FirstParagraph"/>
       </w:pPr>
       <w:r>
-        <w:t xml:space="preserve">Four selectivity definitions were implemented, each controlled by one or more</w:t>
+        <w:t xml:space="preserve">We implemented four selectivity definitions, each including</w:t>
       </w:r>
       <w:r>
         <w:t xml:space="preserve"> </w:t>
@@ -2562,19 +2407,7 @@
         <w:t xml:space="preserve"> </w:t>
       </w:r>
       <w:r>
-        <w:t xml:space="preserve">For each definition we state below the quantity defined in the original</w:t>
-      </w:r>
-      <w:r>
-        <w:t xml:space="preserve"> </w:t>
-      </w:r>
-      <w:r>
-        <w:t xml:space="preserve">publication, the form in which we implemented it, and a plain-language</w:t>
-      </w:r>
-      <w:r>
-        <w:t xml:space="preserve"> </w:t>
-      </w:r>
-      <w:r>
-        <w:t xml:space="preserve">description of what it measures.</w:t>
+        <w:t xml:space="preserve">We discuss each definition below.</w:t>
       </w:r>
       <w:r>
         <w:t xml:space="preserve"> </w:t>
@@ -3073,91 +2906,66 @@
         <w:pStyle w:val="FirstParagraph"/>
       </w:pPr>
       <w:r>
-        <w:t xml:space="preserve">Sweeping</w:t>
-      </w:r>
-      <w:r>
-        <w:t xml:space="preserve"> </w:t>
-      </w:r>
-      <m:oMath>
-        <m:r>
-          <m:t>τ</m:t>
-        </m:r>
-      </m:oMath>
-      <w:r>
-        <w:t xml:space="preserve"> </w:t>
-      </w:r>
-      <w:r>
-        <w:t xml:space="preserve">reproduces Karaman’s family of cutoffs; we used</w:t>
-      </w:r>
-      <w:r>
-        <w:t xml:space="preserve"> </w:t>
-      </w:r>
-      <m:oMath>
-        <m:r>
-          <m:t>τ</m:t>
-        </m:r>
-        <m:r>
-          <m:rPr>
-            <m:sty m:val="p"/>
-          </m:rPr>
-          <m:t>∈</m:t>
-        </m:r>
-        <m:r>
-          <m:rPr>
-            <m:sty m:val="p"/>
-          </m:rPr>
-          <m:t>{</m:t>
-        </m:r>
-        <m:r>
-          <m:t>5.5</m:t>
-        </m:r>
-        <m:r>
-          <m:rPr>
-            <m:sty m:val="p"/>
-          </m:rPr>
-          <m:t>,</m:t>
-        </m:r>
-        <m:r>
-          <m:t>5.75</m:t>
-        </m:r>
-        <m:r>
-          <m:rPr>
-            <m:sty m:val="p"/>
-          </m:rPr>
-          <m:t>,</m:t>
-        </m:r>
-        <m:r>
-          <m:rPr>
-            <m:sty m:val="p"/>
-          </m:rPr>
-          <m:t>…</m:t>
-        </m:r>
-        <m:r>
-          <m:rPr>
-            <m:sty m:val="p"/>
-          </m:rPr>
-          <m:t>,</m:t>
-        </m:r>
-        <m:r>
-          <m:t>8.0</m:t>
-        </m:r>
-        <m:r>
-          <m:rPr>
-            <m:sty m:val="p"/>
-          </m:rPr>
-          <m:t>}</m:t>
-        </m:r>
-      </m:oMath>
-      <w:r>
-        <w:t xml:space="preserve"> </w:t>
-      </w:r>
-      <w:r>
-        <w:t xml:space="preserve">(11 values), spanning</w:t>
-      </w:r>
-      <w:r>
-        <w:t xml:space="preserve"> </w:t>
-      </w:r>
-      <m:oMath>
+        <w:t xml:space="preserve">Karaman et al. defined the cutoff on percent of control activity (</w:t>
+      </w:r>
+      <m:oMath>
+        <m:r>
+          <m:t>35</m:t>
+        </m:r>
+        <m:r>
+          <m:rPr>
+            <m:sty m:val="p"/>
+          </m:rPr>
+          <m:t>%</m:t>
+        </m:r>
+      </m:oMath>
+      <w:r>
+        <w:t xml:space="preserve">,</w:t>
+      </w:r>
+      <w:r>
+        <w:t xml:space="preserve"> </w:t>
+      </w:r>
+      <m:oMath>
+        <m:r>
+          <m:t>10</m:t>
+        </m:r>
+        <m:r>
+          <m:rPr>
+            <m:sty m:val="p"/>
+          </m:rPr>
+          <m:t>%</m:t>
+        </m:r>
+      </m:oMath>
+      <w:r>
+        <w:t xml:space="preserve">,</w:t>
+      </w:r>
+      <w:r>
+        <w:t xml:space="preserve"> </w:t>
+      </w:r>
+      <m:oMath>
+        <m:r>
+          <m:t>1</m:t>
+        </m:r>
+        <m:r>
+          <m:rPr>
+            <m:sty m:val="p"/>
+          </m:rPr>
+          <m:t>%</m:t>
+        </m:r>
+      </m:oMath>
+      <w:r>
+        <w:t xml:space="preserve">). Because we work on the</w:t>
+      </w:r>
+      <w:r>
+        <w:t xml:space="preserve"> </w:t>
+      </w:r>
+      <m:oMath>
+        <m:r>
+          <m:rPr>
+            <m:sty m:val="p"/>
+          </m:rPr>
+          <m:t>p</m:t>
+        </m:r>
         <m:sSub>
           <m:e>
             <m:r>
@@ -3175,6 +2983,123 @@
         <w:t xml:space="preserve"> </w:t>
       </w:r>
       <w:r>
+        <w:t xml:space="preserve">scale, the equivalent</w:t>
+      </w:r>
+      <w:r>
+        <w:t xml:space="preserve"> </w:t>
+      </w:r>
+      <w:r>
+        <w:t xml:space="preserve">“bound”</w:t>
+      </w:r>
+      <w:r>
+        <w:t xml:space="preserve"> </w:t>
+      </w:r>
+      <w:r>
+        <w:t xml:space="preserve">criterion is an affinity threshold</w:t>
+      </w:r>
+      <w:r>
+        <w:t xml:space="preserve"> </w:t>
+      </w:r>
+      <m:oMath>
+        <m:r>
+          <m:t>τ</m:t>
+        </m:r>
+      </m:oMath>
+      <w:r>
+        <w:t xml:space="preserve">, and sweeping it reproduces</w:t>
+      </w:r>
+      <w:r>
+        <w:t xml:space="preserve"> </w:t>
+      </w:r>
+      <w:r>
+        <w:t xml:space="preserve">their family of cutoffs. We used</w:t>
+      </w:r>
+      <w:r>
+        <w:t xml:space="preserve"> </w:t>
+      </w:r>
+      <m:oMath>
+        <m:r>
+          <m:t>τ</m:t>
+        </m:r>
+        <m:r>
+          <m:rPr>
+            <m:sty m:val="p"/>
+          </m:rPr>
+          <m:t>∈</m:t>
+        </m:r>
+        <m:r>
+          <m:rPr>
+            <m:sty m:val="p"/>
+          </m:rPr>
+          <m:t>{</m:t>
+        </m:r>
+        <m:r>
+          <m:t>5.5</m:t>
+        </m:r>
+        <m:r>
+          <m:rPr>
+            <m:sty m:val="p"/>
+          </m:rPr>
+          <m:t>,</m:t>
+        </m:r>
+        <m:r>
+          <m:t>5.75</m:t>
+        </m:r>
+        <m:r>
+          <m:rPr>
+            <m:sty m:val="p"/>
+          </m:rPr>
+          <m:t>,</m:t>
+        </m:r>
+        <m:r>
+          <m:rPr>
+            <m:sty m:val="p"/>
+          </m:rPr>
+          <m:t>…</m:t>
+        </m:r>
+        <m:r>
+          <m:rPr>
+            <m:sty m:val="p"/>
+          </m:rPr>
+          <m:t>,</m:t>
+        </m:r>
+        <m:r>
+          <m:t>8.0</m:t>
+        </m:r>
+        <m:r>
+          <m:rPr>
+            <m:sty m:val="p"/>
+          </m:rPr>
+          <m:t>}</m:t>
+        </m:r>
+      </m:oMath>
+      <w:r>
+        <w:t xml:space="preserve"> </w:t>
+      </w:r>
+      <w:r>
+        <w:t xml:space="preserve">(11 values), spanning</w:t>
+      </w:r>
+      <w:r>
+        <w:t xml:space="preserve"> </w:t>
+      </w:r>
+      <m:oMath>
+        <m:sSub>
+          <m:e>
+            <m:r>
+              <m:t>K</m:t>
+            </m:r>
+          </m:e>
+          <m:sub>
+            <m:r>
+              <m:t>d</m:t>
+            </m:r>
+          </m:sub>
+        </m:sSub>
+      </m:oMath>
+      <w:r>
+        <w:t xml:space="preserve"> </w:t>
+      </w:r>
+      <w:r>
         <w:t xml:space="preserve">cutoffs from</w:t>
       </w:r>
       <w:r>
@@ -3182,28 +3107,6 @@
       </w:r>
       <w:r>
         <w:t xml:space="preserve">approximately 300 nM to 10 nM.</w:t>
-      </w:r>
-      <w:r>
-        <w:t xml:space="preserve"> </w:t>
-      </w:r>
-      <w:r>
-        <w:rPr>
-          <w:i/>
-          <w:iCs/>
-        </w:rPr>
-        <w:t xml:space="preserve">In words:</w:t>
-      </w:r>
-      <w:r>
-        <w:t xml:space="preserve"> </w:t>
-      </w:r>
-      <w:r>
-        <w:t xml:space="preserve">what fraction of all tested kinases does the compound</w:t>
-      </w:r>
-      <w:r>
-        <w:t xml:space="preserve"> </w:t>
-      </w:r>
-      <w:r>
-        <w:t xml:space="preserve">appreciably hit? A smaller fraction means greater selectivity.</w:t>
       </w:r>
     </w:p>
     <w:bookmarkEnd w:id="14"/>
@@ -3236,7 +3139,7 @@
         <w:t xml:space="preserve"> </w:t>
       </w:r>
       <w:r>
-        <w:t xml:space="preserve">panel as a probability distribution and report its Shannon entropy; a profile</w:t>
+        <w:t xml:space="preserve">panel as a probability distribution and report its Shannon entropy. A profile</w:t>
       </w:r>
       <w:r>
         <w:t xml:space="preserve"> </w:t>
@@ -3799,7 +3702,7 @@
         <w:t xml:space="preserve"> </w:t>
       </w:r>
       <w:r>
-        <w:t xml:space="preserve">property D3 below); we swept</w:t>
+        <w:t xml:space="preserve">property D3 below). We swept</w:t>
       </w:r>
       <w:r>
         <w:t xml:space="preserve"> </w:t>
@@ -3882,47 +3785,13 @@
         <w:t xml:space="preserve"> </w:t>
       </w:r>
       <w:r>
-        <w:t xml:space="preserve">definitional instability this paper characterizes; we quantify the difference</w:t>
-      </w:r>
-      <w:r>
-        <w:t xml:space="preserve"> </w:t>
-      </w:r>
-      <w:r>
-        <w:t xml:space="preserve">below (</w:t>
-      </w:r>
-      <w:r>
-        <w:t xml:space="preserve">“Faithfulness to the original definitions”</w:t>
-      </w:r>
-      <w:r>
-        <w:t xml:space="preserve">).</w:t>
-      </w:r>
-      <w:r>
-        <w:t xml:space="preserve"> </w:t>
-      </w:r>
-      <w:r>
-        <w:t xml:space="preserve">Lower entropy indicates greater selectivity.</w:t>
-      </w:r>
-      <w:r>
-        <w:t xml:space="preserve"> </w:t>
-      </w:r>
-      <w:r>
-        <w:rPr>
-          <w:i/>
-          <w:iCs/>
-        </w:rPr>
-        <w:t xml:space="preserve">In words:</w:t>
-      </w:r>
-      <w:r>
-        <w:t xml:space="preserve"> </w:t>
-      </w:r>
-      <w:r>
-        <w:t xml:space="preserve">how spread out is the compound’s binding across the kinome?</w:t>
-      </w:r>
-      <w:r>
-        <w:t xml:space="preserve"> </w:t>
-      </w:r>
-      <w:r>
-        <w:t xml:space="preserve">Binding concentrated on few targets gives low entropy and high selectivity.</w:t>
+        <w:t xml:space="preserve">definitional instability this paper characterizes. We quantify the difference</w:t>
+      </w:r>
+      <w:r>
+        <w:t xml:space="preserve"> </w:t>
+      </w:r>
+      <w:r>
+        <w:t xml:space="preserve">below.</w:t>
       </w:r>
     </w:p>
     <w:bookmarkEnd w:id="15"/>
@@ -3961,13 +3830,19 @@
         <w:t xml:space="preserve"> </w:t>
       </w:r>
       <w:r>
-        <w:t xml:space="preserve">against the cumulative fraction of kinases (a Lorenz curve); the Gini</w:t>
-      </w:r>
-      <w:r>
-        <w:t xml:space="preserve"> </w:t>
-      </w:r>
-      <w:r>
-        <w:t xml:space="preserve">coefficient is twice the area between this curve and the diagonal of equal</w:t>
+        <w:t xml:space="preserve">against the cumulative fraction of kinases (a Lorenz curve). The Gini</w:t>
+      </w:r>
+      <w:r>
+        <w:t xml:space="preserve"> </w:t>
+      </w:r>
+      <w:r>
+        <w:t xml:space="preserve">coefficient, which measures how unequally is binding distributed across the kinome,</w:t>
+      </w:r>
+      <w:r>
+        <w:t xml:space="preserve"> </w:t>
+      </w:r>
+      <w:r>
+        <w:t xml:space="preserve">is twice the area between this curve and the diagonal of equal</w:t>
       </w:r>
       <w:r>
         <w:t xml:space="preserve"> </w:t>
@@ -4356,7 +4231,7 @@
         <w:t xml:space="preserve"> </w:t>
       </w:r>
       <w:r>
-        <w:t xml:space="preserve">near 1; a compound that binds many kinases equally has</w:t>
+        <w:t xml:space="preserve">near 1, while a compound that binds many kinases equally has</w:t>
       </w:r>
       <w:r>
         <w:t xml:space="preserve"> </w:t>
@@ -4370,35 +4245,7 @@
         <w:t xml:space="preserve"> </w:t>
       </w:r>
       <w:r>
-        <w:t xml:space="preserve">near 0.</w:t>
-      </w:r>
-      <w:r>
-        <w:t xml:space="preserve"> </w:t>
-      </w:r>
-      <w:r>
-        <w:t xml:space="preserve">Higher values therefore indicate greater selectivity.</w:t>
-      </w:r>
-      <w:r>
-        <w:t xml:space="preserve"> </w:t>
-      </w:r>
-      <w:r>
-        <w:rPr>
-          <w:i/>
-          <w:iCs/>
-        </w:rPr>
-        <w:t xml:space="preserve">In words:</w:t>
-      </w:r>
-      <w:r>
-        <w:t xml:space="preserve"> </w:t>
-      </w:r>
-      <w:r>
-        <w:t xml:space="preserve">how unequally is binding distributed across the kinome?</w:t>
-      </w:r>
-      <w:r>
-        <w:t xml:space="preserve"> </w:t>
-      </w:r>
-      <w:r>
-        <w:t xml:space="preserve">The more unequal, the more selective.</w:t>
+        <w:t xml:space="preserve">near 0. Higher values therefore indicate greater selectivity.</w:t>
       </w:r>
     </w:p>
     <w:bookmarkEnd w:id="16"/>
@@ -4861,10 +4708,13 @@
         <w:t xml:space="preserve">2017)</w:t>
       </w:r>
       <w:r>
-        <w:t xml:space="preserve"> </w:t>
-      </w:r>
-      <w:r>
-        <w:t xml:space="preserve">— a concentration-dependent fraction quantifying the</w:t>
+        <w:t xml:space="preserve">. Members of the ratio family of selectivity definitions</w:t>
+      </w:r>
+      <w:r>
+        <w:t xml:space="preserve"> </w:t>
+      </w:r>
+      <w:r>
+        <w:t xml:space="preserve">are concentration-dependent fractions quantifying the</w:t>
       </w:r>
       <w:r>
         <w:t xml:space="preserve"> </w:t>
@@ -4938,28 +4788,6 @@
       </w:r>
       <w:r>
         <w:t xml:space="preserve">indicates greater selectivity.</w:t>
-      </w:r>
-      <w:r>
-        <w:t xml:space="preserve"> </w:t>
-      </w:r>
-      <w:r>
-        <w:rPr>
-          <w:i/>
-          <w:iCs/>
-        </w:rPr>
-        <w:t xml:space="preserve">In words:</w:t>
-      </w:r>
-      <w:r>
-        <w:t xml:space="preserve"> </w:t>
-      </w:r>
-      <w:r>
-        <w:t xml:space="preserve">how big is the affinity gap between the primary target and the</w:t>
-      </w:r>
-      <w:r>
-        <w:t xml:space="preserve"> </w:t>
-      </w:r>
-      <w:r>
-        <w:t xml:space="preserve">next-best one? A larger gap means greater selectivity.</w:t>
       </w:r>
     </w:p>
     <w:bookmarkEnd w:id="17"/>
@@ -4995,7 +4823,7 @@
         <w:t xml:space="preserve"> </w:t>
       </w:r>
       <w:r>
-        <w:t xml:space="preserve">For the entropy and the Gini coefficient we used the baseline-subtracted</w:t>
+        <w:t xml:space="preserve">For the entropy and the Gini coefficient, we used the baseline-subtracted</w:t>
       </w:r>
       <w:r>
         <w:t xml:space="preserve"> </w:t>
@@ -5013,7 +4841,7 @@
         <w:t xml:space="preserve"> </w:t>
       </w:r>
       <w:r>
-        <w:t xml:space="preserve">common scale and so that the baseline</w:t>
+        <w:t xml:space="preserve">common scale, and so that the baseline</w:t>
       </w:r>
       <w:r>
         <w:t xml:space="preserve"> </w:t>
@@ -5100,7 +4928,7 @@
         <w:t xml:space="preserve"> </w:t>
       </w:r>
       <w:r>
-        <w:t xml:space="preserve">(Klaeger); for Gini,</w:t>
+        <w:t xml:space="preserve">(Klaeger), while for Gini,</w:t>
       </w:r>
       <w:r>
         <w:t xml:space="preserve"> </w:t>
@@ -5143,7 +4971,7 @@
         <w:t xml:space="preserve"> </w:t>
       </w:r>
       <w:r>
-        <w:t xml:space="preserve">(Supporting Information, Figure S1) — confirming that the operationalization</w:t>
+        <w:t xml:space="preserve">(Supporting Information, Figure S1). This confirms that the operationalization</w:t>
       </w:r>
       <w:r>
         <w:t xml:space="preserve"> </w:t>
@@ -5249,7 +5077,7 @@
         <w:t xml:space="preserve"> </w:t>
       </w:r>
       <w:r>
-        <w:t xml:space="preserve">across configurations within each definition family (within-family</w:t>
+        <w:t xml:space="preserve">across parameter configurations within each definition family (within-family</w:t>
       </w:r>
       <w:r>
         <w:t xml:space="preserve"> </w:t>
@@ -5366,7 +5194,7 @@
         </m:r>
       </m:oMath>
       <w:r>
-        <w:t xml:space="preserve">-values; significance</w:t>
+        <w:t xml:space="preserve">-values. Significance</w:t>
       </w:r>
       <w:r>
         <w:t xml:space="preserve"> </w:t>
@@ -5495,13 +5323,13 @@
         <w:t xml:space="preserve"> </w:t>
       </w:r>
       <w:r>
-        <w:t xml:space="preserve">FDA-approved Klaeger compounds) is summarized in the Limitations and reported</w:t>
-      </w:r>
-      <w:r>
-        <w:t xml:space="preserve"> </w:t>
-      </w:r>
-      <w:r>
-        <w:t xml:space="preserve">in full in the Supporting Information.</w:t>
+        <w:t xml:space="preserve">FDA-approved Klaeger compounds) is summarized in the Limitations section</w:t>
+      </w:r>
+      <w:r>
+        <w:t xml:space="preserve"> </w:t>
+      </w:r>
+      <w:r>
+        <w:t xml:space="preserve">and reported in full in the Supporting Information section.</w:t>
       </w:r>
     </w:p>
     <w:bookmarkEnd w:id="20"/>
@@ -6115,7 +5943,7 @@
         <w:t xml:space="preserve"> </w:t>
       </w:r>
       <w:r>
-        <w:t xml:space="preserve">across the full kinase panel; they differ in functional form but respond to</w:t>
+        <w:t xml:space="preserve">across the full kinase panel. They differ in functional form but respond to</w:t>
       </w:r>
       <w:r>
         <w:t xml:space="preserve"> </w:t>
@@ -6181,13 +6009,33 @@
         <w:pStyle w:val="FirstParagraph"/>
       </w:pPr>
       <w:r>
-        <w:t xml:space="preserve">The same two-family structure holds in all four datasets, across three assay</w:t>
-      </w:r>
-      <w:r>
-        <w:t xml:space="preserve"> </w:t>
-      </w:r>
-      <w:r>
-        <w:t xml:space="preserve">technologies and both readout types (Figure </w:t>
+        <w:t xml:space="preserve">The Davis and Klaeger pattern of Table </w:t>
+      </w:r>
+      <w:hyperlink w:anchor="tab:correlations">
+        <w:r>
+          <w:rPr>
+            <w:rStyle w:val="Hyperlink"/>
+          </w:rPr>
+          <w:t xml:space="preserve">1</w:t>
+        </w:r>
+      </w:hyperlink>
+      <w:r>
+        <w:t xml:space="preserve"> </w:t>
+      </w:r>
+      <w:r>
+        <w:t xml:space="preserve">extends to the two</w:t>
+      </w:r>
+      <w:r>
+        <w:t xml:space="preserve"> </w:t>
+      </w:r>
+      <w:r>
+        <w:t xml:space="preserve">further datasets, across three assay technologies and both readout types</w:t>
+      </w:r>
+      <w:r>
+        <w:t xml:space="preserve"> </w:t>
+      </w:r>
+      <w:r>
+        <w:t xml:space="preserve">(Figure </w:t>
       </w:r>
       <w:hyperlink w:anchor="fig:crossdataset">
         <w:r>
@@ -6204,7 +6052,7 @@
         <w:t xml:space="preserve"> </w:t>
       </w:r>
       <w:r>
-        <w:t xml:space="preserve">The S-score, entropy, and Gini remain mutually correlated within each dataset</w:t>
+        <w:t xml:space="preserve">In all four, the S-score, entropy, and Gini remain mutually correlated</w:t>
       </w:r>
       <w:r>
         <w:t xml:space="preserve"> </w:t>
@@ -6238,29 +6086,20 @@
         </m:r>
       </m:oMath>
       <w:r>
-        <w:t xml:space="preserve">), while the ratio definition is the</w:t>
-      </w:r>
-      <w:r>
-        <w:t xml:space="preserve"> </w:t>
-      </w:r>
-      <w:r>
-        <w:t xml:space="preserve">consistent outlier: its correlation with the distribution-based family is</w:t>
-      </w:r>
-      <w:r>
-        <w:t xml:space="preserve"> </w:t>
-      </w:r>
-      <m:oMath>
-        <m:r>
-          <m:t>r</m:t>
-        </m:r>
-        <m:r>
-          <m:rPr>
-            <m:sty m:val="p"/>
-          </m:rPr>
-          <m:t>=</m:t>
-        </m:r>
-        <m:r>
-          <m:t>0.34</m:t>
+        <w:t xml:space="preserve">) while the ratio definition is the</w:t>
+      </w:r>
+      <w:r>
+        <w:t xml:space="preserve"> </w:t>
+      </w:r>
+      <w:r>
+        <w:t xml:space="preserve">consistent outlier. Its correlation with the distribution-based family is</w:t>
+      </w:r>
+      <w:r>
+        <w:t xml:space="preserve"> </w:t>
+      </w:r>
+      <m:oMath>
+        <m:r>
+          <m:t>0.52</m:t>
         </m:r>
       </m:oMath>
       <w:r>
@@ -6268,50 +6107,6 @@
       </w:r>
       <m:oMath>
         <m:r>
-          <m:t>0.45</m:t>
-        </m:r>
-      </m:oMath>
-      <w:r>
-        <w:t xml:space="preserve"> </w:t>
-      </w:r>
-      <w:r>
-        <w:t xml:space="preserve">on Davis,</w:t>
-      </w:r>
-      <w:r>
-        <w:t xml:space="preserve"> </w:t>
-      </w:r>
-      <m:oMath>
-        <m:r>
-          <m:t>0.27</m:t>
-        </m:r>
-      </m:oMath>
-      <w:r>
-        <w:t xml:space="preserve">–</w:t>
-      </w:r>
-      <m:oMath>
-        <m:r>
-          <m:t>0.62</m:t>
-        </m:r>
-      </m:oMath>
-      <w:r>
-        <w:t xml:space="preserve"> </w:t>
-      </w:r>
-      <w:r>
-        <w:t xml:space="preserve">on Klaeger,</w:t>
-      </w:r>
-      <w:r>
-        <w:t xml:space="preserve"> </w:t>
-      </w:r>
-      <m:oMath>
-        <m:r>
-          <m:t>0.52</m:t>
-        </m:r>
-      </m:oMath>
-      <w:r>
-        <w:t xml:space="preserve">–</w:t>
-      </w:r>
-      <m:oMath>
-        <m:r>
           <m:t>0.56</m:t>
         </m:r>
       </m:oMath>
@@ -6319,13 +6114,7 @@
         <w:t xml:space="preserve"> </w:t>
       </w:r>
       <w:r>
-        <w:t xml:space="preserve">on the</w:t>
-      </w:r>
-      <w:r>
-        <w:t xml:space="preserve"> </w:t>
-      </w:r>
-      <w:r>
-        <w:t xml:space="preserve">Anastassiadis functional-activity dataset, and</w:t>
+        <w:t xml:space="preserve">on the Anastassiadis functional-activity dataset and only</w:t>
       </w:r>
       <w:r>
         <w:t xml:space="preserve"> </w:t>
@@ -6964,13 +6753,13 @@
         <w:pStyle w:val="BodyText"/>
       </w:pPr>
       <w:r>
-        <w:t xml:space="preserve">Overall rank instability — measured as the standard deviation of a</w:t>
-      </w:r>
-      <w:r>
-        <w:t xml:space="preserve"> </w:t>
-      </w:r>
-      <w:r>
-        <w:t xml:space="preserve">compound’s rank across all 30 configurations — varies substantially across</w:t>
+        <w:t xml:space="preserve">Overall rank instability (measured as the standard deviation of a</w:t>
+      </w:r>
+      <w:r>
+        <w:t xml:space="preserve"> </w:t>
+      </w:r>
+      <w:r>
+        <w:t xml:space="preserve">compound’s rank across all 30 configurations) varies substantially across</w:t>
       </w:r>
       <w:r>
         <w:t xml:space="preserve"> </w:t>
@@ -7209,7 +6998,7 @@
         <w:t xml:space="preserve"> </w:t>
       </w:r>
       <w:r>
-        <w:t xml:space="preserve">on Davis;</w:t>
+        <w:t xml:space="preserve">on Davis, and</w:t>
       </w:r>
       <w:r>
         <w:t xml:space="preserve"> </w:t>
@@ -7438,7 +7227,7 @@
         <w:t xml:space="preserve"> </w:t>
       </w:r>
       <w:r>
-        <w:t xml:space="preserve">for entropy on Davis;</w:t>
+        <w:t xml:space="preserve">for entropy on Davis,</w:t>
       </w:r>
       <w:r>
         <w:t xml:space="preserve"> </w:t>
@@ -7499,7 +7288,7 @@
         <w:t xml:space="preserve"> </w:t>
       </w:r>
       <w:r>
-        <w:t xml:space="preserve">entropy and Gini scores are stable across baseline choices; compounds with few</w:t>
+        <w:t xml:space="preserve">entropy and Gini scores are stable across baseline choices, while compounds with few</w:t>
       </w:r>
       <w:r>
         <w:t xml:space="preserve"> </w:t>
@@ -7586,7 +7375,7 @@
         </m:r>
       </m:oMath>
       <w:r>
-        <w:t xml:space="preserve">; Gini</w:t>
+        <w:t xml:space="preserve">, Gini</w:t>
       </w:r>
       <w:r>
         <w:t xml:space="preserve"> </w:t>
@@ -7632,13 +7421,25 @@
         </m:r>
       </m:oMath>
       <w:r>
-        <w:t xml:space="preserve">), consistent with the interpretation that heterogeneous</w:t>
-      </w:r>
-      <w:r>
-        <w:t xml:space="preserve"> </w:t>
-      </w:r>
-      <w:r>
-        <w:t xml:space="preserve">profiles are easier to rank stably than flat ones.</w:t>
+        <w:t xml:space="preserve">). It is consistent with the interpretation that heterogeneous</w:t>
+      </w:r>
+      <w:r>
+        <w:t xml:space="preserve"> </w:t>
+      </w:r>
+      <w:r>
+        <w:t xml:space="preserve">profiles (whose affinities span a wide range) yield more reproducible rankings</w:t>
+      </w:r>
+      <w:r>
+        <w:t xml:space="preserve"> </w:t>
+      </w:r>
+      <w:r>
+        <w:t xml:space="preserve">across parameter choices than flat profiles (in which many near-equal affinities</w:t>
+      </w:r>
+      <w:r>
+        <w:t xml:space="preserve"> </w:t>
+      </w:r>
+      <w:r>
+        <w:t xml:space="preserve">reshuffle as the parameter changes).</w:t>
       </w:r>
     </w:p>
     <w:p>
@@ -9041,7 +8842,7 @@
         <w:t xml:space="preserve"> </w:t>
       </w:r>
       <w:r>
-        <w:t xml:space="preserve">Filgotinib; rank</w:t>
+        <w:t xml:space="preserve">Filgotinib, rank</w:t>
       </w:r>
       <w:r>
         <w:t xml:space="preserve"> </w:t>
@@ -9233,7 +9034,7 @@
         <w:t xml:space="preserve"> </w:t>
       </w:r>
       <w:r>
-        <w:t xml:space="preserve">This pattern is observed only in the Klaeger dataset; all Davis compounds</w:t>
+        <w:t xml:space="preserve">This pattern is observed only in the Klaeger dataset: all Davis compounds</w:t>
       </w:r>
       <w:r>
         <w:t xml:space="preserve"> </w:t>
@@ -9392,7 +9193,25 @@
         <w:t xml:space="preserve"> </w:t>
       </w:r>
       <w:r>
-        <w:t xml:space="preserve">Compounds such as Dovitinib (top</w:t>
+        <w:t xml:space="preserve">When a compound’s two best-bound kinases have near-identical affinities, the</w:t>
+      </w:r>
+      <w:r>
+        <w:t xml:space="preserve"> </w:t>
+      </w:r>
+      <w:r>
+        <w:t xml:space="preserve">ratio is highly sensitive to which is designated the primary target and which</w:t>
+      </w:r>
+      <w:r>
+        <w:t xml:space="preserve"> </w:t>
+      </w:r>
+      <w:r>
+        <w:t xml:space="preserve">the reference off-target, because a small parameter change can swap their roles.</w:t>
+      </w:r>
+      <w:r>
+        <w:t xml:space="preserve"> </w:t>
+      </w:r>
+      <w:r>
+        <w:t xml:space="preserve">Drug 23 in the Davis dataset (top</w:t>
       </w:r>
       <m:oMath>
         <m:sSub>
@@ -9442,124 +9261,23 @@
           <m:t>=</m:t>
         </m:r>
         <m:r>
-          <m:t>1.935</m:t>
-        </m:r>
-      </m:oMath>
-      <w:r>
-        <w:t xml:space="preserve"> pKd units) and</w:t>
-      </w:r>
-      <w:r>
-        <w:t xml:space="preserve"> </w:t>
-      </w:r>
-      <w:r>
-        <w:t xml:space="preserve">BMS-690514 (gap</w:t>
-      </w:r>
-      <w:r>
-        <w:t xml:space="preserve"> </w:t>
-      </w:r>
-      <m:oMath>
-        <m:r>
-          <m:rPr>
-            <m:sty m:val="p"/>
-          </m:rPr>
-          <m:t>=</m:t>
-        </m:r>
-        <m:r>
-          <m:t>1.985</m:t>
-        </m:r>
-      </m:oMath>
-      <w:r>
-        <w:t xml:space="preserve">) show large entropy-ratio disagreement despite</w:t>
-      </w:r>
-      <w:r>
-        <w:t xml:space="preserve"> </w:t>
-      </w:r>
-      <w:r>
-        <w:t xml:space="preserve">having well-defined primary targets, because the ratio definition is sensitive</w:t>
-      </w:r>
-      <w:r>
-        <w:t xml:space="preserve"> </w:t>
-      </w:r>
-      <w:r>
-        <w:t xml:space="preserve">to whether the reference off-target is the second or a lower-ranked kinase.</w:t>
-      </w:r>
-      <w:r>
-        <w:t xml:space="preserve"> </w:t>
-      </w:r>
-      <w:r>
-        <w:t xml:space="preserve">By contrast, Drug 23 in the Davis dataset (top</w:t>
-      </w:r>
-      <m:oMath>
-        <m:sSub>
-          <m:e>
-            <m:r>
-              <m:t>​</m:t>
-            </m:r>
-          </m:e>
-          <m:sub>
-            <m:r>
-              <m:t>1</m:t>
-            </m:r>
-          </m:sub>
-        </m:sSub>
-      </m:oMath>
-      <w:r>
-        <w:t xml:space="preserve">–top</w:t>
-      </w:r>
-      <m:oMath>
-        <m:sSub>
-          <m:e>
-            <m:r>
-              <m:t>​</m:t>
-            </m:r>
-          </m:e>
-          <m:sub>
-            <m:r>
-              <m:t>2</m:t>
-            </m:r>
-          </m:sub>
-        </m:sSub>
-      </m:oMath>
-      <w:r>
-        <w:t xml:space="preserve"> </w:t>
-      </w:r>
-      <w:r>
-        <w:t xml:space="preserve">gap</w:t>
-      </w:r>
-      <w:r>
-        <w:t xml:space="preserve"> </w:t>
-      </w:r>
-      <m:oMath>
-        <m:r>
-          <m:rPr>
-            <m:sty m:val="p"/>
-          </m:rPr>
-          <m:t>=</m:t>
-        </m:r>
-        <m:r>
           <m:t>0.019</m:t>
         </m:r>
       </m:oMath>
       <w:r>
-        <w:t xml:space="preserve">)</w:t>
-      </w:r>
-      <w:r>
-        <w:t xml:space="preserve"> </w:t>
-      </w:r>
-      <w:r>
-        <w:t xml:space="preserve">shows maximal ratio instability because its two best-bound kinases are</w:t>
-      </w:r>
-      <w:r>
-        <w:t xml:space="preserve"> </w:t>
-      </w:r>
-      <w:r>
-        <w:t xml:space="preserve">essentially indistinguishable, making the ratio highly sensitive to which is</w:t>
-      </w:r>
-      <w:r>
-        <w:t xml:space="preserve"> </w:t>
-      </w:r>
-      <w:r>
-        <w:t xml:space="preserve">designated the primary target.</w:t>
+        <w:t xml:space="preserve"> pKd units) is the</w:t>
+      </w:r>
+      <w:r>
+        <w:t xml:space="preserve"> </w:t>
+      </w:r>
+      <w:r>
+        <w:t xml:space="preserve">extreme case: its two best-bound kinases are essentially indistinguishable, so</w:t>
+      </w:r>
+      <w:r>
+        <w:t xml:space="preserve"> </w:t>
+      </w:r>
+      <w:r>
+        <w:t xml:space="preserve">it receives maximally unstable ratio rankings.</w:t>
       </w:r>
     </w:p>
     <w:p>
@@ -9882,7 +9600,7 @@
         <w:t xml:space="preserve"> </w:t>
       </w:r>
       <w:r>
-        <w:t xml:space="preserve">Neither characterization is incorrect; they reflect genuinely different</w:t>
+        <w:t xml:space="preserve">Neither characterization is incorrect, as they reflect genuinely different</w:t>
       </w:r>
       <w:r>
         <w:t xml:space="preserve"> </w:t>
@@ -9954,13 +9672,7 @@
         <w:t xml:space="preserve"> </w:t>
       </w:r>
       <w:r>
-        <w:t xml:space="preserve">it as non-selective regardless of parameterization, producing low instability</w:t>
-      </w:r>
-      <w:r>
-        <w:t xml:space="preserve"> </w:t>
-      </w:r>
-      <w:r>
-        <w:t xml:space="preserve">despite — or rather because of — high promiscuity.</w:t>
+        <w:t xml:space="preserve">it as non-selective regardless of parameterization, producing low instability.</w:t>
       </w:r>
     </w:p>
     <w:bookmarkEnd w:id="41"/>
@@ -10635,7 +10347,7 @@
     <w:bookmarkEnd w:id="45"/>
     <w:bookmarkEnd w:id="46"/>
     <w:bookmarkEnd w:id="47"/>
-    <w:bookmarkStart w:id="53" w:name="sec:desiderata"/>
+    <w:bookmarkStart w:id="58" w:name="sec:desiderata"/>
     <w:p>
       <w:pPr>
         <w:pStyle w:val="Heading1"/>
@@ -10668,24 +10380,6 @@
       </w:r>
       <w:r>
         <w:t xml:space="preserve">motivates it.</w:t>
-      </w:r>
-      <w:r>
-        <w:t xml:space="preserve"> </w:t>
-      </w:r>
-      <w:r>
-        <w:t xml:space="preserve">We call them required properties because they are necessary conditions: a</w:t>
-      </w:r>
-      <w:r>
-        <w:t xml:space="preserve"> </w:t>
-      </w:r>
-      <w:r>
-        <w:t xml:space="preserve">measure that violates any one of them produces the rank instabilities</w:t>
-      </w:r>
-      <w:r>
-        <w:t xml:space="preserve"> </w:t>
-      </w:r>
-      <w:r>
-        <w:t xml:space="preserve">documented above.</w:t>
       </w:r>
     </w:p>
     <w:p>
@@ -11168,7 +10862,7 @@
         <w:t xml:space="preserve"> </w:t>
       </w:r>
       <w:r>
-        <w:t xml:space="preserve">Selectivity is a property of binding; a compound that does not bind cannot be</w:t>
+        <w:t xml:space="preserve">Selectivity is a property of binding, so a compound that does not bind cannot be</w:t>
       </w:r>
       <w:r>
         <w:t xml:space="preserve"> </w:t>
@@ -11748,7 +11442,13 @@
         <w:t xml:space="preserve"> </w:t>
       </w:r>
       <w:r>
-        <w:t xml:space="preserve">this property because they do not privilege any single pairwise comparison.</w:t>
+        <w:t xml:space="preserve">this property because they are symmetric functions of the full set of normalized</w:t>
+      </w:r>
+      <w:r>
+        <w:t xml:space="preserve"> </w:t>
+      </w:r>
+      <w:r>
+        <w:t xml:space="preserve">activities, with no term that singles out a particular ranked off-target.</w:t>
       </w:r>
     </w:p>
     <w:bookmarkEnd w:id="49"/>
@@ -12589,72 +12289,73 @@
         <w:t xml:space="preserve"> </w:t>
       </w:r>
       <w:r>
-        <w:t xml:space="preserve">Ratio-based definitions can violate this property: if the new weak interaction</w:t>
-      </w:r>
-      <w:r>
-        <w:t xml:space="preserve"> </w:t>
-      </w:r>
-      <w:r>
-        <w:t xml:space="preserve">becomes the reference off-target (</w:t>
-      </w:r>
-      <m:oMath>
-        <m:r>
-          <m:t>k</m:t>
-        </m:r>
-        <m:r>
-          <m:rPr>
-            <m:sty m:val="p"/>
-          </m:rPr>
-          <m:t>=</m:t>
-        </m:r>
-        <m:r>
-          <m:t>1</m:t>
-        </m:r>
-      </m:oMath>
-      <w:r>
-        <w:t xml:space="preserve">), the ratio to the primary target may</w:t>
-      </w:r>
-      <w:r>
-        <w:t xml:space="preserve"> </w:t>
-      </w:r>
-      <w:r>
-        <w:t xml:space="preserve">increase, artifactually improving the apparent selectivity score.</w:t>
-      </w:r>
-      <w:r>
-        <w:t xml:space="preserve"> </w:t>
-      </w:r>
-      <w:r>
-        <w:t xml:space="preserve">This failure mode is practically relevant when profiling panels differ in size</w:t>
-      </w:r>
-      <w:r>
-        <w:t xml:space="preserve"> </w:t>
-      </w:r>
-      <w:r>
-        <w:t xml:space="preserve">or composition across experiments, as is common when comparing selectivity</w:t>
-      </w:r>
-      <w:r>
-        <w:t xml:space="preserve"> </w:t>
-      </w:r>
-      <w:r>
-        <w:t xml:space="preserve">across different assay platforms or across datasets such as Davis and Klaeger.</w:t>
-      </w:r>
-      <w:r>
-        <w:t xml:space="preserve"> </w:t>
-      </w:r>
-      <w:r>
-        <w:t xml:space="preserve">Distribution-based definitions satisfy D4 naturally, since adding a</w:t>
-      </w:r>
-      <w:r>
-        <w:t xml:space="preserve"> </w:t>
-      </w:r>
-      <w:r>
-        <w:t xml:space="preserve">sub-threshold term to the probability distribution decreases or preserves</w:t>
-      </w:r>
-      <w:r>
-        <w:t xml:space="preserve"> </w:t>
-      </w:r>
-      <w:r>
-        <w:t xml:space="preserve">entropy and Gini.</w:t>
+        <w:t xml:space="preserve">The S-score and the Gini coefficient violate this property.</w:t>
+      </w:r>
+      <w:r>
+        <w:t xml:space="preserve"> </w:t>
+      </w:r>
+      <w:r>
+        <w:t xml:space="preserve">Adding a kinase that the compound does not meaningfully bind increases the panel</w:t>
+      </w:r>
+      <w:r>
+        <w:t xml:space="preserve"> </w:t>
+      </w:r>
+      <w:r>
+        <w:t xml:space="preserve">size without adding activity: this lowers the S-score’s fraction of hit kinases</w:t>
+      </w:r>
+      <w:r>
+        <w:t xml:space="preserve"> </w:t>
+      </w:r>
+      <w:r>
+        <w:t xml:space="preserve">and raises the Gini coefficient’s inequality, in both cases inflating the</w:t>
+      </w:r>
+      <w:r>
+        <w:t xml:space="preserve"> </w:t>
+      </w:r>
+      <w:r>
+        <w:t xml:space="preserve">apparent selectivity.</w:t>
+      </w:r>
+      <w:r>
+        <w:t xml:space="preserve"> </w:t>
+      </w:r>
+      <w:r>
+        <w:t xml:space="preserve">A compound can therefore be made to look more selective simply by profiling it</w:t>
+      </w:r>
+      <w:r>
+        <w:t xml:space="preserve"> </w:t>
+      </w:r>
+      <w:r>
+        <w:t xml:space="preserve">against more inactive kinases — a serious problem when panels differ in size or</w:t>
+      </w:r>
+      <w:r>
+        <w:t xml:space="preserve"> </w:t>
+      </w:r>
+      <w:r>
+        <w:t xml:space="preserve">composition across experiments, as between Davis and Klaeger.</w:t>
+      </w:r>
+      <w:r>
+        <w:t xml:space="preserve"> </w:t>
+      </w:r>
+      <w:r>
+        <w:t xml:space="preserve">The entropy and the ratio satisfy D4: a sub-threshold target adds negligible</w:t>
+      </w:r>
+      <w:r>
+        <w:t xml:space="preserve"> </w:t>
+      </w:r>
+      <w:r>
+        <w:t xml:space="preserve">weight to the entropy’s normalized distribution and falls at or below the</w:t>
+      </w:r>
+      <w:r>
+        <w:t xml:space="preserve"> </w:t>
+      </w:r>
+      <w:r>
+        <w:t xml:space="preserve">ratio’s reference off-target, so neither score increases (verified empirically</w:t>
+      </w:r>
+      <w:r>
+        <w:t xml:space="preserve"> </w:t>
+      </w:r>
+      <w:r>
+        <w:t xml:space="preserve">in the next section).</w:t>
       </w:r>
     </w:p>
     <w:p>
@@ -12676,25 +12377,19 @@
         <w:t xml:space="preserve"> </w:t>
       </w:r>
       <w:r>
-        <w:t xml:space="preserve">summarizes which existing definitions satisfy each</w:t>
-      </w:r>
-      <w:r>
-        <w:t xml:space="preserve"> </w:t>
-      </w:r>
-      <w:r>
-        <w:t xml:space="preserve">property.</w:t>
-      </w:r>
-      <w:r>
-        <w:t xml:space="preserve"> </w:t>
-      </w:r>
-      <w:r>
-        <w:t xml:space="preserve">No existing definition satisfies all four simultaneously.</w:t>
-      </w:r>
-      <w:r>
-        <w:t xml:space="preserve"> </w:t>
-      </w:r>
-      <w:r>
-        <w:t xml:space="preserve">Whether a single measure can satisfy all four at once remains an open question.</w:t>
+        <w:t xml:space="preserve">summarizes which definitions satisfy each property.</w:t>
+      </w:r>
+      <w:r>
+        <w:t xml:space="preserve"> </w:t>
+      </w:r>
+      <w:r>
+        <w:t xml:space="preserve">No existing definition satisfies all four simultaneously, but the candidate measure</w:t>
+      </w:r>
+      <w:r>
+        <w:t xml:space="preserve"> </w:t>
+      </w:r>
+      <w:r>
+        <w:t xml:space="preserve">introduced next does.</w:t>
       </w:r>
     </w:p>
     <w:bookmarkStart w:id="51" w:name="tab:desiderata"/>
@@ -12703,13 +12398,13 @@
         <w:pStyle w:val="TableCaption"/>
       </w:pPr>
       <w:r>
-        <w:t xml:space="preserve">Satisfaction of the four required properties by existing</w:t>
-      </w:r>
-      <w:r>
-        <w:t xml:space="preserve"> </w:t>
-      </w:r>
-      <w:r>
-        <w:t xml:space="preserve">selectivity definitions.</w:t>
+        <w:t xml:space="preserve">Satisfaction of the four required properties by existing selectivity</w:t>
+      </w:r>
+      <w:r>
+        <w:t xml:space="preserve"> </w:t>
+      </w:r>
+      <w:r>
+        <w:t xml:space="preserve">definitions and by the candidate measure introduced below.</w:t>
       </w:r>
       <w:r>
         <w:t xml:space="preserve"> </w:t>
@@ -12723,7 +12418,13 @@
         </m:r>
       </m:oMath>
       <w:r>
-        <w:t xml:space="preserve">: satisfied by construction.</w:t>
+        <w:t xml:space="preserve">: satisfied (by construction, or verified empirically for</w:t>
+      </w:r>
+      <w:r>
+        <w:t xml:space="preserve"> </w:t>
+      </w:r>
+      <w:r>
+        <w:t xml:space="preserve">the candidate).</w:t>
       </w:r>
       <w:r>
         <w:t xml:space="preserve"> </w:t>
@@ -12759,14 +12460,15 @@
         <w:tblStyle w:val="Table"/>
         <w:tblW w:type="auto" w:w="0"/>
         <w:tblLook w:firstRow="1" w:lastRow="0" w:firstColumn="0" w:lastColumn="0" w:noHBand="0" w:noVBand="0" w:val="0020"/>
-        <w:tblCaption w:val="Satisfaction of the four required properties by existing selectivity definitions. \checkmark: satisfied by construction. \sim: partially satisfied or satisfied under additional assumptions. \times: violated in general."/>
+        <w:tblCaption w:val="Satisfaction of the four required properties by existing selectivity definitions and by the candidate measure introduced below. \checkmark: satisfied (by construction, or verified empirically for the candidate). \sim: partially satisfied or satisfied under additional assumptions. \times: violated in general."/>
       </w:tblPr>
       <w:tblGrid>
-        <w:gridCol w:w="1584"/>
-        <w:gridCol w:w="1584"/>
-        <w:gridCol w:w="1584"/>
-        <w:gridCol w:w="1584"/>
-        <w:gridCol w:w="1584"/>
+        <w:gridCol w:w="1320"/>
+        <w:gridCol w:w="1320"/>
+        <w:gridCol w:w="1320"/>
+        <w:gridCol w:w="1320"/>
+        <w:gridCol w:w="1320"/>
+        <w:gridCol w:w="1320"/>
       </w:tblGrid>
       <w:tr>
         <w:trPr>
@@ -12829,6 +12531,18 @@
             </w:pPr>
             <w:r>
               <w:t xml:space="preserve">Ratio</w:t>
+            </w:r>
+          </w:p>
+        </w:tc>
+        <w:tc>
+          <w:tcPr/>
+          <w:p>
+            <w:pPr>
+              <w:pStyle w:val="Compact"/>
+              <w:jc w:val="center"/>
+            </w:pPr>
+            <w:r>
+              <w:t xml:space="preserve">Candidate</w:t>
             </w:r>
           </w:p>
         </w:tc>
@@ -12910,6 +12624,23 @@
                   <m:sty m:val="p"/>
                 </m:rPr>
                 <m:t>×</m:t>
+              </m:r>
+            </m:oMath>
+          </w:p>
+        </w:tc>
+        <w:tc>
+          <w:tcPr/>
+          <w:p>
+            <w:pPr>
+              <w:pStyle w:val="Compact"/>
+              <w:jc w:val="center"/>
+            </w:pPr>
+            <m:oMath>
+              <m:r>
+                <m:rPr>
+                  <m:sty m:val="p"/>
+                </m:rPr>
+                <m:t>✓</m:t>
               </m:r>
             </m:oMath>
           </w:p>
@@ -12996,6 +12727,23 @@
             </m:oMath>
           </w:p>
         </w:tc>
+        <w:tc>
+          <w:tcPr/>
+          <w:p>
+            <w:pPr>
+              <w:pStyle w:val="Compact"/>
+              <w:jc w:val="center"/>
+            </w:pPr>
+            <m:oMath>
+              <m:r>
+                <m:rPr>
+                  <m:sty m:val="p"/>
+                </m:rPr>
+                <m:t>✓</m:t>
+              </m:r>
+            </m:oMath>
+          </w:p>
+        </w:tc>
       </w:tr>
       <w:tr>
         <w:tc>
@@ -13078,6 +12826,23 @@
             </m:oMath>
           </w:p>
         </w:tc>
+        <w:tc>
+          <w:tcPr/>
+          <w:p>
+            <w:pPr>
+              <w:pStyle w:val="Compact"/>
+              <w:jc w:val="center"/>
+            </w:pPr>
+            <m:oMath>
+              <m:r>
+                <m:rPr>
+                  <m:sty m:val="p"/>
+                </m:rPr>
+                <m:t>✓</m:t>
+              </m:r>
+            </m:oMath>
+          </w:p>
+        </w:tc>
       </w:tr>
       <w:tr>
         <w:tc>
@@ -13104,7 +12869,41 @@
                 <m:rPr>
                   <m:sty m:val="p"/>
                 </m:rPr>
+                <m:t>×</m:t>
+              </m:r>
+            </m:oMath>
+          </w:p>
+        </w:tc>
+        <w:tc>
+          <w:tcPr/>
+          <w:p>
+            <w:pPr>
+              <w:pStyle w:val="Compact"/>
+              <w:jc w:val="center"/>
+            </w:pPr>
+            <m:oMath>
+              <m:r>
+                <m:rPr>
+                  <m:sty m:val="p"/>
+                </m:rPr>
                 <m:t>✓</m:t>
+              </m:r>
+            </m:oMath>
+          </w:p>
+        </w:tc>
+        <w:tc>
+          <w:tcPr/>
+          <w:p>
+            <w:pPr>
+              <w:pStyle w:val="Compact"/>
+              <w:jc w:val="center"/>
+            </w:pPr>
+            <m:oMath>
+              <m:r>
+                <m:rPr>
+                  <m:sty m:val="p"/>
+                </m:rPr>
+                <m:t>×</m:t>
               </m:r>
             </m:oMath>
           </w:p>
@@ -13143,35 +12942,17 @@
             </m:oMath>
           </w:p>
         </w:tc>
-        <w:tc>
-          <w:tcPr/>
-          <w:p>
-            <w:pPr>
-              <w:pStyle w:val="Compact"/>
-              <w:jc w:val="center"/>
-            </w:pPr>
-            <m:oMath>
-              <m:r>
-                <m:rPr>
-                  <m:sty m:val="p"/>
-                </m:rPr>
-                <m:t>×</m:t>
-              </m:r>
-            </m:oMath>
-          </w:p>
-        </w:tc>
       </w:tr>
     </w:tbl>
     <w:bookmarkEnd w:id="51"/>
     <w:bookmarkEnd w:id="52"/>
-    <w:bookmarkEnd w:id="53"/>
-    <w:bookmarkStart w:id="58" w:name="sec:discussion"/>
+    <w:bookmarkStart w:id="57" w:name="sec:candidate"/>
     <w:p>
       <w:pPr>
-        <w:pStyle w:val="Heading1"/>
+        <w:pStyle w:val="Heading2"/>
       </w:pPr>
       <w:r>
-        <w:t xml:space="preserve">Discussion</w:t>
+        <w:t xml:space="preserve">A Candidate Measure</w:t>
       </w:r>
     </w:p>
     <w:p>
@@ -13179,868 +12960,25 @@
         <w:pStyle w:val="FirstParagraph"/>
       </w:pPr>
       <w:r>
-        <w:t xml:space="preserve">The central finding of this work is that existing kinase inhibitor selectivity</w:t>
-      </w:r>
-      <w:r>
-        <w:t xml:space="preserve"> </w:t>
-      </w:r>
-      <w:r>
-        <w:t xml:space="preserve">definitions do not measure the same quantity.</w:t>
-      </w:r>
-      <w:r>
-        <w:t xml:space="preserve"> </w:t>
-      </w:r>
-      <w:r>
-        <w:t xml:space="preserve">The ratio definition and the distribution-based family (S-score, entropy, Gini)</w:t>
-      </w:r>
-      <w:r>
-        <w:t xml:space="preserve"> </w:t>
-      </w:r>
-      <w:r>
-        <w:t xml:space="preserve">produce substantially different compound rankings (cross-family</w:t>
-      </w:r>
-      <w:r>
-        <w:t xml:space="preserve"> </w:t>
-      </w:r>
-      <m:oMath>
-        <m:r>
-          <m:t>r</m:t>
-        </m:r>
-        <m:r>
-          <m:rPr>
-            <m:sty m:val="p"/>
-          </m:rPr>
-          <m:t>=</m:t>
-        </m:r>
-        <m:r>
-          <m:t>0.14</m:t>
-        </m:r>
-      </m:oMath>
-      <w:r>
-        <w:t xml:space="preserve">–</w:t>
-      </w:r>
-      <m:oMath>
-        <m:r>
-          <m:t>0.62</m:t>
-        </m:r>
-      </m:oMath>
-      <w:r>
-        <w:t xml:space="preserve"> </w:t>
-      </w:r>
-      <w:r>
-        <w:t xml:space="preserve">across four datasets), and the sources of disagreement are</w:t>
-      </w:r>
-      <w:r>
-        <w:t xml:space="preserve"> </w:t>
-      </w:r>
-      <w:r>
-        <w:t xml:space="preserve">mechanistically interpretable rather than random.</w:t>
-      </w:r>
-      <w:r>
-        <w:t xml:space="preserve"> </w:t>
-      </w:r>
-      <w:r>
-        <w:t xml:space="preserve">This has practical consequences: a compound that ratio-based analysis designates</w:t>
-      </w:r>
-      <w:r>
-        <w:t xml:space="preserve"> </w:t>
-      </w:r>
-      <w:r>
-        <w:t xml:space="preserve">as selective may be designated as moderately promiscuous by entropy-based</w:t>
-      </w:r>
-      <w:r>
-        <w:t xml:space="preserve"> </w:t>
-      </w:r>
-      <w:r>
-        <w:t xml:space="preserve">analysis, and vice versa, depending on the shape of its binding profile.</w:t>
-      </w:r>
-      <w:r>
-        <w:t xml:space="preserve"> </w:t>
-      </w:r>
-      <w:r>
-        <w:t xml:space="preserve">Go/no-go decisions in early drug discovery are routinely made on the basis of</w:t>
-      </w:r>
-      <w:r>
-        <w:t xml:space="preserve"> </w:t>
-      </w:r>
-      <w:r>
-        <w:t xml:space="preserve">selectivity assessments without acknowledgment that the choice of definition</w:t>
-      </w:r>
-      <w:r>
-        <w:t xml:space="preserve"> </w:t>
-      </w:r>
-      <w:r>
-        <w:t xml:space="preserve">materially affects the outcome.</w:t>
-      </w:r>
-    </w:p>
-    <w:bookmarkStart w:id="54" w:name="X5b87559a6c76d4faeea8d0d24aa5e07da6a4ac8"/>
-    <w:p>
-      <w:pPr>
-        <w:pStyle w:val="Heading2"/>
-      </w:pPr>
-      <w:r>
-        <w:t xml:space="preserve">The Two-Family Structure Reflects a Conceptual Distinction</w:t>
-      </w:r>
-    </w:p>
-    <w:p>
-      <w:pPr>
-        <w:pStyle w:val="FirstParagraph"/>
-      </w:pPr>
-      <w:r>
-        <w:t xml:space="preserve">The clustering of definitions into two families is not a statistical artifact</w:t>
-      </w:r>
-      <w:r>
-        <w:t xml:space="preserve"> </w:t>
-      </w:r>
-      <w:r>
-        <w:t xml:space="preserve">but reflects a genuine difference in what is being measured.</w:t>
-      </w:r>
-      <w:r>
-        <w:t xml:space="preserve"> </w:t>
-      </w:r>
-      <w:r>
-        <w:t xml:space="preserve">Distribution-based definitions ask: how concentrated is the compound’s binding</w:t>
-      </w:r>
-      <w:r>
-        <w:t xml:space="preserve"> </w:t>
-      </w:r>
-      <w:r>
-        <w:t xml:space="preserve">activity across the full profiled kinome?</w:t>
-      </w:r>
-      <w:r>
-        <w:t xml:space="preserve"> </w:t>
-      </w:r>
-      <w:r>
-        <w:t xml:space="preserve">The ratio definition asks: how much more potently does the compound bind its</w:t>
-      </w:r>
-      <w:r>
-        <w:t xml:space="preserve"> </w:t>
-      </w:r>
-      <w:r>
-        <w:t xml:space="preserve">primary target than a specified off-target?</w:t>
-      </w:r>
-      <w:r>
-        <w:t xml:space="preserve"> </w:t>
-      </w:r>
-      <w:r>
-        <w:t xml:space="preserve">These are distinct questions with distinct answers for a large class of</w:t>
-      </w:r>
-      <w:r>
-        <w:t xml:space="preserve"> </w:t>
-      </w:r>
-      <w:r>
-        <w:t xml:space="preserve">compounds — specifically, those with one clearly dominant target that also</w:t>
-      </w:r>
-      <w:r>
-        <w:t xml:space="preserve"> </w:t>
-      </w:r>
-      <w:r>
-        <w:t xml:space="preserve">bind many kinases at moderate affinity (Type 3 profiles in our taxonomy).</w:t>
-      </w:r>
-      <w:r>
-        <w:t xml:space="preserve"> </w:t>
-      </w:r>
-      <w:r>
-        <w:t xml:space="preserve">For such compounds, ratio-based methods report high selectivity while</w:t>
-      </w:r>
-      <w:r>
-        <w:t xml:space="preserve"> </w:t>
-      </w:r>
-      <w:r>
-        <w:t xml:space="preserve">distribution-based methods report moderate promiscuity, and both</w:t>
-      </w:r>
-      <w:r>
-        <w:t xml:space="preserve"> </w:t>
-      </w:r>
-      <w:r>
-        <w:t xml:space="preserve">characterizations are correct given their respective questions.</w:t>
-      </w:r>
-    </w:p>
-    <w:p>
-      <w:pPr>
-        <w:pStyle w:val="BodyText"/>
-      </w:pPr>
-      <w:r>
-        <w:t xml:space="preserve">The disagreement is therefore not a defect to be corrected by choosing the</w:t>
-      </w:r>
-      <w:r>
-        <w:t xml:space="preserve"> </w:t>
-      </w:r>
-      <w:r>
-        <w:t xml:space="preserve">“right”</w:t>
-      </w:r>
-      <w:r>
-        <w:t xml:space="preserve"> </w:t>
-      </w:r>
-      <w:r>
-        <w:t xml:space="preserve">definition, but a signal that the field has not agreed on what</w:t>
-      </w:r>
-      <w:r>
-        <w:t xml:space="preserve"> </w:t>
-      </w:r>
-      <w:r>
-        <w:t xml:space="preserve">selectivity means.</w:t>
-      </w:r>
-      <w:r>
-        <w:t xml:space="preserve"> </w:t>
-      </w:r>
-      <w:r>
-        <w:t xml:space="preserve">The required properties proposed in the Required Properties section are an</w:t>
-      </w:r>
-      <w:r>
-        <w:t xml:space="preserve"> </w:t>
-      </w:r>
-      <w:r>
-        <w:t xml:space="preserve">attempt to make this question precise enough that it can be answered formally.</w:t>
-      </w:r>
-    </w:p>
-    <w:bookmarkEnd w:id="54"/>
-    <w:bookmarkStart w:id="55" w:name="X072d385851efccb7b10eae7a092318f59024522"/>
-    <w:p>
-      <w:pPr>
-        <w:pStyle w:val="Heading2"/>
-      </w:pPr>
-      <w:r>
-        <w:t xml:space="preserve">The Historical Roots of Definitional Ambiguity</w:t>
-      </w:r>
-    </w:p>
-    <w:p>
-      <w:pPr>
-        <w:pStyle w:val="FirstParagraph"/>
-      </w:pPr>
-      <w:r>
-        <w:t xml:space="preserve">The coexistence of ratio-based and distribution-based selectivity definitions</w:t>
-      </w:r>
-      <w:r>
-        <w:t xml:space="preserve"> </w:t>
-      </w:r>
-      <w:r>
-        <w:t xml:space="preserve">in the kinase inhibitor literature has a historical explanation rooted in the</w:t>
-      </w:r>
-      <w:r>
-        <w:t xml:space="preserve"> </w:t>
-      </w:r>
-      <w:r>
-        <w:t xml:space="preserve">structure of the selectivity question itself.</w:t>
-      </w:r>
-      <w:r>
-        <w:t xml:space="preserve"> </w:t>
-      </w:r>
-      <w:r>
-        <w:t xml:space="preserve">In classical pharmacology and analytical chemistry, selectivity is inherently</w:t>
-      </w:r>
-      <w:r>
-        <w:t xml:space="preserve"> </w:t>
-      </w:r>
-      <w:r>
-        <w:t xml:space="preserve">pairwise: how much more potently does a compound bind target A than target B?</w:t>
-      </w:r>
-      <w:r>
-        <w:t xml:space="preserve"> </w:t>
-      </w:r>
-      <w:r>
-        <w:t xml:space="preserve">IUPAC formalizes this for analytical methods as a selectivity coefficient —</w:t>
-      </w:r>
-      <w:r>
-        <w:t xml:space="preserve"> </w:t>
-      </w:r>
-      <w:r>
-        <w:t xml:space="preserve">the ratio of binding constants for analyte and interferent — and organic</w:t>
-      </w:r>
-      <w:r>
-        <w:t xml:space="preserve"> </w:t>
-      </w:r>
-      <w:r>
-        <w:t xml:space="preserve">chemistry quantifies chemo-, regio-, and stereoselectivity as ratios of</w:t>
-      </w:r>
-      <w:r>
-        <w:t xml:space="preserve"> </w:t>
-      </w:r>
-      <w:r>
-        <w:t xml:space="preserve">competing rate constants.</w:t>
-      </w:r>
-      <w:r>
-        <w:t xml:space="preserve">(</w:t>
-      </w:r>
-      <w:r>
-        <w:t xml:space="preserve">Vessman et al.</w:t>
-      </w:r>
-      <w:r>
-        <w:t xml:space="preserve"> </w:t>
-      </w:r>
-      <w:r>
-        <w:t xml:space="preserve">2001)</w:t>
-      </w:r>
-      <w:r>
-        <w:t xml:space="preserve"> </w:t>
-      </w:r>
-      <w:r>
-        <w:t xml:space="preserve">These ratio definitions are appropriate because the question is binary.</w:t>
-      </w:r>
-    </w:p>
-    <w:p>
-      <w:pPr>
-        <w:pStyle w:val="BodyText"/>
-      </w:pPr>
-      <w:r>
-        <w:t xml:space="preserve">Kinase inhibitor selectivity, by contrast, is a distributional question: how</w:t>
-      </w:r>
-      <w:r>
-        <w:t xml:space="preserve"> </w:t>
-      </w:r>
-      <w:r>
-        <w:t xml:space="preserve">concentrated is a compound’s binding activity across a panel of hundreds of</w:t>
-      </w:r>
-      <w:r>
-        <w:t xml:space="preserve"> </w:t>
-      </w:r>
-      <w:r>
-        <w:t xml:space="preserve">kinases?</w:t>
-      </w:r>
-      <w:r>
-        <w:t xml:space="preserve"> </w:t>
-      </w:r>
-      <w:r>
-        <w:t xml:space="preserve">This is structurally different from a pairwise comparison, and ratio-based</w:t>
-      </w:r>
-      <w:r>
-        <w:t xml:space="preserve"> </w:t>
-      </w:r>
-      <w:r>
-        <w:t xml:space="preserve">measures are poorly suited to it precisely because they discard all but two</w:t>
-      </w:r>
-      <w:r>
-        <w:t xml:space="preserve"> </w:t>
-      </w:r>
-      <w:r>
-        <w:t xml:space="preserve">data points from a profile of 300–500 kinases, as the panel size analysis</w:t>
-      </w:r>
-      <w:r>
-        <w:t xml:space="preserve"> </w:t>
-      </w:r>
-      <w:r>
-        <w:t xml:space="preserve">makes quantitative.</w:t>
-      </w:r>
-      <w:r>
-        <w:t xml:space="preserve"> </w:t>
-      </w:r>
-      <w:r>
-        <w:t xml:space="preserve">The entropy and Gini definitions were introduced specifically because</w:t>
-      </w:r>
-      <w:r>
-        <w:t xml:space="preserve"> </w:t>
-      </w:r>
-      <w:r>
-        <w:t xml:space="preserve">researchers recognized that ratio measures were inadequate for large panels,</w:t>
-      </w:r>
-      <w:r>
-        <w:t xml:space="preserve"> </w:t>
-      </w:r>
-      <w:r>
-        <w:t xml:space="preserve">but the older definitions were never retired.</w:t>
-      </w:r>
-      <w:r>
-        <w:t xml:space="preserve"> </w:t>
-      </w:r>
-      <w:r>
-        <w:t xml:space="preserve">The result is a field that applies pairwise measures to distributional</w:t>
-      </w:r>
-      <w:r>
-        <w:t xml:space="preserve"> </w:t>
-      </w:r>
-      <w:r>
-        <w:t xml:space="preserve">questions and distributional measures to pairwise questions, without a</w:t>
-      </w:r>
-      <w:r>
-        <w:t xml:space="preserve"> </w:t>
-      </w:r>
-      <w:r>
-        <w:t xml:space="preserve">principled basis for choosing between them.</w:t>
-      </w:r>
-      <w:r>
-        <w:t xml:space="preserve"> </w:t>
-      </w:r>
-      <w:r>
-        <w:t xml:space="preserve">The required properties proposed above can be understood as an attempt</w:t>
-      </w:r>
-      <w:r>
-        <w:t xml:space="preserve"> </w:t>
-      </w:r>
-      <w:r>
-        <w:t xml:space="preserve">to make this distinction precise: D2 (bounded gap sensitivity) and D4</w:t>
-      </w:r>
-      <w:r>
-        <w:t xml:space="preserve"> </w:t>
-      </w:r>
-      <w:r>
-        <w:t xml:space="preserve">(monotonicity) are properties that ratio definitions violate specifically</w:t>
-      </w:r>
-      <w:r>
-        <w:t xml:space="preserve"> </w:t>
-      </w:r>
-      <w:r>
-        <w:t xml:space="preserve">because they treat a distributional problem as pairwise, while D3</w:t>
-      </w:r>
-      <w:r>
-        <w:t xml:space="preserve"> </w:t>
-      </w:r>
-      <w:r>
-        <w:t xml:space="preserve">(distributional consistency) is a property that ratio definitions satisfy</w:t>
-      </w:r>
-      <w:r>
-        <w:t xml:space="preserve"> </w:t>
-      </w:r>
-      <w:r>
-        <w:t xml:space="preserve">trivially because they do not use a distributional baseline at all.</w:t>
-      </w:r>
-    </w:p>
-    <w:bookmarkEnd w:id="55"/>
-    <w:bookmarkStart w:id="56" w:name="practical-recommendations"/>
-    <w:p>
-      <w:pPr>
-        <w:pStyle w:val="Heading2"/>
-      </w:pPr>
-      <w:r>
-        <w:t xml:space="preserve">Practical Recommendations</w:t>
-      </w:r>
-    </w:p>
-    <w:p>
-      <w:pPr>
-        <w:pStyle w:val="FirstParagraph"/>
-      </w:pPr>
-      <w:r>
-        <w:t xml:space="preserve">Pending a formal resolution, three practical recommendations follow from our</w:t>
-      </w:r>
-      <w:r>
-        <w:t xml:space="preserve"> </w:t>
-      </w:r>
-      <w:r>
-        <w:t xml:space="preserve">findings.</w:t>
-      </w:r>
-    </w:p>
-    <w:p>
-      <w:pPr>
-        <w:pStyle w:val="BodyText"/>
-      </w:pPr>
-      <w:r>
-        <w:t xml:space="preserve">First, D1 (reliability threshold) should be adopted immediately as a reporting</w:t>
-      </w:r>
-      <w:r>
-        <w:t xml:space="preserve"> </w:t>
-      </w:r>
-      <w:r>
-        <w:t xml:space="preserve">standard.</w:t>
-      </w:r>
-      <w:r>
-        <w:t xml:space="preserve"> </w:t>
-      </w:r>
-      <w:r>
-        <w:t xml:space="preserve">Compounds with no detected binding above the assay detection floor should not</w:t>
-      </w:r>
-      <w:r>
-        <w:t xml:space="preserve"> </w:t>
-      </w:r>
-      <w:r>
-        <w:t xml:space="preserve">receive selectivity scores, or should have their scores explicitly flagged as</w:t>
-      </w:r>
-      <w:r>
-        <w:t xml:space="preserve"> </w:t>
-      </w:r>
-      <w:r>
-        <w:t xml:space="preserve">unreliable.</w:t>
-      </w:r>
-      <w:r>
-        <w:t xml:space="preserve"> </w:t>
-      </w:r>
-      <w:r>
-        <w:t xml:space="preserve">Of the 222 Klaeger compounds, 16 (7.2%) fall into this category and currently</w:t>
-      </w:r>
-      <w:r>
-        <w:t xml:space="preserve"> </w:t>
-      </w:r>
-      <w:r>
-        <w:t xml:space="preserve">receive scores that are indistinguishable from noise.</w:t>
-      </w:r>
-    </w:p>
-    <w:p>
-      <w:pPr>
-        <w:pStyle w:val="BodyText"/>
-      </w:pPr>
-      <w:r>
-        <w:t xml:space="preserve">Second, selectivity assessments should report the sensitivity of rankings to</w:t>
-      </w:r>
-      <w:r>
-        <w:t xml:space="preserve"> </w:t>
-      </w:r>
-      <w:r>
-        <w:t xml:space="preserve">parameter choice rather than a single score at a single parameter value.</w:t>
-      </w:r>
-      <w:r>
-        <w:t xml:space="preserve"> </w:t>
-      </w:r>
-      <w:r>
-        <w:t xml:space="preserve">Our analysis shows that rank standard deviation across the parameter sweep is a</w:t>
-      </w:r>
-      <w:r>
-        <w:t xml:space="preserve"> </w:t>
-      </w:r>
-      <w:r>
-        <w:t xml:space="preserve">compound-specific, interpretable quantity that identifies which compounds have</w:t>
-      </w:r>
-      <w:r>
-        <w:t xml:space="preserve"> </w:t>
-      </w:r>
-      <w:r>
-        <w:t xml:space="preserve">robust selectivity assessments and which do not.</w:t>
-      </w:r>
-      <w:r>
-        <w:t xml:space="preserve"> </w:t>
-      </w:r>
-      <w:r>
-        <w:t xml:space="preserve">This is analogous to reporting confidence intervals in statistical estimation.</w:t>
-      </w:r>
-    </w:p>
-    <w:p>
-      <w:pPr>
-        <w:pStyle w:val="BodyText"/>
-      </w:pPr>
-      <w:r>
-        <w:t xml:space="preserve">Third, when comparing selectivity across studies that use different definitions,</w:t>
-      </w:r>
-      <w:r>
-        <w:t xml:space="preserve"> </w:t>
-      </w:r>
-      <w:r>
-        <w:t xml:space="preserve">the comparison should be restricted to the subset of compounds and parameter</w:t>
-      </w:r>
-      <w:r>
-        <w:t xml:space="preserve"> </w:t>
-      </w:r>
-      <w:r>
-        <w:t xml:space="preserve">values for which the definitions agree.</w:t>
-      </w:r>
-      <w:r>
-        <w:t xml:space="preserve"> </w:t>
-      </w:r>
-      <w:r>
-        <w:t xml:space="preserve">The high within-family correlations (</w:t>
-      </w:r>
-      <m:oMath>
-        <m:r>
-          <m:t>r</m:t>
-        </m:r>
-        <m:r>
-          <m:rPr>
-            <m:sty m:val="p"/>
-          </m:rPr>
-          <m:t>&gt;</m:t>
-        </m:r>
-        <m:r>
-          <m:t>0.74</m:t>
-        </m:r>
-      </m:oMath>
-      <w:r>
-        <w:t xml:space="preserve">) suggest that S-score, entropy,</w:t>
-      </w:r>
-      <w:r>
-        <w:t xml:space="preserve"> </w:t>
-      </w:r>
-      <w:r>
-        <w:t xml:space="preserve">and Gini are interchangeable for most purposes when parameters are chosen</w:t>
-      </w:r>
-      <w:r>
-        <w:t xml:space="preserve"> </w:t>
-      </w:r>
-      <w:r>
-        <w:t xml:space="preserve">consistently; ratio-based measures should not be compared directly with</w:t>
-      </w:r>
-      <w:r>
-        <w:t xml:space="preserve"> </w:t>
-      </w:r>
-      <w:r>
-        <w:t xml:space="preserve">distribution-based measures without acknowledging the conceptual distinction.</w:t>
-      </w:r>
-    </w:p>
-    <w:bookmarkEnd w:id="56"/>
-    <w:bookmarkStart w:id="57" w:name="limitations"/>
-    <w:p>
-      <w:pPr>
-        <w:pStyle w:val="Heading2"/>
-      </w:pPr>
-      <w:r>
-        <w:t xml:space="preserve">Limitations</w:t>
-      </w:r>
-    </w:p>
-    <w:p>
-      <w:pPr>
-        <w:pStyle w:val="FirstParagraph"/>
-      </w:pPr>
-      <w:r>
-        <w:t xml:space="preserve">The analysis covers four profiling datasets spanning three assay technologies</w:t>
-      </w:r>
-      <w:r>
-        <w:t xml:space="preserve"> </w:t>
-      </w:r>
-      <w:r>
-        <w:t xml:space="preserve">and two readout types, but these still represent a fraction of the chemical and</w:t>
-      </w:r>
-      <w:r>
-        <w:t xml:space="preserve"> </w:t>
-      </w:r>
-      <w:r>
-        <w:t xml:space="preserve">kinase space relevant to drug discovery.</w:t>
-      </w:r>
-      <w:r>
-        <w:t xml:space="preserve"> </w:t>
-      </w:r>
-      <w:r>
-        <w:t xml:space="preserve">The assay technologies are not directly comparable in absolute terms — the</w:t>
-      </w:r>
-      <w:r>
-        <w:t xml:space="preserve"> </w:t>
-      </w:r>
-      <w:r>
-        <w:t xml:space="preserve">active-compound fractions differ across datasets for both genuine</w:t>
-      </w:r>
-      <w:r>
-        <w:t xml:space="preserve"> </w:t>
-      </w:r>
-      <w:r>
-        <w:t xml:space="preserve">selectivity reasons and assay-specific detection thresholds — so our analysis</w:t>
-      </w:r>
-      <w:r>
-        <w:t xml:space="preserve"> </w:t>
-      </w:r>
-      <w:r>
-        <w:t xml:space="preserve">relies on within-dataset rank comparisons rather than cross-dataset absolute</w:t>
-      </w:r>
-      <w:r>
-        <w:t xml:space="preserve"> </w:t>
-      </w:r>
-      <w:r>
-        <w:t xml:space="preserve">scores.</w:t>
-      </w:r>
-      <w:r>
-        <w:t xml:space="preserve"> </w:t>
-      </w:r>
-      <w:r>
-        <w:t xml:space="preserve">The consistency of the two-family structure and the instability predictors</w:t>
-      </w:r>
-      <w:r>
-        <w:t xml:space="preserve"> </w:t>
-      </w:r>
-      <w:r>
-        <w:t xml:space="preserve">across all four datasets indicates that the findings are not artifacts of a</w:t>
-      </w:r>
-      <w:r>
-        <w:t xml:space="preserve"> </w:t>
-      </w:r>
-      <w:r>
-        <w:t xml:space="preserve">single assay platform, but findings should still be interpreted in light of</w:t>
-      </w:r>
-      <w:r>
-        <w:t xml:space="preserve"> </w:t>
-      </w:r>
-      <w:r>
-        <w:t xml:space="preserve">these technological differences.</w:t>
-      </w:r>
-    </w:p>
-    <w:p>
-      <w:pPr>
-        <w:pStyle w:val="BodyText"/>
-      </w:pPr>
-      <w:r>
-        <w:t xml:space="preserve">We also examined whether in vitro selectivity predicts clinical toxicity,</w:t>
-      </w:r>
-      <w:r>
-        <w:t xml:space="preserve"> </w:t>
-      </w:r>
-      <w:r>
-        <w:t xml:space="preserve">correlating the selectivity rankings of the FDA-approved Klaeger compounds with</w:t>
-      </w:r>
-      <w:r>
-        <w:t xml:space="preserve"> </w:t>
-      </w:r>
-      <w:r>
-        <w:t xml:space="preserve">FAERS adverse-event rates (</w:t>
-      </w:r>
-      <m:oMath>
-        <m:r>
-          <m:t>n</m:t>
-        </m:r>
-        <m:r>
-          <m:rPr>
-            <m:sty m:val="p"/>
-          </m:rPr>
-          <m:t>=</m:t>
-        </m:r>
-        <m:r>
-          <m:t>46</m:t>
-        </m:r>
-      </m:oMath>
-      <w:r>
-        <w:t xml:space="preserve">) and FDA-label discontinuation rates</w:t>
-      </w:r>
-      <w:r>
-        <w:t xml:space="preserve"> </w:t>
-      </w:r>
-      <w:r>
-        <w:t xml:space="preserve">(</w:t>
-      </w:r>
-      <m:oMath>
-        <m:r>
-          <m:t>n</m:t>
-        </m:r>
-        <m:r>
-          <m:rPr>
-            <m:sty m:val="p"/>
-          </m:rPr>
-          <m:t>=</m:t>
-        </m:r>
-        <m:r>
-          <m:t>33</m:t>
-        </m:r>
-      </m:oMath>
-      <w:r>
-        <w:t xml:space="preserve">).</w:t>
-      </w:r>
-      <w:r>
-        <w:t xml:space="preserve"> </w:t>
-      </w:r>
-      <w:r>
-        <w:t xml:space="preserve">No association was significant under any definition (all</w:t>
-      </w:r>
-      <w:r>
-        <w:t xml:space="preserve"> </w:t>
-      </w:r>
-      <m:oMath>
-        <m:r>
-          <m:rPr>
-            <m:sty m:val="p"/>
-          </m:rPr>
-          <m:t>|</m:t>
-        </m:r>
-        <m:r>
-          <m:t>r</m:t>
-        </m:r>
-        <m:r>
-          <m:rPr>
-            <m:sty m:val="p"/>
-          </m:rPr>
-          <m:t>|</m:t>
-        </m:r>
-        <m:r>
-          <m:rPr>
-            <m:sty m:val="p"/>
-          </m:rPr>
-          <m:t>&lt;</m:t>
-        </m:r>
-        <m:r>
-          <m:t>0.27</m:t>
-        </m:r>
-      </m:oMath>
-      <w:r>
-        <w:t xml:space="preserve">, all</w:t>
-      </w:r>
-      <w:r>
-        <w:t xml:space="preserve"> </w:t>
-      </w:r>
-      <m:oMath>
-        <m:r>
-          <m:t>p</m:t>
-        </m:r>
-        <m:r>
-          <m:rPr>
-            <m:sty m:val="p"/>
-          </m:rPr>
-          <m:t>&gt;</m:t>
-        </m:r>
-        <m:r>
-          <m:t>0.13</m:t>
-        </m:r>
-      </m:oMath>
-      <w:r>
-        <w:t xml:space="preserve">).</w:t>
-      </w:r>
-      <w:r>
-        <w:t xml:space="preserve"> </w:t>
-      </w:r>
-      <w:r>
-        <w:t xml:space="preserve">We attribute this to confounding — FAERS counts track prescription volume and</w:t>
-      </w:r>
-      <w:r>
-        <w:t xml:space="preserve"> </w:t>
-      </w:r>
-      <w:r>
-        <w:t xml:space="preserve">indication prevalence, and label discontinuation rates reflect</w:t>
-      </w:r>
-      <w:r>
-        <w:t xml:space="preserve"> </w:t>
-      </w:r>
-      <w:r>
-        <w:t xml:space="preserve">indication-specific trial populations — rather than to a genuine absence of</w:t>
-      </w:r>
-      <w:r>
-        <w:t xml:space="preserve"> </w:t>
-      </w:r>
-      <w:r>
-        <w:t xml:space="preserve">relationship.</w:t>
-      </w:r>
-      <w:r>
-        <w:t xml:space="preserve"> </w:t>
-      </w:r>
-      <w:r>
-        <w:t xml:space="preserve">A proper test would require indication-stratified, treatment-related</w:t>
-      </w:r>
-      <w:r>
-        <w:t xml:space="preserve"> </w:t>
-      </w:r>
-      <w:r>
-        <w:t xml:space="preserve">adverse-event rates from controlled trials with matched comparators, which are</w:t>
-      </w:r>
-      <w:r>
-        <w:t xml:space="preserve"> </w:t>
-      </w:r>
-      <w:r>
-        <w:t xml:space="preserve">not available in standardized form across these drugs.</w:t>
-      </w:r>
-      <w:r>
-        <w:t xml:space="preserve"> </w:t>
-      </w:r>
-      <w:r>
-        <w:t xml:space="preserve">Full details are given in the Supporting Information.</w:t>
-      </w:r>
-    </w:p>
-    <w:p>
-      <w:pPr>
-        <w:pStyle w:val="BodyText"/>
-      </w:pPr>
-      <w:r>
-        <w:t xml:space="preserve">The four properties proposed above are necessary</w:t>
-      </w:r>
-      <w:r>
-        <w:t xml:space="preserve"> </w:t>
-      </w:r>
-      <w:r>
-        <w:t xml:space="preserve">conditions motivated by empirical failure modes; they are not proven to be</w:t>
-      </w:r>
-      <w:r>
-        <w:t xml:space="preserve"> </w:t>
-      </w:r>
-      <w:r>
-        <w:t xml:space="preserve">sufficient to uniquely characterize a selectivity measure, and it is not known</w:t>
-      </w:r>
-      <w:r>
-        <w:t xml:space="preserve"> </w:t>
-      </w:r>
-      <w:r>
-        <w:t xml:space="preserve">whether they are jointly satisfiable.</w:t>
-      </w:r>
-      <w:r>
-        <w:t xml:space="preserve"> </w:t>
-      </w:r>
-      <w:r>
-        <w:t xml:space="preserve">The satisfaction assessments in Table </w:t>
+        <w:t xml:space="preserve">The four properties can indeed be satisfied, and the selectivity entropy is the</w:t>
+      </w:r>
+      <w:r>
+        <w:t xml:space="preserve"> </w:t>
+      </w:r>
+      <w:r>
+        <w:t xml:space="preserve">natural starting point.</w:t>
+      </w:r>
+      <w:r>
+        <w:t xml:space="preserve"> </w:t>
+      </w:r>
+      <w:r>
+        <w:t xml:space="preserve">Of the existing definitions it is the only one that already satisfies both D2 and</w:t>
+      </w:r>
+      <w:r>
+        <w:t xml:space="preserve"> </w:t>
+      </w:r>
+      <w:r>
+        <w:t xml:space="preserve">D4 (Table </w:t>
       </w:r>
       <w:hyperlink w:anchor="tab:desiderata">
         <w:r>
@@ -14051,107 +12989,614 @@
         </w:r>
       </w:hyperlink>
       <w:r>
-        <w:t xml:space="preserve"> </w:t>
-      </w:r>
-      <w:r>
-        <w:t xml:space="preserve">are based on</w:t>
-      </w:r>
-      <w:r>
-        <w:t xml:space="preserve"> </w:t>
-      </w:r>
-      <w:r>
-        <w:t xml:space="preserve">analysis of the functional forms of each definition and the empirical findings</w:t>
-      </w:r>
-      <w:r>
-        <w:t xml:space="preserve"> </w:t>
-      </w:r>
-      <w:r>
-        <w:t xml:space="preserve">of this study; a formal proof of satisfaction or violation for each</w:t>
-      </w:r>
-      <w:r>
-        <w:t xml:space="preserve"> </w:t>
-      </w:r>
-      <w:r>
-        <w:t xml:space="preserve">property–definition pair is left for future work.</w:t>
+        <w:t xml:space="preserve">): because it scores the whole normalized profile</w:t>
+      </w:r>
+      <w:r>
+        <w:t xml:space="preserve"> </w:t>
+      </w:r>
+      <w:r>
+        <w:t xml:space="preserve">rather than a single pairwise gap, it neither privileges a reference off-target</w:t>
+      </w:r>
+      <w:r>
+        <w:t xml:space="preserve"> </w:t>
+      </w:r>
+      <w:r>
+        <w:t xml:space="preserve">(D2) nor rewards the addition of non-binders (D4).</w:t>
+      </w:r>
+      <w:r>
+        <w:t xml:space="preserve"> </w:t>
+      </w:r>
+      <w:r>
+        <w:t xml:space="preserve">It fails only D1, having no reliability gate, and D3, because its hard</w:t>
+      </w:r>
+      <w:r>
+        <w:t xml:space="preserve"> </w:t>
+      </w:r>
+      <w:r>
+        <w:t xml:space="preserve">active/inactive cutoff</w:t>
+      </w:r>
+      <w:r>
+        <w:t xml:space="preserve"> </w:t>
+      </w:r>
+      <m:oMath>
+        <m:r>
+          <m:rPr>
+            <m:sty m:val="p"/>
+          </m:rPr>
+          <m:t>max</m:t>
+        </m:r>
+        <m:r>
+          <m:rPr>
+            <m:sty m:val="p"/>
+          </m:rPr>
+          <m:t>(</m:t>
+        </m:r>
+        <m:sSub>
+          <m:e>
+            <m:r>
+              <m:t>x</m:t>
+            </m:r>
+          </m:e>
+          <m:sub>
+            <m:r>
+              <m:t>i</m:t>
+            </m:r>
+          </m:sub>
+        </m:sSub>
+        <m:r>
+          <m:rPr>
+            <m:sty m:val="p"/>
+          </m:rPr>
+          <m:t>−</m:t>
+        </m:r>
+        <m:r>
+          <m:t>β</m:t>
+        </m:r>
+        <m:r>
+          <m:rPr>
+            <m:sty m:val="p"/>
+          </m:rPr>
+          <m:t>,</m:t>
+        </m:r>
+        <m:r>
+          <m:t>0</m:t>
+        </m:r>
+        <m:r>
+          <m:rPr>
+            <m:sty m:val="p"/>
+          </m:rPr>
+          <m:t>)</m:t>
+        </m:r>
+      </m:oMath>
+      <w:r>
+        <w:t xml:space="preserve"> </w:t>
+      </w:r>
+      <w:r>
+        <w:t xml:space="preserve">makes the ranking sensitive to the</w:t>
+      </w:r>
+      <w:r>
+        <w:t xml:space="preserve"> </w:t>
+      </w:r>
+      <w:r>
+        <w:t xml:space="preserve">baseline.</w:t>
+      </w:r>
+      <w:r>
+        <w:t xml:space="preserve"> </w:t>
+      </w:r>
+      <w:r>
+        <w:t xml:space="preserve">The ratio cannot be repaired this way, as it fails D2 by construction, and the</w:t>
+      </w:r>
+      <w:r>
+        <w:t xml:space="preserve"> </w:t>
+      </w:r>
+      <w:r>
+        <w:t xml:space="preserve">S-score and Gini violate D4 intrinsically. The entropy is therefore the one</w:t>
+      </w:r>
+      <w:r>
+        <w:t xml:space="preserve"> </w:t>
+      </w:r>
+      <w:r>
+        <w:t xml:space="preserve">existing measure that can reach all four properties through purely local changes.</w:t>
+      </w:r>
+      <w:r>
+        <w:t xml:space="preserve"> </w:t>
+      </w:r>
+      <w:r>
+        <w:t xml:space="preserve">The candidate makes exactly two: it adds the D1 reliability gate, and it replaces</w:t>
+      </w:r>
+      <w:r>
+        <w:t xml:space="preserve"> </w:t>
+      </w:r>
+      <w:r>
+        <w:t xml:space="preserve">the hard cutoff with a smooth (softplus) hinge that removes the baseline</w:t>
+      </w:r>
+      <w:r>
+        <w:t xml:space="preserve"> </w:t>
+      </w:r>
+      <w:r>
+        <w:t xml:space="preserve">sensitivity.</w:t>
+      </w:r>
+      <w:r>
+        <w:t xml:space="preserve"> </w:t>
+      </w:r>
+      <w:r>
+        <w:t xml:space="preserve">For a profile</w:t>
+      </w:r>
+      <w:r>
+        <w:t xml:space="preserve"> </w:t>
+      </w:r>
+      <m:oMath>
+        <m:r>
+          <m:rPr>
+            <m:sty m:val="bi"/>
+          </m:rPr>
+          <m:t>x</m:t>
+        </m:r>
+      </m:oMath>
+      <w:r>
+        <w:t xml:space="preserve"> </w:t>
+      </w:r>
+      <w:r>
+        <w:t xml:space="preserve">with</w:t>
+      </w:r>
+      <w:r>
+        <w:t xml:space="preserve"> </w:t>
+      </w:r>
+      <m:oMath>
+        <m:sSub>
+          <m:e>
+            <m:r>
+              <m:rPr>
+                <m:sty m:val="p"/>
+              </m:rPr>
+              <m:t>max</m:t>
+            </m:r>
+          </m:e>
+          <m:sub>
+            <m:r>
+              <m:t>i</m:t>
+            </m:r>
+          </m:sub>
+        </m:sSub>
+        <m:sSub>
+          <m:e>
+            <m:r>
+              <m:t>x</m:t>
+            </m:r>
+          </m:e>
+          <m:sub>
+            <m:r>
+              <m:t>i</m:t>
+            </m:r>
+          </m:sub>
+        </m:sSub>
+        <m:r>
+          <m:rPr>
+            <m:sty m:val="p"/>
+          </m:rPr>
+          <m:t>&gt;</m:t>
+        </m:r>
+        <m:sSup>
+          <m:e>
+            <m:r>
+              <m:t>τ</m:t>
+            </m:r>
+          </m:e>
+          <m:sup>
+            <m:r>
+              <m:rPr>
+                <m:sty m:val="p"/>
+              </m:rPr>
+              <m:t>*</m:t>
+            </m:r>
+          </m:sup>
+        </m:sSup>
+      </m:oMath>
+      <w:r>
+        <w:t xml:space="preserve"> </w:t>
+      </w:r>
+      <w:r>
+        <w:t xml:space="preserve">(and undefined otherwise,</w:t>
+      </w:r>
+      <w:r>
+        <w:t xml:space="preserve"> </w:t>
+      </w:r>
+      <w:r>
+        <w:t xml:space="preserve">satisfying D1), define</w:t>
       </w:r>
     </w:p>
-    <w:bookmarkEnd w:id="57"/>
-    <w:bookmarkEnd w:id="58"/>
-    <w:bookmarkStart w:id="60" w:name="sec:conclusion"/>
     <w:p>
       <w:pPr>
-        <w:pStyle w:val="Heading1"/>
+        <w:pStyle w:val="BodyText"/>
       </w:pPr>
-      <w:r>
-        <w:t xml:space="preserve">Conclusion</w:t>
-      </w:r>
+      <m:oMathPara>
+        <m:oMathParaPr>
+          <m:jc m:val="center"/>
+        </m:oMathParaPr>
+        <m:oMath>
+          <m:sSub>
+            <m:e>
+              <m:r>
+                <m:t>w</m:t>
+              </m:r>
+            </m:e>
+            <m:sub>
+              <m:r>
+                <m:t>i</m:t>
+              </m:r>
+            </m:sub>
+          </m:sSub>
+          <m:r>
+            <m:rPr>
+              <m:sty m:val="p"/>
+            </m:rPr>
+            <m:t>=</m:t>
+          </m:r>
+          <m:r>
+            <m:t>T</m:t>
+          </m:r>
+          <m:r>
+            <m:rPr>
+              <m:sty m:val="p"/>
+            </m:rPr>
+            <m:t>log</m:t>
+          </m:r>
+          <m:r>
+            <m:t>​</m:t>
+          </m:r>
+          <m:d>
+            <m:dPr>
+              <m:begChr m:val="("/>
+              <m:sepChr m:val=""/>
+              <m:endChr m:val=")"/>
+              <m:grow/>
+            </m:dPr>
+            <m:e>
+              <m:r>
+                <m:t>1</m:t>
+              </m:r>
+              <m:r>
+                <m:rPr>
+                  <m:sty m:val="p"/>
+                </m:rPr>
+                <m:t>+</m:t>
+              </m:r>
+              <m:sSup>
+                <m:e>
+                  <m:r>
+                    <m:t>e</m:t>
+                  </m:r>
+                </m:e>
+                <m:sup>
+                  <m:r>
+                    <m:rPr>
+                      <m:sty m:val="p"/>
+                    </m:rPr>
+                    <m:t>(</m:t>
+                  </m:r>
+                  <m:sSub>
+                    <m:e>
+                      <m:r>
+                        <m:t>x</m:t>
+                      </m:r>
+                    </m:e>
+                    <m:sub>
+                      <m:r>
+                        <m:t>i</m:t>
+                      </m:r>
+                    </m:sub>
+                  </m:sSub>
+                  <m:r>
+                    <m:rPr>
+                      <m:sty m:val="p"/>
+                    </m:rPr>
+                    <m:t>−</m:t>
+                  </m:r>
+                  <m:sSub>
+                    <m:e>
+                      <m:r>
+                        <m:t>x</m:t>
+                      </m:r>
+                    </m:e>
+                    <m:sub>
+                      <m:r>
+                        <m:t>0</m:t>
+                      </m:r>
+                    </m:sub>
+                  </m:sSub>
+                  <m:r>
+                    <m:rPr>
+                      <m:sty m:val="p"/>
+                    </m:rPr>
+                    <m:t>)</m:t>
+                  </m:r>
+                  <m:r>
+                    <m:rPr>
+                      <m:sty m:val="p"/>
+                    </m:rPr>
+                    <m:t>/</m:t>
+                  </m:r>
+                  <m:r>
+                    <m:t>T</m:t>
+                  </m:r>
+                </m:sup>
+              </m:sSup>
+            </m:e>
+          </m:d>
+          <m:r>
+            <m:rPr>
+              <m:sty m:val="p"/>
+            </m:rPr>
+            <m:t>,</m:t>
+          </m:r>
+          <m:r>
+            <m:t>  </m:t>
+          </m:r>
+          <m:sSub>
+            <m:e>
+              <m:r>
+                <m:t>p</m:t>
+              </m:r>
+            </m:e>
+            <m:sub>
+              <m:r>
+                <m:t>i</m:t>
+              </m:r>
+            </m:sub>
+          </m:sSub>
+          <m:r>
+            <m:rPr>
+              <m:sty m:val="p"/>
+            </m:rPr>
+            <m:t>=</m:t>
+          </m:r>
+          <m:f>
+            <m:fPr>
+              <m:type m:val="bar"/>
+            </m:fPr>
+            <m:num>
+              <m:sSub>
+                <m:e>
+                  <m:r>
+                    <m:t>w</m:t>
+                  </m:r>
+                </m:e>
+                <m:sub>
+                  <m:r>
+                    <m:t>i</m:t>
+                  </m:r>
+                </m:sub>
+              </m:sSub>
+            </m:num>
+            <m:den>
+              <m:nary>
+                <m:naryPr>
+                  <m:chr m:val="∑"/>
+                  <m:limLoc m:val="undOvr"/>
+                  <m:subHide m:val="off"/>
+                  <m:supHide m:val="on"/>
+                </m:naryPr>
+                <m:sub>
+                  <m:r>
+                    <m:t>j</m:t>
+                  </m:r>
+                </m:sub>
+                <m:sup>
+                  <m:r>
+                    <m:t>​</m:t>
+                  </m:r>
+                </m:sup>
+                <m:e>
+                  <m:sSub>
+                    <m:e>
+                      <m:r>
+                        <m:t>w</m:t>
+                      </m:r>
+                    </m:e>
+                    <m:sub>
+                      <m:r>
+                        <m:t>j</m:t>
+                      </m:r>
+                    </m:sub>
+                  </m:sSub>
+                </m:e>
+              </m:nary>
+            </m:den>
+          </m:f>
+          <m:r>
+            <m:rPr>
+              <m:sty m:val="p"/>
+            </m:rPr>
+            <m:t>,</m:t>
+          </m:r>
+          <m:r>
+            <m:t>  </m:t>
+          </m:r>
+          <m:r>
+            <m:t>f</m:t>
+          </m:r>
+          <m:r>
+            <m:rPr>
+              <m:sty m:val="p"/>
+            </m:rPr>
+            <m:t>(</m:t>
+          </m:r>
+          <m:r>
+            <m:rPr>
+              <m:sty m:val="bi"/>
+            </m:rPr>
+            <m:t>x</m:t>
+          </m:r>
+          <m:r>
+            <m:rPr>
+              <m:sty m:val="p"/>
+            </m:rPr>
+            <m:t>)</m:t>
+          </m:r>
+          <m:r>
+            <m:rPr>
+              <m:sty m:val="p"/>
+            </m:rPr>
+            <m:t>=</m:t>
+          </m:r>
+          <m:nary>
+            <m:naryPr>
+              <m:chr m:val="∑"/>
+              <m:limLoc m:val="undOvr"/>
+              <m:subHide m:val="off"/>
+              <m:supHide m:val="on"/>
+            </m:naryPr>
+            <m:sub>
+              <m:r>
+                <m:t>i</m:t>
+              </m:r>
+            </m:sub>
+            <m:sup>
+              <m:r>
+                <m:t>​</m:t>
+              </m:r>
+            </m:sup>
+            <m:e>
+              <m:sSub>
+                <m:e>
+                  <m:r>
+                    <m:t>p</m:t>
+                  </m:r>
+                </m:e>
+                <m:sub>
+                  <m:r>
+                    <m:t>i</m:t>
+                  </m:r>
+                </m:sub>
+              </m:sSub>
+            </m:e>
+          </m:nary>
+          <m:sSub>
+            <m:e>
+              <m:r>
+                <m:rPr>
+                  <m:sty m:val="p"/>
+                </m:rPr>
+                <m:t>log</m:t>
+              </m:r>
+            </m:e>
+            <m:sub>
+              <m:r>
+                <m:t>2</m:t>
+              </m:r>
+            </m:sub>
+          </m:sSub>
+          <m:sSub>
+            <m:e>
+              <m:r>
+                <m:t>p</m:t>
+              </m:r>
+            </m:e>
+            <m:sub>
+              <m:r>
+                <m:t>i</m:t>
+              </m:r>
+            </m:sub>
+          </m:sSub>
+          <m:r>
+            <m:rPr>
+              <m:sty m:val="p"/>
+            </m:rPr>
+            <m:t>,</m:t>
+          </m:r>
+        </m:oMath>
+      </m:oMathPara>
     </w:p>
     <w:p>
       <w:pPr>
         <w:pStyle w:val="FirstParagraph"/>
       </w:pPr>
       <w:r>
-        <w:t xml:space="preserve">We have shown that commonly used kinase inhibitor selectivity definitions</w:t>
-      </w:r>
-      <w:r>
-        <w:t xml:space="preserve"> </w:t>
-      </w:r>
-      <w:r>
-        <w:t xml:space="preserve">cluster into two families that measure fundamentally different properties of</w:t>
-      </w:r>
-      <w:r>
-        <w:t xml:space="preserve"> </w:t>
-      </w:r>
-      <w:r>
-        <w:t xml:space="preserve">binding profiles, that rank instability within and between families is</w:t>
-      </w:r>
-      <w:r>
-        <w:t xml:space="preserve"> </w:t>
-      </w:r>
-      <w:r>
-        <w:t xml:space="preserve">mechanistically predictable from binding profile shape, and that three</w:t>
-      </w:r>
-      <w:r>
-        <w:t xml:space="preserve"> </w:t>
-      </w:r>
-      <w:r>
-        <w:t xml:space="preserve">structurally distinct sources of instability can be identified and</w:t>
-      </w:r>
-      <w:r>
-        <w:t xml:space="preserve"> </w:t>
-      </w:r>
-      <w:r>
-        <w:t xml:space="preserve">characterized.</w:t>
-      </w:r>
-      <w:r>
-        <w:t xml:space="preserve"> </w:t>
-      </w:r>
-      <w:r>
-        <w:t xml:space="preserve">These findings motivate four required properties — a reliability threshold</w:t>
-      </w:r>
-      <w:r>
-        <w:t xml:space="preserve"> </w:t>
-      </w:r>
-      <w:r>
-        <w:t xml:space="preserve">condition, bounded gap sensitivity, distributional consistency, and monotonicity</w:t>
-      </w:r>
-      <w:r>
-        <w:t xml:space="preserve"> </w:t>
-      </w:r>
-      <w:r>
-        <w:t xml:space="preserve">under weak off-target addition — that any well-formed selectivity measure</w:t>
-      </w:r>
-      <w:r>
-        <w:t xml:space="preserve"> </w:t>
-      </w:r>
-      <w:r>
-        <w:t xml:space="preserve">should satisfy.</w:t>
-      </w:r>
-      <w:r>
-        <w:t xml:space="preserve"> </w:t>
-      </w:r>
-      <w:r>
-        <w:t xml:space="preserve">No existing definition satisfies all four simultaneously.</w:t>
+        <w:t xml:space="preserve">where</w:t>
+      </w:r>
+      <w:r>
+        <w:t xml:space="preserve"> </w:t>
+      </w:r>
+      <m:oMath>
+        <m:sSub>
+          <m:e>
+            <m:r>
+              <m:t>x</m:t>
+            </m:r>
+          </m:e>
+          <m:sub>
+            <m:r>
+              <m:t>0</m:t>
+            </m:r>
+          </m:sub>
+        </m:sSub>
+      </m:oMath>
+      <w:r>
+        <w:t xml:space="preserve"> </w:t>
+      </w:r>
+      <w:r>
+        <w:t xml:space="preserve">is the fixed assay detection floor and</w:t>
+      </w:r>
+      <w:r>
+        <w:t xml:space="preserve"> </w:t>
+      </w:r>
+      <m:oMath>
+        <m:r>
+          <m:t>T</m:t>
+        </m:r>
+      </m:oMath>
+      <w:r>
+        <w:t xml:space="preserve"> </w:t>
+      </w:r>
+      <w:r>
+        <w:t xml:space="preserve">a smoothing width in</w:t>
+      </w:r>
+      <w:r>
+        <w:t xml:space="preserve"> </w:t>
+      </w:r>
+      <m:oMath>
+        <m:r>
+          <m:rPr>
+            <m:sty m:val="p"/>
+          </m:rPr>
+          <m:t>p</m:t>
+        </m:r>
+        <m:sSub>
+          <m:e>
+            <m:r>
+              <m:t>K</m:t>
+            </m:r>
+          </m:e>
+          <m:sub>
+            <m:r>
+              <m:t>d</m:t>
+            </m:r>
+          </m:sub>
+        </m:sSub>
+      </m:oMath>
+      <w:r>
+        <w:t xml:space="preserve"> </w:t>
+      </w:r>
+      <w:r>
+        <w:t xml:space="preserve">units.</w:t>
+      </w:r>
+      <w:r>
+        <w:t xml:space="preserve"> </w:t>
+      </w:r>
+      <w:r>
+        <w:t xml:space="preserve">The score is minus the Shannon entropy of the smoothed, normalized profile —</w:t>
+      </w:r>
+      <w:r>
+        <w:t xml:space="preserve"> </w:t>
+      </w:r>
+      <w:r>
+        <w:t xml:space="preserve">equivalently, minus the logarithm of the effective number of targets the</w:t>
+      </w:r>
+      <w:r>
+        <w:t xml:space="preserve"> </w:t>
+      </w:r>
+      <w:r>
+        <w:t xml:space="preserve">compound binds.</w:t>
       </w:r>
     </w:p>
     <w:p>
@@ -14159,55 +13604,220 @@
         <w:pStyle w:val="BodyText"/>
       </w:pPr>
       <w:r>
-        <w:t xml:space="preserve">The immediate practical implication is that selectivity assessments should</w:t>
-      </w:r>
-      <w:r>
-        <w:t xml:space="preserve"> </w:t>
-      </w:r>
-      <w:r>
-        <w:t xml:space="preserve">report the sensitivity of rankings to parameter choice, and should explicitly</w:t>
-      </w:r>
-      <w:r>
-        <w:t xml:space="preserve"> </w:t>
-      </w:r>
-      <w:r>
-        <w:t xml:space="preserve">flag compounds with no binding above the detection threshold as unreliable.</w:t>
-      </w:r>
-      <w:r>
-        <w:t xml:space="preserve"> </w:t>
-      </w:r>
-      <w:r>
-        <w:t xml:space="preserve">The longer-term implication is that the field needs a principled basis for</w:t>
-      </w:r>
-      <w:r>
-        <w:t xml:space="preserve"> </w:t>
-      </w:r>
-      <w:r>
-        <w:t xml:space="preserve">choosing among selectivity definitions rather than applying them</w:t>
-      </w:r>
-      <w:r>
-        <w:t xml:space="preserve"> </w:t>
-      </w:r>
-      <w:r>
-        <w:t xml:space="preserve">interchangeably.</w:t>
-      </w:r>
-      <w:r>
-        <w:t xml:space="preserve"> </w:t>
-      </w:r>
-      <w:r>
-        <w:t xml:space="preserve">The four required properties proposed here are a concrete starting point: a</w:t>
-      </w:r>
-      <w:r>
-        <w:t xml:space="preserve"> </w:t>
-      </w:r>
-      <w:r>
-        <w:t xml:space="preserve">well-formed measure should satisfy all of them, and identifying or constructing</w:t>
-      </w:r>
-      <w:r>
-        <w:t xml:space="preserve"> </w:t>
-      </w:r>
-      <w:r>
-        <w:t xml:space="preserve">such a measure is the natural next step.</w:t>
+        <w:t xml:space="preserve">This measure satisfies all four properties.</w:t>
+      </w:r>
+      <w:r>
+        <w:t xml:space="preserve"> </w:t>
+      </w:r>
+      <w:r>
+        <w:t xml:space="preserve">D1 holds by the explicit reliability gate.</w:t>
+      </w:r>
+      <w:r>
+        <w:t xml:space="preserve"> </w:t>
+      </w:r>
+      <w:r>
+        <w:t xml:space="preserve">D2 holds because</w:t>
+      </w:r>
+      <w:r>
+        <w:t xml:space="preserve"> </w:t>
+      </w:r>
+      <m:oMath>
+        <m:r>
+          <m:t>f</m:t>
+        </m:r>
+      </m:oMath>
+      <w:r>
+        <w:t xml:space="preserve"> </w:t>
+      </w:r>
+      <w:r>
+        <w:t xml:space="preserve">is a symmetric function of the full normalized profile and</w:t>
+      </w:r>
+      <w:r>
+        <w:t xml:space="preserve"> </w:t>
+      </w:r>
+      <w:r>
+        <w:t xml:space="preserve">references no particular off-target.</w:t>
+      </w:r>
+      <w:r>
+        <w:t xml:space="preserve"> </w:t>
+      </w:r>
+      <w:r>
+        <w:t xml:space="preserve">D3 holds because the smooth hinge has no hard active/inactive boundary, so no</w:t>
+      </w:r>
+      <w:r>
+        <w:t xml:space="preserve"> </w:t>
+      </w:r>
+      <w:r>
+        <w:t xml:space="preserve">kinase abruptly enters or leaves the active set as</w:t>
+      </w:r>
+      <w:r>
+        <w:t xml:space="preserve"> </w:t>
+      </w:r>
+      <m:oMath>
+        <m:sSub>
+          <m:e>
+            <m:r>
+              <m:t>x</m:t>
+            </m:r>
+          </m:e>
+          <m:sub>
+            <m:r>
+              <m:t>0</m:t>
+            </m:r>
+          </m:sub>
+        </m:sSub>
+      </m:oMath>
+      <w:r>
+        <w:t xml:space="preserve"> </w:t>
+      </w:r>
+      <w:r>
+        <w:t xml:space="preserve">shifts: empirically, the</w:t>
+      </w:r>
+      <w:r>
+        <w:t xml:space="preserve"> </w:t>
+      </w:r>
+      <w:r>
+        <w:t xml:space="preserve">candidate’s ranking is essentially invariant to the floor over</w:t>
+      </w:r>
+      <w:r>
+        <w:t xml:space="preserve"> </w:t>
+      </w:r>
+      <m:oMath>
+        <m:sSub>
+          <m:e>
+            <m:r>
+              <m:t>x</m:t>
+            </m:r>
+          </m:e>
+          <m:sub>
+            <m:r>
+              <m:t>0</m:t>
+            </m:r>
+          </m:sub>
+        </m:sSub>
+        <m:r>
+          <m:rPr>
+            <m:sty m:val="p"/>
+          </m:rPr>
+          <m:t>∈</m:t>
+        </m:r>
+        <m:r>
+          <m:rPr>
+            <m:sty m:val="p"/>
+          </m:rPr>
+          <m:t>[</m:t>
+        </m:r>
+        <m:r>
+          <m:t>4.5</m:t>
+        </m:r>
+        <m:r>
+          <m:rPr>
+            <m:sty m:val="p"/>
+          </m:rPr>
+          <m:t>,</m:t>
+        </m:r>
+        <m:r>
+          <m:t>6.5</m:t>
+        </m:r>
+        <m:r>
+          <m:rPr>
+            <m:sty m:val="p"/>
+          </m:rPr>
+          <m:t>]</m:t>
+        </m:r>
+      </m:oMath>
+      <w:r>
+        <w:t xml:space="preserve"> </w:t>
+      </w:r>
+      <w:r>
+        <w:t xml:space="preserve">(worst-case pairwise Spearman</w:t>
+      </w:r>
+      <w:r>
+        <w:t xml:space="preserve"> </w:t>
+      </w:r>
+      <m:oMath>
+        <m:r>
+          <m:t>ρ</m:t>
+        </m:r>
+        <m:r>
+          <m:rPr>
+            <m:sty m:val="p"/>
+          </m:rPr>
+          <m:t>=</m:t>
+        </m:r>
+        <m:r>
+          <m:t>0.99</m:t>
+        </m:r>
+      </m:oMath>
+      <w:r>
+        <w:t xml:space="preserve">), whereas the</w:t>
+      </w:r>
+      <w:r>
+        <w:t xml:space="preserve"> </w:t>
+      </w:r>
+      <w:r>
+        <w:t xml:space="preserve">existing entropy’s ranking can reverse over the same range (</w:t>
+      </w:r>
+      <m:oMath>
+        <m:r>
+          <m:t>ρ</m:t>
+        </m:r>
+        <m:r>
+          <m:rPr>
+            <m:sty m:val="p"/>
+          </m:rPr>
+          <m:t>=</m:t>
+        </m:r>
+        <m:r>
+          <m:rPr>
+            <m:sty m:val="p"/>
+          </m:rPr>
+          <m:t>−</m:t>
+        </m:r>
+        <m:r>
+          <m:t>0.95</m:t>
+        </m:r>
+      </m:oMath>
+      <w:r>
+        <w:t xml:space="preserve">).</w:t>
+      </w:r>
+      <w:r>
+        <w:t xml:space="preserve"> </w:t>
+      </w:r>
+      <w:r>
+        <w:t xml:space="preserve">D4 holds because the softplus weight vanishes below the floor and is monotone, so</w:t>
+      </w:r>
+      <w:r>
+        <w:t xml:space="preserve"> </w:t>
+      </w:r>
+      <w:r>
+        <w:t xml:space="preserve">adding a sub-threshold target never raises the score (verified for</w:t>
+      </w:r>
+      <w:r>
+        <w:t xml:space="preserve"> </w:t>
+      </w:r>
+      <m:oMath>
+        <m:r>
+          <m:t>100</m:t>
+        </m:r>
+        <m:r>
+          <m:rPr>
+            <m:sty m:val="p"/>
+          </m:rPr>
+          <m:t>%</m:t>
+        </m:r>
+      </m:oMath>
+      <w:r>
+        <w:t xml:space="preserve"> </w:t>
+      </w:r>
+      <w:r>
+        <w:t xml:space="preserve">of</w:t>
+      </w:r>
+      <w:r>
+        <w:t xml:space="preserve"> </w:t>
+      </w:r>
+      <w:r>
+        <w:t xml:space="preserve">Klaeger compounds).</w:t>
       </w:r>
     </w:p>
     <w:p>
@@ -14215,91 +13825,216 @@
         <w:pStyle w:val="BodyText"/>
       </w:pPr>
       <w:r>
-        <w:t xml:space="preserve">The authors thank the developers of the Davis and Klaeger datasets for making</w:t>
-      </w:r>
-      <w:r>
-        <w:t xml:space="preserve"> </w:t>
-      </w:r>
-      <w:r>
-        <w:t xml:space="preserve">their data publicly available.</w:t>
-      </w:r>
-      <w:r>
-        <w:t xml:space="preserve"> </w:t>
-      </w:r>
-      <w:r>
-        <w:t xml:space="preserve">The author used Claude (Anthropic, claude.ai), a large language model assistant,</w:t>
-      </w:r>
-      <w:r>
-        <w:t xml:space="preserve"> </w:t>
-      </w:r>
-      <w:r>
-        <w:t xml:space="preserve">during the preparation of this manuscript.</w:t>
-      </w:r>
-      <w:r>
-        <w:t xml:space="preserve"> </w:t>
-      </w:r>
-      <w:r>
-        <w:t xml:space="preserve">Specifically, Claude was used to assist with: data analysis code development and</w:t>
-      </w:r>
-      <w:r>
-        <w:t xml:space="preserve"> </w:t>
-      </w:r>
-      <w:r>
-        <w:t xml:space="preserve">debugging in Python; literature search and identification of related work;</w:t>
-      </w:r>
-      <w:r>
-        <w:t xml:space="preserve"> </w:t>
-      </w:r>
-      <w:r>
-        <w:t xml:space="preserve">drafting and editing of manuscript text; and research planning and</w:t>
-      </w:r>
-      <w:r>
-        <w:t xml:space="preserve"> </w:t>
-      </w:r>
-      <w:r>
-        <w:t xml:space="preserve">interpretation of results.</w:t>
-      </w:r>
-      <w:r>
-        <w:t xml:space="preserve"> </w:t>
-      </w:r>
-      <w:r>
-        <w:t xml:space="preserve">All scientific conclusions, the conceptual framework, the required properties proposed in the</w:t>
-      </w:r>
-      <w:r>
-        <w:t xml:space="preserve"> </w:t>
-      </w:r>
-      <w:r>
-        <w:t xml:space="preserve">Required Properties section, and the final manuscript content were developed, verified, and</w:t>
-      </w:r>
-      <w:r>
-        <w:t xml:space="preserve"> </w:t>
-      </w:r>
-      <w:r>
-        <w:t xml:space="preserve">approved by the author.</w:t>
-      </w:r>
-      <w:r>
-        <w:t xml:space="preserve"> </w:t>
-      </w:r>
-      <w:r>
-        <w:t xml:space="preserve">The author takes full responsibility for the accuracy and integrity of all</w:t>
-      </w:r>
-      <w:r>
-        <w:t xml:space="preserve"> </w:t>
-      </w:r>
-      <w:r>
-        <w:t xml:space="preserve">content in this work.</w:t>
-      </w:r>
-      <w:r>
-        <w:t xml:space="preserve"> </w:t>
-      </w:r>
-      <w:r>
-        <w:t xml:space="preserve">The use of Claude does not transfer any rights over the content of this manuscript</w:t>
-      </w:r>
-      <w:r>
-        <w:t xml:space="preserve"> </w:t>
-      </w:r>
-      <w:r>
-        <w:t xml:space="preserve">to Anthropic or any third party.</w:t>
+        <w:t xml:space="preserve">A usable measure must also be recoverable from realistic panels.</w:t>
+      </w:r>
+      <w:r>
+        <w:t xml:space="preserve"> </w:t>
+      </w:r>
+      <w:r>
+        <w:t xml:space="preserve">Applying the panel-size subsampling analysis described above to the candidate</w:t>
+      </w:r>
+      <w:r>
+        <w:t xml:space="preserve"> </w:t>
+      </w:r>
+      <w:r>
+        <w:t xml:space="preserve">(same grid and 50 random</w:t>
+      </w:r>
+      <w:r>
+        <w:t xml:space="preserve"> </w:t>
+      </w:r>
+      <w:r>
+        <w:t xml:space="preserve">subpanels per size), the smallest panel at which its ranking reaches mean</w:t>
+      </w:r>
+      <w:r>
+        <w:t xml:space="preserve"> </w:t>
+      </w:r>
+      <w:r>
+        <w:t xml:space="preserve">Spearman</w:t>
+      </w:r>
+      <w:r>
+        <w:t xml:space="preserve"> </w:t>
+      </w:r>
+      <m:oMath>
+        <m:r>
+          <m:t>ρ</m:t>
+        </m:r>
+        <m:r>
+          <m:rPr>
+            <m:sty m:val="p"/>
+          </m:rPr>
+          <m:t>&gt;</m:t>
+        </m:r>
+        <m:r>
+          <m:t>0.90</m:t>
+        </m:r>
+      </m:oMath>
+      <w:r>
+        <w:t xml:space="preserve"> </w:t>
+      </w:r>
+      <w:r>
+        <w:t xml:space="preserve">with its full-panel ranking is</w:t>
+      </w:r>
+      <w:r>
+        <w:t xml:space="preserve"> </w:t>
+      </w:r>
+      <m:oMath>
+        <m:sSup>
+          <m:e>
+            <m:r>
+              <m:t>p</m:t>
+            </m:r>
+          </m:e>
+          <m:sup>
+            <m:r>
+              <m:rPr>
+                <m:sty m:val="p"/>
+              </m:rPr>
+              <m:t>*</m:t>
+            </m:r>
+          </m:sup>
+        </m:sSup>
+        <m:r>
+          <m:rPr>
+            <m:sty m:val="p"/>
+          </m:rPr>
+          <m:t>≈</m:t>
+        </m:r>
+        <m:r>
+          <m:t>170</m:t>
+        </m:r>
+      </m:oMath>
+      <w:r>
+        <w:t xml:space="preserve"> </w:t>
+      </w:r>
+      <w:r>
+        <w:t xml:space="preserve">kinases</w:t>
+      </w:r>
+      <w:r>
+        <w:t xml:space="preserve"> </w:t>
+      </w:r>
+      <w:r>
+        <w:t xml:space="preserve">(Figure </w:t>
+      </w:r>
+      <w:hyperlink w:anchor="fig:candidate">
+        <w:r>
+          <w:rPr>
+            <w:rStyle w:val="Hyperlink"/>
+          </w:rPr>
+          <w:t xml:space="preserve">5</w:t>
+        </w:r>
+      </w:hyperlink>
+      <w:r>
+        <w:t xml:space="preserve">), placing it in the fast regime alongside the</w:t>
+      </w:r>
+      <w:r>
+        <w:t xml:space="preserve"> </w:t>
+      </w:r>
+      <w:r>
+        <w:t xml:space="preserve">entropy (</w:t>
+      </w:r>
+      <m:oMath>
+        <m:sSup>
+          <m:e>
+            <m:r>
+              <m:t>p</m:t>
+            </m:r>
+          </m:e>
+          <m:sup>
+            <m:r>
+              <m:rPr>
+                <m:sty m:val="p"/>
+              </m:rPr>
+              <m:t>*</m:t>
+            </m:r>
+          </m:sup>
+        </m:sSup>
+        <m:r>
+          <m:rPr>
+            <m:sty m:val="p"/>
+          </m:rPr>
+          <m:t>≈</m:t>
+        </m:r>
+        <m:r>
+          <m:t>110</m:t>
+        </m:r>
+      </m:oMath>
+      <w:r>
+        <w:t xml:space="preserve">) and S-score (</w:t>
+      </w:r>
+      <m:oMath>
+        <m:r>
+          <m:rPr>
+            <m:sty m:val="p"/>
+          </m:rPr>
+          <m:t>≈</m:t>
+        </m:r>
+        <m:r>
+          <m:t>140</m:t>
+        </m:r>
+      </m:oMath>
+      <w:r>
+        <w:t xml:space="preserve">) and well ahead of the</w:t>
+      </w:r>
+      <w:r>
+        <w:t xml:space="preserve"> </w:t>
+      </w:r>
+      <w:r>
+        <w:t xml:space="preserve">Gini (</w:t>
+      </w:r>
+      <m:oMath>
+        <m:r>
+          <m:rPr>
+            <m:sty m:val="p"/>
+          </m:rPr>
+          <m:t>≈</m:t>
+        </m:r>
+        <m:r>
+          <m:t>290</m:t>
+        </m:r>
+      </m:oMath>
+      <w:r>
+        <w:t xml:space="preserve">) and the ratio (which does not reach</w:t>
+      </w:r>
+      <w:r>
+        <w:t xml:space="preserve"> </w:t>
+      </w:r>
+      <m:oMath>
+        <m:r>
+          <m:t>ρ</m:t>
+        </m:r>
+        <m:r>
+          <m:rPr>
+            <m:sty m:val="p"/>
+          </m:rPr>
+          <m:t>=</m:t>
+        </m:r>
+        <m:r>
+          <m:t>0.90</m:t>
+        </m:r>
+      </m:oMath>
+      <w:r>
+        <w:t xml:space="preserve"> </w:t>
+      </w:r>
+      <w:r>
+        <w:t xml:space="preserve">even at</w:t>
+      </w:r>
+      <w:r>
+        <w:t xml:space="preserve"> </w:t>
+      </w:r>
+      <w:r>
+        <w:t xml:space="preserve">the full panel).</w:t>
+      </w:r>
+      <w:r>
+        <w:t xml:space="preserve"> </w:t>
+      </w:r>
+      <w:r>
+        <w:t xml:space="preserve">The candidate thus recovers its full-panel ranking from roughly half a typical</w:t>
+      </w:r>
+      <w:r>
+        <w:t xml:space="preserve"> </w:t>
+      </w:r>
+      <w:r>
+        <w:t xml:space="preserve">large panel.</w:t>
       </w:r>
     </w:p>
     <w:p>
@@ -14307,6 +14042,1489 @@
         <w:pStyle w:val="BodyText"/>
       </w:pPr>
       <w:r>
+        <w:t xml:space="preserve">We present this as a candidate, not a unique solution.</w:t>
+      </w:r>
+      <w:r>
+        <w:t xml:space="preserve"> </w:t>
+      </w:r>
+      <w:r>
+        <w:t xml:space="preserve">The properties are necessary conditions, and we have not shown that they single</w:t>
+      </w:r>
+      <w:r>
+        <w:t xml:space="preserve"> </w:t>
+      </w:r>
+      <w:r>
+        <w:t xml:space="preserve">out a measure of this form. The smoothing width</w:t>
+      </w:r>
+      <w:r>
+        <w:t xml:space="preserve"> </w:t>
+      </w:r>
+      <m:oMath>
+        <m:r>
+          <m:t>T</m:t>
+        </m:r>
+      </m:oMath>
+      <w:r>
+        <w:t xml:space="preserve"> </w:t>
+      </w:r>
+      <w:r>
+        <w:t xml:space="preserve">is itself a design choice</w:t>
+      </w:r>
+      <w:r>
+        <w:t xml:space="preserve"> </w:t>
+      </w:r>
+      <w:r>
+        <w:t xml:space="preserve">(</w:t>
+      </w:r>
+      <m:oMath>
+        <m:r>
+          <m:t>T</m:t>
+        </m:r>
+        <m:r>
+          <m:rPr>
+            <m:sty m:val="p"/>
+          </m:rPr>
+          <m:t>≈</m:t>
+        </m:r>
+        <m:r>
+          <m:t>1</m:t>
+        </m:r>
+      </m:oMath>
+      <w:r>
+        <w:t xml:space="preserve"> </w:t>
+      </w:r>
+      <w:r>
+        <w:t xml:space="preserve">gives the values above): as</w:t>
+      </w:r>
+      <w:r>
+        <w:t xml:space="preserve"> </w:t>
+      </w:r>
+      <m:oMath>
+        <m:r>
+          <m:t>T</m:t>
+        </m:r>
+        <m:r>
+          <m:rPr>
+            <m:sty m:val="p"/>
+          </m:rPr>
+          <m:t>→</m:t>
+        </m:r>
+        <m:r>
+          <m:t>0</m:t>
+        </m:r>
+      </m:oMath>
+      <w:r>
+        <w:t xml:space="preserve"> </w:t>
+      </w:r>
+      <w:r>
+        <w:t xml:space="preserve">the softplus hinge</w:t>
+      </w:r>
+      <w:r>
+        <w:t xml:space="preserve"> </w:t>
+      </w:r>
+      <m:oMath>
+        <m:r>
+          <m:t>T</m:t>
+        </m:r>
+        <m:r>
+          <m:rPr>
+            <m:sty m:val="p"/>
+          </m:rPr>
+          <m:t>log</m:t>
+        </m:r>
+        <m:r>
+          <m:rPr>
+            <m:sty m:val="p"/>
+          </m:rPr>
+          <m:t>(</m:t>
+        </m:r>
+        <m:r>
+          <m:t>1</m:t>
+        </m:r>
+        <m:r>
+          <m:rPr>
+            <m:sty m:val="p"/>
+          </m:rPr>
+          <m:t>+</m:t>
+        </m:r>
+        <m:sSup>
+          <m:e>
+            <m:r>
+              <m:t>e</m:t>
+            </m:r>
+          </m:e>
+          <m:sup>
+            <m:r>
+              <m:rPr>
+                <m:sty m:val="p"/>
+              </m:rPr>
+              <m:t>(</m:t>
+            </m:r>
+            <m:sSub>
+              <m:e>
+                <m:r>
+                  <m:t>x</m:t>
+                </m:r>
+              </m:e>
+              <m:sub>
+                <m:r>
+                  <m:t>i</m:t>
+                </m:r>
+              </m:sub>
+            </m:sSub>
+            <m:r>
+              <m:rPr>
+                <m:sty m:val="p"/>
+              </m:rPr>
+              <m:t>−</m:t>
+            </m:r>
+            <m:sSub>
+              <m:e>
+                <m:r>
+                  <m:t>x</m:t>
+                </m:r>
+              </m:e>
+              <m:sub>
+                <m:r>
+                  <m:t>0</m:t>
+                </m:r>
+              </m:sub>
+            </m:sSub>
+            <m:r>
+              <m:rPr>
+                <m:sty m:val="p"/>
+              </m:rPr>
+              <m:t>)</m:t>
+            </m:r>
+            <m:r>
+              <m:rPr>
+                <m:sty m:val="p"/>
+              </m:rPr>
+              <m:t>/</m:t>
+            </m:r>
+            <m:r>
+              <m:t>T</m:t>
+            </m:r>
+          </m:sup>
+        </m:sSup>
+        <m:r>
+          <m:rPr>
+            <m:sty m:val="p"/>
+          </m:rPr>
+          <m:t>)</m:t>
+        </m:r>
+      </m:oMath>
+      <w:r>
+        <w:t xml:space="preserve"> </w:t>
+      </w:r>
+      <w:r>
+        <w:t xml:space="preserve">converges to the hard cutoff</w:t>
+      </w:r>
+      <w:r>
+        <w:t xml:space="preserve"> </w:t>
+      </w:r>
+      <m:oMath>
+        <m:r>
+          <m:rPr>
+            <m:sty m:val="p"/>
+          </m:rPr>
+          <m:t>max</m:t>
+        </m:r>
+        <m:r>
+          <m:rPr>
+            <m:sty m:val="p"/>
+          </m:rPr>
+          <m:t>(</m:t>
+        </m:r>
+        <m:sSub>
+          <m:e>
+            <m:r>
+              <m:t>x</m:t>
+            </m:r>
+          </m:e>
+          <m:sub>
+            <m:r>
+              <m:t>i</m:t>
+            </m:r>
+          </m:sub>
+        </m:sSub>
+        <m:r>
+          <m:rPr>
+            <m:sty m:val="p"/>
+          </m:rPr>
+          <m:t>−</m:t>
+        </m:r>
+        <m:sSub>
+          <m:e>
+            <m:r>
+              <m:t>x</m:t>
+            </m:r>
+          </m:e>
+          <m:sub>
+            <m:r>
+              <m:t>0</m:t>
+            </m:r>
+          </m:sub>
+        </m:sSub>
+        <m:r>
+          <m:rPr>
+            <m:sty m:val="p"/>
+          </m:rPr>
+          <m:t>,</m:t>
+        </m:r>
+        <m:r>
+          <m:t>0</m:t>
+        </m:r>
+        <m:r>
+          <m:rPr>
+            <m:sty m:val="p"/>
+          </m:rPr>
+          <m:t>)</m:t>
+        </m:r>
+      </m:oMath>
+      <w:r>
+        <w:t xml:space="preserve">,</w:t>
+      </w:r>
+      <w:r>
+        <w:t xml:space="preserve"> </w:t>
+      </w:r>
+      <w:r>
+        <w:t xml:space="preserve">recovering the standard entropy and reintroducing its D3 baseline sensitivity,</w:t>
+      </w:r>
+      <w:r>
+        <w:t xml:space="preserve"> </w:t>
+      </w:r>
+      <w:r>
+        <w:t xml:space="preserve">so a strictly positive</w:t>
+      </w:r>
+      <w:r>
+        <w:t xml:space="preserve"> </w:t>
+      </w:r>
+      <m:oMath>
+        <m:r>
+          <m:t>T</m:t>
+        </m:r>
+      </m:oMath>
+      <w:r>
+        <w:t xml:space="preserve"> </w:t>
+      </w:r>
+      <w:r>
+        <w:t xml:space="preserve">is what buys distributional consistency.</w:t>
+      </w:r>
+      <w:r>
+        <w:t xml:space="preserve"> </w:t>
+      </w:r>
+      <w:r>
+        <w:t xml:space="preserve">Establishing whether the properties are jointly satisfiable only by measures of</w:t>
+      </w:r>
+      <w:r>
+        <w:t xml:space="preserve"> </w:t>
+      </w:r>
+      <w:r>
+        <w:t xml:space="preserve">this family, and whether a uniqueness result analogous to Shannon’s holds, is the</w:t>
+      </w:r>
+      <w:r>
+        <w:t xml:space="preserve"> </w:t>
+      </w:r>
+      <w:r>
+        <w:t xml:space="preserve">subject of future work.</w:t>
+      </w:r>
+    </w:p>
+    <w:bookmarkStart w:id="56" w:name="fig:candidate"/>
+    <w:p>
+      <w:pPr>
+        <w:pStyle w:val="CaptionedFigure"/>
+      </w:pPr>
+      <w:r>
+        <w:drawing>
+          <wp:inline>
+            <wp:extent cx="4533900" cy="2632470"/>
+            <wp:effectExtent b="0" l="0" r="0" t="0"/>
+            <wp:docPr descr="" title="" id="54" name="Picture"/>
+            <a:graphic>
+              <a:graphicData uri="http://schemas.openxmlformats.org/drawingml/2006/picture">
+                <pic:pic>
+                  <pic:nvPicPr>
+                    <pic:cNvPr descr="figures/candidate_panel_convergence.png" id="55" name="Picture"/>
+                    <pic:cNvPicPr>
+                      <a:picLocks noChangeArrowheads="1" noChangeAspect="1"/>
+                    </pic:cNvPicPr>
+                  </pic:nvPicPr>
+                  <pic:blipFill>
+                    <a:blip r:embed="rId53"/>
+                    <a:stretch>
+                      <a:fillRect/>
+                    </a:stretch>
+                  </pic:blipFill>
+                  <pic:spPr bwMode="auto">
+                    <a:xfrm>
+                      <a:off x="0" y="0"/>
+                      <a:ext cx="4533900" cy="2632470"/>
+                    </a:xfrm>
+                    <a:prstGeom prst="rect">
+                      <a:avLst/>
+                    </a:prstGeom>
+                    <a:noFill/>
+                    <a:ln w="9525">
+                      <a:noFill/>
+                      <a:headEnd/>
+                      <a:tailEnd/>
+                    </a:ln>
+                  </pic:spPr>
+                </pic:pic>
+              </a:graphicData>
+            </a:graphic>
+          </wp:inline>
+        </w:drawing>
+      </w:r>
+    </w:p>
+    <w:p>
+      <w:pPr>
+        <w:pStyle w:val="ImageCaption"/>
+      </w:pPr>
+      <w:r>
+        <w:t xml:space="preserve">Panel-size convergence of the candidate measure compared with the</w:t>
+      </w:r>
+      <w:r>
+        <w:t xml:space="preserve"> </w:t>
+      </w:r>
+      <w:r>
+        <w:t xml:space="preserve">four existing definitions (Klaeger, 50 random subpanels per size).</w:t>
+      </w:r>
+      <w:r>
+        <w:t xml:space="preserve"> </w:t>
+      </w:r>
+      <w:r>
+        <w:t xml:space="preserve">Curves show the mean Spearman correlation between the ranking computed</w:t>
+      </w:r>
+      <w:r>
+        <w:t xml:space="preserve"> </w:t>
+      </w:r>
+      <w:r>
+        <w:t xml:space="preserve">on a random subpanel and the full-panel ranking;</w:t>
+      </w:r>
+      <w:r>
+        <w:t xml:space="preserve"> </w:t>
+      </w:r>
+      <m:oMath>
+        <m:sSup>
+          <m:e>
+            <m:r>
+              <m:t>p</m:t>
+            </m:r>
+          </m:e>
+          <m:sup>
+            <m:r>
+              <m:rPr>
+                <m:sty m:val="p"/>
+              </m:rPr>
+              <m:t>*</m:t>
+            </m:r>
+          </m:sup>
+        </m:sSup>
+      </m:oMath>
+      <w:r>
+        <w:t xml:space="preserve"> </w:t>
+      </w:r>
+      <w:r>
+        <w:t xml:space="preserve">(legend) is the</w:t>
+      </w:r>
+      <w:r>
+        <w:t xml:space="preserve"> </w:t>
+      </w:r>
+      <w:r>
+        <w:t xml:space="preserve">smallest panel reaching mean</w:t>
+      </w:r>
+      <w:r>
+        <w:t xml:space="preserve"> </w:t>
+      </w:r>
+      <m:oMath>
+        <m:r>
+          <m:t>ρ</m:t>
+        </m:r>
+        <m:r>
+          <m:rPr>
+            <m:sty m:val="p"/>
+          </m:rPr>
+          <m:t>&gt;</m:t>
+        </m:r>
+        <m:r>
+          <m:t>0.90</m:t>
+        </m:r>
+      </m:oMath>
+      <w:r>
+        <w:t xml:space="preserve">.</w:t>
+      </w:r>
+      <w:r>
+        <w:t xml:space="preserve"> </w:t>
+      </w:r>
+      <w:r>
+        <w:t xml:space="preserve">The candidate converges in the fast regime (</w:t>
+      </w:r>
+      <m:oMath>
+        <m:sSup>
+          <m:e>
+            <m:r>
+              <m:t>p</m:t>
+            </m:r>
+          </m:e>
+          <m:sup>
+            <m:r>
+              <m:rPr>
+                <m:sty m:val="p"/>
+              </m:rPr>
+              <m:t>*</m:t>
+            </m:r>
+          </m:sup>
+        </m:sSup>
+        <m:r>
+          <m:rPr>
+            <m:sty m:val="p"/>
+          </m:rPr>
+          <m:t>≈</m:t>
+        </m:r>
+        <m:r>
+          <m:t>170</m:t>
+        </m:r>
+      </m:oMath>
+      <w:r>
+        <w:t xml:space="preserve">),</w:t>
+      </w:r>
+      <w:r>
+        <w:t xml:space="preserve"> </w:t>
+      </w:r>
+      <w:r>
+        <w:t xml:space="preserve">comparable to the entropy and S-score and well ahead of the Gini and</w:t>
+      </w:r>
+      <w:r>
+        <w:t xml:space="preserve"> </w:t>
+      </w:r>
+      <w:r>
+        <w:t xml:space="preserve">ratio.</w:t>
+      </w:r>
+    </w:p>
+    <w:bookmarkEnd w:id="56"/>
+    <w:bookmarkEnd w:id="57"/>
+    <w:bookmarkEnd w:id="58"/>
+    <w:bookmarkStart w:id="61" w:name="sec:discussion"/>
+    <w:p>
+      <w:pPr>
+        <w:pStyle w:val="Heading1"/>
+      </w:pPr>
+      <w:r>
+        <w:t xml:space="preserve">Discussion</w:t>
+      </w:r>
+    </w:p>
+    <w:p>
+      <w:pPr>
+        <w:pStyle w:val="FirstParagraph"/>
+      </w:pPr>
+      <w:r>
+        <w:t xml:space="preserve">The central finding of this work is that existing kinase inhibitor selectivity</w:t>
+      </w:r>
+      <w:r>
+        <w:t xml:space="preserve"> </w:t>
+      </w:r>
+      <w:r>
+        <w:t xml:space="preserve">definitions do not measure the same quantity.</w:t>
+      </w:r>
+      <w:r>
+        <w:t xml:space="preserve"> </w:t>
+      </w:r>
+      <w:r>
+        <w:t xml:space="preserve">The ratio definition and the distribution-based family (S-score, entropy, Gini)</w:t>
+      </w:r>
+      <w:r>
+        <w:t xml:space="preserve"> </w:t>
+      </w:r>
+      <w:r>
+        <w:t xml:space="preserve">produce substantially different compound rankings (cross-family</w:t>
+      </w:r>
+      <w:r>
+        <w:t xml:space="preserve"> </w:t>
+      </w:r>
+      <m:oMath>
+        <m:r>
+          <m:t>r</m:t>
+        </m:r>
+        <m:r>
+          <m:rPr>
+            <m:sty m:val="p"/>
+          </m:rPr>
+          <m:t>=</m:t>
+        </m:r>
+        <m:r>
+          <m:t>0.14</m:t>
+        </m:r>
+      </m:oMath>
+      <w:r>
+        <w:t xml:space="preserve">–</w:t>
+      </w:r>
+      <m:oMath>
+        <m:r>
+          <m:t>0.62</m:t>
+        </m:r>
+      </m:oMath>
+      <w:r>
+        <w:t xml:space="preserve"> </w:t>
+      </w:r>
+      <w:r>
+        <w:t xml:space="preserve">across four datasets), and the sources of disagreement are</w:t>
+      </w:r>
+      <w:r>
+        <w:t xml:space="preserve"> </w:t>
+      </w:r>
+      <w:r>
+        <w:t xml:space="preserve">mechanistically interpretable rather than random.</w:t>
+      </w:r>
+      <w:r>
+        <w:t xml:space="preserve"> </w:t>
+      </w:r>
+      <w:r>
+        <w:t xml:space="preserve">This has practical consequences: a compound that ratio-based analysis designates</w:t>
+      </w:r>
+      <w:r>
+        <w:t xml:space="preserve"> </w:t>
+      </w:r>
+      <w:r>
+        <w:t xml:space="preserve">as selective may be designated as moderately promiscuous by entropy-based</w:t>
+      </w:r>
+      <w:r>
+        <w:t xml:space="preserve"> </w:t>
+      </w:r>
+      <w:r>
+        <w:t xml:space="preserve">analysis, and vice versa, depending on the shape of its binding profile.</w:t>
+      </w:r>
+      <w:r>
+        <w:t xml:space="preserve"> </w:t>
+      </w:r>
+      <w:r>
+        <w:t xml:space="preserve">Go/no-go decisions in early drug discovery are routinely made on the basis of</w:t>
+      </w:r>
+      <w:r>
+        <w:t xml:space="preserve"> </w:t>
+      </w:r>
+      <w:r>
+        <w:t xml:space="preserve">selectivity assessments without acknowledgment that the choice of definition</w:t>
+      </w:r>
+      <w:r>
+        <w:t xml:space="preserve"> </w:t>
+      </w:r>
+      <w:r>
+        <w:t xml:space="preserve">materially affects the outcome.</w:t>
+      </w:r>
+    </w:p>
+    <w:p>
+      <w:pPr>
+        <w:pStyle w:val="BodyText"/>
+      </w:pPr>
+      <w:r>
+        <w:t xml:space="preserve">The clustering of definitions into two families is not a statistical artifact</w:t>
+      </w:r>
+      <w:r>
+        <w:t xml:space="preserve"> </w:t>
+      </w:r>
+      <w:r>
+        <w:t xml:space="preserve">but reflects a genuine difference in what is being measured.</w:t>
+      </w:r>
+      <w:r>
+        <w:t xml:space="preserve"> </w:t>
+      </w:r>
+      <w:r>
+        <w:t xml:space="preserve">Distribution-based definitions ask: how concentrated is the compound’s binding</w:t>
+      </w:r>
+      <w:r>
+        <w:t xml:space="preserve"> </w:t>
+      </w:r>
+      <w:r>
+        <w:t xml:space="preserve">activity across the full profiled kinome?</w:t>
+      </w:r>
+      <w:r>
+        <w:t xml:space="preserve"> </w:t>
+      </w:r>
+      <w:r>
+        <w:t xml:space="preserve">The ratio definition asks: how much more potently does the compound bind its</w:t>
+      </w:r>
+      <w:r>
+        <w:t xml:space="preserve"> </w:t>
+      </w:r>
+      <w:r>
+        <w:t xml:space="preserve">primary target than a specified off-target?</w:t>
+      </w:r>
+      <w:r>
+        <w:t xml:space="preserve"> </w:t>
+      </w:r>
+      <w:r>
+        <w:t xml:space="preserve">These are distinct questions with distinct answers for a large class of</w:t>
+      </w:r>
+      <w:r>
+        <w:t xml:space="preserve"> </w:t>
+      </w:r>
+      <w:r>
+        <w:t xml:space="preserve">compounds — specifically, those with one clearly dominant target that also</w:t>
+      </w:r>
+      <w:r>
+        <w:t xml:space="preserve"> </w:t>
+      </w:r>
+      <w:r>
+        <w:t xml:space="preserve">bind many kinases at moderate affinity (Type 3 profiles in our taxonomy).</w:t>
+      </w:r>
+      <w:r>
+        <w:t xml:space="preserve"> </w:t>
+      </w:r>
+      <w:r>
+        <w:t xml:space="preserve">For such compounds, ratio-based methods report high selectivity while</w:t>
+      </w:r>
+      <w:r>
+        <w:t xml:space="preserve"> </w:t>
+      </w:r>
+      <w:r>
+        <w:t xml:space="preserve">distribution-based methods report moderate promiscuity, and both</w:t>
+      </w:r>
+      <w:r>
+        <w:t xml:space="preserve"> </w:t>
+      </w:r>
+      <w:r>
+        <w:t xml:space="preserve">characterizations are correct given their respective questions.</w:t>
+      </w:r>
+    </w:p>
+    <w:p>
+      <w:pPr>
+        <w:pStyle w:val="BodyText"/>
+      </w:pPr>
+      <w:r>
+        <w:t xml:space="preserve">This coexistence has a historical explanation.</w:t>
+      </w:r>
+      <w:r>
+        <w:t xml:space="preserve"> </w:t>
+      </w:r>
+      <w:r>
+        <w:t xml:space="preserve">In classical pharmacology and analytical chemistry, selectivity is inherently</w:t>
+      </w:r>
+      <w:r>
+        <w:t xml:space="preserve"> </w:t>
+      </w:r>
+      <w:r>
+        <w:t xml:space="preserve">pairwise. IUPAC formalizes it as a selectivity coefficient, the ratio of</w:t>
+      </w:r>
+      <w:r>
+        <w:t xml:space="preserve"> </w:t>
+      </w:r>
+      <w:r>
+        <w:t xml:space="preserve">binding constants for an analyte and an interferent</w:t>
+      </w:r>
+      <w:r>
+        <w:t xml:space="preserve">(</w:t>
+      </w:r>
+      <w:r>
+        <w:t xml:space="preserve">Vessman et al.</w:t>
+      </w:r>
+      <w:r>
+        <w:t xml:space="preserve"> </w:t>
+      </w:r>
+      <w:r>
+        <w:t xml:space="preserve">2001)</w:t>
+      </w:r>
+      <w:r>
+        <w:t xml:space="preserve">, and</w:t>
+      </w:r>
+      <w:r>
+        <w:t xml:space="preserve"> </w:t>
+      </w:r>
+      <w:r>
+        <w:t xml:space="preserve">ratio measures entered kinase profiling on that basis.</w:t>
+      </w:r>
+      <w:r>
+        <w:t xml:space="preserve"> </w:t>
+      </w:r>
+      <w:r>
+        <w:t xml:space="preserve">Kinome-wide profiling, however, poses a distributional question: how</w:t>
+      </w:r>
+      <w:r>
+        <w:t xml:space="preserve"> </w:t>
+      </w:r>
+      <w:r>
+        <w:t xml:space="preserve">concentrated is a compound’s binding across hundreds of kinases?</w:t>
+      </w:r>
+      <w:r>
+        <w:t xml:space="preserve"> </w:t>
+      </w:r>
+      <w:r>
+        <w:t xml:space="preserve">Entropy and Gini were introduced because ratio measures are ill-suited to it, since</w:t>
+      </w:r>
+      <w:r>
+        <w:t xml:space="preserve"> </w:t>
+      </w:r>
+      <w:r>
+        <w:t xml:space="preserve">they discard all but two points of a 300–500 kinase profile. However, the older</w:t>
+      </w:r>
+      <w:r>
+        <w:t xml:space="preserve"> </w:t>
+      </w:r>
+      <w:r>
+        <w:t xml:space="preserve">pairwise measures were never retired, leaving the field applying pairwise</w:t>
+      </w:r>
+      <w:r>
+        <w:t xml:space="preserve"> </w:t>
+      </w:r>
+      <w:r>
+        <w:t xml:space="preserve">measures to a distributional question without a principled basis for choosing</w:t>
+      </w:r>
+      <w:r>
+        <w:t xml:space="preserve"> </w:t>
+      </w:r>
+      <w:r>
+        <w:t xml:space="preserve">between them.</w:t>
+      </w:r>
+      <w:r>
+        <w:t xml:space="preserve"> </w:t>
+      </w:r>
+      <w:r>
+        <w:t xml:space="preserve">The required properties proposed in the Required Properties section are an</w:t>
+      </w:r>
+      <w:r>
+        <w:t xml:space="preserve"> </w:t>
+      </w:r>
+      <w:r>
+        <w:t xml:space="preserve">attempt to express what it means for a compound to be selective in a way that is</w:t>
+      </w:r>
+      <w:r>
+        <w:t xml:space="preserve"> </w:t>
+      </w:r>
+      <w:r>
+        <w:t xml:space="preserve">precise enough to assess candidate selectivity definitions formally.</w:t>
+      </w:r>
+    </w:p>
+    <w:bookmarkStart w:id="59" w:name="practical-recommendations"/>
+    <w:p>
+      <w:pPr>
+        <w:pStyle w:val="Heading2"/>
+      </w:pPr>
+      <w:r>
+        <w:t xml:space="preserve">Practical Recommendations</w:t>
+      </w:r>
+    </w:p>
+    <w:p>
+      <w:pPr>
+        <w:pStyle w:val="FirstParagraph"/>
+      </w:pPr>
+      <w:r>
+        <w:t xml:space="preserve">Pending a formal resolution, three practical recommendations follow from our</w:t>
+      </w:r>
+      <w:r>
+        <w:t xml:space="preserve"> </w:t>
+      </w:r>
+      <w:r>
+        <w:t xml:space="preserve">findings.</w:t>
+      </w:r>
+    </w:p>
+    <w:p>
+      <w:pPr>
+        <w:pStyle w:val="BodyText"/>
+      </w:pPr>
+      <w:r>
+        <w:t xml:space="preserve">First, D1 (reliability threshold) should be adopted immediately as a reporting</w:t>
+      </w:r>
+      <w:r>
+        <w:t xml:space="preserve"> </w:t>
+      </w:r>
+      <w:r>
+        <w:t xml:space="preserve">standard.</w:t>
+      </w:r>
+      <w:r>
+        <w:t xml:space="preserve"> </w:t>
+      </w:r>
+      <w:r>
+        <w:t xml:space="preserve">Compounds with no detected binding above the assay detection floor should not</w:t>
+      </w:r>
+      <w:r>
+        <w:t xml:space="preserve"> </w:t>
+      </w:r>
+      <w:r>
+        <w:t xml:space="preserve">receive selectivity scores, or should have their scores explicitly flagged as</w:t>
+      </w:r>
+      <w:r>
+        <w:t xml:space="preserve"> </w:t>
+      </w:r>
+      <w:r>
+        <w:t xml:space="preserve">unreliable.</w:t>
+      </w:r>
+      <w:r>
+        <w:t xml:space="preserve"> </w:t>
+      </w:r>
+      <w:r>
+        <w:t xml:space="preserve">Of the 222 Klaeger compounds, 16 (7.2%) fall into this category and currently</w:t>
+      </w:r>
+      <w:r>
+        <w:t xml:space="preserve"> </w:t>
+      </w:r>
+      <w:r>
+        <w:t xml:space="preserve">receive scores that are indistinguishable from noise.</w:t>
+      </w:r>
+    </w:p>
+    <w:p>
+      <w:pPr>
+        <w:pStyle w:val="BodyText"/>
+      </w:pPr>
+      <w:r>
+        <w:t xml:space="preserve">Second, selectivity assessments should report the sensitivity of rankings to</w:t>
+      </w:r>
+      <w:r>
+        <w:t xml:space="preserve"> </w:t>
+      </w:r>
+      <w:r>
+        <w:t xml:space="preserve">parameter choice rather than a single score at a single parameter value.</w:t>
+      </w:r>
+      <w:r>
+        <w:t xml:space="preserve"> </w:t>
+      </w:r>
+      <w:r>
+        <w:t xml:space="preserve">Our analysis shows that rank standard deviation across the parameter sweep is a</w:t>
+      </w:r>
+      <w:r>
+        <w:t xml:space="preserve"> </w:t>
+      </w:r>
+      <w:r>
+        <w:t xml:space="preserve">compound-specific, interpretable quantity that identifies which compounds have</w:t>
+      </w:r>
+      <w:r>
+        <w:t xml:space="preserve"> </w:t>
+      </w:r>
+      <w:r>
+        <w:t xml:space="preserve">robust selectivity assessments and which do not.</w:t>
+      </w:r>
+      <w:r>
+        <w:t xml:space="preserve"> </w:t>
+      </w:r>
+      <w:r>
+        <w:t xml:space="preserve">This is analogous to reporting confidence intervals in statistical estimation.</w:t>
+      </w:r>
+    </w:p>
+    <w:p>
+      <w:pPr>
+        <w:pStyle w:val="BodyText"/>
+      </w:pPr>
+      <w:r>
+        <w:t xml:space="preserve">Third, when comparing selectivity across studies that use different definitions,</w:t>
+      </w:r>
+      <w:r>
+        <w:t xml:space="preserve"> </w:t>
+      </w:r>
+      <w:r>
+        <w:t xml:space="preserve">the comparison should be restricted to the subset of compounds and parameter</w:t>
+      </w:r>
+      <w:r>
+        <w:t xml:space="preserve"> </w:t>
+      </w:r>
+      <w:r>
+        <w:t xml:space="preserve">values for which the definitions agree.</w:t>
+      </w:r>
+      <w:r>
+        <w:t xml:space="preserve"> </w:t>
+      </w:r>
+      <w:r>
+        <w:t xml:space="preserve">The high within-family correlations (</w:t>
+      </w:r>
+      <m:oMath>
+        <m:r>
+          <m:t>r</m:t>
+        </m:r>
+        <m:r>
+          <m:rPr>
+            <m:sty m:val="p"/>
+          </m:rPr>
+          <m:t>&gt;</m:t>
+        </m:r>
+        <m:r>
+          <m:t>0.74</m:t>
+        </m:r>
+      </m:oMath>
+      <w:r>
+        <w:t xml:space="preserve">) suggest that S-score, entropy,</w:t>
+      </w:r>
+      <w:r>
+        <w:t xml:space="preserve"> </w:t>
+      </w:r>
+      <w:r>
+        <w:t xml:space="preserve">and Gini are interchangeable for most purposes when parameters are chosen</w:t>
+      </w:r>
+      <w:r>
+        <w:t xml:space="preserve"> </w:t>
+      </w:r>
+      <w:r>
+        <w:t xml:space="preserve">consistently. However, ratio-based measures should not be compared directly with</w:t>
+      </w:r>
+      <w:r>
+        <w:t xml:space="preserve"> </w:t>
+      </w:r>
+      <w:r>
+        <w:t xml:space="preserve">distribution-based measures without acknowledging the conceptual distinction.</w:t>
+      </w:r>
+    </w:p>
+    <w:bookmarkEnd w:id="59"/>
+    <w:bookmarkStart w:id="60" w:name="limitations"/>
+    <w:p>
+      <w:pPr>
+        <w:pStyle w:val="Heading2"/>
+      </w:pPr>
+      <w:r>
+        <w:t xml:space="preserve">Limitations</w:t>
+      </w:r>
+    </w:p>
+    <w:p>
+      <w:pPr>
+        <w:pStyle w:val="FirstParagraph"/>
+      </w:pPr>
+      <w:r>
+        <w:t xml:space="preserve">The analysis covers four profiling datasets spanning three assay technologies</w:t>
+      </w:r>
+      <w:r>
+        <w:t xml:space="preserve"> </w:t>
+      </w:r>
+      <w:r>
+        <w:t xml:space="preserve">and two readout types, but these still represent a fraction of the chemical and</w:t>
+      </w:r>
+      <w:r>
+        <w:t xml:space="preserve"> </w:t>
+      </w:r>
+      <w:r>
+        <w:t xml:space="preserve">kinase space relevant to drug discovery.</w:t>
+      </w:r>
+      <w:r>
+        <w:t xml:space="preserve"> </w:t>
+      </w:r>
+      <w:r>
+        <w:t xml:space="preserve">The assay technologies are not directly comparable in absolute terms — the</w:t>
+      </w:r>
+      <w:r>
+        <w:t xml:space="preserve"> </w:t>
+      </w:r>
+      <w:r>
+        <w:t xml:space="preserve">active-compound fractions differ across datasets for both genuine</w:t>
+      </w:r>
+      <w:r>
+        <w:t xml:space="preserve"> </w:t>
+      </w:r>
+      <w:r>
+        <w:t xml:space="preserve">selectivity reasons and assay-specific detection thresholds. As a consequence,</w:t>
+      </w:r>
+      <w:r>
+        <w:t xml:space="preserve"> </w:t>
+      </w:r>
+      <w:r>
+        <w:t xml:space="preserve">our analysis</w:t>
+      </w:r>
+      <w:r>
+        <w:t xml:space="preserve"> </w:t>
+      </w:r>
+      <w:r>
+        <w:t xml:space="preserve">relies on within-dataset rank comparisons rather than cross-dataset absolute</w:t>
+      </w:r>
+      <w:r>
+        <w:t xml:space="preserve"> </w:t>
+      </w:r>
+      <w:r>
+        <w:t xml:space="preserve">scores.</w:t>
+      </w:r>
+      <w:r>
+        <w:t xml:space="preserve"> </w:t>
+      </w:r>
+      <w:r>
+        <w:t xml:space="preserve">The consistency of the two-family structure and the instability predictors</w:t>
+      </w:r>
+      <w:r>
+        <w:t xml:space="preserve"> </w:t>
+      </w:r>
+      <w:r>
+        <w:t xml:space="preserve">across all four datasets indicates that the findings are not artifacts of a</w:t>
+      </w:r>
+      <w:r>
+        <w:t xml:space="preserve"> </w:t>
+      </w:r>
+      <w:r>
+        <w:t xml:space="preserve">single assay platform. However, findings should still be interpreted in light of</w:t>
+      </w:r>
+      <w:r>
+        <w:t xml:space="preserve"> </w:t>
+      </w:r>
+      <w:r>
+        <w:t xml:space="preserve">these technological differences.</w:t>
+      </w:r>
+    </w:p>
+    <w:p>
+      <w:pPr>
+        <w:pStyle w:val="BodyText"/>
+      </w:pPr>
+      <w:r>
+        <w:t xml:space="preserve">We also examined whether in vitro selectivity predicts clinical toxicity,</w:t>
+      </w:r>
+      <w:r>
+        <w:t xml:space="preserve"> </w:t>
+      </w:r>
+      <w:r>
+        <w:t xml:space="preserve">correlating the selectivity rankings of the FDA-approved Klaeger compounds with</w:t>
+      </w:r>
+      <w:r>
+        <w:t xml:space="preserve"> </w:t>
+      </w:r>
+      <w:r>
+        <w:t xml:space="preserve">FAERS adverse-event rates (</w:t>
+      </w:r>
+      <m:oMath>
+        <m:r>
+          <m:t>n</m:t>
+        </m:r>
+        <m:r>
+          <m:rPr>
+            <m:sty m:val="p"/>
+          </m:rPr>
+          <m:t>=</m:t>
+        </m:r>
+        <m:r>
+          <m:t>46</m:t>
+        </m:r>
+      </m:oMath>
+      <w:r>
+        <w:t xml:space="preserve">) and FDA-label discontinuation rates</w:t>
+      </w:r>
+      <w:r>
+        <w:t xml:space="preserve"> </w:t>
+      </w:r>
+      <w:r>
+        <w:t xml:space="preserve">(</w:t>
+      </w:r>
+      <m:oMath>
+        <m:r>
+          <m:t>n</m:t>
+        </m:r>
+        <m:r>
+          <m:rPr>
+            <m:sty m:val="p"/>
+          </m:rPr>
+          <m:t>=</m:t>
+        </m:r>
+        <m:r>
+          <m:t>33</m:t>
+        </m:r>
+      </m:oMath>
+      <w:r>
+        <w:t xml:space="preserve">).</w:t>
+      </w:r>
+      <w:r>
+        <w:t xml:space="preserve"> </w:t>
+      </w:r>
+      <w:r>
+        <w:t xml:space="preserve">No association was significant under any definition (all</w:t>
+      </w:r>
+      <w:r>
+        <w:t xml:space="preserve"> </w:t>
+      </w:r>
+      <m:oMath>
+        <m:r>
+          <m:rPr>
+            <m:sty m:val="p"/>
+          </m:rPr>
+          <m:t>|</m:t>
+        </m:r>
+        <m:r>
+          <m:t>r</m:t>
+        </m:r>
+        <m:r>
+          <m:rPr>
+            <m:sty m:val="p"/>
+          </m:rPr>
+          <m:t>|</m:t>
+        </m:r>
+        <m:r>
+          <m:rPr>
+            <m:sty m:val="p"/>
+          </m:rPr>
+          <m:t>&lt;</m:t>
+        </m:r>
+        <m:r>
+          <m:t>0.27</m:t>
+        </m:r>
+      </m:oMath>
+      <w:r>
+        <w:t xml:space="preserve">, all</w:t>
+      </w:r>
+      <w:r>
+        <w:t xml:space="preserve"> </w:t>
+      </w:r>
+      <m:oMath>
+        <m:r>
+          <m:t>p</m:t>
+        </m:r>
+        <m:r>
+          <m:rPr>
+            <m:sty m:val="p"/>
+          </m:rPr>
+          <m:t>&gt;</m:t>
+        </m:r>
+        <m:r>
+          <m:t>0.13</m:t>
+        </m:r>
+      </m:oMath>
+      <w:r>
+        <w:t xml:space="preserve">).</w:t>
+      </w:r>
+      <w:r>
+        <w:t xml:space="preserve"> </w:t>
+      </w:r>
+      <w:r>
+        <w:t xml:space="preserve">We do not read this as evidence that selectivity and toxicity are unrelated.</w:t>
+      </w:r>
+      <w:r>
+        <w:t xml:space="preserve"> </w:t>
+      </w:r>
+      <w:r>
+        <w:t xml:space="preserve">FAERS counts mostly track how often a drug is prescribed, and how often a drug is</w:t>
+      </w:r>
+      <w:r>
+        <w:t xml:space="preserve"> </w:t>
+      </w:r>
+      <w:r>
+        <w:t xml:space="preserve">withdrawn depends on the patient population treated for each indication, so</w:t>
+      </w:r>
+      <w:r>
+        <w:t xml:space="preserve"> </w:t>
+      </w:r>
+      <w:r>
+        <w:t xml:space="preserve">neither measure can isolate the effect of selectivity.</w:t>
+      </w:r>
+      <w:r>
+        <w:t xml:space="preserve"> </w:t>
+      </w:r>
+      <w:r>
+        <w:t xml:space="preserve">A proper test would require indication-stratified, treatment-related</w:t>
+      </w:r>
+      <w:r>
+        <w:t xml:space="preserve"> </w:t>
+      </w:r>
+      <w:r>
+        <w:t xml:space="preserve">adverse-event rates from controlled trials with matched comparators, which are</w:t>
+      </w:r>
+      <w:r>
+        <w:t xml:space="preserve"> </w:t>
+      </w:r>
+      <w:r>
+        <w:t xml:space="preserve">not available in standardized form across these drugs.</w:t>
+      </w:r>
+      <w:r>
+        <w:t xml:space="preserve"> </w:t>
+      </w:r>
+      <w:r>
+        <w:t xml:space="preserve">Full details are given in the Supporting Information.</w:t>
+      </w:r>
+    </w:p>
+    <w:p>
+      <w:pPr>
+        <w:pStyle w:val="BodyText"/>
+      </w:pPr>
+      <w:r>
+        <w:t xml:space="preserve">The four properties proposed above are necessary</w:t>
+      </w:r>
+      <w:r>
+        <w:t xml:space="preserve"> </w:t>
+      </w:r>
+      <w:r>
+        <w:t xml:space="preserve">conditions motivated by empirical failure modes.</w:t>
+      </w:r>
+      <w:r>
+        <w:t xml:space="preserve"> </w:t>
+      </w:r>
+      <w:r>
+        <w:t xml:space="preserve">The candidate measure shows that they are jointly satisfiable, but they are not</w:t>
+      </w:r>
+      <w:r>
+        <w:t xml:space="preserve"> </w:t>
+      </w:r>
+      <w:r>
+        <w:t xml:space="preserve">proven to be sufficient to uniquely characterize a selectivity measure, and we do</w:t>
+      </w:r>
+      <w:r>
+        <w:t xml:space="preserve"> </w:t>
+      </w:r>
+      <w:r>
+        <w:t xml:space="preserve">not show that they single out a measure of the candidate’s form.</w:t>
+      </w:r>
+      <w:r>
+        <w:t xml:space="preserve"> </w:t>
+      </w:r>
+      <w:r>
+        <w:t xml:space="preserve">The satisfaction assessments in Table </w:t>
+      </w:r>
+      <w:hyperlink w:anchor="tab:desiderata">
+        <w:r>
+          <w:rPr>
+            <w:rStyle w:val="Hyperlink"/>
+          </w:rPr>
+          <w:t xml:space="preserve">3</w:t>
+        </w:r>
+      </w:hyperlink>
+      <w:r>
+        <w:t xml:space="preserve"> </w:t>
+      </w:r>
+      <w:r>
+        <w:t xml:space="preserve">are based on</w:t>
+      </w:r>
+      <w:r>
+        <w:t xml:space="preserve"> </w:t>
+      </w:r>
+      <w:r>
+        <w:t xml:space="preserve">analysis of the functional forms of each definition together with the empirical</w:t>
+      </w:r>
+      <w:r>
+        <w:t xml:space="preserve"> </w:t>
+      </w:r>
+      <w:r>
+        <w:t xml:space="preserve">checks of this study. A formal proof of satisfaction or violation for each</w:t>
+      </w:r>
+      <w:r>
+        <w:t xml:space="preserve"> </w:t>
+      </w:r>
+      <w:r>
+        <w:t xml:space="preserve">property–definition pair is left for future work.</w:t>
+      </w:r>
+    </w:p>
+    <w:bookmarkEnd w:id="60"/>
+    <w:bookmarkEnd w:id="61"/>
+    <w:bookmarkStart w:id="63" w:name="sec:conclusion"/>
+    <w:p>
+      <w:pPr>
+        <w:pStyle w:val="Heading1"/>
+      </w:pPr>
+      <w:r>
+        <w:t xml:space="preserve">Conclusion</w:t>
+      </w:r>
+    </w:p>
+    <w:p>
+      <w:pPr>
+        <w:pStyle w:val="FirstParagraph"/>
+      </w:pPr>
+      <w:r>
+        <w:t xml:space="preserve">We have shown that commonly used kinase inhibitor selectivity definitions</w:t>
+      </w:r>
+      <w:r>
+        <w:t xml:space="preserve"> </w:t>
+      </w:r>
+      <w:r>
+        <w:t xml:space="preserve">cluster into two families that measure fundamentally different properties of</w:t>
+      </w:r>
+      <w:r>
+        <w:t xml:space="preserve"> </w:t>
+      </w:r>
+      <w:r>
+        <w:t xml:space="preserve">binding profiles. We also showed that rank instability within and between families is</w:t>
+      </w:r>
+      <w:r>
+        <w:t xml:space="preserve"> </w:t>
+      </w:r>
+      <w:r>
+        <w:t xml:space="preserve">mechanistically predictable from binding profile shape, and that three</w:t>
+      </w:r>
+      <w:r>
+        <w:t xml:space="preserve"> </w:t>
+      </w:r>
+      <w:r>
+        <w:t xml:space="preserve">structurally distinct sources of instability can be identified and</w:t>
+      </w:r>
+      <w:r>
+        <w:t xml:space="preserve"> </w:t>
+      </w:r>
+      <w:r>
+        <w:t xml:space="preserve">characterized.</w:t>
+      </w:r>
+      <w:r>
+        <w:t xml:space="preserve"> </w:t>
+      </w:r>
+      <w:r>
+        <w:t xml:space="preserve">These findings motivate four required properties that any well-formed selectivity measure</w:t>
+      </w:r>
+      <w:r>
+        <w:t xml:space="preserve"> </w:t>
+      </w:r>
+      <w:r>
+        <w:t xml:space="preserve">should satisfy: a reliability threshold</w:t>
+      </w:r>
+      <w:r>
+        <w:t xml:space="preserve"> </w:t>
+      </w:r>
+      <w:r>
+        <w:t xml:space="preserve">condition, bounded gap sensitivity, distributional consistency, and monotonicity</w:t>
+      </w:r>
+      <w:r>
+        <w:t xml:space="preserve"> </w:t>
+      </w:r>
+      <w:r>
+        <w:t xml:space="preserve">under weak off-target addition.</w:t>
+      </w:r>
+      <w:r>
+        <w:t xml:space="preserve"> </w:t>
+      </w:r>
+      <w:r>
+        <w:t xml:space="preserve">No existing definition satisfies all four simultaneously, but we show that a</w:t>
+      </w:r>
+      <w:r>
+        <w:t xml:space="preserve"> </w:t>
+      </w:r>
+      <w:r>
+        <w:t xml:space="preserve">gated, smooth-baseline effective-target-number does, and that it recovers its</w:t>
+      </w:r>
+      <w:r>
+        <w:t xml:space="preserve"> </w:t>
+      </w:r>
+      <w:r>
+        <w:t xml:space="preserve">full-panel ranking from roughly half a typical panel.</w:t>
+      </w:r>
+    </w:p>
+    <w:p>
+      <w:pPr>
+        <w:pStyle w:val="BodyText"/>
+      </w:pPr>
+      <w:r>
+        <w:t xml:space="preserve">The immediate practical implication is that selectivity assessments should</w:t>
+      </w:r>
+      <w:r>
+        <w:t xml:space="preserve"> </w:t>
+      </w:r>
+      <w:r>
+        <w:t xml:space="preserve">report the sensitivity of rankings to parameter choice, and should explicitly</w:t>
+      </w:r>
+      <w:r>
+        <w:t xml:space="preserve"> </w:t>
+      </w:r>
+      <w:r>
+        <w:t xml:space="preserve">flag compounds with no binding above the detection threshold as unreliable.</w:t>
+      </w:r>
+      <w:r>
+        <w:t xml:space="preserve"> </w:t>
+      </w:r>
+      <w:r>
+        <w:t xml:space="preserve">The longer-term implication is that the field needs a principled basis for</w:t>
+      </w:r>
+      <w:r>
+        <w:t xml:space="preserve"> </w:t>
+      </w:r>
+      <w:r>
+        <w:t xml:space="preserve">choosing among selectivity definitions rather than applying them</w:t>
+      </w:r>
+      <w:r>
+        <w:t xml:space="preserve"> </w:t>
+      </w:r>
+      <w:r>
+        <w:t xml:space="preserve">interchangeably.</w:t>
+      </w:r>
+      <w:r>
+        <w:t xml:space="preserve"> </w:t>
+      </w:r>
+      <w:r>
+        <w:t xml:space="preserve">Establishing whether these four properties characterize a selectivity measure</w:t>
+      </w:r>
+      <w:r>
+        <w:t xml:space="preserve"> </w:t>
+      </w:r>
+      <w:r>
+        <w:t xml:space="preserve">uniquely, as Shannon’s axioms do for entropy, is the natural next step.</w:t>
+      </w:r>
+    </w:p>
+    <w:p>
+      <w:pPr>
+        <w:pStyle w:val="BodyText"/>
+      </w:pPr>
+      <w:r>
+        <w:t xml:space="preserve">The authors thank the developers of the Davis and Klaeger datasets for making</w:t>
+      </w:r>
+      <w:r>
+        <w:t xml:space="preserve"> </w:t>
+      </w:r>
+      <w:r>
+        <w:t xml:space="preserve">their data publicly available.</w:t>
+      </w:r>
+      <w:r>
+        <w:t xml:space="preserve"> </w:t>
+      </w:r>
+      <w:r>
+        <w:t xml:space="preserve">The author used Claude (Anthropic, claude.ai), a large language model assistant,</w:t>
+      </w:r>
+      <w:r>
+        <w:t xml:space="preserve"> </w:t>
+      </w:r>
+      <w:r>
+        <w:t xml:space="preserve">during the preparation of this manuscript.</w:t>
+      </w:r>
+      <w:r>
+        <w:t xml:space="preserve"> </w:t>
+      </w:r>
+      <w:r>
+        <w:t xml:space="preserve">Specifically, Claude was used to assist with: data analysis code development and</w:t>
+      </w:r>
+      <w:r>
+        <w:t xml:space="preserve"> </w:t>
+      </w:r>
+      <w:r>
+        <w:t xml:space="preserve">debugging in Python; literature search and identification of related work;</w:t>
+      </w:r>
+      <w:r>
+        <w:t xml:space="preserve"> </w:t>
+      </w:r>
+      <w:r>
+        <w:t xml:space="preserve">drafting and editing of manuscript text; and research planning and</w:t>
+      </w:r>
+      <w:r>
+        <w:t xml:space="preserve"> </w:t>
+      </w:r>
+      <w:r>
+        <w:t xml:space="preserve">interpretation of results.</w:t>
+      </w:r>
+      <w:r>
+        <w:t xml:space="preserve"> </w:t>
+      </w:r>
+      <w:r>
+        <w:t xml:space="preserve">All scientific conclusions, the conceptual framework, the required properties proposed in the</w:t>
+      </w:r>
+      <w:r>
+        <w:t xml:space="preserve"> </w:t>
+      </w:r>
+      <w:r>
+        <w:t xml:space="preserve">Required Properties section, and the final manuscript content were developed, verified, and</w:t>
+      </w:r>
+      <w:r>
+        <w:t xml:space="preserve"> </w:t>
+      </w:r>
+      <w:r>
+        <w:t xml:space="preserve">approved by the author.</w:t>
+      </w:r>
+      <w:r>
+        <w:t xml:space="preserve"> </w:t>
+      </w:r>
+      <w:r>
+        <w:t xml:space="preserve">The author takes full responsibility for the accuracy and integrity of all</w:t>
+      </w:r>
+      <w:r>
+        <w:t xml:space="preserve"> </w:t>
+      </w:r>
+      <w:r>
+        <w:t xml:space="preserve">content in this work.</w:t>
+      </w:r>
+      <w:r>
+        <w:t xml:space="preserve"> </w:t>
+      </w:r>
+      <w:r>
+        <w:t xml:space="preserve">The use of Claude does not transfer any rights over the content of this manuscript</w:t>
+      </w:r>
+      <w:r>
+        <w:t xml:space="preserve"> </w:t>
+      </w:r>
+      <w:r>
+        <w:t xml:space="preserve">to Anthropic or any third party.</w:t>
+      </w:r>
+    </w:p>
+    <w:p>
+      <w:pPr>
+        <w:pStyle w:val="BodyText"/>
+      </w:pPr>
+      <w:r>
         <w:t xml:space="preserve">Figure S1: operationalization-sensitivity check comparing the entropy and Gini</w:t>
       </w:r>
       <w:r>
@@ -14360,7 +15578,7 @@
       <w:r>
         <w:t xml:space="preserve"> </w:t>
       </w:r>
-      <w:hyperlink r:id="rId59">
+      <w:hyperlink r:id="rId62">
         <w:r>
           <w:rPr>
             <w:rStyle w:val="Hyperlink"/>
@@ -14372,8 +15590,8 @@
         <w:t xml:space="preserve">.</w:t>
       </w:r>
     </w:p>
-    <w:bookmarkEnd w:id="60"/>
-    <w:bookmarkStart w:id="110" w:name="data-and-software-availability"/>
+    <w:bookmarkEnd w:id="63"/>
+    <w:bookmarkStart w:id="69" w:name="data-and-software-availability"/>
     <w:p>
       <w:pPr>
         <w:pStyle w:val="Heading1"/>
@@ -14398,7 +15616,7 @@
       <w:r>
         <w:t xml:space="preserve"> </w:t>
       </w:r>
-      <w:hyperlink r:id="rId61">
+      <w:hyperlink r:id="rId64">
         <w:r>
           <w:rPr>
             <w:rStyle w:val="Hyperlink"/>
@@ -14424,7 +15642,7 @@
       <w:r>
         <w:t xml:space="preserve"> </w:t>
       </w:r>
-      <w:hyperlink r:id="rId62">
+      <w:hyperlink r:id="rId65">
         <w:r>
           <w:rPr>
             <w:rStyle w:val="Hyperlink"/>
@@ -14479,7 +15697,7 @@
       <w:r>
         <w:t xml:space="preserve">(</w:t>
       </w:r>
-      <w:hyperlink r:id="rId63">
+      <w:hyperlink r:id="rId66">
         <w:r>
           <w:rPr>
             <w:rStyle w:val="Hyperlink"/>
@@ -14493,7 +15711,7 @@
       <w:r>
         <w:t xml:space="preserve"> </w:t>
       </w:r>
-      <w:hyperlink r:id="rId64">
+      <w:hyperlink r:id="rId67">
         <w:r>
           <w:rPr>
             <w:rStyle w:val="Hyperlink"/>
@@ -14519,7 +15737,7 @@
       <w:r>
         <w:t xml:space="preserve"> </w:t>
       </w:r>
-      <w:hyperlink r:id="rId65">
+      <w:hyperlink r:id="rId68">
         <w:r>
           <w:rPr>
             <w:rStyle w:val="Hyperlink"/>
@@ -14549,8 +15767,50 @@
         <w:t xml:space="preserve">publicly available data and code.</w:t>
       </w:r>
     </w:p>
-    <w:bookmarkStart w:id="109" w:name="refs"/>
-    <w:bookmarkStart w:id="66" w:name="ref-Anastassiadis2011"/>
+    <w:bookmarkEnd w:id="69"/>
+    <w:bookmarkStart w:id="70" w:name="funding"/>
+    <w:p>
+      <w:pPr>
+        <w:pStyle w:val="Heading1"/>
+      </w:pPr>
+      <w:r>
+        <w:t xml:space="preserve">Funding</w:t>
+      </w:r>
+    </w:p>
+    <w:p>
+      <w:pPr>
+        <w:pStyle w:val="FirstParagraph"/>
+      </w:pPr>
+      <w:r>
+        <w:t xml:space="preserve">This research received no specific grant from any funding agency in the public,</w:t>
+      </w:r>
+      <w:r>
+        <w:t xml:space="preserve"> </w:t>
+      </w:r>
+      <w:r>
+        <w:t xml:space="preserve">commercial, or not-for-profit sectors.</w:t>
+      </w:r>
+    </w:p>
+    <w:bookmarkEnd w:id="70"/>
+    <w:bookmarkStart w:id="115" w:name="conflict-of-interest"/>
+    <w:p>
+      <w:pPr>
+        <w:pStyle w:val="Heading1"/>
+      </w:pPr>
+      <w:r>
+        <w:t xml:space="preserve">Conflict of Interest</w:t>
+      </w:r>
+    </w:p>
+    <w:p>
+      <w:pPr>
+        <w:pStyle w:val="FirstParagraph"/>
+      </w:pPr>
+      <w:r>
+        <w:t xml:space="preserve">The author declares no conflict of interest.</w:t>
+      </w:r>
+    </w:p>
+    <w:bookmarkStart w:id="114" w:name="refs"/>
+    <w:bookmarkStart w:id="71" w:name="ref-Anastassiadis2011"/>
     <w:p>
       <w:pPr>
         <w:pStyle w:val="Bibliography"/>
@@ -14583,7 +15843,7 @@
       <w:r>
         <w:t xml:space="preserve"> </w:t>
       </w:r>
-      <w:hyperlink r:id="rId63">
+      <w:hyperlink r:id="rId66">
         <w:r>
           <w:rPr>
             <w:rStyle w:val="Hyperlink"/>
@@ -14595,8 +15855,8 @@
         <w:t xml:space="preserve">.</w:t>
       </w:r>
     </w:p>
-    <w:bookmarkEnd w:id="66"/>
-    <w:bookmarkStart w:id="67" w:name="ref-Arrow1951"/>
+    <w:bookmarkEnd w:id="71"/>
+    <w:bookmarkStart w:id="72" w:name="ref-Arrow1951"/>
     <w:p>
       <w:pPr>
         <w:pStyle w:val="Bibliography"/>
@@ -14618,8 +15878,8 @@
         <w:t xml:space="preserve">. Wiley.</w:t>
       </w:r>
     </w:p>
-    <w:bookmarkEnd w:id="67"/>
-    <w:bookmarkStart w:id="69" w:name="ref-KInhibition2018"/>
+    <w:bookmarkEnd w:id="72"/>
+    <w:bookmarkStart w:id="74" w:name="ref-KInhibition2018"/>
     <w:p>
       <w:pPr>
         <w:pStyle w:val="Bibliography"/>
@@ -14658,7 +15918,7 @@
       <w:r>
         <w:t xml:space="preserve"> </w:t>
       </w:r>
-      <w:hyperlink r:id="rId68">
+      <w:hyperlink r:id="rId73">
         <w:r>
           <w:rPr>
             <w:rStyle w:val="Hyperlink"/>
@@ -14670,17 +15930,14 @@
         <w:t xml:space="preserve">.</w:t>
       </w:r>
     </w:p>
-    <w:bookmarkEnd w:id="69"/>
-    <w:bookmarkStart w:id="71" w:name="ref-Bhullar2018"/>
+    <w:bookmarkEnd w:id="74"/>
+    <w:bookmarkStart w:id="76" w:name="ref-Bhullar2018"/>
     <w:p>
       <w:pPr>
         <w:pStyle w:val="Bibliography"/>
       </w:pPr>
       <w:r>
-        <w:t xml:space="preserve">Bhullar, Khushwant S. et al.</w:t>
-      </w:r>
-      <w:r>
-        <w:t xml:space="preserve"> 2018.</w:t>
+        <w:t xml:space="preserve">Bhullar, Khushwant S., Naiara Orrego Lagarón, Eileen M. McGowan, et al. 2018.</w:t>
       </w:r>
       <w:r>
         <w:t xml:space="preserve"> </w:t>
@@ -14707,7 +15964,7 @@
       <w:r>
         <w:t xml:space="preserve"> </w:t>
       </w:r>
-      <w:hyperlink r:id="rId70">
+      <w:hyperlink r:id="rId75">
         <w:r>
           <w:rPr>
             <w:rStyle w:val="Hyperlink"/>
@@ -14719,8 +15976,8 @@
         <w:t xml:space="preserve">.</w:t>
       </w:r>
     </w:p>
-    <w:bookmarkEnd w:id="71"/>
-    <w:bookmarkStart w:id="73" w:name="ref-Bosc2017"/>
+    <w:bookmarkEnd w:id="76"/>
+    <w:bookmarkStart w:id="78" w:name="ref-Bosc2017"/>
     <w:p>
       <w:pPr>
         <w:pStyle w:val="Bibliography"/>
@@ -14753,7 +16010,7 @@
       <w:r>
         <w:t xml:space="preserve"> </w:t>
       </w:r>
-      <w:hyperlink r:id="rId72">
+      <w:hyperlink r:id="rId77">
         <w:r>
           <w:rPr>
             <w:rStyle w:val="Hyperlink"/>
@@ -14765,14 +16022,14 @@
         <w:t xml:space="preserve">.</w:t>
       </w:r>
     </w:p>
-    <w:bookmarkEnd w:id="73"/>
-    <w:bookmarkStart w:id="75" w:name="ref-Davis2011"/>
+    <w:bookmarkEnd w:id="78"/>
+    <w:bookmarkStart w:id="80" w:name="ref-Davis2011"/>
     <w:p>
       <w:pPr>
         <w:pStyle w:val="Bibliography"/>
       </w:pPr>
       <w:r>
-        <w:t xml:space="preserve">Davis, Mindy I. et al.</w:t>
+        <w:t xml:space="preserve">Davis, Mindy I., Jeremy P. Hunt, Sanna Herrgard, et al.</w:t>
       </w:r>
       <w:r>
         <w:t xml:space="preserve"> 2011.</w:t>
@@ -14802,7 +16059,7 @@
       <w:r>
         <w:t xml:space="preserve"> </w:t>
       </w:r>
-      <w:hyperlink r:id="rId74">
+      <w:hyperlink r:id="rId79">
         <w:r>
           <w:rPr>
             <w:rStyle w:val="Hyperlink"/>
@@ -14814,8 +16071,8 @@
         <w:t xml:space="preserve">.</w:t>
       </w:r>
     </w:p>
-    <w:bookmarkEnd w:id="75"/>
-    <w:bookmarkStart w:id="77" w:name="ref-Gao2013"/>
+    <w:bookmarkEnd w:id="80"/>
+    <w:bookmarkStart w:id="82" w:name="ref-Gao2013"/>
     <w:p>
       <w:pPr>
         <w:pStyle w:val="Bibliography"/>
@@ -14848,7 +16105,7 @@
       <w:r>
         <w:t xml:space="preserve"> </w:t>
       </w:r>
-      <w:hyperlink r:id="rId76">
+      <w:hyperlink r:id="rId81">
         <w:r>
           <w:rPr>
             <w:rStyle w:val="Hyperlink"/>
@@ -14860,8 +16117,8 @@
         <w:t xml:space="preserve">.</w:t>
       </w:r>
     </w:p>
-    <w:bookmarkEnd w:id="77"/>
-    <w:bookmarkStart w:id="79" w:name="ref-Graczyk2010"/>
+    <w:bookmarkEnd w:id="82"/>
+    <w:bookmarkStart w:id="84" w:name="ref-Graczyk2010"/>
     <w:p>
       <w:pPr>
         <w:pStyle w:val="Bibliography"/>
@@ -14894,7 +16151,7 @@
       <w:r>
         <w:t xml:space="preserve"> </w:t>
       </w:r>
-      <w:hyperlink r:id="rId78">
+      <w:hyperlink r:id="rId83">
         <w:r>
           <w:rPr>
             <w:rStyle w:val="Hyperlink"/>
@@ -14906,14 +16163,14 @@
         <w:t xml:space="preserve">.</w:t>
       </w:r>
     </w:p>
-    <w:bookmarkEnd w:id="79"/>
-    <w:bookmarkStart w:id="81" w:name="ref-NumPy"/>
+    <w:bookmarkEnd w:id="84"/>
+    <w:bookmarkStart w:id="86" w:name="ref-NumPy"/>
     <w:p>
       <w:pPr>
         <w:pStyle w:val="Bibliography"/>
       </w:pPr>
       <w:r>
-        <w:t xml:space="preserve">Harris, Charles R. et al.</w:t>
+        <w:t xml:space="preserve">Harris, Charles R., K. Jarrod Millman, Stéfan J. van der Walt, et al.</w:t>
       </w:r>
       <w:r>
         <w:t xml:space="preserve"> 2020.</w:t>
@@ -14952,7 +16209,7 @@
       <w:r>
         <w:t xml:space="preserve"> </w:t>
       </w:r>
-      <w:hyperlink r:id="rId80">
+      <w:hyperlink r:id="rId85">
         <w:r>
           <w:rPr>
             <w:rStyle w:val="Hyperlink"/>
@@ -14964,14 +16221,14 @@
         <w:t xml:space="preserve">.</w:t>
       </w:r>
     </w:p>
-    <w:bookmarkEnd w:id="81"/>
-    <w:bookmarkStart w:id="83" w:name="ref-Karaman2008"/>
+    <w:bookmarkEnd w:id="86"/>
+    <w:bookmarkStart w:id="88" w:name="ref-Karaman2008"/>
     <w:p>
       <w:pPr>
         <w:pStyle w:val="Bibliography"/>
       </w:pPr>
       <w:r>
-        <w:t xml:space="preserve">Karaman, Memduh W. et al.</w:t>
+        <w:t xml:space="preserve">Karaman, Mazen W., Sanna Herrgard, Daniel K. Treiber, et al.</w:t>
       </w:r>
       <w:r>
         <w:t xml:space="preserve"> 2008.</w:t>
@@ -15001,7 +16258,7 @@
       <w:r>
         <w:t xml:space="preserve"> </w:t>
       </w:r>
-      <w:hyperlink r:id="rId82">
+      <w:hyperlink r:id="rId87">
         <w:r>
           <w:rPr>
             <w:rStyle w:val="Hyperlink"/>
@@ -15013,8 +16270,8 @@
         <w:t xml:space="preserve">.</w:t>
       </w:r>
     </w:p>
-    <w:bookmarkEnd w:id="83"/>
-    <w:bookmarkStart w:id="84" w:name="ref-Khinchin1957"/>
+    <w:bookmarkEnd w:id="88"/>
+    <w:bookmarkStart w:id="89" w:name="ref-Khinchin1957"/>
     <w:p>
       <w:pPr>
         <w:pStyle w:val="Bibliography"/>
@@ -15036,14 +16293,14 @@
         <w:t xml:space="preserve">. Dover.</w:t>
       </w:r>
     </w:p>
-    <w:bookmarkEnd w:id="84"/>
-    <w:bookmarkStart w:id="85" w:name="ref-Klaeger2017"/>
+    <w:bookmarkEnd w:id="89"/>
+    <w:bookmarkStart w:id="90" w:name="ref-Klaeger2017"/>
     <w:p>
       <w:pPr>
         <w:pStyle w:val="Bibliography"/>
       </w:pPr>
       <w:r>
-        <w:t xml:space="preserve">Klaeger, Susan et al.</w:t>
+        <w:t xml:space="preserve">Klaeger, Susan, Stephanie Heinzlmeir, Mathias Wilhelm, et al.</w:t>
       </w:r>
       <w:r>
         <w:t xml:space="preserve"> 2017.</w:t>
@@ -15073,7 +16330,7 @@
       <w:r>
         <w:t xml:space="preserve"> </w:t>
       </w:r>
-      <w:hyperlink r:id="rId62">
+      <w:hyperlink r:id="rId65">
         <w:r>
           <w:rPr>
             <w:rStyle w:val="Hyperlink"/>
@@ -15085,8 +16342,8 @@
         <w:t xml:space="preserve">.</w:t>
       </w:r>
     </w:p>
-    <w:bookmarkEnd w:id="85"/>
-    <w:bookmarkStart w:id="87" w:name="ref-Manning2002"/>
+    <w:bookmarkEnd w:id="90"/>
+    <w:bookmarkStart w:id="92" w:name="ref-Manning2002"/>
     <w:p>
       <w:pPr>
         <w:pStyle w:val="Bibliography"/>
@@ -15119,7 +16376,7 @@
       <w:r>
         <w:t xml:space="preserve"> </w:t>
       </w:r>
-      <w:hyperlink r:id="rId86">
+      <w:hyperlink r:id="rId91">
         <w:r>
           <w:rPr>
             <w:rStyle w:val="Hyperlink"/>
@@ -15131,8 +16388,8 @@
         <w:t xml:space="preserve">.</w:t>
       </w:r>
     </w:p>
-    <w:bookmarkEnd w:id="87"/>
-    <w:bookmarkStart w:id="89" w:name="ref-pandas"/>
+    <w:bookmarkEnd w:id="92"/>
+    <w:bookmarkStart w:id="94" w:name="ref-pandas"/>
     <w:p>
       <w:pPr>
         <w:pStyle w:val="Bibliography"/>
@@ -15171,7 +16428,7 @@
       <w:r>
         <w:t xml:space="preserve"> </w:t>
       </w:r>
-      <w:hyperlink r:id="rId88">
+      <w:hyperlink r:id="rId93">
         <w:r>
           <w:rPr>
             <w:rStyle w:val="Hyperlink"/>
@@ -15183,8 +16440,8 @@
         <w:t xml:space="preserve">.</w:t>
       </w:r>
     </w:p>
-    <w:bookmarkEnd w:id="89"/>
-    <w:bookmarkStart w:id="90" w:name="ref-Metz2011"/>
+    <w:bookmarkEnd w:id="94"/>
+    <w:bookmarkStart w:id="95" w:name="ref-Metz2011"/>
     <w:p>
       <w:pPr>
         <w:pStyle w:val="Bibliography"/>
@@ -15217,7 +16474,7 @@
       <w:r>
         <w:t xml:space="preserve"> </w:t>
       </w:r>
-      <w:hyperlink r:id="rId64">
+      <w:hyperlink r:id="rId67">
         <w:r>
           <w:rPr>
             <w:rStyle w:val="Hyperlink"/>
@@ -15229,8 +16486,8 @@
         <w:t xml:space="preserve">.</w:t>
       </w:r>
     </w:p>
-    <w:bookmarkEnd w:id="90"/>
-    <w:bookmarkStart w:id="92" w:name="ref-Bajorath2018"/>
+    <w:bookmarkEnd w:id="95"/>
+    <w:bookmarkStart w:id="97" w:name="ref-Bajorath2018"/>
     <w:p>
       <w:pPr>
         <w:pStyle w:val="Bibliography"/>
@@ -15263,7 +16520,7 @@
       <w:r>
         <w:t xml:space="preserve"> </w:t>
       </w:r>
-      <w:hyperlink r:id="rId91">
+      <w:hyperlink r:id="rId96">
         <w:r>
           <w:rPr>
             <w:rStyle w:val="Hyperlink"/>
@@ -15275,8 +16532,8 @@
         <w:t xml:space="preserve">.</w:t>
       </w:r>
     </w:p>
-    <w:bookmarkEnd w:id="92"/>
-    <w:bookmarkStart w:id="94" w:name="ref-DeepDTA"/>
+    <w:bookmarkEnd w:id="97"/>
+    <w:bookmarkStart w:id="99" w:name="ref-DeepDTA"/>
     <w:p>
       <w:pPr>
         <w:pStyle w:val="Bibliography"/>
@@ -15315,7 +16572,7 @@
       <w:r>
         <w:t xml:space="preserve"> </w:t>
       </w:r>
-      <w:hyperlink r:id="rId93">
+      <w:hyperlink r:id="rId98">
         <w:r>
           <w:rPr>
             <w:rStyle w:val="Hyperlink"/>
@@ -15327,8 +16584,8 @@
         <w:t xml:space="preserve">.</w:t>
       </w:r>
     </w:p>
-    <w:bookmarkEnd w:id="94"/>
-    <w:bookmarkStart w:id="96" w:name="ref-Patricelli2011"/>
+    <w:bookmarkEnd w:id="99"/>
+    <w:bookmarkStart w:id="101" w:name="ref-Patricelli2011"/>
     <w:p>
       <w:pPr>
         <w:pStyle w:val="Bibliography"/>
@@ -15361,7 +16618,7 @@
       <w:r>
         <w:t xml:space="preserve"> </w:t>
       </w:r>
-      <w:hyperlink r:id="rId95">
+      <w:hyperlink r:id="rId100">
         <w:r>
           <w:rPr>
             <w:rStyle w:val="Hyperlink"/>
@@ -15373,8 +16630,8 @@
         <w:t xml:space="preserve">.</w:t>
       </w:r>
     </w:p>
-    <w:bookmarkEnd w:id="96"/>
-    <w:bookmarkStart w:id="98" w:name="ref-Roskoski2024"/>
+    <w:bookmarkEnd w:id="101"/>
+    <w:bookmarkStart w:id="103" w:name="ref-Roskoski2024"/>
     <w:p>
       <w:pPr>
         <w:pStyle w:val="Bibliography"/>
@@ -15416,7 +16673,7 @@
       <w:r>
         <w:t xml:space="preserve"> </w:t>
       </w:r>
-      <w:hyperlink r:id="rId97">
+      <w:hyperlink r:id="rId102">
         <w:r>
           <w:rPr>
             <w:rStyle w:val="Hyperlink"/>
@@ -15428,8 +16685,8 @@
         <w:t xml:space="preserve">.</w:t>
       </w:r>
     </w:p>
-    <w:bookmarkEnd w:id="98"/>
-    <w:bookmarkStart w:id="100" w:name="ref-Shannon1948"/>
+    <w:bookmarkEnd w:id="103"/>
+    <w:bookmarkStart w:id="105" w:name="ref-Shannon1948"/>
     <w:p>
       <w:pPr>
         <w:pStyle w:val="Bibliography"/>
@@ -15462,7 +16719,7 @@
       <w:r>
         <w:t xml:space="preserve"> </w:t>
       </w:r>
-      <w:hyperlink r:id="rId99">
+      <w:hyperlink r:id="rId104">
         <w:r>
           <w:rPr>
             <w:rStyle w:val="Hyperlink"/>
@@ -15474,8 +16731,8 @@
         <w:t xml:space="preserve">.</w:t>
       </w:r>
     </w:p>
-    <w:bookmarkEnd w:id="100"/>
-    <w:bookmarkStart w:id="102" w:name="ref-Singleton2022"/>
+    <w:bookmarkEnd w:id="105"/>
+    <w:bookmarkStart w:id="107" w:name="ref-Singleton2022"/>
     <w:p>
       <w:pPr>
         <w:pStyle w:val="Bibliography"/>
@@ -15508,7 +16765,7 @@
       <w:r>
         <w:t xml:space="preserve"> </w:t>
       </w:r>
-      <w:hyperlink r:id="rId101">
+      <w:hyperlink r:id="rId106">
         <w:r>
           <w:rPr>
             <w:rStyle w:val="Hyperlink"/>
@@ -15520,8 +16777,8 @@
         <w:t xml:space="preserve">.</w:t>
       </w:r>
     </w:p>
-    <w:bookmarkEnd w:id="102"/>
-    <w:bookmarkStart w:id="104" w:name="ref-Uitdehaag2011"/>
+    <w:bookmarkEnd w:id="107"/>
+    <w:bookmarkStart w:id="109" w:name="ref-Uitdehaag2011"/>
     <w:p>
       <w:pPr>
         <w:pStyle w:val="Bibliography"/>
@@ -15554,7 +16811,7 @@
       <w:r>
         <w:t xml:space="preserve"> </w:t>
       </w:r>
-      <w:hyperlink r:id="rId103">
+      <w:hyperlink r:id="rId108">
         <w:r>
           <w:rPr>
             <w:rStyle w:val="Hyperlink"/>
@@ -15566,14 +16823,14 @@
         <w:t xml:space="preserve">.</w:t>
       </w:r>
     </w:p>
-    <w:bookmarkEnd w:id="104"/>
-    <w:bookmarkStart w:id="106" w:name="ref-IUPAC2001"/>
+    <w:bookmarkEnd w:id="109"/>
+    <w:bookmarkStart w:id="111" w:name="ref-IUPAC2001"/>
     <w:p>
       <w:pPr>
         <w:pStyle w:val="Bibliography"/>
       </w:pPr>
       <w:r>
-        <w:t xml:space="preserve">Vessman, J. et al.</w:t>
+        <w:t xml:space="preserve">Vessman, Jörgen, Raluca I. Stefan, Jacobus F. van Staden, et al.</w:t>
       </w:r>
       <w:r>
         <w:t xml:space="preserve"> 2001.</w:t>
@@ -15603,7 +16860,7 @@
       <w:r>
         <w:t xml:space="preserve"> </w:t>
       </w:r>
-      <w:hyperlink r:id="rId105">
+      <w:hyperlink r:id="rId110">
         <w:r>
           <w:rPr>
             <w:rStyle w:val="Hyperlink"/>
@@ -15615,14 +16872,14 @@
         <w:t xml:space="preserve">.</w:t>
       </w:r>
     </w:p>
-    <w:bookmarkEnd w:id="106"/>
-    <w:bookmarkStart w:id="108" w:name="ref-SciPy"/>
+    <w:bookmarkEnd w:id="111"/>
+    <w:bookmarkStart w:id="113" w:name="ref-SciPy"/>
     <w:p>
       <w:pPr>
         <w:pStyle w:val="Bibliography"/>
       </w:pPr>
       <w:r>
-        <w:t xml:space="preserve">Virtanen, Pauli et al.</w:t>
+        <w:t xml:space="preserve">Virtanen, Pauli, Ralf Gommers, Travis E. Oliphant, et al.</w:t>
       </w:r>
       <w:r>
         <w:t xml:space="preserve"> 2020.</w:t>
@@ -15670,7 +16927,7 @@
       <w:r>
         <w:t xml:space="preserve"> </w:t>
       </w:r>
-      <w:hyperlink r:id="rId107">
+      <w:hyperlink r:id="rId112">
         <w:r>
           <w:rPr>
             <w:rStyle w:val="Hyperlink"/>
@@ -15682,9 +16939,9 @@
         <w:t xml:space="preserve">.</w:t>
       </w:r>
     </w:p>
-    <w:bookmarkEnd w:id="108"/>
-    <w:bookmarkEnd w:id="109"/>
-    <w:bookmarkEnd w:id="110"/>
+    <w:bookmarkEnd w:id="113"/>
+    <w:bookmarkEnd w:id="114"/>
+    <w:bookmarkEnd w:id="115"/>
     <w:sectPr>
       <w:footnotePr>
         <w:numRestart w:val="eachSect"/>
@@ -15795,8 +17052,114 @@
       </w:pPr>
     </w:lvl>
   </w:abstractNum>
+  <w:abstractNum w:abstractNumId="991">
+    <w:nsid w:val="0000A991"/>
+    <w:multiLevelType w:val="multilevel"/>
+    <w:lvl w:ilvl="0">
+      <w:numFmt w:val="bullet"/>
+      <w:lvlText w:val=""/>
+      <w:lvlJc w:val="left"/>
+      <w:pPr>
+        <w:ind w:left="720" w:hanging="360"/>
+      </w:pPr>
+      <w:rPr>
+        <w:rFonts w:ascii="Symbol" w:hAnsi="Symbol" w:cs="Symbol" w:hint="default"/>
+      </w:rPr>
+    </w:lvl>
+    <w:lvl w:ilvl="1">
+      <w:numFmt w:val="bullet"/>
+      <w:lvlText w:val="o"/>
+      <w:lvlJc w:val="left"/>
+      <w:pPr>
+        <w:ind w:left="1440" w:hanging="360"/>
+      </w:pPr>
+      <w:rPr>
+        <w:rFonts w:ascii="Courier New" w:hAnsi="Courier New" w:cs="Courier New" w:hint="default"/>
+      </w:rPr>
+    </w:lvl>
+    <w:lvl w:ilvl="2">
+      <w:numFmt w:val="bullet"/>
+      <w:lvlText w:val=""/>
+      <w:lvlJc w:val="left"/>
+      <w:pPr>
+        <w:ind w:left="2160" w:hanging="360"/>
+      </w:pPr>
+      <w:rPr>
+        <w:rFonts w:ascii="Wingdings" w:hAnsi="Wingdings" w:cs="Wingdings" w:hint="default"/>
+      </w:rPr>
+    </w:lvl>
+    <w:lvl w:ilvl="3">
+      <w:numFmt w:val="bullet"/>
+      <w:lvlText w:val=""/>
+      <w:lvlJc w:val="left"/>
+      <w:pPr>
+        <w:ind w:left="2880" w:hanging="360"/>
+      </w:pPr>
+      <w:rPr>
+        <w:rFonts w:ascii="Symbol" w:hAnsi="Symbol" w:cs="Symbol" w:hint="default"/>
+      </w:rPr>
+    </w:lvl>
+    <w:lvl w:ilvl="4">
+      <w:numFmt w:val="bullet"/>
+      <w:lvlText w:val="o"/>
+      <w:lvlJc w:val="left"/>
+      <w:pPr>
+        <w:ind w:left="3600" w:hanging="360"/>
+      </w:pPr>
+      <w:rPr>
+        <w:rFonts w:ascii="Courier New" w:hAnsi="Courier New" w:cs="Courier New" w:hint="default"/>
+      </w:rPr>
+    </w:lvl>
+    <w:lvl w:ilvl="5">
+      <w:numFmt w:val="bullet"/>
+      <w:lvlText w:val=""/>
+      <w:lvlJc w:val="left"/>
+      <w:pPr>
+        <w:ind w:left="4320" w:hanging="360"/>
+      </w:pPr>
+      <w:rPr>
+        <w:rFonts w:ascii="Wingdings" w:hAnsi="Wingdings" w:cs="Wingdings" w:hint="default"/>
+      </w:rPr>
+    </w:lvl>
+    <w:lvl w:ilvl="6">
+      <w:numFmt w:val="bullet"/>
+      <w:lvlText w:val=""/>
+      <w:lvlJc w:val="left"/>
+      <w:pPr>
+        <w:ind w:left="5040" w:hanging="360"/>
+      </w:pPr>
+      <w:rPr>
+        <w:rFonts w:ascii="Symbol" w:hAnsi="Symbol" w:cs="Symbol" w:hint="default"/>
+      </w:rPr>
+    </w:lvl>
+    <w:lvl w:ilvl="7">
+      <w:numFmt w:val="bullet"/>
+      <w:lvlText w:val="o"/>
+      <w:lvlJc w:val="left"/>
+      <w:pPr>
+        <w:ind w:left="5760" w:hanging="360"/>
+      </w:pPr>
+      <w:rPr>
+        <w:rFonts w:ascii="Courier New" w:hAnsi="Courier New" w:cs="Courier New" w:hint="default"/>
+      </w:rPr>
+    </w:lvl>
+    <w:lvl w:ilvl="8">
+      <w:numFmt w:val="bullet"/>
+      <w:lvlText w:val=""/>
+      <w:lvlJc w:val="left"/>
+      <w:pPr>
+        <w:ind w:left="6480" w:hanging="360"/>
+      </w:pPr>
+      <w:rPr>
+        <w:rFonts w:ascii="Wingdings" w:hAnsi="Wingdings" w:cs="Wingdings" w:hint="default"/>
+      </w:rPr>
+    </w:lvl>
+  </w:abstractNum>
   <w:num w:numId="1000">
     <w:abstractNumId w:val="990"/>
+  </w:num>
+  <w:num w:numId="1001">
+    <w:abstractNumId w:val="991"/>
   </w:num>
 </w:numbering>
 </file>

--- a/paper/molecular_informatics_submission.docx
+++ b/paper/molecular_informatics_submission.docx
@@ -13,7 +13,7 @@
         <w:t xml:space="preserve"> </w:t>
       </w:r>
       <w:r>
-        <w:t xml:space="preserve">An Empirical Characterization Across Four Datasets and Required Properties</w:t>
+        <w:t xml:space="preserve">An Empirical Characterization and Required Properties</w:t>
       </w:r>
       <w:r>
         <w:t xml:space="preserve"> </w:t>
@@ -147,7 +147,10 @@
         <w:t xml:space="preserve">clinical development.</w:t>
       </w:r>
       <w:r>
-        <w:t xml:space="preserve">(Roskoski 2024)</w:t>
+        <w:rPr>
+          <w:vertAlign w:val="superscript"/>
+        </w:rPr>
+        <w:t xml:space="preserve">1</w:t>
       </w:r>
       <w:r>
         <w:t xml:space="preserve"> </w:t>
@@ -162,7 +165,10 @@
         <w:t xml:space="preserve">highly conserved ATP-binding site,</w:t>
       </w:r>
       <w:r>
-        <w:t xml:space="preserve">(Manning et al. 2002)</w:t>
+        <w:rPr>
+          <w:vertAlign w:val="superscript"/>
+        </w:rPr>
+        <w:t xml:space="preserve">2</w:t>
       </w:r>
       <w:r>
         <w:t xml:space="preserve"> </w:t>
@@ -195,7 +201,10 @@
         <w:t xml:space="preserve">process.</w:t>
       </w:r>
       <w:r>
-        <w:t xml:space="preserve">(Bhullar et al. 2018)</w:t>
+        <w:rPr>
+          <w:vertAlign w:val="superscript"/>
+        </w:rPr>
+        <w:t xml:space="preserve">3</w:t>
       </w:r>
     </w:p>
     <w:p>
@@ -218,16 +227,10 @@
         <w:t xml:space="preserve">the S-score,</w:t>
       </w:r>
       <w:r>
-        <w:t xml:space="preserve">(</w:t>
-      </w:r>
-      <w:r>
-        <w:t xml:space="preserve">Karaman et al.</w:t>
-      </w:r>
-      <w:r>
-        <w:t xml:space="preserve"> </w:t>
-      </w:r>
-      <w:r>
-        <w:t xml:space="preserve">2008)</w:t>
+        <w:rPr>
+          <w:vertAlign w:val="superscript"/>
+        </w:rPr>
+        <w:t xml:space="preserve">4</w:t>
       </w:r>
       <w:r>
         <w:t xml:space="preserve"> </w:t>
@@ -236,7 +239,10 @@
         <w:t xml:space="preserve">selectivity entropy,</w:t>
       </w:r>
       <w:r>
-        <w:t xml:space="preserve">(Uitdehaag and Zaman 2011)</w:t>
+        <w:rPr>
+          <w:vertAlign w:val="superscript"/>
+        </w:rPr>
+        <w:t xml:space="preserve">5</w:t>
       </w:r>
       <w:r>
         <w:t xml:space="preserve"> </w:t>
@@ -245,7 +251,10 @@
         <w:t xml:space="preserve">Gini coefficient,</w:t>
       </w:r>
       <w:r>
-        <w:t xml:space="preserve">(Graczyk 2007)</w:t>
+        <w:rPr>
+          <w:vertAlign w:val="superscript"/>
+        </w:rPr>
+        <w:t xml:space="preserve">6</w:t>
       </w:r>
       <w:r>
         <w:t xml:space="preserve"> </w:t>
@@ -260,16 +269,10 @@
         <w:t xml:space="preserve">CATDS score.</w:t>
       </w:r>
       <w:r>
-        <w:t xml:space="preserve">(</w:t>
-      </w:r>
-      <w:r>
-        <w:t xml:space="preserve">Klaeger et al.</w:t>
-      </w:r>
-      <w:r>
-        <w:t xml:space="preserve"> </w:t>
-      </w:r>
-      <w:r>
-        <w:t xml:space="preserve">2017)</w:t>
+        <w:rPr>
+          <w:vertAlign w:val="superscript"/>
+        </w:rPr>
+        <w:t xml:space="preserve">7</w:t>
       </w:r>
       <w:r>
         <w:t xml:space="preserve"> </w:t>
@@ -322,7 +325,10 @@
         <w:t xml:space="preserve">Bosc et al.</w:t>
       </w:r>
       <w:r>
-        <w:t xml:space="preserve">(Bosc et al. 2017)</w:t>
+        <w:rPr>
+          <w:vertAlign w:val="superscript"/>
+        </w:rPr>
+        <w:t xml:space="preserve">8</w:t>
       </w:r>
       <w:r>
         <w:t xml:space="preserve"> </w:t>
@@ -343,7 +349,10 @@
         <w:t xml:space="preserve">KInhibition platform</w:t>
       </w:r>
       <w:r>
-        <w:t xml:space="preserve">(Bello and Gujral 2018)</w:t>
+        <w:rPr>
+          <w:vertAlign w:val="superscript"/>
+        </w:rPr>
+        <w:t xml:space="preserve">9</w:t>
       </w:r>
       <w:r>
         <w:t xml:space="preserve"> </w:t>
@@ -455,7 +464,10 @@
         <w:t xml:space="preserve">In information theory, Shannon</w:t>
       </w:r>
       <w:r>
-        <w:t xml:space="preserve">(Shannon 1948)</w:t>
+        <w:rPr>
+          <w:vertAlign w:val="superscript"/>
+        </w:rPr>
+        <w:t xml:space="preserve">10</w:t>
       </w:r>
       <w:r>
         <w:t xml:space="preserve"> </w:t>
@@ -709,16 +721,10 @@
         <w:t xml:space="preserve">Karaman et al.</w:t>
       </w:r>
       <w:r>
-        <w:t xml:space="preserve">(</w:t>
-      </w:r>
-      <w:r>
-        <w:t xml:space="preserve">Karaman et al.</w:t>
-      </w:r>
-      <w:r>
-        <w:t xml:space="preserve"> </w:t>
-      </w:r>
-      <w:r>
-        <w:t xml:space="preserve">2008)</w:t>
+        <w:rPr>
+          <w:vertAlign w:val="superscript"/>
+        </w:rPr>
+        <w:t xml:space="preserve">4</w:t>
       </w:r>
       <w:r>
         <w:t xml:space="preserve"> </w:t>
@@ -745,7 +751,10 @@
         <w:t xml:space="preserve">Uitdehaag and Zaman</w:t>
       </w:r>
       <w:r>
-        <w:t xml:space="preserve">(Uitdehaag and Zaman 2011)</w:t>
+        <w:rPr>
+          <w:vertAlign w:val="superscript"/>
+        </w:rPr>
+        <w:t xml:space="preserve">5</w:t>
       </w:r>
       <w:r>
         <w:t xml:space="preserve"> </w:t>
@@ -778,7 +787,10 @@
         <w:t xml:space="preserve">Graczyk</w:t>
       </w:r>
       <w:r>
-        <w:t xml:space="preserve">(Graczyk 2007)</w:t>
+        <w:rPr>
+          <w:vertAlign w:val="superscript"/>
+        </w:rPr>
+        <w:t xml:space="preserve">6</w:t>
       </w:r>
       <w:r>
         <w:t xml:space="preserve"> </w:t>
@@ -811,16 +823,10 @@
         <w:t xml:space="preserve">Klaeger et al.</w:t>
       </w:r>
       <w:r>
-        <w:t xml:space="preserve">(</w:t>
-      </w:r>
-      <w:r>
-        <w:t xml:space="preserve">Klaeger et al.</w:t>
-      </w:r>
-      <w:r>
-        <w:t xml:space="preserve"> </w:t>
-      </w:r>
-      <w:r>
-        <w:t xml:space="preserve">2017)</w:t>
+        <w:rPr>
+          <w:vertAlign w:val="superscript"/>
+        </w:rPr>
+        <w:t xml:space="preserve">7</w:t>
       </w:r>
       <w:r>
         <w:t xml:space="preserve"> </w:t>
@@ -853,7 +859,10 @@
         <w:t xml:space="preserve">Bosc et al.</w:t>
       </w:r>
       <w:r>
-        <w:t xml:space="preserve">(Bosc et al. 2017)</w:t>
+        <w:rPr>
+          <w:vertAlign w:val="superscript"/>
+        </w:rPr>
+        <w:t xml:space="preserve">8</w:t>
       </w:r>
       <w:r>
         <w:t xml:space="preserve"> </w:t>
@@ -918,7 +927,10 @@
         <w:t xml:space="preserve">Bajorath et al.</w:t>
       </w:r>
       <w:r>
-        <w:t xml:space="preserve">(Miljkovic and Bajorath 2018)</w:t>
+        <w:rPr>
+          <w:vertAlign w:val="superscript"/>
+        </w:rPr>
+        <w:t xml:space="preserve">11</w:t>
       </w:r>
       <w:r>
         <w:t xml:space="preserve"> </w:t>
@@ -957,7 +969,10 @@
         <w:t xml:space="preserve">The KInhibition platform</w:t>
       </w:r>
       <w:r>
-        <w:t xml:space="preserve">(Bello and Gujral 2018)</w:t>
+        <w:rPr>
+          <w:vertAlign w:val="superscript"/>
+        </w:rPr>
+        <w:t xml:space="preserve">9</w:t>
       </w:r>
       <w:r>
         <w:t xml:space="preserve"> </w:t>
@@ -1046,7 +1061,10 @@
         <w:t xml:space="preserve">Shannon</w:t>
       </w:r>
       <w:r>
-        <w:t xml:space="preserve">(Shannon 1948)</w:t>
+        <w:rPr>
+          <w:vertAlign w:val="superscript"/>
+        </w:rPr>
+        <w:t xml:space="preserve">10</w:t>
       </w:r>
       <w:r>
         <w:t xml:space="preserve"> </w:t>
@@ -1079,7 +1097,10 @@
         <w:t xml:space="preserve">Khinchin</w:t>
       </w:r>
       <w:r>
-        <w:t xml:space="preserve">(Khinchin 1957)</w:t>
+        <w:rPr>
+          <w:vertAlign w:val="superscript"/>
+        </w:rPr>
+        <w:t xml:space="preserve">12</w:t>
       </w:r>
       <w:r>
         <w:t xml:space="preserve"> </w:t>
@@ -1144,7 +1165,10 @@
         <w:t xml:space="preserve">Arrow</w:t>
       </w:r>
       <w:r>
-        <w:t xml:space="preserve">(Arrow 1951)</w:t>
+        <w:rPr>
+          <w:vertAlign w:val="superscript"/>
+        </w:rPr>
+        <w:t xml:space="preserve">13</w:t>
       </w:r>
       <w:r>
         <w:t xml:space="preserve"> </w:t>
@@ -1195,7 +1219,10 @@
         <w:t xml:space="preserve">Singleton and Booth</w:t>
       </w:r>
       <w:r>
-        <w:t xml:space="preserve">(Singleton and Booth 2022)</w:t>
+        <w:rPr>
+          <w:vertAlign w:val="superscript"/>
+        </w:rPr>
+        <w:t xml:space="preserve">14</w:t>
       </w:r>
       <w:r>
         <w:t xml:space="preserve"> </w:t>
@@ -1268,7 +1295,7 @@
     </w:p>
     <w:bookmarkEnd w:id="11"/>
     <w:bookmarkEnd w:id="12"/>
-    <w:bookmarkStart w:id="21" w:name="sec:methods"/>
+    <w:bookmarkStart w:id="16" w:name="sec:methods"/>
     <w:p>
       <w:pPr>
         <w:pStyle w:val="Heading1"/>
@@ -1300,16 +1327,10 @@
         <w:t xml:space="preserve">The Davis dataset</w:t>
       </w:r>
       <w:r>
-        <w:t xml:space="preserve">(</w:t>
-      </w:r>
-      <w:r>
-        <w:t xml:space="preserve">Davis et al.</w:t>
-      </w:r>
-      <w:r>
-        <w:t xml:space="preserve"> </w:t>
-      </w:r>
-      <w:r>
-        <w:t xml:space="preserve">2011)</w:t>
+        <w:rPr>
+          <w:vertAlign w:val="superscript"/>
+        </w:rPr>
+        <w:t xml:space="preserve">15</w:t>
       </w:r>
       <w:r>
         <w:t xml:space="preserve"> </w:t>
@@ -1451,7 +1472,10 @@
         <w:t xml:space="preserve">convention of the DeepDTA benchmark.</w:t>
       </w:r>
       <w:r>
-        <w:t xml:space="preserve">(Öztürk et al. 2018)</w:t>
+        <w:rPr>
+          <w:vertAlign w:val="superscript"/>
+        </w:rPr>
+        <w:t xml:space="preserve">16</w:t>
       </w:r>
       <w:r>
         <w:t xml:space="preserve"> </w:t>
@@ -1556,7 +1580,10 @@
         <w:t xml:space="preserve">This is the standard convention for the dataset</w:t>
       </w:r>
       <w:r>
-        <w:t xml:space="preserve">(Öztürk et al. 2018; Bosc et al. 2017)</w:t>
+        <w:rPr>
+          <w:vertAlign w:val="superscript"/>
+        </w:rPr>
+        <w:t xml:space="preserve">8,16</w:t>
       </w:r>
       <w:r>
         <w:t xml:space="preserve"> </w:t>
@@ -1579,16 +1606,10 @@
         <w:t xml:space="preserve">The Klaeger dataset</w:t>
       </w:r>
       <w:r>
-        <w:t xml:space="preserve">(</w:t>
-      </w:r>
-      <w:r>
-        <w:t xml:space="preserve">Klaeger et al.</w:t>
-      </w:r>
-      <w:r>
-        <w:t xml:space="preserve"> </w:t>
-      </w:r>
-      <w:r>
-        <w:t xml:space="preserve">2017)</w:t>
+        <w:rPr>
+          <w:vertAlign w:val="superscript"/>
+        </w:rPr>
+        <w:t xml:space="preserve">7</w:t>
       </w:r>
       <w:r>
         <w:t xml:space="preserve"> </w:t>
@@ -1901,7 +1922,10 @@
         <w:t xml:space="preserve">The Anastassiadis dataset</w:t>
       </w:r>
       <w:r>
-        <w:t xml:space="preserve">(Anastassiadis et al. 2011)</w:t>
+        <w:rPr>
+          <w:vertAlign w:val="superscript"/>
+        </w:rPr>
+        <w:t xml:space="preserve">17</w:t>
       </w:r>
       <w:r>
         <w:t xml:space="preserve"> </w:t>
@@ -2023,7 +2047,10 @@
         <w:t xml:space="preserve">The Metz dataset</w:t>
       </w:r>
       <w:r>
-        <w:t xml:space="preserve">(Metz et al. 2011)</w:t>
+        <w:rPr>
+          <w:vertAlign w:val="superscript"/>
+        </w:rPr>
+        <w:t xml:space="preserve">18</w:t>
       </w:r>
       <w:r>
         <w:t xml:space="preserve"> </w:t>
@@ -2320,7 +2347,10 @@
         <w:t xml:space="preserve">The Gao screen</w:t>
       </w:r>
       <w:r>
-        <w:t xml:space="preserve">(Gao et al. 2013)</w:t>
+        <w:rPr>
+          <w:vertAlign w:val="superscript"/>
+        </w:rPr>
+        <w:t xml:space="preserve">19</w:t>
       </w:r>
       <w:r>
         <w:t xml:space="preserve"> </w:t>
@@ -2353,7 +2383,10 @@
         <w:t xml:space="preserve">The Patricelli study</w:t>
       </w:r>
       <w:r>
-        <w:t xml:space="preserve">(Patricelli et al. 2011)</w:t>
+        <w:rPr>
+          <w:vertAlign w:val="superscript"/>
+        </w:rPr>
+        <w:t xml:space="preserve">20</w:t>
       </w:r>
       <w:r>
         <w:t xml:space="preserve"> </w:t>
@@ -2381,7 +2414,7 @@
       </w:r>
     </w:p>
     <w:bookmarkEnd w:id="13"/>
-    <w:bookmarkStart w:id="19" w:name="sec:methods:defs"/>
+    <w:bookmarkStart w:id="14" w:name="sec:methods:defs"/>
     <w:p>
       <w:pPr>
         <w:pStyle w:val="Heading2"/>
@@ -2497,33 +2530,28 @@
         <w:t xml:space="preserve">denoting tighter binding.</w:t>
       </w:r>
     </w:p>
-    <w:bookmarkStart w:id="14" w:name="s-score."/>
     <w:p>
       <w:pPr>
-        <w:pStyle w:val="Heading4"/>
+        <w:pStyle w:val="BodyText"/>
       </w:pPr>
       <w:r>
+        <w:rPr>
+          <w:b/>
+          <w:bCs/>
+        </w:rPr>
         <w:t xml:space="preserve">S-score.</w:t>
       </w:r>
-    </w:p>
-    <w:p>
-      <w:pPr>
-        <w:pStyle w:val="FirstParagraph"/>
-      </w:pPr>
+      <w:r>
+        <w:t xml:space="preserve"> </w:t>
+      </w:r>
       <w:r>
         <w:t xml:space="preserve">Karaman et al.</w:t>
       </w:r>
       <w:r>
-        <w:t xml:space="preserve">(</w:t>
-      </w:r>
-      <w:r>
-        <w:t xml:space="preserve">Karaman et al.</w:t>
-      </w:r>
-      <w:r>
-        <w:t xml:space="preserve"> </w:t>
-      </w:r>
-      <w:r>
-        <w:t xml:space="preserve">2008)</w:t>
+        <w:rPr>
+          <w:vertAlign w:val="superscript"/>
+        </w:rPr>
+        <w:t xml:space="preserve">4</w:t>
       </w:r>
       <w:r>
         <w:t xml:space="preserve"> </w:t>
@@ -3109,25 +3137,28 @@
         <w:t xml:space="preserve">approximately 300 nM to 10 nM.</w:t>
       </w:r>
     </w:p>
-    <w:bookmarkEnd w:id="14"/>
-    <w:bookmarkStart w:id="15" w:name="selectivity-entropy."/>
     <w:p>
       <w:pPr>
-        <w:pStyle w:val="Heading4"/>
+        <w:pStyle w:val="BodyText"/>
       </w:pPr>
       <w:r>
+        <w:rPr>
+          <w:b/>
+          <w:bCs/>
+        </w:rPr>
         <w:t xml:space="preserve">Selectivity entropy.</w:t>
       </w:r>
-    </w:p>
-    <w:p>
-      <w:pPr>
-        <w:pStyle w:val="FirstParagraph"/>
-      </w:pPr>
+      <w:r>
+        <w:t xml:space="preserve"> </w:t>
+      </w:r>
       <w:r>
         <w:t xml:space="preserve">Uitdehaag and Zaman</w:t>
       </w:r>
       <w:r>
-        <w:t xml:space="preserve">(Uitdehaag and Zaman 2011)</w:t>
+        <w:rPr>
+          <w:vertAlign w:val="superscript"/>
+        </w:rPr>
+        <w:t xml:space="preserve">5</w:t>
       </w:r>
       <w:r>
         <w:t xml:space="preserve"> </w:t>
@@ -3794,25 +3825,28 @@
         <w:t xml:space="preserve">below.</w:t>
       </w:r>
     </w:p>
-    <w:bookmarkEnd w:id="15"/>
-    <w:bookmarkStart w:id="16" w:name="gini-coefficient."/>
     <w:p>
       <w:pPr>
-        <w:pStyle w:val="Heading4"/>
+        <w:pStyle w:val="BodyText"/>
       </w:pPr>
       <w:r>
+        <w:rPr>
+          <w:b/>
+          <w:bCs/>
+        </w:rPr>
         <w:t xml:space="preserve">Gini coefficient.</w:t>
       </w:r>
-    </w:p>
-    <w:p>
-      <w:pPr>
-        <w:pStyle w:val="FirstParagraph"/>
-      </w:pPr>
+      <w:r>
+        <w:t xml:space="preserve"> </w:t>
+      </w:r>
       <w:r>
         <w:t xml:space="preserve">Graczyk</w:t>
       </w:r>
       <w:r>
-        <w:t xml:space="preserve">(Graczyk 2007)</w:t>
+        <w:rPr>
+          <w:vertAlign w:val="superscript"/>
+        </w:rPr>
+        <w:t xml:space="preserve">6</w:t>
       </w:r>
       <w:r>
         <w:t xml:space="preserve"> </w:t>
@@ -4248,20 +4282,20 @@
         <w:t xml:space="preserve">near 0. Higher values therefore indicate greater selectivity.</w:t>
       </w:r>
     </w:p>
-    <w:bookmarkEnd w:id="16"/>
-    <w:bookmarkStart w:id="17" w:name="ratio."/>
     <w:p>
       <w:pPr>
-        <w:pStyle w:val="Heading4"/>
+        <w:pStyle w:val="BodyText"/>
       </w:pPr>
       <w:r>
+        <w:rPr>
+          <w:b/>
+          <w:bCs/>
+        </w:rPr>
         <w:t xml:space="preserve">Ratio.</w:t>
       </w:r>
-    </w:p>
-    <w:p>
-      <w:pPr>
-        <w:pStyle w:val="FirstParagraph"/>
-      </w:pPr>
+      <w:r>
+        <w:t xml:space="preserve"> </w:t>
+      </w:r>
       <w:r>
         <w:t xml:space="preserve">Classical pharmacological selectivity is pairwise: how much more tightly does a</w:t>
       </w:r>
@@ -4442,9 +4476,6 @@
               </m:r>
             </m:sub>
           </m:sSub>
-          <m:r>
-            <m:t>​</m:t>
-          </m:r>
           <m:f>
             <m:fPr>
               <m:type m:val="bar"/>
@@ -4696,16 +4727,10 @@
         <w:t xml:space="preserve">al.</w:t>
       </w:r>
       <w:r>
-        <w:t xml:space="preserve">(</w:t>
-      </w:r>
-      <w:r>
-        <w:t xml:space="preserve">Klaeger et al.</w:t>
-      </w:r>
-      <w:r>
-        <w:t xml:space="preserve"> </w:t>
-      </w:r>
-      <w:r>
-        <w:t xml:space="preserve">2017)</w:t>
+        <w:rPr>
+          <w:vertAlign w:val="superscript"/>
+        </w:rPr>
+        <w:t xml:space="preserve">7</w:t>
       </w:r>
       <w:r>
         <w:t xml:space="preserve">. Members of the ratio family of selectivity definitions</w:t>
@@ -4790,14 +4815,210 @@
         <w:t xml:space="preserve">indicates greater selectivity.</w:t>
       </w:r>
     </w:p>
-    <w:bookmarkEnd w:id="17"/>
-    <w:bookmarkStart w:id="18" w:name="Xc884a1e8f7c5dcfad8bbfa340ec2e543ae56c17"/>
     <w:p>
       <w:pPr>
-        <w:pStyle w:val="Heading4"/>
+        <w:pStyle w:val="BodyText"/>
       </w:pPr>
       <w:r>
+        <w:rPr>
+          <w:b/>
+          <w:bCs/>
+        </w:rPr>
         <w:t xml:space="preserve">Faithfulness to the original definitions.</w:t>
+      </w:r>
+      <w:r>
+        <w:t xml:space="preserve"> </w:t>
+      </w:r>
+      <w:r>
+        <w:t xml:space="preserve">The S-score and the ratio are computed in the form given by their original</w:t>
+      </w:r>
+      <w:r>
+        <w:t xml:space="preserve"> </w:t>
+      </w:r>
+      <w:r>
+        <w:t xml:space="preserve">sources (a panel-hit fraction and a primary-to-off-target affinity ratio,</w:t>
+      </w:r>
+      <w:r>
+        <w:t xml:space="preserve"> </w:t>
+      </w:r>
+      <w:r>
+        <w:t xml:space="preserve">respectively).</w:t>
+      </w:r>
+      <w:r>
+        <w:t xml:space="preserve"> </w:t>
+      </w:r>
+      <w:r>
+        <w:t xml:space="preserve">For the entropy and the Gini coefficient, we used the baseline-subtracted</w:t>
+      </w:r>
+      <w:r>
+        <w:t xml:space="preserve"> </w:t>
+      </w:r>
+      <w:r>
+        <w:t xml:space="preserve">log-affinity profile in place of the original association constants (entropy)</w:t>
+      </w:r>
+      <w:r>
+        <w:t xml:space="preserve"> </w:t>
+      </w:r>
+      <w:r>
+        <w:t xml:space="preserve">and percent-inhibition values (Gini), so that all four metrics operate on one</w:t>
+      </w:r>
+      <w:r>
+        <w:t xml:space="preserve"> </w:t>
+      </w:r>
+      <w:r>
+        <w:t xml:space="preserve">common scale, and so that the baseline</w:t>
+      </w:r>
+      <w:r>
+        <w:t xml:space="preserve"> </w:t>
+      </w:r>
+      <m:oMath>
+        <m:r>
+          <m:t>β</m:t>
+        </m:r>
+      </m:oMath>
+      <w:r>
+        <w:t xml:space="preserve"> </w:t>
+      </w:r>
+      <w:r>
+        <w:t xml:space="preserve">appears as an explicit parameter.</w:t>
+      </w:r>
+      <w:r>
+        <w:t xml:space="preserve"> </w:t>
+      </w:r>
+      <w:r>
+        <w:t xml:space="preserve">To confirm that this choice does not silently determine our conclusions, we</w:t>
+      </w:r>
+      <w:r>
+        <w:t xml:space="preserve"> </w:t>
+      </w:r>
+      <w:r>
+        <w:t xml:space="preserve">recomputed the entropy and Gini in forms closer to the originals</w:t>
+      </w:r>
+      <w:r>
+        <w:t xml:space="preserve"> </w:t>
+      </w:r>
+      <w:r>
+        <w:t xml:space="preserve">(association-constant weighting) and compared the resulting rankings with the</w:t>
+      </w:r>
+      <w:r>
+        <w:t xml:space="preserve"> </w:t>
+      </w:r>
+      <w:r>
+        <w:t xml:space="preserve">log-affinity forms.</w:t>
+      </w:r>
+      <w:r>
+        <w:t xml:space="preserve"> </w:t>
+      </w:r>
+      <w:r>
+        <w:t xml:space="preserve">The two operationalizations differ substantially — for entropy, Spearman</w:t>
+      </w:r>
+      <w:r>
+        <w:t xml:space="preserve"> </w:t>
+      </w:r>
+      <m:oMath>
+        <m:r>
+          <m:t>r</m:t>
+        </m:r>
+        <m:r>
+          <m:rPr>
+            <m:sty m:val="p"/>
+          </m:rPr>
+          <m:t>=</m:t>
+        </m:r>
+        <m:r>
+          <m:t>0.42</m:t>
+        </m:r>
+      </m:oMath>
+      <w:r>
+        <w:t xml:space="preserve"> </w:t>
+      </w:r>
+      <w:r>
+        <w:t xml:space="preserve">(Davis) and</w:t>
+      </w:r>
+      <w:r>
+        <w:t xml:space="preserve"> </w:t>
+      </w:r>
+      <m:oMath>
+        <m:r>
+          <m:rPr>
+            <m:sty m:val="p"/>
+          </m:rPr>
+          <m:t>−</m:t>
+        </m:r>
+        <m:r>
+          <m:t>0.32</m:t>
+        </m:r>
+      </m:oMath>
+      <w:r>
+        <w:t xml:space="preserve"> </w:t>
+      </w:r>
+      <w:r>
+        <w:t xml:space="preserve">(Klaeger), while for Gini,</w:t>
+      </w:r>
+      <w:r>
+        <w:t xml:space="preserve"> </w:t>
+      </w:r>
+      <m:oMath>
+        <m:r>
+          <m:t>r</m:t>
+        </m:r>
+        <m:r>
+          <m:rPr>
+            <m:sty m:val="p"/>
+          </m:rPr>
+          <m:t>=</m:t>
+        </m:r>
+        <m:r>
+          <m:t>0.11</m:t>
+        </m:r>
+      </m:oMath>
+      <w:r>
+        <w:t xml:space="preserve"> </w:t>
+      </w:r>
+      <w:r>
+        <w:t xml:space="preserve">and</w:t>
+      </w:r>
+      <w:r>
+        <w:t xml:space="preserve"> </w:t>
+      </w:r>
+      <m:oMath>
+        <m:r>
+          <m:rPr>
+            <m:sty m:val="p"/>
+          </m:rPr>
+          <m:t>−</m:t>
+        </m:r>
+        <m:r>
+          <m:t>0.46</m:t>
+        </m:r>
+      </m:oMath>
+      <w:r>
+        <w:t xml:space="preserve"> </w:t>
+      </w:r>
+      <w:r>
+        <w:t xml:space="preserve">(Supporting Information, Figure S1). This confirms that the operationalization</w:t>
+      </w:r>
+      <w:r>
+        <w:t xml:space="preserve"> </w:t>
+      </w:r>
+      <w:r>
+        <w:t xml:space="preserve">of a named metric is itself a source of the definitional instability we report,</w:t>
+      </w:r>
+      <w:r>
+        <w:t xml:space="preserve"> </w:t>
+      </w:r>
+      <w:r>
+        <w:t xml:space="preserve">not a neutral implementation detail.</w:t>
+      </w:r>
+    </w:p>
+    <w:bookmarkEnd w:id="14"/>
+    <w:bookmarkStart w:id="15" w:name="sec:methods:stability"/>
+    <w:p>
+      <w:pPr>
+        <w:pStyle w:val="Heading2"/>
+      </w:pPr>
+      <w:r>
+        <w:t xml:space="preserve">Rank Stability Analysis</w:t>
       </w:r>
     </w:p>
     <w:p>
@@ -4805,203 +5026,6 @@
         <w:pStyle w:val="FirstParagraph"/>
       </w:pPr>
       <w:r>
-        <w:t xml:space="preserve">The S-score and the ratio are computed in the form given by their original</w:t>
-      </w:r>
-      <w:r>
-        <w:t xml:space="preserve"> </w:t>
-      </w:r>
-      <w:r>
-        <w:t xml:space="preserve">sources (a panel-hit fraction and a primary-to-off-target affinity ratio,</w:t>
-      </w:r>
-      <w:r>
-        <w:t xml:space="preserve"> </w:t>
-      </w:r>
-      <w:r>
-        <w:t xml:space="preserve">respectively).</w:t>
-      </w:r>
-      <w:r>
-        <w:t xml:space="preserve"> </w:t>
-      </w:r>
-      <w:r>
-        <w:t xml:space="preserve">For the entropy and the Gini coefficient, we used the baseline-subtracted</w:t>
-      </w:r>
-      <w:r>
-        <w:t xml:space="preserve"> </w:t>
-      </w:r>
-      <w:r>
-        <w:t xml:space="preserve">log-affinity profile in place of the original association constants (entropy)</w:t>
-      </w:r>
-      <w:r>
-        <w:t xml:space="preserve"> </w:t>
-      </w:r>
-      <w:r>
-        <w:t xml:space="preserve">and percent-inhibition values (Gini), so that all four metrics operate on one</w:t>
-      </w:r>
-      <w:r>
-        <w:t xml:space="preserve"> </w:t>
-      </w:r>
-      <w:r>
-        <w:t xml:space="preserve">common scale, and so that the baseline</w:t>
-      </w:r>
-      <w:r>
-        <w:t xml:space="preserve"> </w:t>
-      </w:r>
-      <m:oMath>
-        <m:r>
-          <m:t>β</m:t>
-        </m:r>
-      </m:oMath>
-      <w:r>
-        <w:t xml:space="preserve"> </w:t>
-      </w:r>
-      <w:r>
-        <w:t xml:space="preserve">appears as an explicit parameter.</w:t>
-      </w:r>
-      <w:r>
-        <w:t xml:space="preserve"> </w:t>
-      </w:r>
-      <w:r>
-        <w:t xml:space="preserve">To confirm that this choice does not silently determine our conclusions, we</w:t>
-      </w:r>
-      <w:r>
-        <w:t xml:space="preserve"> </w:t>
-      </w:r>
-      <w:r>
-        <w:t xml:space="preserve">recomputed the entropy and Gini in forms closer to the originals</w:t>
-      </w:r>
-      <w:r>
-        <w:t xml:space="preserve"> </w:t>
-      </w:r>
-      <w:r>
-        <w:t xml:space="preserve">(association-constant weighting) and compared the resulting rankings with the</w:t>
-      </w:r>
-      <w:r>
-        <w:t xml:space="preserve"> </w:t>
-      </w:r>
-      <w:r>
-        <w:t xml:space="preserve">log-affinity forms.</w:t>
-      </w:r>
-      <w:r>
-        <w:t xml:space="preserve"> </w:t>
-      </w:r>
-      <w:r>
-        <w:t xml:space="preserve">The two operationalizations differ substantially — for entropy, Spearman</w:t>
-      </w:r>
-      <w:r>
-        <w:t xml:space="preserve"> </w:t>
-      </w:r>
-      <m:oMath>
-        <m:r>
-          <m:t>r</m:t>
-        </m:r>
-        <m:r>
-          <m:rPr>
-            <m:sty m:val="p"/>
-          </m:rPr>
-          <m:t>=</m:t>
-        </m:r>
-        <m:r>
-          <m:t>0.42</m:t>
-        </m:r>
-      </m:oMath>
-      <w:r>
-        <w:t xml:space="preserve"> </w:t>
-      </w:r>
-      <w:r>
-        <w:t xml:space="preserve">(Davis) and</w:t>
-      </w:r>
-      <w:r>
-        <w:t xml:space="preserve"> </w:t>
-      </w:r>
-      <m:oMath>
-        <m:r>
-          <m:rPr>
-            <m:sty m:val="p"/>
-          </m:rPr>
-          <m:t>−</m:t>
-        </m:r>
-        <m:r>
-          <m:t>0.32</m:t>
-        </m:r>
-      </m:oMath>
-      <w:r>
-        <w:t xml:space="preserve"> </w:t>
-      </w:r>
-      <w:r>
-        <w:t xml:space="preserve">(Klaeger), while for Gini,</w:t>
-      </w:r>
-      <w:r>
-        <w:t xml:space="preserve"> </w:t>
-      </w:r>
-      <m:oMath>
-        <m:r>
-          <m:t>r</m:t>
-        </m:r>
-        <m:r>
-          <m:rPr>
-            <m:sty m:val="p"/>
-          </m:rPr>
-          <m:t>=</m:t>
-        </m:r>
-        <m:r>
-          <m:t>0.11</m:t>
-        </m:r>
-      </m:oMath>
-      <w:r>
-        <w:t xml:space="preserve"> </w:t>
-      </w:r>
-      <w:r>
-        <w:t xml:space="preserve">and</w:t>
-      </w:r>
-      <w:r>
-        <w:t xml:space="preserve"> </w:t>
-      </w:r>
-      <m:oMath>
-        <m:r>
-          <m:rPr>
-            <m:sty m:val="p"/>
-          </m:rPr>
-          <m:t>−</m:t>
-        </m:r>
-        <m:r>
-          <m:t>0.46</m:t>
-        </m:r>
-      </m:oMath>
-      <w:r>
-        <w:t xml:space="preserve"> </w:t>
-      </w:r>
-      <w:r>
-        <w:t xml:space="preserve">(Supporting Information, Figure S1). This confirms that the operationalization</w:t>
-      </w:r>
-      <w:r>
-        <w:t xml:space="preserve"> </w:t>
-      </w:r>
-      <w:r>
-        <w:t xml:space="preserve">of a named metric is itself a source of the definitional instability we report,</w:t>
-      </w:r>
-      <w:r>
-        <w:t xml:space="preserve"> </w:t>
-      </w:r>
-      <w:r>
-        <w:t xml:space="preserve">not a neutral implementation detail.</w:t>
-      </w:r>
-    </w:p>
-    <w:bookmarkEnd w:id="18"/>
-    <w:bookmarkEnd w:id="19"/>
-    <w:bookmarkStart w:id="20" w:name="sec:methods:stability"/>
-    <w:p>
-      <w:pPr>
-        <w:pStyle w:val="Heading2"/>
-      </w:pPr>
-      <w:r>
-        <w:t xml:space="preserve">Rank Stability Analysis</w:t>
-      </w:r>
-    </w:p>
-    <w:p>
-      <w:pPr>
-        <w:pStyle w:val="FirstParagraph"/>
-      </w:pPr>
-      <w:r>
         <w:t xml:space="preserve">For each definition and each parameter value, compounds were ranked from most</w:t>
       </w:r>
       <w:r>
@@ -5284,28 +5308,10 @@
         <w:t xml:space="preserve">SciPy.</w:t>
       </w:r>
       <w:r>
-        <w:t xml:space="preserve">(</w:t>
-      </w:r>
-      <w:r>
-        <w:t xml:space="preserve">Harris et al.</w:t>
-      </w:r>
-      <w:r>
-        <w:t xml:space="preserve"> </w:t>
-      </w:r>
-      <w:r>
-        <w:t xml:space="preserve">2020; McKinney 2010;</w:t>
-      </w:r>
-      <w:r>
-        <w:t xml:space="preserve"> </w:t>
-      </w:r>
-      <w:r>
-        <w:t xml:space="preserve">Virtanen et al.</w:t>
-      </w:r>
-      <w:r>
-        <w:t xml:space="preserve"> </w:t>
-      </w:r>
-      <w:r>
-        <w:t xml:space="preserve">2020)</w:t>
+        <w:rPr>
+          <w:vertAlign w:val="superscript"/>
+        </w:rPr>
+        <w:t xml:space="preserve">21–23</w:t>
       </w:r>
       <w:r>
         <w:t xml:space="preserve"> </w:t>
@@ -5332,9 +5338,9 @@
         <w:t xml:space="preserve">and reported in full in the Supporting Information section.</w:t>
       </w:r>
     </w:p>
-    <w:bookmarkEnd w:id="20"/>
-    <w:bookmarkEnd w:id="21"/>
-    <w:bookmarkStart w:id="47" w:name="sec:results"/>
+    <w:bookmarkEnd w:id="15"/>
+    <w:bookmarkEnd w:id="16"/>
+    <w:bookmarkStart w:id="42" w:name="sec:results"/>
     <w:p>
       <w:pPr>
         <w:pStyle w:val="Heading1"/>
@@ -5343,7 +5349,7 @@
         <w:t xml:space="preserve">Results</w:t>
       </w:r>
     </w:p>
-    <w:bookmarkStart w:id="23" w:name="sec:results:families"/>
+    <w:bookmarkStart w:id="18" w:name="sec:results:families"/>
     <w:p>
       <w:pPr>
         <w:pStyle w:val="Heading2"/>
@@ -5546,7 +5552,7 @@
         <w:t xml:space="preserve">.</w:t>
       </w:r>
     </w:p>
-    <w:bookmarkStart w:id="22" w:name="tab:correlations"/>
+    <w:bookmarkStart w:id="17" w:name="tab:correlations"/>
     <w:p>
       <w:pPr>
         <w:pStyle w:val="TableCaption"/>
@@ -5919,7 +5925,7 @@
         </w:tc>
       </w:tr>
     </w:tbl>
-    <w:bookmarkEnd w:id="22"/>
+    <w:bookmarkEnd w:id="17"/>
     <w:p>
       <w:pPr>
         <w:pStyle w:val="BodyText"/>
@@ -5994,8 +6000,8 @@
         <w:t xml:space="preserve">(activity distributed across many targets).</w:t>
       </w:r>
     </w:p>
-    <w:bookmarkEnd w:id="23"/>
-    <w:bookmarkStart w:id="28" w:name="sec:results:replication"/>
+    <w:bookmarkEnd w:id="18"/>
+    <w:bookmarkStart w:id="23" w:name="sec:results:replication"/>
     <w:p>
       <w:pPr>
         <w:pStyle w:val="Heading2"/>
@@ -6477,7 +6483,7 @@
         <w:t xml:space="preserve">), as detailed below.</w:t>
       </w:r>
     </w:p>
-    <w:bookmarkStart w:id="27" w:name="fig:crossdataset"/>
+    <w:bookmarkStart w:id="22" w:name="fig:crossdataset"/>
     <w:p>
       <w:pPr>
         <w:pStyle w:val="CaptionedFigure"/>
@@ -6487,18 +6493,18 @@
           <wp:inline>
             <wp:extent cx="5334000" cy="1549174"/>
             <wp:effectExtent b="0" l="0" r="0" t="0"/>
-            <wp:docPr descr="" title="" id="25" name="Picture"/>
+            <wp:docPr descr="" title="" id="20" name="Picture"/>
             <a:graphic>
               <a:graphicData uri="http://schemas.openxmlformats.org/drawingml/2006/picture">
                 <pic:pic>
                   <pic:nvPicPr>
-                    <pic:cNvPr descr="figures/cross_dataset_correlations.png" id="26" name="Picture"/>
+                    <pic:cNvPr descr="figures/cross_dataset_correlations.png" id="21" name="Picture"/>
                     <pic:cNvPicPr>
                       <a:picLocks noChangeArrowheads="1" noChangeAspect="1"/>
                     </pic:cNvPicPr>
                   </pic:nvPicPr>
                   <pic:blipFill>
-                    <a:blip r:embed="rId24"/>
+                    <a:blip r:embed="rId19"/>
                     <a:stretch>
                       <a:fillRect/>
                     </a:stretch>
@@ -6592,9 +6598,9 @@
         <w:t xml:space="preserve">functional-activity assays.</w:t>
       </w:r>
     </w:p>
-    <w:bookmarkEnd w:id="27"/>
-    <w:bookmarkEnd w:id="28"/>
-    <w:bookmarkStart w:id="35" w:name="X407cca15bdde686e5bbf06b870ccd8ee8d81a52"/>
+    <w:bookmarkEnd w:id="22"/>
+    <w:bookmarkEnd w:id="23"/>
+    <w:bookmarkStart w:id="30" w:name="X407cca15bdde686e5bbf06b870ccd8ee8d81a52"/>
     <w:p>
       <w:pPr>
         <w:pStyle w:val="Heading2"/>
@@ -6603,7 +6609,7 @@
         <w:t xml:space="preserve">Rank Instability Is Structured and Predictable</w:t>
       </w:r>
     </w:p>
-    <w:bookmarkStart w:id="32" w:name="fig:instability"/>
+    <w:bookmarkStart w:id="27" w:name="fig:instability"/>
     <w:p>
       <w:pPr>
         <w:pStyle w:val="CaptionedFigure"/>
@@ -6613,18 +6619,18 @@
           <wp:inline>
             <wp:extent cx="4533900" cy="1130624"/>
             <wp:effectExtent b="0" l="0" r="0" t="0"/>
-            <wp:docPr descr="" title="" id="30" name="Picture"/>
+            <wp:docPr descr="" title="" id="25" name="Picture"/>
             <a:graphic>
               <a:graphicData uri="http://schemas.openxmlformats.org/drawingml/2006/picture">
                 <pic:pic>
                   <pic:nvPicPr>
-                    <pic:cNvPr descr="figures/instability_by_family.png" id="31" name="Picture"/>
+                    <pic:cNvPr descr="figures/instability_by_family.png" id="26" name="Picture"/>
                     <pic:cNvPicPr>
                       <a:picLocks noChangeArrowheads="1" noChangeAspect="1"/>
                     </pic:cNvPicPr>
                   </pic:nvPicPr>
                   <pic:blipFill>
-                    <a:blip r:embed="rId29"/>
+                    <a:blip r:embed="rId24"/>
                     <a:stretch>
                       <a:fillRect/>
                     </a:stretch>
@@ -6740,13 +6746,13 @@
         <w:t xml:space="preserve">of the active affinity distribution.</w:t>
       </w:r>
     </w:p>
-    <w:bookmarkEnd w:id="32"/>
+    <w:bookmarkEnd w:id="27"/>
     <w:p>
       <w:pPr>
         <w:pStyle w:val="BodyText"/>
       </w:pPr>
-      <w:bookmarkStart w:id="33" w:name="sec:results:instability"/>
-      <w:bookmarkEnd w:id="33"/>
+      <w:bookmarkStart w:id="28" w:name="sec:results:instability"/>
+      <w:bookmarkEnd w:id="28"/>
     </w:p>
     <w:p>
       <w:pPr>
@@ -7462,7 +7468,7 @@
         <w:t xml:space="preserve">relative to the threshold rather than by intrinsic profile shape.</w:t>
       </w:r>
     </w:p>
-    <w:bookmarkStart w:id="34" w:name="tab:predictors"/>
+    <w:bookmarkStart w:id="29" w:name="tab:predictors"/>
     <w:p>
       <w:pPr>
         <w:pStyle w:val="TableCaption"/>
@@ -8519,9 +8525,9 @@
         </w:tc>
       </w:tr>
     </w:tbl>
-    <w:bookmarkEnd w:id="34"/>
-    <w:bookmarkEnd w:id="35"/>
-    <w:bookmarkStart w:id="41" w:name="X68735c2df90b804286b45acb5adfd4c5f45277c"/>
+    <w:bookmarkEnd w:id="29"/>
+    <w:bookmarkEnd w:id="30"/>
+    <w:bookmarkStart w:id="36" w:name="X68735c2df90b804286b45acb5adfd4c5f45277c"/>
     <w:p>
       <w:pPr>
         <w:pStyle w:val="Heading2"/>
@@ -8530,7 +8536,7 @@
         <w:t xml:space="preserve">Three Mechanistically Distinct Sources of Instability</w:t>
       </w:r>
     </w:p>
-    <w:bookmarkStart w:id="39" w:name="fig:profiles"/>
+    <w:bookmarkStart w:id="34" w:name="fig:profiles"/>
     <w:p>
       <w:pPr>
         <w:pStyle w:val="CaptionedFigure"/>
@@ -8540,18 +8546,18 @@
           <wp:inline>
             <wp:extent cx="4533900" cy="1179138"/>
             <wp:effectExtent b="0" l="0" r="0" t="0"/>
-            <wp:docPr descr="" title="" id="37" name="Picture"/>
+            <wp:docPr descr="" title="" id="32" name="Picture"/>
             <a:graphic>
               <a:graphicData uri="http://schemas.openxmlformats.org/drawingml/2006/picture">
                 <pic:pic>
                   <pic:nvPicPr>
-                    <pic:cNvPr descr="figures/binding_profiles.png" id="38" name="Picture"/>
+                    <pic:cNvPr descr="figures/binding_profiles.png" id="33" name="Picture"/>
                     <pic:cNvPicPr>
                       <a:picLocks noChangeArrowheads="1" noChangeAspect="1"/>
                     </pic:cNvPicPr>
                   </pic:nvPicPr>
                   <pic:blipFill>
-                    <a:blip r:embed="rId36"/>
+                    <a:blip r:embed="rId31"/>
                     <a:stretch>
                       <a:fillRect/>
                     </a:stretch>
@@ -8776,13 +8782,13 @@
         <w:t xml:space="preserve">assay floor.</w:t>
       </w:r>
     </w:p>
-    <w:bookmarkEnd w:id="39"/>
+    <w:bookmarkEnd w:id="34"/>
     <w:p>
       <w:pPr>
         <w:pStyle w:val="BodyText"/>
       </w:pPr>
-      <w:bookmarkStart w:id="40" w:name="sec:results:taxonomy"/>
-      <w:bookmarkEnd w:id="40"/>
+      <w:bookmarkStart w:id="35" w:name="sec:results:taxonomy"/>
+      <w:bookmarkEnd w:id="35"/>
     </w:p>
     <w:p>
       <w:pPr>
@@ -9675,8 +9681,8 @@
         <w:t xml:space="preserve">it as non-selective regardless of parameterization, producing low instability.</w:t>
       </w:r>
     </w:p>
-    <w:bookmarkEnd w:id="41"/>
-    <w:bookmarkStart w:id="46" w:name="sec:results:panelsize"/>
+    <w:bookmarkEnd w:id="36"/>
+    <w:bookmarkStart w:id="41" w:name="sec:results:panelsize"/>
     <w:p>
       <w:pPr>
         <w:pStyle w:val="Heading2"/>
@@ -10018,7 +10024,10 @@
         <w:t xml:space="preserve">kinases.</w:t>
       </w:r>
       <w:r>
-        <w:t xml:space="preserve">(Bosc et al. 2017)</w:t>
+        <w:rPr>
+          <w:vertAlign w:val="superscript"/>
+        </w:rPr>
+        <w:t xml:space="preserve">8</w:t>
       </w:r>
       <w:r>
         <w:t xml:space="preserve"> </w:t>
@@ -10177,7 +10186,7 @@
         <w:t xml:space="preserve">(bounded gap sensitivity) as a necessary property.</w:t>
       </w:r>
     </w:p>
-    <w:bookmarkStart w:id="45" w:name="fig:panelsize"/>
+    <w:bookmarkStart w:id="40" w:name="fig:panelsize"/>
     <w:p>
       <w:pPr>
         <w:pStyle w:val="CaptionedFigure"/>
@@ -10187,18 +10196,18 @@
           <wp:inline>
             <wp:extent cx="4000500" cy="2469903"/>
             <wp:effectExtent b="0" l="0" r="0" t="0"/>
-            <wp:docPr descr="" title="" id="43" name="Picture"/>
+            <wp:docPr descr="" title="" id="38" name="Picture"/>
             <a:graphic>
               <a:graphicData uri="http://schemas.openxmlformats.org/drawingml/2006/picture">
                 <pic:pic>
                   <pic:nvPicPr>
-                    <pic:cNvPr descr="figures/panel_size_stability.png" id="44" name="Picture"/>
+                    <pic:cNvPr descr="figures/panel_size_stability.png" id="39" name="Picture"/>
                     <pic:cNvPicPr>
                       <a:picLocks noChangeArrowheads="1" noChangeAspect="1"/>
                     </pic:cNvPicPr>
                   </pic:nvPicPr>
                   <pic:blipFill>
-                    <a:blip r:embed="rId42"/>
+                    <a:blip r:embed="rId37"/>
                     <a:stretch>
                       <a:fillRect/>
                     </a:stretch>
@@ -10344,10 +10353,10 @@
         <w:t xml:space="preserve">at any practically used panel size.</w:t>
       </w:r>
     </w:p>
-    <w:bookmarkEnd w:id="45"/>
-    <w:bookmarkEnd w:id="46"/>
-    <w:bookmarkEnd w:id="47"/>
-    <w:bookmarkStart w:id="58" w:name="sec:desiderata"/>
+    <w:bookmarkEnd w:id="40"/>
+    <w:bookmarkEnd w:id="41"/>
+    <w:bookmarkEnd w:id="42"/>
+    <w:bookmarkStart w:id="49" w:name="sec:desiderata"/>
     <w:p>
       <w:pPr>
         <w:pStyle w:val="Heading1"/>
@@ -10637,19 +10646,20 @@
         <w:t xml:space="preserve">-scores.</w:t>
       </w:r>
     </w:p>
-    <w:bookmarkStart w:id="48" w:name="d1-reliability-threshold."/>
     <w:p>
       <w:pPr>
-        <w:pStyle w:val="Heading4"/>
+        <w:pStyle w:val="BodyText"/>
       </w:pPr>
       <w:r>
+        <w:rPr>
+          <w:b/>
+          <w:bCs/>
+        </w:rPr>
         <w:t xml:space="preserve">D1 — Reliability threshold.</w:t>
       </w:r>
-    </w:p>
-    <w:p>
-      <w:pPr>
-        <w:pStyle w:val="FirstParagraph"/>
-      </w:pPr>
+      <w:r>
+        <w:t xml:space="preserve"> </w:t>
+      </w:r>
       <w:r>
         <w:t xml:space="preserve">There exists a threshold</w:t>
       </w:r>
@@ -10889,20 +10899,20 @@
         <w:t xml:space="preserve">sub-micromolar binding, treating detection floor values as informative.</w:t>
       </w:r>
     </w:p>
-    <w:bookmarkEnd w:id="48"/>
-    <w:bookmarkStart w:id="49" w:name="d2-bounded-gap-sensitivity."/>
     <w:p>
       <w:pPr>
-        <w:pStyle w:val="Heading4"/>
+        <w:pStyle w:val="BodyText"/>
       </w:pPr>
       <w:r>
+        <w:rPr>
+          <w:b/>
+          <w:bCs/>
+        </w:rPr>
         <w:t xml:space="preserve">D2 — Bounded gap sensitivity.</w:t>
       </w:r>
-    </w:p>
-    <w:p>
-      <w:pPr>
-        <w:pStyle w:val="FirstParagraph"/>
-      </w:pPr>
+      <w:r>
+        <w:t xml:space="preserve"> </w:t>
+      </w:r>
       <w:r>
         <w:t xml:space="preserve">For any compound profile</w:t>
       </w:r>
@@ -11451,20 +11461,20 @@
         <w:t xml:space="preserve">activities, with no term that singles out a particular ranked off-target.</w:t>
       </w:r>
     </w:p>
-    <w:bookmarkEnd w:id="49"/>
-    <w:bookmarkStart w:id="50" w:name="d3-distributional-consistency."/>
     <w:p>
       <w:pPr>
-        <w:pStyle w:val="Heading4"/>
+        <w:pStyle w:val="BodyText"/>
       </w:pPr>
       <w:r>
+        <w:rPr>
+          <w:b/>
+          <w:bCs/>
+        </w:rPr>
         <w:t xml:space="preserve">D3 — Distributional consistency.</w:t>
       </w:r>
-    </w:p>
-    <w:p>
-      <w:pPr>
-        <w:pStyle w:val="FirstParagraph"/>
-      </w:pPr>
+      <w:r>
+        <w:t xml:space="preserve"> </w:t>
+      </w:r>
       <w:r>
         <w:t xml:space="preserve">The ranking induced by</w:t>
       </w:r>
@@ -11984,20 +11994,20 @@
         <w:t xml:space="preserve">reasonable neighborhood, which existing implementations do not guarantee.</w:t>
       </w:r>
     </w:p>
-    <w:bookmarkEnd w:id="50"/>
-    <w:bookmarkStart w:id="52" w:name="Xfa395bfc7f57b26bc6db33f24618a71aa662a1d"/>
     <w:p>
       <w:pPr>
-        <w:pStyle w:val="Heading4"/>
+        <w:pStyle w:val="BodyText"/>
       </w:pPr>
       <w:r>
+        <w:rPr>
+          <w:b/>
+          <w:bCs/>
+        </w:rPr>
         <w:t xml:space="preserve">D4 — Monotonicity under weak off-target addition.</w:t>
       </w:r>
-    </w:p>
-    <w:p>
-      <w:pPr>
-        <w:pStyle w:val="FirstParagraph"/>
-      </w:pPr>
+      <w:r>
+        <w:t xml:space="preserve"> </w:t>
+      </w:r>
       <w:r>
         <w:t xml:space="preserve">If compound</w:t>
       </w:r>
@@ -12392,7 +12402,7 @@
         <w:t xml:space="preserve">introduced next does.</w:t>
       </w:r>
     </w:p>
-    <w:bookmarkStart w:id="51" w:name="tab:desiderata"/>
+    <w:bookmarkStart w:id="43" w:name="tab:desiderata"/>
     <w:p>
       <w:pPr>
         <w:pStyle w:val="TableCaption"/>
@@ -12944,9 +12954,8 @@
         </w:tc>
       </w:tr>
     </w:tbl>
-    <w:bookmarkEnd w:id="51"/>
-    <w:bookmarkEnd w:id="52"/>
-    <w:bookmarkStart w:id="57" w:name="sec:candidate"/>
+    <w:bookmarkEnd w:id="43"/>
+    <w:bookmarkStart w:id="48" w:name="sec:candidate"/>
     <w:p>
       <w:pPr>
         <w:pStyle w:val="Heading2"/>
@@ -14028,6 +14037,24 @@
         <w:t xml:space="preserve"> </w:t>
       </w:r>
       <w:r>
+        <w:t xml:space="preserve">It converges slightly slower than the bare entropy because the D1 reliability</w:t>
+      </w:r>
+      <w:r>
+        <w:t xml:space="preserve"> </w:t>
+      </w:r>
+      <w:r>
+        <w:t xml:space="preserve">gate and the smooth hinge add structure that stabilizes a little later; this is</w:t>
+      </w:r>
+      <w:r>
+        <w:t xml:space="preserve"> </w:t>
+      </w:r>
+      <w:r>
+        <w:t xml:space="preserve">a modest price for satisfying all four properties, which the entropy does not.</w:t>
+      </w:r>
+      <w:r>
+        <w:t xml:space="preserve"> </w:t>
+      </w:r>
+      <w:r>
         <w:t xml:space="preserve">The candidate thus recovers its full-panel ranking from roughly half a typical</w:t>
       </w:r>
       <w:r>
@@ -14330,7 +14357,7 @@
         <w:t xml:space="preserve">subject of future work.</w:t>
       </w:r>
     </w:p>
-    <w:bookmarkStart w:id="56" w:name="fig:candidate"/>
+    <w:bookmarkStart w:id="47" w:name="fig:candidate"/>
     <w:p>
       <w:pPr>
         <w:pStyle w:val="CaptionedFigure"/>
@@ -14340,18 +14367,18 @@
           <wp:inline>
             <wp:extent cx="4533900" cy="2632470"/>
             <wp:effectExtent b="0" l="0" r="0" t="0"/>
-            <wp:docPr descr="" title="" id="54" name="Picture"/>
+            <wp:docPr descr="" title="" id="45" name="Picture"/>
             <a:graphic>
               <a:graphicData uri="http://schemas.openxmlformats.org/drawingml/2006/picture">
                 <pic:pic>
                   <pic:nvPicPr>
-                    <pic:cNvPr descr="figures/candidate_panel_convergence.png" id="55" name="Picture"/>
+                    <pic:cNvPr descr="figures/candidate_panel_convergence.png" id="46" name="Picture"/>
                     <pic:cNvPicPr>
                       <a:picLocks noChangeArrowheads="1" noChangeAspect="1"/>
                     </pic:cNvPicPr>
                   </pic:nvPicPr>
                   <pic:blipFill>
-                    <a:blip r:embed="rId53"/>
+                    <a:blip r:embed="rId44"/>
                     <a:stretch>
                       <a:fillRect/>
                     </a:stretch>
@@ -14503,10 +14530,10 @@
         <w:t xml:space="preserve">ratio.</w:t>
       </w:r>
     </w:p>
-    <w:bookmarkEnd w:id="56"/>
-    <w:bookmarkEnd w:id="57"/>
-    <w:bookmarkEnd w:id="58"/>
-    <w:bookmarkStart w:id="61" w:name="sec:discussion"/>
+    <w:bookmarkEnd w:id="47"/>
+    <w:bookmarkEnd w:id="48"/>
+    <w:bookmarkEnd w:id="49"/>
+    <w:bookmarkStart w:id="52" w:name="sec:discussion"/>
     <w:p>
       <w:pPr>
         <w:pStyle w:val="Heading1"/>
@@ -14714,16 +14741,10 @@
         <w:t xml:space="preserve">binding constants for an analyte and an interferent</w:t>
       </w:r>
       <w:r>
-        <w:t xml:space="preserve">(</w:t>
-      </w:r>
-      <w:r>
-        <w:t xml:space="preserve">Vessman et al.</w:t>
-      </w:r>
-      <w:r>
-        <w:t xml:space="preserve"> </w:t>
-      </w:r>
-      <w:r>
-        <w:t xml:space="preserve">2001)</w:t>
+        <w:rPr>
+          <w:vertAlign w:val="superscript"/>
+        </w:rPr>
+        <w:t xml:space="preserve">24</w:t>
       </w:r>
       <w:r>
         <w:t xml:space="preserve">, and</w:t>
@@ -14795,7 +14816,7 @@
         <w:t xml:space="preserve">precise enough to assess candidate selectivity definitions formally.</w:t>
       </w:r>
     </w:p>
-    <w:bookmarkStart w:id="59" w:name="practical-recommendations"/>
+    <w:bookmarkStart w:id="50" w:name="practical-recommendations"/>
     <w:p>
       <w:pPr>
         <w:pStyle w:val="Heading2"/>
@@ -14961,8 +14982,8 @@
         <w:t xml:space="preserve">distribution-based measures without acknowledging the conceptual distinction.</w:t>
       </w:r>
     </w:p>
-    <w:bookmarkEnd w:id="59"/>
-    <w:bookmarkStart w:id="60" w:name="limitations"/>
+    <w:bookmarkEnd w:id="50"/>
+    <w:bookmarkStart w:id="51" w:name="limitations"/>
     <w:p>
       <w:pPr>
         <w:pStyle w:val="Heading2"/>
@@ -15287,9 +15308,9 @@
         <w:t xml:space="preserve">property–definition pair is left for future work.</w:t>
       </w:r>
     </w:p>
-    <w:bookmarkEnd w:id="60"/>
-    <w:bookmarkEnd w:id="61"/>
-    <w:bookmarkStart w:id="63" w:name="sec:conclusion"/>
+    <w:bookmarkEnd w:id="51"/>
+    <w:bookmarkEnd w:id="52"/>
+    <w:bookmarkStart w:id="53" w:name="sec:conclusion"/>
     <w:p>
       <w:pPr>
         <w:pStyle w:val="Heading1"/>
@@ -15428,103 +15449,120 @@
         <w:t xml:space="preserve">uniquely, as Shannon’s axioms do for entropy, is the natural next step.</w:t>
       </w:r>
     </w:p>
+    <w:bookmarkEnd w:id="53"/>
     <w:p>
       <w:pPr>
-        <w:pStyle w:val="BodyText"/>
+        <w:pStyle w:val="Heading1"/>
       </w:pPr>
       <w:r>
-        <w:t xml:space="preserve">The authors thank the developers of the Davis and Klaeger datasets for making</w:t>
-      </w:r>
-      <w:r>
-        <w:t xml:space="preserve"> </w:t>
-      </w:r>
-      <w:r>
-        <w:t xml:space="preserve">their data publicly available.</w:t>
-      </w:r>
-      <w:r>
-        <w:t xml:space="preserve"> </w:t>
-      </w:r>
-      <w:r>
-        <w:t xml:space="preserve">The author used Claude (Anthropic, claude.ai), a large language model assistant,</w:t>
-      </w:r>
-      <w:r>
-        <w:t xml:space="preserve"> </w:t>
-      </w:r>
-      <w:r>
-        <w:t xml:space="preserve">during the preparation of this manuscript.</w:t>
-      </w:r>
-      <w:r>
-        <w:t xml:space="preserve"> </w:t>
-      </w:r>
-      <w:r>
-        <w:t xml:space="preserve">Specifically, Claude was used to assist with: data analysis code development and</w:t>
-      </w:r>
-      <w:r>
-        <w:t xml:space="preserve"> </w:t>
-      </w:r>
-      <w:r>
-        <w:t xml:space="preserve">debugging in Python; literature search and identification of related work;</w:t>
-      </w:r>
-      <w:r>
-        <w:t xml:space="preserve"> </w:t>
-      </w:r>
-      <w:r>
-        <w:t xml:space="preserve">drafting and editing of manuscript text; and research planning and</w:t>
-      </w:r>
-      <w:r>
-        <w:t xml:space="preserve"> </w:t>
-      </w:r>
-      <w:r>
-        <w:t xml:space="preserve">interpretation of results.</w:t>
-      </w:r>
-      <w:r>
-        <w:t xml:space="preserve"> </w:t>
-      </w:r>
-      <w:r>
-        <w:t xml:space="preserve">All scientific conclusions, the conceptual framework, the required properties proposed in the</w:t>
-      </w:r>
-      <w:r>
-        <w:t xml:space="preserve"> </w:t>
-      </w:r>
-      <w:r>
-        <w:t xml:space="preserve">Required Properties section, and the final manuscript content were developed, verified, and</w:t>
-      </w:r>
-      <w:r>
-        <w:t xml:space="preserve"> </w:t>
-      </w:r>
-      <w:r>
-        <w:t xml:space="preserve">approved by the author.</w:t>
-      </w:r>
-      <w:r>
-        <w:t xml:space="preserve"> </w:t>
-      </w:r>
-      <w:r>
-        <w:t xml:space="preserve">The author takes full responsibility for the accuracy and integrity of all</w:t>
-      </w:r>
-      <w:r>
-        <w:t xml:space="preserve"> </w:t>
-      </w:r>
-      <w:r>
-        <w:t xml:space="preserve">content in this work.</w:t>
-      </w:r>
-      <w:r>
-        <w:t xml:space="preserve"> </w:t>
-      </w:r>
-      <w:r>
-        <w:t xml:space="preserve">The use of Claude does not transfer any rights over the content of this manuscript</w:t>
-      </w:r>
-      <w:r>
-        <w:t xml:space="preserve"> </w:t>
-      </w:r>
-      <w:r>
-        <w:t xml:space="preserve">to Anthropic or any third party.</w:t>
+        <w:t xml:space="preserve">Acknowledgement</w:t>
       </w:r>
     </w:p>
     <w:p>
       <w:pPr>
-        <w:pStyle w:val="BodyText"/>
+        <w:pStyle w:val="FirstParagraph"/>
       </w:pPr>
       <w:r>
+        <w:t xml:space="preserve">The authors thank the developers of the Davis and Klaeger datasets for making</w:t>
+      </w:r>
+      <w:r>
+        <w:t xml:space="preserve"> </w:t>
+      </w:r>
+      <w:r>
+        <w:t xml:space="preserve">their data publicly available.</w:t>
+      </w:r>
+      <w:r>
+        <w:t xml:space="preserve"> </w:t>
+      </w:r>
+      <w:r>
+        <w:t xml:space="preserve">The author used Claude (Anthropic, claude.ai), a large language model assistant,</w:t>
+      </w:r>
+      <w:r>
+        <w:t xml:space="preserve"> </w:t>
+      </w:r>
+      <w:r>
+        <w:t xml:space="preserve">during the preparation of this manuscript.</w:t>
+      </w:r>
+      <w:r>
+        <w:t xml:space="preserve"> </w:t>
+      </w:r>
+      <w:r>
+        <w:t xml:space="preserve">Specifically, Claude was used to assist with: data analysis code development and</w:t>
+      </w:r>
+      <w:r>
+        <w:t xml:space="preserve"> </w:t>
+      </w:r>
+      <w:r>
+        <w:t xml:space="preserve">debugging in Python; literature search and identification of related work;</w:t>
+      </w:r>
+      <w:r>
+        <w:t xml:space="preserve"> </w:t>
+      </w:r>
+      <w:r>
+        <w:t xml:space="preserve">drafting and editing of manuscript text; and research planning and</w:t>
+      </w:r>
+      <w:r>
+        <w:t xml:space="preserve"> </w:t>
+      </w:r>
+      <w:r>
+        <w:t xml:space="preserve">interpretation of results.</w:t>
+      </w:r>
+      <w:r>
+        <w:t xml:space="preserve"> </w:t>
+      </w:r>
+      <w:r>
+        <w:t xml:space="preserve">All scientific conclusions, the conceptual framework, the required properties proposed in the</w:t>
+      </w:r>
+      <w:r>
+        <w:t xml:space="preserve"> </w:t>
+      </w:r>
+      <w:r>
+        <w:t xml:space="preserve">Required Properties section, and the final manuscript content were developed, verified, and</w:t>
+      </w:r>
+      <w:r>
+        <w:t xml:space="preserve"> </w:t>
+      </w:r>
+      <w:r>
+        <w:t xml:space="preserve">approved by the author.</w:t>
+      </w:r>
+      <w:r>
+        <w:t xml:space="preserve"> </w:t>
+      </w:r>
+      <w:r>
+        <w:t xml:space="preserve">The author takes full responsibility for the accuracy and integrity of all</w:t>
+      </w:r>
+      <w:r>
+        <w:t xml:space="preserve"> </w:t>
+      </w:r>
+      <w:r>
+        <w:t xml:space="preserve">content in this work.</w:t>
+      </w:r>
+      <w:r>
+        <w:t xml:space="preserve"> </w:t>
+      </w:r>
+      <w:r>
+        <w:t xml:space="preserve">The use of Claude does not transfer any rights over the content of this manuscript</w:t>
+      </w:r>
+      <w:r>
+        <w:t xml:space="preserve"> </w:t>
+      </w:r>
+      <w:r>
+        <w:t xml:space="preserve">to Anthropic or any third party.</w:t>
+      </w:r>
+    </w:p>
+    <w:p>
+      <w:pPr>
+        <w:pStyle w:val="Heading1"/>
+      </w:pPr>
+      <w:r>
+        <w:t xml:space="preserve">Supporting Information Available</w:t>
+      </w:r>
+    </w:p>
+    <w:p>
+      <w:pPr>
+        <w:pStyle w:val="FirstParagraph"/>
+      </w:pPr>
+      <w:r>
         <w:t xml:space="preserve">Figure S1: operationalization-sensitivity check comparing the entropy and Gini</w:t>
       </w:r>
       <w:r>
@@ -15578,7 +15616,7 @@
       <w:r>
         <w:t xml:space="preserve"> </w:t>
       </w:r>
-      <w:hyperlink r:id="rId62">
+      <w:hyperlink r:id="rId54">
         <w:r>
           <w:rPr>
             <w:rStyle w:val="Hyperlink"/>
@@ -15590,8 +15628,7 @@
         <w:t xml:space="preserve">.</w:t>
       </w:r>
     </w:p>
-    <w:bookmarkEnd w:id="63"/>
-    <w:bookmarkStart w:id="69" w:name="data-and-software-availability"/>
+    <w:bookmarkStart w:id="60" w:name="data-and-software-availability"/>
     <w:p>
       <w:pPr>
         <w:pStyle w:val="Heading1"/>
@@ -15616,7 +15653,7 @@
       <w:r>
         <w:t xml:space="preserve"> </w:t>
       </w:r>
-      <w:hyperlink r:id="rId64">
+      <w:hyperlink r:id="rId55">
         <w:r>
           <w:rPr>
             <w:rStyle w:val="Hyperlink"/>
@@ -15642,7 +15679,7 @@
       <w:r>
         <w:t xml:space="preserve"> </w:t>
       </w:r>
-      <w:hyperlink r:id="rId65">
+      <w:hyperlink r:id="rId56">
         <w:r>
           <w:rPr>
             <w:rStyle w:val="Hyperlink"/>
@@ -15697,7 +15734,7 @@
       <w:r>
         <w:t xml:space="preserve">(</w:t>
       </w:r>
-      <w:hyperlink r:id="rId66">
+      <w:hyperlink r:id="rId57">
         <w:r>
           <w:rPr>
             <w:rStyle w:val="Hyperlink"/>
@@ -15711,7 +15748,7 @@
       <w:r>
         <w:t xml:space="preserve"> </w:t>
       </w:r>
-      <w:hyperlink r:id="rId67">
+      <w:hyperlink r:id="rId58">
         <w:r>
           <w:rPr>
             <w:rStyle w:val="Hyperlink"/>
@@ -15737,7 +15774,7 @@
       <w:r>
         <w:t xml:space="preserve"> </w:t>
       </w:r>
-      <w:hyperlink r:id="rId68">
+      <w:hyperlink r:id="rId59">
         <w:r>
           <w:rPr>
             <w:rStyle w:val="Hyperlink"/>
@@ -15767,8 +15804,8 @@
         <w:t xml:space="preserve">publicly available data and code.</w:t>
       </w:r>
     </w:p>
-    <w:bookmarkEnd w:id="69"/>
-    <w:bookmarkStart w:id="70" w:name="funding"/>
+    <w:bookmarkEnd w:id="60"/>
+    <w:bookmarkStart w:id="61" w:name="funding"/>
     <w:p>
       <w:pPr>
         <w:pStyle w:val="Heading1"/>
@@ -15791,8 +15828,8 @@
         <w:t xml:space="preserve">commercial, or not-for-profit sectors.</w:t>
       </w:r>
     </w:p>
-    <w:bookmarkEnd w:id="70"/>
-    <w:bookmarkStart w:id="115" w:name="conflict-of-interest"/>
+    <w:bookmarkEnd w:id="61"/>
+    <w:bookmarkStart w:id="62" w:name="conflict-of-interest"/>
     <w:p>
       <w:pPr>
         <w:pStyle w:val="Heading1"/>
@@ -15809,20 +15846,253 @@
         <w:t xml:space="preserve">The author declares no conflict of interest.</w:t>
       </w:r>
     </w:p>
-    <w:bookmarkStart w:id="114" w:name="refs"/>
-    <w:bookmarkStart w:id="71" w:name="ref-Anastassiadis2011"/>
+    <w:bookmarkEnd w:id="62"/>
+    <w:bookmarkStart w:id="107" w:name="bibliography"/>
+    <w:p>
+      <w:pPr>
+        <w:pStyle w:val="Heading1"/>
+      </w:pPr>
+      <w:r>
+        <w:t xml:space="preserve">References</w:t>
+      </w:r>
+    </w:p>
+    <w:bookmarkStart w:id="106" w:name="refs"/>
+    <w:bookmarkStart w:id="64" w:name="ref-Roskoski2024"/>
     <w:p>
       <w:pPr>
         <w:pStyle w:val="Bibliography"/>
       </w:pPr>
       <w:r>
-        <w:t xml:space="preserve">Anastassiadis, Theonie, Sean W. Deacon, Karthik Devarajan, Haiching Ma, and Jeffrey R. Peterson. 2011.</w:t>
-      </w:r>
-      <w:r>
-        <w:t xml:space="preserve"> </w:t>
-      </w:r>
-      <w:r>
-        <w:t xml:space="preserve">“Comprehensive Assay of Kinase Catalytic Activity Reveals Features of Kinase Inhibitor Selectivity.”</w:t>
+        <w:t xml:space="preserve">1.</w:t>
+      </w:r>
+      <w:r>
+        <w:t xml:space="preserve"> </w:t>
+      </w:r>
+      <w:r>
+        <w:t xml:space="preserve">	</w:t>
+      </w:r>
+      <w:r>
+        <w:t xml:space="preserve">Roskoski, R.</w:t>
+      </w:r>
+      <w:r>
+        <w:t xml:space="preserve"> </w:t>
+      </w:r>
+      <w:hyperlink r:id="rId63">
+        <w:r>
+          <w:rPr>
+            <w:rStyle w:val="Hyperlink"/>
+          </w:rPr>
+          <w:t xml:space="preserve">Properties of</w:t>
+        </w:r>
+        <w:r>
+          <w:rPr>
+            <w:rStyle w:val="Hyperlink"/>
+          </w:rPr>
+          <w:t xml:space="preserve"> </w:t>
+        </w:r>
+        <w:r>
+          <w:rPr>
+            <w:rStyle w:val="Hyperlink"/>
+          </w:rPr>
+          <w:t xml:space="preserve">FDA</w:t>
+        </w:r>
+        <w:r>
+          <w:rPr>
+            <w:rStyle w:val="Hyperlink"/>
+          </w:rPr>
+          <w:t xml:space="preserve">-approved small molecule protein kinase inhibitors: A 2024 update</w:t>
+        </w:r>
+      </w:hyperlink>
+      <w:r>
+        <w:t xml:space="preserve">.</w:t>
+      </w:r>
+      <w:r>
+        <w:t xml:space="preserve"> </w:t>
+      </w:r>
+      <w:r>
+        <w:rPr>
+          <w:i/>
+          <w:iCs/>
+        </w:rPr>
+        <w:t xml:space="preserve">Pharmacol. Res.</w:t>
+      </w:r>
+      <w:r>
+        <w:t xml:space="preserve"> </w:t>
+      </w:r>
+      <w:r>
+        <w:rPr>
+          <w:b/>
+          <w:bCs/>
+        </w:rPr>
+        <w:t xml:space="preserve">200</w:t>
+      </w:r>
+      <w:r>
+        <w:t xml:space="preserve">, 107059 (2024).</w:t>
+      </w:r>
+    </w:p>
+    <w:bookmarkEnd w:id="64"/>
+    <w:bookmarkStart w:id="66" w:name="ref-Manning2002"/>
+    <w:p>
+      <w:pPr>
+        <w:pStyle w:val="Bibliography"/>
+      </w:pPr>
+      <w:r>
+        <w:t xml:space="preserve">2.</w:t>
+      </w:r>
+      <w:r>
+        <w:t xml:space="preserve"> </w:t>
+      </w:r>
+      <w:r>
+        <w:t xml:space="preserve">	</w:t>
+      </w:r>
+      <w:r>
+        <w:t xml:space="preserve">Manning, G., Whyte, D. B., Martinez, R., Hunter, T. &amp; Sudarsanam, S.</w:t>
+      </w:r>
+      <w:r>
+        <w:t xml:space="preserve"> </w:t>
+      </w:r>
+      <w:hyperlink r:id="rId65">
+        <w:r>
+          <w:rPr>
+            <w:rStyle w:val="Hyperlink"/>
+          </w:rPr>
+          <w:t xml:space="preserve">The protein kinase complement of the human genome</w:t>
+        </w:r>
+      </w:hyperlink>
+      <w:r>
+        <w:t xml:space="preserve">.</w:t>
+      </w:r>
+      <w:r>
+        <w:t xml:space="preserve"> </w:t>
+      </w:r>
+      <w:r>
+        <w:rPr>
+          <w:i/>
+          <w:iCs/>
+        </w:rPr>
+        <w:t xml:space="preserve">Science</w:t>
+      </w:r>
+      <w:r>
+        <w:t xml:space="preserve"> </w:t>
+      </w:r>
+      <w:r>
+        <w:rPr>
+          <w:b/>
+          <w:bCs/>
+        </w:rPr>
+        <w:t xml:space="preserve">298</w:t>
+      </w:r>
+      <w:r>
+        <w:t xml:space="preserve">, 1912–1934 (2002).</w:t>
+      </w:r>
+    </w:p>
+    <w:bookmarkEnd w:id="66"/>
+    <w:bookmarkStart w:id="68" w:name="ref-Bhullar2018"/>
+    <w:p>
+      <w:pPr>
+        <w:pStyle w:val="Bibliography"/>
+      </w:pPr>
+      <w:r>
+        <w:t xml:space="preserve">3.</w:t>
+      </w:r>
+      <w:r>
+        <w:t xml:space="preserve"> </w:t>
+      </w:r>
+      <w:r>
+        <w:t xml:space="preserve">	</w:t>
+      </w:r>
+      <w:r>
+        <w:t xml:space="preserve">Bhullar, K. S.</w:t>
+      </w:r>
+      <w:r>
+        <w:t xml:space="preserve"> </w:t>
+      </w:r>
+      <w:r>
+        <w:rPr>
+          <w:i/>
+          <w:iCs/>
+        </w:rPr>
+        <w:t xml:space="preserve">et al.</w:t>
+      </w:r>
+      <w:r>
+        <w:t xml:space="preserve"> </w:t>
+      </w:r>
+      <w:hyperlink r:id="rId67">
+        <w:r>
+          <w:rPr>
+            <w:rStyle w:val="Hyperlink"/>
+          </w:rPr>
+          <w:t xml:space="preserve">Kinase-targeted cancer therapies: Progress, challenges and future directions</w:t>
+        </w:r>
+      </w:hyperlink>
+      <w:r>
+        <w:t xml:space="preserve">.</w:t>
+      </w:r>
+      <w:r>
+        <w:t xml:space="preserve"> </w:t>
+      </w:r>
+      <w:r>
+        <w:rPr>
+          <w:i/>
+          <w:iCs/>
+        </w:rPr>
+        <w:t xml:space="preserve">Mol. Cancer</w:t>
+      </w:r>
+      <w:r>
+        <w:t xml:space="preserve"> </w:t>
+      </w:r>
+      <w:r>
+        <w:rPr>
+          <w:b/>
+          <w:bCs/>
+        </w:rPr>
+        <w:t xml:space="preserve">17</w:t>
+      </w:r>
+      <w:r>
+        <w:t xml:space="preserve">, 48 (2018).</w:t>
+      </w:r>
+    </w:p>
+    <w:bookmarkEnd w:id="68"/>
+    <w:bookmarkStart w:id="70" w:name="ref-Karaman2008"/>
+    <w:p>
+      <w:pPr>
+        <w:pStyle w:val="Bibliography"/>
+      </w:pPr>
+      <w:r>
+        <w:t xml:space="preserve">4.</w:t>
+      </w:r>
+      <w:r>
+        <w:t xml:space="preserve"> </w:t>
+      </w:r>
+      <w:r>
+        <w:t xml:space="preserve">	</w:t>
+      </w:r>
+      <w:r>
+        <w:t xml:space="preserve">Karaman, M. W., Herrgard, S., Treiber, D. K.,</w:t>
+      </w:r>
+      <w:r>
+        <w:t xml:space="preserve"> </w:t>
+      </w:r>
+      <w:r>
+        <w:rPr>
+          <w:i/>
+          <w:iCs/>
+        </w:rPr>
+        <w:t xml:space="preserve">et al.</w:t>
+      </w:r>
+      <w:r>
+        <w:t xml:space="preserve"> </w:t>
+      </w:r>
+      <w:hyperlink r:id="rId69">
+        <w:r>
+          <w:rPr>
+            <w:rStyle w:val="Hyperlink"/>
+          </w:rPr>
+          <w:t xml:space="preserve">A quantitative analysis of kinase inhibitor selectivity</w:t>
+        </w:r>
+      </w:hyperlink>
+      <w:r>
+        <w:t xml:space="preserve">.</w:t>
       </w:r>
       <w:r>
         <w:t xml:space="preserve"> </w:t>
@@ -15838,31 +16108,473 @@
         <w:t xml:space="preserve"> </w:t>
       </w:r>
       <w:r>
-        <w:t xml:space="preserve">29: 1039–45.</w:t>
-      </w:r>
-      <w:r>
-        <w:t xml:space="preserve"> </w:t>
-      </w:r>
-      <w:hyperlink r:id="rId66">
+        <w:rPr>
+          <w:b/>
+          <w:bCs/>
+        </w:rPr>
+        <w:t xml:space="preserve">26</w:t>
+      </w:r>
+      <w:r>
+        <w:t xml:space="preserve">, 127–132 (2008).</w:t>
+      </w:r>
+    </w:p>
+    <w:bookmarkEnd w:id="70"/>
+    <w:bookmarkStart w:id="72" w:name="ref-Uitdehaag2011"/>
+    <w:p>
+      <w:pPr>
+        <w:pStyle w:val="Bibliography"/>
+      </w:pPr>
+      <w:r>
+        <w:t xml:space="preserve">5.</w:t>
+      </w:r>
+      <w:r>
+        <w:t xml:space="preserve"> </w:t>
+      </w:r>
+      <w:r>
+        <w:t xml:space="preserve">	</w:t>
+      </w:r>
+      <w:r>
+        <w:t xml:space="preserve">Uitdehaag, J. C. M. &amp; Zaman, G. J. R.</w:t>
+      </w:r>
+      <w:r>
+        <w:t xml:space="preserve"> </w:t>
+      </w:r>
+      <w:hyperlink r:id="rId71">
         <w:r>
           <w:rPr>
             <w:rStyle w:val="Hyperlink"/>
           </w:rPr>
-          <w:t xml:space="preserve">https://doi.org/10.1038/nbt.2017</w:t>
+          <w:t xml:space="preserve">A theoretical entropy score as a single value to express inhibitor selectivity</w:t>
         </w:r>
       </w:hyperlink>
       <w:r>
         <w:t xml:space="preserve">.</w:t>
       </w:r>
+      <w:r>
+        <w:t xml:space="preserve"> </w:t>
+      </w:r>
+      <w:r>
+        <w:rPr>
+          <w:i/>
+          <w:iCs/>
+        </w:rPr>
+        <w:t xml:space="preserve">BMC Bioinformatics</w:t>
+      </w:r>
+      <w:r>
+        <w:t xml:space="preserve"> </w:t>
+      </w:r>
+      <w:r>
+        <w:rPr>
+          <w:b/>
+          <w:bCs/>
+        </w:rPr>
+        <w:t xml:space="preserve">12</w:t>
+      </w:r>
+      <w:r>
+        <w:t xml:space="preserve">, 94 (2011).</w:t>
+      </w:r>
     </w:p>
-    <w:bookmarkEnd w:id="71"/>
-    <w:bookmarkStart w:id="72" w:name="ref-Arrow1951"/>
+    <w:bookmarkEnd w:id="72"/>
+    <w:bookmarkStart w:id="74" w:name="ref-Graczyk2010"/>
     <w:p>
       <w:pPr>
         <w:pStyle w:val="Bibliography"/>
       </w:pPr>
       <w:r>
-        <w:t xml:space="preserve">Arrow, Kenneth J. 1951.</w:t>
+        <w:t xml:space="preserve">6.</w:t>
+      </w:r>
+      <w:r>
+        <w:t xml:space="preserve"> </w:t>
+      </w:r>
+      <w:r>
+        <w:t xml:space="preserve">	</w:t>
+      </w:r>
+      <w:r>
+        <w:t xml:space="preserve">Graczyk, P. P.</w:t>
+      </w:r>
+      <w:r>
+        <w:t xml:space="preserve"> </w:t>
+      </w:r>
+      <w:hyperlink r:id="rId73">
+        <w:r>
+          <w:rPr>
+            <w:rStyle w:val="Hyperlink"/>
+          </w:rPr>
+          <w:t xml:space="preserve">Gini coefficient: A new way to express selectivity of kinase inhibitors against a family of kinases</w:t>
+        </w:r>
+      </w:hyperlink>
+      <w:r>
+        <w:t xml:space="preserve">.</w:t>
+      </w:r>
+      <w:r>
+        <w:t xml:space="preserve"> </w:t>
+      </w:r>
+      <w:r>
+        <w:rPr>
+          <w:i/>
+          <w:iCs/>
+        </w:rPr>
+        <w:t xml:space="preserve">J. Med. Chem.</w:t>
+      </w:r>
+      <w:r>
+        <w:t xml:space="preserve"> </w:t>
+      </w:r>
+      <w:r>
+        <w:rPr>
+          <w:b/>
+          <w:bCs/>
+        </w:rPr>
+        <w:t xml:space="preserve">50</w:t>
+      </w:r>
+      <w:r>
+        <w:t xml:space="preserve">, 5773–5779 (2007).</w:t>
+      </w:r>
+    </w:p>
+    <w:bookmarkEnd w:id="74"/>
+    <w:bookmarkStart w:id="75" w:name="ref-Klaeger2017"/>
+    <w:p>
+      <w:pPr>
+        <w:pStyle w:val="Bibliography"/>
+      </w:pPr>
+      <w:r>
+        <w:t xml:space="preserve">7.</w:t>
+      </w:r>
+      <w:r>
+        <w:t xml:space="preserve"> </w:t>
+      </w:r>
+      <w:r>
+        <w:t xml:space="preserve">	</w:t>
+      </w:r>
+      <w:r>
+        <w:t xml:space="preserve">Klaeger, S., Heinzlmeir, S., Wilhelm, M.,</w:t>
+      </w:r>
+      <w:r>
+        <w:t xml:space="preserve"> </w:t>
+      </w:r>
+      <w:r>
+        <w:rPr>
+          <w:i/>
+          <w:iCs/>
+        </w:rPr>
+        <w:t xml:space="preserve">et al.</w:t>
+      </w:r>
+      <w:r>
+        <w:t xml:space="preserve"> </w:t>
+      </w:r>
+      <w:hyperlink r:id="rId56">
+        <w:r>
+          <w:rPr>
+            <w:rStyle w:val="Hyperlink"/>
+          </w:rPr>
+          <w:t xml:space="preserve">The target landscape of clinical kinase drugs</w:t>
+        </w:r>
+      </w:hyperlink>
+      <w:r>
+        <w:t xml:space="preserve">.</w:t>
+      </w:r>
+      <w:r>
+        <w:t xml:space="preserve"> </w:t>
+      </w:r>
+      <w:r>
+        <w:rPr>
+          <w:i/>
+          <w:iCs/>
+        </w:rPr>
+        <w:t xml:space="preserve">Science</w:t>
+      </w:r>
+      <w:r>
+        <w:t xml:space="preserve"> </w:t>
+      </w:r>
+      <w:r>
+        <w:rPr>
+          <w:b/>
+          <w:bCs/>
+        </w:rPr>
+        <w:t xml:space="preserve">358</w:t>
+      </w:r>
+      <w:r>
+        <w:t xml:space="preserve">, eaan4368 (2017).</w:t>
+      </w:r>
+    </w:p>
+    <w:bookmarkEnd w:id="75"/>
+    <w:bookmarkStart w:id="77" w:name="ref-Bosc2017"/>
+    <w:p>
+      <w:pPr>
+        <w:pStyle w:val="Bibliography"/>
+      </w:pPr>
+      <w:r>
+        <w:t xml:space="preserve">8.</w:t>
+      </w:r>
+      <w:r>
+        <w:t xml:space="preserve"> </w:t>
+      </w:r>
+      <w:r>
+        <w:t xml:space="preserve">	</w:t>
+      </w:r>
+      <w:r>
+        <w:t xml:space="preserve">Bosc, N., Meyer, C. &amp; Bonnet, P.</w:t>
+      </w:r>
+      <w:r>
+        <w:t xml:space="preserve"> </w:t>
+      </w:r>
+      <w:hyperlink r:id="rId76">
+        <w:r>
+          <w:rPr>
+            <w:rStyle w:val="Hyperlink"/>
+          </w:rPr>
+          <w:t xml:space="preserve">The use of novel selectivity metrics in kinase research</w:t>
+        </w:r>
+      </w:hyperlink>
+      <w:r>
+        <w:t xml:space="preserve">.</w:t>
+      </w:r>
+      <w:r>
+        <w:t xml:space="preserve"> </w:t>
+      </w:r>
+      <w:r>
+        <w:rPr>
+          <w:i/>
+          <w:iCs/>
+        </w:rPr>
+        <w:t xml:space="preserve">BMC Bioinformatics</w:t>
+      </w:r>
+      <w:r>
+        <w:t xml:space="preserve"> </w:t>
+      </w:r>
+      <w:r>
+        <w:rPr>
+          <w:b/>
+          <w:bCs/>
+        </w:rPr>
+        <w:t xml:space="preserve">18</w:t>
+      </w:r>
+      <w:r>
+        <w:t xml:space="preserve">, 17 (2017).</w:t>
+      </w:r>
+    </w:p>
+    <w:bookmarkEnd w:id="77"/>
+    <w:bookmarkStart w:id="79" w:name="ref-KInhibition2018"/>
+    <w:p>
+      <w:pPr>
+        <w:pStyle w:val="Bibliography"/>
+      </w:pPr>
+      <w:r>
+        <w:t xml:space="preserve">9.</w:t>
+      </w:r>
+      <w:r>
+        <w:t xml:space="preserve"> </w:t>
+      </w:r>
+      <w:r>
+        <w:t xml:space="preserve">	</w:t>
+      </w:r>
+      <w:r>
+        <w:t xml:space="preserve">Bello, T. &amp; Gujral, T. S.</w:t>
+      </w:r>
+      <w:r>
+        <w:t xml:space="preserve"> </w:t>
+      </w:r>
+      <w:hyperlink r:id="rId78">
+        <w:r>
+          <w:rPr>
+            <w:rStyle w:val="Hyperlink"/>
+          </w:rPr>
+          <w:t xml:space="preserve">KInhibition</w:t>
+        </w:r>
+        <w:r>
+          <w:rPr>
+            <w:rStyle w:val="Hyperlink"/>
+          </w:rPr>
+          <w:t xml:space="preserve">: A kinase inhibitor selection portal</w:t>
+        </w:r>
+      </w:hyperlink>
+      <w:r>
+        <w:t xml:space="preserve">.</w:t>
+      </w:r>
+      <w:r>
+        <w:t xml:space="preserve"> </w:t>
+      </w:r>
+      <w:r>
+        <w:rPr>
+          <w:i/>
+          <w:iCs/>
+        </w:rPr>
+        <w:t xml:space="preserve">iScience</w:t>
+      </w:r>
+      <w:r>
+        <w:t xml:space="preserve"> </w:t>
+      </w:r>
+      <w:r>
+        <w:rPr>
+          <w:b/>
+          <w:bCs/>
+        </w:rPr>
+        <w:t xml:space="preserve">8</w:t>
+      </w:r>
+      <w:r>
+        <w:t xml:space="preserve">, 49–53 (2018).</w:t>
+      </w:r>
+    </w:p>
+    <w:bookmarkEnd w:id="79"/>
+    <w:bookmarkStart w:id="81" w:name="ref-Shannon1948"/>
+    <w:p>
+      <w:pPr>
+        <w:pStyle w:val="Bibliography"/>
+      </w:pPr>
+      <w:r>
+        <w:t xml:space="preserve">10.</w:t>
+      </w:r>
+      <w:r>
+        <w:t xml:space="preserve"> </w:t>
+      </w:r>
+      <w:r>
+        <w:t xml:space="preserve">	</w:t>
+      </w:r>
+      <w:r>
+        <w:t xml:space="preserve">Shannon, C. E.</w:t>
+      </w:r>
+      <w:r>
+        <w:t xml:space="preserve"> </w:t>
+      </w:r>
+      <w:hyperlink r:id="rId80">
+        <w:r>
+          <w:rPr>
+            <w:rStyle w:val="Hyperlink"/>
+          </w:rPr>
+          <w:t xml:space="preserve">A mathematical theory of communication</w:t>
+        </w:r>
+      </w:hyperlink>
+      <w:r>
+        <w:t xml:space="preserve">.</w:t>
+      </w:r>
+      <w:r>
+        <w:t xml:space="preserve"> </w:t>
+      </w:r>
+      <w:r>
+        <w:rPr>
+          <w:i/>
+          <w:iCs/>
+        </w:rPr>
+        <w:t xml:space="preserve">Bell Syst. Tech. J.</w:t>
+      </w:r>
+      <w:r>
+        <w:t xml:space="preserve"> </w:t>
+      </w:r>
+      <w:r>
+        <w:rPr>
+          <w:b/>
+          <w:bCs/>
+        </w:rPr>
+        <w:t xml:space="preserve">27</w:t>
+      </w:r>
+      <w:r>
+        <w:t xml:space="preserve">, 379–423 (1948).</w:t>
+      </w:r>
+    </w:p>
+    <w:bookmarkEnd w:id="81"/>
+    <w:bookmarkStart w:id="83" w:name="ref-Bajorath2018"/>
+    <w:p>
+      <w:pPr>
+        <w:pStyle w:val="Bibliography"/>
+      </w:pPr>
+      <w:r>
+        <w:t xml:space="preserve">11.</w:t>
+      </w:r>
+      <w:r>
+        <w:t xml:space="preserve"> </w:t>
+      </w:r>
+      <w:r>
+        <w:t xml:space="preserve">	</w:t>
+      </w:r>
+      <w:r>
+        <w:t xml:space="preserve">Miljkovic, F. &amp; Bajorath, J.</w:t>
+      </w:r>
+      <w:r>
+        <w:t xml:space="preserve"> </w:t>
+      </w:r>
+      <w:hyperlink r:id="rId82">
+        <w:r>
+          <w:rPr>
+            <w:rStyle w:val="Hyperlink"/>
+          </w:rPr>
+          <w:t xml:space="preserve">Reconciling selectivity trends from a comprehensive kinase inhibitor profiling campaign with known activity data</w:t>
+        </w:r>
+      </w:hyperlink>
+      <w:r>
+        <w:t xml:space="preserve">.</w:t>
+      </w:r>
+      <w:r>
+        <w:t xml:space="preserve"> </w:t>
+      </w:r>
+      <w:r>
+        <w:rPr>
+          <w:i/>
+          <w:iCs/>
+        </w:rPr>
+        <w:t xml:space="preserve">ACS Omega</w:t>
+      </w:r>
+      <w:r>
+        <w:t xml:space="preserve"> </w:t>
+      </w:r>
+      <w:r>
+        <w:rPr>
+          <w:b/>
+          <w:bCs/>
+        </w:rPr>
+        <w:t xml:space="preserve">3</w:t>
+      </w:r>
+      <w:r>
+        <w:t xml:space="preserve">, 17196–17206 (2018).</w:t>
+      </w:r>
+    </w:p>
+    <w:bookmarkEnd w:id="83"/>
+    <w:bookmarkStart w:id="84" w:name="ref-Khinchin1957"/>
+    <w:p>
+      <w:pPr>
+        <w:pStyle w:val="Bibliography"/>
+      </w:pPr>
+      <w:r>
+        <w:t xml:space="preserve">12.</w:t>
+      </w:r>
+      <w:r>
+        <w:t xml:space="preserve"> </w:t>
+      </w:r>
+      <w:r>
+        <w:t xml:space="preserve">	</w:t>
+      </w:r>
+      <w:r>
+        <w:t xml:space="preserve">Khinchin, A. Ya.</w:t>
+      </w:r>
+      <w:r>
+        <w:t xml:space="preserve"> </w:t>
+      </w:r>
+      <w:r>
+        <w:rPr>
+          <w:i/>
+          <w:iCs/>
+        </w:rPr>
+        <w:t xml:space="preserve">Mathematical Foundations of Information Theory</w:t>
+      </w:r>
+      <w:r>
+        <w:t xml:space="preserve">. (Dover, New York, 1957).</w:t>
+      </w:r>
+    </w:p>
+    <w:bookmarkEnd w:id="84"/>
+    <w:bookmarkStart w:id="85" w:name="ref-Arrow1951"/>
+    <w:p>
+      <w:pPr>
+        <w:pStyle w:val="Bibliography"/>
+      </w:pPr>
+      <w:r>
+        <w:t xml:space="preserve">13.</w:t>
+      </w:r>
+      <w:r>
+        <w:t xml:space="preserve"> </w:t>
+      </w:r>
+      <w:r>
+        <w:t xml:space="preserve">	</w:t>
+      </w:r>
+      <w:r>
+        <w:t xml:space="preserve">Arrow, K. J.</w:t>
       </w:r>
       <w:r>
         <w:t xml:space="preserve"> </w:t>
@@ -15875,29 +16587,40 @@
         <w:t xml:space="preserve">Social Choice and Individual Values</w:t>
       </w:r>
       <w:r>
-        <w:t xml:space="preserve">. Wiley.</w:t>
+        <w:t xml:space="preserve">. (Wiley, New York, 1951).</w:t>
       </w:r>
     </w:p>
-    <w:bookmarkEnd w:id="72"/>
-    <w:bookmarkStart w:id="74" w:name="ref-KInhibition2018"/>
+    <w:bookmarkEnd w:id="85"/>
+    <w:bookmarkStart w:id="87" w:name="ref-Singleton2022"/>
     <w:p>
       <w:pPr>
         <w:pStyle w:val="Bibliography"/>
       </w:pPr>
       <w:r>
-        <w:t xml:space="preserve">Bello, Thomas, and Taranjit S. Gujral. 2018.</w:t>
-      </w:r>
-      <w:r>
-        <w:t xml:space="preserve"> </w:t>
-      </w:r>
-      <w:r>
-        <w:t xml:space="preserve">“</w:t>
-      </w:r>
-      <w:r>
-        <w:t xml:space="preserve">KInhibition</w:t>
-      </w:r>
-      <w:r>
-        <w:t xml:space="preserve">: A Kinase Inhibitor Selection Portal.”</w:t>
+        <w:t xml:space="preserve">14.</w:t>
+      </w:r>
+      <w:r>
+        <w:t xml:space="preserve"> </w:t>
+      </w:r>
+      <w:r>
+        <w:t xml:space="preserve">	</w:t>
+      </w:r>
+      <w:r>
+        <w:t xml:space="preserve">Singleton, J. &amp; Booth, R.</w:t>
+      </w:r>
+      <w:r>
+        <w:t xml:space="preserve"> </w:t>
+      </w:r>
+      <w:hyperlink r:id="rId86">
+        <w:r>
+          <w:rPr>
+            <w:rStyle w:val="Hyperlink"/>
+          </w:rPr>
+          <w:t xml:space="preserve">Towards an axiomatic approach to truth discovery</w:t>
+        </w:r>
+      </w:hyperlink>
+      <w:r>
+        <w:t xml:space="preserve">.</w:t>
       </w:r>
       <w:r>
         <w:t xml:space="preserve"> </w:t>
@@ -15907,138 +16630,63 @@
           <w:i/>
           <w:iCs/>
         </w:rPr>
-        <w:t xml:space="preserve">iScience</w:t>
-      </w:r>
-      <w:r>
-        <w:t xml:space="preserve"> </w:t>
-      </w:r>
-      <w:r>
-        <w:t xml:space="preserve">8: 49–53.</w:t>
-      </w:r>
-      <w:r>
-        <w:t xml:space="preserve"> </w:t>
-      </w:r>
-      <w:hyperlink r:id="rId73">
+        <w:t xml:space="preserve">Auton. Agents Multi-Agent Syst.</w:t>
+      </w:r>
+      <w:r>
+        <w:t xml:space="preserve"> </w:t>
+      </w:r>
+      <w:r>
+        <w:rPr>
+          <w:b/>
+          <w:bCs/>
+        </w:rPr>
+        <w:t xml:space="preserve">36</w:t>
+      </w:r>
+      <w:r>
+        <w:t xml:space="preserve">, 43 (2022).</w:t>
+      </w:r>
+    </w:p>
+    <w:bookmarkEnd w:id="87"/>
+    <w:bookmarkStart w:id="89" w:name="ref-Davis2011"/>
+    <w:p>
+      <w:pPr>
+        <w:pStyle w:val="Bibliography"/>
+      </w:pPr>
+      <w:r>
+        <w:t xml:space="preserve">15.</w:t>
+      </w:r>
+      <w:r>
+        <w:t xml:space="preserve"> </w:t>
+      </w:r>
+      <w:r>
+        <w:t xml:space="preserve">	</w:t>
+      </w:r>
+      <w:r>
+        <w:t xml:space="preserve">Davis, M. I., Hunt, J. P., Herrgard, S.,</w:t>
+      </w:r>
+      <w:r>
+        <w:t xml:space="preserve"> </w:t>
+      </w:r>
+      <w:r>
+        <w:rPr>
+          <w:i/>
+          <w:iCs/>
+        </w:rPr>
+        <w:t xml:space="preserve">et al.</w:t>
+      </w:r>
+      <w:r>
+        <w:t xml:space="preserve"> </w:t>
+      </w:r>
+      <w:hyperlink r:id="rId88">
         <w:r>
           <w:rPr>
             <w:rStyle w:val="Hyperlink"/>
           </w:rPr>
-          <w:t xml:space="preserve">https://doi.org/10.1016/j.isci.2018.09.009</w:t>
+          <w:t xml:space="preserve">Comprehensive analysis of kinase inhibitor selectivity</w:t>
         </w:r>
       </w:hyperlink>
       <w:r>
         <w:t xml:space="preserve">.</w:t>
-      </w:r>
-    </w:p>
-    <w:bookmarkEnd w:id="74"/>
-    <w:bookmarkStart w:id="76" w:name="ref-Bhullar2018"/>
-    <w:p>
-      <w:pPr>
-        <w:pStyle w:val="Bibliography"/>
-      </w:pPr>
-      <w:r>
-        <w:t xml:space="preserve">Bhullar, Khushwant S., Naiara Orrego Lagarón, Eileen M. McGowan, et al. 2018.</w:t>
-      </w:r>
-      <w:r>
-        <w:t xml:space="preserve"> </w:t>
-      </w:r>
-      <w:r>
-        <w:t xml:space="preserve">“Kinase-Targeted Cancer Therapies: Progress, Challenges and Future Directions.”</w:t>
-      </w:r>
-      <w:r>
-        <w:t xml:space="preserve"> </w:t>
-      </w:r>
-      <w:r>
-        <w:rPr>
-          <w:i/>
-          <w:iCs/>
-        </w:rPr>
-        <w:t xml:space="preserve">Mol. Cancer</w:t>
-      </w:r>
-      <w:r>
-        <w:t xml:space="preserve"> </w:t>
-      </w:r>
-      <w:r>
-        <w:t xml:space="preserve">17: 48.</w:t>
-      </w:r>
-      <w:r>
-        <w:t xml:space="preserve"> </w:t>
-      </w:r>
-      <w:hyperlink r:id="rId75">
-        <w:r>
-          <w:rPr>
-            <w:rStyle w:val="Hyperlink"/>
-          </w:rPr>
-          <w:t xml:space="preserve">https://doi.org/10.1186/s12943-018-0804-2</w:t>
-        </w:r>
-      </w:hyperlink>
-      <w:r>
-        <w:t xml:space="preserve">.</w:t>
-      </w:r>
-    </w:p>
-    <w:bookmarkEnd w:id="76"/>
-    <w:bookmarkStart w:id="78" w:name="ref-Bosc2017"/>
-    <w:p>
-      <w:pPr>
-        <w:pStyle w:val="Bibliography"/>
-      </w:pPr>
-      <w:r>
-        <w:t xml:space="preserve">Bosc, Nicolas, Christophe Meyer, and Pascal Bonnet. 2017.</w:t>
-      </w:r>
-      <w:r>
-        <w:t xml:space="preserve"> </w:t>
-      </w:r>
-      <w:r>
-        <w:t xml:space="preserve">“The Use of Novel Selectivity Metrics in Kinase Research.”</w:t>
-      </w:r>
-      <w:r>
-        <w:t xml:space="preserve"> </w:t>
-      </w:r>
-      <w:r>
-        <w:rPr>
-          <w:i/>
-          <w:iCs/>
-        </w:rPr>
-        <w:t xml:space="preserve">BMC Bioinformatics</w:t>
-      </w:r>
-      <w:r>
-        <w:t xml:space="preserve"> </w:t>
-      </w:r>
-      <w:r>
-        <w:t xml:space="preserve">18: 17.</w:t>
-      </w:r>
-      <w:r>
-        <w:t xml:space="preserve"> </w:t>
-      </w:r>
-      <w:hyperlink r:id="rId77">
-        <w:r>
-          <w:rPr>
-            <w:rStyle w:val="Hyperlink"/>
-          </w:rPr>
-          <w:t xml:space="preserve">https://doi.org/10.1186/s12859-016-1413-y</w:t>
-        </w:r>
-      </w:hyperlink>
-      <w:r>
-        <w:t xml:space="preserve">.</w:t>
-      </w:r>
-    </w:p>
-    <w:bookmarkEnd w:id="78"/>
-    <w:bookmarkStart w:id="80" w:name="ref-Davis2011"/>
-    <w:p>
-      <w:pPr>
-        <w:pStyle w:val="Bibliography"/>
-      </w:pPr>
-      <w:r>
-        <w:t xml:space="preserve">Davis, Mindy I., Jeremy P. Hunt, Sanna Herrgard, et al.</w:t>
-      </w:r>
-      <w:r>
-        <w:t xml:space="preserve"> 2011.</w:t>
-      </w:r>
-      <w:r>
-        <w:t xml:space="preserve"> </w:t>
-      </w:r>
-      <w:r>
-        <w:t xml:space="preserve">“Comprehensive Analysis of Kinase Inhibitor Selectivity.”</w:t>
       </w:r>
       <w:r>
         <w:t xml:space="preserve"> </w:t>
@@ -16054,37 +16702,241 @@
         <w:t xml:space="preserve"> </w:t>
       </w:r>
       <w:r>
-        <w:t xml:space="preserve">29: 1046–51.</w:t>
-      </w:r>
-      <w:r>
-        <w:t xml:space="preserve"> </w:t>
-      </w:r>
-      <w:hyperlink r:id="rId79">
+        <w:rPr>
+          <w:b/>
+          <w:bCs/>
+        </w:rPr>
+        <w:t xml:space="preserve">29</w:t>
+      </w:r>
+      <w:r>
+        <w:t xml:space="preserve">, 1046–1051 (2011).</w:t>
+      </w:r>
+    </w:p>
+    <w:bookmarkEnd w:id="89"/>
+    <w:bookmarkStart w:id="91" w:name="ref-DeepDTA"/>
+    <w:p>
+      <w:pPr>
+        <w:pStyle w:val="Bibliography"/>
+      </w:pPr>
+      <w:r>
+        <w:t xml:space="preserve">16.</w:t>
+      </w:r>
+      <w:r>
+        <w:t xml:space="preserve"> </w:t>
+      </w:r>
+      <w:r>
+        <w:t xml:space="preserve">	</w:t>
+      </w:r>
+      <w:r>
+        <w:t xml:space="preserve">Öztürk, H., Özgür, A. &amp; Ozkirimli, E.</w:t>
+      </w:r>
+      <w:r>
+        <w:t xml:space="preserve"> </w:t>
+      </w:r>
+      <w:hyperlink r:id="rId90">
         <w:r>
           <w:rPr>
             <w:rStyle w:val="Hyperlink"/>
           </w:rPr>
-          <w:t xml:space="preserve">https://doi.org/10.1038/nbt.1990</w:t>
+          <w:t xml:space="preserve">DeepDTA</w:t>
+        </w:r>
+        <w:r>
+          <w:rPr>
+            <w:rStyle w:val="Hyperlink"/>
+          </w:rPr>
+          <w:t xml:space="preserve">: Deep drug–target binding affinity prediction</w:t>
         </w:r>
       </w:hyperlink>
       <w:r>
         <w:t xml:space="preserve">.</w:t>
       </w:r>
+      <w:r>
+        <w:t xml:space="preserve"> </w:t>
+      </w:r>
+      <w:r>
+        <w:rPr>
+          <w:i/>
+          <w:iCs/>
+        </w:rPr>
+        <w:t xml:space="preserve">Bioinformatics</w:t>
+      </w:r>
+      <w:r>
+        <w:t xml:space="preserve"> </w:t>
+      </w:r>
+      <w:r>
+        <w:rPr>
+          <w:b/>
+          <w:bCs/>
+        </w:rPr>
+        <w:t xml:space="preserve">34</w:t>
+      </w:r>
+      <w:r>
+        <w:t xml:space="preserve">, i821–i829 (2018).</w:t>
+      </w:r>
     </w:p>
-    <w:bookmarkEnd w:id="80"/>
-    <w:bookmarkStart w:id="82" w:name="ref-Gao2013"/>
+    <w:bookmarkEnd w:id="91"/>
+    <w:bookmarkStart w:id="92" w:name="ref-Anastassiadis2011"/>
     <w:p>
       <w:pPr>
         <w:pStyle w:val="Bibliography"/>
       </w:pPr>
       <w:r>
-        <w:t xml:space="preserve">Gao, Yinghong, Stephen P. Davies, Martin Augustin, et al. 2013.</w:t>
-      </w:r>
-      <w:r>
-        <w:t xml:space="preserve"> </w:t>
-      </w:r>
-      <w:r>
-        <w:t xml:space="preserve">“A Broad Activity Screen in Support of a Chemogenomic Map for Kinase Signalling Research and Drug Discovery.”</w:t>
+        <w:t xml:space="preserve">17.</w:t>
+      </w:r>
+      <w:r>
+        <w:t xml:space="preserve"> </w:t>
+      </w:r>
+      <w:r>
+        <w:t xml:space="preserve">	</w:t>
+      </w:r>
+      <w:r>
+        <w:t xml:space="preserve">Anastassiadis, T., Deacon, S. W., Devarajan, K., Ma, H. &amp; Peterson, J. R.</w:t>
+      </w:r>
+      <w:r>
+        <w:t xml:space="preserve"> </w:t>
+      </w:r>
+      <w:hyperlink r:id="rId57">
+        <w:r>
+          <w:rPr>
+            <w:rStyle w:val="Hyperlink"/>
+          </w:rPr>
+          <w:t xml:space="preserve">Comprehensive assay of kinase catalytic activity reveals features of kinase inhibitor selectivity</w:t>
+        </w:r>
+      </w:hyperlink>
+      <w:r>
+        <w:t xml:space="preserve">.</w:t>
+      </w:r>
+      <w:r>
+        <w:t xml:space="preserve"> </w:t>
+      </w:r>
+      <w:r>
+        <w:rPr>
+          <w:i/>
+          <w:iCs/>
+        </w:rPr>
+        <w:t xml:space="preserve">Nat. Biotechnol.</w:t>
+      </w:r>
+      <w:r>
+        <w:t xml:space="preserve"> </w:t>
+      </w:r>
+      <w:r>
+        <w:rPr>
+          <w:b/>
+          <w:bCs/>
+        </w:rPr>
+        <w:t xml:space="preserve">29</w:t>
+      </w:r>
+      <w:r>
+        <w:t xml:space="preserve">, 1039–1045 (2011).</w:t>
+      </w:r>
+    </w:p>
+    <w:bookmarkEnd w:id="92"/>
+    <w:bookmarkStart w:id="93" w:name="ref-Metz2011"/>
+    <w:p>
+      <w:pPr>
+        <w:pStyle w:val="Bibliography"/>
+      </w:pPr>
+      <w:r>
+        <w:t xml:space="preserve">18.</w:t>
+      </w:r>
+      <w:r>
+        <w:t xml:space="preserve"> </w:t>
+      </w:r>
+      <w:r>
+        <w:t xml:space="preserve">	</w:t>
+      </w:r>
+      <w:r>
+        <w:t xml:space="preserve">Metz, J. T.</w:t>
+      </w:r>
+      <w:r>
+        <w:t xml:space="preserve"> </w:t>
+      </w:r>
+      <w:r>
+        <w:rPr>
+          <w:i/>
+          <w:iCs/>
+        </w:rPr>
+        <w:t xml:space="preserve">et al.</w:t>
+      </w:r>
+      <w:r>
+        <w:t xml:space="preserve"> </w:t>
+      </w:r>
+      <w:hyperlink r:id="rId58">
+        <w:r>
+          <w:rPr>
+            <w:rStyle w:val="Hyperlink"/>
+          </w:rPr>
+          <w:t xml:space="preserve">Navigating the kinome</w:t>
+        </w:r>
+      </w:hyperlink>
+      <w:r>
+        <w:t xml:space="preserve">.</w:t>
+      </w:r>
+      <w:r>
+        <w:t xml:space="preserve"> </w:t>
+      </w:r>
+      <w:r>
+        <w:rPr>
+          <w:i/>
+          <w:iCs/>
+        </w:rPr>
+        <w:t xml:space="preserve">Nat. Chem. Biol.</w:t>
+      </w:r>
+      <w:r>
+        <w:t xml:space="preserve"> </w:t>
+      </w:r>
+      <w:r>
+        <w:rPr>
+          <w:b/>
+          <w:bCs/>
+        </w:rPr>
+        <w:t xml:space="preserve">7</w:t>
+      </w:r>
+      <w:r>
+        <w:t xml:space="preserve">, 200–202 (2011).</w:t>
+      </w:r>
+    </w:p>
+    <w:bookmarkEnd w:id="93"/>
+    <w:bookmarkStart w:id="95" w:name="ref-Gao2013"/>
+    <w:p>
+      <w:pPr>
+        <w:pStyle w:val="Bibliography"/>
+      </w:pPr>
+      <w:r>
+        <w:t xml:space="preserve">19.</w:t>
+      </w:r>
+      <w:r>
+        <w:t xml:space="preserve"> </w:t>
+      </w:r>
+      <w:r>
+        <w:t xml:space="preserve">	</w:t>
+      </w:r>
+      <w:r>
+        <w:t xml:space="preserve">Gao, Y.</w:t>
+      </w:r>
+      <w:r>
+        <w:t xml:space="preserve"> </w:t>
+      </w:r>
+      <w:r>
+        <w:rPr>
+          <w:i/>
+          <w:iCs/>
+        </w:rPr>
+        <w:t xml:space="preserve">et al.</w:t>
+      </w:r>
+      <w:r>
+        <w:t xml:space="preserve"> </w:t>
+      </w:r>
+      <w:hyperlink r:id="rId94">
+        <w:r>
+          <w:rPr>
+            <w:rStyle w:val="Hyperlink"/>
+          </w:rPr>
+          <w:t xml:space="preserve">A broad activity screen in support of a chemogenomic map for kinase signalling research and drug discovery</w:t>
+        </w:r>
+      </w:hyperlink>
+      <w:r>
+        <w:t xml:space="preserve">.</w:t>
       </w:r>
       <w:r>
         <w:t xml:space="preserve"> </w:t>
@@ -16100,37 +16952,99 @@
         <w:t xml:space="preserve"> </w:t>
       </w:r>
       <w:r>
-        <w:t xml:space="preserve">451: 313–28.</w:t>
-      </w:r>
-      <w:r>
-        <w:t xml:space="preserve"> </w:t>
-      </w:r>
-      <w:hyperlink r:id="rId81">
+        <w:rPr>
+          <w:b/>
+          <w:bCs/>
+        </w:rPr>
+        <w:t xml:space="preserve">451</w:t>
+      </w:r>
+      <w:r>
+        <w:t xml:space="preserve">, 313–328 (2013).</w:t>
+      </w:r>
+    </w:p>
+    <w:bookmarkEnd w:id="95"/>
+    <w:bookmarkStart w:id="97" w:name="ref-Patricelli2011"/>
+    <w:p>
+      <w:pPr>
+        <w:pStyle w:val="Bibliography"/>
+      </w:pPr>
+      <w:r>
+        <w:t xml:space="preserve">20.</w:t>
+      </w:r>
+      <w:r>
+        <w:t xml:space="preserve"> </w:t>
+      </w:r>
+      <w:r>
+        <w:t xml:space="preserve">	</w:t>
+      </w:r>
+      <w:r>
+        <w:t xml:space="preserve">Patricelli, M. P.</w:t>
+      </w:r>
+      <w:r>
+        <w:t xml:space="preserve"> </w:t>
+      </w:r>
+      <w:r>
+        <w:rPr>
+          <w:i/>
+          <w:iCs/>
+        </w:rPr>
+        <w:t xml:space="preserve">et al.</w:t>
+      </w:r>
+      <w:r>
+        <w:t xml:space="preserve"> </w:t>
+      </w:r>
+      <w:hyperlink r:id="rId96">
         <w:r>
           <w:rPr>
             <w:rStyle w:val="Hyperlink"/>
           </w:rPr>
-          <w:t xml:space="preserve">https://doi.org/10.1042/BJ20121418</w:t>
+          <w:t xml:space="preserve">In situ kinase profiling reveals functionally relevant properties of native kinases</w:t>
         </w:r>
       </w:hyperlink>
       <w:r>
         <w:t xml:space="preserve">.</w:t>
       </w:r>
+      <w:r>
+        <w:t xml:space="preserve"> </w:t>
+      </w:r>
+      <w:r>
+        <w:rPr>
+          <w:i/>
+          <w:iCs/>
+        </w:rPr>
+        <w:t xml:space="preserve">Chem. Biol.</w:t>
+      </w:r>
+      <w:r>
+        <w:t xml:space="preserve"> </w:t>
+      </w:r>
+      <w:r>
+        <w:rPr>
+          <w:b/>
+          <w:bCs/>
+        </w:rPr>
+        <w:t xml:space="preserve">18</w:t>
+      </w:r>
+      <w:r>
+        <w:t xml:space="preserve">, 699–710 (2011).</w:t>
+      </w:r>
     </w:p>
-    <w:bookmarkEnd w:id="82"/>
-    <w:bookmarkStart w:id="84" w:name="ref-Graczyk2010"/>
+    <w:bookmarkEnd w:id="97"/>
+    <w:bookmarkStart w:id="99" w:name="ref-NumPy"/>
     <w:p>
       <w:pPr>
         <w:pStyle w:val="Bibliography"/>
       </w:pPr>
       <w:r>
-        <w:t xml:space="preserve">Graczyk, Piotr P. 2007.</w:t>
-      </w:r>
-      <w:r>
-        <w:t xml:space="preserve"> </w:t>
-      </w:r>
-      <w:r>
-        <w:t xml:space="preserve">“Gini Coefficient: A New Way to Express Selectivity of Kinase Inhibitors Against a Family of Kinases.”</w:t>
+        <w:t xml:space="preserve">21.</w:t>
+      </w:r>
+      <w:r>
+        <w:t xml:space="preserve"> </w:t>
+      </w:r>
+      <w:r>
+        <w:t xml:space="preserve">	</w:t>
+      </w:r>
+      <w:r>
+        <w:t xml:space="preserve">Harris, C. R., Millman, K. J., Walt, S. J. van der,</w:t>
       </w:r>
       <w:r>
         <w:t xml:space="preserve"> </w:t>
@@ -16140,55 +17054,33 @@
           <w:i/>
           <w:iCs/>
         </w:rPr>
-        <w:t xml:space="preserve">J. Med. Chem.</w:t>
-      </w:r>
-      <w:r>
-        <w:t xml:space="preserve"> </w:t>
-      </w:r>
-      <w:r>
-        <w:t xml:space="preserve">50: 5773–79.</w:t>
-      </w:r>
-      <w:r>
-        <w:t xml:space="preserve"> </w:t>
-      </w:r>
-      <w:hyperlink r:id="rId83">
+        <w:t xml:space="preserve">et al.</w:t>
+      </w:r>
+      <w:r>
+        <w:t xml:space="preserve"> </w:t>
+      </w:r>
+      <w:hyperlink r:id="rId98">
         <w:r>
           <w:rPr>
             <w:rStyle w:val="Hyperlink"/>
           </w:rPr>
-          <w:t xml:space="preserve">https://doi.org/10.1021/jm070562u</w:t>
+          <w:t xml:space="preserve">Array programming with</w:t>
+        </w:r>
+        <w:r>
+          <w:rPr>
+            <w:rStyle w:val="Hyperlink"/>
+          </w:rPr>
+          <w:t xml:space="preserve"> </w:t>
+        </w:r>
+        <w:r>
+          <w:rPr>
+            <w:rStyle w:val="Hyperlink"/>
+          </w:rPr>
+          <w:t xml:space="preserve">NumPy</w:t>
         </w:r>
       </w:hyperlink>
       <w:r>
         <w:t xml:space="preserve">.</w:t>
-      </w:r>
-    </w:p>
-    <w:bookmarkEnd w:id="84"/>
-    <w:bookmarkStart w:id="86" w:name="ref-NumPy"/>
-    <w:p>
-      <w:pPr>
-        <w:pStyle w:val="Bibliography"/>
-      </w:pPr>
-      <w:r>
-        <w:t xml:space="preserve">Harris, Charles R., K. Jarrod Millman, Stéfan J. van der Walt, et al.</w:t>
-      </w:r>
-      <w:r>
-        <w:t xml:space="preserve"> 2020.</w:t>
-      </w:r>
-      <w:r>
-        <w:t xml:space="preserve"> </w:t>
-      </w:r>
-      <w:r>
-        <w:t xml:space="preserve">“Array Programming with</w:t>
-      </w:r>
-      <w:r>
-        <w:t xml:space="preserve"> </w:t>
-      </w:r>
-      <w:r>
-        <w:t xml:space="preserve">NumPy</w:t>
-      </w:r>
-      <w:r>
-        <w:t xml:space="preserve">.”</w:t>
       </w:r>
       <w:r>
         <w:t xml:space="preserve"> </w:t>
@@ -16204,40 +17096,42 @@
         <w:t xml:space="preserve"> </w:t>
       </w:r>
       <w:r>
-        <w:t xml:space="preserve">585: 357–62.</w:t>
-      </w:r>
-      <w:r>
-        <w:t xml:space="preserve"> </w:t>
-      </w:r>
-      <w:hyperlink r:id="rId85">
-        <w:r>
-          <w:rPr>
-            <w:rStyle w:val="Hyperlink"/>
-          </w:rPr>
-          <w:t xml:space="preserve">https://doi.org/10.1038/s41586-020-2649-2</w:t>
-        </w:r>
-      </w:hyperlink>
-      <w:r>
-        <w:t xml:space="preserve">.</w:t>
+        <w:rPr>
+          <w:b/>
+          <w:bCs/>
+        </w:rPr>
+        <w:t xml:space="preserve">585</w:t>
+      </w:r>
+      <w:r>
+        <w:t xml:space="preserve">, 357–362 (2020).</w:t>
       </w:r>
     </w:p>
-    <w:bookmarkEnd w:id="86"/>
-    <w:bookmarkStart w:id="88" w:name="ref-Karaman2008"/>
+    <w:bookmarkEnd w:id="99"/>
+    <w:bookmarkStart w:id="101" w:name="ref-pandas"/>
     <w:p>
       <w:pPr>
         <w:pStyle w:val="Bibliography"/>
       </w:pPr>
       <w:r>
-        <w:t xml:space="preserve">Karaman, Mazen W., Sanna Herrgard, Daniel K. Treiber, et al.</w:t>
-      </w:r>
-      <w:r>
-        <w:t xml:space="preserve"> 2008.</w:t>
-      </w:r>
-      <w:r>
-        <w:t xml:space="preserve"> </w:t>
-      </w:r>
-      <w:r>
-        <w:t xml:space="preserve">“A Quantitative Analysis of Kinase Inhibitor Selectivity.”</w:t>
+        <w:t xml:space="preserve">22.</w:t>
+      </w:r>
+      <w:r>
+        <w:t xml:space="preserve"> </w:t>
+      </w:r>
+      <w:r>
+        <w:t xml:space="preserve">	</w:t>
+      </w:r>
+      <w:r>
+        <w:t xml:space="preserve">McKinney, W. Data structures for statistical computing in</w:t>
+      </w:r>
+      <w:r>
+        <w:t xml:space="preserve"> </w:t>
+      </w:r>
+      <w:r>
+        <w:t xml:space="preserve">Python</w:t>
+      </w:r>
+      <w:r>
+        <w:t xml:space="preserve">. in</w:t>
       </w:r>
       <w:r>
         <w:t xml:space="preserve"> </w:t>
@@ -16247,383 +17141,20 @@
           <w:i/>
           <w:iCs/>
         </w:rPr>
-        <w:t xml:space="preserve">Nat. Biotechnol.</w:t>
-      </w:r>
-      <w:r>
-        <w:t xml:space="preserve"> </w:t>
-      </w:r>
-      <w:r>
-        <w:t xml:space="preserve">26: 127–32.</w:t>
-      </w:r>
-      <w:r>
-        <w:t xml:space="preserve"> </w:t>
-      </w:r>
-      <w:hyperlink r:id="rId87">
-        <w:r>
-          <w:rPr>
-            <w:rStyle w:val="Hyperlink"/>
-          </w:rPr>
-          <w:t xml:space="preserve">https://doi.org/10.1038/nbt1358</w:t>
-        </w:r>
-      </w:hyperlink>
-      <w:r>
-        <w:t xml:space="preserve">.</w:t>
-      </w:r>
-    </w:p>
-    <w:bookmarkEnd w:id="88"/>
-    <w:bookmarkStart w:id="89" w:name="ref-Khinchin1957"/>
-    <w:p>
-      <w:pPr>
-        <w:pStyle w:val="Bibliography"/>
-      </w:pPr>
-      <w:r>
-        <w:t xml:space="preserve">Khinchin, Aleksandr Ya. 1957.</w:t>
-      </w:r>
-      <w:r>
-        <w:t xml:space="preserve"> </w:t>
-      </w:r>
-      <w:r>
-        <w:rPr>
-          <w:i/>
-          <w:iCs/>
-        </w:rPr>
-        <w:t xml:space="preserve">Mathematical Foundations of Information Theory</w:t>
-      </w:r>
-      <w:r>
-        <w:t xml:space="preserve">. Dover.</w:t>
-      </w:r>
-    </w:p>
-    <w:bookmarkEnd w:id="89"/>
-    <w:bookmarkStart w:id="90" w:name="ref-Klaeger2017"/>
-    <w:p>
-      <w:pPr>
-        <w:pStyle w:val="Bibliography"/>
-      </w:pPr>
-      <w:r>
-        <w:t xml:space="preserve">Klaeger, Susan, Stephanie Heinzlmeir, Mathias Wilhelm, et al.</w:t>
-      </w:r>
-      <w:r>
-        <w:t xml:space="preserve"> 2017.</w:t>
-      </w:r>
-      <w:r>
-        <w:t xml:space="preserve"> </w:t>
-      </w:r>
-      <w:r>
-        <w:t xml:space="preserve">“The Target Landscape of Clinical Kinase Drugs.”</w:t>
-      </w:r>
-      <w:r>
-        <w:t xml:space="preserve"> </w:t>
-      </w:r>
-      <w:r>
-        <w:rPr>
-          <w:i/>
-          <w:iCs/>
-        </w:rPr>
-        <w:t xml:space="preserve">Science</w:t>
-      </w:r>
-      <w:r>
-        <w:t xml:space="preserve"> </w:t>
-      </w:r>
-      <w:r>
-        <w:t xml:space="preserve">358: eaan4368.</w:t>
-      </w:r>
-      <w:r>
-        <w:t xml:space="preserve"> </w:t>
-      </w:r>
-      <w:hyperlink r:id="rId65">
-        <w:r>
-          <w:rPr>
-            <w:rStyle w:val="Hyperlink"/>
-          </w:rPr>
-          <w:t xml:space="preserve">https://doi.org/10.1126/science.aan4368</w:t>
-        </w:r>
-      </w:hyperlink>
-      <w:r>
-        <w:t xml:space="preserve">.</w:t>
-      </w:r>
-    </w:p>
-    <w:bookmarkEnd w:id="90"/>
-    <w:bookmarkStart w:id="92" w:name="ref-Manning2002"/>
-    <w:p>
-      <w:pPr>
-        <w:pStyle w:val="Bibliography"/>
-      </w:pPr>
-      <w:r>
-        <w:t xml:space="preserve">Manning, Gerard, David B. Whyte, Ricardo Martinez, Tony Hunter, and Sucha Sudarsanam. 2002.</w:t>
-      </w:r>
-      <w:r>
-        <w:t xml:space="preserve"> </w:t>
-      </w:r>
-      <w:r>
-        <w:t xml:space="preserve">“The Protein Kinase Complement of the Human Genome.”</w:t>
-      </w:r>
-      <w:r>
-        <w:t xml:space="preserve"> </w:t>
-      </w:r>
-      <w:r>
-        <w:rPr>
-          <w:i/>
-          <w:iCs/>
-        </w:rPr>
-        <w:t xml:space="preserve">Science</w:t>
-      </w:r>
-      <w:r>
-        <w:t xml:space="preserve"> </w:t>
-      </w:r>
-      <w:r>
-        <w:t xml:space="preserve">298: 1912–34.</w:t>
-      </w:r>
-      <w:r>
-        <w:t xml:space="preserve"> </w:t>
-      </w:r>
-      <w:hyperlink r:id="rId91">
-        <w:r>
-          <w:rPr>
-            <w:rStyle w:val="Hyperlink"/>
-          </w:rPr>
-          <w:t xml:space="preserve">https://doi.org/10.1126/science.1075762</w:t>
-        </w:r>
-      </w:hyperlink>
-      <w:r>
-        <w:t xml:space="preserve">.</w:t>
-      </w:r>
-    </w:p>
-    <w:bookmarkEnd w:id="92"/>
-    <w:bookmarkStart w:id="94" w:name="ref-pandas"/>
-    <w:p>
-      <w:pPr>
-        <w:pStyle w:val="Bibliography"/>
-      </w:pPr>
-      <w:r>
-        <w:t xml:space="preserve">McKinney, Wes. 2010.</w:t>
-      </w:r>
-      <w:r>
-        <w:t xml:space="preserve"> </w:t>
-      </w:r>
-      <w:r>
-        <w:t xml:space="preserve">“Data Structures for Statistical Computing in</w:t>
-      </w:r>
-      <w:r>
-        <w:t xml:space="preserve"> </w:t>
-      </w:r>
-      <w:r>
-        <w:t xml:space="preserve">Python</w:t>
-      </w:r>
-      <w:r>
-        <w:t xml:space="preserve">.”</w:t>
-      </w:r>
-      <w:r>
-        <w:t xml:space="preserve"> </w:t>
-      </w:r>
-      <w:r>
-        <w:rPr>
-          <w:i/>
-          <w:iCs/>
-        </w:rPr>
-        <w:t xml:space="preserve">Proceedings of the 9th Python in Science Conference</w:t>
-      </w:r>
-      <w:r>
-        <w:t xml:space="preserve">, 56–61.</w:t>
-      </w:r>
-      <w:r>
-        <w:t xml:space="preserve"> </w:t>
-      </w:r>
-      <w:hyperlink r:id="rId93">
-        <w:r>
-          <w:rPr>
-            <w:rStyle w:val="Hyperlink"/>
-          </w:rPr>
-          <w:t xml:space="preserve">https://doi.org/10.25080/Majora-92bf1922-00a</w:t>
-        </w:r>
-      </w:hyperlink>
-      <w:r>
-        <w:t xml:space="preserve">.</w:t>
-      </w:r>
-    </w:p>
-    <w:bookmarkEnd w:id="94"/>
-    <w:bookmarkStart w:id="95" w:name="ref-Metz2011"/>
-    <w:p>
-      <w:pPr>
-        <w:pStyle w:val="Bibliography"/>
-      </w:pPr>
-      <w:r>
-        <w:t xml:space="preserve">Metz, James T., Eric F. Johnson, Niru B. Soni, Philip J. Merta, Lemma Kifle, and Philip J. Hajduk. 2011.</w:t>
-      </w:r>
-      <w:r>
-        <w:t xml:space="preserve"> </w:t>
-      </w:r>
-      <w:r>
-        <w:t xml:space="preserve">“Navigating the Kinome.”</w:t>
-      </w:r>
-      <w:r>
-        <w:t xml:space="preserve"> </w:t>
-      </w:r>
-      <w:r>
-        <w:rPr>
-          <w:i/>
-          <w:iCs/>
-        </w:rPr>
-        <w:t xml:space="preserve">Nat. Chem. Biol.</w:t>
-      </w:r>
-      <w:r>
-        <w:t xml:space="preserve"> </w:t>
-      </w:r>
-      <w:r>
-        <w:t xml:space="preserve">7: 200–202.</w:t>
-      </w:r>
-      <w:r>
-        <w:t xml:space="preserve"> </w:t>
-      </w:r>
-      <w:hyperlink r:id="rId67">
-        <w:r>
-          <w:rPr>
-            <w:rStyle w:val="Hyperlink"/>
-          </w:rPr>
-          <w:t xml:space="preserve">https://doi.org/10.1038/nchembio.530</w:t>
-        </w:r>
-      </w:hyperlink>
-      <w:r>
-        <w:t xml:space="preserve">.</w:t>
-      </w:r>
-    </w:p>
-    <w:bookmarkEnd w:id="95"/>
-    <w:bookmarkStart w:id="97" w:name="ref-Bajorath2018"/>
-    <w:p>
-      <w:pPr>
-        <w:pStyle w:val="Bibliography"/>
-      </w:pPr>
-      <w:r>
-        <w:t xml:space="preserve">Miljkovic, Filip, and Jürgen Bajorath. 2018.</w:t>
-      </w:r>
-      <w:r>
-        <w:t xml:space="preserve"> </w:t>
-      </w:r>
-      <w:r>
-        <w:t xml:space="preserve">“Reconciling Selectivity Trends from a Comprehensive Kinase Inhibitor Profiling Campaign with Known Activity Data.”</w:t>
-      </w:r>
-      <w:r>
-        <w:t xml:space="preserve"> </w:t>
-      </w:r>
-      <w:r>
-        <w:rPr>
-          <w:i/>
-          <w:iCs/>
-        </w:rPr>
-        <w:t xml:space="preserve">ACS Omega</w:t>
-      </w:r>
-      <w:r>
-        <w:t xml:space="preserve"> </w:t>
-      </w:r>
-      <w:r>
-        <w:t xml:space="preserve">3: 17196–206.</w:t>
-      </w:r>
-      <w:r>
-        <w:t xml:space="preserve"> </w:t>
-      </w:r>
-      <w:hyperlink r:id="rId96">
-        <w:r>
-          <w:rPr>
-            <w:rStyle w:val="Hyperlink"/>
-          </w:rPr>
-          <w:t xml:space="preserve">https://doi.org/10.1021/acsomega.8b00243</w:t>
-        </w:r>
-      </w:hyperlink>
-      <w:r>
-        <w:t xml:space="preserve">.</w:t>
-      </w:r>
-    </w:p>
-    <w:bookmarkEnd w:id="97"/>
-    <w:bookmarkStart w:id="99" w:name="ref-DeepDTA"/>
-    <w:p>
-      <w:pPr>
-        <w:pStyle w:val="Bibliography"/>
-      </w:pPr>
-      <w:r>
-        <w:t xml:space="preserve">Öztürk, Hakime, Arzucan Özgür, and Elif Ozkirimli. 2018.</w:t>
-      </w:r>
-      <w:r>
-        <w:t xml:space="preserve"> </w:t>
-      </w:r>
-      <w:r>
-        <w:t xml:space="preserve">“</w:t>
-      </w:r>
-      <w:r>
-        <w:t xml:space="preserve">DeepDTA</w:t>
-      </w:r>
-      <w:r>
-        <w:t xml:space="preserve">: Deep Drug–Target Binding Affinity Prediction.”</w:t>
-      </w:r>
-      <w:r>
-        <w:t xml:space="preserve"> </w:t>
-      </w:r>
-      <w:r>
-        <w:rPr>
-          <w:i/>
-          <w:iCs/>
-        </w:rPr>
-        <w:t xml:space="preserve">Bioinformatics</w:t>
-      </w:r>
-      <w:r>
-        <w:t xml:space="preserve"> </w:t>
-      </w:r>
-      <w:r>
-        <w:t xml:space="preserve">34: i821–29.</w:t>
-      </w:r>
-      <w:r>
-        <w:t xml:space="preserve"> </w:t>
-      </w:r>
-      <w:hyperlink r:id="rId98">
-        <w:r>
-          <w:rPr>
-            <w:rStyle w:val="Hyperlink"/>
-          </w:rPr>
-          <w:t xml:space="preserve">https://doi.org/10.1093/bioinformatics/bty593</w:t>
-        </w:r>
-      </w:hyperlink>
-      <w:r>
-        <w:t xml:space="preserve">.</w:t>
-      </w:r>
-    </w:p>
-    <w:bookmarkEnd w:id="99"/>
-    <w:bookmarkStart w:id="101" w:name="ref-Patricelli2011"/>
-    <w:p>
-      <w:pPr>
-        <w:pStyle w:val="Bibliography"/>
-      </w:pPr>
-      <w:r>
-        <w:t xml:space="preserve">Patricelli, Matthew P., Tyzoon K. Nomanbhoy, Jiangyue Wu, et al. 2011.</w:t>
-      </w:r>
-      <w:r>
-        <w:t xml:space="preserve"> </w:t>
-      </w:r>
-      <w:r>
-        <w:t xml:space="preserve">“In Situ Kinase Profiling Reveals Functionally Relevant Properties of Native Kinases.”</w:t>
-      </w:r>
-      <w:r>
-        <w:t xml:space="preserve"> </w:t>
-      </w:r>
-      <w:r>
-        <w:rPr>
-          <w:i/>
-          <w:iCs/>
-        </w:rPr>
-        <w:t xml:space="preserve">Chem. Biol.</w:t>
-      </w:r>
-      <w:r>
-        <w:t xml:space="preserve"> </w:t>
-      </w:r>
-      <w:r>
-        <w:t xml:space="preserve">18: 699–710.</w:t>
-      </w:r>
-      <w:r>
-        <w:t xml:space="preserve"> </w:t>
+        <w:t xml:space="preserve">Proceedings of the 9th python in science conference</w:t>
+      </w:r>
+      <w:r>
+        <w:t xml:space="preserve"> </w:t>
+      </w:r>
+      <w:r>
+        <w:t xml:space="preserve">56–61 (2010). doi:</w:t>
       </w:r>
       <w:hyperlink r:id="rId100">
         <w:r>
           <w:rPr>
             <w:rStyle w:val="Hyperlink"/>
           </w:rPr>
-          <w:t xml:space="preserve">https://doi.org/10.1016/j.chembiol.2011.04.011</w:t>
+          <w:t xml:space="preserve">10.25080/Majora-92bf1922-00a</w:t>
         </w:r>
       </w:hyperlink>
       <w:r>
@@ -16631,28 +17162,22 @@
       </w:r>
     </w:p>
     <w:bookmarkEnd w:id="101"/>
-    <w:bookmarkStart w:id="103" w:name="ref-Roskoski2024"/>
+    <w:bookmarkStart w:id="103" w:name="ref-SciPy"/>
     <w:p>
       <w:pPr>
         <w:pStyle w:val="Bibliography"/>
       </w:pPr>
       <w:r>
-        <w:t xml:space="preserve">Roskoski, Robert. 2024.</w:t>
-      </w:r>
-      <w:r>
-        <w:t xml:space="preserve"> </w:t>
-      </w:r>
-      <w:r>
-        <w:t xml:space="preserve">“Properties of</w:t>
-      </w:r>
-      <w:r>
-        <w:t xml:space="preserve"> </w:t>
-      </w:r>
-      <w:r>
-        <w:t xml:space="preserve">FDA</w:t>
-      </w:r>
-      <w:r>
-        <w:t xml:space="preserve">-Approved Small Molecule Protein Kinase Inhibitors: A 2024 Update.”</w:t>
+        <w:t xml:space="preserve">23.</w:t>
+      </w:r>
+      <w:r>
+        <w:t xml:space="preserve"> </w:t>
+      </w:r>
+      <w:r>
+        <w:t xml:space="preserve">	</w:t>
+      </w:r>
+      <w:r>
+        <w:t xml:space="preserve">Virtanen, P., Gommers, R., Oliphant, T. E.,</w:t>
       </w:r>
       <w:r>
         <w:t xml:space="preserve"> </w:t>
@@ -16662,13 +17187,7 @@
           <w:i/>
           <w:iCs/>
         </w:rPr>
-        <w:t xml:space="preserve">Pharmacol. Res.</w:t>
-      </w:r>
-      <w:r>
-        <w:t xml:space="preserve"> </w:t>
-      </w:r>
-      <w:r>
-        <w:t xml:space="preserve">200: 107059.</w:t>
+        <w:t xml:space="preserve">et al.</w:t>
       </w:r>
       <w:r>
         <w:t xml:space="preserve"> </w:t>
@@ -16678,27 +17197,77 @@
           <w:rPr>
             <w:rStyle w:val="Hyperlink"/>
           </w:rPr>
-          <w:t xml:space="preserve">https://doi.org/10.1016/j.phrs.2024.107059</w:t>
+          <w:t xml:space="preserve">SciPy</w:t>
+        </w:r>
+        <w:r>
+          <w:rPr>
+            <w:rStyle w:val="Hyperlink"/>
+          </w:rPr>
+          <w:t xml:space="preserve"> </w:t>
+        </w:r>
+        <w:r>
+          <w:rPr>
+            <w:rStyle w:val="Hyperlink"/>
+          </w:rPr>
+          <w:t xml:space="preserve">1.0: Fundamental algorithms for scientific computing in</w:t>
+        </w:r>
+        <w:r>
+          <w:rPr>
+            <w:rStyle w:val="Hyperlink"/>
+          </w:rPr>
+          <w:t xml:space="preserve"> </w:t>
+        </w:r>
+        <w:r>
+          <w:rPr>
+            <w:rStyle w:val="Hyperlink"/>
+          </w:rPr>
+          <w:t xml:space="preserve">Python</w:t>
         </w:r>
       </w:hyperlink>
       <w:r>
         <w:t xml:space="preserve">.</w:t>
       </w:r>
+      <w:r>
+        <w:t xml:space="preserve"> </w:t>
+      </w:r>
+      <w:r>
+        <w:rPr>
+          <w:i/>
+          <w:iCs/>
+        </w:rPr>
+        <w:t xml:space="preserve">Nat. Methods</w:t>
+      </w:r>
+      <w:r>
+        <w:t xml:space="preserve"> </w:t>
+      </w:r>
+      <w:r>
+        <w:rPr>
+          <w:b/>
+          <w:bCs/>
+        </w:rPr>
+        <w:t xml:space="preserve">17</w:t>
+      </w:r>
+      <w:r>
+        <w:t xml:space="preserve">, 261–272 (2020).</w:t>
+      </w:r>
     </w:p>
     <w:bookmarkEnd w:id="103"/>
-    <w:bookmarkStart w:id="105" w:name="ref-Shannon1948"/>
+    <w:bookmarkStart w:id="105" w:name="ref-IUPAC2001"/>
     <w:p>
       <w:pPr>
         <w:pStyle w:val="Bibliography"/>
       </w:pPr>
       <w:r>
-        <w:t xml:space="preserve">Shannon, Claude E. 1948.</w:t>
-      </w:r>
-      <w:r>
-        <w:t xml:space="preserve"> </w:t>
-      </w:r>
-      <w:r>
-        <w:t xml:space="preserve">“A Mathematical Theory of Communication.”</w:t>
+        <w:t xml:space="preserve">24.</w:t>
+      </w:r>
+      <w:r>
+        <w:t xml:space="preserve"> </w:t>
+      </w:r>
+      <w:r>
+        <w:t xml:space="preserve">	</w:t>
+      </w:r>
+      <w:r>
+        <w:t xml:space="preserve">Vessman, J., Stefan, R. I., Staden, J. F. van,</w:t>
       </w:r>
       <w:r>
         <w:t xml:space="preserve"> </w:t>
@@ -16708,13 +17277,7 @@
           <w:i/>
           <w:iCs/>
         </w:rPr>
-        <w:t xml:space="preserve">Bell Syst. Tech. J.</w:t>
-      </w:r>
-      <w:r>
-        <w:t xml:space="preserve"> </w:t>
-      </w:r>
-      <w:r>
-        <w:t xml:space="preserve">27: 379–423.</w:t>
+        <w:t xml:space="preserve">et al.</w:t>
       </w:r>
       <w:r>
         <w:t xml:space="preserve"> </w:t>
@@ -16724,122 +17287,11 @@
           <w:rPr>
             <w:rStyle w:val="Hyperlink"/>
           </w:rPr>
-          <w:t xml:space="preserve">https://doi.org/10.1002/j.1538-7305.1948.tb01338.x</w:t>
+          <w:t xml:space="preserve">Selectivity in analytical chemistry</w:t>
         </w:r>
       </w:hyperlink>
       <w:r>
         <w:t xml:space="preserve">.</w:t>
-      </w:r>
-    </w:p>
-    <w:bookmarkEnd w:id="105"/>
-    <w:bookmarkStart w:id="107" w:name="ref-Singleton2022"/>
-    <w:p>
-      <w:pPr>
-        <w:pStyle w:val="Bibliography"/>
-      </w:pPr>
-      <w:r>
-        <w:t xml:space="preserve">Singleton, Joseph, and Richard Booth. 2022.</w:t>
-      </w:r>
-      <w:r>
-        <w:t xml:space="preserve"> </w:t>
-      </w:r>
-      <w:r>
-        <w:t xml:space="preserve">“Towards an Axiomatic Approach to Truth Discovery.”</w:t>
-      </w:r>
-      <w:r>
-        <w:t xml:space="preserve"> </w:t>
-      </w:r>
-      <w:r>
-        <w:rPr>
-          <w:i/>
-          <w:iCs/>
-        </w:rPr>
-        <w:t xml:space="preserve">Auton. Agents Multi-Agent Syst.</w:t>
-      </w:r>
-      <w:r>
-        <w:t xml:space="preserve"> </w:t>
-      </w:r>
-      <w:r>
-        <w:t xml:space="preserve">36: 43.</w:t>
-      </w:r>
-      <w:r>
-        <w:t xml:space="preserve"> </w:t>
-      </w:r>
-      <w:hyperlink r:id="rId106">
-        <w:r>
-          <w:rPr>
-            <w:rStyle w:val="Hyperlink"/>
-          </w:rPr>
-          <w:t xml:space="preserve">https://doi.org/10.1007/s10458-022-09569-3</w:t>
-        </w:r>
-      </w:hyperlink>
-      <w:r>
-        <w:t xml:space="preserve">.</w:t>
-      </w:r>
-    </w:p>
-    <w:bookmarkEnd w:id="107"/>
-    <w:bookmarkStart w:id="109" w:name="ref-Uitdehaag2011"/>
-    <w:p>
-      <w:pPr>
-        <w:pStyle w:val="Bibliography"/>
-      </w:pPr>
-      <w:r>
-        <w:t xml:space="preserve">Uitdehaag, Joost C. M., and Gerard J. R. Zaman. 2011.</w:t>
-      </w:r>
-      <w:r>
-        <w:t xml:space="preserve"> </w:t>
-      </w:r>
-      <w:r>
-        <w:t xml:space="preserve">“A Theoretical Entropy Score as a Single Value to Express Inhibitor Selectivity.”</w:t>
-      </w:r>
-      <w:r>
-        <w:t xml:space="preserve"> </w:t>
-      </w:r>
-      <w:r>
-        <w:rPr>
-          <w:i/>
-          <w:iCs/>
-        </w:rPr>
-        <w:t xml:space="preserve">BMC Bioinformatics</w:t>
-      </w:r>
-      <w:r>
-        <w:t xml:space="preserve"> </w:t>
-      </w:r>
-      <w:r>
-        <w:t xml:space="preserve">12: 94.</w:t>
-      </w:r>
-      <w:r>
-        <w:t xml:space="preserve"> </w:t>
-      </w:r>
-      <w:hyperlink r:id="rId108">
-        <w:r>
-          <w:rPr>
-            <w:rStyle w:val="Hyperlink"/>
-          </w:rPr>
-          <w:t xml:space="preserve">https://doi.org/10.1186/1471-2105-12-94</w:t>
-        </w:r>
-      </w:hyperlink>
-      <w:r>
-        <w:t xml:space="preserve">.</w:t>
-      </w:r>
-    </w:p>
-    <w:bookmarkEnd w:id="109"/>
-    <w:bookmarkStart w:id="111" w:name="ref-IUPAC2001"/>
-    <w:p>
-      <w:pPr>
-        <w:pStyle w:val="Bibliography"/>
-      </w:pPr>
-      <w:r>
-        <w:t xml:space="preserve">Vessman, Jörgen, Raluca I. Stefan, Jacobus F. van Staden, et al.</w:t>
-      </w:r>
-      <w:r>
-        <w:t xml:space="preserve"> 2001.</w:t>
-      </w:r>
-      <w:r>
-        <w:t xml:space="preserve"> </w:t>
-      </w:r>
-      <w:r>
-        <w:t xml:space="preserve">“Selectivity in Analytical Chemistry.”</w:t>
       </w:r>
       <w:r>
         <w:t xml:space="preserve"> </w:t>
@@ -16855,94 +17307,21 @@
         <w:t xml:space="preserve"> </w:t>
       </w:r>
       <w:r>
-        <w:t xml:space="preserve">73: 1381–86.</w:t>
-      </w:r>
-      <w:r>
-        <w:t xml:space="preserve"> </w:t>
-      </w:r>
-      <w:hyperlink r:id="rId110">
-        <w:r>
-          <w:rPr>
-            <w:rStyle w:val="Hyperlink"/>
-          </w:rPr>
-          <w:t xml:space="preserve">https://doi.org/10.1351/pac200173081381</w:t>
-        </w:r>
-      </w:hyperlink>
-      <w:r>
-        <w:t xml:space="preserve">.</w:t>
+        <w:rPr>
+          <w:b/>
+          <w:bCs/>
+        </w:rPr>
+        <w:t xml:space="preserve">73</w:t>
+      </w:r>
+      <w:r>
+        <w:t xml:space="preserve">, 1381–1386 (2001).</w:t>
       </w:r>
     </w:p>
-    <w:bookmarkEnd w:id="111"/>
-    <w:bookmarkStart w:id="113" w:name="ref-SciPy"/>
-    <w:p>
-      <w:pPr>
-        <w:pStyle w:val="Bibliography"/>
-      </w:pPr>
-      <w:r>
-        <w:t xml:space="preserve">Virtanen, Pauli, Ralf Gommers, Travis E. Oliphant, et al.</w:t>
-      </w:r>
-      <w:r>
-        <w:t xml:space="preserve"> 2020.</w:t>
-      </w:r>
-      <w:r>
-        <w:t xml:space="preserve"> </w:t>
-      </w:r>
-      <w:r>
-        <w:t xml:space="preserve">“</w:t>
-      </w:r>
-      <w:r>
-        <w:t xml:space="preserve">SciPy</w:t>
-      </w:r>
-      <w:r>
-        <w:t xml:space="preserve"> </w:t>
-      </w:r>
-      <w:r>
-        <w:t xml:space="preserve">1.0: Fundamental Algorithms for Scientific Computing in</w:t>
-      </w:r>
-      <w:r>
-        <w:t xml:space="preserve"> </w:t>
-      </w:r>
-      <w:r>
-        <w:t xml:space="preserve">Python</w:t>
-      </w:r>
-      <w:r>
-        <w:t xml:space="preserve">.”</w:t>
-      </w:r>
-      <w:r>
-        <w:t xml:space="preserve"> </w:t>
-      </w:r>
-      <w:r>
-        <w:rPr>
-          <w:i/>
-          <w:iCs/>
-        </w:rPr>
-        <w:t xml:space="preserve">Nat. Methods</w:t>
-      </w:r>
-      <w:r>
-        <w:t xml:space="preserve"> </w:t>
-      </w:r>
-      <w:r>
-        <w:t xml:space="preserve">17: 261–72.</w:t>
-      </w:r>
-      <w:r>
-        <w:t xml:space="preserve"> </w:t>
-      </w:r>
-      <w:hyperlink r:id="rId112">
-        <w:r>
-          <w:rPr>
-            <w:rStyle w:val="Hyperlink"/>
-          </w:rPr>
-          <w:t xml:space="preserve">https://doi.org/10.1038/s41592-019-0686-2</w:t>
-        </w:r>
-      </w:hyperlink>
-      <w:r>
-        <w:t xml:space="preserve">.</w:t>
-      </w:r>
-    </w:p>
-    <w:bookmarkEnd w:id="113"/>
-    <w:bookmarkEnd w:id="114"/>
-    <w:bookmarkEnd w:id="115"/>
+    <w:bookmarkEnd w:id="105"/>
+    <w:bookmarkEnd w:id="106"/>
+    <w:bookmarkEnd w:id="107"/>
     <w:sectPr>
+      <w:footerReference w:type="default" r:id="rId1000"/>
       <w:footnotePr>
         <w:numRestart w:val="eachSect"/>
       </w:footnotePr>
@@ -16953,6 +17332,25 @@
 
 <file path=word/comments.xml><?xml version="1.0" encoding="utf-8"?>
 <w:comments xmlns:w="http://schemas.openxmlformats.org/wordprocessingml/2006/main" xmlns:m="http://schemas.openxmlformats.org/officeDocument/2006/math" xmlns:r="http://schemas.openxmlformats.org/officeDocument/2006/relationships" xmlns:o="urn:schemas-microsoft-com:office:office" xmlns:v="urn:schemas-microsoft-com:vml" xmlns:w10="urn:schemas-microsoft-com:office:word" xmlns:a="http://schemas.openxmlformats.org/drawingml/2006/main" xmlns:pic="http://schemas.openxmlformats.org/drawingml/2006/picture" xmlns:wp="http://schemas.openxmlformats.org/drawingml/2006/wordprocessingDrawing"/>
+</file>
+
+<file path=word/footer1.xml><?xml version="1.0" encoding="utf-8"?>
+<w:ftr xmlns:w="http://schemas.openxmlformats.org/wordprocessingml/2006/main" xmlns:r="http://schemas.openxmlformats.org/officeDocument/2006/relationships">
+  <w:p>
+    <w:pPr>
+      <w:jc w:val="center"/>
+    </w:pPr>
+    <w:r>
+      <w:fldChar w:fldCharType="begin"/>
+    </w:r>
+    <w:r>
+      <w:instrText xml:space="preserve"> PAGE </w:instrText>
+    </w:r>
+    <w:r>
+      <w:fldChar w:fldCharType="end"/>
+    </w:r>
+  </w:p>
+</w:ftr>
 </file>
 
 <file path=word/footnotes.xml><?xml version="1.0" encoding="utf-8"?>

--- a/paper/molecular_informatics_submission.docx
+++ b/paper/molecular_informatics_submission.docx
@@ -61,7 +61,7 @@
         <w:t xml:space="preserve"> </w:t>
       </w:r>
       <w:r>
-        <w:t xml:space="preserve">Across four profiling datasets spanning three assay technologies (68-704</w:t>
+        <w:t xml:space="preserve">Across four profiling datasets spanning three assay technologies (68–704</w:t>
       </w:r>
       <w:r>
         <w:t xml:space="preserve"> </w:t>
@@ -73,7 +73,35 @@
         <w:t xml:space="preserve"> </w:t>
       </w:r>
       <w:r>
-        <w:t xml:space="preserve">different properties (cross-family r = 0.14-0.62), and that rank instability is</w:t>
+        <w:t xml:space="preserve">different properties (cross-family</w:t>
+      </w:r>
+      <w:r>
+        <w:t xml:space="preserve"> </w:t>
+      </w:r>
+      <m:oMath>
+        <m:r>
+          <m:t>r</m:t>
+        </m:r>
+        <m:r>
+          <m:rPr>
+            <m:sty m:val="p"/>
+          </m:rPr>
+          <m:t>=</m:t>
+        </m:r>
+        <m:r>
+          <m:t>0.14</m:t>
+        </m:r>
+      </m:oMath>
+      <w:r>
+        <w:t xml:space="preserve">–</w:t>
+      </w:r>
+      <m:oMath>
+        <m:r>
+          <m:t>0.62</m:t>
+        </m:r>
+      </m:oMath>
+      <w:r>
+        <w:t xml:space="preserve">), and that rank instability is</w:t>
       </w:r>
       <w:r>
         <w:t xml:space="preserve"> </w:t>
@@ -5558,7 +5586,7 @@
         <w:pStyle w:val="TableCaption"/>
       </w:pPr>
       <w:r>
-        <w:t xml:space="preserve">Spearman correlations between median rankings by definition family.</w:t>
+        <w:t xml:space="preserve">Table 1. Spearman correlations between median rankings by definition family.</w:t>
       </w:r>
       <w:r>
         <w:t xml:space="preserve"> </w:t>
@@ -5606,7 +5634,7 @@
         <w:tblStyle w:val="Table"/>
         <w:tblW w:type="auto" w:w="0"/>
         <w:tblLook w:firstRow="1" w:lastRow="0" w:firstColumn="0" w:lastColumn="0" w:noHBand="0" w:noVBand="0" w:val="0020"/>
-        <w:tblCaption w:val="Spearman correlations between median rankings by definition family. Upper triangle: Davis (n=68). Lower triangle: Klaeger (n=222)."/>
+        <w:tblCaption w:val="Table 1. Spearman correlations between median rankings by definition family. Upper triangle: Davis (n=68). Lower triangle: Klaeger (n=222)."/>
       </w:tblPr>
       <w:tblGrid>
         <w:gridCol w:w="1584"/>
@@ -6536,7 +6564,7 @@
         <w:pStyle w:val="ImageCaption"/>
       </w:pPr>
       <w:r>
-        <w:t xml:space="preserve">Spearman correlations between the median rankings of the</w:t>
+        <w:t xml:space="preserve">Figure 1. Spearman correlations between the median rankings of the</w:t>
       </w:r>
       <w:r>
         <w:t xml:space="preserve"> </w:t>
@@ -6662,7 +6690,7 @@
         <w:pStyle w:val="ImageCaption"/>
       </w:pPr>
       <w:r>
-        <w:t xml:space="preserve">Best predictor of rank instability within each definition family</w:t>
+        <w:t xml:space="preserve">Figure 2. Best predictor of rank instability within each definition family</w:t>
       </w:r>
       <w:r>
         <w:t xml:space="preserve"> </w:t>
@@ -7474,7 +7502,7 @@
         <w:pStyle w:val="TableCaption"/>
       </w:pPr>
       <w:r>
-        <w:t xml:space="preserve">Spearman correlations between binding profile features and</w:t>
+        <w:t xml:space="preserve">Table 2. Spearman correlations between binding profile features and</w:t>
       </w:r>
       <w:r>
         <w:t xml:space="preserve"> </w:t>
@@ -7574,7 +7602,7 @@
         <w:tblStyle w:val="Table"/>
         <w:tblW w:type="auto" w:w="0"/>
         <w:tblLook w:firstRow="1" w:lastRow="0" w:firstColumn="0" w:lastColumn="0" w:noHBand="0" w:noVBand="0" w:val="0020"/>
-        <w:tblCaption w:val="Spearman correlations between binding profile features and within-family rank instability on the Klaeger dataset (n=206 active drugs). Significance: * p&lt;0.05, ** p&lt;0.01, *** p&lt;0.001."/>
+        <w:tblCaption w:val="Table 2. Spearman correlations between binding profile features and within-family rank instability on the Klaeger dataset (n=206 active drugs). Significance: * p&lt;0.05, ** p&lt;0.01, *** p&lt;0.001."/>
       </w:tblPr>
       <w:tblGrid>
         <w:gridCol w:w="1584"/>
@@ -8589,7 +8617,7 @@
         <w:pStyle w:val="ImageCaption"/>
       </w:pPr>
       <w:r>
-        <w:t xml:space="preserve">Representative binding profiles illustrating the three instability types.</w:t>
+        <w:t xml:space="preserve">Figure 3. Representative binding profiles illustrating the three instability types.</w:t>
       </w:r>
       <w:r>
         <w:t xml:space="preserve"> </w:t>
@@ -10239,7 +10267,7 @@
         <w:pStyle w:val="ImageCaption"/>
       </w:pPr>
       <w:r>
-        <w:t xml:space="preserve">Mean Spearman correlation between rankings computed on random</w:t>
+        <w:t xml:space="preserve">Figure 4. Mean Spearman correlation between rankings computed on random</w:t>
       </w:r>
       <w:r>
         <w:t xml:space="preserve"> </w:t>
@@ -12408,7 +12436,7 @@
         <w:pStyle w:val="TableCaption"/>
       </w:pPr>
       <w:r>
-        <w:t xml:space="preserve">Satisfaction of the four required properties by existing selectivity</w:t>
+        <w:t xml:space="preserve">Table 3. Satisfaction of the four required properties by existing selectivity</w:t>
       </w:r>
       <w:r>
         <w:t xml:space="preserve"> </w:t>
@@ -12470,7 +12498,7 @@
         <w:tblStyle w:val="Table"/>
         <w:tblW w:type="auto" w:w="0"/>
         <w:tblLook w:firstRow="1" w:lastRow="0" w:firstColumn="0" w:lastColumn="0" w:noHBand="0" w:noVBand="0" w:val="0020"/>
-        <w:tblCaption w:val="Satisfaction of the four required properties by existing selectivity definitions and by the candidate measure introduced below. \checkmark: satisfied (by construction, or verified empirically for the candidate). \sim: partially satisfied or satisfied under additional assumptions. \times: violated in general."/>
+        <w:tblCaption w:val="Table 3. Satisfaction of the four required properties by existing selectivity definitions and by the candidate measure introduced below. \checkmark: satisfied (by construction, or verified empirically for the candidate). \sim: partially satisfied or satisfied under additional assumptions. \times: violated in general."/>
       </w:tblPr>
       <w:tblGrid>
         <w:gridCol w:w="1320"/>
@@ -14410,7 +14438,7 @@
         <w:pStyle w:val="ImageCaption"/>
       </w:pPr>
       <w:r>
-        <w:t xml:space="preserve">Panel-size convergence of the candidate measure compared with the</w:t>
+        <w:t xml:space="preserve">Figure 5. Panel-size convergence of the candidate measure compared with the</w:t>
       </w:r>
       <w:r>
         <w:t xml:space="preserve"> </w:t>

--- a/paper/molecular_informatics_submission.docx
+++ b/paper/molecular_informatics_submission.docx
@@ -32,6 +32,22 @@
     </w:p>
     <w:p>
       <w:pPr>
+        <w:jc w:val="center"/>
+      </w:pPr>
+      <w:r>
+        <w:t xml:space="preserve">Independent Researcher</w:t>
+      </w:r>
+    </w:p>
+    <w:p>
+      <w:pPr>
+        <w:jc w:val="center"/>
+      </w:pPr>
+      <w:r>
+        <w:t xml:space="preserve">ORCID: 0000-0003-3271-3841 · polina.vino@gmail.com</w:t>
+      </w:r>
+    </w:p>
+    <w:p>
+      <w:pPr>
         <w:pStyle w:val="AbstractTitle"/>
       </w:pPr>
       <w:r>
@@ -101,13 +117,27 @@
         </m:r>
       </m:oMath>
       <w:r>
-        <w:t xml:space="preserve">), and that rank instability is</w:t>
-      </w:r>
-      <w:r>
-        <w:t xml:space="preserve"> </w:t>
-      </w:r>
-      <w:r>
-        <w:t xml:space="preserve">predictable from binding profile shape.</w:t>
+        <w:t xml:space="preserve">, versus within-family</w:t>
+      </w:r>
+      <w:r>
+        <w:t xml:space="preserve"> </w:t>
+      </w:r>
+      <m:oMath>
+        <m:r>
+          <m:t>r</m:t>
+        </m:r>
+        <m:r>
+          <m:rPr>
+            <m:sty m:val="p"/>
+          </m:rPr>
+          <m:t>&gt;</m:t>
+        </m:r>
+        <m:r>
+          <m:t>0.74</m:t>
+        </m:r>
+      </m:oMath>
+      <w:r>
+        <w:t xml:space="preserve">), and that rank instability is predictable from binding profile shape.</w:t>
       </w:r>
       <w:r>
         <w:t xml:space="preserve"> </w:t>
@@ -144,6 +174,30 @@
       </w:r>
       <w:r>
         <w:t xml:space="preserve">measure that does and recovers its full-panel ranking from about half a panel.</w:t>
+      </w:r>
+    </w:p>
+    <w:p>
+      <w:pPr>
+        <w:pStyle w:val="FirstParagraph"/>
+      </w:pPr>
+      <w:r>
+        <w:rPr>
+          <w:b/>
+          <w:bCs/>
+        </w:rPr>
+        <w:t xml:space="preserve">Keywords:</w:t>
+      </w:r>
+      <w:r>
+        <w:t xml:space="preserve"> </w:t>
+      </w:r>
+      <w:r>
+        <w:t xml:space="preserve">binding affinities, binding selectivity,</w:t>
+      </w:r>
+      <w:r>
+        <w:t xml:space="preserve"> </w:t>
+      </w:r>
+      <w:r>
+        <w:t xml:space="preserve">cancer drug discovery, cheminformatics, kinase inhibition, research methodology.</w:t>
       </w:r>
     </w:p>
     <w:bookmarkStart w:id="9" w:name="sec:intro"/>
@@ -178,7 +232,7 @@
         <w:rPr>
           <w:vertAlign w:val="superscript"/>
         </w:rPr>
-        <w:t xml:space="preserve">1</w:t>
+        <w:t xml:space="preserve">[1]</w:t>
       </w:r>
       <w:r>
         <w:t xml:space="preserve"> </w:t>
@@ -196,7 +250,7 @@
         <w:rPr>
           <w:vertAlign w:val="superscript"/>
         </w:rPr>
-        <w:t xml:space="preserve">2</w:t>
+        <w:t xml:space="preserve">[2]</w:t>
       </w:r>
       <w:r>
         <w:t xml:space="preserve"> </w:t>
@@ -232,7 +286,7 @@
         <w:rPr>
           <w:vertAlign w:val="superscript"/>
         </w:rPr>
-        <w:t xml:space="preserve">3</w:t>
+        <w:t xml:space="preserve">[3]</w:t>
       </w:r>
     </w:p>
     <w:p>
@@ -258,7 +312,7 @@
         <w:rPr>
           <w:vertAlign w:val="superscript"/>
         </w:rPr>
-        <w:t xml:space="preserve">4</w:t>
+        <w:t xml:space="preserve">[4]</w:t>
       </w:r>
       <w:r>
         <w:t xml:space="preserve"> </w:t>
@@ -270,7 +324,7 @@
         <w:rPr>
           <w:vertAlign w:val="superscript"/>
         </w:rPr>
-        <w:t xml:space="preserve">5</w:t>
+        <w:t xml:space="preserve">[5]</w:t>
       </w:r>
       <w:r>
         <w:t xml:space="preserve"> </w:t>
@@ -282,7 +336,7 @@
         <w:rPr>
           <w:vertAlign w:val="superscript"/>
         </w:rPr>
-        <w:t xml:space="preserve">6</w:t>
+        <w:t xml:space="preserve">[6]</w:t>
       </w:r>
       <w:r>
         <w:t xml:space="preserve"> </w:t>
@@ -300,7 +354,7 @@
         <w:rPr>
           <w:vertAlign w:val="superscript"/>
         </w:rPr>
-        <w:t xml:space="preserve">7</w:t>
+        <w:t xml:space="preserve">[7]</w:t>
       </w:r>
       <w:r>
         <w:t xml:space="preserve"> </w:t>
@@ -356,7 +410,7 @@
         <w:rPr>
           <w:vertAlign w:val="superscript"/>
         </w:rPr>
-        <w:t xml:space="preserve">8</w:t>
+        <w:t xml:space="preserve">[8]</w:t>
       </w:r>
       <w:r>
         <w:t xml:space="preserve"> </w:t>
@@ -380,7 +434,7 @@
         <w:rPr>
           <w:vertAlign w:val="superscript"/>
         </w:rPr>
-        <w:t xml:space="preserve">9</w:t>
+        <w:t xml:space="preserve">[9]</w:t>
       </w:r>
       <w:r>
         <w:t xml:space="preserve"> </w:t>
@@ -495,7 +549,7 @@
         <w:rPr>
           <w:vertAlign w:val="superscript"/>
         </w:rPr>
-        <w:t xml:space="preserve">10</w:t>
+        <w:t xml:space="preserve">[10]</w:t>
       </w:r>
       <w:r>
         <w:t xml:space="preserve"> </w:t>
@@ -513,7 +567,7 @@
         <w:t xml:space="preserve"> </w:t>
       </w:r>
       <w:r>
-        <w:t xml:space="preserve">have (e.g, that it should be maximal when all outcomes are equally</w:t>
+        <w:t xml:space="preserve">have (e.g., that it should be maximal when all outcomes are equally</w:t>
       </w:r>
       <w:r>
         <w:t xml:space="preserve"> </w:t>
@@ -620,13 +674,33 @@
         </m:r>
       </m:oMath>
       <w:r>
-        <w:t xml:space="preserve">) and measure distinct</w:t>
-      </w:r>
-      <w:r>
-        <w:t xml:space="preserve"> </w:t>
-      </w:r>
-      <w:r>
-        <w:t xml:space="preserve">properties of binding profiles;</w:t>
+        <w:t xml:space="preserve">, versus within-family</w:t>
+      </w:r>
+      <w:r>
+        <w:t xml:space="preserve"> </w:t>
+      </w:r>
+      <m:oMath>
+        <m:r>
+          <m:t>r</m:t>
+        </m:r>
+        <m:r>
+          <m:rPr>
+            <m:sty m:val="p"/>
+          </m:rPr>
+          <m:t>&gt;</m:t>
+        </m:r>
+        <m:r>
+          <m:t>0.74</m:t>
+        </m:r>
+      </m:oMath>
+      <w:r>
+        <w:t xml:space="preserve">) and measure</w:t>
+      </w:r>
+      <w:r>
+        <w:t xml:space="preserve"> </w:t>
+      </w:r>
+      <w:r>
+        <w:t xml:space="preserve">distinct properties of binding profiles;</w:t>
       </w:r>
     </w:p>
     <w:p>
@@ -672,7 +746,7 @@
         <w:t xml:space="preserve"> </w:t>
       </w:r>
       <w:r>
-        <w:t xml:space="preserve">(D2) bounded gap sensitivity, (D3) distributional consistency, (D4) and monotonicity under</w:t>
+        <w:t xml:space="preserve">(D2) bounded gap sensitivity, (D3) distributional consistency, and (D4) monotonicity under</w:t>
       </w:r>
       <w:r>
         <w:t xml:space="preserve"> </w:t>
@@ -717,7 +791,7 @@
         <w:pStyle w:val="Heading1"/>
       </w:pPr>
       <w:r>
-        <w:t xml:space="preserve">Related Work</w:t>
+        <w:t xml:space="preserve">Background</w:t>
       </w:r>
     </w:p>
     <w:bookmarkStart w:id="10" w:name="sec:related:metrics"/>
@@ -752,7 +826,7 @@
         <w:rPr>
           <w:vertAlign w:val="superscript"/>
         </w:rPr>
-        <w:t xml:space="preserve">4</w:t>
+        <w:t xml:space="preserve">[4]</w:t>
       </w:r>
       <w:r>
         <w:t xml:space="preserve"> </w:t>
@@ -782,7 +856,7 @@
         <w:rPr>
           <w:vertAlign w:val="superscript"/>
         </w:rPr>
-        <w:t xml:space="preserve">5</w:t>
+        <w:t xml:space="preserve">[5]</w:t>
       </w:r>
       <w:r>
         <w:t xml:space="preserve"> </w:t>
@@ -818,7 +892,7 @@
         <w:rPr>
           <w:vertAlign w:val="superscript"/>
         </w:rPr>
-        <w:t xml:space="preserve">6</w:t>
+        <w:t xml:space="preserve">[6]</w:t>
       </w:r>
       <w:r>
         <w:t xml:space="preserve"> </w:t>
@@ -854,7 +928,7 @@
         <w:rPr>
           <w:vertAlign w:val="superscript"/>
         </w:rPr>
-        <w:t xml:space="preserve">7</w:t>
+        <w:t xml:space="preserve">[7]</w:t>
       </w:r>
       <w:r>
         <w:t xml:space="preserve"> </w:t>
@@ -890,7 +964,7 @@
         <w:rPr>
           <w:vertAlign w:val="superscript"/>
         </w:rPr>
-        <w:t xml:space="preserve">8</w:t>
+        <w:t xml:space="preserve">[8]</w:t>
       </w:r>
       <w:r>
         <w:t xml:space="preserve"> </w:t>
@@ -958,7 +1032,7 @@
         <w:rPr>
           <w:vertAlign w:val="superscript"/>
         </w:rPr>
-        <w:t xml:space="preserve">11</w:t>
+        <w:t xml:space="preserve">[11]</w:t>
       </w:r>
       <w:r>
         <w:t xml:space="preserve"> </w:t>
@@ -1000,7 +1074,7 @@
         <w:rPr>
           <w:vertAlign w:val="superscript"/>
         </w:rPr>
-        <w:t xml:space="preserve">9</w:t>
+        <w:t xml:space="preserve">[9]</w:t>
       </w:r>
       <w:r>
         <w:t xml:space="preserve"> </w:t>
@@ -1092,7 +1166,7 @@
         <w:rPr>
           <w:vertAlign w:val="superscript"/>
         </w:rPr>
-        <w:t xml:space="preserve">10</w:t>
+        <w:t xml:space="preserve">[10]</w:t>
       </w:r>
       <w:r>
         <w:t xml:space="preserve"> </w:t>
@@ -1128,7 +1202,7 @@
         <w:rPr>
           <w:vertAlign w:val="superscript"/>
         </w:rPr>
-        <w:t xml:space="preserve">12</w:t>
+        <w:t xml:space="preserve">[12]</w:t>
       </w:r>
       <w:r>
         <w:t xml:space="preserve"> </w:t>
@@ -1196,7 +1270,7 @@
         <w:rPr>
           <w:vertAlign w:val="superscript"/>
         </w:rPr>
-        <w:t xml:space="preserve">13</w:t>
+        <w:t xml:space="preserve">[13]</w:t>
       </w:r>
       <w:r>
         <w:t xml:space="preserve"> </w:t>
@@ -1250,7 +1324,7 @@
         <w:rPr>
           <w:vertAlign w:val="superscript"/>
         </w:rPr>
-        <w:t xml:space="preserve">14</w:t>
+        <w:t xml:space="preserve">[14]</w:t>
       </w:r>
       <w:r>
         <w:t xml:space="preserve"> </w:t>
@@ -1323,7 +1397,7 @@
     </w:p>
     <w:bookmarkEnd w:id="11"/>
     <w:bookmarkEnd w:id="12"/>
-    <w:bookmarkStart w:id="16" w:name="sec:methods"/>
+    <w:bookmarkStart w:id="20" w:name="sec:methods"/>
     <w:p>
       <w:pPr>
         <w:pStyle w:val="Heading1"/>
@@ -1358,7 +1432,7 @@
         <w:rPr>
           <w:vertAlign w:val="superscript"/>
         </w:rPr>
-        <w:t xml:space="preserve">15</w:t>
+        <w:t xml:space="preserve">[15]</w:t>
       </w:r>
       <w:r>
         <w:t xml:space="preserve"> </w:t>
@@ -1503,7 +1577,7 @@
         <w:rPr>
           <w:vertAlign w:val="superscript"/>
         </w:rPr>
-        <w:t xml:space="preserve">16</w:t>
+        <w:t xml:space="preserve">[16]</w:t>
       </w:r>
       <w:r>
         <w:t xml:space="preserve"> </w:t>
@@ -1532,7 +1606,7 @@
         <w:t xml:space="preserve">,</w:t>
       </w:r>
       <w:r>
-        <w:t xml:space="preserve">444 entries).</w:t>
+        <w:t xml:space="preserve">444 entries),</w:t>
       </w:r>
       <w:r>
         <w:t xml:space="preserve"> </w:t>
@@ -1611,7 +1685,7 @@
         <w:rPr>
           <w:vertAlign w:val="superscript"/>
         </w:rPr>
-        <w:t xml:space="preserve">8,16</w:t>
+        <w:t xml:space="preserve">[8,16]</w:t>
       </w:r>
       <w:r>
         <w:t xml:space="preserve"> </w:t>
@@ -1637,7 +1711,7 @@
         <w:rPr>
           <w:vertAlign w:val="superscript"/>
         </w:rPr>
-        <w:t xml:space="preserve">7</w:t>
+        <w:t xml:space="preserve">[7]</w:t>
       </w:r>
       <w:r>
         <w:t xml:space="preserve"> </w:t>
@@ -1854,7 +1928,7 @@
         <w:t xml:space="preserve"> </w:t>
       </w:r>
       <w:r>
-        <w:t xml:space="preserve">The fraction of active entries (pKd</w:t>
+        <w:t xml:space="preserve">Active entries (pKd</w:t>
       </w:r>
       <w:r>
         <w:t xml:space="preserve"> </w:t>
@@ -1903,31 +1977,31 @@
         </m:r>
       </m:oMath>
       <w:r>
-        <w:t xml:space="preserve">M) is 17.9% for</w:t>
-      </w:r>
-      <w:r>
-        <w:t xml:space="preserve"> </w:t>
-      </w:r>
-      <w:r>
-        <w:t xml:space="preserve">Davis and 3.6% for Klaeger, and are recorded at the background value</w:t>
-      </w:r>
-      <w:r>
-        <w:t xml:space="preserve"> </w:t>
-      </w:r>
-      <w:r>
-        <w:t xml:space="preserve">whenever weak interactions fall below the limit of detection.</w:t>
-      </w:r>
-      <w:r>
-        <w:t xml:space="preserve"> </w:t>
-      </w:r>
-      <w:r>
-        <w:t xml:space="preserve">These reflect the more stringent detection threshold</w:t>
-      </w:r>
-      <w:r>
-        <w:t xml:space="preserve"> </w:t>
-      </w:r>
-      <w:r>
-        <w:t xml:space="preserve">of the chemoproteomic assay.</w:t>
+        <w:t xml:space="preserve">M) make up 17.9% of the Davis</w:t>
+      </w:r>
+      <w:r>
+        <w:t xml:space="preserve"> </w:t>
+      </w:r>
+      <w:r>
+        <w:t xml:space="preserve">matrix and 3.6% of the Klaeger matrix. Weaker interactions that fall below the</w:t>
+      </w:r>
+      <w:r>
+        <w:t xml:space="preserve"> </w:t>
+      </w:r>
+      <w:r>
+        <w:t xml:space="preserve">limit of detection are recorded at the background value.</w:t>
+      </w:r>
+      <w:r>
+        <w:t xml:space="preserve"> </w:t>
+      </w:r>
+      <w:r>
+        <w:t xml:space="preserve">The lower active fraction for Klaeger reflects the more stringent detection</w:t>
+      </w:r>
+      <w:r>
+        <w:t xml:space="preserve"> </w:t>
+      </w:r>
+      <w:r>
+        <w:t xml:space="preserve">threshold of the chemoproteomic assay.</w:t>
       </w:r>
     </w:p>
     <w:p>
@@ -1953,7 +2027,7 @@
         <w:rPr>
           <w:vertAlign w:val="superscript"/>
         </w:rPr>
-        <w:t xml:space="preserve">17</w:t>
+        <w:t xml:space="preserve">[17]</w:t>
       </w:r>
       <w:r>
         <w:t xml:space="preserve"> </w:t>
@@ -2078,7 +2152,7 @@
         <w:rPr>
           <w:vertAlign w:val="superscript"/>
         </w:rPr>
-        <w:t xml:space="preserve">18</w:t>
+        <w:t xml:space="preserve">[18]</w:t>
       </w:r>
       <w:r>
         <w:t xml:space="preserve"> </w:t>
@@ -2378,7 +2452,7 @@
         <w:rPr>
           <w:vertAlign w:val="superscript"/>
         </w:rPr>
-        <w:t xml:space="preserve">19</w:t>
+        <w:t xml:space="preserve">[19]</w:t>
       </w:r>
       <w:r>
         <w:t xml:space="preserve"> </w:t>
@@ -2414,7 +2488,7 @@
         <w:rPr>
           <w:vertAlign w:val="superscript"/>
         </w:rPr>
-        <w:t xml:space="preserve">20</w:t>
+        <w:t xml:space="preserve">[20]</w:t>
       </w:r>
       <w:r>
         <w:t xml:space="preserve"> </w:t>
@@ -2442,7 +2516,7 @@
       </w:r>
     </w:p>
     <w:bookmarkEnd w:id="13"/>
-    <w:bookmarkStart w:id="14" w:name="sec:methods:defs"/>
+    <w:bookmarkStart w:id="18" w:name="sec:methods:defs"/>
     <w:p>
       <w:pPr>
         <w:pStyle w:val="Heading2"/>
@@ -2579,7 +2653,7 @@
         <w:rPr>
           <w:vertAlign w:val="superscript"/>
         </w:rPr>
-        <w:t xml:space="preserve">4</w:t>
+        <w:t xml:space="preserve">[4]</w:t>
       </w:r>
       <w:r>
         <w:t xml:space="preserve"> </w:t>
@@ -3186,7 +3260,7 @@
         <w:rPr>
           <w:vertAlign w:val="superscript"/>
         </w:rPr>
-        <w:t xml:space="preserve">5</w:t>
+        <w:t xml:space="preserve">[5]</w:t>
       </w:r>
       <w:r>
         <w:t xml:space="preserve"> </w:t>
@@ -3874,7 +3948,7 @@
         <w:rPr>
           <w:vertAlign w:val="superscript"/>
         </w:rPr>
-        <w:t xml:space="preserve">6</w:t>
+        <w:t xml:space="preserve">[6]</w:t>
       </w:r>
       <w:r>
         <w:t xml:space="preserve"> </w:t>
@@ -4758,7 +4832,7 @@
         <w:rPr>
           <w:vertAlign w:val="superscript"/>
         </w:rPr>
-        <w:t xml:space="preserve">7</w:t>
+        <w:t xml:space="preserve">[7]</w:t>
       </w:r>
       <w:r>
         <w:t xml:space="preserve">. Members of the ratio family of selectivity definitions</w:t>
@@ -4938,7 +5012,7 @@
         <w:t xml:space="preserve"> </w:t>
       </w:r>
       <w:r>
-        <w:t xml:space="preserve">The two operationalizations differ substantially — for entropy, Spearman</w:t>
+        <w:t xml:space="preserve">The two operationalizations differ substantially: for entropy, Spearman</w:t>
       </w:r>
       <w:r>
         <w:t xml:space="preserve"> </w:t>
@@ -5024,7 +5098,18 @@
         <w:t xml:space="preserve"> </w:t>
       </w:r>
       <w:r>
-        <w:t xml:space="preserve">(Supporting Information, Figure S1). This confirms that the operationalization</w:t>
+        <w:t xml:space="preserve">(Figure </w:t>
+      </w:r>
+      <w:hyperlink w:anchor="fig:fidelity">
+        <w:r>
+          <w:rPr>
+            <w:rStyle w:val="Hyperlink"/>
+          </w:rPr>
+          <w:t xml:space="preserve">1</w:t>
+        </w:r>
+      </w:hyperlink>
+      <w:r>
+        <w:t xml:space="preserve">). This confirms that the operationalization</w:t>
       </w:r>
       <w:r>
         <w:t xml:space="preserve"> </w:t>
@@ -5039,8 +5124,113 @@
         <w:t xml:space="preserve">not a neutral implementation detail.</w:t>
       </w:r>
     </w:p>
-    <w:bookmarkEnd w:id="14"/>
-    <w:bookmarkStart w:id="15" w:name="sec:methods:stability"/>
+    <w:bookmarkStart w:id="17" w:name="fig:fidelity"/>
+    <w:p>
+      <w:pPr>
+        <w:pStyle w:val="CaptionedFigure"/>
+      </w:pPr>
+      <w:r>
+        <w:drawing>
+          <wp:inline>
+            <wp:extent cx="5334000" cy="4528867"/>
+            <wp:effectExtent b="0" l="0" r="0" t="0"/>
+            <wp:docPr descr="" title="" id="15" name="Picture"/>
+            <a:graphic>
+              <a:graphicData uri="http://schemas.openxmlformats.org/drawingml/2006/picture">
+                <pic:pic>
+                  <pic:nvPicPr>
+                    <pic:cNvPr descr="figures/metric_fidelity.png" id="16" name="Picture"/>
+                    <pic:cNvPicPr>
+                      <a:picLocks noChangeArrowheads="1" noChangeAspect="1"/>
+                    </pic:cNvPicPr>
+                  </pic:nvPicPr>
+                  <pic:blipFill>
+                    <a:blip r:embed="rId14"/>
+                    <a:stretch>
+                      <a:fillRect/>
+                    </a:stretch>
+                  </pic:blipFill>
+                  <pic:spPr bwMode="auto">
+                    <a:xfrm>
+                      <a:off x="0" y="0"/>
+                      <a:ext cx="5334000" cy="4528867"/>
+                    </a:xfrm>
+                    <a:prstGeom prst="rect">
+                      <a:avLst/>
+                    </a:prstGeom>
+                    <a:noFill/>
+                    <a:ln w="9525">
+                      <a:noFill/>
+                      <a:headEnd/>
+                      <a:tailEnd/>
+                    </a:ln>
+                  </pic:spPr>
+                </pic:pic>
+              </a:graphicData>
+            </a:graphic>
+          </wp:inline>
+        </w:drawing>
+      </w:r>
+    </w:p>
+    <w:p>
+      <w:pPr>
+        <w:pStyle w:val="ImageCaption"/>
+      </w:pPr>
+      <w:r>
+        <w:t xml:space="preserve">Figure 1. Operationalization sensitivity of the entropy and Gini coefficient.</w:t>
+      </w:r>
+      <w:r>
+        <w:t xml:space="preserve"> </w:t>
+      </w:r>
+      <w:r>
+        <w:t xml:space="preserve">For each dataset, the compound selectivity ranking computed in a form</w:t>
+      </w:r>
+      <w:r>
+        <w:t xml:space="preserve"> </w:t>
+      </w:r>
+      <w:r>
+        <w:t xml:space="preserve">close to the original publication (association-constant weighting) is</w:t>
+      </w:r>
+      <w:r>
+        <w:t xml:space="preserve"> </w:t>
+      </w:r>
+      <w:r>
+        <w:t xml:space="preserve">plotted against the baseline-subtracted log-affinity form used in the</w:t>
+      </w:r>
+      <w:r>
+        <w:t xml:space="preserve"> </w:t>
+      </w:r>
+      <w:r>
+        <w:t xml:space="preserve">main text. Top row: selectivity entropy; bottom row: Gini coefficient.</w:t>
+      </w:r>
+      <w:r>
+        <w:t xml:space="preserve"> </w:t>
+      </w:r>
+      <w:r>
+        <w:t xml:space="preserve">The two operationalizations of the same named metric differ</w:t>
+      </w:r>
+      <w:r>
+        <w:t xml:space="preserve"> </w:t>
+      </w:r>
+      <w:r>
+        <w:t xml:space="preserve">substantially, and the entropy ranking even reverses on Klaeger,</w:t>
+      </w:r>
+      <w:r>
+        <w:t xml:space="preserve"> </w:t>
+      </w:r>
+      <w:r>
+        <w:t xml:space="preserve">confirming that the operationalization of a named metric is itself a</w:t>
+      </w:r>
+      <w:r>
+        <w:t xml:space="preserve"> </w:t>
+      </w:r>
+      <w:r>
+        <w:t xml:space="preserve">source of the definitional instability we report.</w:t>
+      </w:r>
+    </w:p>
+    <w:bookmarkEnd w:id="17"/>
+    <w:bookmarkEnd w:id="18"/>
+    <w:bookmarkStart w:id="19" w:name="sec:methods:stability"/>
     <w:p>
       <w:pPr>
         <w:pStyle w:val="Heading2"/>
@@ -5339,7 +5529,7 @@
         <w:rPr>
           <w:vertAlign w:val="superscript"/>
         </w:rPr>
-        <w:t xml:space="preserve">21–23</w:t>
+        <w:t xml:space="preserve">[21–23]</w:t>
       </w:r>
       <w:r>
         <w:t xml:space="preserve"> </w:t>
@@ -5357,18 +5547,24 @@
         <w:t xml:space="preserve"> </w:t>
       </w:r>
       <w:r>
-        <w:t xml:space="preserve">FDA-approved Klaeger compounds) is summarized in the Limitations section</w:t>
-      </w:r>
-      <w:r>
-        <w:t xml:space="preserve"> </w:t>
-      </w:r>
-      <w:r>
-        <w:t xml:space="preserve">and reported in full in the Supporting Information section.</w:t>
+        <w:t xml:space="preserve">FDA-approved Klaeger compounds) is summarized in the Limitations section.</w:t>
+      </w:r>
+      <w:r>
+        <w:t xml:space="preserve"> </w:t>
+      </w:r>
+      <w:r>
+        <w:t xml:space="preserve">The analysis code and full per-definition results are available in the code</w:t>
+      </w:r>
+      <w:r>
+        <w:t xml:space="preserve"> </w:t>
+      </w:r>
+      <w:r>
+        <w:t xml:space="preserve">repository (see Data and Software Availability).</w:t>
       </w:r>
     </w:p>
-    <w:bookmarkEnd w:id="15"/>
-    <w:bookmarkEnd w:id="16"/>
-    <w:bookmarkStart w:id="42" w:name="sec:results"/>
+    <w:bookmarkEnd w:id="19"/>
+    <w:bookmarkEnd w:id="20"/>
+    <w:bookmarkStart w:id="46" w:name="sec:results"/>
     <w:p>
       <w:pPr>
         <w:pStyle w:val="Heading1"/>
@@ -5377,7 +5573,7 @@
         <w:t xml:space="preserve">Results</w:t>
       </w:r>
     </w:p>
-    <w:bookmarkStart w:id="18" w:name="sec:results:families"/>
+    <w:bookmarkStart w:id="22" w:name="sec:results:families"/>
     <w:p>
       <w:pPr>
         <w:pStyle w:val="Heading2"/>
@@ -5451,128 +5647,128 @@
           <m:t>=</m:t>
         </m:r>
         <m:r>
+          <m:t>0.95</m:t>
+        </m:r>
+      </m:oMath>
+      <w:r>
+        <w:t xml:space="preserve">–</w:t>
+      </w:r>
+      <m:oMath>
+        <m:r>
+          <m:t>0.999</m:t>
+        </m:r>
+      </m:oMath>
+      <w:r>
+        <w:t xml:space="preserve">), while ratio correlates substantially less with each</w:t>
+      </w:r>
+      <w:r>
+        <w:t xml:space="preserve"> </w:t>
+      </w:r>
+      <w:r>
+        <w:t xml:space="preserve">(</w:t>
+      </w:r>
+      <m:oMath>
+        <m:r>
+          <m:t>r</m:t>
+        </m:r>
+        <m:r>
+          <m:rPr>
+            <m:sty m:val="p"/>
+          </m:rPr>
+          <m:t>=</m:t>
+        </m:r>
+        <m:r>
+          <m:t>0.34</m:t>
+        </m:r>
+      </m:oMath>
+      <w:r>
+        <w:t xml:space="preserve">–</w:t>
+      </w:r>
+      <m:oMath>
+        <m:r>
+          <m:t>0.45</m:t>
+        </m:r>
+      </m:oMath>
+      <w:r>
+        <w:t xml:space="preserve">).</w:t>
+      </w:r>
+      <w:r>
+        <w:t xml:space="preserve"> </w:t>
+      </w:r>
+      <w:r>
+        <w:t xml:space="preserve">On the larger Klaeger dataset, the same structure is preserved but with lower</w:t>
+      </w:r>
+      <w:r>
+        <w:t xml:space="preserve"> </w:t>
+      </w:r>
+      <w:r>
+        <w:t xml:space="preserve">within-cluster correlations (</w:t>
+      </w:r>
+      <m:oMath>
+        <m:r>
+          <m:t>r</m:t>
+        </m:r>
+        <m:r>
+          <m:rPr>
+            <m:sty m:val="p"/>
+          </m:rPr>
+          <m:t>=</m:t>
+        </m:r>
+        <m:r>
+          <m:t>0.75</m:t>
+        </m:r>
+      </m:oMath>
+      <w:r>
+        <w:t xml:space="preserve">–</w:t>
+      </w:r>
+      <m:oMath>
+        <m:r>
           <m:t>0.91</m:t>
         </m:r>
       </m:oMath>
       <w:r>
+        <w:t xml:space="preserve">), reflecting greater</w:t>
+      </w:r>
+      <w:r>
+        <w:t xml:space="preserve"> </w:t>
+      </w:r>
+      <w:r>
+        <w:t xml:space="preserve">diversity of binding profiles among the 222 clinical compounds.</w:t>
+      </w:r>
+      <w:r>
+        <w:t xml:space="preserve"> </w:t>
+      </w:r>
+      <w:r>
+        <w:t xml:space="preserve">The ratio definition is the consistent outlier in both datasets, with</w:t>
+      </w:r>
+      <w:r>
+        <w:t xml:space="preserve"> </w:t>
+      </w:r>
+      <w:r>
+        <w:t xml:space="preserve">cross-family correlations of</w:t>
+      </w:r>
+      <w:r>
+        <w:t xml:space="preserve"> </w:t>
+      </w:r>
+      <m:oMath>
+        <m:r>
+          <m:t>r</m:t>
+        </m:r>
+        <m:r>
+          <m:rPr>
+            <m:sty m:val="p"/>
+          </m:rPr>
+          <m:t>=</m:t>
+        </m:r>
+        <m:r>
+          <m:t>0.26</m:t>
+        </m:r>
+      </m:oMath>
+      <w:r>
         <w:t xml:space="preserve">–</w:t>
       </w:r>
       <m:oMath>
         <m:r>
-          <m:t>0.999</m:t>
-        </m:r>
-      </m:oMath>
-      <w:r>
-        <w:t xml:space="preserve">), while ratio correlates substantially less with each</w:t>
-      </w:r>
-      <w:r>
-        <w:t xml:space="preserve"> </w:t>
-      </w:r>
-      <w:r>
-        <w:t xml:space="preserve">(</w:t>
-      </w:r>
-      <m:oMath>
-        <m:r>
-          <m:t>r</m:t>
-        </m:r>
-        <m:r>
-          <m:rPr>
-            <m:sty m:val="p"/>
-          </m:rPr>
-          <m:t>=</m:t>
-        </m:r>
-        <m:r>
-          <m:t>0.34</m:t>
-        </m:r>
-      </m:oMath>
-      <w:r>
-        <w:t xml:space="preserve">–</w:t>
-      </w:r>
-      <m:oMath>
-        <m:r>
-          <m:t>0.45</m:t>
-        </m:r>
-      </m:oMath>
-      <w:r>
-        <w:t xml:space="preserve">).</w:t>
-      </w:r>
-      <w:r>
-        <w:t xml:space="preserve"> </w:t>
-      </w:r>
-      <w:r>
-        <w:t xml:space="preserve">On the larger Klaeger dataset, the same structure is preserved but with lower</w:t>
-      </w:r>
-      <w:r>
-        <w:t xml:space="preserve"> </w:t>
-      </w:r>
-      <w:r>
-        <w:t xml:space="preserve">within-cluster correlations (</w:t>
-      </w:r>
-      <m:oMath>
-        <m:r>
-          <m:t>r</m:t>
-        </m:r>
-        <m:r>
-          <m:rPr>
-            <m:sty m:val="p"/>
-          </m:rPr>
-          <m:t>=</m:t>
-        </m:r>
-        <m:r>
-          <m:t>0.75</m:t>
-        </m:r>
-      </m:oMath>
-      <w:r>
-        <w:t xml:space="preserve">–</w:t>
-      </w:r>
-      <m:oMath>
-        <m:r>
-          <m:t>0.91</m:t>
-        </m:r>
-      </m:oMath>
-      <w:r>
-        <w:t xml:space="preserve">), reflecting greater</w:t>
-      </w:r>
-      <w:r>
-        <w:t xml:space="preserve"> </w:t>
-      </w:r>
-      <w:r>
-        <w:t xml:space="preserve">diversity of binding profiles among the 222 clinical compounds.</w:t>
-      </w:r>
-      <w:r>
-        <w:t xml:space="preserve"> </w:t>
-      </w:r>
-      <w:r>
-        <w:t xml:space="preserve">The ratio definition is the consistent outlier in both datasets, with</w:t>
-      </w:r>
-      <w:r>
-        <w:t xml:space="preserve"> </w:t>
-      </w:r>
-      <w:r>
-        <w:t xml:space="preserve">cross-family correlations of</w:t>
-      </w:r>
-      <w:r>
-        <w:t xml:space="preserve"> </w:t>
-      </w:r>
-      <m:oMath>
-        <m:r>
-          <m:t>r</m:t>
-        </m:r>
-        <m:r>
-          <m:rPr>
-            <m:sty m:val="p"/>
-          </m:rPr>
-          <m:t>=</m:t>
-        </m:r>
-        <m:r>
-          <m:t>0.27</m:t>
-        </m:r>
-      </m:oMath>
-      <w:r>
-        <w:t xml:space="preserve">–</w:t>
-      </w:r>
-      <m:oMath>
-        <m:r>
           <m:t>0.62</m:t>
         </m:r>
       </m:oMath>
@@ -5580,7 +5776,7 @@
         <w:t xml:space="preserve">.</w:t>
       </w:r>
     </w:p>
-    <w:bookmarkStart w:id="17" w:name="tab:correlations"/>
+    <w:bookmarkStart w:id="21" w:name="tab:correlations"/>
     <w:p>
       <w:pPr>
         <w:pStyle w:val="TableCaption"/>
@@ -5953,7 +6149,7 @@
         </w:tc>
       </w:tr>
     </w:tbl>
-    <w:bookmarkEnd w:id="17"/>
+    <w:bookmarkEnd w:id="21"/>
     <w:p>
       <w:pPr>
         <w:pStyle w:val="BodyText"/>
@@ -6028,8 +6224,8 @@
         <w:t xml:space="preserve">(activity distributed across many targets).</w:t>
       </w:r>
     </w:p>
-    <w:bookmarkEnd w:id="18"/>
-    <w:bookmarkStart w:id="23" w:name="sec:results:replication"/>
+    <w:bookmarkEnd w:id="22"/>
+    <w:bookmarkStart w:id="27" w:name="sec:results:replication"/>
     <w:p>
       <w:pPr>
         <w:pStyle w:val="Heading2"/>
@@ -6076,7 +6272,7 @@
           <w:rPr>
             <w:rStyle w:val="Hyperlink"/>
           </w:rPr>
-          <w:t xml:space="preserve">1</w:t>
+          <w:t xml:space="preserve">2</w:t>
         </w:r>
       </w:hyperlink>
       <w:r>
@@ -6511,7 +6707,7 @@
         <w:t xml:space="preserve">), as detailed below.</w:t>
       </w:r>
     </w:p>
-    <w:bookmarkStart w:id="22" w:name="fig:crossdataset"/>
+    <w:bookmarkStart w:id="26" w:name="fig:crossdataset"/>
     <w:p>
       <w:pPr>
         <w:pStyle w:val="CaptionedFigure"/>
@@ -6521,18 +6717,18 @@
           <wp:inline>
             <wp:extent cx="5334000" cy="1549174"/>
             <wp:effectExtent b="0" l="0" r="0" t="0"/>
-            <wp:docPr descr="" title="" id="20" name="Picture"/>
+            <wp:docPr descr="" title="" id="24" name="Picture"/>
             <a:graphic>
               <a:graphicData uri="http://schemas.openxmlformats.org/drawingml/2006/picture">
                 <pic:pic>
                   <pic:nvPicPr>
-                    <pic:cNvPr descr="figures/cross_dataset_correlations.png" id="21" name="Picture"/>
+                    <pic:cNvPr descr="figures/cross_dataset_correlations.png" id="25" name="Picture"/>
                     <pic:cNvPicPr>
                       <a:picLocks noChangeArrowheads="1" noChangeAspect="1"/>
                     </pic:cNvPicPr>
                   </pic:nvPicPr>
                   <pic:blipFill>
-                    <a:blip r:embed="rId19"/>
+                    <a:blip r:embed="rId23"/>
                     <a:stretch>
                       <a:fillRect/>
                     </a:stretch>
@@ -6564,7 +6760,7 @@
         <w:pStyle w:val="ImageCaption"/>
       </w:pPr>
       <w:r>
-        <w:t xml:space="preserve">Figure 1. Spearman correlations between the median rankings of the</w:t>
+        <w:t xml:space="preserve">Figure 2. Spearman correlations between the median rankings of the</w:t>
       </w:r>
       <w:r>
         <w:t xml:space="preserve"> </w:t>
@@ -6626,9 +6822,9 @@
         <w:t xml:space="preserve">functional-activity assays.</w:t>
       </w:r>
     </w:p>
-    <w:bookmarkEnd w:id="22"/>
-    <w:bookmarkEnd w:id="23"/>
-    <w:bookmarkStart w:id="30" w:name="X407cca15bdde686e5bbf06b870ccd8ee8d81a52"/>
+    <w:bookmarkEnd w:id="26"/>
+    <w:bookmarkEnd w:id="27"/>
+    <w:bookmarkStart w:id="34" w:name="X407cca15bdde686e5bbf06b870ccd8ee8d81a52"/>
     <w:p>
       <w:pPr>
         <w:pStyle w:val="Heading2"/>
@@ -6637,7 +6833,7 @@
         <w:t xml:space="preserve">Rank Instability Is Structured and Predictable</w:t>
       </w:r>
     </w:p>
-    <w:bookmarkStart w:id="27" w:name="fig:instability"/>
+    <w:bookmarkStart w:id="31" w:name="fig:instability"/>
     <w:p>
       <w:pPr>
         <w:pStyle w:val="CaptionedFigure"/>
@@ -6645,20 +6841,20 @@
       <w:r>
         <w:drawing>
           <wp:inline>
-            <wp:extent cx="4533900" cy="1130624"/>
+            <wp:extent cx="4533900" cy="1127397"/>
             <wp:effectExtent b="0" l="0" r="0" t="0"/>
-            <wp:docPr descr="" title="" id="25" name="Picture"/>
+            <wp:docPr descr="" title="" id="29" name="Picture"/>
             <a:graphic>
               <a:graphicData uri="http://schemas.openxmlformats.org/drawingml/2006/picture">
                 <pic:pic>
                   <pic:nvPicPr>
-                    <pic:cNvPr descr="figures/instability_by_family.png" id="26" name="Picture"/>
+                    <pic:cNvPr descr="figures/instability_by_family.png" id="30" name="Picture"/>
                     <pic:cNvPicPr>
                       <a:picLocks noChangeArrowheads="1" noChangeAspect="1"/>
                     </pic:cNvPicPr>
                   </pic:nvPicPr>
                   <pic:blipFill>
-                    <a:blip r:embed="rId24"/>
+                    <a:blip r:embed="rId28"/>
                     <a:stretch>
                       <a:fillRect/>
                     </a:stretch>
@@ -6666,7 +6862,7 @@
                   <pic:spPr bwMode="auto">
                     <a:xfrm>
                       <a:off x="0" y="0"/>
-                      <a:ext cx="4533900" cy="1130624"/>
+                      <a:ext cx="4533900" cy="1127397"/>
                     </a:xfrm>
                     <a:prstGeom prst="rect">
                       <a:avLst/>
@@ -6690,7 +6886,7 @@
         <w:pStyle w:val="ImageCaption"/>
       </w:pPr>
       <w:r>
-        <w:t xml:space="preserve">Figure 2. Best predictor of rank instability within each definition family</w:t>
+        <w:t xml:space="preserve">Figure 3. Best predictor of rank instability within each definition family</w:t>
       </w:r>
       <w:r>
         <w:t xml:space="preserve"> </w:t>
@@ -6774,13 +6970,13 @@
         <w:t xml:space="preserve">of the active affinity distribution.</w:t>
       </w:r>
     </w:p>
-    <w:bookmarkEnd w:id="27"/>
+    <w:bookmarkEnd w:id="31"/>
     <w:p>
       <w:pPr>
         <w:pStyle w:val="BodyText"/>
       </w:pPr>
-      <w:bookmarkStart w:id="28" w:name="sec:results:instability"/>
-      <w:bookmarkEnd w:id="28"/>
+      <w:bookmarkStart w:id="32" w:name="sec:results:instability"/>
+      <w:bookmarkEnd w:id="32"/>
     </w:p>
     <w:p>
       <w:pPr>
@@ -6976,7 +7172,7 @@
           <w:rPr>
             <w:rStyle w:val="Hyperlink"/>
           </w:rPr>
-          <w:t xml:space="preserve">2</w:t>
+          <w:t xml:space="preserve">3</w:t>
         </w:r>
       </w:hyperlink>
       <w:r>
@@ -7496,7 +7692,7 @@
         <w:t xml:space="preserve">relative to the threshold rather than by intrinsic profile shape.</w:t>
       </w:r>
     </w:p>
-    <w:bookmarkStart w:id="29" w:name="tab:predictors"/>
+    <w:bookmarkStart w:id="33" w:name="tab:predictors"/>
     <w:p>
       <w:pPr>
         <w:pStyle w:val="TableCaption"/>
@@ -8553,9 +8749,9 @@
         </w:tc>
       </w:tr>
     </w:tbl>
-    <w:bookmarkEnd w:id="29"/>
-    <w:bookmarkEnd w:id="30"/>
-    <w:bookmarkStart w:id="36" w:name="X68735c2df90b804286b45acb5adfd4c5f45277c"/>
+    <w:bookmarkEnd w:id="33"/>
+    <w:bookmarkEnd w:id="34"/>
+    <w:bookmarkStart w:id="40" w:name="X68735c2df90b804286b45acb5adfd4c5f45277c"/>
     <w:p>
       <w:pPr>
         <w:pStyle w:val="Heading2"/>
@@ -8564,7 +8760,7 @@
         <w:t xml:space="preserve">Three Mechanistically Distinct Sources of Instability</w:t>
       </w:r>
     </w:p>
-    <w:bookmarkStart w:id="34" w:name="fig:profiles"/>
+    <w:bookmarkStart w:id="38" w:name="fig:profiles"/>
     <w:p>
       <w:pPr>
         <w:pStyle w:val="CaptionedFigure"/>
@@ -8572,20 +8768,20 @@
       <w:r>
         <w:drawing>
           <wp:inline>
-            <wp:extent cx="4533900" cy="1179138"/>
+            <wp:extent cx="4533900" cy="1241585"/>
             <wp:effectExtent b="0" l="0" r="0" t="0"/>
-            <wp:docPr descr="" title="" id="32" name="Picture"/>
+            <wp:docPr descr="" title="" id="36" name="Picture"/>
             <a:graphic>
               <a:graphicData uri="http://schemas.openxmlformats.org/drawingml/2006/picture">
                 <pic:pic>
                   <pic:nvPicPr>
-                    <pic:cNvPr descr="figures/binding_profiles.png" id="33" name="Picture"/>
+                    <pic:cNvPr descr="figures/binding_profiles.png" id="37" name="Picture"/>
                     <pic:cNvPicPr>
                       <a:picLocks noChangeArrowheads="1" noChangeAspect="1"/>
                     </pic:cNvPicPr>
                   </pic:nvPicPr>
                   <pic:blipFill>
-                    <a:blip r:embed="rId31"/>
+                    <a:blip r:embed="rId35"/>
                     <a:stretch>
                       <a:fillRect/>
                     </a:stretch>
@@ -8593,7 +8789,7 @@
                   <pic:spPr bwMode="auto">
                     <a:xfrm>
                       <a:off x="0" y="0"/>
-                      <a:ext cx="4533900" cy="1179138"/>
+                      <a:ext cx="4533900" cy="1241585"/>
                     </a:xfrm>
                     <a:prstGeom prst="rect">
                       <a:avLst/>
@@ -8617,7 +8813,7 @@
         <w:pStyle w:val="ImageCaption"/>
       </w:pPr>
       <w:r>
-        <w:t xml:space="preserve">Figure 3. Representative binding profiles illustrating the three instability types.</w:t>
+        <w:t xml:space="preserve">Figure 4. Representative binding profiles illustrating the three instability types.</w:t>
       </w:r>
       <w:r>
         <w:t xml:space="preserve"> </w:t>
@@ -8715,7 +8911,7 @@
           <m:t>=</m:t>
         </m:r>
         <m:r>
-          <m:t>0.019</m:t>
+          <m:t>0.024</m:t>
         </m:r>
       </m:oMath>
       <w:r>
@@ -8810,13 +9006,13 @@
         <w:t xml:space="preserve">assay floor.</w:t>
       </w:r>
     </w:p>
-    <w:bookmarkEnd w:id="34"/>
+    <w:bookmarkEnd w:id="38"/>
     <w:p>
       <w:pPr>
         <w:pStyle w:val="BodyText"/>
       </w:pPr>
-      <w:bookmarkStart w:id="35" w:name="sec:results:taxonomy"/>
-      <w:bookmarkEnd w:id="35"/>
+      <w:bookmarkStart w:id="39" w:name="sec:results:taxonomy"/>
+      <w:bookmarkEnd w:id="39"/>
     </w:p>
     <w:p>
       <w:pPr>
@@ -8838,1078 +9034,6 @@
         <w:t xml:space="preserve">(Figure </w:t>
       </w:r>
       <w:hyperlink w:anchor="fig:profiles">
-        <w:r>
-          <w:rPr>
-            <w:rStyle w:val="Hyperlink"/>
-          </w:rPr>
-          <w:t xml:space="preserve">3</w:t>
-        </w:r>
-      </w:hyperlink>
-      <w:r>
-        <w:t xml:space="preserve">), each</w:t>
-      </w:r>
-      <w:r>
-        <w:t xml:space="preserve"> </w:t>
-      </w:r>
-      <w:r>
-        <w:t xml:space="preserve">implicating a different aspect of how the definitions are constructed.</w:t>
-      </w:r>
-    </w:p>
-    <w:p>
-      <w:pPr>
-        <w:pStyle w:val="BodyText"/>
-      </w:pPr>
-      <w:r>
-        <w:rPr>
-          <w:b/>
-          <w:bCs/>
-        </w:rPr>
-        <w:t xml:space="preserve">Type 1 — Zero-active compounds.</w:t>
-      </w:r>
-      <w:r>
-        <w:t xml:space="preserve"> </w:t>
-      </w:r>
-      <w:r>
-        <w:t xml:space="preserve">The five most unstable Klaeger compounds (e.g. AZD-8055, BMS-911543,</w:t>
-      </w:r>
-      <w:r>
-        <w:t xml:space="preserve"> </w:t>
-      </w:r>
-      <w:r>
-        <w:t xml:space="preserve">Filgotinib, rank</w:t>
-      </w:r>
-      <w:r>
-        <w:t xml:space="preserve"> </w:t>
-      </w:r>
-      <m:oMath>
-        <m:r>
-          <m:t>σ</m:t>
-        </m:r>
-        <m:r>
-          <m:rPr>
-            <m:sty m:val="p"/>
-          </m:rPr>
-          <m:t>&gt;</m:t>
-        </m:r>
-        <m:r>
-          <m:t>80</m:t>
-        </m:r>
-      </m:oMath>
-      <w:r>
-        <w:t xml:space="preserve">) all have zero active kinases at the</w:t>
-      </w:r>
-      <w:r>
-        <w:t xml:space="preserve"> </w:t>
-      </w:r>
-      <m:oMath>
-        <m:r>
-          <m:rPr>
-            <m:sty m:val="p"/>
-          </m:rPr>
-          <m:t>p</m:t>
-        </m:r>
-        <m:sSub>
-          <m:e>
-            <m:r>
-              <m:t>K</m:t>
-            </m:r>
-          </m:e>
-          <m:sub>
-            <m:r>
-              <m:t>d</m:t>
-            </m:r>
-          </m:sub>
-        </m:sSub>
-        <m:r>
-          <m:rPr>
-            <m:sty m:val="p"/>
-          </m:rPr>
-          <m:t>&gt;</m:t>
-        </m:r>
-        <m:r>
-          <m:t>6</m:t>
-        </m:r>
-      </m:oMath>
-      <w:r>
-        <w:t xml:space="preserve"> </w:t>
-      </w:r>
-      <w:r>
-        <w:t xml:space="preserve">threshold.</w:t>
-      </w:r>
-      <w:r>
-        <w:t xml:space="preserve"> </w:t>
-      </w:r>
-      <w:r>
-        <w:t xml:space="preserve">These compounds have no meaningful binding to any profiled kinase at</w:t>
-      </w:r>
-      <w:r>
-        <w:t xml:space="preserve"> </w:t>
-      </w:r>
-      <w:r>
-        <w:t xml:space="preserve">sub-micromolar affinity, yet all four definitions still assign them numerical</w:t>
-      </w:r>
-      <w:r>
-        <w:t xml:space="preserve"> </w:t>
-      </w:r>
-      <w:r>
-        <w:t xml:space="preserve">selectivity scores based on the detection floor values.</w:t>
-      </w:r>
-      <w:r>
-        <w:t xml:space="preserve"> </w:t>
-      </w:r>
-      <w:r>
-        <w:t xml:space="preserve">The resulting rankings are arbitrary: different parameterizations produce</w:t>
-      </w:r>
-      <w:r>
-        <w:t xml:space="preserve"> </w:t>
-      </w:r>
-      <w:r>
-        <w:t xml:space="preserve">different orderings of compounds that are, in practice,</w:t>
-      </w:r>
-      <w:r>
-        <w:t xml:space="preserve"> </w:t>
-      </w:r>
-      <w:r>
-        <w:t xml:space="preserve">indistinguishable from one another.</w:t>
-      </w:r>
-      <w:r>
-        <w:t xml:space="preserve"> </w:t>
-      </w:r>
-      <w:r>
-        <w:t xml:space="preserve">Mean rank instability for zero-active compounds is</w:t>
-      </w:r>
-      <w:r>
-        <w:t xml:space="preserve"> </w:t>
-      </w:r>
-      <m:oMath>
-        <m:r>
-          <m:t>σ</m:t>
-        </m:r>
-        <m:r>
-          <m:rPr>
-            <m:sty m:val="p"/>
-          </m:rPr>
-          <m:t>≈</m:t>
-        </m:r>
-        <m:r>
-          <m:t>74</m:t>
-        </m:r>
-      </m:oMath>
-      <w:r>
-        <w:t xml:space="preserve">,</w:t>
-      </w:r>
-      <w:r>
-        <w:t xml:space="preserve"> </w:t>
-      </w:r>
-      <w:r>
-        <w:t xml:space="preserve">compared with</w:t>
-      </w:r>
-      <w:r>
-        <w:t xml:space="preserve"> </w:t>
-      </w:r>
-      <m:oMath>
-        <m:r>
-          <m:t>σ</m:t>
-        </m:r>
-        <m:r>
-          <m:rPr>
-            <m:sty m:val="p"/>
-          </m:rPr>
-          <m:t>≈</m:t>
-        </m:r>
-        <m:r>
-          <m:t>32</m:t>
-        </m:r>
-      </m:oMath>
-      <w:r>
-        <w:t xml:space="preserve"> </w:t>
-      </w:r>
-      <w:r>
-        <w:t xml:space="preserve">for compounds with at least one active</w:t>
-      </w:r>
-      <w:r>
-        <w:t xml:space="preserve"> </w:t>
-      </w:r>
-      <w:r>
-        <w:t xml:space="preserve">kinase (</w:t>
-      </w:r>
-      <m:oMath>
-        <m:r>
-          <m:t>p</m:t>
-        </m:r>
-        <m:r>
-          <m:rPr>
-            <m:sty m:val="p"/>
-          </m:rPr>
-          <m:t>&lt;</m:t>
-        </m:r>
-        <m:r>
-          <m:t>0.001</m:t>
-        </m:r>
-      </m:oMath>
-      <w:r>
-        <w:t xml:space="preserve">, Mann–Whitney</w:t>
-      </w:r>
-      <w:r>
-        <w:t xml:space="preserve"> </w:t>
-      </w:r>
-      <m:oMath>
-        <m:r>
-          <m:t>U</m:t>
-        </m:r>
-      </m:oMath>
-      <w:r>
-        <w:t xml:space="preserve"> </w:t>
-      </w:r>
-      <w:r>
-        <w:t xml:space="preserve">test).</w:t>
-      </w:r>
-      <w:r>
-        <w:t xml:space="preserve"> </w:t>
-      </w:r>
-      <w:r>
-        <w:t xml:space="preserve">This pattern is observed only in the Klaeger dataset: all Davis compounds</w:t>
-      </w:r>
-      <w:r>
-        <w:t xml:space="preserve"> </w:t>
-      </w:r>
-      <w:r>
-        <w:t xml:space="preserve">have at least one active kinase, consistent with Davis’s fixed-concentration</w:t>
-      </w:r>
-      <w:r>
-        <w:t xml:space="preserve"> </w:t>
-      </w:r>
-      <w:r>
-        <w:t xml:space="preserve">screening design, which reports a</w:t>
-      </w:r>
-      <w:r>
-        <w:t xml:space="preserve"> </w:t>
-      </w:r>
-      <m:oMath>
-        <m:sSub>
-          <m:e>
-            <m:r>
-              <m:t>K</m:t>
-            </m:r>
-          </m:e>
-          <m:sub>
-            <m:r>
-              <m:t>d</m:t>
-            </m:r>
-          </m:sub>
-        </m:sSub>
-      </m:oMath>
-      <w:r>
-        <w:t xml:space="preserve"> </w:t>
-      </w:r>
-      <w:r>
-        <w:t xml:space="preserve">only when activity is first detected</w:t>
-      </w:r>
-      <w:r>
-        <w:t xml:space="preserve"> </w:t>
-      </w:r>
-      <w:r>
-        <w:t xml:space="preserve">at 10 </w:t>
-      </w:r>
-      <m:oMath>
-        <m:r>
-          <m:t>μ</m:t>
-        </m:r>
-      </m:oMath>
-      <w:r>
-        <w:t xml:space="preserve">M.</w:t>
-      </w:r>
-    </w:p>
-    <w:p>
-      <w:pPr>
-        <w:pStyle w:val="BodyText"/>
-      </w:pPr>
-      <w:r>
-        <w:rPr>
-          <w:b/>
-          <w:bCs/>
-        </w:rPr>
-        <w:t xml:space="preserve">Type 2 — Near-tied top targets.</w:t>
-      </w:r>
-      <w:r>
-        <w:t xml:space="preserve"> </w:t>
-      </w:r>
-      <w:r>
-        <w:t xml:space="preserve">Among active compounds, ratio-specific instability is strongly predicted by a</w:t>
-      </w:r>
-      <w:r>
-        <w:t xml:space="preserve"> </w:t>
-      </w:r>
-      <w:r>
-        <w:t xml:space="preserve">small top</w:t>
-      </w:r>
-      <m:oMath>
-        <m:sSub>
-          <m:e>
-            <m:r>
-              <m:t>​</m:t>
-            </m:r>
-          </m:e>
-          <m:sub>
-            <m:r>
-              <m:t>1</m:t>
-            </m:r>
-          </m:sub>
-        </m:sSub>
-      </m:oMath>
-      <w:r>
-        <w:t xml:space="preserve">–top</w:t>
-      </w:r>
-      <m:oMath>
-        <m:sSub>
-          <m:e>
-            <m:r>
-              <m:t>​</m:t>
-            </m:r>
-          </m:e>
-          <m:sub>
-            <m:r>
-              <m:t>2</m:t>
-            </m:r>
-          </m:sub>
-        </m:sSub>
-      </m:oMath>
-      <w:r>
-        <w:t xml:space="preserve"> </w:t>
-      </w:r>
-      <w:r>
-        <w:t xml:space="preserve">gap (</w:t>
-      </w:r>
-      <m:oMath>
-        <m:r>
-          <m:t>r</m:t>
-        </m:r>
-        <m:r>
-          <m:rPr>
-            <m:sty m:val="p"/>
-          </m:rPr>
-          <m:t>=</m:t>
-        </m:r>
-        <m:r>
-          <m:rPr>
-            <m:sty m:val="p"/>
-          </m:rPr>
-          <m:t>−</m:t>
-        </m:r>
-        <m:r>
-          <m:t>0.341</m:t>
-        </m:r>
-      </m:oMath>
-      <w:r>
-        <w:t xml:space="preserve">,</w:t>
-      </w:r>
-      <w:r>
-        <w:t xml:space="preserve"> </w:t>
-      </w:r>
-      <m:oMath>
-        <m:r>
-          <m:t>p</m:t>
-        </m:r>
-        <m:r>
-          <m:rPr>
-            <m:sty m:val="p"/>
-          </m:rPr>
-          <m:t>&lt;</m:t>
-        </m:r>
-        <m:r>
-          <m:t>0.001</m:t>
-        </m:r>
-      </m:oMath>
-      <w:r>
-        <w:t xml:space="preserve">).</w:t>
-      </w:r>
-      <w:r>
-        <w:t xml:space="preserve"> </w:t>
-      </w:r>
-      <w:r>
-        <w:t xml:space="preserve">When a compound’s two best-bound kinases have near-identical affinities, the</w:t>
-      </w:r>
-      <w:r>
-        <w:t xml:space="preserve"> </w:t>
-      </w:r>
-      <w:r>
-        <w:t xml:space="preserve">ratio is highly sensitive to which is designated the primary target and which</w:t>
-      </w:r>
-      <w:r>
-        <w:t xml:space="preserve"> </w:t>
-      </w:r>
-      <w:r>
-        <w:t xml:space="preserve">the reference off-target, because a small parameter change can swap their roles.</w:t>
-      </w:r>
-      <w:r>
-        <w:t xml:space="preserve"> </w:t>
-      </w:r>
-      <w:r>
-        <w:t xml:space="preserve">Drug 23 in the Davis dataset (top</w:t>
-      </w:r>
-      <m:oMath>
-        <m:sSub>
-          <m:e>
-            <m:r>
-              <m:t>​</m:t>
-            </m:r>
-          </m:e>
-          <m:sub>
-            <m:r>
-              <m:t>1</m:t>
-            </m:r>
-          </m:sub>
-        </m:sSub>
-      </m:oMath>
-      <w:r>
-        <w:t xml:space="preserve">–top</w:t>
-      </w:r>
-      <m:oMath>
-        <m:sSub>
-          <m:e>
-            <m:r>
-              <m:t>​</m:t>
-            </m:r>
-          </m:e>
-          <m:sub>
-            <m:r>
-              <m:t>2</m:t>
-            </m:r>
-          </m:sub>
-        </m:sSub>
-      </m:oMath>
-      <w:r>
-        <w:t xml:space="preserve"> </w:t>
-      </w:r>
-      <w:r>
-        <w:t xml:space="preserve">gap</w:t>
-      </w:r>
-      <w:r>
-        <w:t xml:space="preserve"> </w:t>
-      </w:r>
-      <m:oMath>
-        <m:r>
-          <m:rPr>
-            <m:sty m:val="p"/>
-          </m:rPr>
-          <m:t>=</m:t>
-        </m:r>
-        <m:r>
-          <m:t>0.019</m:t>
-        </m:r>
-      </m:oMath>
-      <w:r>
-        <w:t xml:space="preserve"> pKd units) is the</w:t>
-      </w:r>
-      <w:r>
-        <w:t xml:space="preserve"> </w:t>
-      </w:r>
-      <w:r>
-        <w:t xml:space="preserve">extreme case: its two best-bound kinases are essentially indistinguishable, so</w:t>
-      </w:r>
-      <w:r>
-        <w:t xml:space="preserve"> </w:t>
-      </w:r>
-      <w:r>
-        <w:t xml:space="preserve">it receives maximally unstable ratio rankings.</w:t>
-      </w:r>
-    </w:p>
-    <w:p>
-      <w:pPr>
-        <w:pStyle w:val="BodyText"/>
-      </w:pPr>
-      <w:r>
-        <w:rPr>
-          <w:b/>
-          <w:bCs/>
-        </w:rPr>
-        <w:t xml:space="preserve">Type 3 — Broad profiles with a dominant primary target.</w:t>
-      </w:r>
-      <w:r>
-        <w:t xml:space="preserve"> </w:t>
-      </w:r>
-      <w:r>
-        <w:t xml:space="preserve">The largest entropy-ratio disagreements in the Klaeger dataset arise for</w:t>
-      </w:r>
-      <w:r>
-        <w:t xml:space="preserve"> </w:t>
-      </w:r>
-      <w:r>
-        <w:t xml:space="preserve">compounds with high</w:t>
-      </w:r>
-      <w:r>
-        <w:t xml:space="preserve"> </w:t>
-      </w:r>
-      <m:oMath>
-        <m:sSub>
-          <m:e>
-            <m:r>
-              <m:t>n</m:t>
-            </m:r>
-          </m:e>
-          <m:sub>
-            <m:r>
-              <m:rPr>
-                <m:sty m:val="p"/>
-              </m:rPr>
-              <m:t>a</m:t>
-            </m:r>
-            <m:r>
-              <m:rPr>
-                <m:sty m:val="p"/>
-              </m:rPr>
-              <m:t>c</m:t>
-            </m:r>
-            <m:r>
-              <m:rPr>
-                <m:sty m:val="p"/>
-              </m:rPr>
-              <m:t>t</m:t>
-            </m:r>
-            <m:r>
-              <m:rPr>
-                <m:sty m:val="p"/>
-              </m:rPr>
-              <m:t>i</m:t>
-            </m:r>
-            <m:r>
-              <m:rPr>
-                <m:sty m:val="p"/>
-              </m:rPr>
-              <m:t>v</m:t>
-            </m:r>
-            <m:r>
-              <m:rPr>
-                <m:sty m:val="p"/>
-              </m:rPr>
-              <m:t>e</m:t>
-            </m:r>
-          </m:sub>
-        </m:sSub>
-      </m:oMath>
-      <w:r>
-        <w:t xml:space="preserve"> </w:t>
-      </w:r>
-      <w:r>
-        <w:t xml:space="preserve">and a large top</w:t>
-      </w:r>
-      <m:oMath>
-        <m:sSub>
-          <m:e>
-            <m:r>
-              <m:t>​</m:t>
-            </m:r>
-          </m:e>
-          <m:sub>
-            <m:r>
-              <m:t>1</m:t>
-            </m:r>
-          </m:sub>
-        </m:sSub>
-      </m:oMath>
-      <w:r>
-        <w:t xml:space="preserve">–top</w:t>
-      </w:r>
-      <m:oMath>
-        <m:sSub>
-          <m:e>
-            <m:r>
-              <m:t>​</m:t>
-            </m:r>
-          </m:e>
-          <m:sub>
-            <m:r>
-              <m:t>2</m:t>
-            </m:r>
-          </m:sub>
-        </m:sSub>
-      </m:oMath>
-      <w:r>
-        <w:t xml:space="preserve"> </w:t>
-      </w:r>
-      <w:r>
-        <w:t xml:space="preserve">gap</w:t>
-      </w:r>
-      <w:r>
-        <w:t xml:space="preserve"> </w:t>
-      </w:r>
-      <w:r>
-        <w:t xml:space="preserve">(e.g. Dovitinib:</w:t>
-      </w:r>
-      <w:r>
-        <w:t xml:space="preserve"> </w:t>
-      </w:r>
-      <m:oMath>
-        <m:sSub>
-          <m:e>
-            <m:r>
-              <m:t>n</m:t>
-            </m:r>
-          </m:e>
-          <m:sub>
-            <m:r>
-              <m:rPr>
-                <m:sty m:val="p"/>
-              </m:rPr>
-              <m:t>a</m:t>
-            </m:r>
-            <m:r>
-              <m:rPr>
-                <m:sty m:val="p"/>
-              </m:rPr>
-              <m:t>c</m:t>
-            </m:r>
-            <m:r>
-              <m:rPr>
-                <m:sty m:val="p"/>
-              </m:rPr>
-              <m:t>t</m:t>
-            </m:r>
-            <m:r>
-              <m:rPr>
-                <m:sty m:val="p"/>
-              </m:rPr>
-              <m:t>i</m:t>
-            </m:r>
-            <m:r>
-              <m:rPr>
-                <m:sty m:val="p"/>
-              </m:rPr>
-              <m:t>v</m:t>
-            </m:r>
-            <m:r>
-              <m:rPr>
-                <m:sty m:val="p"/>
-              </m:rPr>
-              <m:t>e</m:t>
-            </m:r>
-          </m:sub>
-        </m:sSub>
-        <m:r>
-          <m:rPr>
-            <m:sty m:val="p"/>
-          </m:rPr>
-          <m:t>=</m:t>
-        </m:r>
-        <m:r>
-          <m:t>26</m:t>
-        </m:r>
-      </m:oMath>
-      <w:r>
-        <w:t xml:space="preserve">, gap</w:t>
-      </w:r>
-      <w:r>
-        <w:t xml:space="preserve"> </w:t>
-      </w:r>
-      <m:oMath>
-        <m:r>
-          <m:rPr>
-            <m:sty m:val="p"/>
-          </m:rPr>
-          <m:t>=</m:t>
-        </m:r>
-        <m:r>
-          <m:t>1.935</m:t>
-        </m:r>
-      </m:oMath>
-      <w:r>
-        <w:t xml:space="preserve">;</w:t>
-      </w:r>
-      <w:r>
-        <w:t xml:space="preserve"> </w:t>
-      </w:r>
-      <w:r>
-        <w:t xml:space="preserve">BMS-690514:</w:t>
-      </w:r>
-      <w:r>
-        <w:t xml:space="preserve"> </w:t>
-      </w:r>
-      <m:oMath>
-        <m:sSub>
-          <m:e>
-            <m:r>
-              <m:t>n</m:t>
-            </m:r>
-          </m:e>
-          <m:sub>
-            <m:r>
-              <m:rPr>
-                <m:sty m:val="p"/>
-              </m:rPr>
-              <m:t>a</m:t>
-            </m:r>
-            <m:r>
-              <m:rPr>
-                <m:sty m:val="p"/>
-              </m:rPr>
-              <m:t>c</m:t>
-            </m:r>
-            <m:r>
-              <m:rPr>
-                <m:sty m:val="p"/>
-              </m:rPr>
-              <m:t>t</m:t>
-            </m:r>
-            <m:r>
-              <m:rPr>
-                <m:sty m:val="p"/>
-              </m:rPr>
-              <m:t>i</m:t>
-            </m:r>
-            <m:r>
-              <m:rPr>
-                <m:sty m:val="p"/>
-              </m:rPr>
-              <m:t>v</m:t>
-            </m:r>
-            <m:r>
-              <m:rPr>
-                <m:sty m:val="p"/>
-              </m:rPr>
-              <m:t>e</m:t>
-            </m:r>
-          </m:sub>
-        </m:sSub>
-        <m:r>
-          <m:rPr>
-            <m:sty m:val="p"/>
-          </m:rPr>
-          <m:t>=</m:t>
-        </m:r>
-        <m:r>
-          <m:t>20</m:t>
-        </m:r>
-      </m:oMath>
-      <w:r>
-        <w:t xml:space="preserve">, gap</w:t>
-      </w:r>
-      <w:r>
-        <w:t xml:space="preserve"> </w:t>
-      </w:r>
-      <m:oMath>
-        <m:r>
-          <m:rPr>
-            <m:sty m:val="p"/>
-          </m:rPr>
-          <m:t>=</m:t>
-        </m:r>
-        <m:r>
-          <m:t>1.985</m:t>
-        </m:r>
-      </m:oMath>
-      <w:r>
-        <w:t xml:space="preserve">).</w:t>
-      </w:r>
-      <w:r>
-        <w:t xml:space="preserve"> </w:t>
-      </w:r>
-      <w:r>
-        <w:t xml:space="preserve">These compounds have one clearly dominant target but also bind many kinases at</w:t>
-      </w:r>
-      <w:r>
-        <w:t xml:space="preserve"> </w:t>
-      </w:r>
-      <w:r>
-        <w:t xml:space="preserve">moderate affinity.</w:t>
-      </w:r>
-      <w:r>
-        <w:t xml:space="preserve"> </w:t>
-      </w:r>
-      <w:r>
-        <w:t xml:space="preserve">The ratio definition scores them as highly selective (large gap between primary</w:t>
-      </w:r>
-      <w:r>
-        <w:t xml:space="preserve"> </w:t>
-      </w:r>
-      <w:r>
-        <w:t xml:space="preserve">and secondary target), while the entropy and Gini definitions score them as</w:t>
-      </w:r>
-      <w:r>
-        <w:t xml:space="preserve"> </w:t>
-      </w:r>
-      <w:r>
-        <w:t xml:space="preserve">moderately promiscuous (activity spread across many targets).</w:t>
-      </w:r>
-      <w:r>
-        <w:t xml:space="preserve"> </w:t>
-      </w:r>
-      <w:r>
-        <w:t xml:space="preserve">Neither characterization is incorrect, as they reflect genuinely different</w:t>
-      </w:r>
-      <w:r>
-        <w:t xml:space="preserve"> </w:t>
-      </w:r>
-      <w:r>
-        <w:t xml:space="preserve">questions about selectivity.</w:t>
-      </w:r>
-    </w:p>
-    <w:p>
-      <w:pPr>
-        <w:pStyle w:val="BodyText"/>
-      </w:pPr>
-      <w:r>
-        <w:t xml:space="preserve">Conversely, the most stable compounds in both datasets (e.g. XL-228,</w:t>
-      </w:r>
-      <w:r>
-        <w:t xml:space="preserve"> </w:t>
-      </w:r>
-      <m:oMath>
-        <m:r>
-          <m:t>σ</m:t>
-        </m:r>
-        <m:r>
-          <m:rPr>
-            <m:sty m:val="p"/>
-          </m:rPr>
-          <m:t>=</m:t>
-        </m:r>
-        <m:r>
-          <m:t>7.1</m:t>
-        </m:r>
-      </m:oMath>
-      <w:r>
-        <w:t xml:space="preserve">; PF-03814735,</w:t>
-      </w:r>
-      <w:r>
-        <w:t xml:space="preserve"> </w:t>
-      </w:r>
-      <m:oMath>
-        <m:r>
-          <m:t>σ</m:t>
-        </m:r>
-        <m:r>
-          <m:rPr>
-            <m:sty m:val="p"/>
-          </m:rPr>
-          <m:t>=</m:t>
-        </m:r>
-        <m:r>
-          <m:t>8.1</m:t>
-        </m:r>
-      </m:oMath>
-      <w:r>
-        <w:t xml:space="preserve">) are highly promiscuous, with</w:t>
-      </w:r>
-      <w:r>
-        <w:t xml:space="preserve"> </w:t>
-      </w:r>
-      <w:r>
-        <w:t xml:space="preserve">40–57 active kinases.</w:t>
-      </w:r>
-      <w:r>
-        <w:t xml:space="preserve"> </w:t>
-      </w:r>
-      <w:r>
-        <w:t xml:space="preserve">When a compound binds nearly the entire profiled kinome, all definitions rank</w:t>
-      </w:r>
-      <w:r>
-        <w:t xml:space="preserve"> </w:t>
-      </w:r>
-      <w:r>
-        <w:t xml:space="preserve">it as non-selective regardless of parameterization, producing low instability.</w:t>
-      </w:r>
-    </w:p>
-    <w:bookmarkEnd w:id="36"/>
-    <w:bookmarkStart w:id="41" w:name="sec:results:panelsize"/>
-    <w:p>
-      <w:pPr>
-        <w:pStyle w:val="Heading2"/>
-      </w:pPr>
-      <w:r>
-        <w:t xml:space="preserve">Panel Size Dependence of Selectivity Rankings</w:t>
-      </w:r>
-    </w:p>
-    <w:p>
-      <w:pPr>
-        <w:pStyle w:val="FirstParagraph"/>
-      </w:pPr>
-      <w:r>
-        <w:t xml:space="preserve">To assess the stability of selectivity rankings as a function of kinase panel</w:t>
-      </w:r>
-      <w:r>
-        <w:t xml:space="preserve"> </w:t>
-      </w:r>
-      <w:r>
-        <w:t xml:space="preserve">size, we performed a subsampling analysis on the Klaeger dataset.</w:t>
-      </w:r>
-      <w:r>
-        <w:t xml:space="preserve"> </w:t>
-      </w:r>
-      <w:r>
-        <w:t xml:space="preserve">The Davis dataset was not used for this analysis for two reasons: its complete</w:t>
-      </w:r>
-      <w:r>
-        <w:t xml:space="preserve"> </w:t>
-      </w:r>
-      <w:r>
-        <w:t xml:space="preserve">matrix design (every compound tested against every kinase by construction)</w:t>
-      </w:r>
-      <w:r>
-        <w:t xml:space="preserve"> </w:t>
-      </w:r>
-      <w:r>
-        <w:t xml:space="preserve">does not reflect the sparse coverage of real profiling panels, and subsampling</w:t>
-      </w:r>
-      <w:r>
-        <w:t xml:space="preserve"> </w:t>
-      </w:r>
-      <w:r>
-        <w:t xml:space="preserve">kinases from Davis changes the apparent number of active compounds in ways that</w:t>
-      </w:r>
-      <w:r>
-        <w:t xml:space="preserve"> </w:t>
-      </w:r>
-      <w:r>
-        <w:t xml:space="preserve">confound the panel size effect with the zero-active instability characterized</w:t>
-      </w:r>
-      <w:r>
-        <w:t xml:space="preserve"> </w:t>
-      </w:r>
-      <w:r>
-        <w:t xml:space="preserve">in the instability taxonomy above.</w:t>
-      </w:r>
-      <w:r>
-        <w:t xml:space="preserve"> </w:t>
-      </w:r>
-      <w:r>
-        <w:t xml:space="preserve">The Klaeger dataset, derived from chemoproteomic dose–response profiling with</w:t>
-      </w:r>
-      <w:r>
-        <w:t xml:space="preserve"> </w:t>
-      </w:r>
-      <w:r>
-        <w:t xml:space="preserve">genuine sparse kinase coverage, is the more appropriate substrate for this</w:t>
-      </w:r>
-      <w:r>
-        <w:t xml:space="preserve"> </w:t>
-      </w:r>
-      <w:r>
-        <w:t xml:space="preserve">question.</w:t>
-      </w:r>
-      <w:r>
-        <w:t xml:space="preserve"> </w:t>
-      </w:r>
-      <w:r>
-        <w:t xml:space="preserve">For each panel size</w:t>
-      </w:r>
-      <w:r>
-        <w:t xml:space="preserve"> </w:t>
-      </w:r>
-      <m:oMath>
-        <m:r>
-          <m:t>p</m:t>
-        </m:r>
-        <m:r>
-          <m:rPr>
-            <m:sty m:val="p"/>
-          </m:rPr>
-          <m:t>∈</m:t>
-        </m:r>
-        <m:r>
-          <m:rPr>
-            <m:sty m:val="p"/>
-          </m:rPr>
-          <m:t>{</m:t>
-        </m:r>
-        <m:r>
-          <m:t>50</m:t>
-        </m:r>
-        <m:r>
-          <m:rPr>
-            <m:sty m:val="p"/>
-          </m:rPr>
-          <m:t>,</m:t>
-        </m:r>
-        <m:r>
-          <m:t>80</m:t>
-        </m:r>
-        <m:r>
-          <m:rPr>
-            <m:sty m:val="p"/>
-          </m:rPr>
-          <m:t>,</m:t>
-        </m:r>
-        <m:r>
-          <m:rPr>
-            <m:sty m:val="p"/>
-          </m:rPr>
-          <m:t>…</m:t>
-        </m:r>
-        <m:r>
-          <m:rPr>
-            <m:sty m:val="p"/>
-          </m:rPr>
-          <m:t>,</m:t>
-        </m:r>
-        <m:r>
-          <m:t>320</m:t>
-        </m:r>
-        <m:r>
-          <m:rPr>
-            <m:sty m:val="p"/>
-          </m:rPr>
-          <m:t>,</m:t>
-        </m:r>
-        <m:r>
-          <m:t>343</m:t>
-        </m:r>
-        <m:r>
-          <m:rPr>
-            <m:sty m:val="p"/>
-          </m:rPr>
-          <m:t>}</m:t>
-        </m:r>
-      </m:oMath>
-      <w:r>
-        <w:t xml:space="preserve">, we drew 50 random</w:t>
-      </w:r>
-      <w:r>
-        <w:t xml:space="preserve"> </w:t>
-      </w:r>
-      <w:r>
-        <w:t xml:space="preserve">subsets of</w:t>
-      </w:r>
-      <w:r>
-        <w:t xml:space="preserve"> </w:t>
-      </w:r>
-      <m:oMath>
-        <m:r>
-          <m:t>p</m:t>
-        </m:r>
-      </m:oMath>
-      <w:r>
-        <w:t xml:space="preserve"> </w:t>
-      </w:r>
-      <w:r>
-        <w:t xml:space="preserve">kinases from the full panel of 343, computed each selectivity</w:t>
-      </w:r>
-      <w:r>
-        <w:t xml:space="preserve"> </w:t>
-      </w:r>
-      <w:r>
-        <w:t xml:space="preserve">definition on the subpanel, and measured agreement with the full-panel ranking</w:t>
-      </w:r>
-      <w:r>
-        <w:t xml:space="preserve"> </w:t>
-      </w:r>
-      <w:r>
-        <w:t xml:space="preserve">using Spearman correlation.</w:t>
-      </w:r>
-    </w:p>
-    <w:p>
-      <w:pPr>
-        <w:pStyle w:val="BodyText"/>
-      </w:pPr>
-      <w:r>
-        <w:t xml:space="preserve">The four definitions differ substantially in their panel size requirements</w:t>
-      </w:r>
-      <w:r>
-        <w:t xml:space="preserve"> </w:t>
-      </w:r>
-      <w:r>
-        <w:t xml:space="preserve">(Figure </w:t>
-      </w:r>
-      <w:hyperlink w:anchor="fig:panelsize">
         <w:r>
           <w:rPr>
             <w:rStyle w:val="Hyperlink"/>
@@ -9918,118 +9042,13 @@
         </w:r>
       </w:hyperlink>
       <w:r>
-        <w:t xml:space="preserve">).</w:t>
-      </w:r>
-      <w:r>
-        <w:t xml:space="preserve"> </w:t>
-      </w:r>
-      <w:r>
-        <w:t xml:space="preserve">Selectivity entropy reaches mean</w:t>
-      </w:r>
-      <w:r>
-        <w:t xml:space="preserve"> </w:t>
-      </w:r>
-      <m:oMath>
-        <m:r>
-          <m:t>r</m:t>
-        </m:r>
-        <m:r>
-          <m:rPr>
-            <m:sty m:val="p"/>
-          </m:rPr>
-          <m:t>=</m:t>
-        </m:r>
-        <m:r>
-          <m:t>0.90</m:t>
-        </m:r>
-      </m:oMath>
-      <w:r>
-        <w:t xml:space="preserve"> </w:t>
-      </w:r>
-      <w:r>
-        <w:t xml:space="preserve">against the full-panel ranking at</w:t>
-      </w:r>
-      <w:r>
-        <w:t xml:space="preserve"> </w:t>
-      </w:r>
-      <w:r>
-        <w:t xml:space="preserve">approximately 110 kinases, and S-score at approximately 140 kinases.</w:t>
-      </w:r>
-      <w:r>
-        <w:t xml:space="preserve"> </w:t>
-      </w:r>
-      <w:r>
-        <w:t xml:space="preserve">The Gini coefficient requires approximately 290 kinases to reach the same</w:t>
-      </w:r>
-      <w:r>
-        <w:t xml:space="preserve"> </w:t>
-      </w:r>
-      <w:r>
-        <w:t xml:space="preserve">threshold.</w:t>
-      </w:r>
-      <w:r>
-        <w:t xml:space="preserve"> </w:t>
-      </w:r>
-      <w:r>
-        <w:t xml:space="preserve">The ratio definition does not reach</w:t>
-      </w:r>
-      <w:r>
-        <w:t xml:space="preserve"> </w:t>
-      </w:r>
-      <m:oMath>
-        <m:r>
-          <m:t>r</m:t>
-        </m:r>
-        <m:r>
-          <m:rPr>
-            <m:sty m:val="p"/>
-          </m:rPr>
-          <m:t>=</m:t>
-        </m:r>
-        <m:r>
-          <m:t>0.90</m:t>
-        </m:r>
-      </m:oMath>
-      <w:r>
-        <w:t xml:space="preserve"> </w:t>
-      </w:r>
-      <w:r>
-        <w:t xml:space="preserve">until the panel contains 320</w:t>
-      </w:r>
-      <w:r>
-        <w:t xml:space="preserve"> </w:t>
-      </w:r>
-      <w:r>
-        <w:t xml:space="preserve">or more kinases, and achieves</w:t>
-      </w:r>
-      <w:r>
-        <w:t xml:space="preserve"> </w:t>
-      </w:r>
-      <m:oMath>
-        <m:r>
-          <m:t>r</m:t>
-        </m:r>
-        <m:r>
-          <m:rPr>
-            <m:sty m:val="p"/>
-          </m:rPr>
-          <m:t>=</m:t>
-        </m:r>
-        <m:r>
-          <m:t>0.888</m:t>
-        </m:r>
-      </m:oMath>
-      <w:r>
-        <w:t xml:space="preserve"> </w:t>
-      </w:r>
-      <w:r>
-        <w:t xml:space="preserve">even at 320 kinases — only 23</w:t>
-      </w:r>
-      <w:r>
-        <w:t xml:space="preserve"> </w:t>
-      </w:r>
-      <w:r>
-        <w:t xml:space="preserve">below the full panel size.</w:t>
+        <w:t xml:space="preserve">), each</w:t>
+      </w:r>
+      <w:r>
+        <w:t xml:space="preserve"> </w:t>
+      </w:r>
+      <w:r>
+        <w:t xml:space="preserve">implicating a different aspect of how the definitions are constructed.</w:t>
       </w:r>
     </w:p>
     <w:p>
@@ -10037,6 +9056,1206 @@
         <w:pStyle w:val="BodyText"/>
       </w:pPr>
       <w:r>
+        <w:rPr>
+          <w:b/>
+          <w:bCs/>
+        </w:rPr>
+        <w:t xml:space="preserve">Type 1: Zero-active compounds.</w:t>
+      </w:r>
+      <w:r>
+        <w:t xml:space="preserve"> </w:t>
+      </w:r>
+      <w:r>
+        <w:t xml:space="preserve">The five most unstable Klaeger compounds (e.g. AZD-8055, BMS-911543,</w:t>
+      </w:r>
+      <w:r>
+        <w:t xml:space="preserve"> </w:t>
+      </w:r>
+      <w:r>
+        <w:t xml:space="preserve">Filgotinib, rank</w:t>
+      </w:r>
+      <w:r>
+        <w:t xml:space="preserve"> </w:t>
+      </w:r>
+      <m:oMath>
+        <m:r>
+          <m:t>σ</m:t>
+        </m:r>
+        <m:r>
+          <m:rPr>
+            <m:sty m:val="p"/>
+          </m:rPr>
+          <m:t>&gt;</m:t>
+        </m:r>
+        <m:r>
+          <m:t>80</m:t>
+        </m:r>
+      </m:oMath>
+      <w:r>
+        <w:t xml:space="preserve">) all have zero active kinases at the</w:t>
+      </w:r>
+      <w:r>
+        <w:t xml:space="preserve"> </w:t>
+      </w:r>
+      <m:oMath>
+        <m:r>
+          <m:rPr>
+            <m:sty m:val="p"/>
+          </m:rPr>
+          <m:t>p</m:t>
+        </m:r>
+        <m:sSub>
+          <m:e>
+            <m:r>
+              <m:t>K</m:t>
+            </m:r>
+          </m:e>
+          <m:sub>
+            <m:r>
+              <m:t>d</m:t>
+            </m:r>
+          </m:sub>
+        </m:sSub>
+        <m:r>
+          <m:rPr>
+            <m:sty m:val="p"/>
+          </m:rPr>
+          <m:t>&gt;</m:t>
+        </m:r>
+        <m:r>
+          <m:t>6</m:t>
+        </m:r>
+      </m:oMath>
+      <w:r>
+        <w:t xml:space="preserve"> </w:t>
+      </w:r>
+      <w:r>
+        <w:t xml:space="preserve">threshold.</w:t>
+      </w:r>
+      <w:r>
+        <w:t xml:space="preserve"> </w:t>
+      </w:r>
+      <w:r>
+        <w:t xml:space="preserve">These compounds have no meaningful binding to any profiled kinase at</w:t>
+      </w:r>
+      <w:r>
+        <w:t xml:space="preserve"> </w:t>
+      </w:r>
+      <w:r>
+        <w:t xml:space="preserve">sub-micromolar affinity, yet all four definitions still assign them numerical</w:t>
+      </w:r>
+      <w:r>
+        <w:t xml:space="preserve"> </w:t>
+      </w:r>
+      <w:r>
+        <w:t xml:space="preserve">selectivity scores based on the detection floor values.</w:t>
+      </w:r>
+      <w:r>
+        <w:t xml:space="preserve"> </w:t>
+      </w:r>
+      <w:r>
+        <w:t xml:space="preserve">The resulting rankings are arbitrary: different parameterizations produce</w:t>
+      </w:r>
+      <w:r>
+        <w:t xml:space="preserve"> </w:t>
+      </w:r>
+      <w:r>
+        <w:t xml:space="preserve">different orderings of compounds that are, in practice,</w:t>
+      </w:r>
+      <w:r>
+        <w:t xml:space="preserve"> </w:t>
+      </w:r>
+      <w:r>
+        <w:t xml:space="preserve">indistinguishable from one another.</w:t>
+      </w:r>
+      <w:r>
+        <w:t xml:space="preserve"> </w:t>
+      </w:r>
+      <w:r>
+        <w:t xml:space="preserve">Mean rank instability for zero-active compounds is</w:t>
+      </w:r>
+      <w:r>
+        <w:t xml:space="preserve"> </w:t>
+      </w:r>
+      <m:oMath>
+        <m:r>
+          <m:t>σ</m:t>
+        </m:r>
+        <m:r>
+          <m:rPr>
+            <m:sty m:val="p"/>
+          </m:rPr>
+          <m:t>≈</m:t>
+        </m:r>
+        <m:r>
+          <m:t>74</m:t>
+        </m:r>
+      </m:oMath>
+      <w:r>
+        <w:t xml:space="preserve">,</w:t>
+      </w:r>
+      <w:r>
+        <w:t xml:space="preserve"> </w:t>
+      </w:r>
+      <w:r>
+        <w:t xml:space="preserve">compared with</w:t>
+      </w:r>
+      <w:r>
+        <w:t xml:space="preserve"> </w:t>
+      </w:r>
+      <m:oMath>
+        <m:r>
+          <m:t>σ</m:t>
+        </m:r>
+        <m:r>
+          <m:rPr>
+            <m:sty m:val="p"/>
+          </m:rPr>
+          <m:t>≈</m:t>
+        </m:r>
+        <m:r>
+          <m:t>32</m:t>
+        </m:r>
+      </m:oMath>
+      <w:r>
+        <w:t xml:space="preserve"> </w:t>
+      </w:r>
+      <w:r>
+        <w:t xml:space="preserve">for compounds with at least one active</w:t>
+      </w:r>
+      <w:r>
+        <w:t xml:space="preserve"> </w:t>
+      </w:r>
+      <w:r>
+        <w:t xml:space="preserve">kinase (</w:t>
+      </w:r>
+      <m:oMath>
+        <m:r>
+          <m:t>p</m:t>
+        </m:r>
+        <m:r>
+          <m:rPr>
+            <m:sty m:val="p"/>
+          </m:rPr>
+          <m:t>&lt;</m:t>
+        </m:r>
+        <m:r>
+          <m:t>0.001</m:t>
+        </m:r>
+      </m:oMath>
+      <w:r>
+        <w:t xml:space="preserve">, Mann–Whitney</w:t>
+      </w:r>
+      <w:r>
+        <w:t xml:space="preserve"> </w:t>
+      </w:r>
+      <m:oMath>
+        <m:r>
+          <m:t>U</m:t>
+        </m:r>
+      </m:oMath>
+      <w:r>
+        <w:t xml:space="preserve"> </w:t>
+      </w:r>
+      <w:r>
+        <w:t xml:space="preserve">test).</w:t>
+      </w:r>
+      <w:r>
+        <w:t xml:space="preserve"> </w:t>
+      </w:r>
+      <w:r>
+        <w:t xml:space="preserve">This pattern is observed only in the Klaeger dataset: all Davis compounds</w:t>
+      </w:r>
+      <w:r>
+        <w:t xml:space="preserve"> </w:t>
+      </w:r>
+      <w:r>
+        <w:t xml:space="preserve">have at least one active kinase, consistent with Davis’s fixed-concentration</w:t>
+      </w:r>
+      <w:r>
+        <w:t xml:space="preserve"> </w:t>
+      </w:r>
+      <w:r>
+        <w:t xml:space="preserve">screening design, which reports a</w:t>
+      </w:r>
+      <w:r>
+        <w:t xml:space="preserve"> </w:t>
+      </w:r>
+      <m:oMath>
+        <m:sSub>
+          <m:e>
+            <m:r>
+              <m:t>K</m:t>
+            </m:r>
+          </m:e>
+          <m:sub>
+            <m:r>
+              <m:t>d</m:t>
+            </m:r>
+          </m:sub>
+        </m:sSub>
+      </m:oMath>
+      <w:r>
+        <w:t xml:space="preserve"> </w:t>
+      </w:r>
+      <w:r>
+        <w:t xml:space="preserve">only when activity is first detected</w:t>
+      </w:r>
+      <w:r>
+        <w:t xml:space="preserve"> </w:t>
+      </w:r>
+      <w:r>
+        <w:t xml:space="preserve">at 10 </w:t>
+      </w:r>
+      <m:oMath>
+        <m:r>
+          <m:t>μ</m:t>
+        </m:r>
+      </m:oMath>
+      <w:r>
+        <w:t xml:space="preserve">M.</w:t>
+      </w:r>
+    </w:p>
+    <w:p>
+      <w:pPr>
+        <w:pStyle w:val="BodyText"/>
+      </w:pPr>
+      <w:r>
+        <w:rPr>
+          <w:b/>
+          <w:bCs/>
+        </w:rPr>
+        <w:t xml:space="preserve">Type 2: Near-tied top targets.</w:t>
+      </w:r>
+      <w:r>
+        <w:t xml:space="preserve"> </w:t>
+      </w:r>
+      <w:r>
+        <w:t xml:space="preserve">Among active compounds, ratio-specific instability is strongly predicted by a</w:t>
+      </w:r>
+      <w:r>
+        <w:t xml:space="preserve"> </w:t>
+      </w:r>
+      <w:r>
+        <w:t xml:space="preserve">small top</w:t>
+      </w:r>
+      <m:oMath>
+        <m:sSub>
+          <m:e>
+            <m:r>
+              <m:t>​</m:t>
+            </m:r>
+          </m:e>
+          <m:sub>
+            <m:r>
+              <m:t>1</m:t>
+            </m:r>
+          </m:sub>
+        </m:sSub>
+      </m:oMath>
+      <w:r>
+        <w:t xml:space="preserve">–top</w:t>
+      </w:r>
+      <m:oMath>
+        <m:sSub>
+          <m:e>
+            <m:r>
+              <m:t>​</m:t>
+            </m:r>
+          </m:e>
+          <m:sub>
+            <m:r>
+              <m:t>2</m:t>
+            </m:r>
+          </m:sub>
+        </m:sSub>
+      </m:oMath>
+      <w:r>
+        <w:t xml:space="preserve"> </w:t>
+      </w:r>
+      <w:r>
+        <w:t xml:space="preserve">gap (</w:t>
+      </w:r>
+      <m:oMath>
+        <m:r>
+          <m:t>r</m:t>
+        </m:r>
+        <m:r>
+          <m:rPr>
+            <m:sty m:val="p"/>
+          </m:rPr>
+          <m:t>=</m:t>
+        </m:r>
+        <m:r>
+          <m:rPr>
+            <m:sty m:val="p"/>
+          </m:rPr>
+          <m:t>−</m:t>
+        </m:r>
+        <m:r>
+          <m:t>0.341</m:t>
+        </m:r>
+      </m:oMath>
+      <w:r>
+        <w:t xml:space="preserve">,</w:t>
+      </w:r>
+      <w:r>
+        <w:t xml:space="preserve"> </w:t>
+      </w:r>
+      <m:oMath>
+        <m:r>
+          <m:t>p</m:t>
+        </m:r>
+        <m:r>
+          <m:rPr>
+            <m:sty m:val="p"/>
+          </m:rPr>
+          <m:t>&lt;</m:t>
+        </m:r>
+        <m:r>
+          <m:t>0.001</m:t>
+        </m:r>
+      </m:oMath>
+      <w:r>
+        <w:t xml:space="preserve">).</w:t>
+      </w:r>
+      <w:r>
+        <w:t xml:space="preserve"> </w:t>
+      </w:r>
+      <w:r>
+        <w:t xml:space="preserve">When a compound’s two best-bound kinases have near-identical affinities, the</w:t>
+      </w:r>
+      <w:r>
+        <w:t xml:space="preserve"> </w:t>
+      </w:r>
+      <w:r>
+        <w:t xml:space="preserve">ratio is highly sensitive to which is designated the primary target and which</w:t>
+      </w:r>
+      <w:r>
+        <w:t xml:space="preserve"> </w:t>
+      </w:r>
+      <w:r>
+        <w:t xml:space="preserve">the reference off-target, because a small parameter change can swap their roles.</w:t>
+      </w:r>
+      <w:r>
+        <w:t xml:space="preserve"> </w:t>
+      </w:r>
+      <w:r>
+        <w:t xml:space="preserve">Drug 23 in the Davis dataset (top</w:t>
+      </w:r>
+      <m:oMath>
+        <m:sSub>
+          <m:e>
+            <m:r>
+              <m:t>​</m:t>
+            </m:r>
+          </m:e>
+          <m:sub>
+            <m:r>
+              <m:t>1</m:t>
+            </m:r>
+          </m:sub>
+        </m:sSub>
+      </m:oMath>
+      <w:r>
+        <w:t xml:space="preserve">–top</w:t>
+      </w:r>
+      <m:oMath>
+        <m:sSub>
+          <m:e>
+            <m:r>
+              <m:t>​</m:t>
+            </m:r>
+          </m:e>
+          <m:sub>
+            <m:r>
+              <m:t>2</m:t>
+            </m:r>
+          </m:sub>
+        </m:sSub>
+      </m:oMath>
+      <w:r>
+        <w:t xml:space="preserve"> </w:t>
+      </w:r>
+      <w:r>
+        <w:t xml:space="preserve">gap</w:t>
+      </w:r>
+      <w:r>
+        <w:t xml:space="preserve"> </w:t>
+      </w:r>
+      <m:oMath>
+        <m:r>
+          <m:rPr>
+            <m:sty m:val="p"/>
+          </m:rPr>
+          <m:t>=</m:t>
+        </m:r>
+        <m:r>
+          <m:t>0.024</m:t>
+        </m:r>
+      </m:oMath>
+      <w:r>
+        <w:t xml:space="preserve"> pKd units) is the</w:t>
+      </w:r>
+      <w:r>
+        <w:t xml:space="preserve"> </w:t>
+      </w:r>
+      <w:r>
+        <w:t xml:space="preserve">extreme case: its two best-bound kinases are essentially indistinguishable, so</w:t>
+      </w:r>
+      <w:r>
+        <w:t xml:space="preserve"> </w:t>
+      </w:r>
+      <w:r>
+        <w:t xml:space="preserve">it receives maximally unstable ratio rankings.</w:t>
+      </w:r>
+    </w:p>
+    <w:p>
+      <w:pPr>
+        <w:pStyle w:val="BodyText"/>
+      </w:pPr>
+      <w:r>
+        <w:rPr>
+          <w:b/>
+          <w:bCs/>
+        </w:rPr>
+        <w:t xml:space="preserve">Type 3: Broad profiles with a dominant primary target.</w:t>
+      </w:r>
+      <w:r>
+        <w:t xml:space="preserve"> </w:t>
+      </w:r>
+      <w:r>
+        <w:t xml:space="preserve">The largest entropy-ratio disagreements in the Klaeger dataset arise for</w:t>
+      </w:r>
+      <w:r>
+        <w:t xml:space="preserve"> </w:t>
+      </w:r>
+      <w:r>
+        <w:t xml:space="preserve">compounds with high</w:t>
+      </w:r>
+      <w:r>
+        <w:t xml:space="preserve"> </w:t>
+      </w:r>
+      <m:oMath>
+        <m:sSub>
+          <m:e>
+            <m:r>
+              <m:t>n</m:t>
+            </m:r>
+          </m:e>
+          <m:sub>
+            <m:r>
+              <m:rPr>
+                <m:sty m:val="p"/>
+              </m:rPr>
+              <m:t>a</m:t>
+            </m:r>
+            <m:r>
+              <m:rPr>
+                <m:sty m:val="p"/>
+              </m:rPr>
+              <m:t>c</m:t>
+            </m:r>
+            <m:r>
+              <m:rPr>
+                <m:sty m:val="p"/>
+              </m:rPr>
+              <m:t>t</m:t>
+            </m:r>
+            <m:r>
+              <m:rPr>
+                <m:sty m:val="p"/>
+              </m:rPr>
+              <m:t>i</m:t>
+            </m:r>
+            <m:r>
+              <m:rPr>
+                <m:sty m:val="p"/>
+              </m:rPr>
+              <m:t>v</m:t>
+            </m:r>
+            <m:r>
+              <m:rPr>
+                <m:sty m:val="p"/>
+              </m:rPr>
+              <m:t>e</m:t>
+            </m:r>
+          </m:sub>
+        </m:sSub>
+      </m:oMath>
+      <w:r>
+        <w:t xml:space="preserve"> </w:t>
+      </w:r>
+      <w:r>
+        <w:t xml:space="preserve">and a large top</w:t>
+      </w:r>
+      <m:oMath>
+        <m:sSub>
+          <m:e>
+            <m:r>
+              <m:t>​</m:t>
+            </m:r>
+          </m:e>
+          <m:sub>
+            <m:r>
+              <m:t>1</m:t>
+            </m:r>
+          </m:sub>
+        </m:sSub>
+      </m:oMath>
+      <w:r>
+        <w:t xml:space="preserve">–top</w:t>
+      </w:r>
+      <m:oMath>
+        <m:sSub>
+          <m:e>
+            <m:r>
+              <m:t>​</m:t>
+            </m:r>
+          </m:e>
+          <m:sub>
+            <m:r>
+              <m:t>2</m:t>
+            </m:r>
+          </m:sub>
+        </m:sSub>
+      </m:oMath>
+      <w:r>
+        <w:t xml:space="preserve"> </w:t>
+      </w:r>
+      <w:r>
+        <w:t xml:space="preserve">gap</w:t>
+      </w:r>
+      <w:r>
+        <w:t xml:space="preserve"> </w:t>
+      </w:r>
+      <w:r>
+        <w:t xml:space="preserve">(e.g. Dovitinib:</w:t>
+      </w:r>
+      <w:r>
+        <w:t xml:space="preserve"> </w:t>
+      </w:r>
+      <m:oMath>
+        <m:sSub>
+          <m:e>
+            <m:r>
+              <m:t>n</m:t>
+            </m:r>
+          </m:e>
+          <m:sub>
+            <m:r>
+              <m:rPr>
+                <m:sty m:val="p"/>
+              </m:rPr>
+              <m:t>a</m:t>
+            </m:r>
+            <m:r>
+              <m:rPr>
+                <m:sty m:val="p"/>
+              </m:rPr>
+              <m:t>c</m:t>
+            </m:r>
+            <m:r>
+              <m:rPr>
+                <m:sty m:val="p"/>
+              </m:rPr>
+              <m:t>t</m:t>
+            </m:r>
+            <m:r>
+              <m:rPr>
+                <m:sty m:val="p"/>
+              </m:rPr>
+              <m:t>i</m:t>
+            </m:r>
+            <m:r>
+              <m:rPr>
+                <m:sty m:val="p"/>
+              </m:rPr>
+              <m:t>v</m:t>
+            </m:r>
+            <m:r>
+              <m:rPr>
+                <m:sty m:val="p"/>
+              </m:rPr>
+              <m:t>e</m:t>
+            </m:r>
+          </m:sub>
+        </m:sSub>
+        <m:r>
+          <m:rPr>
+            <m:sty m:val="p"/>
+          </m:rPr>
+          <m:t>=</m:t>
+        </m:r>
+        <m:r>
+          <m:t>26</m:t>
+        </m:r>
+      </m:oMath>
+      <w:r>
+        <w:t xml:space="preserve">, gap</w:t>
+      </w:r>
+      <w:r>
+        <w:t xml:space="preserve"> </w:t>
+      </w:r>
+      <m:oMath>
+        <m:r>
+          <m:rPr>
+            <m:sty m:val="p"/>
+          </m:rPr>
+          <m:t>=</m:t>
+        </m:r>
+        <m:r>
+          <m:t>1.935</m:t>
+        </m:r>
+      </m:oMath>
+      <w:r>
+        <w:t xml:space="preserve">;</w:t>
+      </w:r>
+      <w:r>
+        <w:t xml:space="preserve"> </w:t>
+      </w:r>
+      <w:r>
+        <w:t xml:space="preserve">BMS-690514:</w:t>
+      </w:r>
+      <w:r>
+        <w:t xml:space="preserve"> </w:t>
+      </w:r>
+      <m:oMath>
+        <m:sSub>
+          <m:e>
+            <m:r>
+              <m:t>n</m:t>
+            </m:r>
+          </m:e>
+          <m:sub>
+            <m:r>
+              <m:rPr>
+                <m:sty m:val="p"/>
+              </m:rPr>
+              <m:t>a</m:t>
+            </m:r>
+            <m:r>
+              <m:rPr>
+                <m:sty m:val="p"/>
+              </m:rPr>
+              <m:t>c</m:t>
+            </m:r>
+            <m:r>
+              <m:rPr>
+                <m:sty m:val="p"/>
+              </m:rPr>
+              <m:t>t</m:t>
+            </m:r>
+            <m:r>
+              <m:rPr>
+                <m:sty m:val="p"/>
+              </m:rPr>
+              <m:t>i</m:t>
+            </m:r>
+            <m:r>
+              <m:rPr>
+                <m:sty m:val="p"/>
+              </m:rPr>
+              <m:t>v</m:t>
+            </m:r>
+            <m:r>
+              <m:rPr>
+                <m:sty m:val="p"/>
+              </m:rPr>
+              <m:t>e</m:t>
+            </m:r>
+          </m:sub>
+        </m:sSub>
+        <m:r>
+          <m:rPr>
+            <m:sty m:val="p"/>
+          </m:rPr>
+          <m:t>=</m:t>
+        </m:r>
+        <m:r>
+          <m:t>20</m:t>
+        </m:r>
+      </m:oMath>
+      <w:r>
+        <w:t xml:space="preserve">, gap</w:t>
+      </w:r>
+      <w:r>
+        <w:t xml:space="preserve"> </w:t>
+      </w:r>
+      <m:oMath>
+        <m:r>
+          <m:rPr>
+            <m:sty m:val="p"/>
+          </m:rPr>
+          <m:t>=</m:t>
+        </m:r>
+        <m:r>
+          <m:t>1.985</m:t>
+        </m:r>
+      </m:oMath>
+      <w:r>
+        <w:t xml:space="preserve">).</w:t>
+      </w:r>
+      <w:r>
+        <w:t xml:space="preserve"> </w:t>
+      </w:r>
+      <w:r>
+        <w:t xml:space="preserve">These compounds have one clearly dominant target but also bind many kinases at</w:t>
+      </w:r>
+      <w:r>
+        <w:t xml:space="preserve"> </w:t>
+      </w:r>
+      <w:r>
+        <w:t xml:space="preserve">moderate affinity.</w:t>
+      </w:r>
+      <w:r>
+        <w:t xml:space="preserve"> </w:t>
+      </w:r>
+      <w:r>
+        <w:t xml:space="preserve">The ratio definition scores them as highly selective (large gap between primary</w:t>
+      </w:r>
+      <w:r>
+        <w:t xml:space="preserve"> </w:t>
+      </w:r>
+      <w:r>
+        <w:t xml:space="preserve">and secondary target), while the entropy and Gini definitions score them as</w:t>
+      </w:r>
+      <w:r>
+        <w:t xml:space="preserve"> </w:t>
+      </w:r>
+      <w:r>
+        <w:t xml:space="preserve">moderately promiscuous (activity spread across many targets).</w:t>
+      </w:r>
+      <w:r>
+        <w:t xml:space="preserve"> </w:t>
+      </w:r>
+      <w:r>
+        <w:t xml:space="preserve">Neither characterization is incorrect, as they reflect genuinely different</w:t>
+      </w:r>
+      <w:r>
+        <w:t xml:space="preserve"> </w:t>
+      </w:r>
+      <w:r>
+        <w:t xml:space="preserve">questions about selectivity.</w:t>
+      </w:r>
+    </w:p>
+    <w:p>
+      <w:pPr>
+        <w:pStyle w:val="BodyText"/>
+      </w:pPr>
+      <w:r>
+        <w:t xml:space="preserve">Conversely, the most stable compounds in both datasets (e.g. XL-228,</w:t>
+      </w:r>
+      <w:r>
+        <w:t xml:space="preserve"> </w:t>
+      </w:r>
+      <m:oMath>
+        <m:r>
+          <m:t>σ</m:t>
+        </m:r>
+        <m:r>
+          <m:rPr>
+            <m:sty m:val="p"/>
+          </m:rPr>
+          <m:t>=</m:t>
+        </m:r>
+        <m:r>
+          <m:t>7.1</m:t>
+        </m:r>
+      </m:oMath>
+      <w:r>
+        <w:t xml:space="preserve">; PF-03814735,</w:t>
+      </w:r>
+      <w:r>
+        <w:t xml:space="preserve"> </w:t>
+      </w:r>
+      <m:oMath>
+        <m:r>
+          <m:t>σ</m:t>
+        </m:r>
+        <m:r>
+          <m:rPr>
+            <m:sty m:val="p"/>
+          </m:rPr>
+          <m:t>=</m:t>
+        </m:r>
+        <m:r>
+          <m:t>8.1</m:t>
+        </m:r>
+      </m:oMath>
+      <w:r>
+        <w:t xml:space="preserve">) are highly promiscuous, with</w:t>
+      </w:r>
+      <w:r>
+        <w:t xml:space="preserve"> </w:t>
+      </w:r>
+      <w:r>
+        <w:t xml:space="preserve">40–57 active kinases.</w:t>
+      </w:r>
+      <w:r>
+        <w:t xml:space="preserve"> </w:t>
+      </w:r>
+      <w:r>
+        <w:t xml:space="preserve">When a compound binds nearly the entire profiled kinome, all definitions rank</w:t>
+      </w:r>
+      <w:r>
+        <w:t xml:space="preserve"> </w:t>
+      </w:r>
+      <w:r>
+        <w:t xml:space="preserve">it as non-selective regardless of parameterization, producing low instability.</w:t>
+      </w:r>
+    </w:p>
+    <w:bookmarkEnd w:id="40"/>
+    <w:bookmarkStart w:id="45" w:name="sec:results:panelsize"/>
+    <w:p>
+      <w:pPr>
+        <w:pStyle w:val="Heading2"/>
+      </w:pPr>
+      <w:r>
+        <w:t xml:space="preserve">Panel Size Dependence of Selectivity Rankings</w:t>
+      </w:r>
+    </w:p>
+    <w:p>
+      <w:pPr>
+        <w:pStyle w:val="FirstParagraph"/>
+      </w:pPr>
+      <w:r>
+        <w:t xml:space="preserve">To assess the stability of selectivity rankings as a function of kinase panel</w:t>
+      </w:r>
+      <w:r>
+        <w:t xml:space="preserve"> </w:t>
+      </w:r>
+      <w:r>
+        <w:t xml:space="preserve">size, we performed a subsampling analysis on the Klaeger dataset.</w:t>
+      </w:r>
+      <w:r>
+        <w:t xml:space="preserve"> </w:t>
+      </w:r>
+      <w:r>
+        <w:t xml:space="preserve">The Davis dataset was not used for this analysis for two reasons: its complete</w:t>
+      </w:r>
+      <w:r>
+        <w:t xml:space="preserve"> </w:t>
+      </w:r>
+      <w:r>
+        <w:t xml:space="preserve">matrix design (every compound tested against every kinase by construction)</w:t>
+      </w:r>
+      <w:r>
+        <w:t xml:space="preserve"> </w:t>
+      </w:r>
+      <w:r>
+        <w:t xml:space="preserve">does not reflect the sparse coverage of real profiling panels, and subsampling</w:t>
+      </w:r>
+      <w:r>
+        <w:t xml:space="preserve"> </w:t>
+      </w:r>
+      <w:r>
+        <w:t xml:space="preserve">kinases from Davis changes the apparent number of active compounds in ways that</w:t>
+      </w:r>
+      <w:r>
+        <w:t xml:space="preserve"> </w:t>
+      </w:r>
+      <w:r>
+        <w:t xml:space="preserve">confound the panel size effect with the zero-active instability characterized</w:t>
+      </w:r>
+      <w:r>
+        <w:t xml:space="preserve"> </w:t>
+      </w:r>
+      <w:r>
+        <w:t xml:space="preserve">in the instability taxonomy above.</w:t>
+      </w:r>
+      <w:r>
+        <w:t xml:space="preserve"> </w:t>
+      </w:r>
+      <w:r>
+        <w:t xml:space="preserve">The Klaeger dataset, derived from chemoproteomic dose–response profiling with</w:t>
+      </w:r>
+      <w:r>
+        <w:t xml:space="preserve"> </w:t>
+      </w:r>
+      <w:r>
+        <w:t xml:space="preserve">genuine sparse kinase coverage, is the more appropriate substrate for this</w:t>
+      </w:r>
+      <w:r>
+        <w:t xml:space="preserve"> </w:t>
+      </w:r>
+      <w:r>
+        <w:t xml:space="preserve">question.</w:t>
+      </w:r>
+      <w:r>
+        <w:t xml:space="preserve"> </w:t>
+      </w:r>
+      <w:r>
+        <w:t xml:space="preserve">For each panel size</w:t>
+      </w:r>
+      <w:r>
+        <w:t xml:space="preserve"> </w:t>
+      </w:r>
+      <m:oMath>
+        <m:r>
+          <m:t>p</m:t>
+        </m:r>
+        <m:r>
+          <m:rPr>
+            <m:sty m:val="p"/>
+          </m:rPr>
+          <m:t>∈</m:t>
+        </m:r>
+        <m:r>
+          <m:rPr>
+            <m:sty m:val="p"/>
+          </m:rPr>
+          <m:t>{</m:t>
+        </m:r>
+        <m:r>
+          <m:t>50</m:t>
+        </m:r>
+        <m:r>
+          <m:rPr>
+            <m:sty m:val="p"/>
+          </m:rPr>
+          <m:t>,</m:t>
+        </m:r>
+        <m:r>
+          <m:t>80</m:t>
+        </m:r>
+        <m:r>
+          <m:rPr>
+            <m:sty m:val="p"/>
+          </m:rPr>
+          <m:t>,</m:t>
+        </m:r>
+        <m:r>
+          <m:rPr>
+            <m:sty m:val="p"/>
+          </m:rPr>
+          <m:t>…</m:t>
+        </m:r>
+        <m:r>
+          <m:rPr>
+            <m:sty m:val="p"/>
+          </m:rPr>
+          <m:t>,</m:t>
+        </m:r>
+        <m:r>
+          <m:t>320</m:t>
+        </m:r>
+        <m:r>
+          <m:rPr>
+            <m:sty m:val="p"/>
+          </m:rPr>
+          <m:t>,</m:t>
+        </m:r>
+        <m:r>
+          <m:t>343</m:t>
+        </m:r>
+        <m:r>
+          <m:rPr>
+            <m:sty m:val="p"/>
+          </m:rPr>
+          <m:t>}</m:t>
+        </m:r>
+      </m:oMath>
+      <w:r>
+        <w:t xml:space="preserve">, we drew 50 random</w:t>
+      </w:r>
+      <w:r>
+        <w:t xml:space="preserve"> </w:t>
+      </w:r>
+      <w:r>
+        <w:t xml:space="preserve">subsets of</w:t>
+      </w:r>
+      <w:r>
+        <w:t xml:space="preserve"> </w:t>
+      </w:r>
+      <m:oMath>
+        <m:r>
+          <m:t>p</m:t>
+        </m:r>
+      </m:oMath>
+      <w:r>
+        <w:t xml:space="preserve"> </w:t>
+      </w:r>
+      <w:r>
+        <w:t xml:space="preserve">kinases from the full panel of 343, computed each selectivity</w:t>
+      </w:r>
+      <w:r>
+        <w:t xml:space="preserve"> </w:t>
+      </w:r>
+      <w:r>
+        <w:t xml:space="preserve">definition on the subpanel, and measured agreement with the full-panel ranking</w:t>
+      </w:r>
+      <w:r>
+        <w:t xml:space="preserve"> </w:t>
+      </w:r>
+      <w:r>
+        <w:t xml:space="preserve">using Spearman correlation.</w:t>
+      </w:r>
+    </w:p>
+    <w:p>
+      <w:pPr>
+        <w:pStyle w:val="BodyText"/>
+      </w:pPr>
+      <w:r>
+        <w:t xml:space="preserve">The four definitions differ substantially in their panel size requirements</w:t>
+      </w:r>
+      <w:r>
+        <w:t xml:space="preserve"> </w:t>
+      </w:r>
+      <w:r>
+        <w:t xml:space="preserve">(Figure </w:t>
+      </w:r>
+      <w:hyperlink w:anchor="fig:panelsize">
+        <w:r>
+          <w:rPr>
+            <w:rStyle w:val="Hyperlink"/>
+          </w:rPr>
+          <w:t xml:space="preserve">5</w:t>
+        </w:r>
+      </w:hyperlink>
+      <w:r>
+        <w:t xml:space="preserve">).</w:t>
+      </w:r>
+      <w:r>
+        <w:t xml:space="preserve"> </w:t>
+      </w:r>
+      <w:r>
+        <w:t xml:space="preserve">Selectivity entropy reaches mean</w:t>
+      </w:r>
+      <w:r>
+        <w:t xml:space="preserve"> </w:t>
+      </w:r>
+      <m:oMath>
+        <m:r>
+          <m:t>r</m:t>
+        </m:r>
+        <m:r>
+          <m:rPr>
+            <m:sty m:val="p"/>
+          </m:rPr>
+          <m:t>=</m:t>
+        </m:r>
+        <m:r>
+          <m:t>0.90</m:t>
+        </m:r>
+      </m:oMath>
+      <w:r>
+        <w:t xml:space="preserve"> </w:t>
+      </w:r>
+      <w:r>
+        <w:t xml:space="preserve">against the full-panel ranking at</w:t>
+      </w:r>
+      <w:r>
+        <w:t xml:space="preserve"> </w:t>
+      </w:r>
+      <w:r>
+        <w:t xml:space="preserve">approximately 110 kinases, and S-score at approximately 140 kinases.</w:t>
+      </w:r>
+      <w:r>
+        <w:t xml:space="preserve"> </w:t>
+      </w:r>
+      <w:r>
+        <w:t xml:space="preserve">The Gini coefficient requires approximately 290 kinases to reach the same</w:t>
+      </w:r>
+      <w:r>
+        <w:t xml:space="preserve"> </w:t>
+      </w:r>
+      <w:r>
+        <w:t xml:space="preserve">threshold.</w:t>
+      </w:r>
+      <w:r>
+        <w:t xml:space="preserve"> </w:t>
+      </w:r>
+      <w:r>
+        <w:t xml:space="preserve">The ratio definition does not reach</w:t>
+      </w:r>
+      <w:r>
+        <w:t xml:space="preserve"> </w:t>
+      </w:r>
+      <m:oMath>
+        <m:r>
+          <m:t>r</m:t>
+        </m:r>
+        <m:r>
+          <m:rPr>
+            <m:sty m:val="p"/>
+          </m:rPr>
+          <m:t>=</m:t>
+        </m:r>
+        <m:r>
+          <m:t>0.90</m:t>
+        </m:r>
+      </m:oMath>
+      <w:r>
+        <w:t xml:space="preserve"> </w:t>
+      </w:r>
+      <w:r>
+        <w:t xml:space="preserve">at any subpanel size short of</w:t>
+      </w:r>
+      <w:r>
+        <w:t xml:space="preserve"> </w:t>
+      </w:r>
+      <w:r>
+        <w:t xml:space="preserve">the full panel: it achieves only</w:t>
+      </w:r>
+      <w:r>
+        <w:t xml:space="preserve"> </w:t>
+      </w:r>
+      <m:oMath>
+        <m:r>
+          <m:t>r</m:t>
+        </m:r>
+        <m:r>
+          <m:rPr>
+            <m:sty m:val="p"/>
+          </m:rPr>
+          <m:t>=</m:t>
+        </m:r>
+        <m:r>
+          <m:t>0.888</m:t>
+        </m:r>
+      </m:oMath>
+      <w:r>
+        <w:t xml:space="preserve"> </w:t>
+      </w:r>
+      <w:r>
+        <w:t xml:space="preserve">even at 320 kinases, just 23</w:t>
+      </w:r>
+      <w:r>
+        <w:t xml:space="preserve"> </w:t>
+      </w:r>
+      <w:r>
+        <w:t xml:space="preserve">below the full panel of 343, and attains</w:t>
+      </w:r>
+      <w:r>
+        <w:t xml:space="preserve"> </w:t>
+      </w:r>
+      <m:oMath>
+        <m:r>
+          <m:t>r</m:t>
+        </m:r>
+        <m:r>
+          <m:rPr>
+            <m:sty m:val="p"/>
+          </m:rPr>
+          <m:t>=</m:t>
+        </m:r>
+        <m:r>
+          <m:t>0.90</m:t>
+        </m:r>
+      </m:oMath>
+      <w:r>
+        <w:t xml:space="preserve"> </w:t>
+      </w:r>
+      <w:r>
+        <w:t xml:space="preserve">only on the complete panel.</w:t>
+      </w:r>
+    </w:p>
+    <w:p>
+      <w:pPr>
+        <w:pStyle w:val="BodyText"/>
+      </w:pPr>
+      <w:r>
         <w:t xml:space="preserve">This result has a direct practical implication.</w:t>
       </w:r>
       <w:r>
@@ -10055,7 +10274,7 @@
         <w:rPr>
           <w:vertAlign w:val="superscript"/>
         </w:rPr>
-        <w:t xml:space="preserve">8</w:t>
+        <w:t xml:space="preserve">[8]</w:t>
       </w:r>
       <w:r>
         <w:t xml:space="preserve"> </w:t>
@@ -10214,7 +10433,7 @@
         <w:t xml:space="preserve">(bounded gap sensitivity) as a necessary property.</w:t>
       </w:r>
     </w:p>
-    <w:bookmarkStart w:id="40" w:name="fig:panelsize"/>
+    <w:bookmarkStart w:id="44" w:name="fig:panelsize"/>
     <w:p>
       <w:pPr>
         <w:pStyle w:val="CaptionedFigure"/>
@@ -10224,18 +10443,18 @@
           <wp:inline>
             <wp:extent cx="4000500" cy="2469903"/>
             <wp:effectExtent b="0" l="0" r="0" t="0"/>
-            <wp:docPr descr="" title="" id="38" name="Picture"/>
+            <wp:docPr descr="" title="" id="42" name="Picture"/>
             <a:graphic>
               <a:graphicData uri="http://schemas.openxmlformats.org/drawingml/2006/picture">
                 <pic:pic>
                   <pic:nvPicPr>
-                    <pic:cNvPr descr="figures/panel_size_stability.png" id="39" name="Picture"/>
+                    <pic:cNvPr descr="figures/panel_size_stability.png" id="43" name="Picture"/>
                     <pic:cNvPicPr>
                       <a:picLocks noChangeArrowheads="1" noChangeAspect="1"/>
                     </pic:cNvPicPr>
                   </pic:nvPicPr>
                   <pic:blipFill>
-                    <a:blip r:embed="rId37"/>
+                    <a:blip r:embed="rId41"/>
                     <a:stretch>
                       <a:fillRect/>
                     </a:stretch>
@@ -10267,7 +10486,7 @@
         <w:pStyle w:val="ImageCaption"/>
       </w:pPr>
       <w:r>
-        <w:t xml:space="preserve">Figure 4. Mean Spearman correlation between rankings computed on random</w:t>
+        <w:t xml:space="preserve">Figure 5. Mean Spearman correlation between rankings computed on random</w:t>
       </w:r>
       <w:r>
         <w:t xml:space="preserve"> </w:t>
@@ -10381,10 +10600,10 @@
         <w:t xml:space="preserve">at any practically used panel size.</w:t>
       </w:r>
     </w:p>
-    <w:bookmarkEnd w:id="40"/>
-    <w:bookmarkEnd w:id="41"/>
-    <w:bookmarkEnd w:id="42"/>
-    <w:bookmarkStart w:id="49" w:name="sec:desiderata"/>
+    <w:bookmarkEnd w:id="44"/>
+    <w:bookmarkEnd w:id="45"/>
+    <w:bookmarkEnd w:id="46"/>
+    <w:bookmarkStart w:id="53" w:name="sec:desiderata"/>
     <w:p>
       <w:pPr>
         <w:pStyle w:val="Heading1"/>
@@ -10683,7 +10902,7 @@
           <w:b/>
           <w:bCs/>
         </w:rPr>
-        <w:t xml:space="preserve">D1 — Reliability threshold.</w:t>
+        <w:t xml:space="preserve">D1: Reliability threshold.</w:t>
       </w:r>
       <w:r>
         <w:t xml:space="preserve"> </w:t>
@@ -10936,7 +11155,7 @@
           <w:b/>
           <w:bCs/>
         </w:rPr>
-        <w:t xml:space="preserve">D2 — Bounded gap sensitivity.</w:t>
+        <w:t xml:space="preserve">D2: Bounded gap sensitivity.</w:t>
       </w:r>
       <w:r>
         <w:t xml:space="preserve"> </w:t>
@@ -11498,7 +11717,7 @@
           <w:b/>
           <w:bCs/>
         </w:rPr>
-        <w:t xml:space="preserve">D3 — Distributional consistency.</w:t>
+        <w:t xml:space="preserve">D3: Distributional consistency.</w:t>
       </w:r>
       <w:r>
         <w:t xml:space="preserve"> </w:t>
@@ -12031,7 +12250,7 @@
           <w:b/>
           <w:bCs/>
         </w:rPr>
-        <w:t xml:space="preserve">D4 — Monotonicity under weak off-target addition.</w:t>
+        <w:t xml:space="preserve">D4: Monotonicity under weak off-target addition.</w:t>
       </w:r>
       <w:r>
         <w:t xml:space="preserve"> </w:t>
@@ -12054,13 +12273,13 @@
         <w:t xml:space="preserve"> </w:t>
       </w:r>
       <w:r>
-        <w:t xml:space="preserve">has a weak additional binding interaction added —</w:t>
-      </w:r>
-      <w:r>
-        <w:t xml:space="preserve"> </w:t>
-      </w:r>
-      <w:r>
-        <w:t xml:space="preserve">formally, if</w:t>
+        <w:t xml:space="preserve">has a weak additional binding interaction added, i.e.</w:t>
+      </w:r>
+      <w:r>
+        <w:t xml:space="preserve"> </w:t>
+      </w:r>
+      <w:r>
+        <w:t xml:space="preserve">if</w:t>
       </w:r>
       <w:r>
         <w:t xml:space="preserve"> </w:t>
@@ -12226,10 +12445,7 @@
         </m:sSup>
       </m:oMath>
       <w:r>
-        <w:t xml:space="preserve"> </w:t>
-      </w:r>
-      <w:r>
-        <w:t xml:space="preserve">— then</w:t>
+        <w:t xml:space="preserve">, then</w:t>
       </w:r>
       <w:r>
         <w:t xml:space="preserve"> </w:t>
@@ -12363,7 +12579,7 @@
         <w:t xml:space="preserve"> </w:t>
       </w:r>
       <w:r>
-        <w:t xml:space="preserve">against more inactive kinases — a serious problem when panels differ in size or</w:t>
+        <w:t xml:space="preserve">against more inactive kinases. This is a serious problem when panels differ in size or</w:t>
       </w:r>
       <w:r>
         <w:t xml:space="preserve"> </w:t>
@@ -12430,7 +12646,7 @@
         <w:t xml:space="preserve">introduced next does.</w:t>
       </w:r>
     </w:p>
-    <w:bookmarkStart w:id="43" w:name="tab:desiderata"/>
+    <w:bookmarkStart w:id="47" w:name="tab:desiderata"/>
     <w:p>
       <w:pPr>
         <w:pStyle w:val="TableCaption"/>
@@ -12982,8 +13198,8 @@
         </w:tc>
       </w:tr>
     </w:tbl>
-    <w:bookmarkEnd w:id="43"/>
-    <w:bookmarkStart w:id="48" w:name="sec:candidate"/>
+    <w:bookmarkEnd w:id="47"/>
+    <w:bookmarkStart w:id="52" w:name="sec:candidate"/>
     <w:p>
       <w:pPr>
         <w:pStyle w:val="Heading2"/>
@@ -13621,7 +13837,7 @@
         <w:t xml:space="preserve"> </w:t>
       </w:r>
       <w:r>
-        <w:t xml:space="preserve">The score is minus the Shannon entropy of the smoothed, normalized profile —</w:t>
+        <w:t xml:space="preserve">The score is minus the Shannon entropy of the smoothed, normalized profile, and,</w:t>
       </w:r>
       <w:r>
         <w:t xml:space="preserve"> </w:t>
@@ -13957,7 +14173,7 @@
           <w:rPr>
             <w:rStyle w:val="Hyperlink"/>
           </w:rPr>
-          <w:t xml:space="preserve">5</w:t>
+          <w:t xml:space="preserve">6</w:t>
         </w:r>
       </w:hyperlink>
       <w:r>
@@ -14030,7 +14246,7 @@
         </m:r>
       </m:oMath>
       <w:r>
-        <w:t xml:space="preserve">) and the ratio (which does not reach</w:t>
+        <w:t xml:space="preserve">) and the ratio, which reaches</w:t>
       </w:r>
       <w:r>
         <w:t xml:space="preserve"> </w:t>
@@ -14053,13 +14269,42 @@
         <w:t xml:space="preserve"> </w:t>
       </w:r>
       <w:r>
-        <w:t xml:space="preserve">even at</w:t>
-      </w:r>
-      <w:r>
-        <w:t xml:space="preserve"> </w:t>
-      </w:r>
-      <w:r>
-        <w:t xml:space="preserve">the full panel).</w:t>
+        <w:t xml:space="preserve">only on the</w:t>
+      </w:r>
+      <w:r>
+        <w:t xml:space="preserve"> </w:t>
+      </w:r>
+      <w:r>
+        <w:t xml:space="preserve">full panel (</w:t>
+      </w:r>
+      <m:oMath>
+        <m:sSup>
+          <m:e>
+            <m:r>
+              <m:t>p</m:t>
+            </m:r>
+          </m:e>
+          <m:sup>
+            <m:r>
+              <m:rPr>
+                <m:sty m:val="p"/>
+              </m:rPr>
+              <m:t>*</m:t>
+            </m:r>
+          </m:sup>
+        </m:sSup>
+        <m:r>
+          <m:rPr>
+            <m:sty m:val="p"/>
+          </m:rPr>
+          <m:t>=</m:t>
+        </m:r>
+        <m:r>
+          <m:t>343</m:t>
+        </m:r>
+      </m:oMath>
+      <w:r>
+        <w:t xml:space="preserve">).</w:t>
       </w:r>
       <w:r>
         <w:t xml:space="preserve"> </w:t>
@@ -14071,13 +14316,13 @@
         <w:t xml:space="preserve"> </w:t>
       </w:r>
       <w:r>
-        <w:t xml:space="preserve">gate and the smooth hinge add structure that stabilizes a little later; this is</w:t>
-      </w:r>
-      <w:r>
-        <w:t xml:space="preserve"> </w:t>
-      </w:r>
-      <w:r>
-        <w:t xml:space="preserve">a modest price for satisfying all four properties, which the entropy does not.</w:t>
+        <w:t xml:space="preserve">gate and the smooth hinge add structure that stabilizes a little later, which is</w:t>
+      </w:r>
+      <w:r>
+        <w:t xml:space="preserve"> </w:t>
+      </w:r>
+      <w:r>
+        <w:t xml:space="preserve">a modest price for satisfying all four properties (recall that the entropy does not).</w:t>
       </w:r>
       <w:r>
         <w:t xml:space="preserve"> </w:t>
@@ -14385,7 +14630,7 @@
         <w:t xml:space="preserve">subject of future work.</w:t>
       </w:r>
     </w:p>
-    <w:bookmarkStart w:id="47" w:name="fig:candidate"/>
+    <w:bookmarkStart w:id="51" w:name="fig:candidate"/>
     <w:p>
       <w:pPr>
         <w:pStyle w:val="CaptionedFigure"/>
@@ -14395,18 +14640,18 @@
           <wp:inline>
             <wp:extent cx="4533900" cy="2632470"/>
             <wp:effectExtent b="0" l="0" r="0" t="0"/>
-            <wp:docPr descr="" title="" id="45" name="Picture"/>
+            <wp:docPr descr="" title="" id="49" name="Picture"/>
             <a:graphic>
               <a:graphicData uri="http://schemas.openxmlformats.org/drawingml/2006/picture">
                 <pic:pic>
                   <pic:nvPicPr>
-                    <pic:cNvPr descr="figures/candidate_panel_convergence.png" id="46" name="Picture"/>
+                    <pic:cNvPr descr="figures/candidate_panel_convergence.png" id="50" name="Picture"/>
                     <pic:cNvPicPr>
                       <a:picLocks noChangeArrowheads="1" noChangeAspect="1"/>
                     </pic:cNvPicPr>
                   </pic:nvPicPr>
                   <pic:blipFill>
-                    <a:blip r:embed="rId44"/>
+                    <a:blip r:embed="rId48"/>
                     <a:stretch>
                       <a:fillRect/>
                     </a:stretch>
@@ -14438,7 +14683,7 @@
         <w:pStyle w:val="ImageCaption"/>
       </w:pPr>
       <w:r>
-        <w:t xml:space="preserve">Figure 5. Panel-size convergence of the candidate measure compared with the</w:t>
+        <w:t xml:space="preserve">Figure 6. Panel-size convergence of the candidate measure compared with the</w:t>
       </w:r>
       <w:r>
         <w:t xml:space="preserve"> </w:t>
@@ -14558,10 +14803,10 @@
         <w:t xml:space="preserve">ratio.</w:t>
       </w:r>
     </w:p>
-    <w:bookmarkEnd w:id="47"/>
-    <w:bookmarkEnd w:id="48"/>
-    <w:bookmarkEnd w:id="49"/>
-    <w:bookmarkStart w:id="52" w:name="sec:discussion"/>
+    <w:bookmarkEnd w:id="51"/>
+    <w:bookmarkEnd w:id="52"/>
+    <w:bookmarkEnd w:id="53"/>
+    <w:bookmarkStart w:id="56" w:name="sec:discussion"/>
     <w:p>
       <w:pPr>
         <w:pStyle w:val="Heading1"/>
@@ -14624,13 +14869,33 @@
         <w:t xml:space="preserve"> </w:t>
       </w:r>
       <w:r>
-        <w:t xml:space="preserve">across four datasets), and the sources of disagreement are</w:t>
-      </w:r>
-      <w:r>
-        <w:t xml:space="preserve"> </w:t>
-      </w:r>
-      <w:r>
-        <w:t xml:space="preserve">mechanistically interpretable rather than random.</w:t>
+        <w:t xml:space="preserve">across four datasets, versus within-family</w:t>
+      </w:r>
+      <w:r>
+        <w:t xml:space="preserve"> </w:t>
+      </w:r>
+      <m:oMath>
+        <m:r>
+          <m:t>r</m:t>
+        </m:r>
+        <m:r>
+          <m:rPr>
+            <m:sty m:val="p"/>
+          </m:rPr>
+          <m:t>&gt;</m:t>
+        </m:r>
+        <m:r>
+          <m:t>0.74</m:t>
+        </m:r>
+      </m:oMath>
+      <w:r>
+        <w:t xml:space="preserve">), and</w:t>
+      </w:r>
+      <w:r>
+        <w:t xml:space="preserve"> </w:t>
+      </w:r>
+      <w:r>
+        <w:t xml:space="preserve">the sources of disagreement are mechanistically interpretable rather than random.</w:t>
       </w:r>
       <w:r>
         <w:t xml:space="preserve"> </w:t>
@@ -14716,7 +14981,7 @@
         <w:t xml:space="preserve"> </w:t>
       </w:r>
       <w:r>
-        <w:t xml:space="preserve">compounds — specifically, those with one clearly dominant target that also</w:t>
+        <w:t xml:space="preserve">compounds, specifically, those with one clearly dominant target that also</w:t>
       </w:r>
       <w:r>
         <w:t xml:space="preserve"> </w:t>
@@ -14772,7 +15037,7 @@
         <w:rPr>
           <w:vertAlign w:val="superscript"/>
         </w:rPr>
-        <w:t xml:space="preserve">24</w:t>
+        <w:t xml:space="preserve">[24]</w:t>
       </w:r>
       <w:r>
         <w:t xml:space="preserve">, and</w:t>
@@ -14844,7 +15109,7 @@
         <w:t xml:space="preserve">precise enough to assess candidate selectivity definitions formally.</w:t>
       </w:r>
     </w:p>
-    <w:bookmarkStart w:id="50" w:name="practical-recommendations"/>
+    <w:bookmarkStart w:id="54" w:name="practical-recommendations"/>
     <w:p>
       <w:pPr>
         <w:pStyle w:val="Heading2"/>
@@ -15010,8 +15275,8 @@
         <w:t xml:space="preserve">distribution-based measures without acknowledging the conceptual distinction.</w:t>
       </w:r>
     </w:p>
-    <w:bookmarkEnd w:id="50"/>
-    <w:bookmarkStart w:id="51" w:name="limitations"/>
+    <w:bookmarkEnd w:id="54"/>
+    <w:bookmarkStart w:id="55" w:name="limitations"/>
     <w:p>
       <w:pPr>
         <w:pStyle w:val="Heading2"/>
@@ -15263,7 +15528,13 @@
         <w:t xml:space="preserve"> </w:t>
       </w:r>
       <w:r>
-        <w:t xml:space="preserve">Full details are given in the Supporting Information.</w:t>
+        <w:t xml:space="preserve">The analysis code and full results are available in the code repository</w:t>
+      </w:r>
+      <w:r>
+        <w:t xml:space="preserve"> </w:t>
+      </w:r>
+      <w:r>
+        <w:t xml:space="preserve">(see Data and Software Availability).</w:t>
       </w:r>
     </w:p>
     <w:p>
@@ -15336,9 +15607,9 @@
         <w:t xml:space="preserve">property–definition pair is left for future work.</w:t>
       </w:r>
     </w:p>
-    <w:bookmarkEnd w:id="51"/>
-    <w:bookmarkEnd w:id="52"/>
-    <w:bookmarkStart w:id="53" w:name="sec:conclusion"/>
+    <w:bookmarkEnd w:id="55"/>
+    <w:bookmarkEnd w:id="56"/>
+    <w:bookmarkStart w:id="57" w:name="sec:conclusion"/>
     <w:p>
       <w:pPr>
         <w:pStyle w:val="Heading1"/>
@@ -15477,7 +15748,7 @@
         <w:t xml:space="preserve">uniquely, as Shannon’s axioms do for entropy, is the natural next step.</w:t>
       </w:r>
     </w:p>
-    <w:bookmarkEnd w:id="53"/>
+    <w:bookmarkEnd w:id="57"/>
     <w:p>
       <w:pPr>
         <w:pStyle w:val="Heading1"/>
@@ -15578,12 +15849,13 @@
         <w:t xml:space="preserve">to Anthropic or any third party.</w:t>
       </w:r>
     </w:p>
+    <w:bookmarkStart w:id="64" w:name="data-and-software-availability"/>
     <w:p>
       <w:pPr>
         <w:pStyle w:val="Heading1"/>
       </w:pPr>
       <w:r>
-        <w:t xml:space="preserve">Supporting Information Available</w:t>
+        <w:t xml:space="preserve">Data and Software Availability</w:t>
       </w:r>
     </w:p>
     <w:p>
@@ -15591,49 +15863,190 @@
         <w:pStyle w:val="FirstParagraph"/>
       </w:pPr>
       <w:r>
-        <w:t xml:space="preserve">Figure S1: operationalization-sensitivity check comparing the entropy and Gini</w:t>
-      </w:r>
-      <w:r>
-        <w:t xml:space="preserve"> </w:t>
-      </w:r>
-      <w:r>
-        <w:t xml:space="preserve">rankings computed in forms close to the original publications</w:t>
-      </w:r>
-      <w:r>
-        <w:t xml:space="preserve"> </w:t>
-      </w:r>
-      <w:r>
-        <w:t xml:space="preserve">(association-constant weighting) with the baseline-subtracted log-affinity forms</w:t>
-      </w:r>
-      <w:r>
-        <w:t xml:space="preserve"> </w:t>
-      </w:r>
-      <w:r>
-        <w:t xml:space="preserve">used in the main text.</w:t>
-      </w:r>
-      <w:r>
-        <w:t xml:space="preserve"> </w:t>
-      </w:r>
-      <w:r>
-        <w:t xml:space="preserve">Clinical outcome analysis: methods and full results of the secondary analysis</w:t>
-      </w:r>
-      <w:r>
-        <w:t xml:space="preserve"> </w:t>
-      </w:r>
-      <w:r>
-        <w:t xml:space="preserve">relating selectivity rankings to FAERS adverse-event report rates and FDA-label</w:t>
-      </w:r>
-      <w:r>
-        <w:t xml:space="preserve"> </w:t>
-      </w:r>
-      <w:r>
-        <w:t xml:space="preserve">discontinuation rates for the FDA-approved Klaeger compounds, including the</w:t>
-      </w:r>
-      <w:r>
-        <w:t xml:space="preserve"> </w:t>
-      </w:r>
-      <w:r>
-        <w:t xml:space="preserve">per-definition correlations and the openFDA queries used.</w:t>
+        <w:t xml:space="preserve">All data and software used in this study are publicly available.</w:t>
+      </w:r>
+      <w:r>
+        <w:t xml:space="preserve"> </w:t>
+      </w:r>
+      <w:r>
+        <w:t xml:space="preserve">The Davis kinase inhibitor profiling dataset is available at</w:t>
+      </w:r>
+      <w:r>
+        <w:t xml:space="preserve"> </w:t>
+      </w:r>
+      <w:hyperlink r:id="rId58">
+        <w:r>
+          <w:rPr>
+            <w:rStyle w:val="Hyperlink"/>
+          </w:rPr>
+          <w:t xml:space="preserve">https://github.com/dingyan20/Davis-Dataset-for-DTA-Prediction</w:t>
+        </w:r>
+      </w:hyperlink>
+      <w:r>
+        <w:t xml:space="preserve">.</w:t>
+      </w:r>
+      <w:r>
+        <w:t xml:space="preserve"> </w:t>
+      </w:r>
+      <w:r>
+        <w:t xml:space="preserve">The Klaeger et al. dataset is available as supplementary data to the</w:t>
+      </w:r>
+      <w:r>
+        <w:t xml:space="preserve"> </w:t>
+      </w:r>
+      <w:r>
+        <w:t xml:space="preserve">original publication (Science, 2017,</w:t>
+      </w:r>
+      <w:r>
+        <w:t xml:space="preserve"> </w:t>
+      </w:r>
+      <w:hyperlink r:id="rId59">
+        <w:r>
+          <w:rPr>
+            <w:rStyle w:val="Hyperlink"/>
+          </w:rPr>
+          <w:t xml:space="preserve">https://doi.org/10.1126/science.aan4368</w:t>
+        </w:r>
+      </w:hyperlink>
+      <w:r>
+        <w:t xml:space="preserve">).</w:t>
+      </w:r>
+      <w:r>
+        <w:t xml:space="preserve"> </w:t>
+      </w:r>
+      <w:r>
+        <w:t xml:space="preserve">The Anastassiadis et al. (</w:t>
+      </w:r>
+      <w:r>
+        <w:rPr>
+          <w:i/>
+          <w:iCs/>
+        </w:rPr>
+        <w:t xml:space="preserve">Nat. Biotechnol.</w:t>
+      </w:r>
+      <w:r>
+        <w:t xml:space="preserve"> </w:t>
+      </w:r>
+      <w:r>
+        <w:t xml:space="preserve">2011) and Metz et al. (</w:t>
+      </w:r>
+      <w:r>
+        <w:rPr>
+          <w:i/>
+          <w:iCs/>
+        </w:rPr>
+        <w:t xml:space="preserve">Nat. Chem. Biol.</w:t>
+      </w:r>
+      <w:r>
+        <w:t xml:space="preserve"> </w:t>
+      </w:r>
+      <w:r>
+        <w:t xml:space="preserve">2011) datasets are available as supplementary data to</w:t>
+      </w:r>
+      <w:r>
+        <w:t xml:space="preserve"> </w:t>
+      </w:r>
+      <w:r>
+        <w:t xml:space="preserve">their original publications</w:t>
+      </w:r>
+      <w:r>
+        <w:t xml:space="preserve"> </w:t>
+      </w:r>
+      <w:r>
+        <w:t xml:space="preserve">(</w:t>
+      </w:r>
+      <w:hyperlink r:id="rId60">
+        <w:r>
+          <w:rPr>
+            <w:rStyle w:val="Hyperlink"/>
+          </w:rPr>
+          <w:t xml:space="preserve">https://doi.org/10.1038/nbt.2017</w:t>
+        </w:r>
+      </w:hyperlink>
+      <w:r>
+        <w:t xml:space="preserve">;</w:t>
+      </w:r>
+      <w:r>
+        <w:t xml:space="preserve"> </w:t>
+      </w:r>
+      <w:hyperlink r:id="rId61">
+        <w:r>
+          <w:rPr>
+            <w:rStyle w:val="Hyperlink"/>
+          </w:rPr>
+          <w:t xml:space="preserve">https://doi.org/10.1038/nchembio.530</w:t>
+        </w:r>
+      </w:hyperlink>
+      <w:r>
+        <w:t xml:space="preserve">).</w:t>
+      </w:r>
+      <w:r>
+        <w:t xml:space="preserve"> </w:t>
+      </w:r>
+      <w:r>
+        <w:t xml:space="preserve">All analysis scripts, processed data files, and the LaTeX source for</w:t>
+      </w:r>
+      <w:r>
+        <w:t xml:space="preserve"> </w:t>
+      </w:r>
+      <w:r>
+        <w:t xml:space="preserve">this manuscript are available at</w:t>
+      </w:r>
+      <w:r>
+        <w:t xml:space="preserve"> </w:t>
+      </w:r>
+      <w:hyperlink r:id="rId62">
+        <w:r>
+          <w:rPr>
+            <w:rStyle w:val="Hyperlink"/>
+          </w:rPr>
+          <w:t xml:space="preserve">https://github.com/polinavino/kinase-selectivity-definitions</w:t>
+        </w:r>
+      </w:hyperlink>
+      <w:r>
+        <w:t xml:space="preserve">;</w:t>
+      </w:r>
+      <w:r>
+        <w:t xml:space="preserve"> </w:t>
+      </w:r>
+      <w:r>
+        <w:t xml:space="preserve">this repository includes the code and full per-definition results for the</w:t>
+      </w:r>
+      <w:r>
+        <w:t xml:space="preserve"> </w:t>
+      </w:r>
+      <w:r>
+        <w:t xml:space="preserve">secondary clinical-outcome analysis (FAERS adverse-event report rates and</w:t>
+      </w:r>
+      <w:r>
+        <w:t xml:space="preserve"> </w:t>
+      </w:r>
+      <w:r>
+        <w:t xml:space="preserve">FDA-label discontinuation rates for the FDA-approved Klaeger compounds,</w:t>
+      </w:r>
+      <w:r>
+        <w:t xml:space="preserve"> </w:t>
+      </w:r>
+      <w:r>
+        <w:t xml:space="preserve">with the openFDA queries used).</w:t>
+      </w:r>
+      <w:r>
+        <w:t xml:space="preserve"> </w:t>
+      </w:r>
+      <w:r>
+        <w:t xml:space="preserve">No confidential data were used in this study.</w:t>
+      </w:r>
+      <w:r>
+        <w:t xml:space="preserve"> </w:t>
+      </w:r>
+      <w:r>
+        <w:t xml:space="preserve">All results reported in this manuscript are fully reproducible from the</w:t>
+      </w:r>
+      <w:r>
+        <w:t xml:space="preserve"> </w:t>
+      </w:r>
+      <w:r>
+        <w:t xml:space="preserve">publicly available data and code.</w:t>
       </w:r>
       <w:r>
         <w:t xml:space="preserve"> </w:t>
@@ -15644,7 +16057,7 @@
       <w:r>
         <w:t xml:space="preserve"> </w:t>
       </w:r>
-      <w:hyperlink r:id="rId54">
+      <w:hyperlink r:id="rId63">
         <w:r>
           <w:rPr>
             <w:rStyle w:val="Hyperlink"/>
@@ -15656,13 +16069,14 @@
         <w:t xml:space="preserve">.</w:t>
       </w:r>
     </w:p>
-    <w:bookmarkStart w:id="60" w:name="data-and-software-availability"/>
+    <w:bookmarkEnd w:id="64"/>
+    <w:bookmarkStart w:id="65" w:name="funding"/>
     <w:p>
       <w:pPr>
         <w:pStyle w:val="Heading1"/>
       </w:pPr>
       <w:r>
-        <w:t xml:space="preserve">Data and Software Availability</w:t>
+        <w:t xml:space="preserve">Funding</w:t>
       </w:r>
     </w:p>
     <w:p>
@@ -15670,176 +16084,23 @@
         <w:pStyle w:val="FirstParagraph"/>
       </w:pPr>
       <w:r>
-        <w:t xml:space="preserve">All data and software used in this study are publicly available.</w:t>
-      </w:r>
-      <w:r>
-        <w:t xml:space="preserve"> </w:t>
-      </w:r>
-      <w:r>
-        <w:t xml:space="preserve">The Davis kinase inhibitor profiling dataset is available at</w:t>
-      </w:r>
-      <w:r>
-        <w:t xml:space="preserve"> </w:t>
-      </w:r>
-      <w:hyperlink r:id="rId55">
-        <w:r>
-          <w:rPr>
-            <w:rStyle w:val="Hyperlink"/>
-          </w:rPr>
-          <w:t xml:space="preserve">https://github.com/dingyan20/Davis-Dataset-for-DTA-Prediction</w:t>
-        </w:r>
-      </w:hyperlink>
-      <w:r>
-        <w:t xml:space="preserve">.</w:t>
-      </w:r>
-      <w:r>
-        <w:t xml:space="preserve"> </w:t>
-      </w:r>
-      <w:r>
-        <w:t xml:space="preserve">The Klaeger et al. dataset is available as supplementary data to the</w:t>
-      </w:r>
-      <w:r>
-        <w:t xml:space="preserve"> </w:t>
-      </w:r>
-      <w:r>
-        <w:t xml:space="preserve">original publication (Science, 2017,</w:t>
-      </w:r>
-      <w:r>
-        <w:t xml:space="preserve"> </w:t>
-      </w:r>
-      <w:hyperlink r:id="rId56">
-        <w:r>
-          <w:rPr>
-            <w:rStyle w:val="Hyperlink"/>
-          </w:rPr>
-          <w:t xml:space="preserve">https://doi.org/10.1126/science.aan4368</w:t>
-        </w:r>
-      </w:hyperlink>
-      <w:r>
-        <w:t xml:space="preserve">).</w:t>
-      </w:r>
-      <w:r>
-        <w:t xml:space="preserve"> </w:t>
-      </w:r>
-      <w:r>
-        <w:t xml:space="preserve">The Anastassiadis et al. (</w:t>
-      </w:r>
-      <w:r>
-        <w:rPr>
-          <w:i/>
-          <w:iCs/>
-        </w:rPr>
-        <w:t xml:space="preserve">Nat. Biotechnol.</w:t>
-      </w:r>
-      <w:r>
-        <w:t xml:space="preserve"> </w:t>
-      </w:r>
-      <w:r>
-        <w:t xml:space="preserve">2011) and Metz et al. (</w:t>
-      </w:r>
-      <w:r>
-        <w:rPr>
-          <w:i/>
-          <w:iCs/>
-        </w:rPr>
-        <w:t xml:space="preserve">Nat. Chem. Biol.</w:t>
-      </w:r>
-      <w:r>
-        <w:t xml:space="preserve"> </w:t>
-      </w:r>
-      <w:r>
-        <w:t xml:space="preserve">2011) datasets are available as supplementary data to</w:t>
-      </w:r>
-      <w:r>
-        <w:t xml:space="preserve"> </w:t>
-      </w:r>
-      <w:r>
-        <w:t xml:space="preserve">their original publications</w:t>
-      </w:r>
-      <w:r>
-        <w:t xml:space="preserve"> </w:t>
-      </w:r>
-      <w:r>
-        <w:t xml:space="preserve">(</w:t>
-      </w:r>
-      <w:hyperlink r:id="rId57">
-        <w:r>
-          <w:rPr>
-            <w:rStyle w:val="Hyperlink"/>
-          </w:rPr>
-          <w:t xml:space="preserve">https://doi.org/10.1038/nbt.2017</w:t>
-        </w:r>
-      </w:hyperlink>
-      <w:r>
-        <w:t xml:space="preserve">;</w:t>
-      </w:r>
-      <w:r>
-        <w:t xml:space="preserve"> </w:t>
-      </w:r>
-      <w:hyperlink r:id="rId58">
-        <w:r>
-          <w:rPr>
-            <w:rStyle w:val="Hyperlink"/>
-          </w:rPr>
-          <w:t xml:space="preserve">https://doi.org/10.1038/nchembio.530</w:t>
-        </w:r>
-      </w:hyperlink>
-      <w:r>
-        <w:t xml:space="preserve">).</w:t>
-      </w:r>
-      <w:r>
-        <w:t xml:space="preserve"> </w:t>
-      </w:r>
-      <w:r>
-        <w:t xml:space="preserve">All analysis scripts, processed data files, and the LaTeX source for</w:t>
-      </w:r>
-      <w:r>
-        <w:t xml:space="preserve"> </w:t>
-      </w:r>
-      <w:r>
-        <w:t xml:space="preserve">this manuscript are available at</w:t>
-      </w:r>
-      <w:r>
-        <w:t xml:space="preserve"> </w:t>
-      </w:r>
-      <w:hyperlink r:id="rId59">
-        <w:r>
-          <w:rPr>
-            <w:rStyle w:val="Hyperlink"/>
-          </w:rPr>
-          <w:t xml:space="preserve">https://github.com/polinavino/kinase-selectivity-definitions</w:t>
-        </w:r>
-      </w:hyperlink>
-      <w:r>
-        <w:t xml:space="preserve">.</w:t>
-      </w:r>
-      <w:r>
-        <w:t xml:space="preserve"> </w:t>
-      </w:r>
-      <w:r>
-        <w:t xml:space="preserve">No confidential data were used in this study.</w:t>
-      </w:r>
-      <w:r>
-        <w:t xml:space="preserve"> </w:t>
-      </w:r>
-      <w:r>
-        <w:t xml:space="preserve">All results reported in this manuscript are fully reproducible from the</w:t>
-      </w:r>
-      <w:r>
-        <w:t xml:space="preserve"> </w:t>
-      </w:r>
-      <w:r>
-        <w:t xml:space="preserve">publicly available data and code.</w:t>
+        <w:t xml:space="preserve">This research received no specific grant from any funding agency in the public,</w:t>
+      </w:r>
+      <w:r>
+        <w:t xml:space="preserve"> </w:t>
+      </w:r>
+      <w:r>
+        <w:t xml:space="preserve">commercial, or not-for-profit sectors.</w:t>
       </w:r>
     </w:p>
-    <w:bookmarkEnd w:id="60"/>
-    <w:bookmarkStart w:id="61" w:name="funding"/>
+    <w:bookmarkEnd w:id="65"/>
+    <w:bookmarkStart w:id="66" w:name="conflict-of-interest"/>
     <w:p>
       <w:pPr>
         <w:pStyle w:val="Heading1"/>
       </w:pPr>
       <w:r>
-        <w:t xml:space="preserve">Funding</w:t>
+        <w:t xml:space="preserve">Conflict of Interest</w:t>
       </w:r>
     </w:p>
     <w:p>
@@ -15847,51 +16108,27 @@
         <w:pStyle w:val="FirstParagraph"/>
       </w:pPr>
       <w:r>
-        <w:t xml:space="preserve">This research received no specific grant from any funding agency in the public,</w:t>
-      </w:r>
-      <w:r>
-        <w:t xml:space="preserve"> </w:t>
-      </w:r>
-      <w:r>
-        <w:t xml:space="preserve">commercial, or not-for-profit sectors.</w:t>
+        <w:t xml:space="preserve">The author declares no conflict of interest.</w:t>
       </w:r>
     </w:p>
-    <w:bookmarkEnd w:id="61"/>
-    <w:bookmarkStart w:id="62" w:name="conflict-of-interest"/>
+    <w:bookmarkEnd w:id="66"/>
+    <w:bookmarkStart w:id="111" w:name="bibliography"/>
     <w:p>
       <w:pPr>
         <w:pStyle w:val="Heading1"/>
       </w:pPr>
       <w:r>
-        <w:t xml:space="preserve">Conflict of Interest</w:t>
+        <w:t xml:space="preserve">References</w:t>
       </w:r>
     </w:p>
-    <w:p>
-      <w:pPr>
-        <w:pStyle w:val="FirstParagraph"/>
-      </w:pPr>
-      <w:r>
-        <w:t xml:space="preserve">The author declares no conflict of interest.</w:t>
-      </w:r>
-    </w:p>
-    <w:bookmarkEnd w:id="62"/>
-    <w:bookmarkStart w:id="107" w:name="bibliography"/>
-    <w:p>
-      <w:pPr>
-        <w:pStyle w:val="Heading1"/>
-      </w:pPr>
-      <w:r>
-        <w:t xml:space="preserve">References</w:t>
-      </w:r>
-    </w:p>
-    <w:bookmarkStart w:id="106" w:name="refs"/>
-    <w:bookmarkStart w:id="64" w:name="ref-Roskoski2024"/>
+    <w:bookmarkStart w:id="110" w:name="refs"/>
+    <w:bookmarkStart w:id="68" w:name="ref-Roskoski2024"/>
     <w:p>
       <w:pPr>
         <w:pStyle w:val="Bibliography"/>
       </w:pPr>
       <w:r>
-        <w:t xml:space="preserve">1.</w:t>
+        <w:t xml:space="preserve">[1]</w:t>
       </w:r>
       <w:r>
         <w:t xml:space="preserve"> </w:t>
@@ -15900,12 +16137,15 @@
         <w:t xml:space="preserve">	</w:t>
       </w:r>
       <w:r>
-        <w:t xml:space="preserve">Roskoski, R.</w:t>
-      </w:r>
-      <w:r>
-        <w:t xml:space="preserve"> </w:t>
-      </w:r>
-      <w:hyperlink r:id="rId63">
+        <w:t xml:space="preserve">R. Roskoski,</w:t>
+      </w:r>
+      <w:r>
+        <w:t xml:space="preserve"> </w:t>
+      </w:r>
+      <w:r>
+        <w:t xml:space="preserve">“</w:t>
+      </w:r>
+      <w:hyperlink r:id="rId67">
         <w:r>
           <w:rPr>
             <w:rStyle w:val="Hyperlink"/>
@@ -15932,7 +16172,7 @@
         </w:r>
       </w:hyperlink>
       <w:r>
-        <w:t xml:space="preserve">.</w:t>
+        <w:t xml:space="preserve">”</w:t>
       </w:r>
       <w:r>
         <w:t xml:space="preserve"> </w:t>
@@ -15952,20 +16192,33 @@
           <w:b/>
           <w:bCs/>
         </w:rPr>
+        <w:t xml:space="preserve">2024</w:t>
+      </w:r>
+      <w:r>
+        <w:t xml:space="preserve">,</w:t>
+      </w:r>
+      <w:r>
+        <w:t xml:space="preserve"> </w:t>
+      </w:r>
+      <w:r>
+        <w:rPr>
+          <w:i/>
+          <w:iCs/>
+        </w:rPr>
         <w:t xml:space="preserve">200</w:t>
       </w:r>
       <w:r>
-        <w:t xml:space="preserve">, 107059 (2024).</w:t>
+        <w:t xml:space="preserve">, 107059.</w:t>
       </w:r>
     </w:p>
-    <w:bookmarkEnd w:id="64"/>
-    <w:bookmarkStart w:id="66" w:name="ref-Manning2002"/>
+    <w:bookmarkEnd w:id="68"/>
+    <w:bookmarkStart w:id="70" w:name="ref-Manning2002"/>
     <w:p>
       <w:pPr>
         <w:pStyle w:val="Bibliography"/>
       </w:pPr>
       <w:r>
-        <w:t xml:space="preserve">2.</w:t>
+        <w:t xml:space="preserve">[2]</w:t>
       </w:r>
       <w:r>
         <w:t xml:space="preserve"> </w:t>
@@ -15974,12 +16227,15 @@
         <w:t xml:space="preserve">	</w:t>
       </w:r>
       <w:r>
-        <w:t xml:space="preserve">Manning, G., Whyte, D. B., Martinez, R., Hunter, T. &amp; Sudarsanam, S.</w:t>
-      </w:r>
-      <w:r>
-        <w:t xml:space="preserve"> </w:t>
-      </w:r>
-      <w:hyperlink r:id="rId65">
+        <w:t xml:space="preserve">G. Manning, D. B. Whyte, R. Martinez, T. Hunter, S. Sudarsanam,</w:t>
+      </w:r>
+      <w:r>
+        <w:t xml:space="preserve"> </w:t>
+      </w:r>
+      <w:r>
+        <w:t xml:space="preserve">“</w:t>
+      </w:r>
+      <w:hyperlink r:id="rId69">
         <w:r>
           <w:rPr>
             <w:rStyle w:val="Hyperlink"/>
@@ -15988,7 +16244,7 @@
         </w:r>
       </w:hyperlink>
       <w:r>
-        <w:t xml:space="preserve">.</w:t>
+        <w:t xml:space="preserve">”</w:t>
       </w:r>
       <w:r>
         <w:t xml:space="preserve"> </w:t>
@@ -16008,20 +16264,33 @@
           <w:b/>
           <w:bCs/>
         </w:rPr>
+        <w:t xml:space="preserve">2002</w:t>
+      </w:r>
+      <w:r>
+        <w:t xml:space="preserve">,</w:t>
+      </w:r>
+      <w:r>
+        <w:t xml:space="preserve"> </w:t>
+      </w:r>
+      <w:r>
+        <w:rPr>
+          <w:i/>
+          <w:iCs/>
+        </w:rPr>
         <w:t xml:space="preserve">298</w:t>
       </w:r>
       <w:r>
-        <w:t xml:space="preserve">, 1912–1934 (2002).</w:t>
+        <w:t xml:space="preserve">, 1912–1934.</w:t>
       </w:r>
     </w:p>
-    <w:bookmarkEnd w:id="66"/>
-    <w:bookmarkStart w:id="68" w:name="ref-Bhullar2018"/>
+    <w:bookmarkEnd w:id="70"/>
+    <w:bookmarkStart w:id="72" w:name="ref-Bhullar2018"/>
     <w:p>
       <w:pPr>
         <w:pStyle w:val="Bibliography"/>
       </w:pPr>
       <w:r>
-        <w:t xml:space="preserve">3.</w:t>
+        <w:t xml:space="preserve">[3]</w:t>
       </w:r>
       <w:r>
         <w:t xml:space="preserve"> </w:t>
@@ -16030,22 +16299,15 @@
         <w:t xml:space="preserve">	</w:t>
       </w:r>
       <w:r>
-        <w:t xml:space="preserve">Bhullar, K. S.</w:t>
-      </w:r>
-      <w:r>
-        <w:t xml:space="preserve"> </w:t>
-      </w:r>
-      <w:r>
-        <w:rPr>
-          <w:i/>
-          <w:iCs/>
-        </w:rPr>
-        <w:t xml:space="preserve">et al.</w:t>
-      </w:r>
-      <w:r>
-        <w:t xml:space="preserve"> </w:t>
-      </w:r>
-      <w:hyperlink r:id="rId67">
+        <w:t xml:space="preserve">K. S. Bhullar, N. O. Lagarón, E. M. McGowan, I. Parmar, A. Jha, B. P. Hubbard, H. P. V. Rupasinghe,</w:t>
+      </w:r>
+      <w:r>
+        <w:t xml:space="preserve"> </w:t>
+      </w:r>
+      <w:r>
+        <w:t xml:space="preserve">“</w:t>
+      </w:r>
+      <w:hyperlink r:id="rId71">
         <w:r>
           <w:rPr>
             <w:rStyle w:val="Hyperlink"/>
@@ -16054,7 +16316,7 @@
         </w:r>
       </w:hyperlink>
       <w:r>
-        <w:t xml:space="preserve">.</w:t>
+        <w:t xml:space="preserve">”</w:t>
       </w:r>
       <w:r>
         <w:t xml:space="preserve"> </w:t>
@@ -16074,20 +16336,33 @@
           <w:b/>
           <w:bCs/>
         </w:rPr>
+        <w:t xml:space="preserve">2018</w:t>
+      </w:r>
+      <w:r>
+        <w:t xml:space="preserve">,</w:t>
+      </w:r>
+      <w:r>
+        <w:t xml:space="preserve"> </w:t>
+      </w:r>
+      <w:r>
+        <w:rPr>
+          <w:i/>
+          <w:iCs/>
+        </w:rPr>
         <w:t xml:space="preserve">17</w:t>
       </w:r>
       <w:r>
-        <w:t xml:space="preserve">, 48 (2018).</w:t>
+        <w:t xml:space="preserve">, 48.</w:t>
       </w:r>
     </w:p>
-    <w:bookmarkEnd w:id="68"/>
-    <w:bookmarkStart w:id="70" w:name="ref-Karaman2008"/>
+    <w:bookmarkEnd w:id="72"/>
+    <w:bookmarkStart w:id="74" w:name="ref-Karaman2008"/>
     <w:p>
       <w:pPr>
         <w:pStyle w:val="Bibliography"/>
       </w:pPr>
       <w:r>
-        <w:t xml:space="preserve">4.</w:t>
+        <w:t xml:space="preserve">[4]</w:t>
       </w:r>
       <w:r>
         <w:t xml:space="preserve"> </w:t>
@@ -16096,22 +16371,18 @@
         <w:t xml:space="preserve">	</w:t>
       </w:r>
       <w:r>
-        <w:t xml:space="preserve">Karaman, M. W., Herrgard, S., Treiber, D. K.,</w:t>
-      </w:r>
-      <w:r>
-        <w:t xml:space="preserve"> </w:t>
-      </w:r>
-      <w:r>
-        <w:rPr>
-          <w:i/>
-          <w:iCs/>
-        </w:rPr>
-        <w:t xml:space="preserve">et al.</w:t>
-      </w:r>
-      <w:r>
-        <w:t xml:space="preserve"> </w:t>
-      </w:r>
-      <w:hyperlink r:id="rId69">
+        <w:t xml:space="preserve">M. W. Karaman, S. Herrgard, D. K. Treiber, et al.</w:t>
+      </w:r>
+      <w:r>
+        <w:t xml:space="preserve">,</w:t>
+      </w:r>
+      <w:r>
+        <w:t xml:space="preserve"> </w:t>
+      </w:r>
+      <w:r>
+        <w:t xml:space="preserve">“</w:t>
+      </w:r>
+      <w:hyperlink r:id="rId73">
         <w:r>
           <w:rPr>
             <w:rStyle w:val="Hyperlink"/>
@@ -16120,7 +16391,7 @@
         </w:r>
       </w:hyperlink>
       <w:r>
-        <w:t xml:space="preserve">.</w:t>
+        <w:t xml:space="preserve">”</w:t>
       </w:r>
       <w:r>
         <w:t xml:space="preserve"> </w:t>
@@ -16140,20 +16411,33 @@
           <w:b/>
           <w:bCs/>
         </w:rPr>
+        <w:t xml:space="preserve">2008</w:t>
+      </w:r>
+      <w:r>
+        <w:t xml:space="preserve">,</w:t>
+      </w:r>
+      <w:r>
+        <w:t xml:space="preserve"> </w:t>
+      </w:r>
+      <w:r>
+        <w:rPr>
+          <w:i/>
+          <w:iCs/>
+        </w:rPr>
         <w:t xml:space="preserve">26</w:t>
       </w:r>
       <w:r>
-        <w:t xml:space="preserve">, 127–132 (2008).</w:t>
+        <w:t xml:space="preserve">, 127–132.</w:t>
       </w:r>
     </w:p>
-    <w:bookmarkEnd w:id="70"/>
-    <w:bookmarkStart w:id="72" w:name="ref-Uitdehaag2011"/>
+    <w:bookmarkEnd w:id="74"/>
+    <w:bookmarkStart w:id="76" w:name="ref-Uitdehaag2011"/>
     <w:p>
       <w:pPr>
         <w:pStyle w:val="Bibliography"/>
       </w:pPr>
       <w:r>
-        <w:t xml:space="preserve">5.</w:t>
+        <w:t xml:space="preserve">[5]</w:t>
       </w:r>
       <w:r>
         <w:t xml:space="preserve"> </w:t>
@@ -16162,12 +16446,15 @@
         <w:t xml:space="preserve">	</w:t>
       </w:r>
       <w:r>
-        <w:t xml:space="preserve">Uitdehaag, J. C. M. &amp; Zaman, G. J. R.</w:t>
-      </w:r>
-      <w:r>
-        <w:t xml:space="preserve"> </w:t>
-      </w:r>
-      <w:hyperlink r:id="rId71">
+        <w:t xml:space="preserve">J. C. M. Uitdehaag, G. J. R. Zaman,</w:t>
+      </w:r>
+      <w:r>
+        <w:t xml:space="preserve"> </w:t>
+      </w:r>
+      <w:r>
+        <w:t xml:space="preserve">“</w:t>
+      </w:r>
+      <w:hyperlink r:id="rId75">
         <w:r>
           <w:rPr>
             <w:rStyle w:val="Hyperlink"/>
@@ -16176,7 +16463,7 @@
         </w:r>
       </w:hyperlink>
       <w:r>
-        <w:t xml:space="preserve">.</w:t>
+        <w:t xml:space="preserve">”</w:t>
       </w:r>
       <w:r>
         <w:t xml:space="preserve"> </w:t>
@@ -16196,20 +16483,33 @@
           <w:b/>
           <w:bCs/>
         </w:rPr>
+        <w:t xml:space="preserve">2011</w:t>
+      </w:r>
+      <w:r>
+        <w:t xml:space="preserve">,</w:t>
+      </w:r>
+      <w:r>
+        <w:t xml:space="preserve"> </w:t>
+      </w:r>
+      <w:r>
+        <w:rPr>
+          <w:i/>
+          <w:iCs/>
+        </w:rPr>
         <w:t xml:space="preserve">12</w:t>
       </w:r>
       <w:r>
-        <w:t xml:space="preserve">, 94 (2011).</w:t>
+        <w:t xml:space="preserve">, 94.</w:t>
       </w:r>
     </w:p>
-    <w:bookmarkEnd w:id="72"/>
-    <w:bookmarkStart w:id="74" w:name="ref-Graczyk2010"/>
+    <w:bookmarkEnd w:id="76"/>
+    <w:bookmarkStart w:id="78" w:name="ref-Graczyk2010"/>
     <w:p>
       <w:pPr>
         <w:pStyle w:val="Bibliography"/>
       </w:pPr>
       <w:r>
-        <w:t xml:space="preserve">6.</w:t>
+        <w:t xml:space="preserve">[6]</w:t>
       </w:r>
       <w:r>
         <w:t xml:space="preserve"> </w:t>
@@ -16218,12 +16518,15 @@
         <w:t xml:space="preserve">	</w:t>
       </w:r>
       <w:r>
-        <w:t xml:space="preserve">Graczyk, P. P.</w:t>
-      </w:r>
-      <w:r>
-        <w:t xml:space="preserve"> </w:t>
-      </w:r>
-      <w:hyperlink r:id="rId73">
+        <w:t xml:space="preserve">P. P. Graczyk,</w:t>
+      </w:r>
+      <w:r>
+        <w:t xml:space="preserve"> </w:t>
+      </w:r>
+      <w:r>
+        <w:t xml:space="preserve">“</w:t>
+      </w:r>
+      <w:hyperlink r:id="rId77">
         <w:r>
           <w:rPr>
             <w:rStyle w:val="Hyperlink"/>
@@ -16232,7 +16535,7 @@
         </w:r>
       </w:hyperlink>
       <w:r>
-        <w:t xml:space="preserve">.</w:t>
+        <w:t xml:space="preserve">”</w:t>
       </w:r>
       <w:r>
         <w:t xml:space="preserve"> </w:t>
@@ -16252,20 +16555,33 @@
           <w:b/>
           <w:bCs/>
         </w:rPr>
+        <w:t xml:space="preserve">2007</w:t>
+      </w:r>
+      <w:r>
+        <w:t xml:space="preserve">,</w:t>
+      </w:r>
+      <w:r>
+        <w:t xml:space="preserve"> </w:t>
+      </w:r>
+      <w:r>
+        <w:rPr>
+          <w:i/>
+          <w:iCs/>
+        </w:rPr>
         <w:t xml:space="preserve">50</w:t>
       </w:r>
       <w:r>
-        <w:t xml:space="preserve">, 5773–5779 (2007).</w:t>
+        <w:t xml:space="preserve">, 5773–5779.</w:t>
       </w:r>
     </w:p>
-    <w:bookmarkEnd w:id="74"/>
-    <w:bookmarkStart w:id="75" w:name="ref-Klaeger2017"/>
+    <w:bookmarkEnd w:id="78"/>
+    <w:bookmarkStart w:id="79" w:name="ref-Klaeger2017"/>
     <w:p>
       <w:pPr>
         <w:pStyle w:val="Bibliography"/>
       </w:pPr>
       <w:r>
-        <w:t xml:space="preserve">7.</w:t>
+        <w:t xml:space="preserve">[7]</w:t>
       </w:r>
       <w:r>
         <w:t xml:space="preserve"> </w:t>
@@ -16274,22 +16590,18 @@
         <w:t xml:space="preserve">	</w:t>
       </w:r>
       <w:r>
-        <w:t xml:space="preserve">Klaeger, S., Heinzlmeir, S., Wilhelm, M.,</w:t>
-      </w:r>
-      <w:r>
-        <w:t xml:space="preserve"> </w:t>
-      </w:r>
-      <w:r>
-        <w:rPr>
-          <w:i/>
-          <w:iCs/>
-        </w:rPr>
-        <w:t xml:space="preserve">et al.</w:t>
-      </w:r>
-      <w:r>
-        <w:t xml:space="preserve"> </w:t>
-      </w:r>
-      <w:hyperlink r:id="rId56">
+        <w:t xml:space="preserve">S. Klaeger, S. Heinzlmeir, M. Wilhelm, et al.</w:t>
+      </w:r>
+      <w:r>
+        <w:t xml:space="preserve">,</w:t>
+      </w:r>
+      <w:r>
+        <w:t xml:space="preserve"> </w:t>
+      </w:r>
+      <w:r>
+        <w:t xml:space="preserve">“</w:t>
+      </w:r>
+      <w:hyperlink r:id="rId59">
         <w:r>
           <w:rPr>
             <w:rStyle w:val="Hyperlink"/>
@@ -16298,7 +16610,7 @@
         </w:r>
       </w:hyperlink>
       <w:r>
-        <w:t xml:space="preserve">.</w:t>
+        <w:t xml:space="preserve">”</w:t>
       </w:r>
       <w:r>
         <w:t xml:space="preserve"> </w:t>
@@ -16318,20 +16630,33 @@
           <w:b/>
           <w:bCs/>
         </w:rPr>
+        <w:t xml:space="preserve">2017</w:t>
+      </w:r>
+      <w:r>
+        <w:t xml:space="preserve">,</w:t>
+      </w:r>
+      <w:r>
+        <w:t xml:space="preserve"> </w:t>
+      </w:r>
+      <w:r>
+        <w:rPr>
+          <w:i/>
+          <w:iCs/>
+        </w:rPr>
         <w:t xml:space="preserve">358</w:t>
       </w:r>
       <w:r>
-        <w:t xml:space="preserve">, eaan4368 (2017).</w:t>
+        <w:t xml:space="preserve">, eaan4368.</w:t>
       </w:r>
     </w:p>
-    <w:bookmarkEnd w:id="75"/>
-    <w:bookmarkStart w:id="77" w:name="ref-Bosc2017"/>
+    <w:bookmarkEnd w:id="79"/>
+    <w:bookmarkStart w:id="81" w:name="ref-Bosc2017"/>
     <w:p>
       <w:pPr>
         <w:pStyle w:val="Bibliography"/>
       </w:pPr>
       <w:r>
-        <w:t xml:space="preserve">8.</w:t>
+        <w:t xml:space="preserve">[8]</w:t>
       </w:r>
       <w:r>
         <w:t xml:space="preserve"> </w:t>
@@ -16340,12 +16665,15 @@
         <w:t xml:space="preserve">	</w:t>
       </w:r>
       <w:r>
-        <w:t xml:space="preserve">Bosc, N., Meyer, C. &amp; Bonnet, P.</w:t>
-      </w:r>
-      <w:r>
-        <w:t xml:space="preserve"> </w:t>
-      </w:r>
-      <w:hyperlink r:id="rId76">
+        <w:t xml:space="preserve">N. Bosc, C. Meyer, P. Bonnet,</w:t>
+      </w:r>
+      <w:r>
+        <w:t xml:space="preserve"> </w:t>
+      </w:r>
+      <w:r>
+        <w:t xml:space="preserve">“</w:t>
+      </w:r>
+      <w:hyperlink r:id="rId80">
         <w:r>
           <w:rPr>
             <w:rStyle w:val="Hyperlink"/>
@@ -16354,7 +16682,7 @@
         </w:r>
       </w:hyperlink>
       <w:r>
-        <w:t xml:space="preserve">.</w:t>
+        <w:t xml:space="preserve">”</w:t>
       </w:r>
       <w:r>
         <w:t xml:space="preserve"> </w:t>
@@ -16374,20 +16702,33 @@
           <w:b/>
           <w:bCs/>
         </w:rPr>
+        <w:t xml:space="preserve">2017</w:t>
+      </w:r>
+      <w:r>
+        <w:t xml:space="preserve">,</w:t>
+      </w:r>
+      <w:r>
+        <w:t xml:space="preserve"> </w:t>
+      </w:r>
+      <w:r>
+        <w:rPr>
+          <w:i/>
+          <w:iCs/>
+        </w:rPr>
         <w:t xml:space="preserve">18</w:t>
       </w:r>
       <w:r>
-        <w:t xml:space="preserve">, 17 (2017).</w:t>
+        <w:t xml:space="preserve">, 17.</w:t>
       </w:r>
     </w:p>
-    <w:bookmarkEnd w:id="77"/>
-    <w:bookmarkStart w:id="79" w:name="ref-KInhibition2018"/>
+    <w:bookmarkEnd w:id="81"/>
+    <w:bookmarkStart w:id="83" w:name="ref-KInhibition2018"/>
     <w:p>
       <w:pPr>
         <w:pStyle w:val="Bibliography"/>
       </w:pPr>
       <w:r>
-        <w:t xml:space="preserve">9.</w:t>
+        <w:t xml:space="preserve">[9]</w:t>
       </w:r>
       <w:r>
         <w:t xml:space="preserve"> </w:t>
@@ -16396,12 +16737,15 @@
         <w:t xml:space="preserve">	</w:t>
       </w:r>
       <w:r>
-        <w:t xml:space="preserve">Bello, T. &amp; Gujral, T. S.</w:t>
-      </w:r>
-      <w:r>
-        <w:t xml:space="preserve"> </w:t>
-      </w:r>
-      <w:hyperlink r:id="rId78">
+        <w:t xml:space="preserve">T. Bello, T. S. Gujral,</w:t>
+      </w:r>
+      <w:r>
+        <w:t xml:space="preserve"> </w:t>
+      </w:r>
+      <w:r>
+        <w:t xml:space="preserve">“</w:t>
+      </w:r>
+      <w:hyperlink r:id="rId82">
         <w:r>
           <w:rPr>
             <w:rStyle w:val="Hyperlink"/>
@@ -16416,7 +16760,7 @@
         </w:r>
       </w:hyperlink>
       <w:r>
-        <w:t xml:space="preserve">.</w:t>
+        <w:t xml:space="preserve">”</w:t>
       </w:r>
       <w:r>
         <w:t xml:space="preserve"> </w:t>
@@ -16436,20 +16780,33 @@
           <w:b/>
           <w:bCs/>
         </w:rPr>
+        <w:t xml:space="preserve">2018</w:t>
+      </w:r>
+      <w:r>
+        <w:t xml:space="preserve">,</w:t>
+      </w:r>
+      <w:r>
+        <w:t xml:space="preserve"> </w:t>
+      </w:r>
+      <w:r>
+        <w:rPr>
+          <w:i/>
+          <w:iCs/>
+        </w:rPr>
         <w:t xml:space="preserve">8</w:t>
       </w:r>
       <w:r>
-        <w:t xml:space="preserve">, 49–53 (2018).</w:t>
+        <w:t xml:space="preserve">, 49–53.</w:t>
       </w:r>
     </w:p>
-    <w:bookmarkEnd w:id="79"/>
-    <w:bookmarkStart w:id="81" w:name="ref-Shannon1948"/>
+    <w:bookmarkEnd w:id="83"/>
+    <w:bookmarkStart w:id="85" w:name="ref-Shannon1948"/>
     <w:p>
       <w:pPr>
         <w:pStyle w:val="Bibliography"/>
       </w:pPr>
       <w:r>
-        <w:t xml:space="preserve">10.</w:t>
+        <w:t xml:space="preserve">[10]</w:t>
       </w:r>
       <w:r>
         <w:t xml:space="preserve"> </w:t>
@@ -16458,12 +16815,15 @@
         <w:t xml:space="preserve">	</w:t>
       </w:r>
       <w:r>
-        <w:t xml:space="preserve">Shannon, C. E.</w:t>
-      </w:r>
-      <w:r>
-        <w:t xml:space="preserve"> </w:t>
-      </w:r>
-      <w:hyperlink r:id="rId80">
+        <w:t xml:space="preserve">C. E. Shannon,</w:t>
+      </w:r>
+      <w:r>
+        <w:t xml:space="preserve"> </w:t>
+      </w:r>
+      <w:r>
+        <w:t xml:space="preserve">“</w:t>
+      </w:r>
+      <w:hyperlink r:id="rId84">
         <w:r>
           <w:rPr>
             <w:rStyle w:val="Hyperlink"/>
@@ -16472,7 +16832,7 @@
         </w:r>
       </w:hyperlink>
       <w:r>
-        <w:t xml:space="preserve">.</w:t>
+        <w:t xml:space="preserve">”</w:t>
       </w:r>
       <w:r>
         <w:t xml:space="preserve"> </w:t>
@@ -16492,20 +16852,33 @@
           <w:b/>
           <w:bCs/>
         </w:rPr>
+        <w:t xml:space="preserve">1948</w:t>
+      </w:r>
+      <w:r>
+        <w:t xml:space="preserve">,</w:t>
+      </w:r>
+      <w:r>
+        <w:t xml:space="preserve"> </w:t>
+      </w:r>
+      <w:r>
+        <w:rPr>
+          <w:i/>
+          <w:iCs/>
+        </w:rPr>
         <w:t xml:space="preserve">27</w:t>
       </w:r>
       <w:r>
-        <w:t xml:space="preserve">, 379–423 (1948).</w:t>
+        <w:t xml:space="preserve">, 379–423.</w:t>
       </w:r>
     </w:p>
-    <w:bookmarkEnd w:id="81"/>
-    <w:bookmarkStart w:id="83" w:name="ref-Bajorath2018"/>
+    <w:bookmarkEnd w:id="85"/>
+    <w:bookmarkStart w:id="87" w:name="ref-Bajorath2018"/>
     <w:p>
       <w:pPr>
         <w:pStyle w:val="Bibliography"/>
       </w:pPr>
       <w:r>
-        <w:t xml:space="preserve">11.</w:t>
+        <w:t xml:space="preserve">[11]</w:t>
       </w:r>
       <w:r>
         <w:t xml:space="preserve"> </w:t>
@@ -16514,12 +16887,15 @@
         <w:t xml:space="preserve">	</w:t>
       </w:r>
       <w:r>
-        <w:t xml:space="preserve">Miljkovic, F. &amp; Bajorath, J.</w:t>
-      </w:r>
-      <w:r>
-        <w:t xml:space="preserve"> </w:t>
-      </w:r>
-      <w:hyperlink r:id="rId82">
+        <w:t xml:space="preserve">F. Miljkovic, J. Bajorath,</w:t>
+      </w:r>
+      <w:r>
+        <w:t xml:space="preserve"> </w:t>
+      </w:r>
+      <w:r>
+        <w:t xml:space="preserve">“</w:t>
+      </w:r>
+      <w:hyperlink r:id="rId86">
         <w:r>
           <w:rPr>
             <w:rStyle w:val="Hyperlink"/>
@@ -16528,7 +16904,7 @@
         </w:r>
       </w:hyperlink>
       <w:r>
-        <w:t xml:space="preserve">.</w:t>
+        <w:t xml:space="preserve">”</w:t>
       </w:r>
       <w:r>
         <w:t xml:space="preserve"> </w:t>
@@ -16548,20 +16924,33 @@
           <w:b/>
           <w:bCs/>
         </w:rPr>
+        <w:t xml:space="preserve">2018</w:t>
+      </w:r>
+      <w:r>
+        <w:t xml:space="preserve">,</w:t>
+      </w:r>
+      <w:r>
+        <w:t xml:space="preserve"> </w:t>
+      </w:r>
+      <w:r>
+        <w:rPr>
+          <w:i/>
+          <w:iCs/>
+        </w:rPr>
         <w:t xml:space="preserve">3</w:t>
       </w:r>
       <w:r>
-        <w:t xml:space="preserve">, 17196–17206 (2018).</w:t>
+        <w:t xml:space="preserve">, 17196–17206.</w:t>
       </w:r>
     </w:p>
-    <w:bookmarkEnd w:id="83"/>
-    <w:bookmarkStart w:id="84" w:name="ref-Khinchin1957"/>
+    <w:bookmarkEnd w:id="87"/>
+    <w:bookmarkStart w:id="88" w:name="ref-Khinchin1957"/>
     <w:p>
       <w:pPr>
         <w:pStyle w:val="Bibliography"/>
       </w:pPr>
       <w:r>
-        <w:t xml:space="preserve">12.</w:t>
+        <w:t xml:space="preserve">[12]</w:t>
       </w:r>
       <w:r>
         <w:t xml:space="preserve"> </w:t>
@@ -16570,7 +16959,7 @@
         <w:t xml:space="preserve">	</w:t>
       </w:r>
       <w:r>
-        <w:t xml:space="preserve">Khinchin, A. Ya.</w:t>
+        <w:t xml:space="preserve">A. Ya. Khinchin,</w:t>
       </w:r>
       <w:r>
         <w:t xml:space="preserve"> </w:t>
@@ -16580,20 +16969,33 @@
           <w:i/>
           <w:iCs/>
         </w:rPr>
-        <w:t xml:space="preserve">Mathematical Foundations of Information Theory</w:t>
-      </w:r>
-      <w:r>
-        <w:t xml:space="preserve">. (Dover, New York, 1957).</w:t>
+        <w:t xml:space="preserve">Mathematical foundations of information theory</w:t>
+      </w:r>
+      <w:r>
+        <w:t xml:space="preserve">, Dover, New York,</w:t>
+      </w:r>
+      <w:r>
+        <w:t xml:space="preserve"> </w:t>
+      </w:r>
+      <w:r>
+        <w:rPr>
+          <w:b/>
+          <w:bCs/>
+        </w:rPr>
+        <w:t xml:space="preserve">1957</w:t>
+      </w:r>
+      <w:r>
+        <w:t xml:space="preserve">.</w:t>
       </w:r>
     </w:p>
-    <w:bookmarkEnd w:id="84"/>
-    <w:bookmarkStart w:id="85" w:name="ref-Arrow1951"/>
+    <w:bookmarkEnd w:id="88"/>
+    <w:bookmarkStart w:id="89" w:name="ref-Arrow1951"/>
     <w:p>
       <w:pPr>
         <w:pStyle w:val="Bibliography"/>
       </w:pPr>
       <w:r>
-        <w:t xml:space="preserve">13.</w:t>
+        <w:t xml:space="preserve">[13]</w:t>
       </w:r>
       <w:r>
         <w:t xml:space="preserve"> </w:t>
@@ -16602,7 +17004,7 @@
         <w:t xml:space="preserve">	</w:t>
       </w:r>
       <w:r>
-        <w:t xml:space="preserve">Arrow, K. J.</w:t>
+        <w:t xml:space="preserve">K. J. Arrow,</w:t>
       </w:r>
       <w:r>
         <w:t xml:space="preserve"> </w:t>
@@ -16612,20 +17014,33 @@
           <w:i/>
           <w:iCs/>
         </w:rPr>
-        <w:t xml:space="preserve">Social Choice and Individual Values</w:t>
-      </w:r>
-      <w:r>
-        <w:t xml:space="preserve">. (Wiley, New York, 1951).</w:t>
+        <w:t xml:space="preserve">Social choice and individual values</w:t>
+      </w:r>
+      <w:r>
+        <w:t xml:space="preserve">, Wiley, New York,</w:t>
+      </w:r>
+      <w:r>
+        <w:t xml:space="preserve"> </w:t>
+      </w:r>
+      <w:r>
+        <w:rPr>
+          <w:b/>
+          <w:bCs/>
+        </w:rPr>
+        <w:t xml:space="preserve">1951</w:t>
+      </w:r>
+      <w:r>
+        <w:t xml:space="preserve">.</w:t>
       </w:r>
     </w:p>
-    <w:bookmarkEnd w:id="85"/>
-    <w:bookmarkStart w:id="87" w:name="ref-Singleton2022"/>
+    <w:bookmarkEnd w:id="89"/>
+    <w:bookmarkStart w:id="91" w:name="ref-Singleton2022"/>
     <w:p>
       <w:pPr>
         <w:pStyle w:val="Bibliography"/>
       </w:pPr>
       <w:r>
-        <w:t xml:space="preserve">14.</w:t>
+        <w:t xml:space="preserve">[14]</w:t>
       </w:r>
       <w:r>
         <w:t xml:space="preserve"> </w:t>
@@ -16634,12 +17049,15 @@
         <w:t xml:space="preserve">	</w:t>
       </w:r>
       <w:r>
-        <w:t xml:space="preserve">Singleton, J. &amp; Booth, R.</w:t>
-      </w:r>
-      <w:r>
-        <w:t xml:space="preserve"> </w:t>
-      </w:r>
-      <w:hyperlink r:id="rId86">
+        <w:t xml:space="preserve">J. Singleton, R. Booth,</w:t>
+      </w:r>
+      <w:r>
+        <w:t xml:space="preserve"> </w:t>
+      </w:r>
+      <w:r>
+        <w:t xml:space="preserve">“</w:t>
+      </w:r>
+      <w:hyperlink r:id="rId90">
         <w:r>
           <w:rPr>
             <w:rStyle w:val="Hyperlink"/>
@@ -16648,7 +17066,7 @@
         </w:r>
       </w:hyperlink>
       <w:r>
-        <w:t xml:space="preserve">.</w:t>
+        <w:t xml:space="preserve">”</w:t>
       </w:r>
       <w:r>
         <w:t xml:space="preserve"> </w:t>
@@ -16668,20 +17086,33 @@
           <w:b/>
           <w:bCs/>
         </w:rPr>
+        <w:t xml:space="preserve">2022</w:t>
+      </w:r>
+      <w:r>
+        <w:t xml:space="preserve">,</w:t>
+      </w:r>
+      <w:r>
+        <w:t xml:space="preserve"> </w:t>
+      </w:r>
+      <w:r>
+        <w:rPr>
+          <w:i/>
+          <w:iCs/>
+        </w:rPr>
         <w:t xml:space="preserve">36</w:t>
       </w:r>
       <w:r>
-        <w:t xml:space="preserve">, 43 (2022).</w:t>
+        <w:t xml:space="preserve">, 43.</w:t>
       </w:r>
     </w:p>
-    <w:bookmarkEnd w:id="87"/>
-    <w:bookmarkStart w:id="89" w:name="ref-Davis2011"/>
+    <w:bookmarkEnd w:id="91"/>
+    <w:bookmarkStart w:id="93" w:name="ref-Davis2011"/>
     <w:p>
       <w:pPr>
         <w:pStyle w:val="Bibliography"/>
       </w:pPr>
       <w:r>
-        <w:t xml:space="preserve">15.</w:t>
+        <w:t xml:space="preserve">[15]</w:t>
       </w:r>
       <w:r>
         <w:t xml:space="preserve"> </w:t>
@@ -16690,22 +17121,18 @@
         <w:t xml:space="preserve">	</w:t>
       </w:r>
       <w:r>
-        <w:t xml:space="preserve">Davis, M. I., Hunt, J. P., Herrgard, S.,</w:t>
-      </w:r>
-      <w:r>
-        <w:t xml:space="preserve"> </w:t>
-      </w:r>
-      <w:r>
-        <w:rPr>
-          <w:i/>
-          <w:iCs/>
-        </w:rPr>
-        <w:t xml:space="preserve">et al.</w:t>
-      </w:r>
-      <w:r>
-        <w:t xml:space="preserve"> </w:t>
-      </w:r>
-      <w:hyperlink r:id="rId88">
+        <w:t xml:space="preserve">M. I. Davis, J. P. Hunt, S. Herrgard, et al.</w:t>
+      </w:r>
+      <w:r>
+        <w:t xml:space="preserve">,</w:t>
+      </w:r>
+      <w:r>
+        <w:t xml:space="preserve"> </w:t>
+      </w:r>
+      <w:r>
+        <w:t xml:space="preserve">“</w:t>
+      </w:r>
+      <w:hyperlink r:id="rId92">
         <w:r>
           <w:rPr>
             <w:rStyle w:val="Hyperlink"/>
@@ -16714,7 +17141,7 @@
         </w:r>
       </w:hyperlink>
       <w:r>
-        <w:t xml:space="preserve">.</w:t>
+        <w:t xml:space="preserve">”</w:t>
       </w:r>
       <w:r>
         <w:t xml:space="preserve"> </w:t>
@@ -16734,20 +17161,33 @@
           <w:b/>
           <w:bCs/>
         </w:rPr>
+        <w:t xml:space="preserve">2011</w:t>
+      </w:r>
+      <w:r>
+        <w:t xml:space="preserve">,</w:t>
+      </w:r>
+      <w:r>
+        <w:t xml:space="preserve"> </w:t>
+      </w:r>
+      <w:r>
+        <w:rPr>
+          <w:i/>
+          <w:iCs/>
+        </w:rPr>
         <w:t xml:space="preserve">29</w:t>
       </w:r>
       <w:r>
-        <w:t xml:space="preserve">, 1046–1051 (2011).</w:t>
+        <w:t xml:space="preserve">, 1046–1051.</w:t>
       </w:r>
     </w:p>
-    <w:bookmarkEnd w:id="89"/>
-    <w:bookmarkStart w:id="91" w:name="ref-DeepDTA"/>
+    <w:bookmarkEnd w:id="93"/>
+    <w:bookmarkStart w:id="95" w:name="ref-DeepDTA"/>
     <w:p>
       <w:pPr>
         <w:pStyle w:val="Bibliography"/>
       </w:pPr>
       <w:r>
-        <w:t xml:space="preserve">16.</w:t>
+        <w:t xml:space="preserve">[16]</w:t>
       </w:r>
       <w:r>
         <w:t xml:space="preserve"> </w:t>
@@ -16756,12 +17196,15 @@
         <w:t xml:space="preserve">	</w:t>
       </w:r>
       <w:r>
-        <w:t xml:space="preserve">Öztürk, H., Özgür, A. &amp; Ozkirimli, E.</w:t>
-      </w:r>
-      <w:r>
-        <w:t xml:space="preserve"> </w:t>
-      </w:r>
-      <w:hyperlink r:id="rId90">
+        <w:t xml:space="preserve">H. Öztürk, A. Özgür, E. Ozkirimli,</w:t>
+      </w:r>
+      <w:r>
+        <w:t xml:space="preserve"> </w:t>
+      </w:r>
+      <w:r>
+        <w:t xml:space="preserve">“</w:t>
+      </w:r>
+      <w:hyperlink r:id="rId94">
         <w:r>
           <w:rPr>
             <w:rStyle w:val="Hyperlink"/>
@@ -16776,7 +17219,7 @@
         </w:r>
       </w:hyperlink>
       <w:r>
-        <w:t xml:space="preserve">.</w:t>
+        <w:t xml:space="preserve">”</w:t>
       </w:r>
       <w:r>
         <w:t xml:space="preserve"> </w:t>
@@ -16796,20 +17239,33 @@
           <w:b/>
           <w:bCs/>
         </w:rPr>
+        <w:t xml:space="preserve">2018</w:t>
+      </w:r>
+      <w:r>
+        <w:t xml:space="preserve">,</w:t>
+      </w:r>
+      <w:r>
+        <w:t xml:space="preserve"> </w:t>
+      </w:r>
+      <w:r>
+        <w:rPr>
+          <w:i/>
+          <w:iCs/>
+        </w:rPr>
         <w:t xml:space="preserve">34</w:t>
       </w:r>
       <w:r>
-        <w:t xml:space="preserve">, i821–i829 (2018).</w:t>
+        <w:t xml:space="preserve">, i821–i829.</w:t>
       </w:r>
     </w:p>
-    <w:bookmarkEnd w:id="91"/>
-    <w:bookmarkStart w:id="92" w:name="ref-Anastassiadis2011"/>
+    <w:bookmarkEnd w:id="95"/>
+    <w:bookmarkStart w:id="96" w:name="ref-Anastassiadis2011"/>
     <w:p>
       <w:pPr>
         <w:pStyle w:val="Bibliography"/>
       </w:pPr>
       <w:r>
-        <w:t xml:space="preserve">17.</w:t>
+        <w:t xml:space="preserve">[17]</w:t>
       </w:r>
       <w:r>
         <w:t xml:space="preserve"> </w:t>
@@ -16818,12 +17274,15 @@
         <w:t xml:space="preserve">	</w:t>
       </w:r>
       <w:r>
-        <w:t xml:space="preserve">Anastassiadis, T., Deacon, S. W., Devarajan, K., Ma, H. &amp; Peterson, J. R.</w:t>
-      </w:r>
-      <w:r>
-        <w:t xml:space="preserve"> </w:t>
-      </w:r>
-      <w:hyperlink r:id="rId57">
+        <w:t xml:space="preserve">T. Anastassiadis, S. W. Deacon, K. Devarajan, H. Ma, J. R. Peterson,</w:t>
+      </w:r>
+      <w:r>
+        <w:t xml:space="preserve"> </w:t>
+      </w:r>
+      <w:r>
+        <w:t xml:space="preserve">“</w:t>
+      </w:r>
+      <w:hyperlink r:id="rId60">
         <w:r>
           <w:rPr>
             <w:rStyle w:val="Hyperlink"/>
@@ -16832,7 +17291,7 @@
         </w:r>
       </w:hyperlink>
       <w:r>
-        <w:t xml:space="preserve">.</w:t>
+        <w:t xml:space="preserve">”</w:t>
       </w:r>
       <w:r>
         <w:t xml:space="preserve"> </w:t>
@@ -16852,20 +17311,33 @@
           <w:b/>
           <w:bCs/>
         </w:rPr>
+        <w:t xml:space="preserve">2011</w:t>
+      </w:r>
+      <w:r>
+        <w:t xml:space="preserve">,</w:t>
+      </w:r>
+      <w:r>
+        <w:t xml:space="preserve"> </w:t>
+      </w:r>
+      <w:r>
+        <w:rPr>
+          <w:i/>
+          <w:iCs/>
+        </w:rPr>
         <w:t xml:space="preserve">29</w:t>
       </w:r>
       <w:r>
-        <w:t xml:space="preserve">, 1039–1045 (2011).</w:t>
+        <w:t xml:space="preserve">, 1039–1045.</w:t>
       </w:r>
     </w:p>
-    <w:bookmarkEnd w:id="92"/>
-    <w:bookmarkStart w:id="93" w:name="ref-Metz2011"/>
+    <w:bookmarkEnd w:id="96"/>
+    <w:bookmarkStart w:id="97" w:name="ref-Metz2011"/>
     <w:p>
       <w:pPr>
         <w:pStyle w:val="Bibliography"/>
       </w:pPr>
       <w:r>
-        <w:t xml:space="preserve">18.</w:t>
+        <w:t xml:space="preserve">[18]</w:t>
       </w:r>
       <w:r>
         <w:t xml:space="preserve"> </w:t>
@@ -16874,22 +17346,15 @@
         <w:t xml:space="preserve">	</w:t>
       </w:r>
       <w:r>
-        <w:t xml:space="preserve">Metz, J. T.</w:t>
-      </w:r>
-      <w:r>
-        <w:t xml:space="preserve"> </w:t>
-      </w:r>
-      <w:r>
-        <w:rPr>
-          <w:i/>
-          <w:iCs/>
-        </w:rPr>
-        <w:t xml:space="preserve">et al.</w:t>
-      </w:r>
-      <w:r>
-        <w:t xml:space="preserve"> </w:t>
-      </w:r>
-      <w:hyperlink r:id="rId58">
+        <w:t xml:space="preserve">J. T. Metz, E. F. Johnson, N. B. Soni, P. J. Merta, L. Kifle, P. J. Hajduk,</w:t>
+      </w:r>
+      <w:r>
+        <w:t xml:space="preserve"> </w:t>
+      </w:r>
+      <w:r>
+        <w:t xml:space="preserve">“</w:t>
+      </w:r>
+      <w:hyperlink r:id="rId61">
         <w:r>
           <w:rPr>
             <w:rStyle w:val="Hyperlink"/>
@@ -16898,7 +17363,7 @@
         </w:r>
       </w:hyperlink>
       <w:r>
-        <w:t xml:space="preserve">.</w:t>
+        <w:t xml:space="preserve">”</w:t>
       </w:r>
       <w:r>
         <w:t xml:space="preserve"> </w:t>
@@ -16918,20 +17383,33 @@
           <w:b/>
           <w:bCs/>
         </w:rPr>
+        <w:t xml:space="preserve">2011</w:t>
+      </w:r>
+      <w:r>
+        <w:t xml:space="preserve">,</w:t>
+      </w:r>
+      <w:r>
+        <w:t xml:space="preserve"> </w:t>
+      </w:r>
+      <w:r>
+        <w:rPr>
+          <w:i/>
+          <w:iCs/>
+        </w:rPr>
         <w:t xml:space="preserve">7</w:t>
       </w:r>
       <w:r>
-        <w:t xml:space="preserve">, 200–202 (2011).</w:t>
+        <w:t xml:space="preserve">, 200–202.</w:t>
       </w:r>
     </w:p>
-    <w:bookmarkEnd w:id="93"/>
-    <w:bookmarkStart w:id="95" w:name="ref-Gao2013"/>
+    <w:bookmarkEnd w:id="97"/>
+    <w:bookmarkStart w:id="99" w:name="ref-Gao2013"/>
     <w:p>
       <w:pPr>
         <w:pStyle w:val="Bibliography"/>
       </w:pPr>
       <w:r>
-        <w:t xml:space="preserve">19.</w:t>
+        <w:t xml:space="preserve">[19]</w:t>
       </w:r>
       <w:r>
         <w:t xml:space="preserve"> </w:t>
@@ -16940,22 +17418,15 @@
         <w:t xml:space="preserve">	</w:t>
       </w:r>
       <w:r>
-        <w:t xml:space="preserve">Gao, Y.</w:t>
-      </w:r>
-      <w:r>
-        <w:t xml:space="preserve"> </w:t>
-      </w:r>
-      <w:r>
-        <w:rPr>
-          <w:i/>
-          <w:iCs/>
-        </w:rPr>
-        <w:t xml:space="preserve">et al.</w:t>
-      </w:r>
-      <w:r>
-        <w:t xml:space="preserve"> </w:t>
-      </w:r>
-      <w:hyperlink r:id="rId94">
+        <w:t xml:space="preserve">Y. Gao, S. P. Davies, M. Augustin, A. Woodward, U. A. Patel, R. Kovelman, K. J. Harvey,</w:t>
+      </w:r>
+      <w:r>
+        <w:t xml:space="preserve"> </w:t>
+      </w:r>
+      <w:r>
+        <w:t xml:space="preserve">“</w:t>
+      </w:r>
+      <w:hyperlink r:id="rId98">
         <w:r>
           <w:rPr>
             <w:rStyle w:val="Hyperlink"/>
@@ -16964,7 +17435,7 @@
         </w:r>
       </w:hyperlink>
       <w:r>
-        <w:t xml:space="preserve">.</w:t>
+        <w:t xml:space="preserve">”</w:t>
       </w:r>
       <w:r>
         <w:t xml:space="preserve"> </w:t>
@@ -16984,20 +17455,33 @@
           <w:b/>
           <w:bCs/>
         </w:rPr>
+        <w:t xml:space="preserve">2013</w:t>
+      </w:r>
+      <w:r>
+        <w:t xml:space="preserve">,</w:t>
+      </w:r>
+      <w:r>
+        <w:t xml:space="preserve"> </w:t>
+      </w:r>
+      <w:r>
+        <w:rPr>
+          <w:i/>
+          <w:iCs/>
+        </w:rPr>
         <w:t xml:space="preserve">451</w:t>
       </w:r>
       <w:r>
-        <w:t xml:space="preserve">, 313–328 (2013).</w:t>
+        <w:t xml:space="preserve">, 313–328.</w:t>
       </w:r>
     </w:p>
-    <w:bookmarkEnd w:id="95"/>
-    <w:bookmarkStart w:id="97" w:name="ref-Patricelli2011"/>
+    <w:bookmarkEnd w:id="99"/>
+    <w:bookmarkStart w:id="101" w:name="ref-Patricelli2011"/>
     <w:p>
       <w:pPr>
         <w:pStyle w:val="Bibliography"/>
       </w:pPr>
       <w:r>
-        <w:t xml:space="preserve">20.</w:t>
+        <w:t xml:space="preserve">[20]</w:t>
       </w:r>
       <w:r>
         <w:t xml:space="preserve"> </w:t>
@@ -17006,22 +17490,15 @@
         <w:t xml:space="preserve">	</w:t>
       </w:r>
       <w:r>
-        <w:t xml:space="preserve">Patricelli, M. P.</w:t>
-      </w:r>
-      <w:r>
-        <w:t xml:space="preserve"> </w:t>
-      </w:r>
-      <w:r>
-        <w:rPr>
-          <w:i/>
-          <w:iCs/>
-        </w:rPr>
-        <w:t xml:space="preserve">et al.</w:t>
-      </w:r>
-      <w:r>
-        <w:t xml:space="preserve"> </w:t>
-      </w:r>
-      <w:hyperlink r:id="rId96">
+        <w:t xml:space="preserve">M. P. Patricelli, T. K. Nomanbhoy, J. Wu, H. Brown, D. Zhou, J. Zhang, S. Jagannathan, A. Aban, E. Okerberg, C. Herring, B. Nordin, H. Weissig, Q. Yang, J.-D. Lee, N. S. Gray, J. W. Kozarich,</w:t>
+      </w:r>
+      <w:r>
+        <w:t xml:space="preserve"> </w:t>
+      </w:r>
+      <w:r>
+        <w:t xml:space="preserve">“</w:t>
+      </w:r>
+      <w:hyperlink r:id="rId100">
         <w:r>
           <w:rPr>
             <w:rStyle w:val="Hyperlink"/>
@@ -17030,7 +17507,7 @@
         </w:r>
       </w:hyperlink>
       <w:r>
-        <w:t xml:space="preserve">.</w:t>
+        <w:t xml:space="preserve">”</w:t>
       </w:r>
       <w:r>
         <w:t xml:space="preserve"> </w:t>
@@ -17050,20 +17527,33 @@
           <w:b/>
           <w:bCs/>
         </w:rPr>
+        <w:t xml:space="preserve">2011</w:t>
+      </w:r>
+      <w:r>
+        <w:t xml:space="preserve">,</w:t>
+      </w:r>
+      <w:r>
+        <w:t xml:space="preserve"> </w:t>
+      </w:r>
+      <w:r>
+        <w:rPr>
+          <w:i/>
+          <w:iCs/>
+        </w:rPr>
         <w:t xml:space="preserve">18</w:t>
       </w:r>
       <w:r>
-        <w:t xml:space="preserve">, 699–710 (2011).</w:t>
+        <w:t xml:space="preserve">, 699–710.</w:t>
       </w:r>
     </w:p>
-    <w:bookmarkEnd w:id="97"/>
-    <w:bookmarkStart w:id="99" w:name="ref-NumPy"/>
+    <w:bookmarkEnd w:id="101"/>
+    <w:bookmarkStart w:id="103" w:name="ref-NumPy"/>
     <w:p>
       <w:pPr>
         <w:pStyle w:val="Bibliography"/>
       </w:pPr>
       <w:r>
-        <w:t xml:space="preserve">21.</w:t>
+        <w:t xml:space="preserve">[21]</w:t>
       </w:r>
       <w:r>
         <w:t xml:space="preserve"> </w:t>
@@ -17072,22 +17562,18 @@
         <w:t xml:space="preserve">	</w:t>
       </w:r>
       <w:r>
-        <w:t xml:space="preserve">Harris, C. R., Millman, K. J., Walt, S. J. van der,</w:t>
-      </w:r>
-      <w:r>
-        <w:t xml:space="preserve"> </w:t>
-      </w:r>
-      <w:r>
-        <w:rPr>
-          <w:i/>
-          <w:iCs/>
-        </w:rPr>
-        <w:t xml:space="preserve">et al.</w:t>
-      </w:r>
-      <w:r>
-        <w:t xml:space="preserve"> </w:t>
-      </w:r>
-      <w:hyperlink r:id="rId98">
+        <w:t xml:space="preserve">C. R. Harris, K. J. Millman, S. J. van der Walt, et al.</w:t>
+      </w:r>
+      <w:r>
+        <w:t xml:space="preserve">,</w:t>
+      </w:r>
+      <w:r>
+        <w:t xml:space="preserve"> </w:t>
+      </w:r>
+      <w:r>
+        <w:t xml:space="preserve">“</w:t>
+      </w:r>
+      <w:hyperlink r:id="rId102">
         <w:r>
           <w:rPr>
             <w:rStyle w:val="Hyperlink"/>
@@ -17108,7 +17594,7 @@
         </w:r>
       </w:hyperlink>
       <w:r>
-        <w:t xml:space="preserve">.</w:t>
+        <w:t xml:space="preserve">”</w:t>
       </w:r>
       <w:r>
         <w:t xml:space="preserve"> </w:t>
@@ -17128,20 +17614,33 @@
           <w:b/>
           <w:bCs/>
         </w:rPr>
+        <w:t xml:space="preserve">2020</w:t>
+      </w:r>
+      <w:r>
+        <w:t xml:space="preserve">,</w:t>
+      </w:r>
+      <w:r>
+        <w:t xml:space="preserve"> </w:t>
+      </w:r>
+      <w:r>
+        <w:rPr>
+          <w:i/>
+          <w:iCs/>
+        </w:rPr>
         <w:t xml:space="preserve">585</w:t>
       </w:r>
       <w:r>
-        <w:t xml:space="preserve">, 357–362 (2020).</w:t>
+        <w:t xml:space="preserve">, 357–362.</w:t>
       </w:r>
     </w:p>
-    <w:bookmarkEnd w:id="99"/>
-    <w:bookmarkStart w:id="101" w:name="ref-pandas"/>
+    <w:bookmarkEnd w:id="103"/>
+    <w:bookmarkStart w:id="105" w:name="ref-pandas"/>
     <w:p>
       <w:pPr>
         <w:pStyle w:val="Bibliography"/>
       </w:pPr>
       <w:r>
-        <w:t xml:space="preserve">22.</w:t>
+        <w:t xml:space="preserve">[22]</w:t>
       </w:r>
       <w:r>
         <w:t xml:space="preserve"> </w:t>
@@ -17149,54 +17648,66 @@
       <w:r>
         <w:t xml:space="preserve">	</w:t>
       </w:r>
-      <w:r>
-        <w:t xml:space="preserve">McKinney, W. Data structures for statistical computing in</w:t>
-      </w:r>
-      <w:r>
-        <w:t xml:space="preserve"> </w:t>
-      </w:r>
-      <w:r>
-        <w:t xml:space="preserve">Python</w:t>
-      </w:r>
-      <w:r>
-        <w:t xml:space="preserve">. in</w:t>
-      </w:r>
-      <w:r>
-        <w:t xml:space="preserve"> </w:t>
-      </w:r>
-      <w:r>
-        <w:rPr>
-          <w:i/>
-          <w:iCs/>
-        </w:rPr>
-        <w:t xml:space="preserve">Proceedings of the 9th python in science conference</w:t>
-      </w:r>
-      <w:r>
-        <w:t xml:space="preserve"> </w:t>
-      </w:r>
-      <w:r>
-        <w:t xml:space="preserve">56–61 (2010). doi:</w:t>
-      </w:r>
-      <w:hyperlink r:id="rId100">
+      <w:hyperlink r:id="rId104">
         <w:r>
           <w:rPr>
             <w:rStyle w:val="Hyperlink"/>
           </w:rPr>
-          <w:t xml:space="preserve">10.25080/Majora-92bf1922-00a</w:t>
+          <w:t xml:space="preserve">W. McKinney in</w:t>
+        </w:r>
+        <w:r>
+          <w:rPr>
+            <w:rStyle w:val="Hyperlink"/>
+          </w:rPr>
+          <w:t xml:space="preserve"> </w:t>
+        </w:r>
+        <w:r>
+          <w:rPr>
+            <w:rStyle w:val="Hyperlink"/>
+            <w:i/>
+            <w:iCs/>
+          </w:rPr>
+          <w:t xml:space="preserve">Proceedings of the 9th Python in Science Conference</w:t>
+        </w:r>
+        <w:r>
+          <w:rPr>
+            <w:rStyle w:val="Hyperlink"/>
+          </w:rPr>
+          <w:t xml:space="preserve">,</w:t>
+        </w:r>
+        <w:r>
+          <w:rPr>
+            <w:rStyle w:val="Hyperlink"/>
+          </w:rPr>
+          <w:t xml:space="preserve"> </w:t>
+        </w:r>
+        <w:r>
+          <w:rPr>
+            <w:rStyle w:val="Hyperlink"/>
+            <w:b/>
+            <w:bCs/>
+          </w:rPr>
+          <w:t xml:space="preserve">2010</w:t>
+        </w:r>
+        <w:r>
+          <w:rPr>
+            <w:rStyle w:val="Hyperlink"/>
+          </w:rPr>
+          <w:t xml:space="preserve">, pp. 56–61</w:t>
         </w:r>
       </w:hyperlink>
       <w:r>
         <w:t xml:space="preserve">.</w:t>
       </w:r>
     </w:p>
-    <w:bookmarkEnd w:id="101"/>
-    <w:bookmarkStart w:id="103" w:name="ref-SciPy"/>
+    <w:bookmarkEnd w:id="105"/>
+    <w:bookmarkStart w:id="107" w:name="ref-SciPy"/>
     <w:p>
       <w:pPr>
         <w:pStyle w:val="Bibliography"/>
       </w:pPr>
       <w:r>
-        <w:t xml:space="preserve">23.</w:t>
+        <w:t xml:space="preserve">[23]</w:t>
       </w:r>
       <w:r>
         <w:t xml:space="preserve"> </w:t>
@@ -17205,22 +17716,18 @@
         <w:t xml:space="preserve">	</w:t>
       </w:r>
       <w:r>
-        <w:t xml:space="preserve">Virtanen, P., Gommers, R., Oliphant, T. E.,</w:t>
-      </w:r>
-      <w:r>
-        <w:t xml:space="preserve"> </w:t>
-      </w:r>
-      <w:r>
-        <w:rPr>
-          <w:i/>
-          <w:iCs/>
-        </w:rPr>
-        <w:t xml:space="preserve">et al.</w:t>
-      </w:r>
-      <w:r>
-        <w:t xml:space="preserve"> </w:t>
-      </w:r>
-      <w:hyperlink r:id="rId102">
+        <w:t xml:space="preserve">P. Virtanen, R. Gommers, T. E. Oliphant, et al.</w:t>
+      </w:r>
+      <w:r>
+        <w:t xml:space="preserve">,</w:t>
+      </w:r>
+      <w:r>
+        <w:t xml:space="preserve"> </w:t>
+      </w:r>
+      <w:r>
+        <w:t xml:space="preserve">“</w:t>
+      </w:r>
+      <w:hyperlink r:id="rId106">
         <w:r>
           <w:rPr>
             <w:rStyle w:val="Hyperlink"/>
@@ -17253,7 +17760,7 @@
         </w:r>
       </w:hyperlink>
       <w:r>
-        <w:t xml:space="preserve">.</w:t>
+        <w:t xml:space="preserve">”</w:t>
       </w:r>
       <w:r>
         <w:t xml:space="preserve"> </w:t>
@@ -17273,20 +17780,33 @@
           <w:b/>
           <w:bCs/>
         </w:rPr>
+        <w:t xml:space="preserve">2020</w:t>
+      </w:r>
+      <w:r>
+        <w:t xml:space="preserve">,</w:t>
+      </w:r>
+      <w:r>
+        <w:t xml:space="preserve"> </w:t>
+      </w:r>
+      <w:r>
+        <w:rPr>
+          <w:i/>
+          <w:iCs/>
+        </w:rPr>
         <w:t xml:space="preserve">17</w:t>
       </w:r>
       <w:r>
-        <w:t xml:space="preserve">, 261–272 (2020).</w:t>
+        <w:t xml:space="preserve">, 261–272.</w:t>
       </w:r>
     </w:p>
-    <w:bookmarkEnd w:id="103"/>
-    <w:bookmarkStart w:id="105" w:name="ref-IUPAC2001"/>
+    <w:bookmarkEnd w:id="107"/>
+    <w:bookmarkStart w:id="109" w:name="ref-IUPAC2001"/>
     <w:p>
       <w:pPr>
         <w:pStyle w:val="Bibliography"/>
       </w:pPr>
       <w:r>
-        <w:t xml:space="preserve">24.</w:t>
+        <w:t xml:space="preserve">[24]</w:t>
       </w:r>
       <w:r>
         <w:t xml:space="preserve"> </w:t>
@@ -17295,22 +17815,18 @@
         <w:t xml:space="preserve">	</w:t>
       </w:r>
       <w:r>
-        <w:t xml:space="preserve">Vessman, J., Stefan, R. I., Staden, J. F. van,</w:t>
-      </w:r>
-      <w:r>
-        <w:t xml:space="preserve"> </w:t>
-      </w:r>
-      <w:r>
-        <w:rPr>
-          <w:i/>
-          <w:iCs/>
-        </w:rPr>
-        <w:t xml:space="preserve">et al.</w:t>
-      </w:r>
-      <w:r>
-        <w:t xml:space="preserve"> </w:t>
-      </w:r>
-      <w:hyperlink r:id="rId104">
+        <w:t xml:space="preserve">J. Vessman, R. I. Stefan, J. F. van Staden, et al.</w:t>
+      </w:r>
+      <w:r>
+        <w:t xml:space="preserve">,</w:t>
+      </w:r>
+      <w:r>
+        <w:t xml:space="preserve"> </w:t>
+      </w:r>
+      <w:r>
+        <w:t xml:space="preserve">“</w:t>
+      </w:r>
+      <w:hyperlink r:id="rId108">
         <w:r>
           <w:rPr>
             <w:rStyle w:val="Hyperlink"/>
@@ -17319,7 +17835,7 @@
         </w:r>
       </w:hyperlink>
       <w:r>
-        <w:t xml:space="preserve">.</w:t>
+        <w:t xml:space="preserve">”</w:t>
       </w:r>
       <w:r>
         <w:t xml:space="preserve"> </w:t>
@@ -17339,15 +17855,28 @@
           <w:b/>
           <w:bCs/>
         </w:rPr>
+        <w:t xml:space="preserve">2001</w:t>
+      </w:r>
+      <w:r>
+        <w:t xml:space="preserve">,</w:t>
+      </w:r>
+      <w:r>
+        <w:t xml:space="preserve"> </w:t>
+      </w:r>
+      <w:r>
+        <w:rPr>
+          <w:i/>
+          <w:iCs/>
+        </w:rPr>
         <w:t xml:space="preserve">73</w:t>
       </w:r>
       <w:r>
-        <w:t xml:space="preserve">, 1381–1386 (2001).</w:t>
+        <w:t xml:space="preserve">, 1381–1386.</w:t>
       </w:r>
     </w:p>
-    <w:bookmarkEnd w:id="105"/>
-    <w:bookmarkEnd w:id="106"/>
-    <w:bookmarkEnd w:id="107"/>
+    <w:bookmarkEnd w:id="109"/>
+    <w:bookmarkEnd w:id="110"/>
+    <w:bookmarkEnd w:id="111"/>
     <w:sectPr>
       <w:footerReference w:type="default" r:id="rId1000"/>
       <w:footnotePr>

--- a/paper/molecular_informatics_submission.docx
+++ b/paper/molecular_informatics_submission.docx
@@ -191,7 +191,7 @@
         <w:t xml:space="preserve"> </w:t>
       </w:r>
       <w:r>
-        <w:t xml:space="preserve">binding affinities, binding selectivity,</w:t>
+        <w:t xml:space="preserve">binding selectivity,</w:t>
       </w:r>
       <w:r>
         <w:t xml:space="preserve"> </w:t>
@@ -1420,7 +1420,19 @@
         <w:pStyle w:val="FirstParagraph"/>
       </w:pPr>
       <w:r>
-        <w:t xml:space="preserve">Two publicly available kinase inhibitor profiling datasets were used.</w:t>
+        <w:t xml:space="preserve">Our primary analysis uses two publicly available kinase inhibitor profiling</w:t>
+      </w:r>
+      <w:r>
+        <w:t xml:space="preserve"> </w:t>
+      </w:r>
+      <w:r>
+        <w:t xml:space="preserve">datasets, described first. Two further datasets are added below to confirm the</w:t>
+      </w:r>
+      <w:r>
+        <w:t xml:space="preserve"> </w:t>
+      </w:r>
+      <w:r>
+        <w:t xml:space="preserve">findings across additional assay technologies.</w:t>
       </w:r>
       <w:r>
         <w:t xml:space="preserve"> </w:t>
@@ -3236,7 +3248,15 @@
         <w:t xml:space="preserve"> </w:t>
       </w:r>
       <w:r>
-        <w:t xml:space="preserve">approximately 300 nM to 10 nM.</w:t>
+        <w:t xml:space="preserve">approximately 3 </w:t>
+      </w:r>
+      <m:oMath>
+        <m:r>
+          <m:t>μ</m:t>
+        </m:r>
+      </m:oMath>
+      <w:r>
+        <w:t xml:space="preserve">M to 10 nM.</w:t>
       </w:r>
     </w:p>
     <w:p>
@@ -8911,7 +8931,7 @@
           <m:t>=</m:t>
         </m:r>
         <m:r>
-          <m:t>0.024</m:t>
+          <m:t>0.023</m:t>
         </m:r>
       </m:oMath>
       <w:r>
@@ -9491,7 +9511,7 @@
           <m:t>=</m:t>
         </m:r>
         <m:r>
-          <m:t>0.024</m:t>
+          <m:t>0.023</m:t>
         </m:r>
       </m:oMath>
       <w:r>
@@ -10441,7 +10461,7 @@
       <w:r>
         <w:drawing>
           <wp:inline>
-            <wp:extent cx="4000500" cy="2469903"/>
+            <wp:extent cx="4000500" cy="2481322"/>
             <wp:effectExtent b="0" l="0" r="0" t="0"/>
             <wp:docPr descr="" title="" id="42" name="Picture"/>
             <a:graphic>
@@ -10462,7 +10482,7 @@
                   <pic:spPr bwMode="auto">
                     <a:xfrm>
                       <a:off x="0" y="0"/>
-                      <a:ext cx="4000500" cy="2469903"/>
+                      <a:ext cx="4000500" cy="2481322"/>
                     </a:xfrm>
                     <a:prstGeom prst="rect">
                       <a:avLst/>
@@ -12160,7 +12180,7 @@
         <w:t xml:space="preserve"> </w:t>
       </w:r>
       <w:r>
-        <w:t xml:space="preserve">and entropy/Gini</w:t>
+        <w:t xml:space="preserve">and entropy</w:t>
       </w:r>
       <w:r>
         <w:t xml:space="preserve"> </w:t>
@@ -12185,7 +12205,7 @@
           <m:t>−</m:t>
         </m:r>
         <m:r>
-          <m:t>0.47</m:t>
+          <m:t>0.455</m:t>
         </m:r>
       </m:oMath>
       <w:r>
@@ -12211,6 +12231,23 @@
           <m:t>0.001</m:t>
         </m:r>
       </m:oMath>
+      <w:r>
+        <w:t xml:space="preserve">; weaker for Gini, see</w:t>
+      </w:r>
+      <w:r>
+        <w:t xml:space="preserve"> </w:t>
+      </w:r>
+      <w:r>
+        <w:t xml:space="preserve">Table </w:t>
+      </w:r>
+      <w:hyperlink w:anchor="tab:predictors">
+        <w:r>
+          <w:rPr>
+            <w:rStyle w:val="Hyperlink"/>
+          </w:rPr>
+          <w:t xml:space="preserve">2</w:t>
+        </w:r>
+      </w:hyperlink>
       <w:r>
         <w:t xml:space="preserve">) reflects this sensitivity.</w:t>
       </w:r>
@@ -15428,7 +15465,13 @@
         <w:t xml:space="preserve"> </w:t>
       </w:r>
       <w:r>
-        <w:t xml:space="preserve">No association was significant under any definition (all</w:t>
+        <w:t xml:space="preserve">None of the rate-based outcomes was significantly associated with selectivity</w:t>
+      </w:r>
+      <w:r>
+        <w:t xml:space="preserve"> </w:t>
+      </w:r>
+      <w:r>
+        <w:t xml:space="preserve">under any definition (all</w:t>
       </w:r>
       <w:r>
         <w:t xml:space="preserve"> </w:t>
@@ -15456,11 +15499,60 @@
           <m:t>&lt;</m:t>
         </m:r>
         <m:r>
+          <m:t>0.17</m:t>
+        </m:r>
+      </m:oMath>
+      <w:r>
+        <w:t xml:space="preserve">, all</w:t>
+      </w:r>
+      <w:r>
+        <w:t xml:space="preserve"> </w:t>
+      </w:r>
+      <m:oMath>
+        <m:r>
+          <m:t>p</m:t>
+        </m:r>
+        <m:r>
+          <m:rPr>
+            <m:sty m:val="p"/>
+          </m:rPr>
+          <m:t>&gt;</m:t>
+        </m:r>
+        <m:r>
           <m:t>0.27</m:t>
         </m:r>
       </m:oMath>
       <w:r>
-        <w:t xml:space="preserve">, all</w:t>
+        <w:t xml:space="preserve">).</w:t>
+      </w:r>
+      <w:r>
+        <w:t xml:space="preserve"> </w:t>
+      </w:r>
+      <w:r>
+        <w:t xml:space="preserve">The only nominal signal is a weak correlation between raw FAERS report counts and</w:t>
+      </w:r>
+      <w:r>
+        <w:t xml:space="preserve"> </w:t>
+      </w:r>
+      <w:r>
+        <w:t xml:space="preserve">the ratio ranking (</w:t>
+      </w:r>
+      <m:oMath>
+        <m:r>
+          <m:t>r</m:t>
+        </m:r>
+        <m:r>
+          <m:rPr>
+            <m:sty m:val="p"/>
+          </m:rPr>
+          <m:t>=</m:t>
+        </m:r>
+        <m:r>
+          <m:t>0.31</m:t>
+        </m:r>
+      </m:oMath>
+      <w:r>
+        <w:t xml:space="preserve">,</w:t>
       </w:r>
       <w:r>
         <w:t xml:space="preserve"> </w:t>
@@ -15473,38 +15565,50 @@
           <m:rPr>
             <m:sty m:val="p"/>
           </m:rPr>
-          <m:t>&gt;</m:t>
-        </m:r>
-        <m:r>
-          <m:t>0.13</m:t>
-        </m:r>
-      </m:oMath>
-      <w:r>
-        <w:t xml:space="preserve">).</w:t>
-      </w:r>
-      <w:r>
-        <w:t xml:space="preserve"> </w:t>
-      </w:r>
-      <w:r>
-        <w:t xml:space="preserve">We do not read this as evidence that selectivity and toxicity are unrelated.</w:t>
-      </w:r>
-      <w:r>
-        <w:t xml:space="preserve"> </w:t>
-      </w:r>
-      <w:r>
-        <w:t xml:space="preserve">FAERS counts mostly track how often a drug is prescribed, and how often a drug is</w:t>
-      </w:r>
-      <w:r>
-        <w:t xml:space="preserve"> </w:t>
-      </w:r>
-      <w:r>
-        <w:t xml:space="preserve">withdrawn depends on the patient population treated for each indication, so</w:t>
-      </w:r>
-      <w:r>
-        <w:t xml:space="preserve"> </w:t>
-      </w:r>
-      <w:r>
-        <w:t xml:space="preserve">neither measure can isolate the effect of selectivity.</w:t>
+          <m:t>=</m:t>
+        </m:r>
+        <m:r>
+          <m:t>0.035</m:t>
+        </m:r>
+      </m:oMath>
+      <w:r>
+        <w:t xml:space="preserve">), which most likely reflects</w:t>
+      </w:r>
+      <w:r>
+        <w:t xml:space="preserve"> </w:t>
+      </w:r>
+      <w:r>
+        <w:t xml:space="preserve">prescription volume rather than toxicity.</w:t>
+      </w:r>
+      <w:r>
+        <w:t xml:space="preserve"> </w:t>
+      </w:r>
+      <w:r>
+        <w:t xml:space="preserve">We do not read the absence of a rate-based association as evidence that</w:t>
+      </w:r>
+      <w:r>
+        <w:t xml:space="preserve"> </w:t>
+      </w:r>
+      <w:r>
+        <w:t xml:space="preserve">selectivity and toxicity are unrelated: FAERS report counts mostly track how</w:t>
+      </w:r>
+      <w:r>
+        <w:t xml:space="preserve"> </w:t>
+      </w:r>
+      <w:r>
+        <w:t xml:space="preserve">often a drug is prescribed, and label discontinuation depends on the patient</w:t>
+      </w:r>
+      <w:r>
+        <w:t xml:space="preserve"> </w:t>
+      </w:r>
+      <w:r>
+        <w:t xml:space="preserve">population treated for each indication, so neither can isolate the effect of</w:t>
+      </w:r>
+      <w:r>
+        <w:t xml:space="preserve"> </w:t>
+      </w:r>
+      <w:r>
+        <w:t xml:space="preserve">selectivity.</w:t>
       </w:r>
       <w:r>
         <w:t xml:space="preserve"> </w:t>

--- a/paper/molecular_informatics_submission.docx
+++ b/paper/molecular_informatics_submission.docx
@@ -3048,96 +3048,7 @@
         <w:pStyle w:val="FirstParagraph"/>
       </w:pPr>
       <w:r>
-        <w:t xml:space="preserve">Karaman et al. defined the cutoff on percent of control activity (</w:t>
-      </w:r>
-      <m:oMath>
-        <m:r>
-          <m:t>35</m:t>
-        </m:r>
-        <m:r>
-          <m:rPr>
-            <m:sty m:val="p"/>
-          </m:rPr>
-          <m:t>%</m:t>
-        </m:r>
-      </m:oMath>
-      <w:r>
-        <w:t xml:space="preserve">,</w:t>
-      </w:r>
-      <w:r>
-        <w:t xml:space="preserve"> </w:t>
-      </w:r>
-      <m:oMath>
-        <m:r>
-          <m:t>10</m:t>
-        </m:r>
-        <m:r>
-          <m:rPr>
-            <m:sty m:val="p"/>
-          </m:rPr>
-          <m:t>%</m:t>
-        </m:r>
-      </m:oMath>
-      <w:r>
-        <w:t xml:space="preserve">,</w:t>
-      </w:r>
-      <w:r>
-        <w:t xml:space="preserve"> </w:t>
-      </w:r>
-      <m:oMath>
-        <m:r>
-          <m:t>1</m:t>
-        </m:r>
-        <m:r>
-          <m:rPr>
-            <m:sty m:val="p"/>
-          </m:rPr>
-          <m:t>%</m:t>
-        </m:r>
-      </m:oMath>
-      <w:r>
-        <w:t xml:space="preserve">). Because we work on the</w:t>
-      </w:r>
-      <w:r>
-        <w:t xml:space="preserve"> </w:t>
-      </w:r>
-      <m:oMath>
-        <m:r>
-          <m:rPr>
-            <m:sty m:val="p"/>
-          </m:rPr>
-          <m:t>p</m:t>
-        </m:r>
-        <m:sSub>
-          <m:e>
-            <m:r>
-              <m:t>K</m:t>
-            </m:r>
-          </m:e>
-          <m:sub>
-            <m:r>
-              <m:t>d</m:t>
-            </m:r>
-          </m:sub>
-        </m:sSub>
-      </m:oMath>
-      <w:r>
-        <w:t xml:space="preserve"> </w:t>
-      </w:r>
-      <w:r>
-        <w:t xml:space="preserve">scale, the equivalent</w:t>
-      </w:r>
-      <w:r>
-        <w:t xml:space="preserve"> </w:t>
-      </w:r>
-      <w:r>
-        <w:t xml:space="preserve">“bound”</w:t>
-      </w:r>
-      <w:r>
-        <w:t xml:space="preserve"> </w:t>
-      </w:r>
-      <w:r>
-        <w:t xml:space="preserve">criterion is an affinity threshold</w:t>
+        <w:t xml:space="preserve">Sweeping</w:t>
       </w:r>
       <w:r>
         <w:t xml:space="preserve"> </w:t>
@@ -3148,13 +3059,10 @@
         </m:r>
       </m:oMath>
       <w:r>
-        <w:t xml:space="preserve">, and sweeping it reproduces</w:t>
-      </w:r>
-      <w:r>
-        <w:t xml:space="preserve"> </w:t>
-      </w:r>
-      <w:r>
-        <w:t xml:space="preserve">their family of cutoffs. We used</w:t>
+        <w:t xml:space="preserve"> </w:t>
+      </w:r>
+      <w:r>
+        <w:t xml:space="preserve">reproduces their family of cutoffs. We used</w:t>
       </w:r>
       <w:r>
         <w:t xml:space="preserve"> </w:t>
@@ -9351,13 +9259,25 @@
         <w:t xml:space="preserve"> </w:t>
       </w:r>
       <w:r>
-        <w:t xml:space="preserve">Among active compounds, ratio-specific instability is strongly predicted by a</w:t>
-      </w:r>
-      <w:r>
-        <w:t xml:space="preserve"> </w:t>
-      </w:r>
-      <w:r>
-        <w:t xml:space="preserve">small top</w:t>
+        <w:t xml:space="preserve">When an active compound’s two best-bound kinases have near-identical affinities, the</w:t>
+      </w:r>
+      <w:r>
+        <w:t xml:space="preserve"> </w:t>
+      </w:r>
+      <w:r>
+        <w:t xml:space="preserve">ratio is highly sensitive to which is designated the primary target and which</w:t>
+      </w:r>
+      <w:r>
+        <w:t xml:space="preserve"> </w:t>
+      </w:r>
+      <w:r>
+        <w:t xml:space="preserve">the reference off-target, because a small parameter change can swap their roles</w:t>
+      </w:r>
+      <w:r>
+        <w:t xml:space="preserve"> </w:t>
+      </w:r>
+      <w:r>
+        <w:t xml:space="preserve">(the top</w:t>
       </w:r>
       <m:oMath>
         <m:sSub>
@@ -9394,68 +9314,7 @@
         <w:t xml:space="preserve"> </w:t>
       </w:r>
       <w:r>
-        <w:t xml:space="preserve">gap (</w:t>
-      </w:r>
-      <m:oMath>
-        <m:r>
-          <m:t>r</m:t>
-        </m:r>
-        <m:r>
-          <m:rPr>
-            <m:sty m:val="p"/>
-          </m:rPr>
-          <m:t>=</m:t>
-        </m:r>
-        <m:r>
-          <m:rPr>
-            <m:sty m:val="p"/>
-          </m:rPr>
-          <m:t>−</m:t>
-        </m:r>
-        <m:r>
-          <m:t>0.341</m:t>
-        </m:r>
-      </m:oMath>
-      <w:r>
-        <w:t xml:space="preserve">,</w:t>
-      </w:r>
-      <w:r>
-        <w:t xml:space="preserve"> </w:t>
-      </w:r>
-      <m:oMath>
-        <m:r>
-          <m:t>p</m:t>
-        </m:r>
-        <m:r>
-          <m:rPr>
-            <m:sty m:val="p"/>
-          </m:rPr>
-          <m:t>&lt;</m:t>
-        </m:r>
-        <m:r>
-          <m:t>0.001</m:t>
-        </m:r>
-      </m:oMath>
-      <w:r>
-        <w:t xml:space="preserve">).</w:t>
-      </w:r>
-      <w:r>
-        <w:t xml:space="preserve"> </w:t>
-      </w:r>
-      <w:r>
-        <w:t xml:space="preserve">When a compound’s two best-bound kinases have near-identical affinities, the</w:t>
-      </w:r>
-      <w:r>
-        <w:t xml:space="preserve"> </w:t>
-      </w:r>
-      <w:r>
-        <w:t xml:space="preserve">ratio is highly sensitive to which is designated the primary target and which</w:t>
-      </w:r>
-      <w:r>
-        <w:t xml:space="preserve"> </w:t>
-      </w:r>
-      <w:r>
-        <w:t xml:space="preserve">the reference off-target, because a small parameter change can swap their roles.</w:t>
+        <w:t xml:space="preserve">gap is the strongest predictor of ratio instability, above).</w:t>
       </w:r>
       <w:r>
         <w:t xml:space="preserve"> </w:t>
@@ -15627,18 +15486,6 @@
       </w:r>
       <w:r>
         <w:t xml:space="preserve">not available in standardized form across these drugs.</w:t>
-      </w:r>
-      <w:r>
-        <w:t xml:space="preserve"> </w:t>
-      </w:r>
-      <w:r>
-        <w:t xml:space="preserve">The analysis code and full results are available in the code repository</w:t>
-      </w:r>
-      <w:r>
-        <w:t xml:space="preserve"> </w:t>
-      </w:r>
-      <w:r>
-        <w:t xml:space="preserve">(see Data and Software Availability).</w:t>
       </w:r>
     </w:p>
     <w:p>

--- a/paper/molecular_informatics_submission.docx
+++ b/paper/molecular_informatics_submission.docx
@@ -173,7 +173,7 @@
         <w:t xml:space="preserve"> </w:t>
       </w:r>
       <w:r>
-        <w:t xml:space="preserve">measure that does and recovers its full-panel ranking from about half a panel.</w:t>
+        <w:t xml:space="preserve">measure that does and recovers its full-panel ranking from about a third of a panel.</w:t>
       </w:r>
     </w:p>
     <w:p>
@@ -229,10 +229,7 @@
         <w:t xml:space="preserve">clinical development.</w:t>
       </w:r>
       <w:r>
-        <w:rPr>
-          <w:vertAlign w:val="superscript"/>
-        </w:rPr>
-        <w:t xml:space="preserve">[1]</w:t>
+        <w:t xml:space="preserve">(Roskoski 2024)</w:t>
       </w:r>
       <w:r>
         <w:t xml:space="preserve"> </w:t>
@@ -247,10 +244,7 @@
         <w:t xml:space="preserve">highly conserved ATP-binding site,</w:t>
       </w:r>
       <w:r>
-        <w:rPr>
-          <w:vertAlign w:val="superscript"/>
-        </w:rPr>
-        <w:t xml:space="preserve">[2]</w:t>
+        <w:t xml:space="preserve">(Manning et al. 2002)</w:t>
       </w:r>
       <w:r>
         <w:t xml:space="preserve"> </w:t>
@@ -283,10 +277,7 @@
         <w:t xml:space="preserve">process.</w:t>
       </w:r>
       <w:r>
-        <w:rPr>
-          <w:vertAlign w:val="superscript"/>
-        </w:rPr>
-        <w:t xml:space="preserve">[3]</w:t>
+        <w:t xml:space="preserve">(Bhullar et al. 2018)</w:t>
       </w:r>
     </w:p>
     <w:p>
@@ -309,10 +300,16 @@
         <w:t xml:space="preserve">the S-score,</w:t>
       </w:r>
       <w:r>
-        <w:rPr>
-          <w:vertAlign w:val="superscript"/>
-        </w:rPr>
-        <w:t xml:space="preserve">[4]</w:t>
+        <w:t xml:space="preserve">(</w:t>
+      </w:r>
+      <w:r>
+        <w:t xml:space="preserve">Karaman et al.</w:t>
+      </w:r>
+      <w:r>
+        <w:t xml:space="preserve"> </w:t>
+      </w:r>
+      <w:r>
+        <w:t xml:space="preserve">2008)</w:t>
       </w:r>
       <w:r>
         <w:t xml:space="preserve"> </w:t>
@@ -321,10 +318,7 @@
         <w:t xml:space="preserve">selectivity entropy,</w:t>
       </w:r>
       <w:r>
-        <w:rPr>
-          <w:vertAlign w:val="superscript"/>
-        </w:rPr>
-        <w:t xml:space="preserve">[5]</w:t>
+        <w:t xml:space="preserve">(Uitdehaag and Zaman 2011)</w:t>
       </w:r>
       <w:r>
         <w:t xml:space="preserve"> </w:t>
@@ -333,10 +327,7 @@
         <w:t xml:space="preserve">Gini coefficient,</w:t>
       </w:r>
       <w:r>
-        <w:rPr>
-          <w:vertAlign w:val="superscript"/>
-        </w:rPr>
-        <w:t xml:space="preserve">[6]</w:t>
+        <w:t xml:space="preserve">(Graczyk 2007)</w:t>
       </w:r>
       <w:r>
         <w:t xml:space="preserve"> </w:t>
@@ -351,10 +342,16 @@
         <w:t xml:space="preserve">CATDS score.</w:t>
       </w:r>
       <w:r>
-        <w:rPr>
-          <w:vertAlign w:val="superscript"/>
-        </w:rPr>
-        <w:t xml:space="preserve">[7]</w:t>
+        <w:t xml:space="preserve">(</w:t>
+      </w:r>
+      <w:r>
+        <w:t xml:space="preserve">Klaeger et al.</w:t>
+      </w:r>
+      <w:r>
+        <w:t xml:space="preserve"> </w:t>
+      </w:r>
+      <w:r>
+        <w:t xml:space="preserve">2017)</w:t>
       </w:r>
       <w:r>
         <w:t xml:space="preserve"> </w:t>
@@ -407,10 +404,7 @@
         <w:t xml:space="preserve">Bosc et al.</w:t>
       </w:r>
       <w:r>
-        <w:rPr>
-          <w:vertAlign w:val="superscript"/>
-        </w:rPr>
-        <w:t xml:space="preserve">[8]</w:t>
+        <w:t xml:space="preserve">(Bosc et al. 2017)</w:t>
       </w:r>
       <w:r>
         <w:t xml:space="preserve"> </w:t>
@@ -431,10 +425,7 @@
         <w:t xml:space="preserve">KInhibition platform</w:t>
       </w:r>
       <w:r>
-        <w:rPr>
-          <w:vertAlign w:val="superscript"/>
-        </w:rPr>
-        <w:t xml:space="preserve">[9]</w:t>
+        <w:t xml:space="preserve">(Bello and Gujral 2018)</w:t>
       </w:r>
       <w:r>
         <w:t xml:space="preserve"> </w:t>
@@ -546,10 +537,7 @@
         <w:t xml:space="preserve">In information theory, Shannon</w:t>
       </w:r>
       <w:r>
-        <w:rPr>
-          <w:vertAlign w:val="superscript"/>
-        </w:rPr>
-        <w:t xml:space="preserve">[10]</w:t>
+        <w:t xml:space="preserve">(Shannon 1948)</w:t>
       </w:r>
       <w:r>
         <w:t xml:space="preserve"> </w:t>
@@ -781,7 +769,7 @@
         <w:t xml:space="preserve"> </w:t>
       </w:r>
       <w:r>
-        <w:t xml:space="preserve">full-panel ranking from roughly half a typical panel.</w:t>
+        <w:t xml:space="preserve">full-panel ranking from roughly a third of a typical panel.</w:t>
       </w:r>
     </w:p>
     <w:bookmarkEnd w:id="9"/>
@@ -823,10 +811,16 @@
         <w:t xml:space="preserve">Karaman et al.</w:t>
       </w:r>
       <w:r>
-        <w:rPr>
-          <w:vertAlign w:val="superscript"/>
-        </w:rPr>
-        <w:t xml:space="preserve">[4]</w:t>
+        <w:t xml:space="preserve">(</w:t>
+      </w:r>
+      <w:r>
+        <w:t xml:space="preserve">Karaman et al.</w:t>
+      </w:r>
+      <w:r>
+        <w:t xml:space="preserve"> </w:t>
+      </w:r>
+      <w:r>
+        <w:t xml:space="preserve">2008)</w:t>
       </w:r>
       <w:r>
         <w:t xml:space="preserve"> </w:t>
@@ -853,10 +847,7 @@
         <w:t xml:space="preserve">Uitdehaag and Zaman</w:t>
       </w:r>
       <w:r>
-        <w:rPr>
-          <w:vertAlign w:val="superscript"/>
-        </w:rPr>
-        <w:t xml:space="preserve">[5]</w:t>
+        <w:t xml:space="preserve">(Uitdehaag and Zaman 2011)</w:t>
       </w:r>
       <w:r>
         <w:t xml:space="preserve"> </w:t>
@@ -889,10 +880,7 @@
         <w:t xml:space="preserve">Graczyk</w:t>
       </w:r>
       <w:r>
-        <w:rPr>
-          <w:vertAlign w:val="superscript"/>
-        </w:rPr>
-        <w:t xml:space="preserve">[6]</w:t>
+        <w:t xml:space="preserve">(Graczyk 2007)</w:t>
       </w:r>
       <w:r>
         <w:t xml:space="preserve"> </w:t>
@@ -925,10 +913,16 @@
         <w:t xml:space="preserve">Klaeger et al.</w:t>
       </w:r>
       <w:r>
-        <w:rPr>
-          <w:vertAlign w:val="superscript"/>
-        </w:rPr>
-        <w:t xml:space="preserve">[7]</w:t>
+        <w:t xml:space="preserve">(</w:t>
+      </w:r>
+      <w:r>
+        <w:t xml:space="preserve">Klaeger et al.</w:t>
+      </w:r>
+      <w:r>
+        <w:t xml:space="preserve"> </w:t>
+      </w:r>
+      <w:r>
+        <w:t xml:space="preserve">2017)</w:t>
       </w:r>
       <w:r>
         <w:t xml:space="preserve"> </w:t>
@@ -961,10 +955,7 @@
         <w:t xml:space="preserve">Bosc et al.</w:t>
       </w:r>
       <w:r>
-        <w:rPr>
-          <w:vertAlign w:val="superscript"/>
-        </w:rPr>
-        <w:t xml:space="preserve">[8]</w:t>
+        <w:t xml:space="preserve">(Bosc et al. 2017)</w:t>
       </w:r>
       <w:r>
         <w:t xml:space="preserve"> </w:t>
@@ -1029,10 +1020,7 @@
         <w:t xml:space="preserve">Bajorath et al.</w:t>
       </w:r>
       <w:r>
-        <w:rPr>
-          <w:vertAlign w:val="superscript"/>
-        </w:rPr>
-        <w:t xml:space="preserve">[11]</w:t>
+        <w:t xml:space="preserve">(Miljkovic and Bajorath 2018)</w:t>
       </w:r>
       <w:r>
         <w:t xml:space="preserve"> </w:t>
@@ -1071,10 +1059,7 @@
         <w:t xml:space="preserve">The KInhibition platform</w:t>
       </w:r>
       <w:r>
-        <w:rPr>
-          <w:vertAlign w:val="superscript"/>
-        </w:rPr>
-        <w:t xml:space="preserve">[9]</w:t>
+        <w:t xml:space="preserve">(Bello and Gujral 2018)</w:t>
       </w:r>
       <w:r>
         <w:t xml:space="preserve"> </w:t>
@@ -1163,10 +1148,7 @@
         <w:t xml:space="preserve">Shannon</w:t>
       </w:r>
       <w:r>
-        <w:rPr>
-          <w:vertAlign w:val="superscript"/>
-        </w:rPr>
-        <w:t xml:space="preserve">[10]</w:t>
+        <w:t xml:space="preserve">(Shannon 1948)</w:t>
       </w:r>
       <w:r>
         <w:t xml:space="preserve"> </w:t>
@@ -1199,10 +1181,7 @@
         <w:t xml:space="preserve">Khinchin</w:t>
       </w:r>
       <w:r>
-        <w:rPr>
-          <w:vertAlign w:val="superscript"/>
-        </w:rPr>
-        <w:t xml:space="preserve">[12]</w:t>
+        <w:t xml:space="preserve">(Khinchin 1957)</w:t>
       </w:r>
       <w:r>
         <w:t xml:space="preserve"> </w:t>
@@ -1267,10 +1246,7 @@
         <w:t xml:space="preserve">Arrow</w:t>
       </w:r>
       <w:r>
-        <w:rPr>
-          <w:vertAlign w:val="superscript"/>
-        </w:rPr>
-        <w:t xml:space="preserve">[13]</w:t>
+        <w:t xml:space="preserve">(Arrow 1951)</w:t>
       </w:r>
       <w:r>
         <w:t xml:space="preserve"> </w:t>
@@ -1321,10 +1297,7 @@
         <w:t xml:space="preserve">Singleton and Booth</w:t>
       </w:r>
       <w:r>
-        <w:rPr>
-          <w:vertAlign w:val="superscript"/>
-        </w:rPr>
-        <w:t xml:space="preserve">[14]</w:t>
+        <w:t xml:space="preserve">(Singleton and Booth 2022)</w:t>
       </w:r>
       <w:r>
         <w:t xml:space="preserve"> </w:t>
@@ -1397,7 +1370,7 @@
     </w:p>
     <w:bookmarkEnd w:id="11"/>
     <w:bookmarkEnd w:id="12"/>
-    <w:bookmarkStart w:id="20" w:name="sec:methods"/>
+    <w:bookmarkStart w:id="25" w:name="sec:methods"/>
     <w:p>
       <w:pPr>
         <w:pStyle w:val="Heading1"/>
@@ -1441,10 +1414,16 @@
         <w:t xml:space="preserve">The Davis dataset</w:t>
       </w:r>
       <w:r>
-        <w:rPr>
-          <w:vertAlign w:val="superscript"/>
-        </w:rPr>
-        <w:t xml:space="preserve">[15]</w:t>
+        <w:t xml:space="preserve">(</w:t>
+      </w:r>
+      <w:r>
+        <w:t xml:space="preserve">Davis et al.</w:t>
+      </w:r>
+      <w:r>
+        <w:t xml:space="preserve"> </w:t>
+      </w:r>
+      <w:r>
+        <w:t xml:space="preserve">2011)</w:t>
       </w:r>
       <w:r>
         <w:t xml:space="preserve"> </w:t>
@@ -1586,10 +1565,7 @@
         <w:t xml:space="preserve">convention of the DeepDTA benchmark.</w:t>
       </w:r>
       <w:r>
-        <w:rPr>
-          <w:vertAlign w:val="superscript"/>
-        </w:rPr>
-        <w:t xml:space="preserve">[16]</w:t>
+        <w:t xml:space="preserve">(Öztürk et al. 2018)</w:t>
       </w:r>
       <w:r>
         <w:t xml:space="preserve"> </w:t>
@@ -1694,10 +1670,7 @@
         <w:t xml:space="preserve">This is the standard convention for the dataset</w:t>
       </w:r>
       <w:r>
-        <w:rPr>
-          <w:vertAlign w:val="superscript"/>
-        </w:rPr>
-        <w:t xml:space="preserve">[8,16]</w:t>
+        <w:t xml:space="preserve">(Öztürk et al. 2018; Bosc et al. 2017)</w:t>
       </w:r>
       <w:r>
         <w:t xml:space="preserve"> </w:t>
@@ -1720,10 +1693,16 @@
         <w:t xml:space="preserve">The Klaeger dataset</w:t>
       </w:r>
       <w:r>
-        <w:rPr>
-          <w:vertAlign w:val="superscript"/>
-        </w:rPr>
-        <w:t xml:space="preserve">[7]</w:t>
+        <w:t xml:space="preserve">(</w:t>
+      </w:r>
+      <w:r>
+        <w:t xml:space="preserve">Klaeger et al.</w:t>
+      </w:r>
+      <w:r>
+        <w:t xml:space="preserve"> </w:t>
+      </w:r>
+      <w:r>
+        <w:t xml:space="preserve">2017)</w:t>
       </w:r>
       <w:r>
         <w:t xml:space="preserve"> </w:t>
@@ -2036,10 +2015,7 @@
         <w:t xml:space="preserve">The Anastassiadis dataset</w:t>
       </w:r>
       <w:r>
-        <w:rPr>
-          <w:vertAlign w:val="superscript"/>
-        </w:rPr>
-        <w:t xml:space="preserve">[17]</w:t>
+        <w:t xml:space="preserve">(Anastassiadis et al. 2011)</w:t>
       </w:r>
       <w:r>
         <w:t xml:space="preserve"> </w:t>
@@ -2161,10 +2137,7 @@
         <w:t xml:space="preserve">The Metz dataset</w:t>
       </w:r>
       <w:r>
-        <w:rPr>
-          <w:vertAlign w:val="superscript"/>
-        </w:rPr>
-        <w:t xml:space="preserve">[18]</w:t>
+        <w:t xml:space="preserve">(Metz et al. 2011)</w:t>
       </w:r>
       <w:r>
         <w:t xml:space="preserve"> </w:t>
@@ -2461,10 +2434,7 @@
         <w:t xml:space="preserve">The Gao screen</w:t>
       </w:r>
       <w:r>
-        <w:rPr>
-          <w:vertAlign w:val="superscript"/>
-        </w:rPr>
-        <w:t xml:space="preserve">[19]</w:t>
+        <w:t xml:space="preserve">(Gao et al. 2013)</w:t>
       </w:r>
       <w:r>
         <w:t xml:space="preserve"> </w:t>
@@ -2497,10 +2467,7 @@
         <w:t xml:space="preserve">The Patricelli study</w:t>
       </w:r>
       <w:r>
-        <w:rPr>
-          <w:vertAlign w:val="superscript"/>
-        </w:rPr>
-        <w:t xml:space="preserve">[20]</w:t>
+        <w:t xml:space="preserve">(Patricelli et al. 2011)</w:t>
       </w:r>
       <w:r>
         <w:t xml:space="preserve"> </w:t>
@@ -2528,7 +2495,7 @@
       </w:r>
     </w:p>
     <w:bookmarkEnd w:id="13"/>
-    <w:bookmarkStart w:id="18" w:name="sec:methods:defs"/>
+    <w:bookmarkStart w:id="23" w:name="sec:methods:defs"/>
     <w:p>
       <w:pPr>
         <w:pStyle w:val="Heading2"/>
@@ -2644,28 +2611,33 @@
         <w:t xml:space="preserve">denoting tighter binding.</w:t>
       </w:r>
     </w:p>
+    <w:bookmarkStart w:id="14" w:name="s-score."/>
     <w:p>
       <w:pPr>
-        <w:pStyle w:val="BodyText"/>
+        <w:pStyle w:val="Heading4"/>
       </w:pPr>
       <w:r>
-        <w:rPr>
-          <w:b/>
-          <w:bCs/>
-        </w:rPr>
         <w:t xml:space="preserve">S-score.</w:t>
       </w:r>
-      <w:r>
-        <w:t xml:space="preserve"> </w:t>
-      </w:r>
+    </w:p>
+    <w:p>
+      <w:pPr>
+        <w:pStyle w:val="FirstParagraph"/>
+      </w:pPr>
       <w:r>
         <w:t xml:space="preserve">Karaman et al.</w:t>
       </w:r>
       <w:r>
-        <w:rPr>
-          <w:vertAlign w:val="superscript"/>
-        </w:rPr>
-        <w:t xml:space="preserve">[4]</w:t>
+        <w:t xml:space="preserve">(</w:t>
+      </w:r>
+      <w:r>
+        <w:t xml:space="preserve">Karaman et al.</w:t>
+      </w:r>
+      <w:r>
+        <w:t xml:space="preserve"> </w:t>
+      </w:r>
+      <w:r>
+        <w:t xml:space="preserve">2008)</w:t>
       </w:r>
       <w:r>
         <w:t xml:space="preserve"> </w:t>
@@ -3167,28 +3139,25 @@
         <w:t xml:space="preserve">M to 10 nM.</w:t>
       </w:r>
     </w:p>
+    <w:bookmarkEnd w:id="14"/>
+    <w:bookmarkStart w:id="15" w:name="selectivity-entropy."/>
     <w:p>
       <w:pPr>
-        <w:pStyle w:val="BodyText"/>
+        <w:pStyle w:val="Heading4"/>
       </w:pPr>
       <w:r>
-        <w:rPr>
-          <w:b/>
-          <w:bCs/>
-        </w:rPr>
         <w:t xml:space="preserve">Selectivity entropy.</w:t>
       </w:r>
-      <w:r>
-        <w:t xml:space="preserve"> </w:t>
-      </w:r>
+    </w:p>
+    <w:p>
+      <w:pPr>
+        <w:pStyle w:val="FirstParagraph"/>
+      </w:pPr>
       <w:r>
         <w:t xml:space="preserve">Uitdehaag and Zaman</w:t>
       </w:r>
       <w:r>
-        <w:rPr>
-          <w:vertAlign w:val="superscript"/>
-        </w:rPr>
-        <w:t xml:space="preserve">[5]</w:t>
+        <w:t xml:space="preserve">(Uitdehaag and Zaman 2011)</w:t>
       </w:r>
       <w:r>
         <w:t xml:space="preserve"> </w:t>
@@ -3855,28 +3824,25 @@
         <w:t xml:space="preserve">below.</w:t>
       </w:r>
     </w:p>
+    <w:bookmarkEnd w:id="15"/>
+    <w:bookmarkStart w:id="16" w:name="gini-coefficient."/>
     <w:p>
       <w:pPr>
-        <w:pStyle w:val="BodyText"/>
+        <w:pStyle w:val="Heading4"/>
       </w:pPr>
       <w:r>
-        <w:rPr>
-          <w:b/>
-          <w:bCs/>
-        </w:rPr>
         <w:t xml:space="preserve">Gini coefficient.</w:t>
       </w:r>
-      <w:r>
-        <w:t xml:space="preserve"> </w:t>
-      </w:r>
+    </w:p>
+    <w:p>
+      <w:pPr>
+        <w:pStyle w:val="FirstParagraph"/>
+      </w:pPr>
       <w:r>
         <w:t xml:space="preserve">Graczyk</w:t>
       </w:r>
       <w:r>
-        <w:rPr>
-          <w:vertAlign w:val="superscript"/>
-        </w:rPr>
-        <w:t xml:space="preserve">[6]</w:t>
+        <w:t xml:space="preserve">(Graczyk 2007)</w:t>
       </w:r>
       <w:r>
         <w:t xml:space="preserve"> </w:t>
@@ -4312,20 +4278,20 @@
         <w:t xml:space="preserve">near 0. Higher values therefore indicate greater selectivity.</w:t>
       </w:r>
     </w:p>
+    <w:bookmarkEnd w:id="16"/>
+    <w:bookmarkStart w:id="17" w:name="ratio."/>
     <w:p>
       <w:pPr>
-        <w:pStyle w:val="BodyText"/>
+        <w:pStyle w:val="Heading4"/>
       </w:pPr>
       <w:r>
-        <w:rPr>
-          <w:b/>
-          <w:bCs/>
-        </w:rPr>
         <w:t xml:space="preserve">Ratio.</w:t>
       </w:r>
-      <w:r>
-        <w:t xml:space="preserve"> </w:t>
-      </w:r>
+    </w:p>
+    <w:p>
+      <w:pPr>
+        <w:pStyle w:val="FirstParagraph"/>
+      </w:pPr>
       <w:r>
         <w:t xml:space="preserve">Classical pharmacological selectivity is pairwise: how much more tightly does a</w:t>
       </w:r>
@@ -4757,10 +4723,16 @@
         <w:t xml:space="preserve">al.</w:t>
       </w:r>
       <w:r>
-        <w:rPr>
-          <w:vertAlign w:val="superscript"/>
-        </w:rPr>
-        <w:t xml:space="preserve">[7]</w:t>
+        <w:t xml:space="preserve">(</w:t>
+      </w:r>
+      <w:r>
+        <w:t xml:space="preserve">Klaeger et al.</w:t>
+      </w:r>
+      <w:r>
+        <w:t xml:space="preserve"> </w:t>
+      </w:r>
+      <w:r>
+        <w:t xml:space="preserve">2017)</w:t>
       </w:r>
       <w:r>
         <w:t xml:space="preserve">. Members of the ratio family of selectivity definitions</w:t>
@@ -4843,22 +4815,22 @@
       </w:r>
       <w:r>
         <w:t xml:space="preserve">indicates greater selectivity.</w:t>
+      </w:r>
+    </w:p>
+    <w:bookmarkEnd w:id="17"/>
+    <w:bookmarkStart w:id="22" w:name="Xc884a1e8f7c5dcfad8bbfa340ec2e543ae56c17"/>
+    <w:p>
+      <w:pPr>
+        <w:pStyle w:val="Heading4"/>
+      </w:pPr>
+      <w:r>
+        <w:t xml:space="preserve">Faithfulness to the original definitions.</w:t>
       </w:r>
     </w:p>
     <w:p>
       <w:pPr>
-        <w:pStyle w:val="BodyText"/>
+        <w:pStyle w:val="FirstParagraph"/>
       </w:pPr>
-      <w:r>
-        <w:rPr>
-          <w:b/>
-          <w:bCs/>
-        </w:rPr>
-        <w:t xml:space="preserve">Faithfulness to the original definitions.</w:t>
-      </w:r>
-      <w:r>
-        <w:t xml:space="preserve"> </w:t>
-      </w:r>
       <w:r>
         <w:t xml:space="preserve">The S-score and the ratio are computed in the form given by their original</w:t>
       </w:r>
@@ -5052,7 +5024,7 @@
         <w:t xml:space="preserve">not a neutral implementation detail.</w:t>
       </w:r>
     </w:p>
-    <w:bookmarkStart w:id="17" w:name="fig:fidelity"/>
+    <w:bookmarkStart w:id="21" w:name="fig:fidelity"/>
     <w:p>
       <w:pPr>
         <w:pStyle w:val="CaptionedFigure"/>
@@ -5062,18 +5034,18 @@
           <wp:inline>
             <wp:extent cx="5334000" cy="4528867"/>
             <wp:effectExtent b="0" l="0" r="0" t="0"/>
-            <wp:docPr descr="" title="" id="15" name="Picture"/>
+            <wp:docPr descr="" title="" id="19" name="Picture"/>
             <a:graphic>
               <a:graphicData uri="http://schemas.openxmlformats.org/drawingml/2006/picture">
                 <pic:pic>
                   <pic:nvPicPr>
-                    <pic:cNvPr descr="figures/metric_fidelity.png" id="16" name="Picture"/>
+                    <pic:cNvPr descr="figures/metric_fidelity.png" id="20" name="Picture"/>
                     <pic:cNvPicPr>
                       <a:picLocks noChangeArrowheads="1" noChangeAspect="1"/>
                     </pic:cNvPicPr>
                   </pic:nvPicPr>
                   <pic:blipFill>
-                    <a:blip r:embed="rId14"/>
+                    <a:blip r:embed="rId18"/>
                     <a:stretch>
                       <a:fillRect/>
                     </a:stretch>
@@ -5105,7 +5077,7 @@
         <w:pStyle w:val="ImageCaption"/>
       </w:pPr>
       <w:r>
-        <w:t xml:space="preserve">Figure 1. Operationalization sensitivity of the entropy and Gini coefficient.</w:t>
+        <w:t xml:space="preserve">Operationalization sensitivity of the entropy and Gini coefficient.</w:t>
       </w:r>
       <w:r>
         <w:t xml:space="preserve"> </w:t>
@@ -5156,9 +5128,10 @@
         <w:t xml:space="preserve">source of the definitional instability we report.</w:t>
       </w:r>
     </w:p>
-    <w:bookmarkEnd w:id="17"/>
-    <w:bookmarkEnd w:id="18"/>
-    <w:bookmarkStart w:id="19" w:name="sec:methods:stability"/>
+    <w:bookmarkEnd w:id="21"/>
+    <w:bookmarkEnd w:id="22"/>
+    <w:bookmarkEnd w:id="23"/>
+    <w:bookmarkStart w:id="24" w:name="sec:methods:stability"/>
     <w:p>
       <w:pPr>
         <w:pStyle w:val="Heading2"/>
@@ -5454,10 +5427,28 @@
         <w:t xml:space="preserve">SciPy.</w:t>
       </w:r>
       <w:r>
-        <w:rPr>
-          <w:vertAlign w:val="superscript"/>
-        </w:rPr>
-        <w:t xml:space="preserve">[21–23]</w:t>
+        <w:t xml:space="preserve">(</w:t>
+      </w:r>
+      <w:r>
+        <w:t xml:space="preserve">Harris et al.</w:t>
+      </w:r>
+      <w:r>
+        <w:t xml:space="preserve"> </w:t>
+      </w:r>
+      <w:r>
+        <w:t xml:space="preserve">2020; McKinney 2010;</w:t>
+      </w:r>
+      <w:r>
+        <w:t xml:space="preserve"> </w:t>
+      </w:r>
+      <w:r>
+        <w:t xml:space="preserve">Virtanen et al.</w:t>
+      </w:r>
+      <w:r>
+        <w:t xml:space="preserve"> </w:t>
+      </w:r>
+      <w:r>
+        <w:t xml:space="preserve">2020)</w:t>
       </w:r>
       <w:r>
         <w:t xml:space="preserve"> </w:t>
@@ -5490,9 +5481,9 @@
         <w:t xml:space="preserve">repository (see Data and Software Availability).</w:t>
       </w:r>
     </w:p>
-    <w:bookmarkEnd w:id="19"/>
-    <w:bookmarkEnd w:id="20"/>
-    <w:bookmarkStart w:id="46" w:name="sec:results"/>
+    <w:bookmarkEnd w:id="24"/>
+    <w:bookmarkEnd w:id="25"/>
+    <w:bookmarkStart w:id="51" w:name="sec:results"/>
     <w:p>
       <w:pPr>
         <w:pStyle w:val="Heading1"/>
@@ -5501,7 +5492,7 @@
         <w:t xml:space="preserve">Results</w:t>
       </w:r>
     </w:p>
-    <w:bookmarkStart w:id="22" w:name="sec:results:families"/>
+    <w:bookmarkStart w:id="27" w:name="sec:results:families"/>
     <w:p>
       <w:pPr>
         <w:pStyle w:val="Heading2"/>
@@ -5704,13 +5695,13 @@
         <w:t xml:space="preserve">.</w:t>
       </w:r>
     </w:p>
-    <w:bookmarkStart w:id="21" w:name="tab:correlations"/>
+    <w:bookmarkStart w:id="26" w:name="tab:correlations"/>
     <w:p>
       <w:pPr>
         <w:pStyle w:val="TableCaption"/>
       </w:pPr>
       <w:r>
-        <w:t xml:space="preserve">Table 1. Spearman correlations between median rankings by definition family.</w:t>
+        <w:t xml:space="preserve">Spearman correlations between median rankings by definition family.</w:t>
       </w:r>
       <w:r>
         <w:t xml:space="preserve"> </w:t>
@@ -5758,7 +5749,7 @@
         <w:tblStyle w:val="Table"/>
         <w:tblW w:type="auto" w:w="0"/>
         <w:tblLook w:firstRow="1" w:lastRow="0" w:firstColumn="0" w:lastColumn="0" w:noHBand="0" w:noVBand="0" w:val="0020"/>
-        <w:tblCaption w:val="Table 1. Spearman correlations between median rankings by definition family. Upper triangle: Davis (n=68). Lower triangle: Klaeger (n=222)."/>
+        <w:tblCaption w:val="Spearman correlations between median rankings by definition family. Upper triangle: Davis (n=68). Lower triangle: Klaeger (n=222)."/>
       </w:tblPr>
       <w:tblGrid>
         <w:gridCol w:w="1584"/>
@@ -6077,7 +6068,7 @@
         </w:tc>
       </w:tr>
     </w:tbl>
-    <w:bookmarkEnd w:id="21"/>
+    <w:bookmarkEnd w:id="26"/>
     <w:p>
       <w:pPr>
         <w:pStyle w:val="BodyText"/>
@@ -6152,8 +6143,8 @@
         <w:t xml:space="preserve">(activity distributed across many targets).</w:t>
       </w:r>
     </w:p>
-    <w:bookmarkEnd w:id="22"/>
-    <w:bookmarkStart w:id="27" w:name="sec:results:replication"/>
+    <w:bookmarkEnd w:id="27"/>
+    <w:bookmarkStart w:id="32" w:name="sec:results:replication"/>
     <w:p>
       <w:pPr>
         <w:pStyle w:val="Heading2"/>
@@ -6635,7 +6626,7 @@
         <w:t xml:space="preserve">), as detailed below.</w:t>
       </w:r>
     </w:p>
-    <w:bookmarkStart w:id="26" w:name="fig:crossdataset"/>
+    <w:bookmarkStart w:id="31" w:name="fig:crossdataset"/>
     <w:p>
       <w:pPr>
         <w:pStyle w:val="CaptionedFigure"/>
@@ -6645,18 +6636,18 @@
           <wp:inline>
             <wp:extent cx="5334000" cy="1549174"/>
             <wp:effectExtent b="0" l="0" r="0" t="0"/>
-            <wp:docPr descr="" title="" id="24" name="Picture"/>
+            <wp:docPr descr="" title="" id="29" name="Picture"/>
             <a:graphic>
               <a:graphicData uri="http://schemas.openxmlformats.org/drawingml/2006/picture">
                 <pic:pic>
                   <pic:nvPicPr>
-                    <pic:cNvPr descr="figures/cross_dataset_correlations.png" id="25" name="Picture"/>
+                    <pic:cNvPr descr="figures/cross_dataset_correlations.png" id="30" name="Picture"/>
                     <pic:cNvPicPr>
                       <a:picLocks noChangeArrowheads="1" noChangeAspect="1"/>
                     </pic:cNvPicPr>
                   </pic:nvPicPr>
                   <pic:blipFill>
-                    <a:blip r:embed="rId23"/>
+                    <a:blip r:embed="rId28"/>
                     <a:stretch>
                       <a:fillRect/>
                     </a:stretch>
@@ -6688,7 +6679,7 @@
         <w:pStyle w:val="ImageCaption"/>
       </w:pPr>
       <w:r>
-        <w:t xml:space="preserve">Figure 2. Spearman correlations between the median rankings of the</w:t>
+        <w:t xml:space="preserve">Spearman correlations between the median rankings of the</w:t>
       </w:r>
       <w:r>
         <w:t xml:space="preserve"> </w:t>
@@ -6750,9 +6741,9 @@
         <w:t xml:space="preserve">functional-activity assays.</w:t>
       </w:r>
     </w:p>
-    <w:bookmarkEnd w:id="26"/>
-    <w:bookmarkEnd w:id="27"/>
-    <w:bookmarkStart w:id="34" w:name="X407cca15bdde686e5bbf06b870ccd8ee8d81a52"/>
+    <w:bookmarkEnd w:id="31"/>
+    <w:bookmarkEnd w:id="32"/>
+    <w:bookmarkStart w:id="39" w:name="X407cca15bdde686e5bbf06b870ccd8ee8d81a52"/>
     <w:p>
       <w:pPr>
         <w:pStyle w:val="Heading2"/>
@@ -6761,7 +6752,7 @@
         <w:t xml:space="preserve">Rank Instability Is Structured and Predictable</w:t>
       </w:r>
     </w:p>
-    <w:bookmarkStart w:id="31" w:name="fig:instability"/>
+    <w:bookmarkStart w:id="36" w:name="fig:instability"/>
     <w:p>
       <w:pPr>
         <w:pStyle w:val="CaptionedFigure"/>
@@ -6771,18 +6762,18 @@
           <wp:inline>
             <wp:extent cx="4533900" cy="1127397"/>
             <wp:effectExtent b="0" l="0" r="0" t="0"/>
-            <wp:docPr descr="" title="" id="29" name="Picture"/>
+            <wp:docPr descr="" title="" id="34" name="Picture"/>
             <a:graphic>
               <a:graphicData uri="http://schemas.openxmlformats.org/drawingml/2006/picture">
                 <pic:pic>
                   <pic:nvPicPr>
-                    <pic:cNvPr descr="figures/instability_by_family.png" id="30" name="Picture"/>
+                    <pic:cNvPr descr="figures/instability_by_family.png" id="35" name="Picture"/>
                     <pic:cNvPicPr>
                       <a:picLocks noChangeArrowheads="1" noChangeAspect="1"/>
                     </pic:cNvPicPr>
                   </pic:nvPicPr>
                   <pic:blipFill>
-                    <a:blip r:embed="rId28"/>
+                    <a:blip r:embed="rId33"/>
                     <a:stretch>
                       <a:fillRect/>
                     </a:stretch>
@@ -6814,7 +6805,7 @@
         <w:pStyle w:val="ImageCaption"/>
       </w:pPr>
       <w:r>
-        <w:t xml:space="preserve">Figure 3. Best predictor of rank instability within each definition family</w:t>
+        <w:t xml:space="preserve">Best predictor of rank instability within each definition family</w:t>
       </w:r>
       <w:r>
         <w:t xml:space="preserve"> </w:t>
@@ -6898,13 +6889,13 @@
         <w:t xml:space="preserve">of the active affinity distribution.</w:t>
       </w:r>
     </w:p>
-    <w:bookmarkEnd w:id="31"/>
+    <w:bookmarkEnd w:id="36"/>
     <w:p>
       <w:pPr>
         <w:pStyle w:val="BodyText"/>
       </w:pPr>
-      <w:bookmarkStart w:id="32" w:name="sec:results:instability"/>
-      <w:bookmarkEnd w:id="32"/>
+      <w:bookmarkStart w:id="37" w:name="sec:results:instability"/>
+      <w:bookmarkEnd w:id="37"/>
     </w:p>
     <w:p>
       <w:pPr>
@@ -7620,13 +7611,13 @@
         <w:t xml:space="preserve">relative to the threshold rather than by intrinsic profile shape.</w:t>
       </w:r>
     </w:p>
-    <w:bookmarkStart w:id="33" w:name="tab:predictors"/>
+    <w:bookmarkStart w:id="38" w:name="tab:predictors"/>
     <w:p>
       <w:pPr>
         <w:pStyle w:val="TableCaption"/>
       </w:pPr>
       <w:r>
-        <w:t xml:space="preserve">Table 2. Spearman correlations between binding profile features and</w:t>
+        <w:t xml:space="preserve">Spearman correlations between binding profile features and</w:t>
       </w:r>
       <w:r>
         <w:t xml:space="preserve"> </w:t>
@@ -7726,7 +7717,7 @@
         <w:tblStyle w:val="Table"/>
         <w:tblW w:type="auto" w:w="0"/>
         <w:tblLook w:firstRow="1" w:lastRow="0" w:firstColumn="0" w:lastColumn="0" w:noHBand="0" w:noVBand="0" w:val="0020"/>
-        <w:tblCaption w:val="Table 2. Spearman correlations between binding profile features and within-family rank instability on the Klaeger dataset (n=206 active drugs). Significance: * p&lt;0.05, ** p&lt;0.01, *** p&lt;0.001."/>
+        <w:tblCaption w:val="Spearman correlations between binding profile features and within-family rank instability on the Klaeger dataset (n=206 active drugs). Significance: * p&lt;0.05, ** p&lt;0.01, *** p&lt;0.001."/>
       </w:tblPr>
       <w:tblGrid>
         <w:gridCol w:w="1584"/>
@@ -8677,9 +8668,9 @@
         </w:tc>
       </w:tr>
     </w:tbl>
-    <w:bookmarkEnd w:id="33"/>
-    <w:bookmarkEnd w:id="34"/>
-    <w:bookmarkStart w:id="40" w:name="X68735c2df90b804286b45acb5adfd4c5f45277c"/>
+    <w:bookmarkEnd w:id="38"/>
+    <w:bookmarkEnd w:id="39"/>
+    <w:bookmarkStart w:id="45" w:name="X68735c2df90b804286b45acb5adfd4c5f45277c"/>
     <w:p>
       <w:pPr>
         <w:pStyle w:val="Heading2"/>
@@ -8688,7 +8679,7 @@
         <w:t xml:space="preserve">Three Mechanistically Distinct Sources of Instability</w:t>
       </w:r>
     </w:p>
-    <w:bookmarkStart w:id="38" w:name="fig:profiles"/>
+    <w:bookmarkStart w:id="43" w:name="fig:profiles"/>
     <w:p>
       <w:pPr>
         <w:pStyle w:val="CaptionedFigure"/>
@@ -8698,18 +8689,18 @@
           <wp:inline>
             <wp:extent cx="4533900" cy="1241585"/>
             <wp:effectExtent b="0" l="0" r="0" t="0"/>
-            <wp:docPr descr="" title="" id="36" name="Picture"/>
+            <wp:docPr descr="" title="" id="41" name="Picture"/>
             <a:graphic>
               <a:graphicData uri="http://schemas.openxmlformats.org/drawingml/2006/picture">
                 <pic:pic>
                   <pic:nvPicPr>
-                    <pic:cNvPr descr="figures/binding_profiles.png" id="37" name="Picture"/>
+                    <pic:cNvPr descr="figures/binding_profiles.png" id="42" name="Picture"/>
                     <pic:cNvPicPr>
                       <a:picLocks noChangeArrowheads="1" noChangeAspect="1"/>
                     </pic:cNvPicPr>
                   </pic:nvPicPr>
                   <pic:blipFill>
-                    <a:blip r:embed="rId35"/>
+                    <a:blip r:embed="rId40"/>
                     <a:stretch>
                       <a:fillRect/>
                     </a:stretch>
@@ -8741,7 +8732,7 @@
         <w:pStyle w:val="ImageCaption"/>
       </w:pPr>
       <w:r>
-        <w:t xml:space="preserve">Figure 4. Representative binding profiles illustrating the three instability types.</w:t>
+        <w:t xml:space="preserve">Representative binding profiles illustrating the three instability types.</w:t>
       </w:r>
       <w:r>
         <w:t xml:space="preserve"> </w:t>
@@ -8934,13 +8925,13 @@
         <w:t xml:space="preserve">assay floor.</w:t>
       </w:r>
     </w:p>
-    <w:bookmarkEnd w:id="38"/>
+    <w:bookmarkEnd w:id="43"/>
     <w:p>
       <w:pPr>
         <w:pStyle w:val="BodyText"/>
       </w:pPr>
-      <w:bookmarkStart w:id="39" w:name="sec:results:taxonomy"/>
-      <w:bookmarkEnd w:id="39"/>
+      <w:bookmarkStart w:id="44" w:name="sec:results:taxonomy"/>
+      <w:bookmarkEnd w:id="44"/>
     </w:p>
     <w:p>
       <w:pPr>
@@ -9784,8 +9775,8 @@
         <w:t xml:space="preserve">it as non-selective regardless of parameterization, producing low instability.</w:t>
       </w:r>
     </w:p>
-    <w:bookmarkEnd w:id="40"/>
-    <w:bookmarkStart w:id="45" w:name="sec:results:panelsize"/>
+    <w:bookmarkEnd w:id="45"/>
+    <w:bookmarkStart w:id="50" w:name="sec:results:panelsize"/>
     <w:p>
       <w:pPr>
         <w:pStyle w:val="Heading2"/>
@@ -10150,10 +10141,7 @@
         <w:t xml:space="preserve">kinases.</w:t>
       </w:r>
       <w:r>
-        <w:rPr>
-          <w:vertAlign w:val="superscript"/>
-        </w:rPr>
-        <w:t xml:space="preserve">[8]</w:t>
+        <w:t xml:space="preserve">(Bosc et al. 2017)</w:t>
       </w:r>
       <w:r>
         <w:t xml:space="preserve"> </w:t>
@@ -10312,7 +10300,7 @@
         <w:t xml:space="preserve">(bounded gap sensitivity) as a necessary property.</w:t>
       </w:r>
     </w:p>
-    <w:bookmarkStart w:id="44" w:name="fig:panelsize"/>
+    <w:bookmarkStart w:id="49" w:name="fig:panelsize"/>
     <w:p>
       <w:pPr>
         <w:pStyle w:val="CaptionedFigure"/>
@@ -10322,18 +10310,18 @@
           <wp:inline>
             <wp:extent cx="4000500" cy="2481322"/>
             <wp:effectExtent b="0" l="0" r="0" t="0"/>
-            <wp:docPr descr="" title="" id="42" name="Picture"/>
+            <wp:docPr descr="" title="" id="47" name="Picture"/>
             <a:graphic>
               <a:graphicData uri="http://schemas.openxmlformats.org/drawingml/2006/picture">
                 <pic:pic>
                   <pic:nvPicPr>
-                    <pic:cNvPr descr="figures/panel_size_stability.png" id="43" name="Picture"/>
+                    <pic:cNvPr descr="figures/panel_size_stability.png" id="48" name="Picture"/>
                     <pic:cNvPicPr>
                       <a:picLocks noChangeArrowheads="1" noChangeAspect="1"/>
                     </pic:cNvPicPr>
                   </pic:nvPicPr>
                   <pic:blipFill>
-                    <a:blip r:embed="rId41"/>
+                    <a:blip r:embed="rId46"/>
                     <a:stretch>
                       <a:fillRect/>
                     </a:stretch>
@@ -10365,7 +10353,7 @@
         <w:pStyle w:val="ImageCaption"/>
       </w:pPr>
       <w:r>
-        <w:t xml:space="preserve">Figure 5. Mean Spearman correlation between rankings computed on random</w:t>
+        <w:t xml:space="preserve">Mean Spearman correlation between rankings computed on random</w:t>
       </w:r>
       <w:r>
         <w:t xml:space="preserve"> </w:t>
@@ -10479,10 +10467,10 @@
         <w:t xml:space="preserve">at any practically used panel size.</w:t>
       </w:r>
     </w:p>
-    <w:bookmarkEnd w:id="44"/>
-    <w:bookmarkEnd w:id="45"/>
-    <w:bookmarkEnd w:id="46"/>
-    <w:bookmarkStart w:id="53" w:name="sec:desiderata"/>
+    <w:bookmarkEnd w:id="49"/>
+    <w:bookmarkEnd w:id="50"/>
+    <w:bookmarkEnd w:id="51"/>
+    <w:bookmarkStart w:id="62" w:name="sec:desiderata"/>
     <w:p>
       <w:pPr>
         <w:pStyle w:val="Heading1"/>
@@ -10772,20 +10760,19 @@
         <w:t xml:space="preserve">-scores.</w:t>
       </w:r>
     </w:p>
+    <w:bookmarkStart w:id="52" w:name="d1-reliability-threshold."/>
     <w:p>
       <w:pPr>
-        <w:pStyle w:val="BodyText"/>
+        <w:pStyle w:val="Heading4"/>
       </w:pPr>
       <w:r>
-        <w:rPr>
-          <w:b/>
-          <w:bCs/>
-        </w:rPr>
         <w:t xml:space="preserve">D1: Reliability threshold.</w:t>
       </w:r>
-      <w:r>
-        <w:t xml:space="preserve"> </w:t>
-      </w:r>
+    </w:p>
+    <w:p>
+      <w:pPr>
+        <w:pStyle w:val="FirstParagraph"/>
+      </w:pPr>
       <w:r>
         <w:t xml:space="preserve">There exists a threshold</w:t>
       </w:r>
@@ -11025,20 +11012,20 @@
         <w:t xml:space="preserve">sub-micromolar binding, treating detection floor values as informative.</w:t>
       </w:r>
     </w:p>
+    <w:bookmarkEnd w:id="52"/>
+    <w:bookmarkStart w:id="53" w:name="d2-bounded-gap-sensitivity."/>
     <w:p>
       <w:pPr>
-        <w:pStyle w:val="BodyText"/>
+        <w:pStyle w:val="Heading4"/>
       </w:pPr>
       <w:r>
-        <w:rPr>
-          <w:b/>
-          <w:bCs/>
-        </w:rPr>
         <w:t xml:space="preserve">D2: Bounded gap sensitivity.</w:t>
       </w:r>
-      <w:r>
-        <w:t xml:space="preserve"> </w:t>
-      </w:r>
+    </w:p>
+    <w:p>
+      <w:pPr>
+        <w:pStyle w:val="FirstParagraph"/>
+      </w:pPr>
       <w:r>
         <w:t xml:space="preserve">For any compound profile</w:t>
       </w:r>
@@ -11587,20 +11574,20 @@
         <w:t xml:space="preserve">activities, with no term that singles out a particular ranked off-target.</w:t>
       </w:r>
     </w:p>
+    <w:bookmarkEnd w:id="53"/>
+    <w:bookmarkStart w:id="54" w:name="d3-distributional-consistency."/>
     <w:p>
       <w:pPr>
-        <w:pStyle w:val="BodyText"/>
+        <w:pStyle w:val="Heading4"/>
       </w:pPr>
       <w:r>
-        <w:rPr>
-          <w:b/>
-          <w:bCs/>
-        </w:rPr>
         <w:t xml:space="preserve">D3: Distributional consistency.</w:t>
       </w:r>
-      <w:r>
-        <w:t xml:space="preserve"> </w:t>
-      </w:r>
+    </w:p>
+    <w:p>
+      <w:pPr>
+        <w:pStyle w:val="FirstParagraph"/>
+      </w:pPr>
       <w:r>
         <w:t xml:space="preserve">The ranking induced by</w:t>
       </w:r>
@@ -12137,20 +12124,20 @@
         <w:t xml:space="preserve">reasonable neighborhood, which existing implementations do not guarantee.</w:t>
       </w:r>
     </w:p>
+    <w:bookmarkEnd w:id="54"/>
+    <w:bookmarkStart w:id="56" w:name="Xfa395bfc7f57b26bc6db33f24618a71aa662a1d"/>
     <w:p>
       <w:pPr>
-        <w:pStyle w:val="BodyText"/>
+        <w:pStyle w:val="Heading4"/>
       </w:pPr>
       <w:r>
-        <w:rPr>
-          <w:b/>
-          <w:bCs/>
-        </w:rPr>
         <w:t xml:space="preserve">D4: Monotonicity under weak off-target addition.</w:t>
       </w:r>
-      <w:r>
-        <w:t xml:space="preserve"> </w:t>
-      </w:r>
+    </w:p>
+    <w:p>
+      <w:pPr>
+        <w:pStyle w:val="FirstParagraph"/>
+      </w:pPr>
       <w:r>
         <w:t xml:space="preserve">If compound</w:t>
       </w:r>
@@ -12542,13 +12529,13 @@
         <w:t xml:space="preserve">introduced next does.</w:t>
       </w:r>
     </w:p>
-    <w:bookmarkStart w:id="47" w:name="tab:desiderata"/>
+    <w:bookmarkStart w:id="55" w:name="tab:desiderata"/>
     <w:p>
       <w:pPr>
         <w:pStyle w:val="TableCaption"/>
       </w:pPr>
       <w:r>
-        <w:t xml:space="preserve">Table 3. Satisfaction of the four required properties by existing selectivity</w:t>
+        <w:t xml:space="preserve">Satisfaction of the four required properties by existing selectivity</w:t>
       </w:r>
       <w:r>
         <w:t xml:space="preserve"> </w:t>
@@ -12610,7 +12597,7 @@
         <w:tblStyle w:val="Table"/>
         <w:tblW w:type="auto" w:w="0"/>
         <w:tblLook w:firstRow="1" w:lastRow="0" w:firstColumn="0" w:lastColumn="0" w:noHBand="0" w:noVBand="0" w:val="0020"/>
-        <w:tblCaption w:val="Table 3. Satisfaction of the four required properties by existing selectivity definitions and by the candidate measure introduced below. \checkmark: satisfied (by construction, or verified empirically for the candidate). \sim: partially satisfied or satisfied under additional assumptions. \times: violated in general."/>
+        <w:tblCaption w:val="Satisfaction of the four required properties by existing selectivity definitions and by the candidate measure introduced below. \checkmark: satisfied (by construction, or verified empirically for the candidate). \sim: partially satisfied or satisfied under additional assumptions. \times: violated in general."/>
       </w:tblPr>
       <w:tblGrid>
         <w:gridCol w:w="1320"/>
@@ -13094,8 +13081,9 @@
         </w:tc>
       </w:tr>
     </w:tbl>
-    <w:bookmarkEnd w:id="47"/>
-    <w:bookmarkStart w:id="52" w:name="sec:candidate"/>
+    <w:bookmarkEnd w:id="55"/>
+    <w:bookmarkEnd w:id="56"/>
+    <w:bookmarkStart w:id="61" w:name="sec:candidate"/>
     <w:p>
       <w:pPr>
         <w:pStyle w:val="Heading2"/>
@@ -13156,13 +13144,13 @@
         <w:t xml:space="preserve"> </w:t>
       </w:r>
       <w:r>
-        <w:t xml:space="preserve">It fails only D1, having no reliability gate, and D3, because its hard</w:t>
-      </w:r>
-      <w:r>
-        <w:t xml:space="preserve"> </w:t>
-      </w:r>
-      <w:r>
-        <w:t xml:space="preserve">active/inactive cutoff</w:t>
+        <w:t xml:space="preserve">It fails only D1, having no reliability gate, and D3.</w:t>
+      </w:r>
+      <w:r>
+        <w:t xml:space="preserve"> </w:t>
+      </w:r>
+      <w:r>
+        <w:t xml:space="preserve">The D3 failure comes from the hard active/inactive cutoff</w:t>
       </w:r>
       <w:r>
         <w:t xml:space="preserve"> </w:t>
@@ -13218,16 +13206,74 @@
         </m:r>
       </m:oMath>
       <w:r>
-        <w:t xml:space="preserve"> </w:t>
-      </w:r>
-      <w:r>
-        <w:t xml:space="preserve">makes the ranking sensitive to the</w:t>
-      </w:r>
-      <w:r>
-        <w:t xml:space="preserve"> </w:t>
-      </w:r>
-      <w:r>
-        <w:t xml:space="preserve">baseline.</w:t>
+        <w:t xml:space="preserve">,</w:t>
+      </w:r>
+      <w:r>
+        <w:t xml:space="preserve"> </w:t>
+      </w:r>
+      <w:r>
+        <w:t xml:space="preserve">which ties the boundary between active and inactive kinases to the baseline</w:t>
+      </w:r>
+      <w:r>
+        <w:t xml:space="preserve"> </w:t>
+      </w:r>
+      <m:oMath>
+        <m:r>
+          <m:t>β</m:t>
+        </m:r>
+      </m:oMath>
+      <w:r>
+        <w:t xml:space="preserve">. As</w:t>
+      </w:r>
+      <w:r>
+        <w:t xml:space="preserve"> </w:t>
+      </w:r>
+      <m:oMath>
+        <m:r>
+          <m:t>β</m:t>
+        </m:r>
+      </m:oMath>
+      <w:r>
+        <w:t xml:space="preserve"> </w:t>
+      </w:r>
+      <w:r>
+        <w:t xml:space="preserve">moves, kinases enter or leave the active set and the ranking</w:t>
+      </w:r>
+      <w:r>
+        <w:t xml:space="preserve"> </w:t>
+      </w:r>
+      <w:r>
+        <w:t xml:space="preserve">shifts.</w:t>
+      </w:r>
+      <w:r>
+        <w:t xml:space="preserve"> </w:t>
+      </w:r>
+      <w:r>
+        <w:t xml:space="preserve">The cutoff plays two roles. It excludes non-binders, which keeps the measure</w:t>
+      </w:r>
+      <w:r>
+        <w:t xml:space="preserve"> </w:t>
+      </w:r>
+      <w:r>
+        <w:t xml:space="preserve">correctly oriented, and it sets the emphasis among the active kinases.</w:t>
+      </w:r>
+      <w:r>
+        <w:t xml:space="preserve"> </w:t>
+      </w:r>
+      <w:r>
+        <w:t xml:space="preserve">The candidate separates these roles. It excludes non-binders with a gate fixed at</w:t>
+      </w:r>
+      <w:r>
+        <w:t xml:space="preserve"> </w:t>
+      </w:r>
+      <w:r>
+        <w:t xml:space="preserve">the assay detection floor, which is a known constant rather than a tunable</w:t>
+      </w:r>
+      <w:r>
+        <w:t xml:space="preserve"> </w:t>
+      </w:r>
+      <w:r>
+        <w:t xml:space="preserve">baseline. It then applies a smooth softplus emphasis above the floor.</w:t>
       </w:r>
       <w:r>
         <w:t xml:space="preserve"> </w:t>
@@ -13245,25 +13291,25 @@
         <w:t xml:space="preserve"> </w:t>
       </w:r>
       <w:r>
-        <w:t xml:space="preserve">existing measure that can reach all four properties through purely local changes.</w:t>
-      </w:r>
-      <w:r>
-        <w:t xml:space="preserve"> </w:t>
-      </w:r>
-      <w:r>
-        <w:t xml:space="preserve">The candidate makes exactly two: it adds the D1 reliability gate, and it replaces</w:t>
-      </w:r>
-      <w:r>
-        <w:t xml:space="preserve"> </w:t>
-      </w:r>
-      <w:r>
-        <w:t xml:space="preserve">the hard cutoff with a smooth (softplus) hinge that removes the baseline</w:t>
-      </w:r>
-      <w:r>
-        <w:t xml:space="preserve"> </w:t>
-      </w:r>
-      <w:r>
-        <w:t xml:space="preserve">sensitivity.</w:t>
+        <w:t xml:space="preserve">existing measure that can reach all four properties through local changes.</w:t>
+      </w:r>
+      <w:r>
+        <w:t xml:space="preserve"> </w:t>
+      </w:r>
+      <w:r>
+        <w:t xml:space="preserve">The candidate makes three: (1) it adds the D1 reliability gate, (2) it fixes the</w:t>
+      </w:r>
+      <w:r>
+        <w:t xml:space="preserve"> </w:t>
+      </w:r>
+      <w:r>
+        <w:t xml:space="preserve">non-binder gate at the assay floor, and (3) it replaces the hard cutoff above the</w:t>
+      </w:r>
+      <w:r>
+        <w:t xml:space="preserve"> </w:t>
+      </w:r>
+      <w:r>
+        <w:t xml:space="preserve">floor with a smooth softplus emphasis.</w:t>
       </w:r>
       <w:r>
         <w:t xml:space="preserve"> </w:t>
@@ -13380,6 +13426,57 @@
               <m:sty m:val="p"/>
             </m:rPr>
             <m:t>=</m:t>
+          </m:r>
+          <m:r>
+            <m:rPr>
+              <m:sty m:val="b"/>
+            </m:rPr>
+            <m:t>1</m:t>
+          </m:r>
+          <m:r>
+            <m:rPr>
+              <m:sty m:val="p"/>
+            </m:rPr>
+            <m:t>[</m:t>
+          </m:r>
+          <m:sSub>
+            <m:e>
+              <m:r>
+                <m:t>x</m:t>
+              </m:r>
+            </m:e>
+            <m:sub>
+              <m:r>
+                <m:t>i</m:t>
+              </m:r>
+            </m:sub>
+          </m:sSub>
+          <m:r>
+            <m:rPr>
+              <m:sty m:val="p"/>
+            </m:rPr>
+            <m:t>&gt;</m:t>
+          </m:r>
+          <m:sSub>
+            <m:e>
+              <m:r>
+                <m:t>x</m:t>
+              </m:r>
+            </m:e>
+            <m:sub>
+              <m:r>
+                <m:t>0</m:t>
+              </m:r>
+            </m:sub>
+          </m:sSub>
+          <m:r>
+            <m:rPr>
+              <m:sty m:val="p"/>
+            </m:rPr>
+            <m:t>]</m:t>
+          </m:r>
+          <m:r>
+            <m:t> </m:t>
           </m:r>
           <m:r>
             <m:t>T</m:t>
@@ -13441,18 +13538,9 @@
                     </m:rPr>
                     <m:t>−</m:t>
                   </m:r>
-                  <m:sSub>
-                    <m:e>
-                      <m:r>
-                        <m:t>x</m:t>
-                      </m:r>
-                    </m:e>
-                    <m:sub>
-                      <m:r>
-                        <m:t>0</m:t>
-                      </m:r>
-                    </m:sub>
-                  </m:sSub>
+                  <m:r>
+                    <m:t>β</m:t>
+                  </m:r>
                   <m:r>
                     <m:rPr>
                       <m:sty m:val="p"/>
@@ -13684,41 +13772,41 @@
         <w:t xml:space="preserve"> </w:t>
       </w:r>
       <w:r>
-        <w:t xml:space="preserve">is the fixed assay detection floor and</w:t>
-      </w:r>
-      <w:r>
-        <w:t xml:space="preserve"> </w:t>
-      </w:r>
-      <m:oMath>
-        <m:r>
-          <m:t>T</m:t>
-        </m:r>
-      </m:oMath>
-      <w:r>
-        <w:t xml:space="preserve"> </w:t>
-      </w:r>
-      <w:r>
-        <w:t xml:space="preserve">a smoothing width in</w:t>
-      </w:r>
-      <w:r>
-        <w:t xml:space="preserve"> </w:t>
-      </w:r>
-      <m:oMath>
-        <m:r>
-          <m:rPr>
-            <m:sty m:val="p"/>
-          </m:rPr>
-          <m:t>p</m:t>
-        </m:r>
+        <w:t xml:space="preserve">is the fixed assay detection floor,</w:t>
+      </w:r>
+      <w:r>
+        <w:t xml:space="preserve"> </w:t>
+      </w:r>
+      <m:oMath>
+        <m:r>
+          <m:t>β</m:t>
+        </m:r>
+      </m:oMath>
+      <w:r>
+        <w:t xml:space="preserve"> </w:t>
+      </w:r>
+      <w:r>
+        <w:t xml:space="preserve">is the emphasis baseline</w:t>
+      </w:r>
+      <w:r>
+        <w:t xml:space="preserve"> </w:t>
+      </w:r>
+      <w:r>
+        <w:t xml:space="preserve">(set to</w:t>
+      </w:r>
+      <w:r>
+        <w:t xml:space="preserve"> </w:t>
+      </w:r>
+      <m:oMath>
         <m:sSub>
           <m:e>
             <m:r>
-              <m:t>K</m:t>
+              <m:t>x</m:t>
             </m:r>
           </m:e>
           <m:sub>
             <m:r>
-              <m:t>d</m:t>
+              <m:t>0</m:t>
             </m:r>
           </m:sub>
         </m:sSub>
@@ -13727,12 +13815,111 @@
         <w:t xml:space="preserve"> </w:t>
       </w:r>
       <w:r>
+        <w:t xml:space="preserve">in the results below), and</w:t>
+      </w:r>
+      <w:r>
+        <w:t xml:space="preserve"> </w:t>
+      </w:r>
+      <m:oMath>
+        <m:r>
+          <m:t>T</m:t>
+        </m:r>
+      </m:oMath>
+      <w:r>
+        <w:t xml:space="preserve"> </w:t>
+      </w:r>
+      <w:r>
+        <w:t xml:space="preserve">a smoothing width in</w:t>
+      </w:r>
+      <w:r>
+        <w:t xml:space="preserve"> </w:t>
+      </w:r>
+      <m:oMath>
+        <m:r>
+          <m:rPr>
+            <m:sty m:val="p"/>
+          </m:rPr>
+          <m:t>p</m:t>
+        </m:r>
+        <m:sSub>
+          <m:e>
+            <m:r>
+              <m:t>K</m:t>
+            </m:r>
+          </m:e>
+          <m:sub>
+            <m:r>
+              <m:t>d</m:t>
+            </m:r>
+          </m:sub>
+        </m:sSub>
+      </m:oMath>
+      <w:r>
+        <w:t xml:space="preserve"> </w:t>
+      </w:r>
+      <w:r>
         <w:t xml:space="preserve">units.</w:t>
       </w:r>
       <w:r>
         <w:t xml:space="preserve"> </w:t>
       </w:r>
       <w:r>
+        <w:t xml:space="preserve">The indicator gates out kinases at or below the floor, so non-binders carry no</w:t>
+      </w:r>
+      <w:r>
+        <w:t xml:space="preserve"> </w:t>
+      </w:r>
+      <w:r>
+        <w:t xml:space="preserve">weight.</w:t>
+      </w:r>
+      <w:r>
+        <w:t xml:space="preserve"> </w:t>
+      </w:r>
+      <w:r>
+        <w:t xml:space="preserve">The gate is essential. Without it, the non-binding kinases at the floor dominate</w:t>
+      </w:r>
+      <w:r>
+        <w:t xml:space="preserve"> </w:t>
+      </w:r>
+      <w:r>
+        <w:t xml:space="preserve">the profile and the score inverts, rising with the number of active kinases</w:t>
+      </w:r>
+      <w:r>
+        <w:t xml:space="preserve"> </w:t>
+      </w:r>
+      <w:r>
+        <w:t xml:space="preserve">(</w:t>
+      </w:r>
+      <m:oMath>
+        <m:r>
+          <m:t>r</m:t>
+        </m:r>
+        <m:r>
+          <m:rPr>
+            <m:sty m:val="p"/>
+          </m:rPr>
+          <m:t>=</m:t>
+        </m:r>
+        <m:r>
+          <m:rPr>
+            <m:sty m:val="p"/>
+          </m:rPr>
+          <m:t>+</m:t>
+        </m:r>
+        <m:r>
+          <m:t>0.94</m:t>
+        </m:r>
+      </m:oMath>
+      <w:r>
+        <w:t xml:space="preserve"> </w:t>
+      </w:r>
+      <w:r>
+        <w:t xml:space="preserve">on Klaeger) instead of falling.</w:t>
+      </w:r>
+      <w:r>
+        <w:t xml:space="preserve"> </w:t>
+      </w:r>
+      <w:r>
         <w:t xml:space="preserve">The score is minus the Shannon entropy of the smoothed, normalized profile, and,</w:t>
       </w:r>
       <w:r>
@@ -13746,6 +13933,140 @@
       </w:r>
       <w:r>
         <w:t xml:space="preserve">compound binds.</w:t>
+      </w:r>
+      <w:r>
+        <w:t xml:space="preserve"> </w:t>
+      </w:r>
+      <w:r>
+        <w:t xml:space="preserve">The weight gate sits at the detection floor</w:t>
+      </w:r>
+      <w:r>
+        <w:t xml:space="preserve"> </w:t>
+      </w:r>
+      <m:oMath>
+        <m:sSub>
+          <m:e>
+            <m:r>
+              <m:t>x</m:t>
+            </m:r>
+          </m:e>
+          <m:sub>
+            <m:r>
+              <m:t>0</m:t>
+            </m:r>
+          </m:sub>
+        </m:sSub>
+      </m:oMath>
+      <w:r>
+        <w:t xml:space="preserve">, while the D1 reliability gate</w:t>
+      </w:r>
+      <w:r>
+        <w:t xml:space="preserve"> </w:t>
+      </w:r>
+      <w:r>
+        <w:t xml:space="preserve">sits at</w:t>
+      </w:r>
+      <w:r>
+        <w:t xml:space="preserve"> </w:t>
+      </w:r>
+      <m:oMath>
+        <m:sSup>
+          <m:e>
+            <m:r>
+              <m:t>τ</m:t>
+            </m:r>
+          </m:e>
+          <m:sup>
+            <m:r>
+              <m:rPr>
+                <m:sty m:val="p"/>
+              </m:rPr>
+              <m:t>*</m:t>
+            </m:r>
+          </m:sup>
+        </m:sSup>
+        <m:r>
+          <m:rPr>
+            <m:sty m:val="p"/>
+          </m:rPr>
+          <m:t>&gt;</m:t>
+        </m:r>
+        <m:sSub>
+          <m:e>
+            <m:r>
+              <m:t>x</m:t>
+            </m:r>
+          </m:e>
+          <m:sub>
+            <m:r>
+              <m:t>0</m:t>
+            </m:r>
+          </m:sub>
+        </m:sSub>
+      </m:oMath>
+      <w:r>
+        <w:t xml:space="preserve">. A kinase with affinity between</w:t>
+      </w:r>
+      <w:r>
+        <w:t xml:space="preserve"> </w:t>
+      </w:r>
+      <m:oMath>
+        <m:sSub>
+          <m:e>
+            <m:r>
+              <m:t>x</m:t>
+            </m:r>
+          </m:e>
+          <m:sub>
+            <m:r>
+              <m:t>0</m:t>
+            </m:r>
+          </m:sub>
+        </m:sSub>
+      </m:oMath>
+      <w:r>
+        <w:t xml:space="preserve"> </w:t>
+      </w:r>
+      <w:r>
+        <w:t xml:space="preserve">and</w:t>
+      </w:r>
+      <w:r>
+        <w:t xml:space="preserve"> </w:t>
+      </w:r>
+      <m:oMath>
+        <m:sSup>
+          <m:e>
+            <m:r>
+              <m:t>τ</m:t>
+            </m:r>
+          </m:e>
+          <m:sup>
+            <m:r>
+              <m:rPr>
+                <m:sty m:val="p"/>
+              </m:rPr>
+              <m:t>*</m:t>
+            </m:r>
+          </m:sup>
+        </m:sSup>
+      </m:oMath>
+      <w:r>
+        <w:t xml:space="preserve"> </w:t>
+      </w:r>
+      <w:r>
+        <w:t xml:space="preserve">therefore</w:t>
+      </w:r>
+      <w:r>
+        <w:t xml:space="preserve"> </w:t>
+      </w:r>
+      <w:r>
+        <w:t xml:space="preserve">contributes to the binding distribution, even though a compound whose strongest</w:t>
+      </w:r>
+      <w:r>
+        <w:t xml:space="preserve"> </w:t>
+      </w:r>
+      <w:r>
+        <w:t xml:space="preserve">binding falls only in that range is flagged unreliable by D1.</w:t>
       </w:r>
     </w:p>
     <w:p>
@@ -13791,13 +14112,13 @@
         <w:t xml:space="preserve"> </w:t>
       </w:r>
       <w:r>
-        <w:t xml:space="preserve">D3 holds because the smooth hinge has no hard active/inactive boundary, so no</w:t>
-      </w:r>
-      <w:r>
-        <w:t xml:space="preserve"> </w:t>
-      </w:r>
-      <w:r>
-        <w:t xml:space="preserve">kinase abruptly enters or leaves the active set as</w:t>
+        <w:t xml:space="preserve">D3 holds because the candidate has no free activity baseline.</w:t>
+      </w:r>
+      <w:r>
+        <w:t xml:space="preserve"> </w:t>
+      </w:r>
+      <w:r>
+        <w:t xml:space="preserve">The boundary between active and inactive kinases is the assay detection floor</w:t>
       </w:r>
       <w:r>
         <w:t xml:space="preserve"> </w:t>
@@ -13817,16 +14138,19 @@
         </m:sSub>
       </m:oMath>
       <w:r>
-        <w:t xml:space="preserve"> </w:t>
-      </w:r>
-      <w:r>
-        <w:t xml:space="preserve">shifts: empirically, the</w:t>
-      </w:r>
-      <w:r>
-        <w:t xml:space="preserve"> </w:t>
-      </w:r>
-      <w:r>
-        <w:t xml:space="preserve">candidate’s ranking is essentially invariant to the floor over</w:t>
+        <w:t xml:space="preserve">, a fixed constant of the assay rather than a value the analyst selects.</w:t>
+      </w:r>
+      <w:r>
+        <w:t xml:space="preserve"> </w:t>
+      </w:r>
+      <w:r>
+        <w:t xml:space="preserve">Entropy and Gini, as used in practice, leave this baseline free, so their rankings</w:t>
+      </w:r>
+      <w:r>
+        <w:t xml:space="preserve"> </w:t>
+      </w:r>
+      <w:r>
+        <w:t xml:space="preserve">move as it is varied (the</w:t>
       </w:r>
       <w:r>
         <w:t xml:space="preserve"> </w:t>
@@ -13835,21 +14159,119 @@
         <m:sSub>
           <m:e>
             <m:r>
-              <m:t>x</m:t>
+              <m:t>n</m:t>
             </m:r>
           </m:e>
           <m:sub>
             <m:r>
-              <m:t>0</m:t>
+              <m:rPr>
+                <m:sty m:val="p"/>
+              </m:rPr>
+              <m:t>a</m:t>
+            </m:r>
+            <m:r>
+              <m:rPr>
+                <m:sty m:val="p"/>
+              </m:rPr>
+              <m:t>c</m:t>
+            </m:r>
+            <m:r>
+              <m:rPr>
+                <m:sty m:val="p"/>
+              </m:rPr>
+              <m:t>t</m:t>
+            </m:r>
+            <m:r>
+              <m:rPr>
+                <m:sty m:val="p"/>
+              </m:rPr>
+              <m:t>i</m:t>
+            </m:r>
+            <m:r>
+              <m:rPr>
+                <m:sty m:val="p"/>
+              </m:rPr>
+              <m:t>v</m:t>
+            </m:r>
+            <m:r>
+              <m:rPr>
+                <m:sty m:val="p"/>
+              </m:rPr>
+              <m:t>e</m:t>
             </m:r>
           </m:sub>
         </m:sSub>
-        <m:r>
-          <m:rPr>
-            <m:sty m:val="p"/>
-          </m:rPr>
-          <m:t>∈</m:t>
-        </m:r>
+      </m:oMath>
+      <w:r>
+        <w:t xml:space="preserve"> </w:t>
+      </w:r>
+      <w:r>
+        <w:t xml:space="preserve">instability correlation of</w:t>
+      </w:r>
+      <w:r>
+        <w:t xml:space="preserve"> </w:t>
+      </w:r>
+      <w:r>
+        <w:t xml:space="preserve">Table </w:t>
+      </w:r>
+      <w:hyperlink w:anchor="tab:predictors">
+        <w:r>
+          <w:rPr>
+            <w:rStyle w:val="Hyperlink"/>
+          </w:rPr>
+          <w:t xml:space="preserve">2</w:t>
+        </w:r>
+      </w:hyperlink>
+      <w:r>
+        <w:t xml:space="preserve">).</w:t>
+      </w:r>
+      <w:r>
+        <w:t xml:space="preserve"> </w:t>
+      </w:r>
+      <w:r>
+        <w:t xml:space="preserve">The candidate removes that freedom by pinning the boundary to</w:t>
+      </w:r>
+      <w:r>
+        <w:t xml:space="preserve"> </w:t>
+      </w:r>
+      <m:oMath>
+        <m:sSub>
+          <m:e>
+            <m:r>
+              <m:t>x</m:t>
+            </m:r>
+          </m:e>
+          <m:sub>
+            <m:r>
+              <m:t>0</m:t>
+            </m:r>
+          </m:sub>
+        </m:sSub>
+      </m:oMath>
+      <w:r>
+        <w:t xml:space="preserve">.</w:t>
+      </w:r>
+      <w:r>
+        <w:t xml:space="preserve"> </w:t>
+      </w:r>
+      <w:r>
+        <w:t xml:space="preserve">Above the floor the only remaining parameter is the softplus emphasis baseline</w:t>
+      </w:r>
+      <w:r>
+        <w:t xml:space="preserve"> </w:t>
+      </w:r>
+      <m:oMath>
+        <m:r>
+          <m:t>β</m:t>
+        </m:r>
+      </m:oMath>
+      <w:r>
+        <w:t xml:space="preserve">, and the ranking is essentially invariant to it over</w:t>
+      </w:r>
+      <w:r>
+        <w:t xml:space="preserve"> </w:t>
+      </w:r>
+      <m:oMath>
         <m:r>
           <m:rPr>
             <m:sty m:val="p"/>
@@ -13895,52 +14317,212 @@
           <m:t>=</m:t>
         </m:r>
         <m:r>
+          <m:t>0.998</m:t>
+        </m:r>
+      </m:oMath>
+      <w:r>
+        <w:t xml:space="preserve">).</w:t>
+      </w:r>
+      <w:r>
+        <w:t xml:space="preserve"> </w:t>
+      </w:r>
+      <w:r>
+        <w:t xml:space="preserve">The boundary itself is not made robust.</w:t>
+      </w:r>
+      <w:r>
+        <w:t xml:space="preserve"> </w:t>
+      </w:r>
+      <w:r>
+        <w:t xml:space="preserve">If it were moved across the same range, the ranking would shift</w:t>
+      </w:r>
+      <w:r>
+        <w:t xml:space="preserve"> </w:t>
+      </w:r>
+      <w:r>
+        <w:t xml:space="preserve">(</w:t>
+      </w:r>
+      <m:oMath>
+        <m:r>
+          <m:t>ρ</m:t>
+        </m:r>
+        <m:r>
+          <m:rPr>
+            <m:sty m:val="p"/>
+          </m:rPr>
+          <m:t>≈</m:t>
+        </m:r>
+        <m:r>
+          <m:rPr>
+            <m:sty m:val="p"/>
+          </m:rPr>
+          <m:t>−</m:t>
+        </m:r>
+        <m:r>
+          <m:t>0.93</m:t>
+        </m:r>
+      </m:oMath>
+      <w:r>
+        <w:t xml:space="preserve">), as it does for any threshold-based activity call, the</w:t>
+      </w:r>
+      <w:r>
+        <w:t xml:space="preserve"> </w:t>
+      </w:r>
+      <w:r>
+        <w:t xml:space="preserve">entropy included (</w:t>
+      </w:r>
+      <m:oMath>
+        <m:r>
+          <m:t>ρ</m:t>
+        </m:r>
+        <m:r>
+          <m:rPr>
+            <m:sty m:val="p"/>
+          </m:rPr>
+          <m:t>≈</m:t>
+        </m:r>
+        <m:r>
+          <m:rPr>
+            <m:sty m:val="p"/>
+          </m:rPr>
+          <m:t>−</m:t>
+        </m:r>
+        <m:r>
+          <m:t>0.95</m:t>
+        </m:r>
+      </m:oMath>
+      <w:r>
+        <w:t xml:space="preserve">).</w:t>
+      </w:r>
+      <w:r>
+        <w:t xml:space="preserve"> </w:t>
+      </w:r>
+      <w:r>
+        <w:t xml:space="preserve">This sensitivity is inherent to thresholded assays.</w:t>
+      </w:r>
+      <w:r>
+        <w:t xml:space="preserve"> </w:t>
+      </w:r>
+      <w:r>
+        <w:t xml:space="preserve">Fixing the boundary to the detection floor is what turns it from an arbitrary</w:t>
+      </w:r>
+      <w:r>
+        <w:t xml:space="preserve"> </w:t>
+      </w:r>
+      <w:r>
+        <w:t xml:space="preserve">choice into a fixed property of the data.</w:t>
+      </w:r>
+      <w:r>
+        <w:t xml:space="preserve"> </w:t>
+      </w:r>
+      <w:r>
+        <w:t xml:space="preserve">D4 holds because the gated weight is zero at and below the floor and is monotone</w:t>
+      </w:r>
+      <w:r>
+        <w:t xml:space="preserve"> </w:t>
+      </w:r>
+      <w:r>
+        <w:t xml:space="preserve">above it, so adding a sub-threshold target never raises the score (verified for</w:t>
+      </w:r>
+      <w:r>
+        <w:t xml:space="preserve"> </w:t>
+      </w:r>
+      <m:oMath>
+        <m:r>
+          <m:t>100</m:t>
+        </m:r>
+        <m:r>
+          <m:rPr>
+            <m:sty m:val="p"/>
+          </m:rPr>
+          <m:t>%</m:t>
+        </m:r>
+      </m:oMath>
+      <w:r>
+        <w:t xml:space="preserve"> </w:t>
+      </w:r>
+      <w:r>
+        <w:t xml:space="preserve">of Klaeger compounds).</w:t>
+      </w:r>
+      <w:r>
+        <w:t xml:space="preserve"> </w:t>
+      </w:r>
+      <w:r>
+        <w:t xml:space="preserve">The orientation, D3, and D4 checks were repeated on the other three datasets.</w:t>
+      </w:r>
+      <w:r>
+        <w:t xml:space="preserve"> </w:t>
+      </w:r>
+      <w:r>
+        <w:t xml:space="preserve">The candidate stays correctly oriented and satisfies D3 and D4 on Davis,</w:t>
+      </w:r>
+      <w:r>
+        <w:t xml:space="preserve"> </w:t>
+      </w:r>
+      <w:r>
+        <w:t xml:space="preserve">Anastassiadis, and Metz, with orientation between selectivity and the</w:t>
+      </w:r>
+      <w:r>
+        <w:t xml:space="preserve"> </w:t>
+      </w:r>
+      <w:r>
+        <w:t xml:space="preserve">active-kinase count ranging from</w:t>
+      </w:r>
+      <w:r>
+        <w:t xml:space="preserve"> </w:t>
+      </w:r>
+      <m:oMath>
+        <m:r>
+          <m:rPr>
+            <m:sty m:val="p"/>
+          </m:rPr>
+          <m:t>−</m:t>
+        </m:r>
+        <m:r>
+          <m:t>0.79</m:t>
+        </m:r>
+      </m:oMath>
+      <w:r>
+        <w:t xml:space="preserve"> </w:t>
+      </w:r>
+      <w:r>
+        <w:t xml:space="preserve">to</w:t>
+      </w:r>
+      <w:r>
+        <w:t xml:space="preserve"> </w:t>
+      </w:r>
+      <m:oMath>
+        <m:r>
+          <m:rPr>
+            <m:sty m:val="p"/>
+          </m:rPr>
+          <m:t>−</m:t>
+        </m:r>
+        <m:r>
+          <m:t>0.97</m:t>
+        </m:r>
+      </m:oMath>
+      <w:r>
+        <w:t xml:space="preserve">, D3 emphasis-robustness</w:t>
+      </w:r>
+      <w:r>
+        <w:t xml:space="preserve"> </w:t>
+      </w:r>
+      <m:oMath>
+        <m:r>
+          <m:t>ρ</m:t>
+        </m:r>
+        <m:r>
+          <m:rPr>
+            <m:sty m:val="p"/>
+          </m:rPr>
+          <m:t>≥</m:t>
+        </m:r>
+        <m:r>
           <m:t>0.99</m:t>
         </m:r>
       </m:oMath>
       <w:r>
-        <w:t xml:space="preserve">), whereas the</w:t>
-      </w:r>
-      <w:r>
-        <w:t xml:space="preserve"> </w:t>
-      </w:r>
-      <w:r>
-        <w:t xml:space="preserve">existing entropy’s ranking can reverse over the same range (</w:t>
-      </w:r>
-      <m:oMath>
-        <m:r>
-          <m:t>ρ</m:t>
-        </m:r>
-        <m:r>
-          <m:rPr>
-            <m:sty m:val="p"/>
-          </m:rPr>
-          <m:t>=</m:t>
-        </m:r>
-        <m:r>
-          <m:rPr>
-            <m:sty m:val="p"/>
-          </m:rPr>
-          <m:t>−</m:t>
-        </m:r>
-        <m:r>
-          <m:t>0.95</m:t>
-        </m:r>
-      </m:oMath>
-      <w:r>
-        <w:t xml:space="preserve">).</w:t>
-      </w:r>
-      <w:r>
-        <w:t xml:space="preserve"> </w:t>
-      </w:r>
-      <w:r>
-        <w:t xml:space="preserve">D4 holds because the softplus weight vanishes below the floor and is monotone, so</w:t>
-      </w:r>
-      <w:r>
-        <w:t xml:space="preserve"> </w:t>
-      </w:r>
-      <w:r>
-        <w:t xml:space="preserve">adding a sub-threshold target never raises the score (verified for</w:t>
+        <w:t xml:space="preserve">, and D4 for</w:t>
       </w:r>
       <w:r>
         <w:t xml:space="preserve"> </w:t>
@@ -13960,13 +14542,13 @@
         <w:t xml:space="preserve"> </w:t>
       </w:r>
       <w:r>
-        <w:t xml:space="preserve">of</w:t>
-      </w:r>
-      <w:r>
-        <w:t xml:space="preserve"> </w:t>
-      </w:r>
-      <w:r>
-        <w:t xml:space="preserve">Klaeger compounds).</w:t>
+        <w:t xml:space="preserve">of compounds in every dataset (full numbers</w:t>
+      </w:r>
+      <w:r>
+        <w:t xml:space="preserve"> </w:t>
+      </w:r>
+      <w:r>
+        <w:t xml:space="preserve">in the code repository).</w:t>
       </w:r>
     </w:p>
     <w:p>
@@ -14046,10 +14628,10 @@
           <m:rPr>
             <m:sty m:val="p"/>
           </m:rPr>
-          <m:t>≈</m:t>
-        </m:r>
-        <m:r>
-          <m:t>170</m:t>
+          <m:t>=</m:t>
+        </m:r>
+        <m:r>
+          <m:t>110</m:t>
         </m:r>
       </m:oMath>
       <w:r>
@@ -14073,7 +14655,7 @@
         </w:r>
       </w:hyperlink>
       <w:r>
-        <w:t xml:space="preserve">), placing it in the fast regime alongside the</w:t>
+        <w:t xml:space="preserve">), placing it in the fast regime. It matches the</w:t>
       </w:r>
       <w:r>
         <w:t xml:space="preserve"> </w:t>
@@ -14101,42 +14683,30 @@
           <m:rPr>
             <m:sty m:val="p"/>
           </m:rPr>
-          <m:t>≈</m:t>
+          <m:t>=</m:t>
         </m:r>
         <m:r>
           <m:t>110</m:t>
         </m:r>
       </m:oMath>
       <w:r>
-        <w:t xml:space="preserve">) and S-score (</w:t>
-      </w:r>
-      <m:oMath>
-        <m:r>
-          <m:rPr>
-            <m:sty m:val="p"/>
-          </m:rPr>
-          <m:t>≈</m:t>
-        </m:r>
+        <w:t xml:space="preserve">), sits ahead of the S-score (</w:t>
+      </w:r>
+      <m:oMath>
         <m:r>
           <m:t>140</m:t>
         </m:r>
       </m:oMath>
       <w:r>
-        <w:t xml:space="preserve">) and well ahead of the</w:t>
-      </w:r>
-      <w:r>
-        <w:t xml:space="preserve"> </w:t>
-      </w:r>
-      <w:r>
-        <w:t xml:space="preserve">Gini (</w:t>
-      </w:r>
-      <m:oMath>
-        <m:r>
-          <m:rPr>
-            <m:sty m:val="p"/>
-          </m:rPr>
-          <m:t>≈</m:t>
-        </m:r>
+        <w:t xml:space="preserve">), and is well ahead of</w:t>
+      </w:r>
+      <w:r>
+        <w:t xml:space="preserve"> </w:t>
+      </w:r>
+      <w:r>
+        <w:t xml:space="preserve">the Gini (</w:t>
+      </w:r>
+      <m:oMath>
         <m:r>
           <m:t>290</m:t>
         </m:r>
@@ -14165,13 +14735,13 @@
         <w:t xml:space="preserve"> </w:t>
       </w:r>
       <w:r>
-        <w:t xml:space="preserve">only on the</w:t>
-      </w:r>
-      <w:r>
-        <w:t xml:space="preserve"> </w:t>
-      </w:r>
-      <w:r>
-        <w:t xml:space="preserve">full panel (</w:t>
+        <w:t xml:space="preserve">only on the full</w:t>
+      </w:r>
+      <w:r>
+        <w:t xml:space="preserve"> </w:t>
+      </w:r>
+      <w:r>
+        <w:t xml:space="preserve">panel (</w:t>
       </w:r>
       <m:oMath>
         <m:sSup>
@@ -14206,25 +14776,25 @@
         <w:t xml:space="preserve"> </w:t>
       </w:r>
       <w:r>
-        <w:t xml:space="preserve">It converges slightly slower than the bare entropy because the D1 reliability</w:t>
-      </w:r>
-      <w:r>
-        <w:t xml:space="preserve"> </w:t>
-      </w:r>
-      <w:r>
-        <w:t xml:space="preserve">gate and the smooth hinge add structure that stabilizes a little later, which is</w:t>
-      </w:r>
-      <w:r>
-        <w:t xml:space="preserve"> </w:t>
-      </w:r>
-      <w:r>
-        <w:t xml:space="preserve">a modest price for satisfying all four properties (recall that the entropy does not).</w:t>
-      </w:r>
-      <w:r>
-        <w:t xml:space="preserve"> </w:t>
-      </w:r>
-      <w:r>
-        <w:t xml:space="preserve">The candidate thus recovers its full-panel ranking from roughly half a typical</w:t>
+        <w:t xml:space="preserve">It converges as fast as the bare entropy, so the D1 gate and the smooth emphasis</w:t>
+      </w:r>
+      <w:r>
+        <w:t xml:space="preserve"> </w:t>
+      </w:r>
+      <w:r>
+        <w:t xml:space="preserve">cost nothing in panel recoverability while adding the two properties the entropy</w:t>
+      </w:r>
+      <w:r>
+        <w:t xml:space="preserve"> </w:t>
+      </w:r>
+      <w:r>
+        <w:t xml:space="preserve">lacks.</w:t>
+      </w:r>
+      <w:r>
+        <w:t xml:space="preserve"> </w:t>
+      </w:r>
+      <w:r>
+        <w:t xml:space="preserve">The candidate thus recovers its full-panel ranking from about a third of a typical</w:t>
       </w:r>
       <w:r>
         <w:t xml:space="preserve"> </w:t>
@@ -14250,7 +14820,57 @@
         <w:t xml:space="preserve"> </w:t>
       </w:r>
       <w:r>
-        <w:t xml:space="preserve">out a measure of this form. The smoothing width</w:t>
+        <w:t xml:space="preserve">out a measure of this form.</w:t>
+      </w:r>
+      <w:r>
+        <w:t xml:space="preserve"> </w:t>
+      </w:r>
+      <w:r>
+        <w:t xml:space="preserve">For instance, replacing the fixed floor with a per-compound low-quantile reference</w:t>
+      </w:r>
+      <w:r>
+        <w:t xml:space="preserve"> </w:t>
+      </w:r>
+      <w:r>
+        <w:t xml:space="preserve">gives a shift-invariant variant that produces nearly the same ranking on both</w:t>
+      </w:r>
+      <w:r>
+        <w:t xml:space="preserve"> </w:t>
+      </w:r>
+      <w:r>
+        <w:t xml:space="preserve">datasets (Spearman</w:t>
+      </w:r>
+      <w:r>
+        <w:t xml:space="preserve"> </w:t>
+      </w:r>
+      <m:oMath>
+        <m:r>
+          <m:t>r</m:t>
+        </m:r>
+        <m:r>
+          <m:rPr>
+            <m:sty m:val="p"/>
+          </m:rPr>
+          <m:t>≈</m:t>
+        </m:r>
+        <m:r>
+          <m:t>1.00</m:t>
+        </m:r>
+      </m:oMath>
+      <w:r>
+        <w:t xml:space="preserve">), so more than one construction satisfies the</w:t>
+      </w:r>
+      <w:r>
+        <w:t xml:space="preserve"> </w:t>
+      </w:r>
+      <w:r>
+        <w:t xml:space="preserve">properties.</w:t>
+      </w:r>
+      <w:r>
+        <w:t xml:space="preserve"> </w:t>
+      </w:r>
+      <w:r>
+        <w:t xml:space="preserve">The smoothing width</w:t>
       </w:r>
       <w:r>
         <w:t xml:space="preserve"> </w:t>
@@ -14511,6 +15131,82 @@
         <w:t xml:space="preserve"> </w:t>
       </w:r>
       <w:r>
+        <w:t xml:space="preserve">The ranking is otherwise insensitive to this choice. Over</w:t>
+      </w:r>
+      <w:r>
+        <w:t xml:space="preserve"> </w:t>
+      </w:r>
+      <m:oMath>
+        <m:r>
+          <m:t>T</m:t>
+        </m:r>
+        <m:r>
+          <m:rPr>
+            <m:sty m:val="p"/>
+          </m:rPr>
+          <m:t>∈</m:t>
+        </m:r>
+        <m:r>
+          <m:rPr>
+            <m:sty m:val="p"/>
+          </m:rPr>
+          <m:t>[</m:t>
+        </m:r>
+        <m:r>
+          <m:t>0.5</m:t>
+        </m:r>
+        <m:r>
+          <m:rPr>
+            <m:sty m:val="p"/>
+          </m:rPr>
+          <m:t>,</m:t>
+        </m:r>
+        <m:r>
+          <m:t>2</m:t>
+        </m:r>
+        <m:r>
+          <m:rPr>
+            <m:sty m:val="p"/>
+          </m:rPr>
+          <m:t>]</m:t>
+        </m:r>
+      </m:oMath>
+      <w:r>
+        <w:t xml:space="preserve"> </w:t>
+      </w:r>
+      <w:r>
+        <w:t xml:space="preserve">the</w:t>
+      </w:r>
+      <w:r>
+        <w:t xml:space="preserve"> </w:t>
+      </w:r>
+      <w:r>
+        <w:t xml:space="preserve">Klaeger ranking is essentially unchanged (worst-case pairwise Spearman</w:t>
+      </w:r>
+      <w:r>
+        <w:t xml:space="preserve"> </w:t>
+      </w:r>
+      <m:oMath>
+        <m:r>
+          <m:t>ρ</m:t>
+        </m:r>
+        <m:r>
+          <m:rPr>
+            <m:sty m:val="p"/>
+          </m:rPr>
+          <m:t>=</m:t>
+        </m:r>
+        <m:r>
+          <m:t>0.999</m:t>
+        </m:r>
+      </m:oMath>
+      <w:r>
+        <w:t xml:space="preserve">).</w:t>
+      </w:r>
+      <w:r>
+        <w:t xml:space="preserve"> </w:t>
+      </w:r>
+      <w:r>
         <w:t xml:space="preserve">Establishing whether the properties are jointly satisfiable only by measures of</w:t>
       </w:r>
       <w:r>
@@ -14525,8 +15221,38 @@
       <w:r>
         <w:t xml:space="preserve">subject of future work.</w:t>
       </w:r>
+      <w:r>
+        <w:t xml:space="preserve"> </w:t>
+      </w:r>
+      <w:r>
+        <w:t xml:space="preserve">A complementary direction is a consensus ranking that does not commit to any</w:t>
+      </w:r>
+      <w:r>
+        <w:t xml:space="preserve"> </w:t>
+      </w:r>
+      <w:r>
+        <w:t xml:space="preserve">single measure. One can form the partial order on which all existing measures</w:t>
+      </w:r>
+      <w:r>
+        <w:t xml:space="preserve"> </w:t>
+      </w:r>
+      <w:r>
+        <w:t xml:space="preserve">agree, then rank each compound by its average position across the consistent</w:t>
+      </w:r>
+      <w:r>
+        <w:t xml:space="preserve"> </w:t>
+      </w:r>
+      <w:r>
+        <w:t xml:space="preserve">completions of that order, treating the disagreement between measures as valuable</w:t>
+      </w:r>
+      <w:r>
+        <w:t xml:space="preserve"> </w:t>
+      </w:r>
+      <w:r>
+        <w:t xml:space="preserve">data for the construction of the most informative possible measure.</w:t>
+      </w:r>
     </w:p>
-    <w:bookmarkStart w:id="51" w:name="fig:candidate"/>
+    <w:bookmarkStart w:id="60" w:name="fig:candidate"/>
     <w:p>
       <w:pPr>
         <w:pStyle w:val="CaptionedFigure"/>
@@ -14534,20 +15260,20 @@
       <w:r>
         <w:drawing>
           <wp:inline>
-            <wp:extent cx="4533900" cy="2632470"/>
+            <wp:extent cx="4533900" cy="2646875"/>
             <wp:effectExtent b="0" l="0" r="0" t="0"/>
-            <wp:docPr descr="" title="" id="49" name="Picture"/>
+            <wp:docPr descr="" title="" id="58" name="Picture"/>
             <a:graphic>
               <a:graphicData uri="http://schemas.openxmlformats.org/drawingml/2006/picture">
                 <pic:pic>
                   <pic:nvPicPr>
-                    <pic:cNvPr descr="figures/candidate_panel_convergence.png" id="50" name="Picture"/>
+                    <pic:cNvPr descr="figures/candidate_panel_convergence.png" id="59" name="Picture"/>
                     <pic:cNvPicPr>
                       <a:picLocks noChangeArrowheads="1" noChangeAspect="1"/>
                     </pic:cNvPicPr>
                   </pic:nvPicPr>
                   <pic:blipFill>
-                    <a:blip r:embed="rId48"/>
+                    <a:blip r:embed="rId57"/>
                     <a:stretch>
                       <a:fillRect/>
                     </a:stretch>
@@ -14555,7 +15281,7 @@
                   <pic:spPr bwMode="auto">
                     <a:xfrm>
                       <a:off x="0" y="0"/>
-                      <a:ext cx="4533900" cy="2632470"/>
+                      <a:ext cx="4533900" cy="2646875"/>
                     </a:xfrm>
                     <a:prstGeom prst="rect">
                       <a:avLst/>
@@ -14579,7 +15305,7 @@
         <w:pStyle w:val="ImageCaption"/>
       </w:pPr>
       <w:r>
-        <w:t xml:space="preserve">Figure 6. Panel-size convergence of the candidate measure compared with the</w:t>
+        <w:t xml:space="preserve">Panel-size convergence of the candidate measure compared with the</w:t>
       </w:r>
       <w:r>
         <w:t xml:space="preserve"> </w:t>
@@ -14677,10 +15403,10 @@
           <m:rPr>
             <m:sty m:val="p"/>
           </m:rPr>
-          <m:t>≈</m:t>
-        </m:r>
-        <m:r>
-          <m:t>170</m:t>
+          <m:t>=</m:t>
+        </m:r>
+        <m:r>
+          <m:t>110</m:t>
         </m:r>
       </m:oMath>
       <w:r>
@@ -14690,19 +15416,19 @@
         <w:t xml:space="preserve"> </w:t>
       </w:r>
       <w:r>
-        <w:t xml:space="preserve">comparable to the entropy and S-score and well ahead of the Gini and</w:t>
-      </w:r>
-      <w:r>
-        <w:t xml:space="preserve"> </w:t>
-      </w:r>
-      <w:r>
-        <w:t xml:space="preserve">ratio.</w:t>
+        <w:t xml:space="preserve">matching the entropy, ahead of the S-score, and well ahead of the Gini</w:t>
+      </w:r>
+      <w:r>
+        <w:t xml:space="preserve"> </w:t>
+      </w:r>
+      <w:r>
+        <w:t xml:space="preserve">and ratio.</w:t>
       </w:r>
     </w:p>
-    <w:bookmarkEnd w:id="51"/>
-    <w:bookmarkEnd w:id="52"/>
-    <w:bookmarkEnd w:id="53"/>
-    <w:bookmarkStart w:id="56" w:name="sec:discussion"/>
+    <w:bookmarkEnd w:id="60"/>
+    <w:bookmarkEnd w:id="61"/>
+    <w:bookmarkEnd w:id="62"/>
+    <w:bookmarkStart w:id="65" w:name="sec:discussion"/>
     <w:p>
       <w:pPr>
         <w:pStyle w:val="Heading1"/>
@@ -14930,10 +15656,16 @@
         <w:t xml:space="preserve">binding constants for an analyte and an interferent</w:t>
       </w:r>
       <w:r>
-        <w:rPr>
-          <w:vertAlign w:val="superscript"/>
-        </w:rPr>
-        <w:t xml:space="preserve">[24]</w:t>
+        <w:t xml:space="preserve">(</w:t>
+      </w:r>
+      <w:r>
+        <w:t xml:space="preserve">Vessman et al.</w:t>
+      </w:r>
+      <w:r>
+        <w:t xml:space="preserve"> </w:t>
+      </w:r>
+      <w:r>
+        <w:t xml:space="preserve">2001)</w:t>
       </w:r>
       <w:r>
         <w:t xml:space="preserve">, and</w:t>
@@ -15005,7 +15737,7 @@
         <w:t xml:space="preserve">precise enough to assess candidate selectivity definitions formally.</w:t>
       </w:r>
     </w:p>
-    <w:bookmarkStart w:id="54" w:name="practical-recommendations"/>
+    <w:bookmarkStart w:id="63" w:name="practical-recommendations"/>
     <w:p>
       <w:pPr>
         <w:pStyle w:val="Heading2"/>
@@ -15171,8 +15903,8 @@
         <w:t xml:space="preserve">distribution-based measures without acknowledging the conceptual distinction.</w:t>
       </w:r>
     </w:p>
-    <w:bookmarkEnd w:id="54"/>
-    <w:bookmarkStart w:id="55" w:name="limitations"/>
+    <w:bookmarkEnd w:id="63"/>
+    <w:bookmarkStart w:id="64" w:name="limitations"/>
     <w:p>
       <w:pPr>
         <w:pStyle w:val="Heading2"/>
@@ -15558,9 +16290,9 @@
         <w:t xml:space="preserve">property–definition pair is left for future work.</w:t>
       </w:r>
     </w:p>
-    <w:bookmarkEnd w:id="55"/>
-    <w:bookmarkEnd w:id="56"/>
-    <w:bookmarkStart w:id="57" w:name="sec:conclusion"/>
+    <w:bookmarkEnd w:id="64"/>
+    <w:bookmarkEnd w:id="65"/>
+    <w:bookmarkStart w:id="66" w:name="sec:conclusion"/>
     <w:p>
       <w:pPr>
         <w:pStyle w:val="Heading1"/>
@@ -15646,7 +16378,7 @@
         <w:t xml:space="preserve"> </w:t>
       </w:r>
       <w:r>
-        <w:t xml:space="preserve">full-panel ranking from roughly half a typical panel.</w:t>
+        <w:t xml:space="preserve">full-panel ranking from roughly a third of a typical panel.</w:t>
       </w:r>
     </w:p>
     <w:p>
@@ -15699,13 +16431,106 @@
         <w:t xml:space="preserve">uniquely, as Shannon’s axioms do for entropy, is the natural next step.</w:t>
       </w:r>
     </w:p>
-    <w:bookmarkEnd w:id="57"/>
+    <w:p>
+      <w:pPr>
+        <w:pStyle w:val="BodyText"/>
+      </w:pPr>
+      <w:r>
+        <w:t xml:space="preserve">The authors thank the developers of the Davis and Klaeger datasets for making</w:t>
+      </w:r>
+      <w:r>
+        <w:t xml:space="preserve"> </w:t>
+      </w:r>
+      <w:r>
+        <w:t xml:space="preserve">their data publicly available.</w:t>
+      </w:r>
+      <w:r>
+        <w:t xml:space="preserve"> </w:t>
+      </w:r>
+      <w:r>
+        <w:t xml:space="preserve">The author used Claude (Anthropic, claude.ai), a large language model assistant,</w:t>
+      </w:r>
+      <w:r>
+        <w:t xml:space="preserve"> </w:t>
+      </w:r>
+      <w:r>
+        <w:t xml:space="preserve">during the preparation of this manuscript.</w:t>
+      </w:r>
+      <w:r>
+        <w:t xml:space="preserve"> </w:t>
+      </w:r>
+      <w:r>
+        <w:t xml:space="preserve">Specifically, Claude was used to assist with: data analysis code development and</w:t>
+      </w:r>
+      <w:r>
+        <w:t xml:space="preserve"> </w:t>
+      </w:r>
+      <w:r>
+        <w:t xml:space="preserve">debugging in Python; literature search and identification of related work;</w:t>
+      </w:r>
+      <w:r>
+        <w:t xml:space="preserve"> </w:t>
+      </w:r>
+      <w:r>
+        <w:t xml:space="preserve">drafting and editing of manuscript text; and research planning and</w:t>
+      </w:r>
+      <w:r>
+        <w:t xml:space="preserve"> </w:t>
+      </w:r>
+      <w:r>
+        <w:t xml:space="preserve">interpretation of results.</w:t>
+      </w:r>
+      <w:r>
+        <w:t xml:space="preserve"> </w:t>
+      </w:r>
+      <w:r>
+        <w:t xml:space="preserve">All scientific conclusions, the conceptual framework, the required properties proposed in the</w:t>
+      </w:r>
+      <w:r>
+        <w:t xml:space="preserve"> </w:t>
+      </w:r>
+      <w:r>
+        <w:t xml:space="preserve">Required Properties section, and the final manuscript content were developed, verified, and</w:t>
+      </w:r>
+      <w:r>
+        <w:t xml:space="preserve"> </w:t>
+      </w:r>
+      <w:r>
+        <w:t xml:space="preserve">approved by the author.</w:t>
+      </w:r>
+      <w:r>
+        <w:t xml:space="preserve"> </w:t>
+      </w:r>
+      <w:r>
+        <w:t xml:space="preserve">The author takes full responsibility for the accuracy and integrity of all</w:t>
+      </w:r>
+      <w:r>
+        <w:t xml:space="preserve"> </w:t>
+      </w:r>
+      <w:r>
+        <w:t xml:space="preserve">content in this work.</w:t>
+      </w:r>
+      <w:r>
+        <w:t xml:space="preserve"> </w:t>
+      </w:r>
+      <w:r>
+        <w:t xml:space="preserve">The use of Claude does not transfer any rights over the content of this manuscript</w:t>
+      </w:r>
+      <w:r>
+        <w:t xml:space="preserve"> </w:t>
+      </w:r>
+      <w:r>
+        <w:t xml:space="preserve">to Anthropic or any third party.</w:t>
+      </w:r>
+    </w:p>
+    <w:bookmarkEnd w:id="66"/>
+    <w:bookmarkStart w:id="73" w:name="data-and-software-availability"/>
     <w:p>
       <w:pPr>
         <w:pStyle w:val="Heading1"/>
       </w:pPr>
       <w:r>
-        <w:t xml:space="preserve">Acknowledgement</w:t>
+        <w:t xml:space="preserve">Data and Software Availability</w:t>
       </w:r>
     </w:p>
     <w:p>
@@ -15713,107 +16538,6 @@
         <w:pStyle w:val="FirstParagraph"/>
       </w:pPr>
       <w:r>
-        <w:t xml:space="preserve">The authors thank the developers of the Davis and Klaeger datasets for making</w:t>
-      </w:r>
-      <w:r>
-        <w:t xml:space="preserve"> </w:t>
-      </w:r>
-      <w:r>
-        <w:t xml:space="preserve">their data publicly available.</w:t>
-      </w:r>
-      <w:r>
-        <w:t xml:space="preserve"> </w:t>
-      </w:r>
-      <w:r>
-        <w:t xml:space="preserve">The author used Claude (Anthropic, claude.ai), a large language model assistant,</w:t>
-      </w:r>
-      <w:r>
-        <w:t xml:space="preserve"> </w:t>
-      </w:r>
-      <w:r>
-        <w:t xml:space="preserve">during the preparation of this manuscript.</w:t>
-      </w:r>
-      <w:r>
-        <w:t xml:space="preserve"> </w:t>
-      </w:r>
-      <w:r>
-        <w:t xml:space="preserve">Specifically, Claude was used to assist with: data analysis code development and</w:t>
-      </w:r>
-      <w:r>
-        <w:t xml:space="preserve"> </w:t>
-      </w:r>
-      <w:r>
-        <w:t xml:space="preserve">debugging in Python; literature search and identification of related work;</w:t>
-      </w:r>
-      <w:r>
-        <w:t xml:space="preserve"> </w:t>
-      </w:r>
-      <w:r>
-        <w:t xml:space="preserve">drafting and editing of manuscript text; and research planning and</w:t>
-      </w:r>
-      <w:r>
-        <w:t xml:space="preserve"> </w:t>
-      </w:r>
-      <w:r>
-        <w:t xml:space="preserve">interpretation of results.</w:t>
-      </w:r>
-      <w:r>
-        <w:t xml:space="preserve"> </w:t>
-      </w:r>
-      <w:r>
-        <w:t xml:space="preserve">All scientific conclusions, the conceptual framework, the required properties proposed in the</w:t>
-      </w:r>
-      <w:r>
-        <w:t xml:space="preserve"> </w:t>
-      </w:r>
-      <w:r>
-        <w:t xml:space="preserve">Required Properties section, and the final manuscript content were developed, verified, and</w:t>
-      </w:r>
-      <w:r>
-        <w:t xml:space="preserve"> </w:t>
-      </w:r>
-      <w:r>
-        <w:t xml:space="preserve">approved by the author.</w:t>
-      </w:r>
-      <w:r>
-        <w:t xml:space="preserve"> </w:t>
-      </w:r>
-      <w:r>
-        <w:t xml:space="preserve">The author takes full responsibility for the accuracy and integrity of all</w:t>
-      </w:r>
-      <w:r>
-        <w:t xml:space="preserve"> </w:t>
-      </w:r>
-      <w:r>
-        <w:t xml:space="preserve">content in this work.</w:t>
-      </w:r>
-      <w:r>
-        <w:t xml:space="preserve"> </w:t>
-      </w:r>
-      <w:r>
-        <w:t xml:space="preserve">The use of Claude does not transfer any rights over the content of this manuscript</w:t>
-      </w:r>
-      <w:r>
-        <w:t xml:space="preserve"> </w:t>
-      </w:r>
-      <w:r>
-        <w:t xml:space="preserve">to Anthropic or any third party.</w:t>
-      </w:r>
-    </w:p>
-    <w:bookmarkStart w:id="64" w:name="data-and-software-availability"/>
-    <w:p>
-      <w:pPr>
-        <w:pStyle w:val="Heading1"/>
-      </w:pPr>
-      <w:r>
-        <w:t xml:space="preserve">Data and Software Availability</w:t>
-      </w:r>
-    </w:p>
-    <w:p>
-      <w:pPr>
-        <w:pStyle w:val="FirstParagraph"/>
-      </w:pPr>
-      <w:r>
         <w:t xml:space="preserve">All data and software used in this study are publicly available.</w:t>
       </w:r>
       <w:r>
@@ -15825,7 +16549,7 @@
       <w:r>
         <w:t xml:space="preserve"> </w:t>
       </w:r>
-      <w:hyperlink r:id="rId58">
+      <w:hyperlink r:id="rId67">
         <w:r>
           <w:rPr>
             <w:rStyle w:val="Hyperlink"/>
@@ -15851,7 +16575,7 @@
       <w:r>
         <w:t xml:space="preserve"> </w:t>
       </w:r>
-      <w:hyperlink r:id="rId59">
+      <w:hyperlink r:id="rId68">
         <w:r>
           <w:rPr>
             <w:rStyle w:val="Hyperlink"/>
@@ -15906,7 +16630,7 @@
       <w:r>
         <w:t xml:space="preserve">(</w:t>
       </w:r>
-      <w:hyperlink r:id="rId60">
+      <w:hyperlink r:id="rId69">
         <w:r>
           <w:rPr>
             <w:rStyle w:val="Hyperlink"/>
@@ -15920,7 +16644,7 @@
       <w:r>
         <w:t xml:space="preserve"> </w:t>
       </w:r>
-      <w:hyperlink r:id="rId61">
+      <w:hyperlink r:id="rId70">
         <w:r>
           <w:rPr>
             <w:rStyle w:val="Hyperlink"/>
@@ -15946,7 +16670,7 @@
       <w:r>
         <w:t xml:space="preserve"> </w:t>
       </w:r>
-      <w:hyperlink r:id="rId62">
+      <w:hyperlink r:id="rId71">
         <w:r>
           <w:rPr>
             <w:rStyle w:val="Hyperlink"/>
@@ -16008,7 +16732,7 @@
       <w:r>
         <w:t xml:space="preserve"> </w:t>
       </w:r>
-      <w:hyperlink r:id="rId63">
+      <w:hyperlink r:id="rId72">
         <w:r>
           <w:rPr>
             <w:rStyle w:val="Hyperlink"/>
@@ -16020,8 +16744,8 @@
         <w:t xml:space="preserve">.</w:t>
       </w:r>
     </w:p>
-    <w:bookmarkEnd w:id="64"/>
-    <w:bookmarkStart w:id="65" w:name="funding"/>
+    <w:bookmarkEnd w:id="73"/>
+    <w:bookmarkStart w:id="74" w:name="funding"/>
     <w:p>
       <w:pPr>
         <w:pStyle w:val="Heading1"/>
@@ -16044,8 +16768,8 @@
         <w:t xml:space="preserve">commercial, or not-for-profit sectors.</w:t>
       </w:r>
     </w:p>
-    <w:bookmarkEnd w:id="65"/>
-    <w:bookmarkStart w:id="66" w:name="conflict-of-interest"/>
+    <w:bookmarkEnd w:id="74"/>
+    <w:bookmarkStart w:id="119" w:name="conflict-of-interest"/>
     <w:p>
       <w:pPr>
         <w:pStyle w:val="Heading1"/>
@@ -16062,68 +16786,850 @@
         <w:t xml:space="preserve">The author declares no conflict of interest.</w:t>
       </w:r>
     </w:p>
-    <w:bookmarkEnd w:id="66"/>
-    <w:bookmarkStart w:id="111" w:name="bibliography"/>
-    <w:p>
-      <w:pPr>
-        <w:pStyle w:val="Heading1"/>
-      </w:pPr>
-      <w:r>
-        <w:t xml:space="preserve">References</w:t>
-      </w:r>
-    </w:p>
-    <w:bookmarkStart w:id="110" w:name="refs"/>
-    <w:bookmarkStart w:id="68" w:name="ref-Roskoski2024"/>
+    <w:bookmarkStart w:id="118" w:name="refs"/>
+    <w:bookmarkStart w:id="75" w:name="ref-Anastassiadis2011"/>
     <w:p>
       <w:pPr>
         <w:pStyle w:val="Bibliography"/>
       </w:pPr>
       <w:r>
-        <w:t xml:space="preserve">[1]</w:t>
-      </w:r>
-      <w:r>
-        <w:t xml:space="preserve"> </w:t>
-      </w:r>
-      <w:r>
-        <w:t xml:space="preserve">	</w:t>
-      </w:r>
-      <w:r>
-        <w:t xml:space="preserve">R. Roskoski,</w:t>
-      </w:r>
-      <w:r>
-        <w:t xml:space="preserve"> </w:t>
-      </w:r>
-      <w:r>
-        <w:t xml:space="preserve">“</w:t>
-      </w:r>
-      <w:hyperlink r:id="rId67">
+        <w:t xml:space="preserve">Anastassiadis, Theonie, Sean W. Deacon, Karthik Devarajan, Haiching Ma, and Jeffrey R. Peterson. 2011.</w:t>
+      </w:r>
+      <w:r>
+        <w:t xml:space="preserve"> </w:t>
+      </w:r>
+      <w:r>
+        <w:t xml:space="preserve">“Comprehensive Assay of Kinase Catalytic Activity Reveals Features of Kinase Inhibitor Selectivity.”</w:t>
+      </w:r>
+      <w:r>
+        <w:t xml:space="preserve"> </w:t>
+      </w:r>
+      <w:r>
+        <w:rPr>
+          <w:i/>
+          <w:iCs/>
+        </w:rPr>
+        <w:t xml:space="preserve">Nat. Biotechnol.</w:t>
+      </w:r>
+      <w:r>
+        <w:t xml:space="preserve"> </w:t>
+      </w:r>
+      <w:r>
+        <w:t xml:space="preserve">29: 1039–45.</w:t>
+      </w:r>
+      <w:r>
+        <w:t xml:space="preserve"> </w:t>
+      </w:r>
+      <w:hyperlink r:id="rId69">
         <w:r>
           <w:rPr>
             <w:rStyle w:val="Hyperlink"/>
           </w:rPr>
-          <w:t xml:space="preserve">Properties of</w:t>
+          <w:t xml:space="preserve">https://doi.org/10.1038/nbt.2017</w:t>
         </w:r>
+      </w:hyperlink>
+      <w:r>
+        <w:t xml:space="preserve">.</w:t>
+      </w:r>
+    </w:p>
+    <w:bookmarkEnd w:id="75"/>
+    <w:bookmarkStart w:id="76" w:name="ref-Arrow1951"/>
+    <w:p>
+      <w:pPr>
+        <w:pStyle w:val="Bibliography"/>
+      </w:pPr>
+      <w:r>
+        <w:t xml:space="preserve">Arrow, Kenneth J. 1951.</w:t>
+      </w:r>
+      <w:r>
+        <w:t xml:space="preserve"> </w:t>
+      </w:r>
+      <w:r>
+        <w:rPr>
+          <w:i/>
+          <w:iCs/>
+        </w:rPr>
+        <w:t xml:space="preserve">Social Choice and Individual Values</w:t>
+      </w:r>
+      <w:r>
+        <w:t xml:space="preserve">. Wiley.</w:t>
+      </w:r>
+    </w:p>
+    <w:bookmarkEnd w:id="76"/>
+    <w:bookmarkStart w:id="78" w:name="ref-KInhibition2018"/>
+    <w:p>
+      <w:pPr>
+        <w:pStyle w:val="Bibliography"/>
+      </w:pPr>
+      <w:r>
+        <w:t xml:space="preserve">Bello, Thomas, and Taranjit S. Gujral. 2018.</w:t>
+      </w:r>
+      <w:r>
+        <w:t xml:space="preserve"> </w:t>
+      </w:r>
+      <w:r>
+        <w:t xml:space="preserve">“</w:t>
+      </w:r>
+      <w:r>
+        <w:t xml:space="preserve">KInhibition</w:t>
+      </w:r>
+      <w:r>
+        <w:t xml:space="preserve">: A Kinase Inhibitor Selection Portal.”</w:t>
+      </w:r>
+      <w:r>
+        <w:t xml:space="preserve"> </w:t>
+      </w:r>
+      <w:r>
+        <w:rPr>
+          <w:i/>
+          <w:iCs/>
+        </w:rPr>
+        <w:t xml:space="preserve">iScience</w:t>
+      </w:r>
+      <w:r>
+        <w:t xml:space="preserve"> </w:t>
+      </w:r>
+      <w:r>
+        <w:t xml:space="preserve">8: 49–53.</w:t>
+      </w:r>
+      <w:r>
+        <w:t xml:space="preserve"> </w:t>
+      </w:r>
+      <w:hyperlink r:id="rId77">
         <w:r>
           <w:rPr>
             <w:rStyle w:val="Hyperlink"/>
           </w:rPr>
-          <w:t xml:space="preserve"> </w:t>
+          <w:t xml:space="preserve">https://doi.org/10.1016/j.isci.2018.09.009</w:t>
         </w:r>
+      </w:hyperlink>
+      <w:r>
+        <w:t xml:space="preserve">.</w:t>
+      </w:r>
+    </w:p>
+    <w:bookmarkEnd w:id="78"/>
+    <w:bookmarkStart w:id="80" w:name="ref-Bhullar2018"/>
+    <w:p>
+      <w:pPr>
+        <w:pStyle w:val="Bibliography"/>
+      </w:pPr>
+      <w:r>
+        <w:t xml:space="preserve">Bhullar, Khushwant S., Naiara Orrego Lagarón, Eileen M. McGowan, et al. 2018.</w:t>
+      </w:r>
+      <w:r>
+        <w:t xml:space="preserve"> </w:t>
+      </w:r>
+      <w:r>
+        <w:t xml:space="preserve">“Kinase-Targeted Cancer Therapies: Progress, Challenges and Future Directions.”</w:t>
+      </w:r>
+      <w:r>
+        <w:t xml:space="preserve"> </w:t>
+      </w:r>
+      <w:r>
+        <w:rPr>
+          <w:i/>
+          <w:iCs/>
+        </w:rPr>
+        <w:t xml:space="preserve">Mol. Cancer</w:t>
+      </w:r>
+      <w:r>
+        <w:t xml:space="preserve"> </w:t>
+      </w:r>
+      <w:r>
+        <w:t xml:space="preserve">17: 48.</w:t>
+      </w:r>
+      <w:r>
+        <w:t xml:space="preserve"> </w:t>
+      </w:r>
+      <w:hyperlink r:id="rId79">
         <w:r>
           <w:rPr>
             <w:rStyle w:val="Hyperlink"/>
           </w:rPr>
-          <w:t xml:space="preserve">FDA</w:t>
+          <w:t xml:space="preserve">https://doi.org/10.1186/s12943-018-0804-2</w:t>
         </w:r>
+      </w:hyperlink>
+      <w:r>
+        <w:t xml:space="preserve">.</w:t>
+      </w:r>
+    </w:p>
+    <w:bookmarkEnd w:id="80"/>
+    <w:bookmarkStart w:id="82" w:name="ref-Bosc2017"/>
+    <w:p>
+      <w:pPr>
+        <w:pStyle w:val="Bibliography"/>
+      </w:pPr>
+      <w:r>
+        <w:t xml:space="preserve">Bosc, Nicolas, Christophe Meyer, and Pascal Bonnet. 2017.</w:t>
+      </w:r>
+      <w:r>
+        <w:t xml:space="preserve"> </w:t>
+      </w:r>
+      <w:r>
+        <w:t xml:space="preserve">“The Use of Novel Selectivity Metrics in Kinase Research.”</w:t>
+      </w:r>
+      <w:r>
+        <w:t xml:space="preserve"> </w:t>
+      </w:r>
+      <w:r>
+        <w:rPr>
+          <w:i/>
+          <w:iCs/>
+        </w:rPr>
+        <w:t xml:space="preserve">BMC Bioinformatics</w:t>
+      </w:r>
+      <w:r>
+        <w:t xml:space="preserve"> </w:t>
+      </w:r>
+      <w:r>
+        <w:t xml:space="preserve">18: 17.</w:t>
+      </w:r>
+      <w:r>
+        <w:t xml:space="preserve"> </w:t>
+      </w:r>
+      <w:hyperlink r:id="rId81">
         <w:r>
           <w:rPr>
             <w:rStyle w:val="Hyperlink"/>
           </w:rPr>
-          <w:t xml:space="preserve">-approved small molecule protein kinase inhibitors: A 2024 update</w:t>
+          <w:t xml:space="preserve">https://doi.org/10.1186/s12859-016-1413-y</w:t>
         </w:r>
       </w:hyperlink>
       <w:r>
-        <w:t xml:space="preserve">”</w:t>
+        <w:t xml:space="preserve">.</w:t>
+      </w:r>
+    </w:p>
+    <w:bookmarkEnd w:id="82"/>
+    <w:bookmarkStart w:id="84" w:name="ref-Davis2011"/>
+    <w:p>
+      <w:pPr>
+        <w:pStyle w:val="Bibliography"/>
+      </w:pPr>
+      <w:r>
+        <w:t xml:space="preserve">Davis, Mindy I., Jeremy P. Hunt, Sanna Herrgard, and et al.</w:t>
+      </w:r>
+      <w:r>
+        <w:t xml:space="preserve"> 2011.</w:t>
+      </w:r>
+      <w:r>
+        <w:t xml:space="preserve"> </w:t>
+      </w:r>
+      <w:r>
+        <w:t xml:space="preserve">“Comprehensive Analysis of Kinase Inhibitor Selectivity.”</w:t>
+      </w:r>
+      <w:r>
+        <w:t xml:space="preserve"> </w:t>
+      </w:r>
+      <w:r>
+        <w:rPr>
+          <w:i/>
+          <w:iCs/>
+        </w:rPr>
+        <w:t xml:space="preserve">Nat. Biotechnol.</w:t>
+      </w:r>
+      <w:r>
+        <w:t xml:space="preserve"> </w:t>
+      </w:r>
+      <w:r>
+        <w:t xml:space="preserve">29: 1046–51.</w:t>
+      </w:r>
+      <w:r>
+        <w:t xml:space="preserve"> </w:t>
+      </w:r>
+      <w:hyperlink r:id="rId83">
+        <w:r>
+          <w:rPr>
+            <w:rStyle w:val="Hyperlink"/>
+          </w:rPr>
+          <w:t xml:space="preserve">https://doi.org/10.1038/nbt.1990</w:t>
+        </w:r>
+      </w:hyperlink>
+      <w:r>
+        <w:t xml:space="preserve">.</w:t>
+      </w:r>
+    </w:p>
+    <w:bookmarkEnd w:id="84"/>
+    <w:bookmarkStart w:id="86" w:name="ref-Gao2013"/>
+    <w:p>
+      <w:pPr>
+        <w:pStyle w:val="Bibliography"/>
+      </w:pPr>
+      <w:r>
+        <w:t xml:space="preserve">Gao, Yinghong, Stephen P. Davies, Martin Augustin, et al. 2013.</w:t>
+      </w:r>
+      <w:r>
+        <w:t xml:space="preserve"> </w:t>
+      </w:r>
+      <w:r>
+        <w:t xml:space="preserve">“A Broad Activity Screen in Support of a Chemogenomic Map for Kinase Signalling Research and Drug Discovery.”</w:t>
+      </w:r>
+      <w:r>
+        <w:t xml:space="preserve"> </w:t>
+      </w:r>
+      <w:r>
+        <w:rPr>
+          <w:i/>
+          <w:iCs/>
+        </w:rPr>
+        <w:t xml:space="preserve">Biochem. J.</w:t>
+      </w:r>
+      <w:r>
+        <w:t xml:space="preserve"> </w:t>
+      </w:r>
+      <w:r>
+        <w:t xml:space="preserve">451: 313–28.</w:t>
+      </w:r>
+      <w:r>
+        <w:t xml:space="preserve"> </w:t>
+      </w:r>
+      <w:hyperlink r:id="rId85">
+        <w:r>
+          <w:rPr>
+            <w:rStyle w:val="Hyperlink"/>
+          </w:rPr>
+          <w:t xml:space="preserve">https://doi.org/10.1042/BJ20121418</w:t>
+        </w:r>
+      </w:hyperlink>
+      <w:r>
+        <w:t xml:space="preserve">.</w:t>
+      </w:r>
+    </w:p>
+    <w:bookmarkEnd w:id="86"/>
+    <w:bookmarkStart w:id="88" w:name="ref-Graczyk2010"/>
+    <w:p>
+      <w:pPr>
+        <w:pStyle w:val="Bibliography"/>
+      </w:pPr>
+      <w:r>
+        <w:t xml:space="preserve">Graczyk, Piotr P. 2007.</w:t>
+      </w:r>
+      <w:r>
+        <w:t xml:space="preserve"> </w:t>
+      </w:r>
+      <w:r>
+        <w:t xml:space="preserve">“Gini Coefficient: A New Way to Express Selectivity of Kinase Inhibitors Against a Family of Kinases.”</w:t>
+      </w:r>
+      <w:r>
+        <w:t xml:space="preserve"> </w:t>
+      </w:r>
+      <w:r>
+        <w:rPr>
+          <w:i/>
+          <w:iCs/>
+        </w:rPr>
+        <w:t xml:space="preserve">J. Med. Chem.</w:t>
+      </w:r>
+      <w:r>
+        <w:t xml:space="preserve"> </w:t>
+      </w:r>
+      <w:r>
+        <w:t xml:space="preserve">50: 5773–79.</w:t>
+      </w:r>
+      <w:r>
+        <w:t xml:space="preserve"> </w:t>
+      </w:r>
+      <w:hyperlink r:id="rId87">
+        <w:r>
+          <w:rPr>
+            <w:rStyle w:val="Hyperlink"/>
+          </w:rPr>
+          <w:t xml:space="preserve">https://doi.org/10.1021/jm070562u</w:t>
+        </w:r>
+      </w:hyperlink>
+      <w:r>
+        <w:t xml:space="preserve">.</w:t>
+      </w:r>
+    </w:p>
+    <w:bookmarkEnd w:id="88"/>
+    <w:bookmarkStart w:id="90" w:name="ref-NumPy"/>
+    <w:p>
+      <w:pPr>
+        <w:pStyle w:val="Bibliography"/>
+      </w:pPr>
+      <w:r>
+        <w:t xml:space="preserve">Harris, Charles R., K. Jarrod Millman, Stéfan J. van der Walt, and et al.</w:t>
+      </w:r>
+      <w:r>
+        <w:t xml:space="preserve"> 2020.</w:t>
+      </w:r>
+      <w:r>
+        <w:t xml:space="preserve"> </w:t>
+      </w:r>
+      <w:r>
+        <w:t xml:space="preserve">“Array Programming with</w:t>
+      </w:r>
+      <w:r>
+        <w:t xml:space="preserve"> </w:t>
+      </w:r>
+      <w:r>
+        <w:t xml:space="preserve">NumPy</w:t>
+      </w:r>
+      <w:r>
+        <w:t xml:space="preserve">.”</w:t>
+      </w:r>
+      <w:r>
+        <w:t xml:space="preserve"> </w:t>
+      </w:r>
+      <w:r>
+        <w:rPr>
+          <w:i/>
+          <w:iCs/>
+        </w:rPr>
+        <w:t xml:space="preserve">Nature</w:t>
+      </w:r>
+      <w:r>
+        <w:t xml:space="preserve"> </w:t>
+      </w:r>
+      <w:r>
+        <w:t xml:space="preserve">585: 357–62.</w:t>
+      </w:r>
+      <w:r>
+        <w:t xml:space="preserve"> </w:t>
+      </w:r>
+      <w:hyperlink r:id="rId89">
+        <w:r>
+          <w:rPr>
+            <w:rStyle w:val="Hyperlink"/>
+          </w:rPr>
+          <w:t xml:space="preserve">https://doi.org/10.1038/s41586-020-2649-2</w:t>
+        </w:r>
+      </w:hyperlink>
+      <w:r>
+        <w:t xml:space="preserve">.</w:t>
+      </w:r>
+    </w:p>
+    <w:bookmarkEnd w:id="90"/>
+    <w:bookmarkStart w:id="92" w:name="ref-Karaman2008"/>
+    <w:p>
+      <w:pPr>
+        <w:pStyle w:val="Bibliography"/>
+      </w:pPr>
+      <w:r>
+        <w:t xml:space="preserve">Karaman, Mazen W., Sanna Herrgard, Daniel K. Treiber, and et al.</w:t>
+      </w:r>
+      <w:r>
+        <w:t xml:space="preserve"> 2008.</w:t>
+      </w:r>
+      <w:r>
+        <w:t xml:space="preserve"> </w:t>
+      </w:r>
+      <w:r>
+        <w:t xml:space="preserve">“A Quantitative Analysis of Kinase Inhibitor Selectivity.”</w:t>
+      </w:r>
+      <w:r>
+        <w:t xml:space="preserve"> </w:t>
+      </w:r>
+      <w:r>
+        <w:rPr>
+          <w:i/>
+          <w:iCs/>
+        </w:rPr>
+        <w:t xml:space="preserve">Nat. Biotechnol.</w:t>
+      </w:r>
+      <w:r>
+        <w:t xml:space="preserve"> </w:t>
+      </w:r>
+      <w:r>
+        <w:t xml:space="preserve">26: 127–32.</w:t>
+      </w:r>
+      <w:r>
+        <w:t xml:space="preserve"> </w:t>
+      </w:r>
+      <w:hyperlink r:id="rId91">
+        <w:r>
+          <w:rPr>
+            <w:rStyle w:val="Hyperlink"/>
+          </w:rPr>
+          <w:t xml:space="preserve">https://doi.org/10.1038/nbt1358</w:t>
+        </w:r>
+      </w:hyperlink>
+      <w:r>
+        <w:t xml:space="preserve">.</w:t>
+      </w:r>
+    </w:p>
+    <w:bookmarkEnd w:id="92"/>
+    <w:bookmarkStart w:id="93" w:name="ref-Khinchin1957"/>
+    <w:p>
+      <w:pPr>
+        <w:pStyle w:val="Bibliography"/>
+      </w:pPr>
+      <w:r>
+        <w:t xml:space="preserve">Khinchin, Aleksandr Ya. 1957.</w:t>
+      </w:r>
+      <w:r>
+        <w:t xml:space="preserve"> </w:t>
+      </w:r>
+      <w:r>
+        <w:rPr>
+          <w:i/>
+          <w:iCs/>
+        </w:rPr>
+        <w:t xml:space="preserve">Mathematical Foundations of Information Theory</w:t>
+      </w:r>
+      <w:r>
+        <w:t xml:space="preserve">. Dover.</w:t>
+      </w:r>
+    </w:p>
+    <w:bookmarkEnd w:id="93"/>
+    <w:bookmarkStart w:id="94" w:name="ref-Klaeger2017"/>
+    <w:p>
+      <w:pPr>
+        <w:pStyle w:val="Bibliography"/>
+      </w:pPr>
+      <w:r>
+        <w:t xml:space="preserve">Klaeger, Susan, Stephanie Heinzlmeir, Mathias Wilhelm, and et al.</w:t>
+      </w:r>
+      <w:r>
+        <w:t xml:space="preserve"> 2017.</w:t>
+      </w:r>
+      <w:r>
+        <w:t xml:space="preserve"> </w:t>
+      </w:r>
+      <w:r>
+        <w:t xml:space="preserve">“The Target Landscape of Clinical Kinase Drugs.”</w:t>
+      </w:r>
+      <w:r>
+        <w:t xml:space="preserve"> </w:t>
+      </w:r>
+      <w:r>
+        <w:rPr>
+          <w:i/>
+          <w:iCs/>
+        </w:rPr>
+        <w:t xml:space="preserve">Science</w:t>
+      </w:r>
+      <w:r>
+        <w:t xml:space="preserve"> </w:t>
+      </w:r>
+      <w:r>
+        <w:t xml:space="preserve">358: eaan4368.</w:t>
+      </w:r>
+      <w:r>
+        <w:t xml:space="preserve"> </w:t>
+      </w:r>
+      <w:hyperlink r:id="rId68">
+        <w:r>
+          <w:rPr>
+            <w:rStyle w:val="Hyperlink"/>
+          </w:rPr>
+          <w:t xml:space="preserve">https://doi.org/10.1126/science.aan4368</w:t>
+        </w:r>
+      </w:hyperlink>
+      <w:r>
+        <w:t xml:space="preserve">.</w:t>
+      </w:r>
+    </w:p>
+    <w:bookmarkEnd w:id="94"/>
+    <w:bookmarkStart w:id="96" w:name="ref-Manning2002"/>
+    <w:p>
+      <w:pPr>
+        <w:pStyle w:val="Bibliography"/>
+      </w:pPr>
+      <w:r>
+        <w:t xml:space="preserve">Manning, Gerard, David B. Whyte, Ricardo Martinez, Tony Hunter, and Sucha Sudarsanam. 2002.</w:t>
+      </w:r>
+      <w:r>
+        <w:t xml:space="preserve"> </w:t>
+      </w:r>
+      <w:r>
+        <w:t xml:space="preserve">“The Protein Kinase Complement of the Human Genome.”</w:t>
+      </w:r>
+      <w:r>
+        <w:t xml:space="preserve"> </w:t>
+      </w:r>
+      <w:r>
+        <w:rPr>
+          <w:i/>
+          <w:iCs/>
+        </w:rPr>
+        <w:t xml:space="preserve">Science</w:t>
+      </w:r>
+      <w:r>
+        <w:t xml:space="preserve"> </w:t>
+      </w:r>
+      <w:r>
+        <w:t xml:space="preserve">298: 1912–34.</w:t>
+      </w:r>
+      <w:r>
+        <w:t xml:space="preserve"> </w:t>
+      </w:r>
+      <w:hyperlink r:id="rId95">
+        <w:r>
+          <w:rPr>
+            <w:rStyle w:val="Hyperlink"/>
+          </w:rPr>
+          <w:t xml:space="preserve">https://doi.org/10.1126/science.1075762</w:t>
+        </w:r>
+      </w:hyperlink>
+      <w:r>
+        <w:t xml:space="preserve">.</w:t>
+      </w:r>
+    </w:p>
+    <w:bookmarkEnd w:id="96"/>
+    <w:bookmarkStart w:id="98" w:name="ref-pandas"/>
+    <w:p>
+      <w:pPr>
+        <w:pStyle w:val="Bibliography"/>
+      </w:pPr>
+      <w:r>
+        <w:t xml:space="preserve">McKinney, Wes. 2010.</w:t>
+      </w:r>
+      <w:r>
+        <w:t xml:space="preserve"> </w:t>
+      </w:r>
+      <w:r>
+        <w:t xml:space="preserve">“Data Structures for Statistical Computing in</w:t>
+      </w:r>
+      <w:r>
+        <w:t xml:space="preserve"> </w:t>
+      </w:r>
+      <w:r>
+        <w:t xml:space="preserve">Python</w:t>
+      </w:r>
+      <w:r>
+        <w:t xml:space="preserve">.”</w:t>
+      </w:r>
+      <w:r>
+        <w:t xml:space="preserve"> </w:t>
+      </w:r>
+      <w:r>
+        <w:rPr>
+          <w:i/>
+          <w:iCs/>
+        </w:rPr>
+        <w:t xml:space="preserve">Proceedings of the 9th Python in Science Conference</w:t>
+      </w:r>
+      <w:r>
+        <w:t xml:space="preserve">, 56–61.</w:t>
+      </w:r>
+      <w:r>
+        <w:t xml:space="preserve"> </w:t>
+      </w:r>
+      <w:hyperlink r:id="rId97">
+        <w:r>
+          <w:rPr>
+            <w:rStyle w:val="Hyperlink"/>
+          </w:rPr>
+          <w:t xml:space="preserve">https://doi.org/10.25080/Majora-92bf1922-00a</w:t>
+        </w:r>
+      </w:hyperlink>
+      <w:r>
+        <w:t xml:space="preserve">.</w:t>
+      </w:r>
+    </w:p>
+    <w:bookmarkEnd w:id="98"/>
+    <w:bookmarkStart w:id="99" w:name="ref-Metz2011"/>
+    <w:p>
+      <w:pPr>
+        <w:pStyle w:val="Bibliography"/>
+      </w:pPr>
+      <w:r>
+        <w:t xml:space="preserve">Metz, James T., Eric F. Johnson, Niru B. Soni, Philip J. Merta, Lemma Kifle, and Philip J. Hajduk. 2011.</w:t>
+      </w:r>
+      <w:r>
+        <w:t xml:space="preserve"> </w:t>
+      </w:r>
+      <w:r>
+        <w:t xml:space="preserve">“Navigating the Kinome.”</w:t>
+      </w:r>
+      <w:r>
+        <w:t xml:space="preserve"> </w:t>
+      </w:r>
+      <w:r>
+        <w:rPr>
+          <w:i/>
+          <w:iCs/>
+        </w:rPr>
+        <w:t xml:space="preserve">Nat. Chem. Biol.</w:t>
+      </w:r>
+      <w:r>
+        <w:t xml:space="preserve"> </w:t>
+      </w:r>
+      <w:r>
+        <w:t xml:space="preserve">7: 200–202.</w:t>
+      </w:r>
+      <w:r>
+        <w:t xml:space="preserve"> </w:t>
+      </w:r>
+      <w:hyperlink r:id="rId70">
+        <w:r>
+          <w:rPr>
+            <w:rStyle w:val="Hyperlink"/>
+          </w:rPr>
+          <w:t xml:space="preserve">https://doi.org/10.1038/nchembio.530</w:t>
+        </w:r>
+      </w:hyperlink>
+      <w:r>
+        <w:t xml:space="preserve">.</w:t>
+      </w:r>
+    </w:p>
+    <w:bookmarkEnd w:id="99"/>
+    <w:bookmarkStart w:id="101" w:name="ref-Bajorath2018"/>
+    <w:p>
+      <w:pPr>
+        <w:pStyle w:val="Bibliography"/>
+      </w:pPr>
+      <w:r>
+        <w:t xml:space="preserve">Miljkovic, Filip, and Jürgen Bajorath. 2018.</w:t>
+      </w:r>
+      <w:r>
+        <w:t xml:space="preserve"> </w:t>
+      </w:r>
+      <w:r>
+        <w:t xml:space="preserve">“Reconciling Selectivity Trends from a Comprehensive Kinase Inhibitor Profiling Campaign with Known Activity Data.”</w:t>
+      </w:r>
+      <w:r>
+        <w:t xml:space="preserve"> </w:t>
+      </w:r>
+      <w:r>
+        <w:rPr>
+          <w:i/>
+          <w:iCs/>
+        </w:rPr>
+        <w:t xml:space="preserve">ACS Omega</w:t>
+      </w:r>
+      <w:r>
+        <w:t xml:space="preserve"> </w:t>
+      </w:r>
+      <w:r>
+        <w:t xml:space="preserve">3: 17196–206.</w:t>
+      </w:r>
+      <w:r>
+        <w:t xml:space="preserve"> </w:t>
+      </w:r>
+      <w:hyperlink r:id="rId100">
+        <w:r>
+          <w:rPr>
+            <w:rStyle w:val="Hyperlink"/>
+          </w:rPr>
+          <w:t xml:space="preserve">https://doi.org/10.1021/acsomega.8b00243</w:t>
+        </w:r>
+      </w:hyperlink>
+      <w:r>
+        <w:t xml:space="preserve">.</w:t>
+      </w:r>
+    </w:p>
+    <w:bookmarkEnd w:id="101"/>
+    <w:bookmarkStart w:id="103" w:name="ref-DeepDTA"/>
+    <w:p>
+      <w:pPr>
+        <w:pStyle w:val="Bibliography"/>
+      </w:pPr>
+      <w:r>
+        <w:t xml:space="preserve">Öztürk, Hakime, Arzucan Özgür, and Elif Ozkirimli. 2018.</w:t>
+      </w:r>
+      <w:r>
+        <w:t xml:space="preserve"> </w:t>
+      </w:r>
+      <w:r>
+        <w:t xml:space="preserve">“</w:t>
+      </w:r>
+      <w:r>
+        <w:t xml:space="preserve">DeepDTA</w:t>
+      </w:r>
+      <w:r>
+        <w:t xml:space="preserve">: Deep Drug–Target Binding Affinity Prediction.”</w:t>
+      </w:r>
+      <w:r>
+        <w:t xml:space="preserve"> </w:t>
+      </w:r>
+      <w:r>
+        <w:rPr>
+          <w:i/>
+          <w:iCs/>
+        </w:rPr>
+        <w:t xml:space="preserve">Bioinformatics</w:t>
+      </w:r>
+      <w:r>
+        <w:t xml:space="preserve"> </w:t>
+      </w:r>
+      <w:r>
+        <w:t xml:space="preserve">34: i821–29.</w:t>
+      </w:r>
+      <w:r>
+        <w:t xml:space="preserve"> </w:t>
+      </w:r>
+      <w:hyperlink r:id="rId102">
+        <w:r>
+          <w:rPr>
+            <w:rStyle w:val="Hyperlink"/>
+          </w:rPr>
+          <w:t xml:space="preserve">https://doi.org/10.1093/bioinformatics/bty593</w:t>
+        </w:r>
+      </w:hyperlink>
+      <w:r>
+        <w:t xml:space="preserve">.</w:t>
+      </w:r>
+    </w:p>
+    <w:bookmarkEnd w:id="103"/>
+    <w:bookmarkStart w:id="105" w:name="ref-Patricelli2011"/>
+    <w:p>
+      <w:pPr>
+        <w:pStyle w:val="Bibliography"/>
+      </w:pPr>
+      <w:r>
+        <w:t xml:space="preserve">Patricelli, Matthew P., Tyzoon K. Nomanbhoy, Jiangyue Wu, et al. 2011.</w:t>
+      </w:r>
+      <w:r>
+        <w:t xml:space="preserve"> </w:t>
+      </w:r>
+      <w:r>
+        <w:t xml:space="preserve">“In Situ Kinase Profiling Reveals Functionally Relevant Properties of Native Kinases.”</w:t>
+      </w:r>
+      <w:r>
+        <w:t xml:space="preserve"> </w:t>
+      </w:r>
+      <w:r>
+        <w:rPr>
+          <w:i/>
+          <w:iCs/>
+        </w:rPr>
+        <w:t xml:space="preserve">Chem. Biol.</w:t>
+      </w:r>
+      <w:r>
+        <w:t xml:space="preserve"> </w:t>
+      </w:r>
+      <w:r>
+        <w:t xml:space="preserve">18: 699–710.</w:t>
+      </w:r>
+      <w:r>
+        <w:t xml:space="preserve"> </w:t>
+      </w:r>
+      <w:hyperlink r:id="rId104">
+        <w:r>
+          <w:rPr>
+            <w:rStyle w:val="Hyperlink"/>
+          </w:rPr>
+          <w:t xml:space="preserve">https://doi.org/10.1016/j.chembiol.2011.04.011</w:t>
+        </w:r>
+      </w:hyperlink>
+      <w:r>
+        <w:t xml:space="preserve">.</w:t>
+      </w:r>
+    </w:p>
+    <w:bookmarkEnd w:id="105"/>
+    <w:bookmarkStart w:id="107" w:name="ref-Roskoski2024"/>
+    <w:p>
+      <w:pPr>
+        <w:pStyle w:val="Bibliography"/>
+      </w:pPr>
+      <w:r>
+        <w:t xml:space="preserve">Roskoski, Robert. 2024.</w:t>
+      </w:r>
+      <w:r>
+        <w:t xml:space="preserve"> </w:t>
+      </w:r>
+      <w:r>
+        <w:t xml:space="preserve">“Properties of</w:t>
+      </w:r>
+      <w:r>
+        <w:t xml:space="preserve"> </w:t>
+      </w:r>
+      <w:r>
+        <w:t xml:space="preserve">FDA</w:t>
+      </w:r>
+      <w:r>
+        <w:t xml:space="preserve">-Approved Small Molecule Protein Kinase Inhibitors: A 2024 Update.”</w:t>
       </w:r>
       <w:r>
         <w:t xml:space="preserve"> </w:t>
@@ -16139,14 +17645,37 @@
         <w:t xml:space="preserve"> </w:t>
       </w:r>
       <w:r>
-        <w:rPr>
-          <w:b/>
-          <w:bCs/>
-        </w:rPr>
-        <w:t xml:space="preserve">2024</w:t>
-      </w:r>
-      <w:r>
-        <w:t xml:space="preserve">,</w:t>
+        <w:t xml:space="preserve">200: 107059.</w:t>
+      </w:r>
+      <w:r>
+        <w:t xml:space="preserve"> </w:t>
+      </w:r>
+      <w:hyperlink r:id="rId106">
+        <w:r>
+          <w:rPr>
+            <w:rStyle w:val="Hyperlink"/>
+          </w:rPr>
+          <w:t xml:space="preserve">https://doi.org/10.1016/j.phrs.2024.107059</w:t>
+        </w:r>
+      </w:hyperlink>
+      <w:r>
+        <w:t xml:space="preserve">.</w:t>
+      </w:r>
+    </w:p>
+    <w:bookmarkEnd w:id="107"/>
+    <w:bookmarkStart w:id="109" w:name="ref-Shannon1948"/>
+    <w:p>
+      <w:pPr>
+        <w:pStyle w:val="Bibliography"/>
+      </w:pPr>
+      <w:r>
+        <w:t xml:space="preserve">Shannon, Claude E. 1948.</w:t>
+      </w:r>
+      <w:r>
+        <w:t xml:space="preserve"> </w:t>
+      </w:r>
+      <w:r>
+        <w:t xml:space="preserve">“A Mathematical Theory of Communication.”</w:t>
       </w:r>
       <w:r>
         <w:t xml:space="preserve"> </w:t>
@@ -16156,265 +17685,89 @@
           <w:i/>
           <w:iCs/>
         </w:rPr>
-        <w:t xml:space="preserve">200</w:t>
-      </w:r>
-      <w:r>
-        <w:t xml:space="preserve">, 107059.</w:t>
+        <w:t xml:space="preserve">Bell Syst. Tech. J.</w:t>
+      </w:r>
+      <w:r>
+        <w:t xml:space="preserve"> </w:t>
+      </w:r>
+      <w:r>
+        <w:t xml:space="preserve">27: 379–423.</w:t>
+      </w:r>
+      <w:r>
+        <w:t xml:space="preserve"> </w:t>
+      </w:r>
+      <w:hyperlink r:id="rId108">
+        <w:r>
+          <w:rPr>
+            <w:rStyle w:val="Hyperlink"/>
+          </w:rPr>
+          <w:t xml:space="preserve">https://doi.org/10.1002/j.1538-7305.1948.tb01338.x</w:t>
+        </w:r>
+      </w:hyperlink>
+      <w:r>
+        <w:t xml:space="preserve">.</w:t>
       </w:r>
     </w:p>
-    <w:bookmarkEnd w:id="68"/>
-    <w:bookmarkStart w:id="70" w:name="ref-Manning2002"/>
+    <w:bookmarkEnd w:id="109"/>
+    <w:bookmarkStart w:id="111" w:name="ref-Singleton2022"/>
     <w:p>
       <w:pPr>
         <w:pStyle w:val="Bibliography"/>
       </w:pPr>
       <w:r>
-        <w:t xml:space="preserve">[2]</w:t>
-      </w:r>
-      <w:r>
-        <w:t xml:space="preserve"> </w:t>
-      </w:r>
-      <w:r>
-        <w:t xml:space="preserve">	</w:t>
-      </w:r>
-      <w:r>
-        <w:t xml:space="preserve">G. Manning, D. B. Whyte, R. Martinez, T. Hunter, S. Sudarsanam,</w:t>
-      </w:r>
-      <w:r>
-        <w:t xml:space="preserve"> </w:t>
-      </w:r>
-      <w:r>
-        <w:t xml:space="preserve">“</w:t>
-      </w:r>
-      <w:hyperlink r:id="rId69">
+        <w:t xml:space="preserve">Singleton, Joseph, and Richard Booth. 2022.</w:t>
+      </w:r>
+      <w:r>
+        <w:t xml:space="preserve"> </w:t>
+      </w:r>
+      <w:r>
+        <w:t xml:space="preserve">“Towards an Axiomatic Approach to Truth Discovery.”</w:t>
+      </w:r>
+      <w:r>
+        <w:t xml:space="preserve"> </w:t>
+      </w:r>
+      <w:r>
+        <w:rPr>
+          <w:i/>
+          <w:iCs/>
+        </w:rPr>
+        <w:t xml:space="preserve">Auton. Agents Multi-Agent Syst.</w:t>
+      </w:r>
+      <w:r>
+        <w:t xml:space="preserve"> </w:t>
+      </w:r>
+      <w:r>
+        <w:t xml:space="preserve">36: 43.</w:t>
+      </w:r>
+      <w:r>
+        <w:t xml:space="preserve"> </w:t>
+      </w:r>
+      <w:hyperlink r:id="rId110">
         <w:r>
           <w:rPr>
             <w:rStyle w:val="Hyperlink"/>
           </w:rPr>
-          <w:t xml:space="preserve">The protein kinase complement of the human genome</w:t>
+          <w:t xml:space="preserve">https://doi.org/10.1007/s10458-022-09569-3</w:t>
         </w:r>
       </w:hyperlink>
       <w:r>
-        <w:t xml:space="preserve">”</w:t>
-      </w:r>
-      <w:r>
-        <w:t xml:space="preserve"> </w:t>
-      </w:r>
-      <w:r>
-        <w:rPr>
-          <w:i/>
-          <w:iCs/>
-        </w:rPr>
-        <w:t xml:space="preserve">Science</w:t>
-      </w:r>
-      <w:r>
-        <w:t xml:space="preserve"> </w:t>
-      </w:r>
-      <w:r>
-        <w:rPr>
-          <w:b/>
-          <w:bCs/>
-        </w:rPr>
-        <w:t xml:space="preserve">2002</w:t>
-      </w:r>
-      <w:r>
-        <w:t xml:space="preserve">,</w:t>
-      </w:r>
-      <w:r>
-        <w:t xml:space="preserve"> </w:t>
-      </w:r>
-      <w:r>
-        <w:rPr>
-          <w:i/>
-          <w:iCs/>
-        </w:rPr>
-        <w:t xml:space="preserve">298</w:t>
-      </w:r>
-      <w:r>
-        <w:t xml:space="preserve">, 1912–1934.</w:t>
+        <w:t xml:space="preserve">.</w:t>
       </w:r>
     </w:p>
-    <w:bookmarkEnd w:id="70"/>
-    <w:bookmarkStart w:id="72" w:name="ref-Bhullar2018"/>
+    <w:bookmarkEnd w:id="111"/>
+    <w:bookmarkStart w:id="113" w:name="ref-Uitdehaag2011"/>
     <w:p>
       <w:pPr>
         <w:pStyle w:val="Bibliography"/>
       </w:pPr>
       <w:r>
-        <w:t xml:space="preserve">[3]</w:t>
-      </w:r>
-      <w:r>
-        <w:t xml:space="preserve"> </w:t>
-      </w:r>
-      <w:r>
-        <w:t xml:space="preserve">	</w:t>
-      </w:r>
-      <w:r>
-        <w:t xml:space="preserve">K. S. Bhullar, N. O. Lagarón, E. M. McGowan, I. Parmar, A. Jha, B. P. Hubbard, H. P. V. Rupasinghe,</w:t>
-      </w:r>
-      <w:r>
-        <w:t xml:space="preserve"> </w:t>
-      </w:r>
-      <w:r>
-        <w:t xml:space="preserve">“</w:t>
-      </w:r>
-      <w:hyperlink r:id="rId71">
-        <w:r>
-          <w:rPr>
-            <w:rStyle w:val="Hyperlink"/>
-          </w:rPr>
-          <w:t xml:space="preserve">Kinase-targeted cancer therapies: Progress, challenges and future directions</w:t>
-        </w:r>
-      </w:hyperlink>
-      <w:r>
-        <w:t xml:space="preserve">”</w:t>
-      </w:r>
-      <w:r>
-        <w:t xml:space="preserve"> </w:t>
-      </w:r>
-      <w:r>
-        <w:rPr>
-          <w:i/>
-          <w:iCs/>
-        </w:rPr>
-        <w:t xml:space="preserve">Mol. Cancer</w:t>
-      </w:r>
-      <w:r>
-        <w:t xml:space="preserve"> </w:t>
-      </w:r>
-      <w:r>
-        <w:rPr>
-          <w:b/>
-          <w:bCs/>
-        </w:rPr>
-        <w:t xml:space="preserve">2018</w:t>
-      </w:r>
-      <w:r>
-        <w:t xml:space="preserve">,</w:t>
-      </w:r>
-      <w:r>
-        <w:t xml:space="preserve"> </w:t>
-      </w:r>
-      <w:r>
-        <w:rPr>
-          <w:i/>
-          <w:iCs/>
-        </w:rPr>
-        <w:t xml:space="preserve">17</w:t>
-      </w:r>
-      <w:r>
-        <w:t xml:space="preserve">, 48.</w:t>
-      </w:r>
-    </w:p>
-    <w:bookmarkEnd w:id="72"/>
-    <w:bookmarkStart w:id="74" w:name="ref-Karaman2008"/>
-    <w:p>
-      <w:pPr>
-        <w:pStyle w:val="Bibliography"/>
-      </w:pPr>
-      <w:r>
-        <w:t xml:space="preserve">[4]</w:t>
-      </w:r>
-      <w:r>
-        <w:t xml:space="preserve"> </w:t>
-      </w:r>
-      <w:r>
-        <w:t xml:space="preserve">	</w:t>
-      </w:r>
-      <w:r>
-        <w:t xml:space="preserve">M. W. Karaman, S. Herrgard, D. K. Treiber, et al.</w:t>
-      </w:r>
-      <w:r>
-        <w:t xml:space="preserve">,</w:t>
-      </w:r>
-      <w:r>
-        <w:t xml:space="preserve"> </w:t>
-      </w:r>
-      <w:r>
-        <w:t xml:space="preserve">“</w:t>
-      </w:r>
-      <w:hyperlink r:id="rId73">
-        <w:r>
-          <w:rPr>
-            <w:rStyle w:val="Hyperlink"/>
-          </w:rPr>
-          <w:t xml:space="preserve">A quantitative analysis of kinase inhibitor selectivity</w:t>
-        </w:r>
-      </w:hyperlink>
-      <w:r>
-        <w:t xml:space="preserve">”</w:t>
-      </w:r>
-      <w:r>
-        <w:t xml:space="preserve"> </w:t>
-      </w:r>
-      <w:r>
-        <w:rPr>
-          <w:i/>
-          <w:iCs/>
-        </w:rPr>
-        <w:t xml:space="preserve">Nat. Biotechnol.</w:t>
-      </w:r>
-      <w:r>
-        <w:t xml:space="preserve"> </w:t>
-      </w:r>
-      <w:r>
-        <w:rPr>
-          <w:b/>
-          <w:bCs/>
-        </w:rPr>
-        <w:t xml:space="preserve">2008</w:t>
-      </w:r>
-      <w:r>
-        <w:t xml:space="preserve">,</w:t>
-      </w:r>
-      <w:r>
-        <w:t xml:space="preserve"> </w:t>
-      </w:r>
-      <w:r>
-        <w:rPr>
-          <w:i/>
-          <w:iCs/>
-        </w:rPr>
-        <w:t xml:space="preserve">26</w:t>
-      </w:r>
-      <w:r>
-        <w:t xml:space="preserve">, 127–132.</w:t>
-      </w:r>
-    </w:p>
-    <w:bookmarkEnd w:id="74"/>
-    <w:bookmarkStart w:id="76" w:name="ref-Uitdehaag2011"/>
-    <w:p>
-      <w:pPr>
-        <w:pStyle w:val="Bibliography"/>
-      </w:pPr>
-      <w:r>
-        <w:t xml:space="preserve">[5]</w:t>
-      </w:r>
-      <w:r>
-        <w:t xml:space="preserve"> </w:t>
-      </w:r>
-      <w:r>
-        <w:t xml:space="preserve">	</w:t>
-      </w:r>
-      <w:r>
-        <w:t xml:space="preserve">J. C. M. Uitdehaag, G. J. R. Zaman,</w:t>
-      </w:r>
-      <w:r>
-        <w:t xml:space="preserve"> </w:t>
-      </w:r>
-      <w:r>
-        <w:t xml:space="preserve">“</w:t>
-      </w:r>
-      <w:hyperlink r:id="rId75">
-        <w:r>
-          <w:rPr>
-            <w:rStyle w:val="Hyperlink"/>
-          </w:rPr>
-          <w:t xml:space="preserve">A theoretical entropy score as a single value to express inhibitor selectivity</w:t>
-        </w:r>
-      </w:hyperlink>
-      <w:r>
-        <w:t xml:space="preserve">”</w:t>
+        <w:t xml:space="preserve">Uitdehaag, Joost C. M., and Gerard J. R. Zaman. 2011.</w:t>
+      </w:r>
+      <w:r>
+        <w:t xml:space="preserve"> </w:t>
+      </w:r>
+      <w:r>
+        <w:t xml:space="preserve">“A Theoretical Entropy Score as a Single Value to Express Inhibitor Selectivity.”</w:t>
       </w:r>
       <w:r>
         <w:t xml:space="preserve"> </w:t>
@@ -16430,14 +17783,40 @@
         <w:t xml:space="preserve"> </w:t>
       </w:r>
       <w:r>
-        <w:rPr>
-          <w:b/>
-          <w:bCs/>
-        </w:rPr>
-        <w:t xml:space="preserve">2011</w:t>
-      </w:r>
-      <w:r>
-        <w:t xml:space="preserve">,</w:t>
+        <w:t xml:space="preserve">12: 94.</w:t>
+      </w:r>
+      <w:r>
+        <w:t xml:space="preserve"> </w:t>
+      </w:r>
+      <w:hyperlink r:id="rId112">
+        <w:r>
+          <w:rPr>
+            <w:rStyle w:val="Hyperlink"/>
+          </w:rPr>
+          <w:t xml:space="preserve">https://doi.org/10.1186/1471-2105-12-94</w:t>
+        </w:r>
+      </w:hyperlink>
+      <w:r>
+        <w:t xml:space="preserve">.</w:t>
+      </w:r>
+    </w:p>
+    <w:bookmarkEnd w:id="113"/>
+    <w:bookmarkStart w:id="115" w:name="ref-IUPAC2001"/>
+    <w:p>
+      <w:pPr>
+        <w:pStyle w:val="Bibliography"/>
+      </w:pPr>
+      <w:r>
+        <w:t xml:space="preserve">Vessman, Jörgen, Raluca I. Stefan, Jacobus F. van Staden, and et al.</w:t>
+      </w:r>
+      <w:r>
+        <w:t xml:space="preserve"> 2001.</w:t>
+      </w:r>
+      <w:r>
+        <w:t xml:space="preserve"> </w:t>
+      </w:r>
+      <w:r>
+        <w:t xml:space="preserve">“Selectivity in Analytical Chemistry.”</w:t>
       </w:r>
       <w:r>
         <w:t xml:space="preserve"> </w:t>
@@ -16447,29 +17826,40 @@
           <w:i/>
           <w:iCs/>
         </w:rPr>
-        <w:t xml:space="preserve">12</w:t>
-      </w:r>
-      <w:r>
-        <w:t xml:space="preserve">, 94.</w:t>
+        <w:t xml:space="preserve">Pure Appl. Chem.</w:t>
+      </w:r>
+      <w:r>
+        <w:t xml:space="preserve"> </w:t>
+      </w:r>
+      <w:r>
+        <w:t xml:space="preserve">73: 1381–86.</w:t>
+      </w:r>
+      <w:r>
+        <w:t xml:space="preserve"> </w:t>
+      </w:r>
+      <w:hyperlink r:id="rId114">
+        <w:r>
+          <w:rPr>
+            <w:rStyle w:val="Hyperlink"/>
+          </w:rPr>
+          <w:t xml:space="preserve">https://doi.org/10.1351/pac200173081381</w:t>
+        </w:r>
+      </w:hyperlink>
+      <w:r>
+        <w:t xml:space="preserve">.</w:t>
       </w:r>
     </w:p>
-    <w:bookmarkEnd w:id="76"/>
-    <w:bookmarkStart w:id="78" w:name="ref-Graczyk2010"/>
+    <w:bookmarkEnd w:id="115"/>
+    <w:bookmarkStart w:id="117" w:name="ref-SciPy"/>
     <w:p>
       <w:pPr>
         <w:pStyle w:val="Bibliography"/>
       </w:pPr>
       <w:r>
-        <w:t xml:space="preserve">[6]</w:t>
-      </w:r>
-      <w:r>
-        <w:t xml:space="preserve"> </w:t>
-      </w:r>
-      <w:r>
-        <w:t xml:space="preserve">	</w:t>
-      </w:r>
-      <w:r>
-        <w:t xml:space="preserve">P. P. Graczyk,</w:t>
+        <w:t xml:space="preserve">Virtanen, Pauli, Ralf Gommers, Travis E. Oliphant, and et al.</w:t>
+      </w:r>
+      <w:r>
+        <w:t xml:space="preserve"> 2020.</w:t>
       </w:r>
       <w:r>
         <w:t xml:space="preserve"> </w:t>
@@ -16477,1241 +17867,23 @@
       <w:r>
         <w:t xml:space="preserve">“</w:t>
       </w:r>
-      <w:hyperlink r:id="rId77">
-        <w:r>
-          <w:rPr>
-            <w:rStyle w:val="Hyperlink"/>
-          </w:rPr>
-          <w:t xml:space="preserve">Gini coefficient: A new way to express selectivity of kinase inhibitors against a family of kinases</w:t>
-        </w:r>
-      </w:hyperlink>
-      <w:r>
-        <w:t xml:space="preserve">”</w:t>
-      </w:r>
-      <w:r>
-        <w:t xml:space="preserve"> </w:t>
-      </w:r>
-      <w:r>
-        <w:rPr>
-          <w:i/>
-          <w:iCs/>
-        </w:rPr>
-        <w:t xml:space="preserve">J. Med. Chem.</w:t>
-      </w:r>
-      <w:r>
-        <w:t xml:space="preserve"> </w:t>
-      </w:r>
-      <w:r>
-        <w:rPr>
-          <w:b/>
-          <w:bCs/>
-        </w:rPr>
-        <w:t xml:space="preserve">2007</w:t>
-      </w:r>
-      <w:r>
-        <w:t xml:space="preserve">,</w:t>
-      </w:r>
-      <w:r>
-        <w:t xml:space="preserve"> </w:t>
-      </w:r>
-      <w:r>
-        <w:rPr>
-          <w:i/>
-          <w:iCs/>
-        </w:rPr>
-        <w:t xml:space="preserve">50</w:t>
-      </w:r>
-      <w:r>
-        <w:t xml:space="preserve">, 5773–5779.</w:t>
-      </w:r>
-    </w:p>
-    <w:bookmarkEnd w:id="78"/>
-    <w:bookmarkStart w:id="79" w:name="ref-Klaeger2017"/>
-    <w:p>
-      <w:pPr>
-        <w:pStyle w:val="Bibliography"/>
-      </w:pPr>
-      <w:r>
-        <w:t xml:space="preserve">[7]</w:t>
-      </w:r>
-      <w:r>
-        <w:t xml:space="preserve"> </w:t>
-      </w:r>
-      <w:r>
-        <w:t xml:space="preserve">	</w:t>
-      </w:r>
-      <w:r>
-        <w:t xml:space="preserve">S. Klaeger, S. Heinzlmeir, M. Wilhelm, et al.</w:t>
-      </w:r>
-      <w:r>
-        <w:t xml:space="preserve">,</w:t>
-      </w:r>
-      <w:r>
-        <w:t xml:space="preserve"> </w:t>
-      </w:r>
-      <w:r>
-        <w:t xml:space="preserve">“</w:t>
-      </w:r>
-      <w:hyperlink r:id="rId59">
-        <w:r>
-          <w:rPr>
-            <w:rStyle w:val="Hyperlink"/>
-          </w:rPr>
-          <w:t xml:space="preserve">The target landscape of clinical kinase drugs</w:t>
-        </w:r>
-      </w:hyperlink>
-      <w:r>
-        <w:t xml:space="preserve">”</w:t>
-      </w:r>
-      <w:r>
-        <w:t xml:space="preserve"> </w:t>
-      </w:r>
-      <w:r>
-        <w:rPr>
-          <w:i/>
-          <w:iCs/>
-        </w:rPr>
-        <w:t xml:space="preserve">Science</w:t>
-      </w:r>
-      <w:r>
-        <w:t xml:space="preserve"> </w:t>
-      </w:r>
-      <w:r>
-        <w:rPr>
-          <w:b/>
-          <w:bCs/>
-        </w:rPr>
-        <w:t xml:space="preserve">2017</w:t>
-      </w:r>
-      <w:r>
-        <w:t xml:space="preserve">,</w:t>
-      </w:r>
-      <w:r>
-        <w:t xml:space="preserve"> </w:t>
-      </w:r>
-      <w:r>
-        <w:rPr>
-          <w:i/>
-          <w:iCs/>
-        </w:rPr>
-        <w:t xml:space="preserve">358</w:t>
-      </w:r>
-      <w:r>
-        <w:t xml:space="preserve">, eaan4368.</w:t>
-      </w:r>
-    </w:p>
-    <w:bookmarkEnd w:id="79"/>
-    <w:bookmarkStart w:id="81" w:name="ref-Bosc2017"/>
-    <w:p>
-      <w:pPr>
-        <w:pStyle w:val="Bibliography"/>
-      </w:pPr>
-      <w:r>
-        <w:t xml:space="preserve">[8]</w:t>
-      </w:r>
-      <w:r>
-        <w:t xml:space="preserve"> </w:t>
-      </w:r>
-      <w:r>
-        <w:t xml:space="preserve">	</w:t>
-      </w:r>
-      <w:r>
-        <w:t xml:space="preserve">N. Bosc, C. Meyer, P. Bonnet,</w:t>
-      </w:r>
-      <w:r>
-        <w:t xml:space="preserve"> </w:t>
-      </w:r>
-      <w:r>
-        <w:t xml:space="preserve">“</w:t>
-      </w:r>
-      <w:hyperlink r:id="rId80">
-        <w:r>
-          <w:rPr>
-            <w:rStyle w:val="Hyperlink"/>
-          </w:rPr>
-          <w:t xml:space="preserve">The use of novel selectivity metrics in kinase research</w:t>
-        </w:r>
-      </w:hyperlink>
-      <w:r>
-        <w:t xml:space="preserve">”</w:t>
-      </w:r>
-      <w:r>
-        <w:t xml:space="preserve"> </w:t>
-      </w:r>
-      <w:r>
-        <w:rPr>
-          <w:i/>
-          <w:iCs/>
-        </w:rPr>
-        <w:t xml:space="preserve">BMC Bioinformatics</w:t>
-      </w:r>
-      <w:r>
-        <w:t xml:space="preserve"> </w:t>
-      </w:r>
-      <w:r>
-        <w:rPr>
-          <w:b/>
-          <w:bCs/>
-        </w:rPr>
-        <w:t xml:space="preserve">2017</w:t>
-      </w:r>
-      <w:r>
-        <w:t xml:space="preserve">,</w:t>
-      </w:r>
-      <w:r>
-        <w:t xml:space="preserve"> </w:t>
-      </w:r>
-      <w:r>
-        <w:rPr>
-          <w:i/>
-          <w:iCs/>
-        </w:rPr>
-        <w:t xml:space="preserve">18</w:t>
-      </w:r>
-      <w:r>
-        <w:t xml:space="preserve">, 17.</w:t>
-      </w:r>
-    </w:p>
-    <w:bookmarkEnd w:id="81"/>
-    <w:bookmarkStart w:id="83" w:name="ref-KInhibition2018"/>
-    <w:p>
-      <w:pPr>
-        <w:pStyle w:val="Bibliography"/>
-      </w:pPr>
-      <w:r>
-        <w:t xml:space="preserve">[9]</w:t>
-      </w:r>
-      <w:r>
-        <w:t xml:space="preserve"> </w:t>
-      </w:r>
-      <w:r>
-        <w:t xml:space="preserve">	</w:t>
-      </w:r>
-      <w:r>
-        <w:t xml:space="preserve">T. Bello, T. S. Gujral,</w:t>
-      </w:r>
-      <w:r>
-        <w:t xml:space="preserve"> </w:t>
-      </w:r>
-      <w:r>
-        <w:t xml:space="preserve">“</w:t>
-      </w:r>
-      <w:hyperlink r:id="rId82">
-        <w:r>
-          <w:rPr>
-            <w:rStyle w:val="Hyperlink"/>
-          </w:rPr>
-          <w:t xml:space="preserve">KInhibition</w:t>
-        </w:r>
-        <w:r>
-          <w:rPr>
-            <w:rStyle w:val="Hyperlink"/>
-          </w:rPr>
-          <w:t xml:space="preserve">: A kinase inhibitor selection portal</w:t>
-        </w:r>
-      </w:hyperlink>
-      <w:r>
-        <w:t xml:space="preserve">”</w:t>
-      </w:r>
-      <w:r>
-        <w:t xml:space="preserve"> </w:t>
-      </w:r>
-      <w:r>
-        <w:rPr>
-          <w:i/>
-          <w:iCs/>
-        </w:rPr>
-        <w:t xml:space="preserve">iScience</w:t>
-      </w:r>
-      <w:r>
-        <w:t xml:space="preserve"> </w:t>
-      </w:r>
-      <w:r>
-        <w:rPr>
-          <w:b/>
-          <w:bCs/>
-        </w:rPr>
-        <w:t xml:space="preserve">2018</w:t>
-      </w:r>
-      <w:r>
-        <w:t xml:space="preserve">,</w:t>
-      </w:r>
-      <w:r>
-        <w:t xml:space="preserve"> </w:t>
-      </w:r>
-      <w:r>
-        <w:rPr>
-          <w:i/>
-          <w:iCs/>
-        </w:rPr>
-        <w:t xml:space="preserve">8</w:t>
-      </w:r>
-      <w:r>
-        <w:t xml:space="preserve">, 49–53.</w:t>
-      </w:r>
-    </w:p>
-    <w:bookmarkEnd w:id="83"/>
-    <w:bookmarkStart w:id="85" w:name="ref-Shannon1948"/>
-    <w:p>
-      <w:pPr>
-        <w:pStyle w:val="Bibliography"/>
-      </w:pPr>
-      <w:r>
-        <w:t xml:space="preserve">[10]</w:t>
-      </w:r>
-      <w:r>
-        <w:t xml:space="preserve"> </w:t>
-      </w:r>
-      <w:r>
-        <w:t xml:space="preserve">	</w:t>
-      </w:r>
-      <w:r>
-        <w:t xml:space="preserve">C. E. Shannon,</w:t>
-      </w:r>
-      <w:r>
-        <w:t xml:space="preserve"> </w:t>
-      </w:r>
-      <w:r>
-        <w:t xml:space="preserve">“</w:t>
-      </w:r>
-      <w:hyperlink r:id="rId84">
-        <w:r>
-          <w:rPr>
-            <w:rStyle w:val="Hyperlink"/>
-          </w:rPr>
-          <w:t xml:space="preserve">A mathematical theory of communication</w:t>
-        </w:r>
-      </w:hyperlink>
-      <w:r>
-        <w:t xml:space="preserve">”</w:t>
-      </w:r>
-      <w:r>
-        <w:t xml:space="preserve"> </w:t>
-      </w:r>
-      <w:r>
-        <w:rPr>
-          <w:i/>
-          <w:iCs/>
-        </w:rPr>
-        <w:t xml:space="preserve">Bell Syst. Tech. J.</w:t>
-      </w:r>
-      <w:r>
-        <w:t xml:space="preserve"> </w:t>
-      </w:r>
-      <w:r>
-        <w:rPr>
-          <w:b/>
-          <w:bCs/>
-        </w:rPr>
-        <w:t xml:space="preserve">1948</w:t>
-      </w:r>
-      <w:r>
-        <w:t xml:space="preserve">,</w:t>
-      </w:r>
-      <w:r>
-        <w:t xml:space="preserve"> </w:t>
-      </w:r>
-      <w:r>
-        <w:rPr>
-          <w:i/>
-          <w:iCs/>
-        </w:rPr>
-        <w:t xml:space="preserve">27</w:t>
-      </w:r>
-      <w:r>
-        <w:t xml:space="preserve">, 379–423.</w:t>
-      </w:r>
-    </w:p>
-    <w:bookmarkEnd w:id="85"/>
-    <w:bookmarkStart w:id="87" w:name="ref-Bajorath2018"/>
-    <w:p>
-      <w:pPr>
-        <w:pStyle w:val="Bibliography"/>
-      </w:pPr>
-      <w:r>
-        <w:t xml:space="preserve">[11]</w:t>
-      </w:r>
-      <w:r>
-        <w:t xml:space="preserve"> </w:t>
-      </w:r>
-      <w:r>
-        <w:t xml:space="preserve">	</w:t>
-      </w:r>
-      <w:r>
-        <w:t xml:space="preserve">F. Miljkovic, J. Bajorath,</w:t>
-      </w:r>
-      <w:r>
-        <w:t xml:space="preserve"> </w:t>
-      </w:r>
-      <w:r>
-        <w:t xml:space="preserve">“</w:t>
-      </w:r>
-      <w:hyperlink r:id="rId86">
-        <w:r>
-          <w:rPr>
-            <w:rStyle w:val="Hyperlink"/>
-          </w:rPr>
-          <w:t xml:space="preserve">Reconciling selectivity trends from a comprehensive kinase inhibitor profiling campaign with known activity data</w:t>
-        </w:r>
-      </w:hyperlink>
-      <w:r>
-        <w:t xml:space="preserve">”</w:t>
-      </w:r>
-      <w:r>
-        <w:t xml:space="preserve"> </w:t>
-      </w:r>
-      <w:r>
-        <w:rPr>
-          <w:i/>
-          <w:iCs/>
-        </w:rPr>
-        <w:t xml:space="preserve">ACS Omega</w:t>
-      </w:r>
-      <w:r>
-        <w:t xml:space="preserve"> </w:t>
-      </w:r>
-      <w:r>
-        <w:rPr>
-          <w:b/>
-          <w:bCs/>
-        </w:rPr>
-        <w:t xml:space="preserve">2018</w:t>
-      </w:r>
-      <w:r>
-        <w:t xml:space="preserve">,</w:t>
-      </w:r>
-      <w:r>
-        <w:t xml:space="preserve"> </w:t>
-      </w:r>
-      <w:r>
-        <w:rPr>
-          <w:i/>
-          <w:iCs/>
-        </w:rPr>
-        <w:t xml:space="preserve">3</w:t>
-      </w:r>
-      <w:r>
-        <w:t xml:space="preserve">, 17196–17206.</w:t>
-      </w:r>
-    </w:p>
-    <w:bookmarkEnd w:id="87"/>
-    <w:bookmarkStart w:id="88" w:name="ref-Khinchin1957"/>
-    <w:p>
-      <w:pPr>
-        <w:pStyle w:val="Bibliography"/>
-      </w:pPr>
-      <w:r>
-        <w:t xml:space="preserve">[12]</w:t>
-      </w:r>
-      <w:r>
-        <w:t xml:space="preserve"> </w:t>
-      </w:r>
-      <w:r>
-        <w:t xml:space="preserve">	</w:t>
-      </w:r>
-      <w:r>
-        <w:t xml:space="preserve">A. Ya. Khinchin,</w:t>
-      </w:r>
-      <w:r>
-        <w:t xml:space="preserve"> </w:t>
-      </w:r>
-      <w:r>
-        <w:rPr>
-          <w:i/>
-          <w:iCs/>
-        </w:rPr>
-        <w:t xml:space="preserve">Mathematical foundations of information theory</w:t>
-      </w:r>
-      <w:r>
-        <w:t xml:space="preserve">, Dover, New York,</w:t>
-      </w:r>
-      <w:r>
-        <w:t xml:space="preserve"> </w:t>
-      </w:r>
-      <w:r>
-        <w:rPr>
-          <w:b/>
-          <w:bCs/>
-        </w:rPr>
-        <w:t xml:space="preserve">1957</w:t>
-      </w:r>
-      <w:r>
-        <w:t xml:space="preserve">.</w:t>
-      </w:r>
-    </w:p>
-    <w:bookmarkEnd w:id="88"/>
-    <w:bookmarkStart w:id="89" w:name="ref-Arrow1951"/>
-    <w:p>
-      <w:pPr>
-        <w:pStyle w:val="Bibliography"/>
-      </w:pPr>
-      <w:r>
-        <w:t xml:space="preserve">[13]</w:t>
-      </w:r>
-      <w:r>
-        <w:t xml:space="preserve"> </w:t>
-      </w:r>
-      <w:r>
-        <w:t xml:space="preserve">	</w:t>
-      </w:r>
-      <w:r>
-        <w:t xml:space="preserve">K. J. Arrow,</w:t>
-      </w:r>
-      <w:r>
-        <w:t xml:space="preserve"> </w:t>
-      </w:r>
-      <w:r>
-        <w:rPr>
-          <w:i/>
-          <w:iCs/>
-        </w:rPr>
-        <w:t xml:space="preserve">Social choice and individual values</w:t>
-      </w:r>
-      <w:r>
-        <w:t xml:space="preserve">, Wiley, New York,</w:t>
-      </w:r>
-      <w:r>
-        <w:t xml:space="preserve"> </w:t>
-      </w:r>
-      <w:r>
-        <w:rPr>
-          <w:b/>
-          <w:bCs/>
-        </w:rPr>
-        <w:t xml:space="preserve">1951</w:t>
-      </w:r>
-      <w:r>
-        <w:t xml:space="preserve">.</w:t>
-      </w:r>
-    </w:p>
-    <w:bookmarkEnd w:id="89"/>
-    <w:bookmarkStart w:id="91" w:name="ref-Singleton2022"/>
-    <w:p>
-      <w:pPr>
-        <w:pStyle w:val="Bibliography"/>
-      </w:pPr>
-      <w:r>
-        <w:t xml:space="preserve">[14]</w:t>
-      </w:r>
-      <w:r>
-        <w:t xml:space="preserve"> </w:t>
-      </w:r>
-      <w:r>
-        <w:t xml:space="preserve">	</w:t>
-      </w:r>
-      <w:r>
-        <w:t xml:space="preserve">J. Singleton, R. Booth,</w:t>
-      </w:r>
-      <w:r>
-        <w:t xml:space="preserve"> </w:t>
-      </w:r>
-      <w:r>
-        <w:t xml:space="preserve">“</w:t>
-      </w:r>
-      <w:hyperlink r:id="rId90">
-        <w:r>
-          <w:rPr>
-            <w:rStyle w:val="Hyperlink"/>
-          </w:rPr>
-          <w:t xml:space="preserve">Towards an axiomatic approach to truth discovery</w:t>
-        </w:r>
-      </w:hyperlink>
-      <w:r>
-        <w:t xml:space="preserve">”</w:t>
-      </w:r>
-      <w:r>
-        <w:t xml:space="preserve"> </w:t>
-      </w:r>
-      <w:r>
-        <w:rPr>
-          <w:i/>
-          <w:iCs/>
-        </w:rPr>
-        <w:t xml:space="preserve">Auton. Agents Multi-Agent Syst.</w:t>
-      </w:r>
-      <w:r>
-        <w:t xml:space="preserve"> </w:t>
-      </w:r>
-      <w:r>
-        <w:rPr>
-          <w:b/>
-          <w:bCs/>
-        </w:rPr>
-        <w:t xml:space="preserve">2022</w:t>
-      </w:r>
-      <w:r>
-        <w:t xml:space="preserve">,</w:t>
-      </w:r>
-      <w:r>
-        <w:t xml:space="preserve"> </w:t>
-      </w:r>
-      <w:r>
-        <w:rPr>
-          <w:i/>
-          <w:iCs/>
-        </w:rPr>
-        <w:t xml:space="preserve">36</w:t>
-      </w:r>
-      <w:r>
-        <w:t xml:space="preserve">, 43.</w:t>
-      </w:r>
-    </w:p>
-    <w:bookmarkEnd w:id="91"/>
-    <w:bookmarkStart w:id="93" w:name="ref-Davis2011"/>
-    <w:p>
-      <w:pPr>
-        <w:pStyle w:val="Bibliography"/>
-      </w:pPr>
-      <w:r>
-        <w:t xml:space="preserve">[15]</w:t>
-      </w:r>
-      <w:r>
-        <w:t xml:space="preserve"> </w:t>
-      </w:r>
-      <w:r>
-        <w:t xml:space="preserve">	</w:t>
-      </w:r>
-      <w:r>
-        <w:t xml:space="preserve">M. I. Davis, J. P. Hunt, S. Herrgard, et al.</w:t>
-      </w:r>
-      <w:r>
-        <w:t xml:space="preserve">,</w:t>
-      </w:r>
-      <w:r>
-        <w:t xml:space="preserve"> </w:t>
-      </w:r>
-      <w:r>
-        <w:t xml:space="preserve">“</w:t>
-      </w:r>
-      <w:hyperlink r:id="rId92">
-        <w:r>
-          <w:rPr>
-            <w:rStyle w:val="Hyperlink"/>
-          </w:rPr>
-          <w:t xml:space="preserve">Comprehensive analysis of kinase inhibitor selectivity</w:t>
-        </w:r>
-      </w:hyperlink>
-      <w:r>
-        <w:t xml:space="preserve">”</w:t>
-      </w:r>
-      <w:r>
-        <w:t xml:space="preserve"> </w:t>
-      </w:r>
-      <w:r>
-        <w:rPr>
-          <w:i/>
-          <w:iCs/>
-        </w:rPr>
-        <w:t xml:space="preserve">Nat. Biotechnol.</w:t>
-      </w:r>
-      <w:r>
-        <w:t xml:space="preserve"> </w:t>
-      </w:r>
-      <w:r>
-        <w:rPr>
-          <w:b/>
-          <w:bCs/>
-        </w:rPr>
-        <w:t xml:space="preserve">2011</w:t>
-      </w:r>
-      <w:r>
-        <w:t xml:space="preserve">,</w:t>
-      </w:r>
-      <w:r>
-        <w:t xml:space="preserve"> </w:t>
-      </w:r>
-      <w:r>
-        <w:rPr>
-          <w:i/>
-          <w:iCs/>
-        </w:rPr>
-        <w:t xml:space="preserve">29</w:t>
-      </w:r>
-      <w:r>
-        <w:t xml:space="preserve">, 1046–1051.</w:t>
-      </w:r>
-    </w:p>
-    <w:bookmarkEnd w:id="93"/>
-    <w:bookmarkStart w:id="95" w:name="ref-DeepDTA"/>
-    <w:p>
-      <w:pPr>
-        <w:pStyle w:val="Bibliography"/>
-      </w:pPr>
-      <w:r>
-        <w:t xml:space="preserve">[16]</w:t>
-      </w:r>
-      <w:r>
-        <w:t xml:space="preserve"> </w:t>
-      </w:r>
-      <w:r>
-        <w:t xml:space="preserve">	</w:t>
-      </w:r>
-      <w:r>
-        <w:t xml:space="preserve">H. Öztürk, A. Özgür, E. Ozkirimli,</w:t>
-      </w:r>
-      <w:r>
-        <w:t xml:space="preserve"> </w:t>
-      </w:r>
-      <w:r>
-        <w:t xml:space="preserve">“</w:t>
-      </w:r>
-      <w:hyperlink r:id="rId94">
-        <w:r>
-          <w:rPr>
-            <w:rStyle w:val="Hyperlink"/>
-          </w:rPr>
-          <w:t xml:space="preserve">DeepDTA</w:t>
-        </w:r>
-        <w:r>
-          <w:rPr>
-            <w:rStyle w:val="Hyperlink"/>
-          </w:rPr>
-          <w:t xml:space="preserve">: Deep drug–target binding affinity prediction</w:t>
-        </w:r>
-      </w:hyperlink>
-      <w:r>
-        <w:t xml:space="preserve">”</w:t>
-      </w:r>
-      <w:r>
-        <w:t xml:space="preserve"> </w:t>
-      </w:r>
-      <w:r>
-        <w:rPr>
-          <w:i/>
-          <w:iCs/>
-        </w:rPr>
-        <w:t xml:space="preserve">Bioinformatics</w:t>
-      </w:r>
-      <w:r>
-        <w:t xml:space="preserve"> </w:t>
-      </w:r>
-      <w:r>
-        <w:rPr>
-          <w:b/>
-          <w:bCs/>
-        </w:rPr>
-        <w:t xml:space="preserve">2018</w:t>
-      </w:r>
-      <w:r>
-        <w:t xml:space="preserve">,</w:t>
-      </w:r>
-      <w:r>
-        <w:t xml:space="preserve"> </w:t>
-      </w:r>
-      <w:r>
-        <w:rPr>
-          <w:i/>
-          <w:iCs/>
-        </w:rPr>
-        <w:t xml:space="preserve">34</w:t>
-      </w:r>
-      <w:r>
-        <w:t xml:space="preserve">, i821–i829.</w:t>
-      </w:r>
-    </w:p>
-    <w:bookmarkEnd w:id="95"/>
-    <w:bookmarkStart w:id="96" w:name="ref-Anastassiadis2011"/>
-    <w:p>
-      <w:pPr>
-        <w:pStyle w:val="Bibliography"/>
-      </w:pPr>
-      <w:r>
-        <w:t xml:space="preserve">[17]</w:t>
-      </w:r>
-      <w:r>
-        <w:t xml:space="preserve"> </w:t>
-      </w:r>
-      <w:r>
-        <w:t xml:space="preserve">	</w:t>
-      </w:r>
-      <w:r>
-        <w:t xml:space="preserve">T. Anastassiadis, S. W. Deacon, K. Devarajan, H. Ma, J. R. Peterson,</w:t>
-      </w:r>
-      <w:r>
-        <w:t xml:space="preserve"> </w:t>
-      </w:r>
-      <w:r>
-        <w:t xml:space="preserve">“</w:t>
-      </w:r>
-      <w:hyperlink r:id="rId60">
-        <w:r>
-          <w:rPr>
-            <w:rStyle w:val="Hyperlink"/>
-          </w:rPr>
-          <w:t xml:space="preserve">Comprehensive assay of kinase catalytic activity reveals features of kinase inhibitor selectivity</w:t>
-        </w:r>
-      </w:hyperlink>
-      <w:r>
-        <w:t xml:space="preserve">”</w:t>
-      </w:r>
-      <w:r>
-        <w:t xml:space="preserve"> </w:t>
-      </w:r>
-      <w:r>
-        <w:rPr>
-          <w:i/>
-          <w:iCs/>
-        </w:rPr>
-        <w:t xml:space="preserve">Nat. Biotechnol.</w:t>
-      </w:r>
-      <w:r>
-        <w:t xml:space="preserve"> </w:t>
-      </w:r>
-      <w:r>
-        <w:rPr>
-          <w:b/>
-          <w:bCs/>
-        </w:rPr>
-        <w:t xml:space="preserve">2011</w:t>
-      </w:r>
-      <w:r>
-        <w:t xml:space="preserve">,</w:t>
-      </w:r>
-      <w:r>
-        <w:t xml:space="preserve"> </w:t>
-      </w:r>
-      <w:r>
-        <w:rPr>
-          <w:i/>
-          <w:iCs/>
-        </w:rPr>
-        <w:t xml:space="preserve">29</w:t>
-      </w:r>
-      <w:r>
-        <w:t xml:space="preserve">, 1039–1045.</w:t>
-      </w:r>
-    </w:p>
-    <w:bookmarkEnd w:id="96"/>
-    <w:bookmarkStart w:id="97" w:name="ref-Metz2011"/>
-    <w:p>
-      <w:pPr>
-        <w:pStyle w:val="Bibliography"/>
-      </w:pPr>
-      <w:r>
-        <w:t xml:space="preserve">[18]</w:t>
-      </w:r>
-      <w:r>
-        <w:t xml:space="preserve"> </w:t>
-      </w:r>
-      <w:r>
-        <w:t xml:space="preserve">	</w:t>
-      </w:r>
-      <w:r>
-        <w:t xml:space="preserve">J. T. Metz, E. F. Johnson, N. B. Soni, P. J. Merta, L. Kifle, P. J. Hajduk,</w:t>
-      </w:r>
-      <w:r>
-        <w:t xml:space="preserve"> </w:t>
-      </w:r>
-      <w:r>
-        <w:t xml:space="preserve">“</w:t>
-      </w:r>
-      <w:hyperlink r:id="rId61">
-        <w:r>
-          <w:rPr>
-            <w:rStyle w:val="Hyperlink"/>
-          </w:rPr>
-          <w:t xml:space="preserve">Navigating the kinome</w:t>
-        </w:r>
-      </w:hyperlink>
-      <w:r>
-        <w:t xml:space="preserve">”</w:t>
-      </w:r>
-      <w:r>
-        <w:t xml:space="preserve"> </w:t>
-      </w:r>
-      <w:r>
-        <w:rPr>
-          <w:i/>
-          <w:iCs/>
-        </w:rPr>
-        <w:t xml:space="preserve">Nat. Chem. Biol.</w:t>
-      </w:r>
-      <w:r>
-        <w:t xml:space="preserve"> </w:t>
-      </w:r>
-      <w:r>
-        <w:rPr>
-          <w:b/>
-          <w:bCs/>
-        </w:rPr>
-        <w:t xml:space="preserve">2011</w:t>
-      </w:r>
-      <w:r>
-        <w:t xml:space="preserve">,</w:t>
-      </w:r>
-      <w:r>
-        <w:t xml:space="preserve"> </w:t>
-      </w:r>
-      <w:r>
-        <w:rPr>
-          <w:i/>
-          <w:iCs/>
-        </w:rPr>
-        <w:t xml:space="preserve">7</w:t>
-      </w:r>
-      <w:r>
-        <w:t xml:space="preserve">, 200–202.</w:t>
-      </w:r>
-    </w:p>
-    <w:bookmarkEnd w:id="97"/>
-    <w:bookmarkStart w:id="99" w:name="ref-Gao2013"/>
-    <w:p>
-      <w:pPr>
-        <w:pStyle w:val="Bibliography"/>
-      </w:pPr>
-      <w:r>
-        <w:t xml:space="preserve">[19]</w:t>
-      </w:r>
-      <w:r>
-        <w:t xml:space="preserve"> </w:t>
-      </w:r>
-      <w:r>
-        <w:t xml:space="preserve">	</w:t>
-      </w:r>
-      <w:r>
-        <w:t xml:space="preserve">Y. Gao, S. P. Davies, M. Augustin, A. Woodward, U. A. Patel, R. Kovelman, K. J. Harvey,</w:t>
-      </w:r>
-      <w:r>
-        <w:t xml:space="preserve"> </w:t>
-      </w:r>
-      <w:r>
-        <w:t xml:space="preserve">“</w:t>
-      </w:r>
-      <w:hyperlink r:id="rId98">
-        <w:r>
-          <w:rPr>
-            <w:rStyle w:val="Hyperlink"/>
-          </w:rPr>
-          <w:t xml:space="preserve">A broad activity screen in support of a chemogenomic map for kinase signalling research and drug discovery</w:t>
-        </w:r>
-      </w:hyperlink>
-      <w:r>
-        <w:t xml:space="preserve">”</w:t>
-      </w:r>
-      <w:r>
-        <w:t xml:space="preserve"> </w:t>
-      </w:r>
-      <w:r>
-        <w:rPr>
-          <w:i/>
-          <w:iCs/>
-        </w:rPr>
-        <w:t xml:space="preserve">Biochem. J.</w:t>
-      </w:r>
-      <w:r>
-        <w:t xml:space="preserve"> </w:t>
-      </w:r>
-      <w:r>
-        <w:rPr>
-          <w:b/>
-          <w:bCs/>
-        </w:rPr>
-        <w:t xml:space="preserve">2013</w:t>
-      </w:r>
-      <w:r>
-        <w:t xml:space="preserve">,</w:t>
-      </w:r>
-      <w:r>
-        <w:t xml:space="preserve"> </w:t>
-      </w:r>
-      <w:r>
-        <w:rPr>
-          <w:i/>
-          <w:iCs/>
-        </w:rPr>
-        <w:t xml:space="preserve">451</w:t>
-      </w:r>
-      <w:r>
-        <w:t xml:space="preserve">, 313–328.</w:t>
-      </w:r>
-    </w:p>
-    <w:bookmarkEnd w:id="99"/>
-    <w:bookmarkStart w:id="101" w:name="ref-Patricelli2011"/>
-    <w:p>
-      <w:pPr>
-        <w:pStyle w:val="Bibliography"/>
-      </w:pPr>
-      <w:r>
-        <w:t xml:space="preserve">[20]</w:t>
-      </w:r>
-      <w:r>
-        <w:t xml:space="preserve"> </w:t>
-      </w:r>
-      <w:r>
-        <w:t xml:space="preserve">	</w:t>
-      </w:r>
-      <w:r>
-        <w:t xml:space="preserve">M. P. Patricelli, T. K. Nomanbhoy, J. Wu, H. Brown, D. Zhou, J. Zhang, S. Jagannathan, A. Aban, E. Okerberg, C. Herring, B. Nordin, H. Weissig, Q. Yang, J.-D. Lee, N. S. Gray, J. W. Kozarich,</w:t>
-      </w:r>
-      <w:r>
-        <w:t xml:space="preserve"> </w:t>
-      </w:r>
-      <w:r>
-        <w:t xml:space="preserve">“</w:t>
-      </w:r>
-      <w:hyperlink r:id="rId100">
-        <w:r>
-          <w:rPr>
-            <w:rStyle w:val="Hyperlink"/>
-          </w:rPr>
-          <w:t xml:space="preserve">In situ kinase profiling reveals functionally relevant properties of native kinases</w:t>
-        </w:r>
-      </w:hyperlink>
-      <w:r>
-        <w:t xml:space="preserve">”</w:t>
-      </w:r>
-      <w:r>
-        <w:t xml:space="preserve"> </w:t>
-      </w:r>
-      <w:r>
-        <w:rPr>
-          <w:i/>
-          <w:iCs/>
-        </w:rPr>
-        <w:t xml:space="preserve">Chem. Biol.</w:t>
-      </w:r>
-      <w:r>
-        <w:t xml:space="preserve"> </w:t>
-      </w:r>
-      <w:r>
-        <w:rPr>
-          <w:b/>
-          <w:bCs/>
-        </w:rPr>
-        <w:t xml:space="preserve">2011</w:t>
-      </w:r>
-      <w:r>
-        <w:t xml:space="preserve">,</w:t>
-      </w:r>
-      <w:r>
-        <w:t xml:space="preserve"> </w:t>
-      </w:r>
-      <w:r>
-        <w:rPr>
-          <w:i/>
-          <w:iCs/>
-        </w:rPr>
-        <w:t xml:space="preserve">18</w:t>
-      </w:r>
-      <w:r>
-        <w:t xml:space="preserve">, 699–710.</w:t>
-      </w:r>
-    </w:p>
-    <w:bookmarkEnd w:id="101"/>
-    <w:bookmarkStart w:id="103" w:name="ref-NumPy"/>
-    <w:p>
-      <w:pPr>
-        <w:pStyle w:val="Bibliography"/>
-      </w:pPr>
-      <w:r>
-        <w:t xml:space="preserve">[21]</w:t>
-      </w:r>
-      <w:r>
-        <w:t xml:space="preserve"> </w:t>
-      </w:r>
-      <w:r>
-        <w:t xml:space="preserve">	</w:t>
-      </w:r>
-      <w:r>
-        <w:t xml:space="preserve">C. R. Harris, K. J. Millman, S. J. van der Walt, et al.</w:t>
-      </w:r>
-      <w:r>
-        <w:t xml:space="preserve">,</w:t>
-      </w:r>
-      <w:r>
-        <w:t xml:space="preserve"> </w:t>
-      </w:r>
-      <w:r>
-        <w:t xml:space="preserve">“</w:t>
-      </w:r>
-      <w:hyperlink r:id="rId102">
-        <w:r>
-          <w:rPr>
-            <w:rStyle w:val="Hyperlink"/>
-          </w:rPr>
-          <w:t xml:space="preserve">Array programming with</w:t>
-        </w:r>
-        <w:r>
-          <w:rPr>
-            <w:rStyle w:val="Hyperlink"/>
-          </w:rPr>
-          <w:t xml:space="preserve"> </w:t>
-        </w:r>
-        <w:r>
-          <w:rPr>
-            <w:rStyle w:val="Hyperlink"/>
-          </w:rPr>
-          <w:t xml:space="preserve">NumPy</w:t>
-        </w:r>
-      </w:hyperlink>
-      <w:r>
-        <w:t xml:space="preserve">”</w:t>
-      </w:r>
-      <w:r>
-        <w:t xml:space="preserve"> </w:t>
-      </w:r>
-      <w:r>
-        <w:rPr>
-          <w:i/>
-          <w:iCs/>
-        </w:rPr>
-        <w:t xml:space="preserve">Nature</w:t>
-      </w:r>
-      <w:r>
-        <w:t xml:space="preserve"> </w:t>
-      </w:r>
-      <w:r>
-        <w:rPr>
-          <w:b/>
-          <w:bCs/>
-        </w:rPr>
-        <w:t xml:space="preserve">2020</w:t>
-      </w:r>
-      <w:r>
-        <w:t xml:space="preserve">,</w:t>
-      </w:r>
-      <w:r>
-        <w:t xml:space="preserve"> </w:t>
-      </w:r>
-      <w:r>
-        <w:rPr>
-          <w:i/>
-          <w:iCs/>
-        </w:rPr>
-        <w:t xml:space="preserve">585</w:t>
-      </w:r>
-      <w:r>
-        <w:t xml:space="preserve">, 357–362.</w:t>
-      </w:r>
-    </w:p>
-    <w:bookmarkEnd w:id="103"/>
-    <w:bookmarkStart w:id="105" w:name="ref-pandas"/>
-    <w:p>
-      <w:pPr>
-        <w:pStyle w:val="Bibliography"/>
-      </w:pPr>
-      <w:r>
-        <w:t xml:space="preserve">[22]</w:t>
-      </w:r>
-      <w:r>
-        <w:t xml:space="preserve"> </w:t>
-      </w:r>
-      <w:r>
-        <w:t xml:space="preserve">	</w:t>
-      </w:r>
-      <w:hyperlink r:id="rId104">
-        <w:r>
-          <w:rPr>
-            <w:rStyle w:val="Hyperlink"/>
-          </w:rPr>
-          <w:t xml:space="preserve">W. McKinney in</w:t>
-        </w:r>
-        <w:r>
-          <w:rPr>
-            <w:rStyle w:val="Hyperlink"/>
-          </w:rPr>
-          <w:t xml:space="preserve"> </w:t>
-        </w:r>
-        <w:r>
-          <w:rPr>
-            <w:rStyle w:val="Hyperlink"/>
-            <w:i/>
-            <w:iCs/>
-          </w:rPr>
-          <w:t xml:space="preserve">Proceedings of the 9th Python in Science Conference</w:t>
-        </w:r>
-        <w:r>
-          <w:rPr>
-            <w:rStyle w:val="Hyperlink"/>
-          </w:rPr>
-          <w:t xml:space="preserve">,</w:t>
-        </w:r>
-        <w:r>
-          <w:rPr>
-            <w:rStyle w:val="Hyperlink"/>
-          </w:rPr>
-          <w:t xml:space="preserve"> </w:t>
-        </w:r>
-        <w:r>
-          <w:rPr>
-            <w:rStyle w:val="Hyperlink"/>
-            <w:b/>
-            <w:bCs/>
-          </w:rPr>
-          <w:t xml:space="preserve">2010</w:t>
-        </w:r>
-        <w:r>
-          <w:rPr>
-            <w:rStyle w:val="Hyperlink"/>
-          </w:rPr>
-          <w:t xml:space="preserve">, pp. 56–61</w:t>
-        </w:r>
-      </w:hyperlink>
-      <w:r>
-        <w:t xml:space="preserve">.</w:t>
-      </w:r>
-    </w:p>
-    <w:bookmarkEnd w:id="105"/>
-    <w:bookmarkStart w:id="107" w:name="ref-SciPy"/>
-    <w:p>
-      <w:pPr>
-        <w:pStyle w:val="Bibliography"/>
-      </w:pPr>
-      <w:r>
-        <w:t xml:space="preserve">[23]</w:t>
-      </w:r>
-      <w:r>
-        <w:t xml:space="preserve"> </w:t>
-      </w:r>
-      <w:r>
-        <w:t xml:space="preserve">	</w:t>
-      </w:r>
-      <w:r>
-        <w:t xml:space="preserve">P. Virtanen, R. Gommers, T. E. Oliphant, et al.</w:t>
-      </w:r>
-      <w:r>
-        <w:t xml:space="preserve">,</w:t>
-      </w:r>
-      <w:r>
-        <w:t xml:space="preserve"> </w:t>
-      </w:r>
-      <w:r>
-        <w:t xml:space="preserve">“</w:t>
-      </w:r>
-      <w:hyperlink r:id="rId106">
-        <w:r>
-          <w:rPr>
-            <w:rStyle w:val="Hyperlink"/>
-          </w:rPr>
-          <w:t xml:space="preserve">SciPy</w:t>
-        </w:r>
-        <w:r>
-          <w:rPr>
-            <w:rStyle w:val="Hyperlink"/>
-          </w:rPr>
-          <w:t xml:space="preserve"> </w:t>
-        </w:r>
-        <w:r>
-          <w:rPr>
-            <w:rStyle w:val="Hyperlink"/>
-          </w:rPr>
-          <w:t xml:space="preserve">1.0: Fundamental algorithms for scientific computing in</w:t>
-        </w:r>
-        <w:r>
-          <w:rPr>
-            <w:rStyle w:val="Hyperlink"/>
-          </w:rPr>
-          <w:t xml:space="preserve"> </w:t>
-        </w:r>
-        <w:r>
-          <w:rPr>
-            <w:rStyle w:val="Hyperlink"/>
-          </w:rPr>
-          <w:t xml:space="preserve">Python</w:t>
-        </w:r>
-      </w:hyperlink>
-      <w:r>
-        <w:t xml:space="preserve">”</w:t>
+      <w:r>
+        <w:t xml:space="preserve">SciPy</w:t>
+      </w:r>
+      <w:r>
+        <w:t xml:space="preserve"> </w:t>
+      </w:r>
+      <w:r>
+        <w:t xml:space="preserve">1.0: Fundamental Algorithms for Scientific Computing in</w:t>
+      </w:r>
+      <w:r>
+        <w:t xml:space="preserve"> </w:t>
+      </w:r>
+      <w:r>
+        <w:t xml:space="preserve">Python</w:t>
+      </w:r>
+      <w:r>
+        <w:t xml:space="preserve">.”</w:t>
       </w:r>
       <w:r>
         <w:t xml:space="preserve"> </w:t>
@@ -17727,107 +17899,26 @@
         <w:t xml:space="preserve"> </w:t>
       </w:r>
       <w:r>
-        <w:rPr>
-          <w:b/>
-          <w:bCs/>
-        </w:rPr>
-        <w:t xml:space="preserve">2020</w:t>
-      </w:r>
-      <w:r>
-        <w:t xml:space="preserve">,</w:t>
-      </w:r>
-      <w:r>
-        <w:t xml:space="preserve"> </w:t>
-      </w:r>
-      <w:r>
-        <w:rPr>
-          <w:i/>
-          <w:iCs/>
-        </w:rPr>
-        <w:t xml:space="preserve">17</w:t>
-      </w:r>
-      <w:r>
-        <w:t xml:space="preserve">, 261–272.</w:t>
-      </w:r>
-    </w:p>
-    <w:bookmarkEnd w:id="107"/>
-    <w:bookmarkStart w:id="109" w:name="ref-IUPAC2001"/>
-    <w:p>
-      <w:pPr>
-        <w:pStyle w:val="Bibliography"/>
-      </w:pPr>
-      <w:r>
-        <w:t xml:space="preserve">[24]</w:t>
-      </w:r>
-      <w:r>
-        <w:t xml:space="preserve"> </w:t>
-      </w:r>
-      <w:r>
-        <w:t xml:space="preserve">	</w:t>
-      </w:r>
-      <w:r>
-        <w:t xml:space="preserve">J. Vessman, R. I. Stefan, J. F. van Staden, et al.</w:t>
-      </w:r>
-      <w:r>
-        <w:t xml:space="preserve">,</w:t>
-      </w:r>
-      <w:r>
-        <w:t xml:space="preserve"> </w:t>
-      </w:r>
-      <w:r>
-        <w:t xml:space="preserve">“</w:t>
-      </w:r>
-      <w:hyperlink r:id="rId108">
+        <w:t xml:space="preserve">17: 261–72.</w:t>
+      </w:r>
+      <w:r>
+        <w:t xml:space="preserve"> </w:t>
+      </w:r>
+      <w:hyperlink r:id="rId116">
         <w:r>
           <w:rPr>
             <w:rStyle w:val="Hyperlink"/>
           </w:rPr>
-          <w:t xml:space="preserve">Selectivity in analytical chemistry</w:t>
+          <w:t xml:space="preserve">https://doi.org/10.1038/s41592-019-0686-2</w:t>
         </w:r>
       </w:hyperlink>
       <w:r>
-        <w:t xml:space="preserve">”</w:t>
-      </w:r>
-      <w:r>
-        <w:t xml:space="preserve"> </w:t>
-      </w:r>
-      <w:r>
-        <w:rPr>
-          <w:i/>
-          <w:iCs/>
-        </w:rPr>
-        <w:t xml:space="preserve">Pure Appl. Chem.</w:t>
-      </w:r>
-      <w:r>
-        <w:t xml:space="preserve"> </w:t>
-      </w:r>
-      <w:r>
-        <w:rPr>
-          <w:b/>
-          <w:bCs/>
-        </w:rPr>
-        <w:t xml:space="preserve">2001</w:t>
-      </w:r>
-      <w:r>
-        <w:t xml:space="preserve">,</w:t>
-      </w:r>
-      <w:r>
-        <w:t xml:space="preserve"> </w:t>
-      </w:r>
-      <w:r>
-        <w:rPr>
-          <w:i/>
-          <w:iCs/>
-        </w:rPr>
-        <w:t xml:space="preserve">73</w:t>
-      </w:r>
-      <w:r>
-        <w:t xml:space="preserve">, 1381–1386.</w:t>
+        <w:t xml:space="preserve">.</w:t>
       </w:r>
     </w:p>
-    <w:bookmarkEnd w:id="109"/>
-    <w:bookmarkEnd w:id="110"/>
-    <w:bookmarkEnd w:id="111"/>
+    <w:bookmarkEnd w:id="117"/>
+    <w:bookmarkEnd w:id="118"/>
+    <w:bookmarkEnd w:id="119"/>
     <w:sectPr>
       <w:footerReference w:type="default" r:id="rId1000"/>
       <w:footnotePr>
